--- a/docs/CCT_ST_CA_01_20S_2026438.docx
+++ b/docs/CCT_ST_CA_01_20S_2026438.docx
@@ -1009,7 +1009,35 @@
                   <w:lang w:val="en-IE" w:eastAsia="en-IE"/>
                   <w14:ligatures w14:val="none"/>
                 </w:rPr>
-                <w:t>CCT-Dublin/CCT_ST_CA_01_20S</w:t>
+                <w:t>CCT-Dublin/</w:t>
+              </w:r>
+              <w:r>
+                <w:rPr>
+                  <w:rFonts w:ascii="Calibri" w:eastAsia="Calibri" w:hAnsi="Calibri" w:cs="Calibri"/>
+                  <w:i/>
+                  <w:color w:val="156082"/>
+                  <w:kern w:val="0"/>
+                  <w:sz w:val="32"/>
+                  <w:szCs w:val="32"/>
+                  <w:u w:val="single"/>
+                  <w:lang w:val="en-IE" w:eastAsia="en-IE"/>
+                  <w14:ligatures w14:val="none"/>
+                </w:rPr>
+                <w:t>C</w:t>
+              </w:r>
+              <w:r>
+                <w:rPr>
+                  <w:rFonts w:ascii="Calibri" w:eastAsia="Calibri" w:hAnsi="Calibri" w:cs="Calibri"/>
+                  <w:i/>
+                  <w:color w:val="156082"/>
+                  <w:kern w:val="0"/>
+                  <w:sz w:val="32"/>
+                  <w:szCs w:val="32"/>
+                  <w:u w:val="single"/>
+                  <w:lang w:val="en-IE" w:eastAsia="en-IE"/>
+                  <w14:ligatures w14:val="none"/>
+                </w:rPr>
+                <w:t>CT_ST_CA_01_20S</w:t>
               </w:r>
             </w:hyperlink>
           </w:p>
@@ -1241,8 +1269,8 @@
           </wp:inline>
         </w:drawing>
       </w:r>
-      <w:bookmarkStart w:id="0" w:name="_heading=h.gggb7lo7pcwv"/>
-      <w:bookmarkEnd w:id="0"/>
+      <w:bookmarkStart w:id="1" w:name="_heading=h.gggb7lo7pcwv"/>
+      <w:bookmarkEnd w:id="1"/>
     </w:p>
     <w:p>
       <w:pPr>
@@ -1261,8 +1289,6 @@
       <w:sdtPr>
         <w:rPr>
           <w:rFonts w:asciiTheme="minorHAnsi" w:eastAsiaTheme="minorHAnsi" w:hAnsiTheme="minorHAnsi" w:cstheme="minorBidi"/>
-          <w:b w:val="0"/>
-          <w:bCs w:val="0"/>
           <w:color w:val="auto"/>
           <w:kern w:val="2"/>
           <w:sz w:val="24"/>
@@ -1277,6 +1303,8 @@
       </w:sdtPr>
       <w:sdtEndPr>
         <w:rPr>
+          <w:b w:val="0"/>
+          <w:bCs w:val="0"/>
           <w:noProof/>
         </w:rPr>
       </w:sdtEndPr>
@@ -1292,10 +1320,2932 @@
         <w:p>
           <w:pPr>
             <w:pStyle w:val="TOC1"/>
+            <w:rPr>
+              <w:ins w:id="2" w:author="MatheuS Santos" w:date="2026-10-24T17:09:00Z" w16du:dateUtc="2026-10-24T16:09:00Z"/>
+              <w:rFonts w:eastAsiaTheme="minorEastAsia"/>
+              <w:noProof/>
+            </w:rPr>
+            <w:pPrChange w:id="3" w:author="MatheuS Santos" w:date="2026-10-24T17:09:00Z" w16du:dateUtc="2026-10-24T16:09:00Z">
+              <w:pPr>
+                <w:pStyle w:val="TOC1"/>
+                <w:tabs>
+                  <w:tab w:val="right" w:leader="dot" w:pos="9350"/>
+                </w:tabs>
+              </w:pPr>
+            </w:pPrChange>
+          </w:pPr>
+          <w:r>
+            <w:fldChar w:fldCharType="begin"/>
+          </w:r>
+          <w:r>
+            <w:instrText xml:space="preserve"> TOC \o "1-3" \h \z \u </w:instrText>
+          </w:r>
+          <w:r>
+            <w:fldChar w:fldCharType="separate"/>
+          </w:r>
+          <w:ins w:id="4" w:author="MatheuS Santos" w:date="2026-10-24T17:09:00Z" w16du:dateUtc="2026-10-24T16:09:00Z">
+            <w:r>
+              <w:rPr>
+                <w:rStyle w:val="Hyperlink"/>
+                <w:noProof/>
+              </w:rPr>
+              <w:fldChar w:fldCharType="begin"/>
+            </w:r>
+            <w:r>
+              <w:rPr>
+                <w:rStyle w:val="Hyperlink"/>
+                <w:noProof/>
+              </w:rPr>
+              <w:instrText xml:space="preserve"> </w:instrText>
+            </w:r>
+            <w:r>
+              <w:rPr>
+                <w:noProof/>
+              </w:rPr>
+              <w:instrText>HYPERLINK \l "_Toc243754206"</w:instrText>
+            </w:r>
+            <w:r>
+              <w:rPr>
+                <w:rStyle w:val="Hyperlink"/>
+                <w:noProof/>
+              </w:rPr>
+              <w:instrText xml:space="preserve"> </w:instrText>
+            </w:r>
+            <w:r>
+              <w:rPr>
+                <w:rStyle w:val="Hyperlink"/>
+                <w:noProof/>
+              </w:rPr>
+            </w:r>
+            <w:r>
+              <w:rPr>
+                <w:rStyle w:val="Hyperlink"/>
+                <w:noProof/>
+              </w:rPr>
+              <w:fldChar w:fldCharType="separate"/>
+            </w:r>
+            <w:r>
+              <w:rPr>
+                <w:rStyle w:val="Hyperlink"/>
+                <w:noProof/>
+              </w:rPr>
+              <w:t>1. Project Title</w:t>
+            </w:r>
+            <w:r>
+              <w:rPr>
+                <w:noProof/>
+                <w:webHidden/>
+              </w:rPr>
+              <w:tab/>
+            </w:r>
+            <w:r>
+              <w:rPr>
+                <w:noProof/>
+                <w:webHidden/>
+              </w:rPr>
+              <w:fldChar w:fldCharType="begin"/>
+            </w:r>
+            <w:r>
+              <w:rPr>
+                <w:noProof/>
+                <w:webHidden/>
+              </w:rPr>
+              <w:instrText xml:space="preserve"> PAGEREF _Toc243754206 \h </w:instrText>
+            </w:r>
+            <w:r>
+              <w:rPr>
+                <w:noProof/>
+                <w:webHidden/>
+              </w:rPr>
+            </w:r>
+            <w:r>
+              <w:rPr>
+                <w:noProof/>
+                <w:webHidden/>
+              </w:rPr>
+              <w:fldChar w:fldCharType="separate"/>
+            </w:r>
+            <w:r>
+              <w:rPr>
+                <w:noProof/>
+                <w:webHidden/>
+              </w:rPr>
+              <w:t>4</w:t>
+            </w:r>
+            <w:r>
+              <w:rPr>
+                <w:noProof/>
+                <w:webHidden/>
+              </w:rPr>
+              <w:fldChar w:fldCharType="end"/>
+            </w:r>
+            <w:r>
+              <w:rPr>
+                <w:rStyle w:val="Hyperlink"/>
+                <w:noProof/>
+              </w:rPr>
+              <w:fldChar w:fldCharType="end"/>
+            </w:r>
+          </w:ins>
+        </w:p>
+        <w:p>
+          <w:pPr>
+            <w:pStyle w:val="TOC1"/>
+            <w:rPr>
+              <w:ins w:id="5" w:author="MatheuS Santos" w:date="2026-10-24T17:09:00Z" w16du:dateUtc="2026-10-24T16:09:00Z"/>
+              <w:rFonts w:eastAsiaTheme="minorEastAsia"/>
+              <w:noProof/>
+            </w:rPr>
+            <w:pPrChange w:id="6" w:author="MatheuS Santos" w:date="2026-10-24T17:09:00Z" w16du:dateUtc="2026-10-24T16:09:00Z">
+              <w:pPr>
+                <w:pStyle w:val="TOC1"/>
+                <w:tabs>
+                  <w:tab w:val="right" w:leader="dot" w:pos="9350"/>
+                </w:tabs>
+              </w:pPr>
+            </w:pPrChange>
+          </w:pPr>
+          <w:ins w:id="7" w:author="MatheuS Santos" w:date="2026-10-24T17:09:00Z" w16du:dateUtc="2026-10-24T16:09:00Z">
+            <w:r>
+              <w:rPr>
+                <w:rStyle w:val="Hyperlink"/>
+                <w:noProof/>
+              </w:rPr>
+              <w:fldChar w:fldCharType="begin"/>
+            </w:r>
+            <w:r>
+              <w:rPr>
+                <w:rStyle w:val="Hyperlink"/>
+                <w:noProof/>
+              </w:rPr>
+              <w:instrText xml:space="preserve"> </w:instrText>
+            </w:r>
+            <w:r>
+              <w:rPr>
+                <w:noProof/>
+              </w:rPr>
+              <w:instrText>HYPERLINK \l "_Toc243754207"</w:instrText>
+            </w:r>
+            <w:r>
+              <w:rPr>
+                <w:rStyle w:val="Hyperlink"/>
+                <w:noProof/>
+              </w:rPr>
+              <w:instrText xml:space="preserve"> </w:instrText>
+            </w:r>
+            <w:r>
+              <w:rPr>
+                <w:rStyle w:val="Hyperlink"/>
+                <w:noProof/>
+              </w:rPr>
+            </w:r>
+            <w:r>
+              <w:rPr>
+                <w:rStyle w:val="Hyperlink"/>
+                <w:noProof/>
+              </w:rPr>
+              <w:fldChar w:fldCharType="separate"/>
+            </w:r>
+            <w:r>
+              <w:rPr>
+                <w:rStyle w:val="Hyperlink"/>
+                <w:noProof/>
+              </w:rPr>
+              <w:t>2. Introduction</w:t>
+            </w:r>
+            <w:r>
+              <w:rPr>
+                <w:noProof/>
+                <w:webHidden/>
+              </w:rPr>
+              <w:tab/>
+            </w:r>
+            <w:r>
+              <w:rPr>
+                <w:noProof/>
+                <w:webHidden/>
+              </w:rPr>
+              <w:fldChar w:fldCharType="begin"/>
+            </w:r>
+            <w:r>
+              <w:rPr>
+                <w:noProof/>
+                <w:webHidden/>
+              </w:rPr>
+              <w:instrText xml:space="preserve"> PAGEREF _Toc243754207 \h </w:instrText>
+            </w:r>
+            <w:r>
+              <w:rPr>
+                <w:noProof/>
+                <w:webHidden/>
+              </w:rPr>
+            </w:r>
+            <w:r>
+              <w:rPr>
+                <w:noProof/>
+                <w:webHidden/>
+              </w:rPr>
+              <w:fldChar w:fldCharType="separate"/>
+            </w:r>
+            <w:r>
+              <w:rPr>
+                <w:noProof/>
+                <w:webHidden/>
+              </w:rPr>
+              <w:t>4</w:t>
+            </w:r>
+            <w:r>
+              <w:rPr>
+                <w:noProof/>
+                <w:webHidden/>
+              </w:rPr>
+              <w:fldChar w:fldCharType="end"/>
+            </w:r>
+            <w:r>
+              <w:rPr>
+                <w:rStyle w:val="Hyperlink"/>
+                <w:noProof/>
+              </w:rPr>
+              <w:fldChar w:fldCharType="end"/>
+            </w:r>
+          </w:ins>
+        </w:p>
+        <w:p>
+          <w:pPr>
+            <w:pStyle w:val="TOC1"/>
+            <w:rPr>
+              <w:ins w:id="8" w:author="MatheuS Santos" w:date="2026-10-24T17:09:00Z" w16du:dateUtc="2026-10-24T16:09:00Z"/>
+              <w:rFonts w:eastAsiaTheme="minorEastAsia"/>
+              <w:noProof/>
+            </w:rPr>
+            <w:pPrChange w:id="9" w:author="MatheuS Santos" w:date="2026-10-24T17:09:00Z" w16du:dateUtc="2026-10-24T16:09:00Z">
+              <w:pPr>
+                <w:pStyle w:val="TOC1"/>
+                <w:tabs>
+                  <w:tab w:val="right" w:leader="dot" w:pos="9350"/>
+                </w:tabs>
+              </w:pPr>
+            </w:pPrChange>
+          </w:pPr>
+          <w:ins w:id="10" w:author="MatheuS Santos" w:date="2026-10-24T17:09:00Z" w16du:dateUtc="2026-10-24T16:09:00Z">
+            <w:r>
+              <w:rPr>
+                <w:rStyle w:val="Hyperlink"/>
+                <w:noProof/>
+              </w:rPr>
+              <w:fldChar w:fldCharType="begin"/>
+            </w:r>
+            <w:r>
+              <w:rPr>
+                <w:rStyle w:val="Hyperlink"/>
+                <w:noProof/>
+              </w:rPr>
+              <w:instrText xml:space="preserve"> </w:instrText>
+            </w:r>
+            <w:r>
+              <w:rPr>
+                <w:noProof/>
+              </w:rPr>
+              <w:instrText>HYPERLINK \l "_Toc243754208"</w:instrText>
+            </w:r>
+            <w:r>
+              <w:rPr>
+                <w:rStyle w:val="Hyperlink"/>
+                <w:noProof/>
+              </w:rPr>
+              <w:instrText xml:space="preserve"> </w:instrText>
+            </w:r>
+            <w:r>
+              <w:rPr>
+                <w:rStyle w:val="Hyperlink"/>
+                <w:noProof/>
+              </w:rPr>
+            </w:r>
+            <w:r>
+              <w:rPr>
+                <w:rStyle w:val="Hyperlink"/>
+                <w:noProof/>
+              </w:rPr>
+              <w:fldChar w:fldCharType="separate"/>
+            </w:r>
+            <w:r>
+              <w:rPr>
+                <w:rStyle w:val="Hyperlink"/>
+                <w:noProof/>
+              </w:rPr>
+              <w:t>3. Problem Definition</w:t>
+            </w:r>
+            <w:r>
+              <w:rPr>
+                <w:noProof/>
+                <w:webHidden/>
+              </w:rPr>
+              <w:tab/>
+            </w:r>
+            <w:r>
+              <w:rPr>
+                <w:noProof/>
+                <w:webHidden/>
+              </w:rPr>
+              <w:fldChar w:fldCharType="begin"/>
+            </w:r>
+            <w:r>
+              <w:rPr>
+                <w:noProof/>
+                <w:webHidden/>
+              </w:rPr>
+              <w:instrText xml:space="preserve"> PAGEREF _Toc243754208 \h </w:instrText>
+            </w:r>
+            <w:r>
+              <w:rPr>
+                <w:noProof/>
+                <w:webHidden/>
+              </w:rPr>
+            </w:r>
+            <w:r>
+              <w:rPr>
+                <w:noProof/>
+                <w:webHidden/>
+              </w:rPr>
+              <w:fldChar w:fldCharType="separate"/>
+            </w:r>
+            <w:r>
+              <w:rPr>
+                <w:noProof/>
+                <w:webHidden/>
+              </w:rPr>
+              <w:t>4</w:t>
+            </w:r>
+            <w:r>
+              <w:rPr>
+                <w:noProof/>
+                <w:webHidden/>
+              </w:rPr>
+              <w:fldChar w:fldCharType="end"/>
+            </w:r>
+            <w:r>
+              <w:rPr>
+                <w:rStyle w:val="Hyperlink"/>
+                <w:noProof/>
+              </w:rPr>
+              <w:fldChar w:fldCharType="end"/>
+            </w:r>
+          </w:ins>
+        </w:p>
+        <w:p>
+          <w:pPr>
+            <w:pStyle w:val="TOC1"/>
+            <w:rPr>
+              <w:ins w:id="11" w:author="MatheuS Santos" w:date="2026-10-24T17:09:00Z" w16du:dateUtc="2026-10-24T16:09:00Z"/>
+              <w:rFonts w:eastAsiaTheme="minorEastAsia"/>
+              <w:noProof/>
+            </w:rPr>
+            <w:pPrChange w:id="12" w:author="MatheuS Santos" w:date="2026-10-24T17:09:00Z" w16du:dateUtc="2026-10-24T16:09:00Z">
+              <w:pPr>
+                <w:pStyle w:val="TOC1"/>
+                <w:tabs>
+                  <w:tab w:val="right" w:leader="dot" w:pos="9350"/>
+                </w:tabs>
+              </w:pPr>
+            </w:pPrChange>
+          </w:pPr>
+          <w:ins w:id="13" w:author="MatheuS Santos" w:date="2026-10-24T17:09:00Z" w16du:dateUtc="2026-10-24T16:09:00Z">
+            <w:r>
+              <w:rPr>
+                <w:rStyle w:val="Hyperlink"/>
+                <w:noProof/>
+              </w:rPr>
+              <w:fldChar w:fldCharType="begin"/>
+            </w:r>
+            <w:r>
+              <w:rPr>
+                <w:rStyle w:val="Hyperlink"/>
+                <w:noProof/>
+              </w:rPr>
+              <w:instrText xml:space="preserve"> </w:instrText>
+            </w:r>
+            <w:r>
+              <w:rPr>
+                <w:noProof/>
+              </w:rPr>
+              <w:instrText>HYPERLINK \l "_Toc243754209"</w:instrText>
+            </w:r>
+            <w:r>
+              <w:rPr>
+                <w:rStyle w:val="Hyperlink"/>
+                <w:noProof/>
+              </w:rPr>
+              <w:instrText xml:space="preserve"> </w:instrText>
+            </w:r>
+            <w:r>
+              <w:rPr>
+                <w:rStyle w:val="Hyperlink"/>
+                <w:noProof/>
+              </w:rPr>
+            </w:r>
+            <w:r>
+              <w:rPr>
+                <w:rStyle w:val="Hyperlink"/>
+                <w:noProof/>
+              </w:rPr>
+              <w:fldChar w:fldCharType="separate"/>
+            </w:r>
+            <w:r>
+              <w:rPr>
+                <w:rStyle w:val="Hyperlink"/>
+                <w:noProof/>
+              </w:rPr>
+              <w:t>4. Aim and Objectives</w:t>
+            </w:r>
+            <w:r>
+              <w:rPr>
+                <w:noProof/>
+                <w:webHidden/>
+              </w:rPr>
+              <w:tab/>
+            </w:r>
+            <w:r>
+              <w:rPr>
+                <w:noProof/>
+                <w:webHidden/>
+              </w:rPr>
+              <w:fldChar w:fldCharType="begin"/>
+            </w:r>
+            <w:r>
+              <w:rPr>
+                <w:noProof/>
+                <w:webHidden/>
+              </w:rPr>
+              <w:instrText xml:space="preserve"> PAGEREF _Toc243754209 \h </w:instrText>
+            </w:r>
+            <w:r>
+              <w:rPr>
+                <w:noProof/>
+                <w:webHidden/>
+              </w:rPr>
+            </w:r>
+            <w:r>
+              <w:rPr>
+                <w:noProof/>
+                <w:webHidden/>
+              </w:rPr>
+              <w:fldChar w:fldCharType="separate"/>
+            </w:r>
+            <w:r>
+              <w:rPr>
+                <w:noProof/>
+                <w:webHidden/>
+              </w:rPr>
+              <w:t>5</w:t>
+            </w:r>
+            <w:r>
+              <w:rPr>
+                <w:noProof/>
+                <w:webHidden/>
+              </w:rPr>
+              <w:fldChar w:fldCharType="end"/>
+            </w:r>
+            <w:r>
+              <w:rPr>
+                <w:rStyle w:val="Hyperlink"/>
+                <w:noProof/>
+              </w:rPr>
+              <w:fldChar w:fldCharType="end"/>
+            </w:r>
+          </w:ins>
+        </w:p>
+        <w:p>
+          <w:pPr>
+            <w:pStyle w:val="TOC2"/>
             <w:tabs>
               <w:tab w:val="right" w:leader="dot" w:pos="9350"/>
             </w:tabs>
             <w:rPr>
+              <w:ins w:id="14" w:author="MatheuS Santos" w:date="2026-10-24T17:09:00Z" w16du:dateUtc="2026-10-24T16:09:00Z"/>
+              <w:rFonts w:eastAsiaTheme="minorEastAsia"/>
+              <w:b w:val="0"/>
+              <w:bCs w:val="0"/>
+              <w:noProof/>
+              <w:sz w:val="24"/>
+              <w:szCs w:val="24"/>
+            </w:rPr>
+          </w:pPr>
+          <w:ins w:id="15" w:author="MatheuS Santos" w:date="2026-10-24T17:09:00Z" w16du:dateUtc="2026-10-24T16:09:00Z">
+            <w:r>
+              <w:rPr>
+                <w:rStyle w:val="Hyperlink"/>
+                <w:noProof/>
+              </w:rPr>
+              <w:fldChar w:fldCharType="begin"/>
+            </w:r>
+            <w:r>
+              <w:rPr>
+                <w:rStyle w:val="Hyperlink"/>
+                <w:noProof/>
+              </w:rPr>
+              <w:instrText xml:space="preserve"> </w:instrText>
+            </w:r>
+            <w:r>
+              <w:rPr>
+                <w:noProof/>
+              </w:rPr>
+              <w:instrText>HYPERLINK \l "_Toc243754210"</w:instrText>
+            </w:r>
+            <w:r>
+              <w:rPr>
+                <w:rStyle w:val="Hyperlink"/>
+                <w:noProof/>
+              </w:rPr>
+              <w:instrText xml:space="preserve"> </w:instrText>
+            </w:r>
+            <w:r>
+              <w:rPr>
+                <w:rStyle w:val="Hyperlink"/>
+                <w:noProof/>
+              </w:rPr>
+            </w:r>
+            <w:r>
+              <w:rPr>
+                <w:rStyle w:val="Hyperlink"/>
+                <w:noProof/>
+              </w:rPr>
+              <w:fldChar w:fldCharType="separate"/>
+            </w:r>
+            <w:r>
+              <w:rPr>
+                <w:rStyle w:val="Hyperlink"/>
+                <w:noProof/>
+              </w:rPr>
+              <w:t>4.1. General aim:</w:t>
+            </w:r>
+            <w:r>
+              <w:rPr>
+                <w:noProof/>
+                <w:webHidden/>
+              </w:rPr>
+              <w:tab/>
+            </w:r>
+            <w:r>
+              <w:rPr>
+                <w:noProof/>
+                <w:webHidden/>
+              </w:rPr>
+              <w:fldChar w:fldCharType="begin"/>
+            </w:r>
+            <w:r>
+              <w:rPr>
+                <w:noProof/>
+                <w:webHidden/>
+              </w:rPr>
+              <w:instrText xml:space="preserve"> PAGEREF _Toc243754210 \h </w:instrText>
+            </w:r>
+            <w:r>
+              <w:rPr>
+                <w:noProof/>
+                <w:webHidden/>
+              </w:rPr>
+            </w:r>
+            <w:r>
+              <w:rPr>
+                <w:noProof/>
+                <w:webHidden/>
+              </w:rPr>
+              <w:fldChar w:fldCharType="separate"/>
+            </w:r>
+            <w:r>
+              <w:rPr>
+                <w:noProof/>
+                <w:webHidden/>
+              </w:rPr>
+              <w:t>5</w:t>
+            </w:r>
+            <w:r>
+              <w:rPr>
+                <w:noProof/>
+                <w:webHidden/>
+              </w:rPr>
+              <w:fldChar w:fldCharType="end"/>
+            </w:r>
+            <w:r>
+              <w:rPr>
+                <w:rStyle w:val="Hyperlink"/>
+                <w:noProof/>
+              </w:rPr>
+              <w:fldChar w:fldCharType="end"/>
+            </w:r>
+          </w:ins>
+        </w:p>
+        <w:p>
+          <w:pPr>
+            <w:pStyle w:val="TOC2"/>
+            <w:tabs>
+              <w:tab w:val="right" w:leader="dot" w:pos="9350"/>
+            </w:tabs>
+            <w:rPr>
+              <w:ins w:id="16" w:author="MatheuS Santos" w:date="2026-10-24T17:09:00Z" w16du:dateUtc="2026-10-24T16:09:00Z"/>
+              <w:rFonts w:eastAsiaTheme="minorEastAsia"/>
+              <w:b w:val="0"/>
+              <w:bCs w:val="0"/>
+              <w:noProof/>
+              <w:sz w:val="24"/>
+              <w:szCs w:val="24"/>
+            </w:rPr>
+          </w:pPr>
+          <w:ins w:id="17" w:author="MatheuS Santos" w:date="2026-10-24T17:09:00Z" w16du:dateUtc="2026-10-24T16:09:00Z">
+            <w:r>
+              <w:rPr>
+                <w:rStyle w:val="Hyperlink"/>
+                <w:noProof/>
+              </w:rPr>
+              <w:fldChar w:fldCharType="begin"/>
+            </w:r>
+            <w:r>
+              <w:rPr>
+                <w:rStyle w:val="Hyperlink"/>
+                <w:noProof/>
+              </w:rPr>
+              <w:instrText xml:space="preserve"> </w:instrText>
+            </w:r>
+            <w:r>
+              <w:rPr>
+                <w:noProof/>
+              </w:rPr>
+              <w:instrText>HYPERLINK \l "_Toc243754211"</w:instrText>
+            </w:r>
+            <w:r>
+              <w:rPr>
+                <w:rStyle w:val="Hyperlink"/>
+                <w:noProof/>
+              </w:rPr>
+              <w:instrText xml:space="preserve"> </w:instrText>
+            </w:r>
+            <w:r>
+              <w:rPr>
+                <w:rStyle w:val="Hyperlink"/>
+                <w:noProof/>
+              </w:rPr>
+            </w:r>
+            <w:r>
+              <w:rPr>
+                <w:rStyle w:val="Hyperlink"/>
+                <w:noProof/>
+              </w:rPr>
+              <w:fldChar w:fldCharType="separate"/>
+            </w:r>
+            <w:r>
+              <w:rPr>
+                <w:rStyle w:val="Hyperlink"/>
+                <w:noProof/>
+              </w:rPr>
+              <w:t>4.2. Specific Objectives:</w:t>
+            </w:r>
+            <w:r>
+              <w:rPr>
+                <w:noProof/>
+                <w:webHidden/>
+              </w:rPr>
+              <w:tab/>
+            </w:r>
+            <w:r>
+              <w:rPr>
+                <w:noProof/>
+                <w:webHidden/>
+              </w:rPr>
+              <w:fldChar w:fldCharType="begin"/>
+            </w:r>
+            <w:r>
+              <w:rPr>
+                <w:noProof/>
+                <w:webHidden/>
+              </w:rPr>
+              <w:instrText xml:space="preserve"> PAGEREF _Toc243754211 \h </w:instrText>
+            </w:r>
+            <w:r>
+              <w:rPr>
+                <w:noProof/>
+                <w:webHidden/>
+              </w:rPr>
+            </w:r>
+            <w:r>
+              <w:rPr>
+                <w:noProof/>
+                <w:webHidden/>
+              </w:rPr>
+              <w:fldChar w:fldCharType="separate"/>
+            </w:r>
+            <w:r>
+              <w:rPr>
+                <w:noProof/>
+                <w:webHidden/>
+              </w:rPr>
+              <w:t>5</w:t>
+            </w:r>
+            <w:r>
+              <w:rPr>
+                <w:noProof/>
+                <w:webHidden/>
+              </w:rPr>
+              <w:fldChar w:fldCharType="end"/>
+            </w:r>
+            <w:r>
+              <w:rPr>
+                <w:rStyle w:val="Hyperlink"/>
+                <w:noProof/>
+              </w:rPr>
+              <w:fldChar w:fldCharType="end"/>
+            </w:r>
+          </w:ins>
+        </w:p>
+        <w:p>
+          <w:pPr>
+            <w:pStyle w:val="TOC1"/>
+            <w:rPr>
+              <w:ins w:id="18" w:author="MatheuS Santos" w:date="2026-10-24T17:09:00Z" w16du:dateUtc="2026-10-24T16:09:00Z"/>
+              <w:rFonts w:eastAsiaTheme="minorEastAsia"/>
+              <w:noProof/>
+            </w:rPr>
+            <w:pPrChange w:id="19" w:author="MatheuS Santos" w:date="2026-10-24T17:09:00Z" w16du:dateUtc="2026-10-24T16:09:00Z">
+              <w:pPr>
+                <w:pStyle w:val="TOC1"/>
+                <w:tabs>
+                  <w:tab w:val="right" w:leader="dot" w:pos="9350"/>
+                </w:tabs>
+              </w:pPr>
+            </w:pPrChange>
+          </w:pPr>
+          <w:ins w:id="20" w:author="MatheuS Santos" w:date="2026-10-24T17:09:00Z" w16du:dateUtc="2026-10-24T16:09:00Z">
+            <w:r>
+              <w:rPr>
+                <w:rStyle w:val="Hyperlink"/>
+                <w:noProof/>
+              </w:rPr>
+              <w:fldChar w:fldCharType="begin"/>
+            </w:r>
+            <w:r>
+              <w:rPr>
+                <w:rStyle w:val="Hyperlink"/>
+                <w:noProof/>
+              </w:rPr>
+              <w:instrText xml:space="preserve"> </w:instrText>
+            </w:r>
+            <w:r>
+              <w:rPr>
+                <w:noProof/>
+              </w:rPr>
+              <w:instrText>HYPERLINK \l "_Toc243754212"</w:instrText>
+            </w:r>
+            <w:r>
+              <w:rPr>
+                <w:rStyle w:val="Hyperlink"/>
+                <w:noProof/>
+              </w:rPr>
+              <w:instrText xml:space="preserve"> </w:instrText>
+            </w:r>
+            <w:r>
+              <w:rPr>
+                <w:rStyle w:val="Hyperlink"/>
+                <w:noProof/>
+              </w:rPr>
+            </w:r>
+            <w:r>
+              <w:rPr>
+                <w:rStyle w:val="Hyperlink"/>
+                <w:noProof/>
+              </w:rPr>
+              <w:fldChar w:fldCharType="separate"/>
+            </w:r>
+            <w:r>
+              <w:rPr>
+                <w:rStyle w:val="Hyperlink"/>
+                <w:noProof/>
+              </w:rPr>
+              <w:t>5. Scope</w:t>
+            </w:r>
+            <w:r>
+              <w:rPr>
+                <w:noProof/>
+                <w:webHidden/>
+              </w:rPr>
+              <w:tab/>
+            </w:r>
+            <w:r>
+              <w:rPr>
+                <w:noProof/>
+                <w:webHidden/>
+              </w:rPr>
+              <w:fldChar w:fldCharType="begin"/>
+            </w:r>
+            <w:r>
+              <w:rPr>
+                <w:noProof/>
+                <w:webHidden/>
+              </w:rPr>
+              <w:instrText xml:space="preserve"> PAGEREF _Toc243754212 \h </w:instrText>
+            </w:r>
+            <w:r>
+              <w:rPr>
+                <w:noProof/>
+                <w:webHidden/>
+              </w:rPr>
+            </w:r>
+            <w:r>
+              <w:rPr>
+                <w:noProof/>
+                <w:webHidden/>
+              </w:rPr>
+              <w:fldChar w:fldCharType="separate"/>
+            </w:r>
+            <w:r>
+              <w:rPr>
+                <w:noProof/>
+                <w:webHidden/>
+              </w:rPr>
+              <w:t>5</w:t>
+            </w:r>
+            <w:r>
+              <w:rPr>
+                <w:noProof/>
+                <w:webHidden/>
+              </w:rPr>
+              <w:fldChar w:fldCharType="end"/>
+            </w:r>
+            <w:r>
+              <w:rPr>
+                <w:rStyle w:val="Hyperlink"/>
+                <w:noProof/>
+              </w:rPr>
+              <w:fldChar w:fldCharType="end"/>
+            </w:r>
+          </w:ins>
+        </w:p>
+        <w:p>
+          <w:pPr>
+            <w:pStyle w:val="TOC1"/>
+            <w:rPr>
+              <w:ins w:id="21" w:author="MatheuS Santos" w:date="2026-10-24T17:09:00Z" w16du:dateUtc="2026-10-24T16:09:00Z"/>
+              <w:rFonts w:eastAsiaTheme="minorEastAsia"/>
+              <w:noProof/>
+            </w:rPr>
+            <w:pPrChange w:id="22" w:author="MatheuS Santos" w:date="2026-10-24T17:09:00Z" w16du:dateUtc="2026-10-24T16:09:00Z">
+              <w:pPr>
+                <w:pStyle w:val="TOC1"/>
+                <w:tabs>
+                  <w:tab w:val="right" w:leader="dot" w:pos="9350"/>
+                </w:tabs>
+              </w:pPr>
+            </w:pPrChange>
+          </w:pPr>
+          <w:ins w:id="23" w:author="MatheuS Santos" w:date="2026-10-24T17:09:00Z" w16du:dateUtc="2026-10-24T16:09:00Z">
+            <w:r>
+              <w:rPr>
+                <w:rStyle w:val="Hyperlink"/>
+                <w:noProof/>
+              </w:rPr>
+              <w:fldChar w:fldCharType="begin"/>
+            </w:r>
+            <w:r>
+              <w:rPr>
+                <w:rStyle w:val="Hyperlink"/>
+                <w:noProof/>
+              </w:rPr>
+              <w:instrText xml:space="preserve"> </w:instrText>
+            </w:r>
+            <w:r>
+              <w:rPr>
+                <w:noProof/>
+              </w:rPr>
+              <w:instrText>HYPERLINK \l "_Toc243754213"</w:instrText>
+            </w:r>
+            <w:r>
+              <w:rPr>
+                <w:rStyle w:val="Hyperlink"/>
+                <w:noProof/>
+              </w:rPr>
+              <w:instrText xml:space="preserve"> </w:instrText>
+            </w:r>
+            <w:r>
+              <w:rPr>
+                <w:rStyle w:val="Hyperlink"/>
+                <w:noProof/>
+              </w:rPr>
+            </w:r>
+            <w:r>
+              <w:rPr>
+                <w:rStyle w:val="Hyperlink"/>
+                <w:noProof/>
+              </w:rPr>
+              <w:fldChar w:fldCharType="separate"/>
+            </w:r>
+            <w:r>
+              <w:rPr>
+                <w:rStyle w:val="Hyperlink"/>
+                <w:noProof/>
+              </w:rPr>
+              <w:t>6. Methodology</w:t>
+            </w:r>
+            <w:r>
+              <w:rPr>
+                <w:noProof/>
+                <w:webHidden/>
+              </w:rPr>
+              <w:tab/>
+            </w:r>
+            <w:r>
+              <w:rPr>
+                <w:noProof/>
+                <w:webHidden/>
+              </w:rPr>
+              <w:fldChar w:fldCharType="begin"/>
+            </w:r>
+            <w:r>
+              <w:rPr>
+                <w:noProof/>
+                <w:webHidden/>
+              </w:rPr>
+              <w:instrText xml:space="preserve"> PAGEREF _Toc243754213 \h </w:instrText>
+            </w:r>
+            <w:r>
+              <w:rPr>
+                <w:noProof/>
+                <w:webHidden/>
+              </w:rPr>
+            </w:r>
+            <w:r>
+              <w:rPr>
+                <w:noProof/>
+                <w:webHidden/>
+              </w:rPr>
+              <w:fldChar w:fldCharType="separate"/>
+            </w:r>
+            <w:r>
+              <w:rPr>
+                <w:noProof/>
+                <w:webHidden/>
+              </w:rPr>
+              <w:t>6</w:t>
+            </w:r>
+            <w:r>
+              <w:rPr>
+                <w:noProof/>
+                <w:webHidden/>
+              </w:rPr>
+              <w:fldChar w:fldCharType="end"/>
+            </w:r>
+            <w:r>
+              <w:rPr>
+                <w:rStyle w:val="Hyperlink"/>
+                <w:noProof/>
+              </w:rPr>
+              <w:fldChar w:fldCharType="end"/>
+            </w:r>
+          </w:ins>
+        </w:p>
+        <w:p>
+          <w:pPr>
+            <w:pStyle w:val="TOC2"/>
+            <w:tabs>
+              <w:tab w:val="right" w:leader="dot" w:pos="9350"/>
+            </w:tabs>
+            <w:rPr>
+              <w:ins w:id="24" w:author="MatheuS Santos" w:date="2026-10-24T17:09:00Z" w16du:dateUtc="2026-10-24T16:09:00Z"/>
+              <w:rFonts w:eastAsiaTheme="minorEastAsia"/>
+              <w:b w:val="0"/>
+              <w:bCs w:val="0"/>
+              <w:noProof/>
+              <w:sz w:val="24"/>
+              <w:szCs w:val="24"/>
+            </w:rPr>
+          </w:pPr>
+          <w:ins w:id="25" w:author="MatheuS Santos" w:date="2026-10-24T17:09:00Z" w16du:dateUtc="2026-10-24T16:09:00Z">
+            <w:r>
+              <w:rPr>
+                <w:rStyle w:val="Hyperlink"/>
+                <w:noProof/>
+              </w:rPr>
+              <w:fldChar w:fldCharType="begin"/>
+            </w:r>
+            <w:r>
+              <w:rPr>
+                <w:rStyle w:val="Hyperlink"/>
+                <w:noProof/>
+              </w:rPr>
+              <w:instrText xml:space="preserve"> </w:instrText>
+            </w:r>
+            <w:r>
+              <w:rPr>
+                <w:noProof/>
+              </w:rPr>
+              <w:instrText>HYPERLINK \l "_Toc243754214"</w:instrText>
+            </w:r>
+            <w:r>
+              <w:rPr>
+                <w:rStyle w:val="Hyperlink"/>
+                <w:noProof/>
+              </w:rPr>
+              <w:instrText xml:space="preserve"> </w:instrText>
+            </w:r>
+            <w:r>
+              <w:rPr>
+                <w:rStyle w:val="Hyperlink"/>
+                <w:noProof/>
+              </w:rPr>
+            </w:r>
+            <w:r>
+              <w:rPr>
+                <w:rStyle w:val="Hyperlink"/>
+                <w:noProof/>
+              </w:rPr>
+              <w:fldChar w:fldCharType="separate"/>
+            </w:r>
+            <w:r>
+              <w:rPr>
+                <w:rStyle w:val="Hyperlink"/>
+                <w:noProof/>
+              </w:rPr>
+              <w:t>6.1. The methodology consists of the following stages:</w:t>
+            </w:r>
+            <w:r>
+              <w:rPr>
+                <w:noProof/>
+                <w:webHidden/>
+              </w:rPr>
+              <w:tab/>
+            </w:r>
+            <w:r>
+              <w:rPr>
+                <w:noProof/>
+                <w:webHidden/>
+              </w:rPr>
+              <w:fldChar w:fldCharType="begin"/>
+            </w:r>
+            <w:r>
+              <w:rPr>
+                <w:noProof/>
+                <w:webHidden/>
+              </w:rPr>
+              <w:instrText xml:space="preserve"> PAGEREF _Toc243754214 \h </w:instrText>
+            </w:r>
+            <w:r>
+              <w:rPr>
+                <w:noProof/>
+                <w:webHidden/>
+              </w:rPr>
+            </w:r>
+            <w:r>
+              <w:rPr>
+                <w:noProof/>
+                <w:webHidden/>
+              </w:rPr>
+              <w:fldChar w:fldCharType="separate"/>
+            </w:r>
+            <w:r>
+              <w:rPr>
+                <w:noProof/>
+                <w:webHidden/>
+              </w:rPr>
+              <w:t>6</w:t>
+            </w:r>
+            <w:r>
+              <w:rPr>
+                <w:noProof/>
+                <w:webHidden/>
+              </w:rPr>
+              <w:fldChar w:fldCharType="end"/>
+            </w:r>
+            <w:r>
+              <w:rPr>
+                <w:rStyle w:val="Hyperlink"/>
+                <w:noProof/>
+              </w:rPr>
+              <w:fldChar w:fldCharType="end"/>
+            </w:r>
+          </w:ins>
+        </w:p>
+        <w:p>
+          <w:pPr>
+            <w:pStyle w:val="TOC3"/>
+            <w:tabs>
+              <w:tab w:val="right" w:leader="dot" w:pos="9350"/>
+            </w:tabs>
+            <w:rPr>
+              <w:ins w:id="26" w:author="MatheuS Santos" w:date="2026-10-24T17:09:00Z" w16du:dateUtc="2026-10-24T16:09:00Z"/>
+              <w:rFonts w:eastAsiaTheme="minorEastAsia"/>
+              <w:noProof/>
+              <w:sz w:val="24"/>
+              <w:szCs w:val="24"/>
+            </w:rPr>
+          </w:pPr>
+          <w:ins w:id="27" w:author="MatheuS Santos" w:date="2026-10-24T17:09:00Z" w16du:dateUtc="2026-10-24T16:09:00Z">
+            <w:r>
+              <w:rPr>
+                <w:rStyle w:val="Hyperlink"/>
+                <w:noProof/>
+              </w:rPr>
+              <w:fldChar w:fldCharType="begin"/>
+            </w:r>
+            <w:r>
+              <w:rPr>
+                <w:rStyle w:val="Hyperlink"/>
+                <w:noProof/>
+              </w:rPr>
+              <w:instrText xml:space="preserve"> </w:instrText>
+            </w:r>
+            <w:r>
+              <w:rPr>
+                <w:noProof/>
+              </w:rPr>
+              <w:instrText>HYPERLINK \l "_Toc243754215"</w:instrText>
+            </w:r>
+            <w:r>
+              <w:rPr>
+                <w:rStyle w:val="Hyperlink"/>
+                <w:noProof/>
+              </w:rPr>
+              <w:instrText xml:space="preserve"> </w:instrText>
+            </w:r>
+            <w:r>
+              <w:rPr>
+                <w:rStyle w:val="Hyperlink"/>
+                <w:noProof/>
+              </w:rPr>
+            </w:r>
+            <w:r>
+              <w:rPr>
+                <w:rStyle w:val="Hyperlink"/>
+                <w:noProof/>
+              </w:rPr>
+              <w:fldChar w:fldCharType="separate"/>
+            </w:r>
+            <w:r>
+              <w:rPr>
+                <w:rStyle w:val="Hyperlink"/>
+                <w:noProof/>
+              </w:rPr>
+              <w:t>6.1.1. Data acquisition and understanding:</w:t>
+            </w:r>
+            <w:r>
+              <w:rPr>
+                <w:noProof/>
+                <w:webHidden/>
+              </w:rPr>
+              <w:tab/>
+            </w:r>
+            <w:r>
+              <w:rPr>
+                <w:noProof/>
+                <w:webHidden/>
+              </w:rPr>
+              <w:fldChar w:fldCharType="begin"/>
+            </w:r>
+            <w:r>
+              <w:rPr>
+                <w:noProof/>
+                <w:webHidden/>
+              </w:rPr>
+              <w:instrText xml:space="preserve"> PAGEREF _Toc243754215 \h </w:instrText>
+            </w:r>
+            <w:r>
+              <w:rPr>
+                <w:noProof/>
+                <w:webHidden/>
+              </w:rPr>
+            </w:r>
+            <w:r>
+              <w:rPr>
+                <w:noProof/>
+                <w:webHidden/>
+              </w:rPr>
+              <w:fldChar w:fldCharType="separate"/>
+            </w:r>
+            <w:r>
+              <w:rPr>
+                <w:noProof/>
+                <w:webHidden/>
+              </w:rPr>
+              <w:t>6</w:t>
+            </w:r>
+            <w:r>
+              <w:rPr>
+                <w:noProof/>
+                <w:webHidden/>
+              </w:rPr>
+              <w:fldChar w:fldCharType="end"/>
+            </w:r>
+            <w:r>
+              <w:rPr>
+                <w:rStyle w:val="Hyperlink"/>
+                <w:noProof/>
+              </w:rPr>
+              <w:fldChar w:fldCharType="end"/>
+            </w:r>
+          </w:ins>
+        </w:p>
+        <w:p>
+          <w:pPr>
+            <w:pStyle w:val="TOC3"/>
+            <w:tabs>
+              <w:tab w:val="right" w:leader="dot" w:pos="9350"/>
+            </w:tabs>
+            <w:rPr>
+              <w:ins w:id="28" w:author="MatheuS Santos" w:date="2026-10-24T17:09:00Z" w16du:dateUtc="2026-10-24T16:09:00Z"/>
+              <w:rFonts w:eastAsiaTheme="minorEastAsia"/>
+              <w:noProof/>
+              <w:sz w:val="24"/>
+              <w:szCs w:val="24"/>
+            </w:rPr>
+          </w:pPr>
+          <w:ins w:id="29" w:author="MatheuS Santos" w:date="2026-10-24T17:09:00Z" w16du:dateUtc="2026-10-24T16:09:00Z">
+            <w:r>
+              <w:rPr>
+                <w:rStyle w:val="Hyperlink"/>
+                <w:noProof/>
+              </w:rPr>
+              <w:fldChar w:fldCharType="begin"/>
+            </w:r>
+            <w:r>
+              <w:rPr>
+                <w:rStyle w:val="Hyperlink"/>
+                <w:noProof/>
+              </w:rPr>
+              <w:instrText xml:space="preserve"> </w:instrText>
+            </w:r>
+            <w:r>
+              <w:rPr>
+                <w:noProof/>
+              </w:rPr>
+              <w:instrText>HYPERLINK \l "_Toc243754216"</w:instrText>
+            </w:r>
+            <w:r>
+              <w:rPr>
+                <w:rStyle w:val="Hyperlink"/>
+                <w:noProof/>
+              </w:rPr>
+              <w:instrText xml:space="preserve"> </w:instrText>
+            </w:r>
+            <w:r>
+              <w:rPr>
+                <w:rStyle w:val="Hyperlink"/>
+                <w:noProof/>
+              </w:rPr>
+            </w:r>
+            <w:r>
+              <w:rPr>
+                <w:rStyle w:val="Hyperlink"/>
+                <w:noProof/>
+              </w:rPr>
+              <w:fldChar w:fldCharType="separate"/>
+            </w:r>
+            <w:r>
+              <w:rPr>
+                <w:rStyle w:val="Hyperlink"/>
+                <w:noProof/>
+              </w:rPr>
+              <w:t>6.1.2. Data Quality assessment:</w:t>
+            </w:r>
+            <w:r>
+              <w:rPr>
+                <w:noProof/>
+                <w:webHidden/>
+              </w:rPr>
+              <w:tab/>
+            </w:r>
+            <w:r>
+              <w:rPr>
+                <w:noProof/>
+                <w:webHidden/>
+              </w:rPr>
+              <w:fldChar w:fldCharType="begin"/>
+            </w:r>
+            <w:r>
+              <w:rPr>
+                <w:noProof/>
+                <w:webHidden/>
+              </w:rPr>
+              <w:instrText xml:space="preserve"> PAGEREF _Toc243754216 \h </w:instrText>
+            </w:r>
+            <w:r>
+              <w:rPr>
+                <w:noProof/>
+                <w:webHidden/>
+              </w:rPr>
+            </w:r>
+            <w:r>
+              <w:rPr>
+                <w:noProof/>
+                <w:webHidden/>
+              </w:rPr>
+              <w:fldChar w:fldCharType="separate"/>
+            </w:r>
+            <w:r>
+              <w:rPr>
+                <w:noProof/>
+                <w:webHidden/>
+              </w:rPr>
+              <w:t>6</w:t>
+            </w:r>
+            <w:r>
+              <w:rPr>
+                <w:noProof/>
+                <w:webHidden/>
+              </w:rPr>
+              <w:fldChar w:fldCharType="end"/>
+            </w:r>
+            <w:r>
+              <w:rPr>
+                <w:rStyle w:val="Hyperlink"/>
+                <w:noProof/>
+              </w:rPr>
+              <w:fldChar w:fldCharType="end"/>
+            </w:r>
+          </w:ins>
+        </w:p>
+        <w:p>
+          <w:pPr>
+            <w:pStyle w:val="TOC3"/>
+            <w:tabs>
+              <w:tab w:val="right" w:leader="dot" w:pos="9350"/>
+            </w:tabs>
+            <w:rPr>
+              <w:ins w:id="30" w:author="MatheuS Santos" w:date="2026-10-24T17:09:00Z" w16du:dateUtc="2026-10-24T16:09:00Z"/>
+              <w:rFonts w:eastAsiaTheme="minorEastAsia"/>
+              <w:noProof/>
+              <w:sz w:val="24"/>
+              <w:szCs w:val="24"/>
+            </w:rPr>
+          </w:pPr>
+          <w:ins w:id="31" w:author="MatheuS Santos" w:date="2026-10-24T17:09:00Z" w16du:dateUtc="2026-10-24T16:09:00Z">
+            <w:r>
+              <w:rPr>
+                <w:rStyle w:val="Hyperlink"/>
+                <w:noProof/>
+              </w:rPr>
+              <w:fldChar w:fldCharType="begin"/>
+            </w:r>
+            <w:r>
+              <w:rPr>
+                <w:rStyle w:val="Hyperlink"/>
+                <w:noProof/>
+              </w:rPr>
+              <w:instrText xml:space="preserve"> </w:instrText>
+            </w:r>
+            <w:r>
+              <w:rPr>
+                <w:noProof/>
+              </w:rPr>
+              <w:instrText>HYPERLINK \l "_Toc243754217"</w:instrText>
+            </w:r>
+            <w:r>
+              <w:rPr>
+                <w:rStyle w:val="Hyperlink"/>
+                <w:noProof/>
+              </w:rPr>
+              <w:instrText xml:space="preserve"> </w:instrText>
+            </w:r>
+            <w:r>
+              <w:rPr>
+                <w:rStyle w:val="Hyperlink"/>
+                <w:noProof/>
+              </w:rPr>
+            </w:r>
+            <w:r>
+              <w:rPr>
+                <w:rStyle w:val="Hyperlink"/>
+                <w:noProof/>
+              </w:rPr>
+              <w:fldChar w:fldCharType="separate"/>
+            </w:r>
+            <w:r>
+              <w:rPr>
+                <w:rStyle w:val="Hyperlink"/>
+                <w:noProof/>
+              </w:rPr>
+              <w:t>6.1.3. Exploratory Data Analysis:</w:t>
+            </w:r>
+            <w:r>
+              <w:rPr>
+                <w:noProof/>
+                <w:webHidden/>
+              </w:rPr>
+              <w:tab/>
+            </w:r>
+            <w:r>
+              <w:rPr>
+                <w:noProof/>
+                <w:webHidden/>
+              </w:rPr>
+              <w:fldChar w:fldCharType="begin"/>
+            </w:r>
+            <w:r>
+              <w:rPr>
+                <w:noProof/>
+                <w:webHidden/>
+              </w:rPr>
+              <w:instrText xml:space="preserve"> PAGEREF _Toc243754217 \h </w:instrText>
+            </w:r>
+            <w:r>
+              <w:rPr>
+                <w:noProof/>
+                <w:webHidden/>
+              </w:rPr>
+            </w:r>
+            <w:r>
+              <w:rPr>
+                <w:noProof/>
+                <w:webHidden/>
+              </w:rPr>
+              <w:fldChar w:fldCharType="separate"/>
+            </w:r>
+            <w:r>
+              <w:rPr>
+                <w:noProof/>
+                <w:webHidden/>
+              </w:rPr>
+              <w:t>6</w:t>
+            </w:r>
+            <w:r>
+              <w:rPr>
+                <w:noProof/>
+                <w:webHidden/>
+              </w:rPr>
+              <w:fldChar w:fldCharType="end"/>
+            </w:r>
+            <w:r>
+              <w:rPr>
+                <w:rStyle w:val="Hyperlink"/>
+                <w:noProof/>
+              </w:rPr>
+              <w:fldChar w:fldCharType="end"/>
+            </w:r>
+          </w:ins>
+        </w:p>
+        <w:p>
+          <w:pPr>
+            <w:pStyle w:val="TOC3"/>
+            <w:tabs>
+              <w:tab w:val="right" w:leader="dot" w:pos="9350"/>
+            </w:tabs>
+            <w:rPr>
+              <w:ins w:id="32" w:author="MatheuS Santos" w:date="2026-10-24T17:09:00Z" w16du:dateUtc="2026-10-24T16:09:00Z"/>
+              <w:rFonts w:eastAsiaTheme="minorEastAsia"/>
+              <w:noProof/>
+              <w:sz w:val="24"/>
+              <w:szCs w:val="24"/>
+            </w:rPr>
+          </w:pPr>
+          <w:ins w:id="33" w:author="MatheuS Santos" w:date="2026-10-24T17:09:00Z" w16du:dateUtc="2026-10-24T16:09:00Z">
+            <w:r>
+              <w:rPr>
+                <w:rStyle w:val="Hyperlink"/>
+                <w:noProof/>
+              </w:rPr>
+              <w:fldChar w:fldCharType="begin"/>
+            </w:r>
+            <w:r>
+              <w:rPr>
+                <w:rStyle w:val="Hyperlink"/>
+                <w:noProof/>
+              </w:rPr>
+              <w:instrText xml:space="preserve"> </w:instrText>
+            </w:r>
+            <w:r>
+              <w:rPr>
+                <w:noProof/>
+              </w:rPr>
+              <w:instrText>HYPERLINK \l "_Toc243754218"</w:instrText>
+            </w:r>
+            <w:r>
+              <w:rPr>
+                <w:rStyle w:val="Hyperlink"/>
+                <w:noProof/>
+              </w:rPr>
+              <w:instrText xml:space="preserve"> </w:instrText>
+            </w:r>
+            <w:r>
+              <w:rPr>
+                <w:rStyle w:val="Hyperlink"/>
+                <w:noProof/>
+              </w:rPr>
+            </w:r>
+            <w:r>
+              <w:rPr>
+                <w:rStyle w:val="Hyperlink"/>
+                <w:noProof/>
+              </w:rPr>
+              <w:fldChar w:fldCharType="separate"/>
+            </w:r>
+            <w:r>
+              <w:rPr>
+                <w:rStyle w:val="Hyperlink"/>
+                <w:noProof/>
+              </w:rPr>
+              <w:t>6.1.4. Class Imbalance Analysis:</w:t>
+            </w:r>
+            <w:r>
+              <w:rPr>
+                <w:noProof/>
+                <w:webHidden/>
+              </w:rPr>
+              <w:tab/>
+            </w:r>
+            <w:r>
+              <w:rPr>
+                <w:noProof/>
+                <w:webHidden/>
+              </w:rPr>
+              <w:fldChar w:fldCharType="begin"/>
+            </w:r>
+            <w:r>
+              <w:rPr>
+                <w:noProof/>
+                <w:webHidden/>
+              </w:rPr>
+              <w:instrText xml:space="preserve"> PAGEREF _Toc243754218 \h </w:instrText>
+            </w:r>
+            <w:r>
+              <w:rPr>
+                <w:noProof/>
+                <w:webHidden/>
+              </w:rPr>
+            </w:r>
+            <w:r>
+              <w:rPr>
+                <w:noProof/>
+                <w:webHidden/>
+              </w:rPr>
+              <w:fldChar w:fldCharType="separate"/>
+            </w:r>
+            <w:r>
+              <w:rPr>
+                <w:noProof/>
+                <w:webHidden/>
+              </w:rPr>
+              <w:t>6</w:t>
+            </w:r>
+            <w:r>
+              <w:rPr>
+                <w:noProof/>
+                <w:webHidden/>
+              </w:rPr>
+              <w:fldChar w:fldCharType="end"/>
+            </w:r>
+            <w:r>
+              <w:rPr>
+                <w:rStyle w:val="Hyperlink"/>
+                <w:noProof/>
+              </w:rPr>
+              <w:fldChar w:fldCharType="end"/>
+            </w:r>
+          </w:ins>
+        </w:p>
+        <w:p>
+          <w:pPr>
+            <w:pStyle w:val="TOC3"/>
+            <w:tabs>
+              <w:tab w:val="right" w:leader="dot" w:pos="9350"/>
+            </w:tabs>
+            <w:rPr>
+              <w:ins w:id="34" w:author="MatheuS Santos" w:date="2026-10-24T17:09:00Z" w16du:dateUtc="2026-10-24T16:09:00Z"/>
+              <w:rFonts w:eastAsiaTheme="minorEastAsia"/>
+              <w:noProof/>
+              <w:sz w:val="24"/>
+              <w:szCs w:val="24"/>
+            </w:rPr>
+          </w:pPr>
+          <w:ins w:id="35" w:author="MatheuS Santos" w:date="2026-10-24T17:09:00Z" w16du:dateUtc="2026-10-24T16:09:00Z">
+            <w:r>
+              <w:rPr>
+                <w:rStyle w:val="Hyperlink"/>
+                <w:noProof/>
+              </w:rPr>
+              <w:fldChar w:fldCharType="begin"/>
+            </w:r>
+            <w:r>
+              <w:rPr>
+                <w:rStyle w:val="Hyperlink"/>
+                <w:noProof/>
+              </w:rPr>
+              <w:instrText xml:space="preserve"> </w:instrText>
+            </w:r>
+            <w:r>
+              <w:rPr>
+                <w:noProof/>
+              </w:rPr>
+              <w:instrText>HYPERLINK \l "_Toc243754219"</w:instrText>
+            </w:r>
+            <w:r>
+              <w:rPr>
+                <w:rStyle w:val="Hyperlink"/>
+                <w:noProof/>
+              </w:rPr>
+              <w:instrText xml:space="preserve"> </w:instrText>
+            </w:r>
+            <w:r>
+              <w:rPr>
+                <w:rStyle w:val="Hyperlink"/>
+                <w:noProof/>
+              </w:rPr>
+            </w:r>
+            <w:r>
+              <w:rPr>
+                <w:rStyle w:val="Hyperlink"/>
+                <w:noProof/>
+              </w:rPr>
+              <w:fldChar w:fldCharType="separate"/>
+            </w:r>
+            <w:r>
+              <w:rPr>
+                <w:rStyle w:val="Hyperlink"/>
+                <w:noProof/>
+              </w:rPr>
+              <w:t>6.1.5. Outlier Analysis</w:t>
+            </w:r>
+            <w:r>
+              <w:rPr>
+                <w:noProof/>
+                <w:webHidden/>
+              </w:rPr>
+              <w:tab/>
+            </w:r>
+            <w:r>
+              <w:rPr>
+                <w:noProof/>
+                <w:webHidden/>
+              </w:rPr>
+              <w:fldChar w:fldCharType="begin"/>
+            </w:r>
+            <w:r>
+              <w:rPr>
+                <w:noProof/>
+                <w:webHidden/>
+              </w:rPr>
+              <w:instrText xml:space="preserve"> PAGEREF _Toc243754219 \h </w:instrText>
+            </w:r>
+            <w:r>
+              <w:rPr>
+                <w:noProof/>
+                <w:webHidden/>
+              </w:rPr>
+            </w:r>
+            <w:r>
+              <w:rPr>
+                <w:noProof/>
+                <w:webHidden/>
+              </w:rPr>
+              <w:fldChar w:fldCharType="separate"/>
+            </w:r>
+            <w:r>
+              <w:rPr>
+                <w:noProof/>
+                <w:webHidden/>
+              </w:rPr>
+              <w:t>6</w:t>
+            </w:r>
+            <w:r>
+              <w:rPr>
+                <w:noProof/>
+                <w:webHidden/>
+              </w:rPr>
+              <w:fldChar w:fldCharType="end"/>
+            </w:r>
+            <w:r>
+              <w:rPr>
+                <w:rStyle w:val="Hyperlink"/>
+                <w:noProof/>
+              </w:rPr>
+              <w:fldChar w:fldCharType="end"/>
+            </w:r>
+          </w:ins>
+        </w:p>
+        <w:p>
+          <w:pPr>
+            <w:pStyle w:val="TOC3"/>
+            <w:tabs>
+              <w:tab w:val="right" w:leader="dot" w:pos="9350"/>
+            </w:tabs>
+            <w:rPr>
+              <w:ins w:id="36" w:author="MatheuS Santos" w:date="2026-10-24T17:09:00Z" w16du:dateUtc="2026-10-24T16:09:00Z"/>
+              <w:rFonts w:eastAsiaTheme="minorEastAsia"/>
+              <w:noProof/>
+              <w:sz w:val="24"/>
+              <w:szCs w:val="24"/>
+            </w:rPr>
+          </w:pPr>
+          <w:ins w:id="37" w:author="MatheuS Santos" w:date="2026-10-24T17:09:00Z" w16du:dateUtc="2026-10-24T16:09:00Z">
+            <w:r>
+              <w:rPr>
+                <w:rStyle w:val="Hyperlink"/>
+                <w:noProof/>
+              </w:rPr>
+              <w:fldChar w:fldCharType="begin"/>
+            </w:r>
+            <w:r>
+              <w:rPr>
+                <w:rStyle w:val="Hyperlink"/>
+                <w:noProof/>
+              </w:rPr>
+              <w:instrText xml:space="preserve"> </w:instrText>
+            </w:r>
+            <w:r>
+              <w:rPr>
+                <w:noProof/>
+              </w:rPr>
+              <w:instrText>HYPERLINK \l "_Toc243754220"</w:instrText>
+            </w:r>
+            <w:r>
+              <w:rPr>
+                <w:rStyle w:val="Hyperlink"/>
+                <w:noProof/>
+              </w:rPr>
+              <w:instrText xml:space="preserve"> </w:instrText>
+            </w:r>
+            <w:r>
+              <w:rPr>
+                <w:rStyle w:val="Hyperlink"/>
+                <w:noProof/>
+              </w:rPr>
+            </w:r>
+            <w:r>
+              <w:rPr>
+                <w:rStyle w:val="Hyperlink"/>
+                <w:noProof/>
+              </w:rPr>
+              <w:fldChar w:fldCharType="separate"/>
+            </w:r>
+            <w:r>
+              <w:rPr>
+                <w:rStyle w:val="Hyperlink"/>
+                <w:noProof/>
+              </w:rPr>
+              <w:t>6.1.6. Correlation and Address Analysis:</w:t>
+            </w:r>
+            <w:r>
+              <w:rPr>
+                <w:noProof/>
+                <w:webHidden/>
+              </w:rPr>
+              <w:tab/>
+            </w:r>
+            <w:r>
+              <w:rPr>
+                <w:noProof/>
+                <w:webHidden/>
+              </w:rPr>
+              <w:fldChar w:fldCharType="begin"/>
+            </w:r>
+            <w:r>
+              <w:rPr>
+                <w:noProof/>
+                <w:webHidden/>
+              </w:rPr>
+              <w:instrText xml:space="preserve"> PAGEREF _Toc243754220 \h </w:instrText>
+            </w:r>
+            <w:r>
+              <w:rPr>
+                <w:noProof/>
+                <w:webHidden/>
+              </w:rPr>
+            </w:r>
+            <w:r>
+              <w:rPr>
+                <w:noProof/>
+                <w:webHidden/>
+              </w:rPr>
+              <w:fldChar w:fldCharType="separate"/>
+            </w:r>
+            <w:r>
+              <w:rPr>
+                <w:noProof/>
+                <w:webHidden/>
+              </w:rPr>
+              <w:t>6</w:t>
+            </w:r>
+            <w:r>
+              <w:rPr>
+                <w:noProof/>
+                <w:webHidden/>
+              </w:rPr>
+              <w:fldChar w:fldCharType="end"/>
+            </w:r>
+            <w:r>
+              <w:rPr>
+                <w:rStyle w:val="Hyperlink"/>
+                <w:noProof/>
+              </w:rPr>
+              <w:fldChar w:fldCharType="end"/>
+            </w:r>
+          </w:ins>
+        </w:p>
+        <w:p>
+          <w:pPr>
+            <w:pStyle w:val="TOC3"/>
+            <w:tabs>
+              <w:tab w:val="right" w:leader="dot" w:pos="9350"/>
+            </w:tabs>
+            <w:rPr>
+              <w:ins w:id="38" w:author="MatheuS Santos" w:date="2026-10-24T17:09:00Z" w16du:dateUtc="2026-10-24T16:09:00Z"/>
+              <w:rFonts w:eastAsiaTheme="minorEastAsia"/>
+              <w:noProof/>
+              <w:sz w:val="24"/>
+              <w:szCs w:val="24"/>
+            </w:rPr>
+          </w:pPr>
+          <w:ins w:id="39" w:author="MatheuS Santos" w:date="2026-10-24T17:09:00Z" w16du:dateUtc="2026-10-24T16:09:00Z">
+            <w:r>
+              <w:rPr>
+                <w:rStyle w:val="Hyperlink"/>
+                <w:noProof/>
+              </w:rPr>
+              <w:fldChar w:fldCharType="begin"/>
+            </w:r>
+            <w:r>
+              <w:rPr>
+                <w:rStyle w:val="Hyperlink"/>
+                <w:noProof/>
+              </w:rPr>
+              <w:instrText xml:space="preserve"> </w:instrText>
+            </w:r>
+            <w:r>
+              <w:rPr>
+                <w:noProof/>
+              </w:rPr>
+              <w:instrText>HYPERLINK \l "_Toc243754221"</w:instrText>
+            </w:r>
+            <w:r>
+              <w:rPr>
+                <w:rStyle w:val="Hyperlink"/>
+                <w:noProof/>
+              </w:rPr>
+              <w:instrText xml:space="preserve"> </w:instrText>
+            </w:r>
+            <w:r>
+              <w:rPr>
+                <w:rStyle w:val="Hyperlink"/>
+                <w:noProof/>
+              </w:rPr>
+            </w:r>
+            <w:r>
+              <w:rPr>
+                <w:rStyle w:val="Hyperlink"/>
+                <w:noProof/>
+              </w:rPr>
+              <w:fldChar w:fldCharType="separate"/>
+            </w:r>
+            <w:r>
+              <w:rPr>
+                <w:rStyle w:val="Hyperlink"/>
+                <w:noProof/>
+              </w:rPr>
+              <w:t>6.1.7. Data preparation:</w:t>
+            </w:r>
+            <w:r>
+              <w:rPr>
+                <w:noProof/>
+                <w:webHidden/>
+              </w:rPr>
+              <w:tab/>
+            </w:r>
+            <w:r>
+              <w:rPr>
+                <w:noProof/>
+                <w:webHidden/>
+              </w:rPr>
+              <w:fldChar w:fldCharType="begin"/>
+            </w:r>
+            <w:r>
+              <w:rPr>
+                <w:noProof/>
+                <w:webHidden/>
+              </w:rPr>
+              <w:instrText xml:space="preserve"> PAGEREF _Toc243754221 \h </w:instrText>
+            </w:r>
+            <w:r>
+              <w:rPr>
+                <w:noProof/>
+                <w:webHidden/>
+              </w:rPr>
+            </w:r>
+            <w:r>
+              <w:rPr>
+                <w:noProof/>
+                <w:webHidden/>
+              </w:rPr>
+              <w:fldChar w:fldCharType="separate"/>
+            </w:r>
+            <w:r>
+              <w:rPr>
+                <w:noProof/>
+                <w:webHidden/>
+              </w:rPr>
+              <w:t>6</w:t>
+            </w:r>
+            <w:r>
+              <w:rPr>
+                <w:noProof/>
+                <w:webHidden/>
+              </w:rPr>
+              <w:fldChar w:fldCharType="end"/>
+            </w:r>
+            <w:r>
+              <w:rPr>
+                <w:rStyle w:val="Hyperlink"/>
+                <w:noProof/>
+              </w:rPr>
+              <w:fldChar w:fldCharType="end"/>
+            </w:r>
+          </w:ins>
+        </w:p>
+        <w:p>
+          <w:pPr>
+            <w:pStyle w:val="TOC3"/>
+            <w:tabs>
+              <w:tab w:val="right" w:leader="dot" w:pos="9350"/>
+            </w:tabs>
+            <w:rPr>
+              <w:ins w:id="40" w:author="MatheuS Santos" w:date="2026-10-24T17:09:00Z" w16du:dateUtc="2026-10-24T16:09:00Z"/>
+              <w:rFonts w:eastAsiaTheme="minorEastAsia"/>
+              <w:noProof/>
+              <w:sz w:val="24"/>
+              <w:szCs w:val="24"/>
+            </w:rPr>
+          </w:pPr>
+          <w:ins w:id="41" w:author="MatheuS Santos" w:date="2026-10-24T17:09:00Z" w16du:dateUtc="2026-10-24T16:09:00Z">
+            <w:r>
+              <w:rPr>
+                <w:rStyle w:val="Hyperlink"/>
+                <w:noProof/>
+              </w:rPr>
+              <w:fldChar w:fldCharType="begin"/>
+            </w:r>
+            <w:r>
+              <w:rPr>
+                <w:rStyle w:val="Hyperlink"/>
+                <w:noProof/>
+              </w:rPr>
+              <w:instrText xml:space="preserve"> </w:instrText>
+            </w:r>
+            <w:r>
+              <w:rPr>
+                <w:noProof/>
+              </w:rPr>
+              <w:instrText>HYPERLINK \l "_Toc243754222"</w:instrText>
+            </w:r>
+            <w:r>
+              <w:rPr>
+                <w:rStyle w:val="Hyperlink"/>
+                <w:noProof/>
+              </w:rPr>
+              <w:instrText xml:space="preserve"> </w:instrText>
+            </w:r>
+            <w:r>
+              <w:rPr>
+                <w:rStyle w:val="Hyperlink"/>
+                <w:noProof/>
+              </w:rPr>
+            </w:r>
+            <w:r>
+              <w:rPr>
+                <w:rStyle w:val="Hyperlink"/>
+                <w:noProof/>
+              </w:rPr>
+              <w:fldChar w:fldCharType="separate"/>
+            </w:r>
+            <w:r>
+              <w:rPr>
+                <w:rStyle w:val="Hyperlink"/>
+                <w:noProof/>
+              </w:rPr>
+              <w:t>6.1.8. Future modelling:</w:t>
+            </w:r>
+            <w:r>
+              <w:rPr>
+                <w:noProof/>
+                <w:webHidden/>
+              </w:rPr>
+              <w:tab/>
+            </w:r>
+            <w:r>
+              <w:rPr>
+                <w:noProof/>
+                <w:webHidden/>
+              </w:rPr>
+              <w:fldChar w:fldCharType="begin"/>
+            </w:r>
+            <w:r>
+              <w:rPr>
+                <w:noProof/>
+                <w:webHidden/>
+              </w:rPr>
+              <w:instrText xml:space="preserve"> PAGEREF _Toc243754222 \h </w:instrText>
+            </w:r>
+            <w:r>
+              <w:rPr>
+                <w:noProof/>
+                <w:webHidden/>
+              </w:rPr>
+            </w:r>
+            <w:r>
+              <w:rPr>
+                <w:noProof/>
+                <w:webHidden/>
+              </w:rPr>
+              <w:fldChar w:fldCharType="separate"/>
+            </w:r>
+            <w:r>
+              <w:rPr>
+                <w:noProof/>
+                <w:webHidden/>
+              </w:rPr>
+              <w:t>6</w:t>
+            </w:r>
+            <w:r>
+              <w:rPr>
+                <w:noProof/>
+                <w:webHidden/>
+              </w:rPr>
+              <w:fldChar w:fldCharType="end"/>
+            </w:r>
+            <w:r>
+              <w:rPr>
+                <w:rStyle w:val="Hyperlink"/>
+                <w:noProof/>
+              </w:rPr>
+              <w:fldChar w:fldCharType="end"/>
+            </w:r>
+          </w:ins>
+        </w:p>
+        <w:p>
+          <w:pPr>
+            <w:pStyle w:val="TOC1"/>
+            <w:rPr>
+              <w:ins w:id="42" w:author="MatheuS Santos" w:date="2026-10-24T17:09:00Z" w16du:dateUtc="2026-10-24T16:09:00Z"/>
+              <w:rFonts w:eastAsiaTheme="minorEastAsia"/>
+              <w:noProof/>
+            </w:rPr>
+            <w:pPrChange w:id="43" w:author="MatheuS Santos" w:date="2026-10-24T17:09:00Z" w16du:dateUtc="2026-10-24T16:09:00Z">
+              <w:pPr>
+                <w:pStyle w:val="TOC1"/>
+                <w:tabs>
+                  <w:tab w:val="right" w:leader="dot" w:pos="9350"/>
+                </w:tabs>
+              </w:pPr>
+            </w:pPrChange>
+          </w:pPr>
+          <w:ins w:id="44" w:author="MatheuS Santos" w:date="2026-10-24T17:09:00Z" w16du:dateUtc="2026-10-24T16:09:00Z">
+            <w:r>
+              <w:rPr>
+                <w:rStyle w:val="Hyperlink"/>
+                <w:noProof/>
+              </w:rPr>
+              <w:fldChar w:fldCharType="begin"/>
+            </w:r>
+            <w:r>
+              <w:rPr>
+                <w:rStyle w:val="Hyperlink"/>
+                <w:noProof/>
+              </w:rPr>
+              <w:instrText xml:space="preserve"> </w:instrText>
+            </w:r>
+            <w:r>
+              <w:rPr>
+                <w:noProof/>
+              </w:rPr>
+              <w:instrText>HYPERLINK \l "_Toc243754223"</w:instrText>
+            </w:r>
+            <w:r>
+              <w:rPr>
+                <w:rStyle w:val="Hyperlink"/>
+                <w:noProof/>
+              </w:rPr>
+              <w:instrText xml:space="preserve"> </w:instrText>
+            </w:r>
+            <w:r>
+              <w:rPr>
+                <w:rStyle w:val="Hyperlink"/>
+                <w:noProof/>
+              </w:rPr>
+            </w:r>
+            <w:r>
+              <w:rPr>
+                <w:rStyle w:val="Hyperlink"/>
+                <w:noProof/>
+              </w:rPr>
+              <w:fldChar w:fldCharType="separate"/>
+            </w:r>
+            <w:r>
+              <w:rPr>
+                <w:rStyle w:val="Hyperlink"/>
+                <w:noProof/>
+              </w:rPr>
+              <w:t>7. Data Sources</w:t>
+            </w:r>
+            <w:r>
+              <w:rPr>
+                <w:noProof/>
+                <w:webHidden/>
+              </w:rPr>
+              <w:tab/>
+            </w:r>
+            <w:r>
+              <w:rPr>
+                <w:noProof/>
+                <w:webHidden/>
+              </w:rPr>
+              <w:fldChar w:fldCharType="begin"/>
+            </w:r>
+            <w:r>
+              <w:rPr>
+                <w:noProof/>
+                <w:webHidden/>
+              </w:rPr>
+              <w:instrText xml:space="preserve"> PAGEREF _Toc243754223 \h </w:instrText>
+            </w:r>
+            <w:r>
+              <w:rPr>
+                <w:noProof/>
+                <w:webHidden/>
+              </w:rPr>
+            </w:r>
+            <w:r>
+              <w:rPr>
+                <w:noProof/>
+                <w:webHidden/>
+              </w:rPr>
+              <w:fldChar w:fldCharType="separate"/>
+            </w:r>
+            <w:r>
+              <w:rPr>
+                <w:noProof/>
+                <w:webHidden/>
+              </w:rPr>
+              <w:t>7</w:t>
+            </w:r>
+            <w:r>
+              <w:rPr>
+                <w:noProof/>
+                <w:webHidden/>
+              </w:rPr>
+              <w:fldChar w:fldCharType="end"/>
+            </w:r>
+            <w:r>
+              <w:rPr>
+                <w:rStyle w:val="Hyperlink"/>
+                <w:noProof/>
+              </w:rPr>
+              <w:fldChar w:fldCharType="end"/>
+            </w:r>
+          </w:ins>
+        </w:p>
+        <w:p>
+          <w:pPr>
+            <w:pStyle w:val="TOC1"/>
+            <w:rPr>
+              <w:ins w:id="45" w:author="MatheuS Santos" w:date="2026-10-24T17:09:00Z" w16du:dateUtc="2026-10-24T16:09:00Z"/>
+              <w:rFonts w:eastAsiaTheme="minorEastAsia"/>
+              <w:noProof/>
+            </w:rPr>
+            <w:pPrChange w:id="46" w:author="MatheuS Santos" w:date="2026-10-24T17:09:00Z" w16du:dateUtc="2026-10-24T16:09:00Z">
+              <w:pPr>
+                <w:pStyle w:val="TOC1"/>
+                <w:tabs>
+                  <w:tab w:val="right" w:leader="dot" w:pos="9350"/>
+                </w:tabs>
+              </w:pPr>
+            </w:pPrChange>
+          </w:pPr>
+          <w:ins w:id="47" w:author="MatheuS Santos" w:date="2026-10-24T17:09:00Z" w16du:dateUtc="2026-10-24T16:09:00Z">
+            <w:r>
+              <w:rPr>
+                <w:rStyle w:val="Hyperlink"/>
+                <w:noProof/>
+              </w:rPr>
+              <w:fldChar w:fldCharType="begin"/>
+            </w:r>
+            <w:r>
+              <w:rPr>
+                <w:rStyle w:val="Hyperlink"/>
+                <w:noProof/>
+              </w:rPr>
+              <w:instrText xml:space="preserve"> </w:instrText>
+            </w:r>
+            <w:r>
+              <w:rPr>
+                <w:noProof/>
+              </w:rPr>
+              <w:instrText>HYPERLINK \l "_Toc243754224"</w:instrText>
+            </w:r>
+            <w:r>
+              <w:rPr>
+                <w:rStyle w:val="Hyperlink"/>
+                <w:noProof/>
+              </w:rPr>
+              <w:instrText xml:space="preserve"> </w:instrText>
+            </w:r>
+            <w:r>
+              <w:rPr>
+                <w:rStyle w:val="Hyperlink"/>
+                <w:noProof/>
+              </w:rPr>
+            </w:r>
+            <w:r>
+              <w:rPr>
+                <w:rStyle w:val="Hyperlink"/>
+                <w:noProof/>
+              </w:rPr>
+              <w:fldChar w:fldCharType="separate"/>
+            </w:r>
+            <w:r>
+              <w:rPr>
+                <w:rStyle w:val="Hyperlink"/>
+                <w:noProof/>
+              </w:rPr>
+              <w:t>8. Expected Deliverables</w:t>
+            </w:r>
+            <w:r>
+              <w:rPr>
+                <w:noProof/>
+                <w:webHidden/>
+              </w:rPr>
+              <w:tab/>
+            </w:r>
+            <w:r>
+              <w:rPr>
+                <w:noProof/>
+                <w:webHidden/>
+              </w:rPr>
+              <w:fldChar w:fldCharType="begin"/>
+            </w:r>
+            <w:r>
+              <w:rPr>
+                <w:noProof/>
+                <w:webHidden/>
+              </w:rPr>
+              <w:instrText xml:space="preserve"> PAGEREF _Toc243754224 \h </w:instrText>
+            </w:r>
+            <w:r>
+              <w:rPr>
+                <w:noProof/>
+                <w:webHidden/>
+              </w:rPr>
+            </w:r>
+            <w:r>
+              <w:rPr>
+                <w:noProof/>
+                <w:webHidden/>
+              </w:rPr>
+              <w:fldChar w:fldCharType="separate"/>
+            </w:r>
+            <w:r>
+              <w:rPr>
+                <w:noProof/>
+                <w:webHidden/>
+              </w:rPr>
+              <w:t>7</w:t>
+            </w:r>
+            <w:r>
+              <w:rPr>
+                <w:noProof/>
+                <w:webHidden/>
+              </w:rPr>
+              <w:fldChar w:fldCharType="end"/>
+            </w:r>
+            <w:r>
+              <w:rPr>
+                <w:rStyle w:val="Hyperlink"/>
+                <w:noProof/>
+              </w:rPr>
+              <w:fldChar w:fldCharType="end"/>
+            </w:r>
+          </w:ins>
+        </w:p>
+        <w:p>
+          <w:pPr>
+            <w:pStyle w:val="TOC1"/>
+            <w:rPr>
+              <w:ins w:id="48" w:author="MatheuS Santos" w:date="2026-10-24T17:09:00Z" w16du:dateUtc="2026-10-24T16:09:00Z"/>
+              <w:rFonts w:eastAsiaTheme="minorEastAsia"/>
+              <w:noProof/>
+            </w:rPr>
+            <w:pPrChange w:id="49" w:author="MatheuS Santos" w:date="2026-10-24T17:09:00Z" w16du:dateUtc="2026-10-24T16:09:00Z">
+              <w:pPr>
+                <w:pStyle w:val="TOC1"/>
+                <w:tabs>
+                  <w:tab w:val="right" w:leader="dot" w:pos="9350"/>
+                </w:tabs>
+              </w:pPr>
+            </w:pPrChange>
+          </w:pPr>
+          <w:ins w:id="50" w:author="MatheuS Santos" w:date="2026-10-24T17:09:00Z" w16du:dateUtc="2026-10-24T16:09:00Z">
+            <w:r>
+              <w:rPr>
+                <w:rStyle w:val="Hyperlink"/>
+                <w:noProof/>
+              </w:rPr>
+              <w:fldChar w:fldCharType="begin"/>
+            </w:r>
+            <w:r>
+              <w:rPr>
+                <w:rStyle w:val="Hyperlink"/>
+                <w:noProof/>
+              </w:rPr>
+              <w:instrText xml:space="preserve"> </w:instrText>
+            </w:r>
+            <w:r>
+              <w:rPr>
+                <w:noProof/>
+              </w:rPr>
+              <w:instrText>HYPERLINK \l "_Toc243754225"</w:instrText>
+            </w:r>
+            <w:r>
+              <w:rPr>
+                <w:rStyle w:val="Hyperlink"/>
+                <w:noProof/>
+              </w:rPr>
+              <w:instrText xml:space="preserve"> </w:instrText>
+            </w:r>
+            <w:r>
+              <w:rPr>
+                <w:rStyle w:val="Hyperlink"/>
+                <w:noProof/>
+              </w:rPr>
+            </w:r>
+            <w:r>
+              <w:rPr>
+                <w:rStyle w:val="Hyperlink"/>
+                <w:noProof/>
+              </w:rPr>
+              <w:fldChar w:fldCharType="separate"/>
+            </w:r>
+            <w:r>
+              <w:rPr>
+                <w:rStyle w:val="Hyperlink"/>
+                <w:noProof/>
+              </w:rPr>
+              <w:t>9. Project Timeline</w:t>
+            </w:r>
+            <w:r>
+              <w:rPr>
+                <w:noProof/>
+                <w:webHidden/>
+              </w:rPr>
+              <w:tab/>
+            </w:r>
+            <w:r>
+              <w:rPr>
+                <w:noProof/>
+                <w:webHidden/>
+              </w:rPr>
+              <w:fldChar w:fldCharType="begin"/>
+            </w:r>
+            <w:r>
+              <w:rPr>
+                <w:noProof/>
+                <w:webHidden/>
+              </w:rPr>
+              <w:instrText xml:space="preserve"> PAGEREF _Toc243754225 \h </w:instrText>
+            </w:r>
+            <w:r>
+              <w:rPr>
+                <w:noProof/>
+                <w:webHidden/>
+              </w:rPr>
+            </w:r>
+            <w:r>
+              <w:rPr>
+                <w:noProof/>
+                <w:webHidden/>
+              </w:rPr>
+              <w:fldChar w:fldCharType="separate"/>
+            </w:r>
+            <w:r>
+              <w:rPr>
+                <w:noProof/>
+                <w:webHidden/>
+              </w:rPr>
+              <w:t>8</w:t>
+            </w:r>
+            <w:r>
+              <w:rPr>
+                <w:noProof/>
+                <w:webHidden/>
+              </w:rPr>
+              <w:fldChar w:fldCharType="end"/>
+            </w:r>
+            <w:r>
+              <w:rPr>
+                <w:rStyle w:val="Hyperlink"/>
+                <w:noProof/>
+              </w:rPr>
+              <w:fldChar w:fldCharType="end"/>
+            </w:r>
+          </w:ins>
+        </w:p>
+        <w:p>
+          <w:pPr>
+            <w:pStyle w:val="TOC1"/>
+            <w:rPr>
+              <w:ins w:id="51" w:author="MatheuS Santos" w:date="2026-10-24T17:09:00Z" w16du:dateUtc="2026-10-24T16:09:00Z"/>
+              <w:rFonts w:eastAsiaTheme="minorEastAsia"/>
+              <w:noProof/>
+            </w:rPr>
+            <w:pPrChange w:id="52" w:author="MatheuS Santos" w:date="2026-10-24T17:09:00Z" w16du:dateUtc="2026-10-24T16:09:00Z">
+              <w:pPr>
+                <w:pStyle w:val="TOC1"/>
+                <w:tabs>
+                  <w:tab w:val="right" w:leader="dot" w:pos="9350"/>
+                </w:tabs>
+              </w:pPr>
+            </w:pPrChange>
+          </w:pPr>
+          <w:ins w:id="53" w:author="MatheuS Santos" w:date="2026-10-24T17:09:00Z" w16du:dateUtc="2026-10-24T16:09:00Z">
+            <w:r>
+              <w:rPr>
+                <w:rStyle w:val="Hyperlink"/>
+                <w:noProof/>
+              </w:rPr>
+              <w:fldChar w:fldCharType="begin"/>
+            </w:r>
+            <w:r>
+              <w:rPr>
+                <w:rStyle w:val="Hyperlink"/>
+                <w:noProof/>
+              </w:rPr>
+              <w:instrText xml:space="preserve"> </w:instrText>
+            </w:r>
+            <w:r>
+              <w:rPr>
+                <w:noProof/>
+              </w:rPr>
+              <w:instrText>HYPERLINK \l "_Toc243754226"</w:instrText>
+            </w:r>
+            <w:r>
+              <w:rPr>
+                <w:rStyle w:val="Hyperlink"/>
+                <w:noProof/>
+              </w:rPr>
+              <w:instrText xml:space="preserve"> </w:instrText>
+            </w:r>
+            <w:r>
+              <w:rPr>
+                <w:rStyle w:val="Hyperlink"/>
+                <w:noProof/>
+              </w:rPr>
+            </w:r>
+            <w:r>
+              <w:rPr>
+                <w:rStyle w:val="Hyperlink"/>
+                <w:noProof/>
+              </w:rPr>
+              <w:fldChar w:fldCharType="separate"/>
+            </w:r>
+            <w:r>
+              <w:rPr>
+                <w:rStyle w:val="Hyperlink"/>
+                <w:noProof/>
+              </w:rPr>
+              <w:t>10. Ethical and Legal Considerations</w:t>
+            </w:r>
+            <w:r>
+              <w:rPr>
+                <w:noProof/>
+                <w:webHidden/>
+              </w:rPr>
+              <w:tab/>
+            </w:r>
+            <w:r>
+              <w:rPr>
+                <w:noProof/>
+                <w:webHidden/>
+              </w:rPr>
+              <w:fldChar w:fldCharType="begin"/>
+            </w:r>
+            <w:r>
+              <w:rPr>
+                <w:noProof/>
+                <w:webHidden/>
+              </w:rPr>
+              <w:instrText xml:space="preserve"> PAGEREF _Toc243754226 \h </w:instrText>
+            </w:r>
+            <w:r>
+              <w:rPr>
+                <w:noProof/>
+                <w:webHidden/>
+              </w:rPr>
+            </w:r>
+            <w:r>
+              <w:rPr>
+                <w:noProof/>
+                <w:webHidden/>
+              </w:rPr>
+              <w:fldChar w:fldCharType="separate"/>
+            </w:r>
+            <w:r>
+              <w:rPr>
+                <w:noProof/>
+                <w:webHidden/>
+              </w:rPr>
+              <w:t>8</w:t>
+            </w:r>
+            <w:r>
+              <w:rPr>
+                <w:noProof/>
+                <w:webHidden/>
+              </w:rPr>
+              <w:fldChar w:fldCharType="end"/>
+            </w:r>
+            <w:r>
+              <w:rPr>
+                <w:rStyle w:val="Hyperlink"/>
+                <w:noProof/>
+              </w:rPr>
+              <w:fldChar w:fldCharType="end"/>
+            </w:r>
+          </w:ins>
+        </w:p>
+        <w:p>
+          <w:pPr>
+            <w:pStyle w:val="TOC1"/>
+            <w:rPr>
+              <w:ins w:id="54" w:author="MatheuS Santos" w:date="2026-10-24T17:09:00Z" w16du:dateUtc="2026-10-24T16:09:00Z"/>
+              <w:rFonts w:eastAsiaTheme="minorEastAsia"/>
+              <w:noProof/>
+            </w:rPr>
+            <w:pPrChange w:id="55" w:author="MatheuS Santos" w:date="2026-10-24T17:09:00Z" w16du:dateUtc="2026-10-24T16:09:00Z">
+              <w:pPr>
+                <w:pStyle w:val="TOC1"/>
+                <w:tabs>
+                  <w:tab w:val="right" w:leader="dot" w:pos="9350"/>
+                </w:tabs>
+              </w:pPr>
+            </w:pPrChange>
+          </w:pPr>
+          <w:ins w:id="56" w:author="MatheuS Santos" w:date="2026-10-24T17:09:00Z" w16du:dateUtc="2026-10-24T16:09:00Z">
+            <w:r>
+              <w:rPr>
+                <w:rStyle w:val="Hyperlink"/>
+                <w:noProof/>
+              </w:rPr>
+              <w:fldChar w:fldCharType="begin"/>
+            </w:r>
+            <w:r>
+              <w:rPr>
+                <w:rStyle w:val="Hyperlink"/>
+                <w:noProof/>
+              </w:rPr>
+              <w:instrText xml:space="preserve"> </w:instrText>
+            </w:r>
+            <w:r>
+              <w:rPr>
+                <w:noProof/>
+              </w:rPr>
+              <w:instrText>HYPERLINK \l "_Toc243754227"</w:instrText>
+            </w:r>
+            <w:r>
+              <w:rPr>
+                <w:rStyle w:val="Hyperlink"/>
+                <w:noProof/>
+              </w:rPr>
+              <w:instrText xml:space="preserve"> </w:instrText>
+            </w:r>
+            <w:r>
+              <w:rPr>
+                <w:rStyle w:val="Hyperlink"/>
+                <w:noProof/>
+              </w:rPr>
+            </w:r>
+            <w:r>
+              <w:rPr>
+                <w:rStyle w:val="Hyperlink"/>
+                <w:noProof/>
+              </w:rPr>
+              <w:fldChar w:fldCharType="separate"/>
+            </w:r>
+            <w:r>
+              <w:rPr>
+                <w:rStyle w:val="Hyperlink"/>
+                <w:noProof/>
+              </w:rPr>
+              <w:t>11. Conclusions</w:t>
+            </w:r>
+            <w:r>
+              <w:rPr>
+                <w:noProof/>
+                <w:webHidden/>
+              </w:rPr>
+              <w:tab/>
+            </w:r>
+            <w:r>
+              <w:rPr>
+                <w:noProof/>
+                <w:webHidden/>
+              </w:rPr>
+              <w:fldChar w:fldCharType="begin"/>
+            </w:r>
+            <w:r>
+              <w:rPr>
+                <w:noProof/>
+                <w:webHidden/>
+              </w:rPr>
+              <w:instrText xml:space="preserve"> PAGEREF _Toc243754227 \h </w:instrText>
+            </w:r>
+            <w:r>
+              <w:rPr>
+                <w:noProof/>
+                <w:webHidden/>
+              </w:rPr>
+            </w:r>
+            <w:r>
+              <w:rPr>
+                <w:noProof/>
+                <w:webHidden/>
+              </w:rPr>
+              <w:fldChar w:fldCharType="separate"/>
+            </w:r>
+            <w:r>
+              <w:rPr>
+                <w:noProof/>
+                <w:webHidden/>
+              </w:rPr>
+              <w:t>8</w:t>
+            </w:r>
+            <w:r>
+              <w:rPr>
+                <w:noProof/>
+                <w:webHidden/>
+              </w:rPr>
+              <w:fldChar w:fldCharType="end"/>
+            </w:r>
+            <w:r>
+              <w:rPr>
+                <w:rStyle w:val="Hyperlink"/>
+                <w:noProof/>
+              </w:rPr>
+              <w:fldChar w:fldCharType="end"/>
+            </w:r>
+          </w:ins>
+        </w:p>
+        <w:p>
+          <w:pPr>
+            <w:pStyle w:val="TOC1"/>
+            <w:rPr>
+              <w:ins w:id="57" w:author="MatheuS Santos" w:date="2026-10-24T17:09:00Z" w16du:dateUtc="2026-10-24T16:09:00Z"/>
+              <w:rFonts w:eastAsiaTheme="minorEastAsia"/>
+              <w:noProof/>
+            </w:rPr>
+            <w:pPrChange w:id="58" w:author="MatheuS Santos" w:date="2026-10-24T17:09:00Z" w16du:dateUtc="2026-10-24T16:09:00Z">
+              <w:pPr>
+                <w:pStyle w:val="TOC1"/>
+                <w:tabs>
+                  <w:tab w:val="right" w:leader="dot" w:pos="9350"/>
+                </w:tabs>
+              </w:pPr>
+            </w:pPrChange>
+          </w:pPr>
+          <w:ins w:id="59" w:author="MatheuS Santos" w:date="2026-10-24T17:09:00Z" w16du:dateUtc="2026-10-24T16:09:00Z">
+            <w:r>
+              <w:rPr>
+                <w:rStyle w:val="Hyperlink"/>
+                <w:noProof/>
+              </w:rPr>
+              <w:fldChar w:fldCharType="begin"/>
+            </w:r>
+            <w:r>
+              <w:rPr>
+                <w:rStyle w:val="Hyperlink"/>
+                <w:noProof/>
+              </w:rPr>
+              <w:instrText xml:space="preserve"> </w:instrText>
+            </w:r>
+            <w:r>
+              <w:rPr>
+                <w:noProof/>
+              </w:rPr>
+              <w:instrText>HYPERLINK \l "_Toc243754228"</w:instrText>
+            </w:r>
+            <w:r>
+              <w:rPr>
+                <w:rStyle w:val="Hyperlink"/>
+                <w:noProof/>
+              </w:rPr>
+              <w:instrText xml:space="preserve"> </w:instrText>
+            </w:r>
+            <w:r>
+              <w:rPr>
+                <w:rStyle w:val="Hyperlink"/>
+                <w:noProof/>
+              </w:rPr>
+            </w:r>
+            <w:r>
+              <w:rPr>
+                <w:rStyle w:val="Hyperlink"/>
+                <w:noProof/>
+              </w:rPr>
+              <w:fldChar w:fldCharType="separate"/>
+            </w:r>
+            <w:r>
+              <w:rPr>
+                <w:rStyle w:val="Hyperlink"/>
+                <w:noProof/>
+              </w:rPr>
+              <w:t>12. Refer</w:t>
+            </w:r>
+            <w:r>
+              <w:rPr>
+                <w:rStyle w:val="Hyperlink"/>
+                <w:noProof/>
+              </w:rPr>
+              <w:t>e</w:t>
+            </w:r>
+            <w:r>
+              <w:rPr>
+                <w:rStyle w:val="Hyperlink"/>
+                <w:noProof/>
+              </w:rPr>
+              <w:t>nces</w:t>
+            </w:r>
+            <w:r>
+              <w:rPr>
+                <w:noProof/>
+                <w:webHidden/>
+              </w:rPr>
+              <w:tab/>
+            </w:r>
+            <w:r>
+              <w:rPr>
+                <w:noProof/>
+                <w:webHidden/>
+              </w:rPr>
+              <w:fldChar w:fldCharType="begin"/>
+            </w:r>
+            <w:r>
+              <w:rPr>
+                <w:noProof/>
+                <w:webHidden/>
+              </w:rPr>
+              <w:instrText xml:space="preserve"> PAGEREF _Toc243754228 \h </w:instrText>
+            </w:r>
+            <w:r>
+              <w:rPr>
+                <w:noProof/>
+                <w:webHidden/>
+              </w:rPr>
+            </w:r>
+            <w:r>
+              <w:rPr>
+                <w:noProof/>
+                <w:webHidden/>
+              </w:rPr>
+              <w:fldChar w:fldCharType="separate"/>
+            </w:r>
+            <w:r>
+              <w:rPr>
+                <w:noProof/>
+                <w:webHidden/>
+              </w:rPr>
+              <w:t>9</w:t>
+            </w:r>
+            <w:r>
+              <w:rPr>
+                <w:noProof/>
+                <w:webHidden/>
+              </w:rPr>
+              <w:fldChar w:fldCharType="end"/>
+            </w:r>
+            <w:r>
+              <w:rPr>
+                <w:rStyle w:val="Hyperlink"/>
+                <w:noProof/>
+              </w:rPr>
+              <w:fldChar w:fldCharType="end"/>
+            </w:r>
+          </w:ins>
+        </w:p>
+        <w:p>
+          <w:pPr>
+            <w:pStyle w:val="TOC1"/>
+            <w:rPr>
+              <w:ins w:id="60" w:author="MatheuS Santos" w:date="2026-10-24T17:09:00Z" w16du:dateUtc="2026-10-24T16:09:00Z"/>
+              <w:rFonts w:eastAsiaTheme="minorEastAsia"/>
+              <w:noProof/>
+            </w:rPr>
+            <w:pPrChange w:id="61" w:author="MatheuS Santos" w:date="2026-10-24T17:09:00Z" w16du:dateUtc="2026-10-24T16:09:00Z">
+              <w:pPr>
+                <w:pStyle w:val="TOC1"/>
+                <w:tabs>
+                  <w:tab w:val="right" w:leader="dot" w:pos="9350"/>
+                </w:tabs>
+              </w:pPr>
+            </w:pPrChange>
+          </w:pPr>
+          <w:ins w:id="62" w:author="MatheuS Santos" w:date="2026-10-24T17:09:00Z" w16du:dateUtc="2026-10-24T16:09:00Z">
+            <w:r>
+              <w:rPr>
+                <w:rStyle w:val="Hyperlink"/>
+                <w:noProof/>
+              </w:rPr>
+              <w:fldChar w:fldCharType="begin"/>
+            </w:r>
+            <w:r>
+              <w:rPr>
+                <w:rStyle w:val="Hyperlink"/>
+                <w:noProof/>
+              </w:rPr>
+              <w:instrText xml:space="preserve"> </w:instrText>
+            </w:r>
+            <w:r>
+              <w:rPr>
+                <w:noProof/>
+              </w:rPr>
+              <w:instrText>HYPERLINK \l "_Toc243754229"</w:instrText>
+            </w:r>
+            <w:r>
+              <w:rPr>
+                <w:rStyle w:val="Hyperlink"/>
+                <w:noProof/>
+              </w:rPr>
+              <w:instrText xml:space="preserve"> </w:instrText>
+            </w:r>
+            <w:r>
+              <w:rPr>
+                <w:rStyle w:val="Hyperlink"/>
+                <w:noProof/>
+              </w:rPr>
+            </w:r>
+            <w:r>
+              <w:rPr>
+                <w:rStyle w:val="Hyperlink"/>
+                <w:noProof/>
+              </w:rPr>
+              <w:fldChar w:fldCharType="separate"/>
+            </w:r>
+            <w:r>
+              <w:rPr>
+                <w:rStyle w:val="Hyperlink"/>
+                <w:noProof/>
+              </w:rPr>
+              <w:t>13. Appendix</w:t>
+            </w:r>
+            <w:r>
+              <w:rPr>
+                <w:noProof/>
+                <w:webHidden/>
+              </w:rPr>
+              <w:tab/>
+            </w:r>
+            <w:r>
+              <w:rPr>
+                <w:noProof/>
+                <w:webHidden/>
+              </w:rPr>
+              <w:fldChar w:fldCharType="begin"/>
+            </w:r>
+            <w:r>
+              <w:rPr>
+                <w:noProof/>
+                <w:webHidden/>
+              </w:rPr>
+              <w:instrText xml:space="preserve"> PAGEREF _Toc243754229 \h </w:instrText>
+            </w:r>
+            <w:r>
+              <w:rPr>
+                <w:noProof/>
+                <w:webHidden/>
+              </w:rPr>
+            </w:r>
+            <w:r>
+              <w:rPr>
+                <w:noProof/>
+                <w:webHidden/>
+              </w:rPr>
+              <w:fldChar w:fldCharType="separate"/>
+            </w:r>
+            <w:r>
+              <w:rPr>
+                <w:noProof/>
+                <w:webHidden/>
+              </w:rPr>
+              <w:t>9</w:t>
+            </w:r>
+            <w:r>
+              <w:rPr>
+                <w:noProof/>
+                <w:webHidden/>
+              </w:rPr>
+              <w:fldChar w:fldCharType="end"/>
+            </w:r>
+            <w:r>
+              <w:rPr>
+                <w:rStyle w:val="Hyperlink"/>
+                <w:noProof/>
+              </w:rPr>
+              <w:fldChar w:fldCharType="end"/>
+            </w:r>
+          </w:ins>
+        </w:p>
+        <w:p>
+          <w:pPr>
+            <w:pStyle w:val="TOC1"/>
+            <w:rPr>
+              <w:del w:id="63" w:author="MatheuS Santos" w:date="2026-10-24T14:38:00Z" w16du:dateUtc="2026-10-24T13:38:00Z"/>
               <w:rFonts w:eastAsiaTheme="minorEastAsia"/>
               <w:b w:val="0"/>
               <w:bCs w:val="0"/>
@@ -1304,31 +4254,20 @@
               <w:noProof/>
             </w:rPr>
           </w:pPr>
-          <w:r>
-            <w:rPr>
-              <w:b w:val="0"/>
-              <w:bCs w:val="0"/>
-            </w:rPr>
-            <w:fldChar w:fldCharType="begin"/>
-          </w:r>
-          <w:r>
-            <w:instrText xml:space="preserve"> TOC \o "1-3" \h \z \u </w:instrText>
-          </w:r>
-          <w:r>
-            <w:rPr>
-              <w:b w:val="0"/>
-              <w:bCs w:val="0"/>
-            </w:rPr>
-            <w:fldChar w:fldCharType="separate"/>
-          </w:r>
-          <w:hyperlink w:anchor="_Toc243400410" w:history="1">
-            <w:r>
-              <w:rPr>
-                <w:rStyle w:val="Hyperlink"/>
+          <w:del w:id="64" w:author="MatheuS Santos" w:date="2026-10-24T14:38:00Z" w16du:dateUtc="2026-10-24T13:38:00Z">
+            <w:r>
+              <w:rPr>
                 <w:rFonts w:ascii="Calibri" w:hAnsi="Calibri" w:cs="Calibri"/>
                 <w:noProof/>
-              </w:rPr>
-              <w:t>1. Project Title</w:t>
+                <w:rPrChange w:id="65" w:author="MatheuS Santos" w:date="2026-10-24T14:38:00Z" w16du:dateUtc="2026-10-24T13:38:00Z">
+                  <w:rPr>
+                    <w:rStyle w:val="Hyperlink"/>
+                    <w:rFonts w:ascii="Calibri" w:hAnsi="Calibri" w:cs="Calibri"/>
+                    <w:noProof/>
+                  </w:rPr>
+                </w:rPrChange>
+              </w:rPr>
+              <w:delText>1. Project Title</w:delText>
             </w:r>
             <w:r>
               <w:rPr>
@@ -1336,57 +4275,15 @@
                 <w:webHidden/>
               </w:rPr>
               <w:tab/>
-            </w:r>
-            <w:r>
-              <w:rPr>
-                <w:noProof/>
-                <w:webHidden/>
-              </w:rPr>
-              <w:fldChar w:fldCharType="begin"/>
-            </w:r>
-            <w:r>
-              <w:rPr>
-                <w:noProof/>
-                <w:webHidden/>
-              </w:rPr>
-              <w:instrText xml:space="preserve"> PAGEREF _Toc243400410 \h </w:instrText>
-            </w:r>
-            <w:r>
-              <w:rPr>
-                <w:noProof/>
-                <w:webHidden/>
-              </w:rPr>
-            </w:r>
-            <w:r>
-              <w:rPr>
-                <w:noProof/>
-                <w:webHidden/>
-              </w:rPr>
-              <w:fldChar w:fldCharType="separate"/>
-            </w:r>
-            <w:r>
-              <w:rPr>
-                <w:noProof/>
-                <w:webHidden/>
-              </w:rPr>
-              <w:t>4</w:t>
-            </w:r>
-            <w:r>
-              <w:rPr>
-                <w:noProof/>
-                <w:webHidden/>
-              </w:rPr>
-              <w:fldChar w:fldCharType="end"/>
-            </w:r>
-          </w:hyperlink>
+              <w:delText>4</w:delText>
+            </w:r>
+          </w:del>
         </w:p>
         <w:p>
           <w:pPr>
             <w:pStyle w:val="TOC1"/>
-            <w:tabs>
-              <w:tab w:val="right" w:leader="dot" w:pos="9350"/>
-            </w:tabs>
             <w:rPr>
+              <w:del w:id="66" w:author="MatheuS Santos" w:date="2026-10-24T14:38:00Z" w16du:dateUtc="2026-10-24T13:38:00Z"/>
               <w:rFonts w:eastAsiaTheme="minorEastAsia"/>
               <w:b w:val="0"/>
               <w:bCs w:val="0"/>
@@ -1395,14 +4292,20 @@
               <w:noProof/>
             </w:rPr>
           </w:pPr>
-          <w:hyperlink w:anchor="_Toc243400411" w:history="1">
-            <w:r>
-              <w:rPr>
-                <w:rStyle w:val="Hyperlink"/>
+          <w:del w:id="67" w:author="MatheuS Santos" w:date="2026-10-24T14:38:00Z" w16du:dateUtc="2026-10-24T13:38:00Z">
+            <w:r>
+              <w:rPr>
                 <w:rFonts w:ascii="Calibri" w:hAnsi="Calibri" w:cs="Calibri"/>
                 <w:noProof/>
-              </w:rPr>
-              <w:t>2. Introduction</w:t>
+                <w:rPrChange w:id="68" w:author="MatheuS Santos" w:date="2026-10-24T14:38:00Z" w16du:dateUtc="2026-10-24T13:38:00Z">
+                  <w:rPr>
+                    <w:rStyle w:val="Hyperlink"/>
+                    <w:rFonts w:ascii="Calibri" w:hAnsi="Calibri" w:cs="Calibri"/>
+                    <w:noProof/>
+                  </w:rPr>
+                </w:rPrChange>
+              </w:rPr>
+              <w:delText>2. Introduction</w:delText>
             </w:r>
             <w:r>
               <w:rPr>
@@ -1410,57 +4313,15 @@
                 <w:webHidden/>
               </w:rPr>
               <w:tab/>
-            </w:r>
-            <w:r>
-              <w:rPr>
-                <w:noProof/>
-                <w:webHidden/>
-              </w:rPr>
-              <w:fldChar w:fldCharType="begin"/>
-            </w:r>
-            <w:r>
-              <w:rPr>
-                <w:noProof/>
-                <w:webHidden/>
-              </w:rPr>
-              <w:instrText xml:space="preserve"> PAGEREF _Toc243400411 \h </w:instrText>
-            </w:r>
-            <w:r>
-              <w:rPr>
-                <w:noProof/>
-                <w:webHidden/>
-              </w:rPr>
-            </w:r>
-            <w:r>
-              <w:rPr>
-                <w:noProof/>
-                <w:webHidden/>
-              </w:rPr>
-              <w:fldChar w:fldCharType="separate"/>
-            </w:r>
-            <w:r>
-              <w:rPr>
-                <w:noProof/>
-                <w:webHidden/>
-              </w:rPr>
-              <w:t>4</w:t>
-            </w:r>
-            <w:r>
-              <w:rPr>
-                <w:noProof/>
-                <w:webHidden/>
-              </w:rPr>
-              <w:fldChar w:fldCharType="end"/>
-            </w:r>
-          </w:hyperlink>
+              <w:delText>4</w:delText>
+            </w:r>
+          </w:del>
         </w:p>
         <w:p>
           <w:pPr>
             <w:pStyle w:val="TOC1"/>
-            <w:tabs>
-              <w:tab w:val="right" w:leader="dot" w:pos="9350"/>
-            </w:tabs>
             <w:rPr>
+              <w:del w:id="69" w:author="MatheuS Santos" w:date="2026-10-24T14:38:00Z" w16du:dateUtc="2026-10-24T13:38:00Z"/>
               <w:rFonts w:eastAsiaTheme="minorEastAsia"/>
               <w:b w:val="0"/>
               <w:bCs w:val="0"/>
@@ -1469,14 +4330,20 @@
               <w:noProof/>
             </w:rPr>
           </w:pPr>
-          <w:hyperlink w:anchor="_Toc243400412" w:history="1">
-            <w:r>
-              <w:rPr>
-                <w:rStyle w:val="Hyperlink"/>
+          <w:del w:id="70" w:author="MatheuS Santos" w:date="2026-10-24T14:38:00Z" w16du:dateUtc="2026-10-24T13:38:00Z">
+            <w:r>
+              <w:rPr>
                 <w:rFonts w:ascii="Calibri" w:hAnsi="Calibri" w:cs="Calibri"/>
                 <w:noProof/>
-              </w:rPr>
-              <w:t>3. Problem Definition</w:t>
+                <w:rPrChange w:id="71" w:author="MatheuS Santos" w:date="2026-10-24T14:38:00Z" w16du:dateUtc="2026-10-24T13:38:00Z">
+                  <w:rPr>
+                    <w:rStyle w:val="Hyperlink"/>
+                    <w:rFonts w:ascii="Calibri" w:hAnsi="Calibri" w:cs="Calibri"/>
+                    <w:noProof/>
+                  </w:rPr>
+                </w:rPrChange>
+              </w:rPr>
+              <w:delText>3. Problem Definition</w:delText>
             </w:r>
             <w:r>
               <w:rPr>
@@ -1484,57 +4351,15 @@
                 <w:webHidden/>
               </w:rPr>
               <w:tab/>
-            </w:r>
-            <w:r>
-              <w:rPr>
-                <w:noProof/>
-                <w:webHidden/>
-              </w:rPr>
-              <w:fldChar w:fldCharType="begin"/>
-            </w:r>
-            <w:r>
-              <w:rPr>
-                <w:noProof/>
-                <w:webHidden/>
-              </w:rPr>
-              <w:instrText xml:space="preserve"> PAGEREF _Toc243400412 \h </w:instrText>
-            </w:r>
-            <w:r>
-              <w:rPr>
-                <w:noProof/>
-                <w:webHidden/>
-              </w:rPr>
-            </w:r>
-            <w:r>
-              <w:rPr>
-                <w:noProof/>
-                <w:webHidden/>
-              </w:rPr>
-              <w:fldChar w:fldCharType="separate"/>
-            </w:r>
-            <w:r>
-              <w:rPr>
-                <w:noProof/>
-                <w:webHidden/>
-              </w:rPr>
-              <w:t>4</w:t>
-            </w:r>
-            <w:r>
-              <w:rPr>
-                <w:noProof/>
-                <w:webHidden/>
-              </w:rPr>
-              <w:fldChar w:fldCharType="end"/>
-            </w:r>
-          </w:hyperlink>
+              <w:delText>4</w:delText>
+            </w:r>
+          </w:del>
         </w:p>
         <w:p>
           <w:pPr>
             <w:pStyle w:val="TOC1"/>
-            <w:tabs>
-              <w:tab w:val="right" w:leader="dot" w:pos="9350"/>
-            </w:tabs>
             <w:rPr>
+              <w:del w:id="72" w:author="MatheuS Santos" w:date="2026-10-24T14:38:00Z" w16du:dateUtc="2026-10-24T13:38:00Z"/>
               <w:rFonts w:eastAsiaTheme="minorEastAsia"/>
               <w:b w:val="0"/>
               <w:bCs w:val="0"/>
@@ -1543,14 +4368,20 @@
               <w:noProof/>
             </w:rPr>
           </w:pPr>
-          <w:hyperlink w:anchor="_Toc243400413" w:history="1">
-            <w:r>
-              <w:rPr>
-                <w:rStyle w:val="Hyperlink"/>
+          <w:del w:id="73" w:author="MatheuS Santos" w:date="2026-10-24T14:38:00Z" w16du:dateUtc="2026-10-24T13:38:00Z">
+            <w:r>
+              <w:rPr>
                 <w:rFonts w:ascii="Calibri" w:hAnsi="Calibri" w:cs="Calibri"/>
                 <w:noProof/>
-              </w:rPr>
-              <w:t>4. Aim and Objectives</w:t>
+                <w:rPrChange w:id="74" w:author="MatheuS Santos" w:date="2026-10-24T14:38:00Z" w16du:dateUtc="2026-10-24T13:38:00Z">
+                  <w:rPr>
+                    <w:rStyle w:val="Hyperlink"/>
+                    <w:rFonts w:ascii="Calibri" w:hAnsi="Calibri" w:cs="Calibri"/>
+                    <w:noProof/>
+                  </w:rPr>
+                </w:rPrChange>
+              </w:rPr>
+              <w:delText>4. Aim and Objectives</w:delText>
             </w:r>
             <w:r>
               <w:rPr>
@@ -1558,57 +4389,15 @@
                 <w:webHidden/>
               </w:rPr>
               <w:tab/>
-            </w:r>
-            <w:r>
-              <w:rPr>
-                <w:noProof/>
-                <w:webHidden/>
-              </w:rPr>
-              <w:fldChar w:fldCharType="begin"/>
-            </w:r>
-            <w:r>
-              <w:rPr>
-                <w:noProof/>
-                <w:webHidden/>
-              </w:rPr>
-              <w:instrText xml:space="preserve"> PAGEREF _Toc243400413 \h </w:instrText>
-            </w:r>
-            <w:r>
-              <w:rPr>
-                <w:noProof/>
-                <w:webHidden/>
-              </w:rPr>
-            </w:r>
-            <w:r>
-              <w:rPr>
-                <w:noProof/>
-                <w:webHidden/>
-              </w:rPr>
-              <w:fldChar w:fldCharType="separate"/>
-            </w:r>
-            <w:r>
-              <w:rPr>
-                <w:noProof/>
-                <w:webHidden/>
-              </w:rPr>
-              <w:t>4</w:t>
-            </w:r>
-            <w:r>
-              <w:rPr>
-                <w:noProof/>
-                <w:webHidden/>
-              </w:rPr>
-              <w:fldChar w:fldCharType="end"/>
-            </w:r>
-          </w:hyperlink>
+              <w:delText>4</w:delText>
+            </w:r>
+          </w:del>
         </w:p>
         <w:p>
           <w:pPr>
             <w:pStyle w:val="TOC1"/>
-            <w:tabs>
-              <w:tab w:val="right" w:leader="dot" w:pos="9350"/>
-            </w:tabs>
             <w:rPr>
+              <w:del w:id="75" w:author="MatheuS Santos" w:date="2026-10-24T14:38:00Z" w16du:dateUtc="2026-10-24T13:38:00Z"/>
               <w:rFonts w:eastAsiaTheme="minorEastAsia"/>
               <w:b w:val="0"/>
               <w:bCs w:val="0"/>
@@ -1617,14 +4406,20 @@
               <w:noProof/>
             </w:rPr>
           </w:pPr>
-          <w:hyperlink w:anchor="_Toc243400414" w:history="1">
-            <w:r>
-              <w:rPr>
-                <w:rStyle w:val="Hyperlink"/>
+          <w:del w:id="76" w:author="MatheuS Santos" w:date="2026-10-24T14:38:00Z" w16du:dateUtc="2026-10-24T13:38:00Z">
+            <w:r>
+              <w:rPr>
                 <w:rFonts w:ascii="Calibri" w:hAnsi="Calibri" w:cs="Calibri"/>
                 <w:noProof/>
-              </w:rPr>
-              <w:t>5. Scope</w:t>
+                <w:rPrChange w:id="77" w:author="MatheuS Santos" w:date="2026-10-24T14:38:00Z" w16du:dateUtc="2026-10-24T13:38:00Z">
+                  <w:rPr>
+                    <w:rStyle w:val="Hyperlink"/>
+                    <w:rFonts w:ascii="Calibri" w:hAnsi="Calibri" w:cs="Calibri"/>
+                    <w:noProof/>
+                  </w:rPr>
+                </w:rPrChange>
+              </w:rPr>
+              <w:delText>5. Scope</w:delText>
             </w:r>
             <w:r>
               <w:rPr>
@@ -1632,57 +4427,15 @@
                 <w:webHidden/>
               </w:rPr>
               <w:tab/>
-            </w:r>
-            <w:r>
-              <w:rPr>
-                <w:noProof/>
-                <w:webHidden/>
-              </w:rPr>
-              <w:fldChar w:fldCharType="begin"/>
-            </w:r>
-            <w:r>
-              <w:rPr>
-                <w:noProof/>
-                <w:webHidden/>
-              </w:rPr>
-              <w:instrText xml:space="preserve"> PAGEREF _Toc243400414 \h </w:instrText>
-            </w:r>
-            <w:r>
-              <w:rPr>
-                <w:noProof/>
-                <w:webHidden/>
-              </w:rPr>
-            </w:r>
-            <w:r>
-              <w:rPr>
-                <w:noProof/>
-                <w:webHidden/>
-              </w:rPr>
-              <w:fldChar w:fldCharType="separate"/>
-            </w:r>
-            <w:r>
-              <w:rPr>
-                <w:noProof/>
-                <w:webHidden/>
-              </w:rPr>
-              <w:t>4</w:t>
-            </w:r>
-            <w:r>
-              <w:rPr>
-                <w:noProof/>
-                <w:webHidden/>
-              </w:rPr>
-              <w:fldChar w:fldCharType="end"/>
-            </w:r>
-          </w:hyperlink>
+              <w:delText>4</w:delText>
+            </w:r>
+          </w:del>
         </w:p>
         <w:p>
           <w:pPr>
             <w:pStyle w:val="TOC1"/>
-            <w:tabs>
-              <w:tab w:val="right" w:leader="dot" w:pos="9350"/>
-            </w:tabs>
             <w:rPr>
+              <w:del w:id="78" w:author="MatheuS Santos" w:date="2026-10-24T14:38:00Z" w16du:dateUtc="2026-10-24T13:38:00Z"/>
               <w:rFonts w:eastAsiaTheme="minorEastAsia"/>
               <w:b w:val="0"/>
               <w:bCs w:val="0"/>
@@ -1691,14 +4444,20 @@
               <w:noProof/>
             </w:rPr>
           </w:pPr>
-          <w:hyperlink w:anchor="_Toc243400415" w:history="1">
-            <w:r>
-              <w:rPr>
-                <w:rStyle w:val="Hyperlink"/>
+          <w:del w:id="79" w:author="MatheuS Santos" w:date="2026-10-24T14:38:00Z" w16du:dateUtc="2026-10-24T13:38:00Z">
+            <w:r>
+              <w:rPr>
                 <w:rFonts w:ascii="Calibri" w:hAnsi="Calibri" w:cs="Calibri"/>
                 <w:noProof/>
-              </w:rPr>
-              <w:t>6. Methodology</w:t>
+                <w:rPrChange w:id="80" w:author="MatheuS Santos" w:date="2026-10-24T14:38:00Z" w16du:dateUtc="2026-10-24T13:38:00Z">
+                  <w:rPr>
+                    <w:rStyle w:val="Hyperlink"/>
+                    <w:rFonts w:ascii="Calibri" w:hAnsi="Calibri" w:cs="Calibri"/>
+                    <w:noProof/>
+                  </w:rPr>
+                </w:rPrChange>
+              </w:rPr>
+              <w:delText>6. Methodology</w:delText>
             </w:r>
             <w:r>
               <w:rPr>
@@ -1706,57 +4465,15 @@
                 <w:webHidden/>
               </w:rPr>
               <w:tab/>
-            </w:r>
-            <w:r>
-              <w:rPr>
-                <w:noProof/>
-                <w:webHidden/>
-              </w:rPr>
-              <w:fldChar w:fldCharType="begin"/>
-            </w:r>
-            <w:r>
-              <w:rPr>
-                <w:noProof/>
-                <w:webHidden/>
-              </w:rPr>
-              <w:instrText xml:space="preserve"> PAGEREF _Toc243400415 \h </w:instrText>
-            </w:r>
-            <w:r>
-              <w:rPr>
-                <w:noProof/>
-                <w:webHidden/>
-              </w:rPr>
-            </w:r>
-            <w:r>
-              <w:rPr>
-                <w:noProof/>
-                <w:webHidden/>
-              </w:rPr>
-              <w:fldChar w:fldCharType="separate"/>
-            </w:r>
-            <w:r>
-              <w:rPr>
-                <w:noProof/>
-                <w:webHidden/>
-              </w:rPr>
-              <w:t>4</w:t>
-            </w:r>
-            <w:r>
-              <w:rPr>
-                <w:noProof/>
-                <w:webHidden/>
-              </w:rPr>
-              <w:fldChar w:fldCharType="end"/>
-            </w:r>
-          </w:hyperlink>
+              <w:delText>4</w:delText>
+            </w:r>
+          </w:del>
         </w:p>
         <w:p>
           <w:pPr>
             <w:pStyle w:val="TOC1"/>
-            <w:tabs>
-              <w:tab w:val="right" w:leader="dot" w:pos="9350"/>
-            </w:tabs>
             <w:rPr>
+              <w:del w:id="81" w:author="MatheuS Santos" w:date="2026-10-24T14:38:00Z" w16du:dateUtc="2026-10-24T13:38:00Z"/>
               <w:rFonts w:eastAsiaTheme="minorEastAsia"/>
               <w:b w:val="0"/>
               <w:bCs w:val="0"/>
@@ -1765,14 +4482,20 @@
               <w:noProof/>
             </w:rPr>
           </w:pPr>
-          <w:hyperlink w:anchor="_Toc243400416" w:history="1">
-            <w:r>
-              <w:rPr>
-                <w:rStyle w:val="Hyperlink"/>
+          <w:del w:id="82" w:author="MatheuS Santos" w:date="2026-10-24T14:38:00Z" w16du:dateUtc="2026-10-24T13:38:00Z">
+            <w:r>
+              <w:rPr>
                 <w:rFonts w:ascii="Calibri" w:hAnsi="Calibri" w:cs="Calibri"/>
                 <w:noProof/>
-              </w:rPr>
-              <w:t>7. Data Sources</w:t>
+                <w:rPrChange w:id="83" w:author="MatheuS Santos" w:date="2026-10-24T14:38:00Z" w16du:dateUtc="2026-10-24T13:38:00Z">
+                  <w:rPr>
+                    <w:rStyle w:val="Hyperlink"/>
+                    <w:rFonts w:ascii="Calibri" w:hAnsi="Calibri" w:cs="Calibri"/>
+                    <w:noProof/>
+                  </w:rPr>
+                </w:rPrChange>
+              </w:rPr>
+              <w:delText>7. Data Sources</w:delText>
             </w:r>
             <w:r>
               <w:rPr>
@@ -1780,57 +4503,15 @@
                 <w:webHidden/>
               </w:rPr>
               <w:tab/>
-            </w:r>
-            <w:r>
-              <w:rPr>
-                <w:noProof/>
-                <w:webHidden/>
-              </w:rPr>
-              <w:fldChar w:fldCharType="begin"/>
-            </w:r>
-            <w:r>
-              <w:rPr>
-                <w:noProof/>
-                <w:webHidden/>
-              </w:rPr>
-              <w:instrText xml:space="preserve"> PAGEREF _Toc243400416 \h </w:instrText>
-            </w:r>
-            <w:r>
-              <w:rPr>
-                <w:noProof/>
-                <w:webHidden/>
-              </w:rPr>
-            </w:r>
-            <w:r>
-              <w:rPr>
-                <w:noProof/>
-                <w:webHidden/>
-              </w:rPr>
-              <w:fldChar w:fldCharType="separate"/>
-            </w:r>
-            <w:r>
-              <w:rPr>
-                <w:noProof/>
-                <w:webHidden/>
-              </w:rPr>
-              <w:t>4</w:t>
-            </w:r>
-            <w:r>
-              <w:rPr>
-                <w:noProof/>
-                <w:webHidden/>
-              </w:rPr>
-              <w:fldChar w:fldCharType="end"/>
-            </w:r>
-          </w:hyperlink>
+              <w:delText>4</w:delText>
+            </w:r>
+          </w:del>
         </w:p>
         <w:p>
           <w:pPr>
             <w:pStyle w:val="TOC1"/>
-            <w:tabs>
-              <w:tab w:val="right" w:leader="dot" w:pos="9350"/>
-            </w:tabs>
             <w:rPr>
+              <w:del w:id="84" w:author="MatheuS Santos" w:date="2026-10-24T14:38:00Z" w16du:dateUtc="2026-10-24T13:38:00Z"/>
               <w:rFonts w:eastAsiaTheme="minorEastAsia"/>
               <w:b w:val="0"/>
               <w:bCs w:val="0"/>
@@ -1839,14 +4520,20 @@
               <w:noProof/>
             </w:rPr>
           </w:pPr>
-          <w:hyperlink w:anchor="_Toc243400417" w:history="1">
-            <w:r>
-              <w:rPr>
-                <w:rStyle w:val="Hyperlink"/>
+          <w:del w:id="85" w:author="MatheuS Santos" w:date="2026-10-24T14:38:00Z" w16du:dateUtc="2026-10-24T13:38:00Z">
+            <w:r>
+              <w:rPr>
                 <w:rFonts w:ascii="Calibri" w:hAnsi="Calibri" w:cs="Calibri"/>
                 <w:noProof/>
-              </w:rPr>
-              <w:t>8. Expected Deliverables</w:t>
+                <w:rPrChange w:id="86" w:author="MatheuS Santos" w:date="2026-10-24T14:38:00Z" w16du:dateUtc="2026-10-24T13:38:00Z">
+                  <w:rPr>
+                    <w:rStyle w:val="Hyperlink"/>
+                    <w:rFonts w:ascii="Calibri" w:hAnsi="Calibri" w:cs="Calibri"/>
+                    <w:noProof/>
+                  </w:rPr>
+                </w:rPrChange>
+              </w:rPr>
+              <w:delText>8. Expected Deliverables</w:delText>
             </w:r>
             <w:r>
               <w:rPr>
@@ -1854,57 +4541,15 @@
                 <w:webHidden/>
               </w:rPr>
               <w:tab/>
-            </w:r>
-            <w:r>
-              <w:rPr>
-                <w:noProof/>
-                <w:webHidden/>
-              </w:rPr>
-              <w:fldChar w:fldCharType="begin"/>
-            </w:r>
-            <w:r>
-              <w:rPr>
-                <w:noProof/>
-                <w:webHidden/>
-              </w:rPr>
-              <w:instrText xml:space="preserve"> PAGEREF _Toc243400417 \h </w:instrText>
-            </w:r>
-            <w:r>
-              <w:rPr>
-                <w:noProof/>
-                <w:webHidden/>
-              </w:rPr>
-            </w:r>
-            <w:r>
-              <w:rPr>
-                <w:noProof/>
-                <w:webHidden/>
-              </w:rPr>
-              <w:fldChar w:fldCharType="separate"/>
-            </w:r>
-            <w:r>
-              <w:rPr>
-                <w:noProof/>
-                <w:webHidden/>
-              </w:rPr>
-              <w:t>5</w:t>
-            </w:r>
-            <w:r>
-              <w:rPr>
-                <w:noProof/>
-                <w:webHidden/>
-              </w:rPr>
-              <w:fldChar w:fldCharType="end"/>
-            </w:r>
-          </w:hyperlink>
+              <w:delText>5</w:delText>
+            </w:r>
+          </w:del>
         </w:p>
         <w:p>
           <w:pPr>
             <w:pStyle w:val="TOC1"/>
-            <w:tabs>
-              <w:tab w:val="right" w:leader="dot" w:pos="9350"/>
-            </w:tabs>
             <w:rPr>
+              <w:del w:id="87" w:author="MatheuS Santos" w:date="2026-10-24T14:38:00Z" w16du:dateUtc="2026-10-24T13:38:00Z"/>
               <w:rFonts w:eastAsiaTheme="minorEastAsia"/>
               <w:b w:val="0"/>
               <w:bCs w:val="0"/>
@@ -1913,14 +4558,48 @@
               <w:noProof/>
             </w:rPr>
           </w:pPr>
-          <w:hyperlink w:anchor="_Toc243400418" w:history="1">
-            <w:r>
-              <w:rPr>
-                <w:rStyle w:val="Hyperlink"/>
+          <w:del w:id="88" w:author="MatheuS Santos" w:date="2026-10-24T14:38:00Z" w16du:dateUtc="2026-10-24T13:38:00Z">
+            <w:r>
+              <w:rPr>
                 <w:rFonts w:ascii="Calibri" w:hAnsi="Calibri" w:cs="Calibri"/>
                 <w:noProof/>
-              </w:rPr>
-              <w:t>9. Project Timeline</w:t>
+                <w:rPrChange w:id="89" w:author="MatheuS Santos" w:date="2026-10-24T14:38:00Z" w16du:dateUtc="2026-10-24T13:38:00Z">
+                  <w:rPr>
+                    <w:rStyle w:val="Hyperlink"/>
+                    <w:rFonts w:ascii="Calibri" w:hAnsi="Calibri" w:cs="Calibri"/>
+                    <w:noProof/>
+                  </w:rPr>
+                </w:rPrChange>
+              </w:rPr>
+              <w:delText>9. Proje</w:delText>
+            </w:r>
+            <w:r>
+              <w:rPr>
+                <w:rFonts w:ascii="Calibri" w:hAnsi="Calibri" w:cs="Calibri"/>
+                <w:noProof/>
+                <w:rPrChange w:id="90" w:author="MatheuS Santos" w:date="2026-10-24T14:38:00Z" w16du:dateUtc="2026-10-24T13:38:00Z">
+                  <w:rPr>
+                    <w:rStyle w:val="Hyperlink"/>
+                    <w:rFonts w:ascii="Calibri" w:hAnsi="Calibri" w:cs="Calibri"/>
+                    <w:noProof/>
+                  </w:rPr>
+                </w:rPrChange>
+              </w:rPr>
+              <w:delText>c</w:delText>
+            </w:r>
+            <w:r>
+              <w:rPr>
+                <w:rFonts w:ascii="Calibri" w:hAnsi="Calibri" w:cs="Calibri"/>
+                <w:noProof/>
+                <w:rPrChange w:id="91" w:author="MatheuS Santos" w:date="2026-10-24T14:38:00Z" w16du:dateUtc="2026-10-24T13:38:00Z">
+                  <w:rPr>
+                    <w:rStyle w:val="Hyperlink"/>
+                    <w:rFonts w:ascii="Calibri" w:hAnsi="Calibri" w:cs="Calibri"/>
+                    <w:noProof/>
+                  </w:rPr>
+                </w:rPrChange>
+              </w:rPr>
+              <w:delText>t Timeline</w:delText>
             </w:r>
             <w:r>
               <w:rPr>
@@ -1928,57 +4607,15 @@
                 <w:webHidden/>
               </w:rPr>
               <w:tab/>
-            </w:r>
-            <w:r>
-              <w:rPr>
-                <w:noProof/>
-                <w:webHidden/>
-              </w:rPr>
-              <w:fldChar w:fldCharType="begin"/>
-            </w:r>
-            <w:r>
-              <w:rPr>
-                <w:noProof/>
-                <w:webHidden/>
-              </w:rPr>
-              <w:instrText xml:space="preserve"> PAGEREF _Toc243400418 \h </w:instrText>
-            </w:r>
-            <w:r>
-              <w:rPr>
-                <w:noProof/>
-                <w:webHidden/>
-              </w:rPr>
-            </w:r>
-            <w:r>
-              <w:rPr>
-                <w:noProof/>
-                <w:webHidden/>
-              </w:rPr>
-              <w:fldChar w:fldCharType="separate"/>
-            </w:r>
-            <w:r>
-              <w:rPr>
-                <w:noProof/>
-                <w:webHidden/>
-              </w:rPr>
-              <w:t>5</w:t>
-            </w:r>
-            <w:r>
-              <w:rPr>
-                <w:noProof/>
-                <w:webHidden/>
-              </w:rPr>
-              <w:fldChar w:fldCharType="end"/>
-            </w:r>
-          </w:hyperlink>
+              <w:delText>5</w:delText>
+            </w:r>
+          </w:del>
         </w:p>
         <w:p>
           <w:pPr>
             <w:pStyle w:val="TOC1"/>
-            <w:tabs>
-              <w:tab w:val="right" w:leader="dot" w:pos="9350"/>
-            </w:tabs>
             <w:rPr>
+              <w:del w:id="92" w:author="MatheuS Santos" w:date="2026-10-24T14:38:00Z" w16du:dateUtc="2026-10-24T13:38:00Z"/>
               <w:rFonts w:eastAsiaTheme="minorEastAsia"/>
               <w:b w:val="0"/>
               <w:bCs w:val="0"/>
@@ -1987,14 +4624,20 @@
               <w:noProof/>
             </w:rPr>
           </w:pPr>
-          <w:hyperlink w:anchor="_Toc243400419" w:history="1">
-            <w:r>
-              <w:rPr>
-                <w:rStyle w:val="Hyperlink"/>
+          <w:del w:id="93" w:author="MatheuS Santos" w:date="2026-10-24T14:38:00Z" w16du:dateUtc="2026-10-24T13:38:00Z">
+            <w:r>
+              <w:rPr>
                 <w:rFonts w:ascii="Calibri" w:hAnsi="Calibri" w:cs="Calibri"/>
                 <w:noProof/>
-              </w:rPr>
-              <w:t>10. Ethical and Legal Considerations</w:t>
+                <w:rPrChange w:id="94" w:author="MatheuS Santos" w:date="2026-10-24T14:38:00Z" w16du:dateUtc="2026-10-24T13:38:00Z">
+                  <w:rPr>
+                    <w:rStyle w:val="Hyperlink"/>
+                    <w:rFonts w:ascii="Calibri" w:hAnsi="Calibri" w:cs="Calibri"/>
+                    <w:noProof/>
+                  </w:rPr>
+                </w:rPrChange>
+              </w:rPr>
+              <w:delText>10. Ethical and Legal Considerations</w:delText>
             </w:r>
             <w:r>
               <w:rPr>
@@ -2002,57 +4645,15 @@
                 <w:webHidden/>
               </w:rPr>
               <w:tab/>
-            </w:r>
-            <w:r>
-              <w:rPr>
-                <w:noProof/>
-                <w:webHidden/>
-              </w:rPr>
-              <w:fldChar w:fldCharType="begin"/>
-            </w:r>
-            <w:r>
-              <w:rPr>
-                <w:noProof/>
-                <w:webHidden/>
-              </w:rPr>
-              <w:instrText xml:space="preserve"> PAGEREF _Toc243400419 \h </w:instrText>
-            </w:r>
-            <w:r>
-              <w:rPr>
-                <w:noProof/>
-                <w:webHidden/>
-              </w:rPr>
-            </w:r>
-            <w:r>
-              <w:rPr>
-                <w:noProof/>
-                <w:webHidden/>
-              </w:rPr>
-              <w:fldChar w:fldCharType="separate"/>
-            </w:r>
-            <w:r>
-              <w:rPr>
-                <w:noProof/>
-                <w:webHidden/>
-              </w:rPr>
-              <w:t>5</w:t>
-            </w:r>
-            <w:r>
-              <w:rPr>
-                <w:noProof/>
-                <w:webHidden/>
-              </w:rPr>
-              <w:fldChar w:fldCharType="end"/>
-            </w:r>
-          </w:hyperlink>
+              <w:delText>5</w:delText>
+            </w:r>
+          </w:del>
         </w:p>
         <w:p>
           <w:pPr>
             <w:pStyle w:val="TOC1"/>
-            <w:tabs>
-              <w:tab w:val="right" w:leader="dot" w:pos="9350"/>
-            </w:tabs>
             <w:rPr>
+              <w:del w:id="95" w:author="MatheuS Santos" w:date="2026-10-24T14:38:00Z" w16du:dateUtc="2026-10-24T13:38:00Z"/>
               <w:rFonts w:eastAsiaTheme="minorEastAsia"/>
               <w:b w:val="0"/>
               <w:bCs w:val="0"/>
@@ -2061,14 +4662,20 @@
               <w:noProof/>
             </w:rPr>
           </w:pPr>
-          <w:hyperlink w:anchor="_Toc243400420" w:history="1">
-            <w:r>
-              <w:rPr>
-                <w:rStyle w:val="Hyperlink"/>
+          <w:del w:id="96" w:author="MatheuS Santos" w:date="2026-10-24T14:38:00Z" w16du:dateUtc="2026-10-24T13:38:00Z">
+            <w:r>
+              <w:rPr>
                 <w:rFonts w:ascii="Calibri" w:hAnsi="Calibri" w:cs="Calibri"/>
                 <w:noProof/>
-              </w:rPr>
-              <w:t>11. Conclusions</w:t>
+                <w:rPrChange w:id="97" w:author="MatheuS Santos" w:date="2026-10-24T14:38:00Z" w16du:dateUtc="2026-10-24T13:38:00Z">
+                  <w:rPr>
+                    <w:rStyle w:val="Hyperlink"/>
+                    <w:rFonts w:ascii="Calibri" w:hAnsi="Calibri" w:cs="Calibri"/>
+                    <w:noProof/>
+                  </w:rPr>
+                </w:rPrChange>
+              </w:rPr>
+              <w:delText>11. Conclusions</w:delText>
             </w:r>
             <w:r>
               <w:rPr>
@@ -2076,57 +4683,15 @@
                 <w:webHidden/>
               </w:rPr>
               <w:tab/>
-            </w:r>
-            <w:r>
-              <w:rPr>
-                <w:noProof/>
-                <w:webHidden/>
-              </w:rPr>
-              <w:fldChar w:fldCharType="begin"/>
-            </w:r>
-            <w:r>
-              <w:rPr>
-                <w:noProof/>
-                <w:webHidden/>
-              </w:rPr>
-              <w:instrText xml:space="preserve"> PAGEREF _Toc243400420 \h </w:instrText>
-            </w:r>
-            <w:r>
-              <w:rPr>
-                <w:noProof/>
-                <w:webHidden/>
-              </w:rPr>
-            </w:r>
-            <w:r>
-              <w:rPr>
-                <w:noProof/>
-                <w:webHidden/>
-              </w:rPr>
-              <w:fldChar w:fldCharType="separate"/>
-            </w:r>
-            <w:r>
-              <w:rPr>
-                <w:noProof/>
-                <w:webHidden/>
-              </w:rPr>
-              <w:t>5</w:t>
-            </w:r>
-            <w:r>
-              <w:rPr>
-                <w:noProof/>
-                <w:webHidden/>
-              </w:rPr>
-              <w:fldChar w:fldCharType="end"/>
-            </w:r>
-          </w:hyperlink>
+              <w:delText>5</w:delText>
+            </w:r>
+          </w:del>
         </w:p>
         <w:p>
           <w:pPr>
             <w:pStyle w:val="TOC1"/>
-            <w:tabs>
-              <w:tab w:val="right" w:leader="dot" w:pos="9350"/>
-            </w:tabs>
             <w:rPr>
+              <w:del w:id="98" w:author="MatheuS Santos" w:date="2026-10-24T14:38:00Z" w16du:dateUtc="2026-10-24T13:38:00Z"/>
               <w:rFonts w:eastAsiaTheme="minorEastAsia"/>
               <w:b w:val="0"/>
               <w:bCs w:val="0"/>
@@ -2135,14 +4700,20 @@
               <w:noProof/>
             </w:rPr>
           </w:pPr>
-          <w:hyperlink w:anchor="_Toc243400421" w:history="1">
-            <w:r>
-              <w:rPr>
-                <w:rStyle w:val="Hyperlink"/>
+          <w:del w:id="99" w:author="MatheuS Santos" w:date="2026-10-24T14:38:00Z" w16du:dateUtc="2026-10-24T13:38:00Z">
+            <w:r>
+              <w:rPr>
                 <w:rFonts w:ascii="Calibri" w:hAnsi="Calibri" w:cs="Calibri"/>
                 <w:noProof/>
-              </w:rPr>
-              <w:t>12. References</w:t>
+                <w:rPrChange w:id="100" w:author="MatheuS Santos" w:date="2026-10-24T14:38:00Z" w16du:dateUtc="2026-10-24T13:38:00Z">
+                  <w:rPr>
+                    <w:rStyle w:val="Hyperlink"/>
+                    <w:rFonts w:ascii="Calibri" w:hAnsi="Calibri" w:cs="Calibri"/>
+                    <w:noProof/>
+                  </w:rPr>
+                </w:rPrChange>
+              </w:rPr>
+              <w:delText>12. References</w:delText>
             </w:r>
             <w:r>
               <w:rPr>
@@ -2150,57 +4721,15 @@
                 <w:webHidden/>
               </w:rPr>
               <w:tab/>
-            </w:r>
-            <w:r>
-              <w:rPr>
-                <w:noProof/>
-                <w:webHidden/>
-              </w:rPr>
-              <w:fldChar w:fldCharType="begin"/>
-            </w:r>
-            <w:r>
-              <w:rPr>
-                <w:noProof/>
-                <w:webHidden/>
-              </w:rPr>
-              <w:instrText xml:space="preserve"> PAGEREF _Toc243400421 \h </w:instrText>
-            </w:r>
-            <w:r>
-              <w:rPr>
-                <w:noProof/>
-                <w:webHidden/>
-              </w:rPr>
-            </w:r>
-            <w:r>
-              <w:rPr>
-                <w:noProof/>
-                <w:webHidden/>
-              </w:rPr>
-              <w:fldChar w:fldCharType="separate"/>
-            </w:r>
-            <w:r>
-              <w:rPr>
-                <w:noProof/>
-                <w:webHidden/>
-              </w:rPr>
-              <w:t>5</w:t>
-            </w:r>
-            <w:r>
-              <w:rPr>
-                <w:noProof/>
-                <w:webHidden/>
-              </w:rPr>
-              <w:fldChar w:fldCharType="end"/>
-            </w:r>
-          </w:hyperlink>
+              <w:delText>5</w:delText>
+            </w:r>
+          </w:del>
         </w:p>
         <w:p>
           <w:pPr>
             <w:pStyle w:val="TOC1"/>
-            <w:tabs>
-              <w:tab w:val="right" w:leader="dot" w:pos="9350"/>
-            </w:tabs>
             <w:rPr>
+              <w:del w:id="101" w:author="MatheuS Santos" w:date="2026-10-24T14:38:00Z" w16du:dateUtc="2026-10-24T13:38:00Z"/>
               <w:rFonts w:eastAsiaTheme="minorEastAsia"/>
               <w:b w:val="0"/>
               <w:bCs w:val="0"/>
@@ -2209,14 +4738,20 @@
               <w:noProof/>
             </w:rPr>
           </w:pPr>
-          <w:hyperlink w:anchor="_Toc243400422" w:history="1">
-            <w:r>
-              <w:rPr>
-                <w:rStyle w:val="Hyperlink"/>
+          <w:del w:id="102" w:author="MatheuS Santos" w:date="2026-10-24T14:38:00Z" w16du:dateUtc="2026-10-24T13:38:00Z">
+            <w:r>
+              <w:rPr>
                 <w:rFonts w:ascii="Calibri" w:hAnsi="Calibri" w:cs="Calibri"/>
                 <w:noProof/>
-              </w:rPr>
-              <w:t>13. Appendix</w:t>
+                <w:rPrChange w:id="103" w:author="MatheuS Santos" w:date="2026-10-24T14:38:00Z" w16du:dateUtc="2026-10-24T13:38:00Z">
+                  <w:rPr>
+                    <w:rStyle w:val="Hyperlink"/>
+                    <w:rFonts w:ascii="Calibri" w:hAnsi="Calibri" w:cs="Calibri"/>
+                    <w:noProof/>
+                  </w:rPr>
+                </w:rPrChange>
+              </w:rPr>
+              <w:delText>13. Appendix</w:delText>
             </w:r>
             <w:r>
               <w:rPr>
@@ -2224,49 +4759,9 @@
                 <w:webHidden/>
               </w:rPr>
               <w:tab/>
-            </w:r>
-            <w:r>
-              <w:rPr>
-                <w:noProof/>
-                <w:webHidden/>
-              </w:rPr>
-              <w:fldChar w:fldCharType="begin"/>
-            </w:r>
-            <w:r>
-              <w:rPr>
-                <w:noProof/>
-                <w:webHidden/>
-              </w:rPr>
-              <w:instrText xml:space="preserve"> PAGEREF _Toc243400422 \h </w:instrText>
-            </w:r>
-            <w:r>
-              <w:rPr>
-                <w:noProof/>
-                <w:webHidden/>
-              </w:rPr>
-            </w:r>
-            <w:r>
-              <w:rPr>
-                <w:noProof/>
-                <w:webHidden/>
-              </w:rPr>
-              <w:fldChar w:fldCharType="separate"/>
-            </w:r>
-            <w:r>
-              <w:rPr>
-                <w:noProof/>
-                <w:webHidden/>
-              </w:rPr>
-              <w:t>5</w:t>
-            </w:r>
-            <w:r>
-              <w:rPr>
-                <w:noProof/>
-                <w:webHidden/>
-              </w:rPr>
-              <w:fldChar w:fldCharType="end"/>
-            </w:r>
-          </w:hyperlink>
+              <w:delText>5</w:delText>
+            </w:r>
+          </w:del>
         </w:p>
         <w:p>
           <w:r>
@@ -2301,23 +4796,414 @@
     <w:p>
       <w:pPr>
         <w:pStyle w:val="Heading1"/>
-        <w:rPr>
-          <w:rFonts w:ascii="Calibri" w:hAnsi="Calibri" w:cs="Calibri"/>
-          <w:sz w:val="32"/>
-          <w:szCs w:val="32"/>
-        </w:rPr>
-      </w:pPr>
-      <w:bookmarkStart w:id="1" w:name="_Toc243400410"/>
+      </w:pPr>
+      <w:bookmarkStart w:id="104" w:name="_Toc243754206"/>
       <w:r>
-        <w:rPr>
-          <w:rFonts w:ascii="Calibri" w:hAnsi="Calibri" w:cs="Calibri"/>
-          <w:sz w:val="32"/>
-          <w:szCs w:val="32"/>
-        </w:rPr>
         <w:lastRenderedPageBreak/>
         <w:t>1. Project Title</w:t>
       </w:r>
-      <w:bookmarkEnd w:id="1"/>
+      <w:bookmarkEnd w:id="104"/>
+    </w:p>
+    <w:p>
+      <w:pPr>
+        <w:pStyle w:val="NormalWeb"/>
+        <w:jc w:val="both"/>
+        <w:rPr>
+          <w:rFonts w:ascii="Calibri" w:hAnsi="Calibri"/>
+        </w:rPr>
+        <w:pPrChange w:id="105" w:author="MatheuS Santos" w:date="2026-10-24T13:30:00Z" w16du:dateUtc="2026-10-24T12:30:00Z">
+          <w:pPr>
+            <w:pStyle w:val="NormalWeb"/>
+          </w:pPr>
+        </w:pPrChange>
+      </w:pPr>
+      <w:del w:id="106" w:author="MatheuS Santos" w:date="2026-10-24T12:49:00Z" w16du:dateUtc="2026-10-24T11:49:00Z">
+        <w:r>
+          <w:rPr>
+            <w:rFonts w:ascii="Calibri" w:hAnsi="Calibri"/>
+          </w:rPr>
+          <w:delText>Provide a clear and appropriate title that reflects the proposed business problem and project.</w:delText>
+        </w:r>
+      </w:del>
+      <w:ins w:id="107" w:author="MatheuS Santos" w:date="2026-10-24T12:49:00Z" w16du:dateUtc="2026-10-24T11:49:00Z">
+        <w:r>
+          <w:rPr>
+            <w:rFonts w:ascii="Calibri" w:hAnsi="Calibri"/>
+          </w:rPr>
+          <w:t xml:space="preserve">Exploratory Data Analysis and Preparation of the Classification of </w:t>
+        </w:r>
+        <w:proofErr w:type="spellStart"/>
+        <w:r>
+          <w:rPr>
+            <w:rFonts w:ascii="Calibri" w:hAnsi="Calibri"/>
+          </w:rPr>
+          <w:t>BitCoin</w:t>
+        </w:r>
+        <w:proofErr w:type="spellEnd"/>
+        <w:r>
+          <w:rPr>
+            <w:rFonts w:ascii="Calibri" w:hAnsi="Calibri"/>
+          </w:rPr>
+          <w:t xml:space="preserve"> Addresses Assoc</w:t>
+        </w:r>
+      </w:ins>
+      <w:ins w:id="108" w:author="MatheuS Santos" w:date="2026-10-24T12:50:00Z" w16du:dateUtc="2026-10-24T11:50:00Z">
+        <w:r>
+          <w:rPr>
+            <w:rFonts w:ascii="Calibri" w:hAnsi="Calibri"/>
+          </w:rPr>
+          <w:t>iated with Ransomware Using Machine Learning.</w:t>
+        </w:r>
+      </w:ins>
+    </w:p>
+    <w:p>
+      <w:pPr>
+        <w:pStyle w:val="Heading1"/>
+      </w:pPr>
+      <w:bookmarkStart w:id="109" w:name="_Toc243754207"/>
+      <w:r>
+        <w:t>2. Introduction</w:t>
+      </w:r>
+      <w:bookmarkEnd w:id="109"/>
+    </w:p>
+    <w:p>
+      <w:pPr>
+        <w:pStyle w:val="NormalWeb"/>
+        <w:jc w:val="both"/>
+        <w:rPr>
+          <w:ins w:id="110" w:author="MatheuS Santos" w:date="2026-10-24T13:31:00Z" w16du:dateUtc="2026-10-24T12:31:00Z"/>
+          <w:rFonts w:ascii="Calibri" w:hAnsi="Calibri"/>
+        </w:rPr>
+      </w:pPr>
+      <w:ins w:id="111" w:author="MatheuS Santos" w:date="2026-10-24T13:28:00Z" w16du:dateUtc="2026-10-24T12:28:00Z">
+        <w:r>
+          <w:rPr>
+            <w:rFonts w:ascii="Calibri" w:hAnsi="Calibri"/>
+          </w:rPr>
+          <w:t>The growth of c</w:t>
+        </w:r>
+      </w:ins>
+      <w:ins w:id="112" w:author="MatheuS Santos" w:date="2026-10-24T13:29:00Z" w16du:dateUtc="2026-10-24T12:29:00Z">
+        <w:r>
+          <w:rPr>
+            <w:rFonts w:ascii="Calibri" w:hAnsi="Calibri"/>
+          </w:rPr>
+          <w:t xml:space="preserve">ryptocurrencies has bought about challenges related to financial security, including their use in ransomware attacks. In this context, blockchain data analysis and machine learning </w:t>
+        </w:r>
+      </w:ins>
+      <w:ins w:id="113" w:author="MatheuS Santos" w:date="2026-10-24T13:30:00Z" w16du:dateUtc="2026-10-24T12:30:00Z">
+        <w:r>
+          <w:rPr>
+            <w:rFonts w:ascii="Calibri" w:hAnsi="Calibri"/>
+          </w:rPr>
+          <w:t>techniques can help investigate patterns associated with potentially illicit transactions</w:t>
+        </w:r>
+      </w:ins>
+      <w:ins w:id="114" w:author="MatheuS Santos" w:date="2026-10-24T13:31:00Z" w16du:dateUtc="2026-10-24T12:31:00Z">
+        <w:r>
+          <w:rPr>
+            <w:rFonts w:ascii="Calibri" w:hAnsi="Calibri"/>
+          </w:rPr>
+          <w:t>.</w:t>
+        </w:r>
+      </w:ins>
+      <w:del w:id="115" w:author="MatheuS Santos" w:date="2026-10-24T13:28:00Z" w16du:dateUtc="2026-10-24T12:28:00Z">
+        <w:r>
+          <w:rPr>
+            <w:rFonts w:ascii="Calibri" w:hAnsi="Calibri"/>
+          </w:rPr>
+          <w:delText>Provide a brief overview of the proposed project. Explain the business context, relevance and significance of the project and why the selected problem is worth investigating.</w:delText>
+        </w:r>
+      </w:del>
+    </w:p>
+    <w:p>
+      <w:pPr>
+        <w:pStyle w:val="NormalWeb"/>
+        <w:jc w:val="both"/>
+        <w:rPr>
+          <w:rFonts w:ascii="Calibri" w:hAnsi="Calibri"/>
+        </w:rPr>
+        <w:pPrChange w:id="116" w:author="MatheuS Santos" w:date="2026-10-24T13:30:00Z" w16du:dateUtc="2026-10-24T12:30:00Z">
+          <w:pPr>
+            <w:pStyle w:val="NormalWeb"/>
+          </w:pPr>
+        </w:pPrChange>
+      </w:pPr>
+      <w:ins w:id="117" w:author="MatheuS Santos" w:date="2026-10-24T13:31:00Z" w16du:dateUtc="2026-10-24T12:31:00Z">
+        <w:r>
+          <w:rPr>
+            <w:rFonts w:ascii="Calibri" w:hAnsi="Calibri"/>
+          </w:rPr>
+          <w:t xml:space="preserve">I am going to </w:t>
+        </w:r>
+        <w:r>
+          <w:rPr>
+            <w:rFonts w:ascii="Calibri" w:hAnsi="Calibri"/>
+          </w:rPr>
+          <w:t xml:space="preserve">utilizes the </w:t>
+        </w:r>
+      </w:ins>
+      <w:ins w:id="118" w:author="MatheuS Santos" w:date="2026-10-24T13:32:00Z" w16du:dateUtc="2026-10-24T12:32:00Z">
+        <w:r>
+          <w:rPr>
+            <w:rFonts w:ascii="Calibri" w:hAnsi="Calibri"/>
+          </w:rPr>
+          <w:fldChar w:fldCharType="begin"/>
+        </w:r>
+        <w:r>
+          <w:rPr>
+            <w:rFonts w:ascii="Calibri" w:hAnsi="Calibri"/>
+          </w:rPr>
+          <w:instrText>HYPERLINK "https://archive.ics.uci.edu/dataset/526/bitcoinheistransomwareaddressdataset"</w:instrText>
+        </w:r>
+        <w:r>
+          <w:rPr>
+            <w:rFonts w:ascii="Calibri" w:hAnsi="Calibri"/>
+          </w:rPr>
+        </w:r>
+        <w:r>
+          <w:rPr>
+            <w:rFonts w:ascii="Calibri" w:hAnsi="Calibri"/>
+          </w:rPr>
+          <w:fldChar w:fldCharType="separate"/>
+        </w:r>
+        <w:proofErr w:type="spellStart"/>
+        <w:r>
+          <w:rPr>
+            <w:rStyle w:val="Hyperlink"/>
+            <w:rFonts w:ascii="Calibri" w:hAnsi="Calibri"/>
+          </w:rPr>
+          <w:t>BitcoinHeist</w:t>
+        </w:r>
+        <w:proofErr w:type="spellEnd"/>
+        <w:r>
+          <w:rPr>
+            <w:rStyle w:val="Hyperlink"/>
+            <w:rFonts w:ascii="Calibri" w:hAnsi="Calibri"/>
+          </w:rPr>
+          <w:t xml:space="preserve"> Ran</w:t>
+        </w:r>
+        <w:r>
+          <w:rPr>
+            <w:rStyle w:val="Hyperlink"/>
+            <w:rFonts w:ascii="Calibri" w:hAnsi="Calibri"/>
+          </w:rPr>
+          <w:t>s</w:t>
+        </w:r>
+        <w:r>
+          <w:rPr>
+            <w:rStyle w:val="Hyperlink"/>
+            <w:rFonts w:ascii="Calibri" w:hAnsi="Calibri"/>
+          </w:rPr>
+          <w:t>omware Address Dataset</w:t>
+        </w:r>
+        <w:r>
+          <w:rPr>
+            <w:rFonts w:ascii="Calibri" w:hAnsi="Calibri"/>
+          </w:rPr>
+          <w:fldChar w:fldCharType="end"/>
+        </w:r>
+        <w:r>
+          <w:rPr>
+            <w:rFonts w:ascii="Calibri" w:hAnsi="Calibri"/>
+          </w:rPr>
+          <w:t xml:space="preserve"> to conduct an Explora</w:t>
+        </w:r>
+      </w:ins>
+      <w:ins w:id="119" w:author="MatheuS Santos" w:date="2026-10-24T13:33:00Z" w16du:dateUtc="2026-10-24T12:33:00Z">
+        <w:r>
+          <w:rPr>
+            <w:rFonts w:ascii="Calibri" w:hAnsi="Calibri"/>
+          </w:rPr>
+          <w:t>tory Data Analysis ( EDA ) and prepare the data for subsequent stages of supervised classification.</w:t>
+        </w:r>
+      </w:ins>
+    </w:p>
+    <w:p>
+      <w:pPr>
+        <w:pStyle w:val="Heading1"/>
+      </w:pPr>
+      <w:bookmarkStart w:id="120" w:name="_Toc243754208"/>
+      <w:r>
+        <w:t>3. Problem Definition</w:t>
+      </w:r>
+      <w:bookmarkEnd w:id="120"/>
+    </w:p>
+    <w:p>
+      <w:pPr>
+        <w:pStyle w:val="NormalWeb"/>
+        <w:rPr>
+          <w:ins w:id="121" w:author="MatheuS Santos" w:date="2026-10-24T13:43:00Z" w16du:dateUtc="2026-10-24T12:43:00Z"/>
+          <w:rFonts w:ascii="Calibri" w:hAnsi="Calibri"/>
+        </w:rPr>
+      </w:pPr>
+      <w:ins w:id="122" w:author="MatheuS Santos" w:date="2026-10-24T13:41:00Z" w16du:dateUtc="2026-10-24T12:41:00Z">
+        <w:r>
+          <w:rPr>
+            <w:rFonts w:ascii="Calibri" w:hAnsi="Calibri"/>
+          </w:rPr>
+          <w:t>This project investigates whether the features available i</w:t>
+        </w:r>
+      </w:ins>
+      <w:ins w:id="123" w:author="MatheuS Santos" w:date="2026-10-24T13:42:00Z" w16du:dateUtc="2026-10-24T12:42:00Z">
+        <w:r>
+          <w:rPr>
+            <w:rFonts w:ascii="Calibri" w:hAnsi="Calibri"/>
+          </w:rPr>
+          <w:t>n the dataset can help identify differences between addresses classified as white and those associated with ransomware categories</w:t>
+        </w:r>
+      </w:ins>
+      <w:ins w:id="124" w:author="MatheuS Santos" w:date="2026-10-24T13:43:00Z" w16du:dateUtc="2026-10-24T12:43:00Z">
+        <w:r>
+          <w:rPr>
+            <w:rFonts w:ascii="Calibri" w:hAnsi="Calibri"/>
+          </w:rPr>
+          <w:t>.</w:t>
+        </w:r>
+      </w:ins>
+      <w:del w:id="125" w:author="MatheuS Santos" w:date="2026-10-24T13:39:00Z" w16du:dateUtc="2026-10-24T12:39:00Z">
+        <w:r>
+          <w:rPr>
+            <w:rFonts w:ascii="Calibri" w:hAnsi="Calibri"/>
+          </w:rPr>
+          <w:delText>Clearly define the business problem or challenge you intend to address. Explain its impact and how data analytics and predictive modelling can contribute towards addressing the problem.</w:delText>
+        </w:r>
+      </w:del>
+    </w:p>
+    <w:p>
+      <w:pPr>
+        <w:pStyle w:val="NormalWeb"/>
+        <w:rPr>
+          <w:ins w:id="126" w:author="MatheuS Santos" w:date="2026-10-24T13:44:00Z" w16du:dateUtc="2026-10-24T12:44:00Z"/>
+          <w:rFonts w:ascii="Calibri" w:hAnsi="Calibri"/>
+        </w:rPr>
+      </w:pPr>
+      <w:ins w:id="127" w:author="MatheuS Santos" w:date="2026-10-24T13:43:00Z" w16du:dateUtc="2026-10-24T12:43:00Z">
+        <w:r>
+          <w:rPr>
+            <w:rFonts w:ascii="Calibri" w:hAnsi="Calibri"/>
+          </w:rPr>
+          <w:t xml:space="preserve">The dataset contains </w:t>
+        </w:r>
+        <w:r>
+          <w:rPr>
+            <w:rFonts w:ascii="Calibri" w:hAnsi="Calibri"/>
+          </w:rPr>
+          <w:t>2,916,697</w:t>
+        </w:r>
+        <w:r>
+          <w:rPr>
+            <w:rFonts w:ascii="Calibri" w:hAnsi="Calibri"/>
+          </w:rPr>
+          <w:t xml:space="preserve"> records and 10 columns. Aft</w:t>
+        </w:r>
+      </w:ins>
+      <w:ins w:id="128" w:author="MatheuS Santos" w:date="2026-10-24T13:44:00Z" w16du:dateUtc="2026-10-24T12:44:00Z">
+        <w:r>
+          <w:rPr>
+            <w:rFonts w:ascii="Calibri" w:hAnsi="Calibri"/>
+          </w:rPr>
+          <w:t>er transforming the label variable into a binary classification, the classes are represented as follows:</w:t>
+        </w:r>
+      </w:ins>
+    </w:p>
+    <w:p>
+      <w:pPr>
+        <w:pStyle w:val="NormalWeb"/>
+        <w:numPr>
+          <w:ilvl w:val="0"/>
+          <w:numId w:val="4"/>
+        </w:numPr>
+        <w:rPr>
+          <w:ins w:id="129" w:author="MatheuS Santos" w:date="2026-10-24T13:44:00Z" w16du:dateUtc="2026-10-24T12:44:00Z"/>
+          <w:rFonts w:ascii="Calibri" w:hAnsi="Calibri"/>
+        </w:rPr>
+        <w:pPrChange w:id="130" w:author="MatheuS Santos" w:date="2026-10-24T13:46:00Z" w16du:dateUtc="2026-10-24T12:46:00Z">
+          <w:pPr>
+            <w:pStyle w:val="NormalWeb"/>
+          </w:pPr>
+        </w:pPrChange>
+      </w:pPr>
+      <w:ins w:id="131" w:author="MatheuS Santos" w:date="2026-10-24T13:44:00Z" w16du:dateUtc="2026-10-24T12:44:00Z">
+        <w:r>
+          <w:rPr>
+            <w:rFonts w:ascii="Calibri" w:hAnsi="Calibri"/>
+            <w:b/>
+            <w:bCs/>
+            <w:rPrChange w:id="132" w:author="MatheuS Santos" w:date="2026-10-24T13:46:00Z" w16du:dateUtc="2026-10-24T12:46:00Z">
+              <w:rPr>
+                <w:rFonts w:ascii="Calibri" w:hAnsi="Calibri"/>
+              </w:rPr>
+            </w:rPrChange>
+          </w:rPr>
+          <w:t>0 = White</w:t>
+        </w:r>
+      </w:ins>
+      <w:ins w:id="133" w:author="MatheuS Santos" w:date="2026-10-24T13:45:00Z" w16du:dateUtc="2026-10-24T12:45:00Z">
+        <w:r>
+          <w:rPr>
+            <w:rFonts w:ascii="Calibri" w:hAnsi="Calibri"/>
+          </w:rPr>
+          <w:t xml:space="preserve"> --&gt; Ad</w:t>
+        </w:r>
+      </w:ins>
+      <w:ins w:id="134" w:author="MatheuS Santos" w:date="2026-10-24T13:46:00Z" w16du:dateUtc="2026-10-24T12:46:00Z">
+        <w:r>
+          <w:rPr>
+            <w:rFonts w:ascii="Calibri" w:hAnsi="Calibri"/>
+          </w:rPr>
+          <w:t>dresses classified as not associated with ransomware in the dataset.</w:t>
+        </w:r>
+      </w:ins>
+    </w:p>
+    <w:p>
+      <w:pPr>
+        <w:pStyle w:val="NormalWeb"/>
+        <w:numPr>
+          <w:ilvl w:val="0"/>
+          <w:numId w:val="4"/>
+        </w:numPr>
+        <w:rPr>
+          <w:ins w:id="135" w:author="MatheuS Santos" w:date="2026-10-24T13:49:00Z" w16du:dateUtc="2026-10-24T12:49:00Z"/>
+          <w:rFonts w:ascii="Calibri" w:hAnsi="Calibri"/>
+        </w:rPr>
+      </w:pPr>
+      <w:ins w:id="136" w:author="MatheuS Santos" w:date="2026-10-24T13:44:00Z" w16du:dateUtc="2026-10-24T12:44:00Z">
+        <w:r>
+          <w:rPr>
+            <w:rFonts w:ascii="Calibri" w:hAnsi="Calibri"/>
+            <w:b/>
+            <w:bCs/>
+            <w:rPrChange w:id="137" w:author="MatheuS Santos" w:date="2026-10-24T13:46:00Z" w16du:dateUtc="2026-10-24T12:46:00Z">
+              <w:rPr>
+                <w:rFonts w:ascii="Calibri" w:hAnsi="Calibri"/>
+              </w:rPr>
+            </w:rPrChange>
+          </w:rPr>
+          <w:t>1 = Ransom</w:t>
+        </w:r>
+      </w:ins>
+      <w:ins w:id="138" w:author="MatheuS Santos" w:date="2026-10-24T13:45:00Z" w16du:dateUtc="2026-10-24T12:45:00Z">
+        <w:r>
+          <w:rPr>
+            <w:rFonts w:ascii="Calibri" w:hAnsi="Calibri"/>
+            <w:b/>
+            <w:bCs/>
+            <w:rPrChange w:id="139" w:author="MatheuS Santos" w:date="2026-10-24T13:46:00Z" w16du:dateUtc="2026-10-24T12:46:00Z">
+              <w:rPr>
+                <w:rFonts w:ascii="Calibri" w:hAnsi="Calibri"/>
+              </w:rPr>
+            </w:rPrChange>
+          </w:rPr>
+          <w:t>ware</w:t>
+        </w:r>
+        <w:r>
+          <w:rPr>
+            <w:rFonts w:ascii="Calibri" w:hAnsi="Calibri"/>
+          </w:rPr>
+          <w:t xml:space="preserve"> --&gt; Observations associated with ransomware categories</w:t>
+        </w:r>
+      </w:ins>
     </w:p>
     <w:p>
       <w:pPr>
@@ -2326,32 +5212,791 @@
           <w:rFonts w:ascii="Calibri" w:hAnsi="Calibri"/>
         </w:rPr>
       </w:pPr>
+      <w:ins w:id="140" w:author="MatheuS Santos" w:date="2026-10-24T13:52:00Z" w16du:dateUtc="2026-10-24T12:52:00Z">
+        <w:r>
+          <w:rPr>
+            <w:rFonts w:ascii="Calibri" w:hAnsi="Calibri"/>
+          </w:rPr>
+          <w:drawing>
+            <wp:inline distT="0" distB="0" distL="0" distR="0" wp14:anchorId="74953E16" wp14:editId="32EB54CB">
+              <wp:extent cx="5943600" cy="2504440"/>
+              <wp:effectExtent l="0" t="0" r="0" b="0"/>
+              <wp:docPr id="485971930" name="Picture 1"/>
+              <wp:cNvGraphicFramePr>
+                <a:graphicFrameLocks xmlns:a="http://schemas.openxmlformats.org/drawingml/2006/main" noChangeAspect="1"/>
+              </wp:cNvGraphicFramePr>
+              <a:graphic xmlns:a="http://schemas.openxmlformats.org/drawingml/2006/main">
+                <a:graphicData uri="http://schemas.openxmlformats.org/drawingml/2006/picture">
+                  <pic:pic xmlns:pic="http://schemas.openxmlformats.org/drawingml/2006/picture">
+                    <pic:nvPicPr>
+                      <pic:cNvPr id="485971930" name=""/>
+                      <pic:cNvPicPr/>
+                    </pic:nvPicPr>
+                    <pic:blipFill>
+                      <a:blip r:embed="rId11"/>
+                      <a:stretch>
+                        <a:fillRect/>
+                      </a:stretch>
+                    </pic:blipFill>
+                    <pic:spPr>
+                      <a:xfrm>
+                        <a:off x="0" y="0"/>
+                        <a:ext cx="5943600" cy="2504440"/>
+                      </a:xfrm>
+                      <a:prstGeom prst="rect">
+                        <a:avLst/>
+                      </a:prstGeom>
+                    </pic:spPr>
+                  </pic:pic>
+                </a:graphicData>
+              </a:graphic>
+            </wp:inline>
+          </w:drawing>
+        </w:r>
+      </w:ins>
+      <w:ins w:id="141" w:author="MatheuS Santos" w:date="2026-10-24T13:53:00Z" w16du:dateUtc="2026-10-24T12:53:00Z">
+        <w:r>
+          <w:rPr>
+            <w:rFonts w:ascii="Calibri" w:hAnsi="Calibri"/>
+          </w:rPr>
+          <w:t xml:space="preserve">Based </w:t>
+        </w:r>
+      </w:ins>
+      <w:ins w:id="142" w:author="MatheuS Santos" w:date="2026-10-24T13:54:00Z" w16du:dateUtc="2026-10-24T12:54:00Z">
+        <w:r>
+          <w:rPr>
+            <w:rFonts w:ascii="Calibri" w:hAnsi="Calibri"/>
+          </w:rPr>
+          <w:t>on the graph above, this class imbalance requires careful consideration</w:t>
+        </w:r>
+      </w:ins>
+      <w:ins w:id="143" w:author="MatheuS Santos" w:date="2026-10-24T13:55:00Z" w16du:dateUtc="2026-10-24T12:55:00Z">
+        <w:r>
+          <w:rPr>
+            <w:rFonts w:ascii="Calibri" w:hAnsi="Calibri"/>
+          </w:rPr>
+          <w:t xml:space="preserve"> because accuracy alone may conceal difficulties in identifying the minority class.</w:t>
+        </w:r>
+      </w:ins>
+    </w:p>
+    <w:p>
+      <w:pPr>
+        <w:pStyle w:val="Heading1"/>
+        <w:rPr>
+          <w:ins w:id="144" w:author="MatheuS Santos" w:date="2026-10-24T14:29:00Z" w16du:dateUtc="2026-10-24T13:29:00Z"/>
+        </w:rPr>
+      </w:pPr>
+      <w:bookmarkStart w:id="145" w:name="_Toc243754209"/>
       <w:r>
+        <w:lastRenderedPageBreak/>
+        <w:t>4. Aim and Objectives</w:t>
+      </w:r>
+      <w:bookmarkEnd w:id="145"/>
+    </w:p>
+    <w:p>
+      <w:pPr>
+        <w:pStyle w:val="Heading2"/>
         <w:rPr>
+          <w:ins w:id="146" w:author="MatheuS Santos" w:date="2026-10-24T15:11:00Z" w16du:dateUtc="2026-10-24T14:11:00Z"/>
+        </w:rPr>
+      </w:pPr>
+      <w:bookmarkStart w:id="147" w:name="_Toc243754210"/>
+      <w:ins w:id="148" w:author="MatheuS Santos" w:date="2026-10-24T14:37:00Z" w16du:dateUtc="2026-10-24T13:37:00Z">
+        <w:r>
+          <w:t xml:space="preserve">4.1. </w:t>
+        </w:r>
+      </w:ins>
+      <w:ins w:id="149" w:author="MatheuS Santos" w:date="2026-10-24T14:30:00Z" w16du:dateUtc="2026-10-24T13:30:00Z">
+        <w:r>
+          <w:t>General aim:</w:t>
+        </w:r>
+      </w:ins>
+      <w:bookmarkEnd w:id="147"/>
+    </w:p>
+    <w:p>
+      <w:pPr>
+        <w:jc w:val="both"/>
+        <w:rPr>
+          <w:ins w:id="150" w:author="MatheuS Santos" w:date="2026-10-24T14:30:00Z" w16du:dateUtc="2026-10-24T13:30:00Z"/>
+          <w:rFonts w:ascii="Calibri" w:hAnsi="Calibri" w:cs="Calibri"/>
+          <w:rPrChange w:id="151" w:author="MatheuS Santos" w:date="2026-10-24T15:12:00Z" w16du:dateUtc="2026-10-24T14:12:00Z">
+            <w:rPr>
+              <w:ins w:id="152" w:author="MatheuS Santos" w:date="2026-10-24T14:30:00Z" w16du:dateUtc="2026-10-24T13:30:00Z"/>
+            </w:rPr>
+          </w:rPrChange>
+        </w:rPr>
+        <w:pPrChange w:id="153" w:author="MatheuS Santos" w:date="2026-10-24T15:12:00Z" w16du:dateUtc="2026-10-24T14:12:00Z">
+          <w:pPr/>
+        </w:pPrChange>
+      </w:pPr>
+      <w:ins w:id="154" w:author="MatheuS Santos" w:date="2026-10-24T15:11:00Z" w16du:dateUtc="2026-10-24T14:11:00Z">
+        <w:r>
+          <w:rPr>
+            <w:rFonts w:ascii="Calibri" w:hAnsi="Calibri" w:cs="Calibri"/>
+            <w:rPrChange w:id="155" w:author="MatheuS Santos" w:date="2026-10-24T15:12:00Z" w16du:dateUtc="2026-10-24T14:12:00Z">
+              <w:rPr/>
+            </w:rPrChange>
+          </w:rPr>
+          <w:t>To conduct exploratory data analysis and prepare the dataset to investigate</w:t>
+        </w:r>
+      </w:ins>
+      <w:ins w:id="156" w:author="MatheuS Santos" w:date="2026-10-24T15:12:00Z" w16du:dateUtc="2026-10-24T14:12:00Z">
+        <w:r>
+          <w:rPr>
+            <w:rFonts w:ascii="Calibri" w:hAnsi="Calibri" w:cs="Calibri"/>
+            <w:rPrChange w:id="157" w:author="MatheuS Santos" w:date="2026-10-24T15:12:00Z" w16du:dateUtc="2026-10-24T14:12:00Z">
+              <w:rPr/>
+            </w:rPrChange>
+          </w:rPr>
+          <w:t xml:space="preserve"> patterns associated with Bitcoin addresses classified as related to ransomware.</w:t>
+        </w:r>
+      </w:ins>
+    </w:p>
+    <w:p>
+      <w:pPr>
+        <w:pStyle w:val="Heading2"/>
+        <w:rPr>
+          <w:ins w:id="158" w:author="MatheuS Santos" w:date="2026-10-24T15:12:00Z" w16du:dateUtc="2026-10-24T14:12:00Z"/>
+        </w:rPr>
+      </w:pPr>
+      <w:bookmarkStart w:id="159" w:name="_Toc243754211"/>
+      <w:ins w:id="160" w:author="MatheuS Santos" w:date="2026-10-24T14:37:00Z" w16du:dateUtc="2026-10-24T13:37:00Z">
+        <w:r>
+          <w:t>4.2</w:t>
+        </w:r>
+      </w:ins>
+      <w:ins w:id="161" w:author="MatheuS Santos" w:date="2026-10-24T14:38:00Z" w16du:dateUtc="2026-10-24T13:38:00Z">
+        <w:r>
+          <w:t xml:space="preserve">. </w:t>
+        </w:r>
+      </w:ins>
+      <w:ins w:id="162" w:author="MatheuS Santos" w:date="2026-10-24T14:30:00Z" w16du:dateUtc="2026-10-24T13:30:00Z">
+        <w:r>
+          <w:t>Specific Objectives:</w:t>
+        </w:r>
+      </w:ins>
+      <w:bookmarkEnd w:id="159"/>
+    </w:p>
+    <w:p>
+      <w:pPr>
+        <w:pStyle w:val="ListParagraph"/>
+        <w:numPr>
+          <w:ilvl w:val="0"/>
+          <w:numId w:val="5"/>
+        </w:numPr>
+        <w:jc w:val="both"/>
+        <w:rPr>
+          <w:ins w:id="163" w:author="MatheuS Santos" w:date="2026-10-24T15:13:00Z" w16du:dateUtc="2026-10-24T14:13:00Z"/>
+        </w:rPr>
+        <w:pPrChange w:id="164" w:author="MatheuS Santos" w:date="2026-10-24T15:40:00Z" w16du:dateUtc="2026-10-24T14:40:00Z">
+          <w:pPr/>
+        </w:pPrChange>
+      </w:pPr>
+      <w:ins w:id="165" w:author="MatheuS Santos" w:date="2026-10-24T15:12:00Z" w16du:dateUtc="2026-10-24T14:12:00Z">
+        <w:r>
+          <w:t>Understan</w:t>
+        </w:r>
+      </w:ins>
+      <w:ins w:id="166" w:author="MatheuS Santos" w:date="2026-10-24T15:13:00Z" w16du:dateUtc="2026-10-24T14:13:00Z">
+        <w:r>
+          <w:t>d the dataset structure and variable types.</w:t>
+        </w:r>
+      </w:ins>
+    </w:p>
+    <w:p>
+      <w:pPr>
+        <w:pStyle w:val="ListParagraph"/>
+        <w:numPr>
+          <w:ilvl w:val="0"/>
+          <w:numId w:val="5"/>
+        </w:numPr>
+        <w:jc w:val="both"/>
+        <w:rPr>
+          <w:ins w:id="167" w:author="MatheuS Santos" w:date="2026-10-24T15:15:00Z" w16du:dateUtc="2026-10-24T14:15:00Z"/>
+        </w:rPr>
+        <w:pPrChange w:id="168" w:author="MatheuS Santos" w:date="2026-10-24T15:40:00Z" w16du:dateUtc="2026-10-24T14:40:00Z">
+          <w:pPr>
+            <w:pStyle w:val="ListParagraph"/>
+            <w:numPr>
+              <w:numId w:val="5"/>
+            </w:numPr>
+            <w:ind w:hanging="360"/>
+          </w:pPr>
+        </w:pPrChange>
+      </w:pPr>
+      <w:ins w:id="169" w:author="MatheuS Santos" w:date="2026-10-24T15:13:00Z" w16du:dateUtc="2026-10-24T14:13:00Z">
+        <w:r>
+          <w:t xml:space="preserve">Check for missing values, </w:t>
+        </w:r>
+        <w:proofErr w:type="spellStart"/>
+        <w:r>
+          <w:t>dubplicate</w:t>
+        </w:r>
+        <w:proofErr w:type="spellEnd"/>
+        <w:r>
+          <w:t xml:space="preserve"> records, outliers, </w:t>
+        </w:r>
+      </w:ins>
+      <w:ins w:id="170" w:author="MatheuS Santos" w:date="2026-10-24T15:14:00Z" w16du:dateUtc="2026-10-24T14:14:00Z">
+        <w:r>
+          <w:t>lines with double meanings,</w:t>
+        </w:r>
+      </w:ins>
+      <w:ins w:id="171" w:author="MatheuS Santos" w:date="2026-10-24T15:15:00Z" w16du:dateUtc="2026-10-24T14:15:00Z">
+        <w:r>
+          <w:t xml:space="preserve"> data type, and inconsistencies.</w:t>
+        </w:r>
+      </w:ins>
+    </w:p>
+    <w:p>
+      <w:pPr>
+        <w:pStyle w:val="ListParagraph"/>
+        <w:numPr>
+          <w:ilvl w:val="0"/>
+          <w:numId w:val="5"/>
+        </w:numPr>
+        <w:jc w:val="both"/>
+        <w:rPr>
+          <w:ins w:id="172" w:author="MatheuS Santos" w:date="2026-10-24T15:16:00Z" w16du:dateUtc="2026-10-24T14:16:00Z"/>
+        </w:rPr>
+        <w:pPrChange w:id="173" w:author="MatheuS Santos" w:date="2026-10-24T15:40:00Z" w16du:dateUtc="2026-10-24T14:40:00Z">
+          <w:pPr>
+            <w:pStyle w:val="ListParagraph"/>
+            <w:numPr>
+              <w:numId w:val="5"/>
+            </w:numPr>
+            <w:ind w:hanging="360"/>
+          </w:pPr>
+        </w:pPrChange>
+      </w:pPr>
+      <w:ins w:id="174" w:author="MatheuS Santos" w:date="2026-10-24T15:16:00Z" w16du:dateUtc="2026-10-24T14:16:00Z">
+        <w:r>
+          <w:t>Investigate class</w:t>
+        </w:r>
+      </w:ins>
+      <w:ins w:id="175" w:author="MatheuS Santos" w:date="2026-10-24T15:15:00Z" w16du:dateUtc="2026-10-24T14:15:00Z">
+        <w:r>
+          <w:t xml:space="preserve"> distributions an</w:t>
+        </w:r>
+      </w:ins>
+      <w:ins w:id="176" w:author="MatheuS Santos" w:date="2026-10-24T15:16:00Z" w16du:dateUtc="2026-10-24T14:16:00Z">
+        <w:r>
+          <w:t>d</w:t>
+        </w:r>
+      </w:ins>
+      <w:ins w:id="177" w:author="MatheuS Santos" w:date="2026-10-24T15:36:00Z" w16du:dateUtc="2026-10-24T14:36:00Z">
+        <w:r>
+          <w:t xml:space="preserve"> class imbalance</w:t>
+        </w:r>
+      </w:ins>
+      <w:ins w:id="178" w:author="MatheuS Santos" w:date="2026-10-24T15:16:00Z" w16du:dateUtc="2026-10-24T14:16:00Z">
+        <w:r>
+          <w:t>.</w:t>
+        </w:r>
+      </w:ins>
+    </w:p>
+    <w:p>
+      <w:pPr>
+        <w:pStyle w:val="ListParagraph"/>
+        <w:numPr>
+          <w:ilvl w:val="0"/>
+          <w:numId w:val="5"/>
+        </w:numPr>
+        <w:jc w:val="both"/>
+        <w:rPr>
+          <w:ins w:id="179" w:author="MatheuS Santos" w:date="2026-10-24T15:36:00Z" w16du:dateUtc="2026-10-24T14:36:00Z"/>
+        </w:rPr>
+        <w:pPrChange w:id="180" w:author="MatheuS Santos" w:date="2026-10-24T15:40:00Z" w16du:dateUtc="2026-10-24T14:40:00Z">
+          <w:pPr>
+            <w:pStyle w:val="ListParagraph"/>
+            <w:numPr>
+              <w:numId w:val="5"/>
+            </w:numPr>
+            <w:ind w:hanging="360"/>
+          </w:pPr>
+        </w:pPrChange>
+      </w:pPr>
+      <w:ins w:id="181" w:author="MatheuS Santos" w:date="2026-10-24T15:16:00Z" w16du:dateUtc="2026-10-24T14:16:00Z">
+        <w:r>
+          <w:t xml:space="preserve">Analyze statistical </w:t>
+        </w:r>
+      </w:ins>
+      <w:ins w:id="182" w:author="MatheuS Santos" w:date="2026-10-24T15:37:00Z" w16du:dateUtc="2026-10-24T14:37:00Z">
+        <w:r>
+          <w:t>distributions and relationships between variables.</w:t>
+        </w:r>
+      </w:ins>
+    </w:p>
+    <w:p>
+      <w:pPr>
+        <w:pStyle w:val="ListParagraph"/>
+        <w:numPr>
+          <w:ilvl w:val="0"/>
+          <w:numId w:val="5"/>
+        </w:numPr>
+        <w:jc w:val="both"/>
+        <w:rPr>
+          <w:ins w:id="183" w:author="MatheuS Santos" w:date="2026-10-24T15:35:00Z" w16du:dateUtc="2026-10-24T14:35:00Z"/>
+        </w:rPr>
+        <w:pPrChange w:id="184" w:author="MatheuS Santos" w:date="2026-10-24T15:40:00Z" w16du:dateUtc="2026-10-24T14:40:00Z">
+          <w:pPr>
+            <w:pStyle w:val="ListParagraph"/>
+            <w:numPr>
+              <w:numId w:val="5"/>
+            </w:numPr>
+            <w:ind w:hanging="360"/>
+          </w:pPr>
+        </w:pPrChange>
+      </w:pPr>
+      <w:ins w:id="185" w:author="MatheuS Santos" w:date="2026-10-24T15:36:00Z" w16du:dateUtc="2026-10-24T14:36:00Z">
+        <w:r>
+          <w:t>Ide</w:t>
+        </w:r>
+      </w:ins>
+      <w:ins w:id="186" w:author="MatheuS Santos" w:date="2026-10-24T15:37:00Z" w16du:dateUtc="2026-10-24T14:37:00Z">
+        <w:r>
+          <w:t xml:space="preserve">ntify and evaluate </w:t>
+        </w:r>
+      </w:ins>
+      <w:ins w:id="187" w:author="MatheuS Santos" w:date="2026-10-24T15:16:00Z" w16du:dateUtc="2026-10-24T14:16:00Z">
+        <w:r>
+          <w:t xml:space="preserve">outliers using the </w:t>
+        </w:r>
+      </w:ins>
+      <w:ins w:id="188" w:author="MatheuS Santos" w:date="2026-10-24T15:17:00Z" w16du:dateUtc="2026-10-24T14:17:00Z">
+        <w:r>
+          <w:fldChar w:fldCharType="begin"/>
+        </w:r>
+        <w:r>
+          <w:instrText>HYPERLINK "https://www.jmp.com/en/statistics-knowledge-portal/exploratory-data-analysis/descriptive-statistics/interquartile-range"</w:instrText>
+        </w:r>
+        <w:r>
+          <w:fldChar w:fldCharType="separate"/>
+        </w:r>
+        <w:r>
+          <w:rPr>
+            <w:rStyle w:val="Hyperlink"/>
+          </w:rPr>
+          <w:t xml:space="preserve">interquartile Range </w:t>
+        </w:r>
+        <w:proofErr w:type="gramStart"/>
+        <w:r>
+          <w:rPr>
+            <w:rStyle w:val="Hyperlink"/>
+          </w:rPr>
+          <w:t>( IQR</w:t>
+        </w:r>
+        <w:proofErr w:type="gramEnd"/>
+        <w:r>
+          <w:rPr>
+            <w:rStyle w:val="Hyperlink"/>
+          </w:rPr>
+          <w:t xml:space="preserve"> )</w:t>
+        </w:r>
+        <w:r>
+          <w:fldChar w:fldCharType="end"/>
+        </w:r>
+        <w:r>
+          <w:t xml:space="preserve"> method</w:t>
+        </w:r>
+      </w:ins>
+      <w:ins w:id="189" w:author="MatheuS Santos" w:date="2026-10-24T15:18:00Z" w16du:dateUtc="2026-10-24T14:18:00Z">
+        <w:r>
+          <w:t>.</w:t>
+        </w:r>
+      </w:ins>
+    </w:p>
+    <w:p>
+      <w:pPr>
+        <w:pStyle w:val="ListParagraph"/>
+        <w:numPr>
+          <w:ilvl w:val="0"/>
+          <w:numId w:val="5"/>
+        </w:numPr>
+        <w:jc w:val="both"/>
+        <w:rPr>
+          <w:ins w:id="190" w:author="MatheuS Santos" w:date="2026-10-24T15:18:00Z" w16du:dateUtc="2026-10-24T14:18:00Z"/>
+        </w:rPr>
+        <w:pPrChange w:id="191" w:author="MatheuS Santos" w:date="2026-10-24T15:40:00Z" w16du:dateUtc="2026-10-24T14:40:00Z">
+          <w:pPr>
+            <w:pStyle w:val="ListParagraph"/>
+            <w:numPr>
+              <w:numId w:val="5"/>
+            </w:numPr>
+            <w:ind w:hanging="360"/>
+          </w:pPr>
+        </w:pPrChange>
+      </w:pPr>
+      <w:ins w:id="192" w:author="MatheuS Santos" w:date="2026-10-24T15:18:00Z" w16du:dateUtc="2026-10-24T14:18:00Z">
+        <w:r>
+          <w:t>Examine temporal patterns, correlations, and repeated addresses.</w:t>
+        </w:r>
+      </w:ins>
+    </w:p>
+    <w:p>
+      <w:pPr>
+        <w:pStyle w:val="ListParagraph"/>
+        <w:numPr>
+          <w:ilvl w:val="0"/>
+          <w:numId w:val="5"/>
+        </w:numPr>
+        <w:jc w:val="both"/>
+        <w:rPr>
+          <w:ins w:id="193" w:author="MatheuS Santos" w:date="2026-10-24T15:38:00Z" w16du:dateUtc="2026-10-24T14:38:00Z"/>
+        </w:rPr>
+        <w:pPrChange w:id="194" w:author="MatheuS Santos" w:date="2026-10-24T15:40:00Z" w16du:dateUtc="2026-10-24T14:40:00Z">
+          <w:pPr>
+            <w:pStyle w:val="ListParagraph"/>
+            <w:numPr>
+              <w:numId w:val="5"/>
+            </w:numPr>
+            <w:ind w:hanging="360"/>
+          </w:pPr>
+        </w:pPrChange>
+      </w:pPr>
+      <w:ins w:id="195" w:author="MatheuS Santos" w:date="2026-10-24T15:18:00Z" w16du:dateUtc="2026-10-24T14:18:00Z">
+        <w:r>
+          <w:t>Explore encoding, feature selec</w:t>
+        </w:r>
+      </w:ins>
+      <w:ins w:id="196" w:author="MatheuS Santos" w:date="2026-10-24T15:19:00Z" w16du:dateUtc="2026-10-24T14:19:00Z">
+        <w:r>
+          <w:t xml:space="preserve">tions </w:t>
+        </w:r>
+      </w:ins>
+      <w:ins w:id="197" w:author="MatheuS Santos" w:date="2026-10-24T15:25:00Z" w16du:dateUtc="2026-10-24T14:25:00Z">
+        <w:r>
+          <w:t>using</w:t>
+        </w:r>
+      </w:ins>
+      <w:ins w:id="198" w:author="MatheuS Santos" w:date="2026-10-24T15:19:00Z" w16du:dateUtc="2026-10-24T14:19:00Z">
+        <w:r>
+          <w:t xml:space="preserve"> ( </w:t>
+        </w:r>
+      </w:ins>
+      <w:ins w:id="199" w:author="MatheuS Santos" w:date="2026-10-24T15:20:00Z" w16du:dateUtc="2026-10-24T14:20:00Z">
+        <w:r>
+          <w:fldChar w:fldCharType="begin"/>
+        </w:r>
+        <w:r>
+          <w:instrText>HYPERLINK "https://builtin.com/data-science/step-step-explanation-principal-component-analysis"</w:instrText>
+        </w:r>
+        <w:r>
+          <w:fldChar w:fldCharType="separate"/>
+        </w:r>
+        <w:r>
+          <w:rPr>
+            <w:rStyle w:val="Hyperlink"/>
+          </w:rPr>
+          <w:t>PCA</w:t>
+        </w:r>
+        <w:r>
+          <w:fldChar w:fldCharType="end"/>
+        </w:r>
+      </w:ins>
+      <w:ins w:id="200" w:author="MatheuS Santos" w:date="2026-10-24T15:26:00Z" w16du:dateUtc="2026-10-24T14:26:00Z">
+        <w:r>
+          <w:t xml:space="preserve">, </w:t>
+        </w:r>
+        <w:r>
+          <w:fldChar w:fldCharType="begin"/>
+        </w:r>
+      </w:ins>
+      <w:ins w:id="201" w:author="MatheuS Santos" w:date="2026-10-24T15:27:00Z" w16du:dateUtc="2026-10-24T14:27:00Z">
+        <w:r>
+          <w:instrText>HYPERLINK "https://www.geeksforgeeks.org/machine-learning/feature-selection-using-random-forest/"</w:instrText>
+        </w:r>
+      </w:ins>
+      <w:ins w:id="202" w:author="MatheuS Santos" w:date="2026-10-24T15:26:00Z" w16du:dateUtc="2026-10-24T14:26:00Z">
+        <w:r>
+          <w:fldChar w:fldCharType="separate"/>
+        </w:r>
+        <w:r>
+          <w:rPr>
+            <w:rStyle w:val="Hyperlink"/>
+          </w:rPr>
+          <w:t>Random</w:t>
+        </w:r>
+        <w:r>
+          <w:rPr>
+            <w:rStyle w:val="Hyperlink"/>
+          </w:rPr>
+          <w:t xml:space="preserve"> </w:t>
+        </w:r>
+        <w:r>
+          <w:rPr>
+            <w:rStyle w:val="Hyperlink"/>
+          </w:rPr>
+          <w:t>Forest</w:t>
+        </w:r>
+        <w:r>
+          <w:fldChar w:fldCharType="end"/>
+        </w:r>
+        <w:r>
+          <w:t xml:space="preserve">, </w:t>
+        </w:r>
+      </w:ins>
+      <w:ins w:id="203" w:author="MatheuS Santos" w:date="2026-10-24T15:32:00Z" w16du:dateUtc="2026-10-24T14:32:00Z">
+        <w:r>
+          <w:fldChar w:fldCharType="begin"/>
+        </w:r>
+        <w:r>
+          <w:instrText>HYPERLINK "https://www.sciencedirect.com/org/science/article/pii/S1548392424000107"</w:instrText>
+        </w:r>
+        <w:r>
+          <w:fldChar w:fldCharType="separate"/>
+        </w:r>
+        <w:r>
+          <w:rPr>
+            <w:rStyle w:val="Hyperlink"/>
+          </w:rPr>
+          <w:t>KNN</w:t>
+        </w:r>
+        <w:r>
+          <w:fldChar w:fldCharType="end"/>
+        </w:r>
+      </w:ins>
+      <w:ins w:id="204" w:author="MatheuS Santos" w:date="2026-10-24T15:33:00Z" w16du:dateUtc="2026-10-24T14:33:00Z">
+        <w:r>
+          <w:t xml:space="preserve"> ) and feature </w:t>
+        </w:r>
+      </w:ins>
+      <w:ins w:id="205" w:author="MatheuS Santos" w:date="2026-10-24T15:34:00Z" w16du:dateUtc="2026-10-24T14:34:00Z">
+        <w:r>
+          <w:fldChar w:fldCharType="begin"/>
+        </w:r>
+        <w:r>
+          <w:instrText>HYPERLINK "https://medium.com/@punya8147_26846/understanding-feature-scaling-in-machine-learning-fe2ea8933b66"</w:instrText>
+        </w:r>
+        <w:r>
+          <w:fldChar w:fldCharType="separate"/>
+        </w:r>
+        <w:r>
+          <w:rPr>
+            <w:rStyle w:val="Hyperlink"/>
+          </w:rPr>
+          <w:t>Scaling Techniques</w:t>
+        </w:r>
+        <w:r>
+          <w:fldChar w:fldCharType="end"/>
+        </w:r>
+      </w:ins>
+      <w:ins w:id="206" w:author="MatheuS Santos" w:date="2026-10-24T15:38:00Z" w16du:dateUtc="2026-10-24T14:38:00Z">
+        <w:r>
+          <w:t>.</w:t>
+        </w:r>
+      </w:ins>
+    </w:p>
+    <w:p>
+      <w:pPr>
+        <w:pStyle w:val="ListParagraph"/>
+        <w:numPr>
+          <w:ilvl w:val="0"/>
+          <w:numId w:val="5"/>
+        </w:numPr>
+        <w:jc w:val="both"/>
+        <w:rPr>
+          <w:ins w:id="207" w:author="MatheuS Santos" w:date="2026-10-24T14:27:00Z" w16du:dateUtc="2026-10-24T13:27:00Z"/>
+        </w:rPr>
+        <w:pPrChange w:id="208" w:author="MatheuS Santos" w:date="2026-10-24T15:40:00Z" w16du:dateUtc="2026-10-24T14:40:00Z">
+          <w:pPr>
+            <w:pStyle w:val="Heading1"/>
+          </w:pPr>
+        </w:pPrChange>
+      </w:pPr>
+      <w:ins w:id="209" w:author="MatheuS Santos" w:date="2026-10-24T15:38:00Z" w16du:dateUtc="2026-10-24T14:38:00Z">
+        <w:r>
+          <w:t xml:space="preserve">Plan sampling strategies, training procedures, </w:t>
+        </w:r>
+      </w:ins>
+      <w:ins w:id="210" w:author="MatheuS Santos" w:date="2026-10-24T15:39:00Z" w16du:dateUtc="2026-10-24T14:39:00Z">
+        <w:r>
+          <w:t>and model</w:t>
+        </w:r>
+      </w:ins>
+      <w:ins w:id="211" w:author="MatheuS Santos" w:date="2026-10-24T15:38:00Z" w16du:dateUtc="2026-10-24T14:38:00Z">
+        <w:r>
+          <w:t xml:space="preserve"> evaluation.</w:t>
+        </w:r>
+      </w:ins>
+    </w:p>
+    <w:p>
+      <w:pPr>
+        <w:pStyle w:val="Heading1"/>
+        <w:rPr>
+          <w:del w:id="212" w:author="MatheuS Santos" w:date="2026-10-24T14:30:00Z" w16du:dateUtc="2026-10-24T13:30:00Z"/>
+        </w:rPr>
+        <w:pPrChange w:id="213" w:author="MatheuS Santos" w:date="2026-10-24T14:35:00Z" w16du:dateUtc="2026-10-24T13:35:00Z">
+          <w:pPr>
+            <w:pStyle w:val="Heading1"/>
+          </w:pPr>
+        </w:pPrChange>
+      </w:pPr>
+    </w:p>
+    <w:p>
+      <w:pPr>
+        <w:pStyle w:val="Heading1"/>
+        <w:rPr>
+          <w:del w:id="214" w:author="MatheuS Santos" w:date="2026-10-24T14:30:00Z" w16du:dateUtc="2026-10-24T13:30:00Z"/>
+        </w:rPr>
+        <w:pPrChange w:id="215" w:author="MatheuS Santos" w:date="2026-10-24T14:35:00Z" w16du:dateUtc="2026-10-24T13:35:00Z">
+          <w:pPr>
+            <w:pStyle w:val="NormalWeb"/>
+          </w:pPr>
+        </w:pPrChange>
+      </w:pPr>
+      <w:del w:id="216" w:author="MatheuS Santos" w:date="2026-10-24T14:30:00Z" w16du:dateUtc="2026-10-24T13:30:00Z">
+        <w:r>
+          <w:delText xml:space="preserve">State the overall aim of the project and provide </w:delText>
+        </w:r>
+        <w:r>
+          <w:rPr>
+            <w:rStyle w:val="Strong"/>
+          </w:rPr>
+          <w:delText>3–5 clear and achievable objectives</w:delText>
+        </w:r>
+        <w:r>
+          <w:delText>. Include an appropriate business objective or hypothesis that will be explored through the project.</w:delText>
+        </w:r>
+      </w:del>
+    </w:p>
+    <w:p>
+      <w:pPr>
+        <w:pStyle w:val="Heading1"/>
+      </w:pPr>
+      <w:bookmarkStart w:id="217" w:name="_Toc243754212"/>
+      <w:r>
+        <w:t>5. Scope</w:t>
+      </w:r>
+      <w:bookmarkEnd w:id="217"/>
+    </w:p>
+    <w:p>
+      <w:pPr>
+        <w:pStyle w:val="NormalWeb"/>
+        <w:rPr>
+          <w:ins w:id="218" w:author="MatheuS Santos" w:date="2026-10-24T15:41:00Z" w16du:dateUtc="2026-10-24T14:41:00Z"/>
           <w:rFonts w:ascii="Calibri" w:hAnsi="Calibri"/>
         </w:rPr>
-        <w:t>Provide a clear and appropriate title that reflects the proposed business problem and project.</w:t>
-      </w:r>
+      </w:pPr>
+      <w:ins w:id="219" w:author="MatheuS Santos" w:date="2026-10-24T15:40:00Z" w16du:dateUtc="2026-10-24T14:40:00Z">
+        <w:r>
+          <w:rPr>
+            <w:rFonts w:ascii="Calibri" w:hAnsi="Calibri"/>
+          </w:rPr>
+          <w:t xml:space="preserve">The project covers the exploratory </w:t>
+        </w:r>
+        <w:r>
+          <w:rPr>
+            <w:rFonts w:ascii="Calibri" w:hAnsi="Calibri"/>
+          </w:rPr>
+          <w:t>analys</w:t>
+        </w:r>
+      </w:ins>
+      <w:ins w:id="220" w:author="MatheuS Santos" w:date="2026-10-24T15:41:00Z" w16du:dateUtc="2026-10-24T14:41:00Z">
+        <w:r>
+          <w:rPr>
+            <w:rFonts w:ascii="Calibri" w:hAnsi="Calibri"/>
+          </w:rPr>
+          <w:t>is of ten variables:</w:t>
+        </w:r>
+      </w:ins>
+      <w:del w:id="221" w:author="MatheuS Santos" w:date="2026-10-24T15:40:00Z" w16du:dateUtc="2026-10-24T14:40:00Z">
+        <w:r>
+          <w:rPr>
+            <w:rFonts w:ascii="Calibri" w:hAnsi="Calibri"/>
+          </w:rPr>
+          <w:delText xml:space="preserve">Clearly define what will be </w:delText>
+        </w:r>
+        <w:r>
+          <w:rPr>
+            <w:rStyle w:val="Strong"/>
+            <w:rFonts w:ascii="Calibri" w:hAnsi="Calibri"/>
+          </w:rPr>
+          <w:delText>included and excluded</w:delText>
+        </w:r>
+        <w:r>
+          <w:rPr>
+            <w:rFonts w:ascii="Calibri" w:hAnsi="Calibri"/>
+          </w:rPr>
+          <w:delText xml:space="preserve"> from the project. The proposed work should have sufficient scope for investigation and development across two semesters.</w:delText>
+        </w:r>
+      </w:del>
     </w:p>
     <w:p>
       <w:pPr>
-        <w:pStyle w:val="Heading1"/>
+        <w:pStyle w:val="NormalWeb"/>
         <w:rPr>
-          <w:rFonts w:ascii="Calibri" w:hAnsi="Calibri" w:cs="Calibri"/>
-          <w:sz w:val="32"/>
-          <w:szCs w:val="32"/>
+          <w:ins w:id="222" w:author="MatheuS Santos" w:date="2026-10-24T15:41:00Z" w16du:dateUtc="2026-10-24T14:41:00Z"/>
+          <w:rFonts w:ascii="Calibri" w:hAnsi="Calibri"/>
         </w:rPr>
       </w:pPr>
-      <w:bookmarkStart w:id="2" w:name="_Toc243400411"/>
-      <w:r>
+      <w:ins w:id="223" w:author="MatheuS Santos" w:date="2026-10-24T15:41:00Z" w16du:dateUtc="2026-10-24T14:41:00Z">
+        <w:r>
+          <w:rPr>
+            <w:rFonts w:ascii="Calibri" w:hAnsi="Calibri"/>
+          </w:rPr>
+          <w:drawing>
+            <wp:inline distT="0" distB="0" distL="0" distR="0" wp14:anchorId="3011F458" wp14:editId="764A2FAE">
+              <wp:extent cx="5943600" cy="1685925"/>
+              <wp:effectExtent l="0" t="0" r="0" b="3175"/>
+              <wp:docPr id="1904676534" name="Picture 1"/>
+              <wp:cNvGraphicFramePr>
+                <a:graphicFrameLocks xmlns:a="http://schemas.openxmlformats.org/drawingml/2006/main" noChangeAspect="1"/>
+              </wp:cNvGraphicFramePr>
+              <a:graphic xmlns:a="http://schemas.openxmlformats.org/drawingml/2006/main">
+                <a:graphicData uri="http://schemas.openxmlformats.org/drawingml/2006/picture">
+                  <pic:pic xmlns:pic="http://schemas.openxmlformats.org/drawingml/2006/picture">
+                    <pic:nvPicPr>
+                      <pic:cNvPr id="1904676534" name=""/>
+                      <pic:cNvPicPr/>
+                    </pic:nvPicPr>
+                    <pic:blipFill>
+                      <a:blip r:embed="rId12"/>
+                      <a:stretch>
+                        <a:fillRect/>
+                      </a:stretch>
+                    </pic:blipFill>
+                    <pic:spPr>
+                      <a:xfrm>
+                        <a:off x="0" y="0"/>
+                        <a:ext cx="5943600" cy="1685925"/>
+                      </a:xfrm>
+                      <a:prstGeom prst="rect">
+                        <a:avLst/>
+                      </a:prstGeom>
+                    </pic:spPr>
+                  </pic:pic>
+                </a:graphicData>
+              </a:graphic>
+            </wp:inline>
+          </w:drawing>
+        </w:r>
+      </w:ins>
+    </w:p>
+    <w:p>
+      <w:pPr>
+        <w:pStyle w:val="NormalWeb"/>
         <w:rPr>
-          <w:rFonts w:ascii="Calibri" w:hAnsi="Calibri" w:cs="Calibri"/>
-          <w:sz w:val="32"/>
-          <w:szCs w:val="32"/>
+          <w:ins w:id="224" w:author="MatheuS Santos" w:date="2026-10-24T15:43:00Z" w16du:dateUtc="2026-10-24T14:43:00Z"/>
+          <w:rFonts w:ascii="Calibri" w:hAnsi="Calibri"/>
         </w:rPr>
-        <w:t>2. Introduction</w:t>
-      </w:r>
-      <w:bookmarkEnd w:id="2"/>
+      </w:pPr>
+      <w:ins w:id="225" w:author="MatheuS Santos" w:date="2026-10-24T15:42:00Z" w16du:dateUtc="2026-10-24T14:42:00Z">
+        <w:r>
+          <w:rPr>
+            <w:rFonts w:ascii="Calibri" w:hAnsi="Calibri"/>
+          </w:rPr>
+          <w:t>The work includes data quality assessment, statistical visualizations, outlier analysis, correlation analysis, repeated-address investigation, and initial pr</w:t>
+        </w:r>
+      </w:ins>
+      <w:ins w:id="226" w:author="MatheuS Santos" w:date="2026-10-24T15:43:00Z" w16du:dateUtc="2026-10-24T14:43:00Z">
+        <w:r>
+          <w:rPr>
+            <w:rFonts w:ascii="Calibri" w:hAnsi="Calibri"/>
+          </w:rPr>
+          <w:t>eparation for machine learning.</w:t>
+        </w:r>
+      </w:ins>
     </w:p>
     <w:p>
       <w:pPr>
@@ -2360,32 +6005,739 @@
           <w:rFonts w:ascii="Calibri" w:hAnsi="Calibri"/>
         </w:rPr>
       </w:pPr>
+      <w:ins w:id="227" w:author="MatheuS Santos" w:date="2026-10-24T15:43:00Z" w16du:dateUtc="2026-10-24T14:43:00Z">
+        <w:r>
+          <w:rPr>
+            <w:rFonts w:ascii="Calibri" w:hAnsi="Calibri"/>
+            <w:b/>
+            <w:bCs/>
+            <w:color w:val="EE0000"/>
+            <w:rPrChange w:id="228" w:author="MatheuS Santos" w:date="2026-10-24T15:46:00Z" w16du:dateUtc="2026-10-24T14:46:00Z">
+              <w:rPr>
+                <w:rFonts w:ascii="Calibri" w:hAnsi="Calibri"/>
+              </w:rPr>
+            </w:rPrChange>
+          </w:rPr>
+          <w:t>The project does not constitute a real-time detection system or independently establish criminal act</w:t>
+        </w:r>
+      </w:ins>
+      <w:ins w:id="229" w:author="MatheuS Santos" w:date="2026-10-24T15:44:00Z" w16du:dateUtc="2026-10-24T14:44:00Z">
+        <w:r>
+          <w:rPr>
+            <w:rFonts w:ascii="Calibri" w:hAnsi="Calibri"/>
+            <w:b/>
+            <w:bCs/>
+            <w:color w:val="EE0000"/>
+            <w:rPrChange w:id="230" w:author="MatheuS Santos" w:date="2026-10-24T15:46:00Z" w16du:dateUtc="2026-10-24T14:46:00Z">
+              <w:rPr>
+                <w:rFonts w:ascii="Calibri" w:hAnsi="Calibri"/>
+              </w:rPr>
+            </w:rPrChange>
+          </w:rPr>
+          <w:t>ivity.</w:t>
+        </w:r>
+        <w:r>
+          <w:rPr>
+            <w:rFonts w:ascii="Calibri" w:hAnsi="Calibri"/>
+          </w:rPr>
+          <w:t xml:space="preserve"> The classifications depend on the criteria</w:t>
+        </w:r>
+      </w:ins>
+      <w:ins w:id="231" w:author="MatheuS Santos" w:date="2026-10-24T15:45:00Z" w16du:dateUtc="2026-10-24T14:45:00Z">
+        <w:r>
+          <w:rPr>
+            <w:rFonts w:ascii="Calibri" w:hAnsi="Calibri"/>
+          </w:rPr>
+          <w:t xml:space="preserve"> and information provided by the dataset</w:t>
+        </w:r>
+      </w:ins>
+      <w:ins w:id="232" w:author="MatheuS Santos" w:date="2026-10-24T15:46:00Z" w16du:dateUtc="2026-10-24T14:46:00Z">
+        <w:r>
+          <w:rPr>
+            <w:rFonts w:ascii="Calibri" w:hAnsi="Calibri"/>
+          </w:rPr>
+          <w:t xml:space="preserve"> </w:t>
+        </w:r>
+      </w:ins>
+      <w:ins w:id="233" w:author="MatheuS Santos" w:date="2026-10-24T15:47:00Z" w16du:dateUtc="2026-10-24T14:47:00Z">
+        <w:r>
+          <w:rPr>
+            <w:rFonts w:ascii="Calibri" w:hAnsi="Calibri"/>
+          </w:rPr>
+          <w:fldChar w:fldCharType="begin"/>
+        </w:r>
+        <w:r>
+          <w:rPr>
+            <w:rFonts w:ascii="Calibri" w:hAnsi="Calibri"/>
+          </w:rPr>
+          <w:instrText>HYPERLINK "https://archive.ics.uci.edu/dataset/526/bitcoinheistransomwareaddressdataset"</w:instrText>
+        </w:r>
+        <w:r>
+          <w:rPr>
+            <w:rFonts w:ascii="Calibri" w:hAnsi="Calibri"/>
+          </w:rPr>
+        </w:r>
+        <w:r>
+          <w:rPr>
+            <w:rFonts w:ascii="Calibri" w:hAnsi="Calibri"/>
+          </w:rPr>
+          <w:fldChar w:fldCharType="separate"/>
+        </w:r>
+        <w:proofErr w:type="spellStart"/>
+        <w:r>
+          <w:rPr>
+            <w:rStyle w:val="Hyperlink"/>
+            <w:rFonts w:ascii="Calibri" w:hAnsi="Calibri"/>
+          </w:rPr>
+          <w:t>BitcoinHeist</w:t>
+        </w:r>
+        <w:proofErr w:type="spellEnd"/>
+        <w:r>
+          <w:rPr>
+            <w:rStyle w:val="Hyperlink"/>
+            <w:rFonts w:ascii="Calibri" w:hAnsi="Calibri"/>
+          </w:rPr>
+          <w:t xml:space="preserve"> Ransomware Address Dataset</w:t>
+        </w:r>
+        <w:r>
+          <w:rPr>
+            <w:rFonts w:ascii="Calibri" w:hAnsi="Calibri"/>
+          </w:rPr>
+          <w:fldChar w:fldCharType="end"/>
+        </w:r>
+      </w:ins>
+      <w:ins w:id="234" w:author="MatheuS Santos" w:date="2026-10-24T15:45:00Z" w16du:dateUtc="2026-10-24T14:45:00Z">
+        <w:r>
+          <w:rPr>
+            <w:rFonts w:ascii="Calibri" w:hAnsi="Calibri"/>
+          </w:rPr>
+          <w:t>. Final model training, model evaluation, and dashboard development remain future stages of the project.</w:t>
+        </w:r>
+      </w:ins>
+    </w:p>
+    <w:p>
+      <w:pPr>
+        <w:pStyle w:val="Heading1"/>
+      </w:pPr>
+      <w:bookmarkStart w:id="235" w:name="_Toc243754213"/>
       <w:r>
+        <w:lastRenderedPageBreak/>
+        <w:t>6. Methodology</w:t>
+      </w:r>
+      <w:bookmarkEnd w:id="235"/>
+    </w:p>
+    <w:p>
+      <w:pPr>
+        <w:pStyle w:val="NormalWeb"/>
         <w:rPr>
+          <w:del w:id="236" w:author="MatheuS Santos" w:date="2026-10-24T15:51:00Z" w16du:dateUtc="2026-10-24T14:51:00Z"/>
           <w:rFonts w:ascii="Calibri" w:hAnsi="Calibri"/>
         </w:rPr>
-        <w:t>Provide a brief overview of the proposed project. Explain the business context, relevance and significance of the project and why the selected problem is worth investigating.</w:t>
-      </w:r>
+      </w:pPr>
+      <w:ins w:id="237" w:author="MatheuS Santos" w:date="2026-10-24T15:51:00Z" w16du:dateUtc="2026-10-24T14:51:00Z">
+        <w:r>
+          <w:rPr>
+            <w:rFonts w:ascii="Calibri" w:hAnsi="Calibri"/>
+          </w:rPr>
+          <w:t xml:space="preserve">The project </w:t>
+        </w:r>
+      </w:ins>
+      <w:ins w:id="238" w:author="MatheuS Santos" w:date="2026-10-24T15:52:00Z" w16du:dateUtc="2026-10-24T14:52:00Z">
+        <w:r>
+          <w:rPr>
+            <w:rFonts w:ascii="Calibri" w:hAnsi="Calibri"/>
+          </w:rPr>
+          <w:t>follows a quantitative, exploratory, and applied approach, using [ Python, Pandas,</w:t>
+        </w:r>
+      </w:ins>
+      <w:ins w:id="239" w:author="MatheuS Santos" w:date="2026-10-24T15:53:00Z" w16du:dateUtc="2026-10-24T14:53:00Z">
+        <w:r>
+          <w:rPr>
+            <w:rFonts w:ascii="Calibri" w:hAnsi="Calibri"/>
+          </w:rPr>
+          <w:t xml:space="preserve"> </w:t>
+        </w:r>
+      </w:ins>
+      <w:ins w:id="240" w:author="MatheuS Santos" w:date="2026-10-24T15:54:00Z" w16du:dateUtc="2026-10-24T14:54:00Z">
+        <w:r>
+          <w:rPr>
+            <w:rFonts w:ascii="Calibri" w:hAnsi="Calibri"/>
+          </w:rPr>
+          <w:t>SciPy</w:t>
+        </w:r>
+      </w:ins>
+      <w:ins w:id="241" w:author="MatheuS Santos" w:date="2026-10-24T15:53:00Z" w16du:dateUtc="2026-10-24T14:53:00Z">
+        <w:r>
+          <w:rPr>
+            <w:rFonts w:ascii="Calibri" w:hAnsi="Calibri"/>
+          </w:rPr>
+          <w:t>, Scikit-Learn</w:t>
+        </w:r>
+      </w:ins>
+      <w:ins w:id="242" w:author="MatheuS Santos" w:date="2026-10-24T15:54:00Z" w16du:dateUtc="2026-10-24T14:54:00Z">
+        <w:r>
+          <w:rPr>
+            <w:rFonts w:ascii="Calibri" w:hAnsi="Calibri"/>
+          </w:rPr>
+          <w:t>, and Data Visualization Libraries ].</w:t>
+        </w:r>
+      </w:ins>
+      <w:del w:id="243" w:author="MatheuS Santos" w:date="2026-10-24T15:51:00Z" w16du:dateUtc="2026-10-24T14:51:00Z">
+        <w:r>
+          <w:rPr>
+            <w:rFonts w:ascii="Calibri" w:hAnsi="Calibri"/>
+          </w:rPr>
+          <w:delText>Describe how you plan to carry out the project. Explain the proposed data analytics methods, predictive modelling techniques, technologies and tools, and briefly justify your choices.</w:delText>
+        </w:r>
+      </w:del>
     </w:p>
     <w:p>
       <w:pPr>
-        <w:pStyle w:val="Heading1"/>
+        <w:pStyle w:val="NormalWeb"/>
         <w:rPr>
-          <w:rFonts w:ascii="Calibri" w:hAnsi="Calibri" w:cs="Calibri"/>
-          <w:sz w:val="32"/>
-          <w:szCs w:val="32"/>
+          <w:ins w:id="244" w:author="MatheuS Santos" w:date="2026-10-24T15:54:00Z" w16du:dateUtc="2026-10-24T14:54:00Z"/>
+          <w:rFonts w:ascii="Calibri" w:hAnsi="Calibri"/>
         </w:rPr>
       </w:pPr>
-      <w:bookmarkStart w:id="3" w:name="_Toc243400412"/>
-      <w:r>
+    </w:p>
+    <w:p>
+      <w:pPr>
+        <w:pStyle w:val="Heading2"/>
         <w:rPr>
-          <w:rFonts w:ascii="Calibri" w:hAnsi="Calibri" w:cs="Calibri"/>
-          <w:sz w:val="32"/>
-          <w:szCs w:val="32"/>
+          <w:ins w:id="245" w:author="MatheuS Santos" w:date="2026-10-24T16:39:00Z" w16du:dateUtc="2026-10-24T15:39:00Z"/>
         </w:rPr>
-        <w:t>3. Problem Definition</w:t>
-      </w:r>
-      <w:bookmarkEnd w:id="3"/>
+      </w:pPr>
+      <w:bookmarkStart w:id="246" w:name="_Toc243754214"/>
+      <w:ins w:id="247" w:author="MatheuS Santos" w:date="2026-10-24T16:37:00Z" w16du:dateUtc="2026-10-24T15:37:00Z">
+        <w:r>
+          <w:t xml:space="preserve">6.1. </w:t>
+        </w:r>
+      </w:ins>
+      <w:ins w:id="248" w:author="MatheuS Santos" w:date="2026-10-24T15:55:00Z" w16du:dateUtc="2026-10-24T14:55:00Z">
+        <w:r>
+          <w:t>The methodology consists of the following stages:</w:t>
+        </w:r>
+      </w:ins>
+      <w:bookmarkEnd w:id="246"/>
+    </w:p>
+    <w:p>
+      <w:pPr>
+        <w:pStyle w:val="Heading3"/>
+        <w:rPr>
+          <w:ins w:id="249" w:author="MatheuS Santos" w:date="2026-10-24T16:42:00Z" w16du:dateUtc="2026-10-24T15:42:00Z"/>
+        </w:rPr>
+      </w:pPr>
+      <w:bookmarkStart w:id="250" w:name="_Toc243754215"/>
+      <w:ins w:id="251" w:author="MatheuS Santos" w:date="2026-10-24T16:37:00Z" w16du:dateUtc="2026-10-24T15:37:00Z">
+        <w:r>
+          <w:t>6.</w:t>
+        </w:r>
+      </w:ins>
+      <w:ins w:id="252" w:author="MatheuS Santos" w:date="2026-10-24T16:41:00Z" w16du:dateUtc="2026-10-24T15:41:00Z">
+        <w:r>
+          <w:t>1.1</w:t>
+        </w:r>
+      </w:ins>
+      <w:ins w:id="253" w:author="MatheuS Santos" w:date="2026-10-24T16:37:00Z" w16du:dateUtc="2026-10-24T15:37:00Z">
+        <w:r>
+          <w:t xml:space="preserve">. </w:t>
+        </w:r>
+      </w:ins>
+      <w:ins w:id="254" w:author="MatheuS Santos" w:date="2026-10-24T15:56:00Z" w16du:dateUtc="2026-10-24T14:56:00Z">
+        <w:r>
+          <w:t>Data</w:t>
+        </w:r>
+      </w:ins>
+      <w:ins w:id="255" w:author="MatheuS Santos" w:date="2026-10-24T15:57:00Z" w16du:dateUtc="2026-10-24T14:57:00Z">
+        <w:r>
+          <w:t xml:space="preserve"> acquisition and understanding:</w:t>
+        </w:r>
+      </w:ins>
+      <w:bookmarkEnd w:id="250"/>
+    </w:p>
+    <w:p>
+      <w:pPr>
+        <w:rPr>
+          <w:ins w:id="256" w:author="MatheuS Santos" w:date="2026-10-24T16:45:00Z" w16du:dateUtc="2026-10-24T15:45:00Z"/>
+        </w:rPr>
+      </w:pPr>
+      <w:ins w:id="257" w:author="MatheuS Santos" w:date="2026-10-24T16:42:00Z" w16du:dateUtc="2026-10-24T15:42:00Z">
+        <w:r>
+          <w:t>Loading the dataset and examining its structure, dimensions, data types, and descriptive statistics.</w:t>
+        </w:r>
+      </w:ins>
+    </w:p>
+    <w:p>
+      <w:pPr>
+        <w:pStyle w:val="Heading3"/>
+        <w:rPr>
+          <w:ins w:id="258" w:author="MatheuS Santos" w:date="2026-10-24T16:46:00Z" w16du:dateUtc="2026-10-24T15:46:00Z"/>
+        </w:rPr>
+      </w:pPr>
+      <w:bookmarkStart w:id="259" w:name="_Toc243754216"/>
+      <w:ins w:id="260" w:author="MatheuS Santos" w:date="2026-10-24T16:46:00Z" w16du:dateUtc="2026-10-24T15:46:00Z">
+        <w:r>
+          <w:t>6.1.2. Data Quality assessment:</w:t>
+        </w:r>
+        <w:bookmarkEnd w:id="259"/>
+      </w:ins>
+    </w:p>
+    <w:p>
+      <w:pPr>
+        <w:rPr>
+          <w:ins w:id="261" w:author="MatheuS Santos" w:date="2026-10-24T16:19:00Z" w16du:dateUtc="2026-10-24T15:19:00Z"/>
+        </w:rPr>
+        <w:pPrChange w:id="262" w:author="MatheuS Santos" w:date="2026-10-24T16:46:00Z" w16du:dateUtc="2026-10-24T15:46:00Z">
+          <w:pPr>
+            <w:pStyle w:val="NormalWeb"/>
+          </w:pPr>
+        </w:pPrChange>
+      </w:pPr>
+      <w:ins w:id="263" w:author="MatheuS Santos" w:date="2026-10-24T16:46:00Z" w16du:dateUtc="2026-10-24T15:46:00Z">
+        <w:r>
+          <w:t>Checking for missing values, fully duplicated records, and temporal; consistency. In the recorded analysis, no missing values or fully duplicated rows were identified.</w:t>
+        </w:r>
+      </w:ins>
+    </w:p>
+    <w:p>
+      <w:pPr>
+        <w:pStyle w:val="Heading3"/>
+        <w:rPr>
+          <w:ins w:id="264" w:author="MatheuS Santos" w:date="2026-10-24T16:47:00Z" w16du:dateUtc="2026-10-24T15:47:00Z"/>
+        </w:rPr>
+      </w:pPr>
+      <w:bookmarkStart w:id="265" w:name="_Toc243754217"/>
+      <w:ins w:id="266" w:author="MatheuS Santos" w:date="2026-10-24T16:37:00Z" w16du:dateUtc="2026-10-24T15:37:00Z">
+        <w:r>
+          <w:t>6.</w:t>
+        </w:r>
+      </w:ins>
+      <w:ins w:id="267" w:author="MatheuS Santos" w:date="2026-10-24T16:42:00Z" w16du:dateUtc="2026-10-24T15:42:00Z">
+        <w:r>
+          <w:t>1.</w:t>
+        </w:r>
+      </w:ins>
+      <w:ins w:id="268" w:author="MatheuS Santos" w:date="2026-10-24T16:46:00Z" w16du:dateUtc="2026-10-24T15:46:00Z">
+        <w:r>
+          <w:t>3</w:t>
+        </w:r>
+      </w:ins>
+      <w:ins w:id="269" w:author="MatheuS Santos" w:date="2026-10-24T16:37:00Z" w16du:dateUtc="2026-10-24T15:37:00Z">
+        <w:r>
+          <w:t xml:space="preserve">. </w:t>
+        </w:r>
+      </w:ins>
+      <w:ins w:id="270" w:author="MatheuS Santos" w:date="2026-10-24T16:19:00Z" w16du:dateUtc="2026-10-24T15:19:00Z">
+        <w:r>
+          <w:t xml:space="preserve">Exploratory </w:t>
+        </w:r>
+      </w:ins>
+      <w:ins w:id="271" w:author="MatheuS Santos" w:date="2026-10-24T16:20:00Z" w16du:dateUtc="2026-10-24T15:20:00Z">
+        <w:r>
+          <w:t>Data Ana</w:t>
+        </w:r>
+      </w:ins>
+      <w:ins w:id="272" w:author="MatheuS Santos" w:date="2026-10-24T16:31:00Z" w16du:dateUtc="2026-10-24T15:31:00Z">
+        <w:r>
+          <w:t>lysis:</w:t>
+        </w:r>
+      </w:ins>
+      <w:bookmarkEnd w:id="265"/>
+    </w:p>
+    <w:p>
+      <w:pPr>
+        <w:rPr>
+          <w:ins w:id="273" w:author="MatheuS Santos" w:date="2026-10-24T16:42:00Z" w16du:dateUtc="2026-10-24T15:42:00Z"/>
+        </w:rPr>
+        <w:pPrChange w:id="274" w:author="MatheuS Santos" w:date="2026-10-24T16:47:00Z" w16du:dateUtc="2026-10-24T15:47:00Z">
+          <w:pPr>
+            <w:pStyle w:val="Heading3"/>
+          </w:pPr>
+        </w:pPrChange>
+      </w:pPr>
+      <w:ins w:id="275" w:author="MatheuS Santos" w:date="2026-10-24T16:47:00Z" w16du:dateUtc="2026-10-24T15:47:00Z">
+        <w:r>
+          <w:t>Using histograms, bar charts, line charts, and boxplot to investigate distributions and differences between classes.</w:t>
+        </w:r>
+      </w:ins>
+    </w:p>
+    <w:p>
+      <w:pPr>
+        <w:pStyle w:val="Heading3"/>
+        <w:rPr>
+          <w:ins w:id="276" w:author="MatheuS Santos" w:date="2026-10-24T16:47:00Z" w16du:dateUtc="2026-10-24T15:47:00Z"/>
+        </w:rPr>
+      </w:pPr>
+      <w:bookmarkStart w:id="277" w:name="_Toc243754218"/>
+      <w:ins w:id="278" w:author="MatheuS Santos" w:date="2026-10-24T16:37:00Z" w16du:dateUtc="2026-10-24T15:37:00Z">
+        <w:r>
+          <w:t>6.</w:t>
+        </w:r>
+      </w:ins>
+      <w:ins w:id="279" w:author="MatheuS Santos" w:date="2026-10-24T16:42:00Z" w16du:dateUtc="2026-10-24T15:42:00Z">
+        <w:r>
+          <w:t>1.</w:t>
+        </w:r>
+      </w:ins>
+      <w:ins w:id="280" w:author="MatheuS Santos" w:date="2026-10-24T16:46:00Z" w16du:dateUtc="2026-10-24T15:46:00Z">
+        <w:r>
+          <w:t>4</w:t>
+        </w:r>
+      </w:ins>
+      <w:ins w:id="281" w:author="MatheuS Santos" w:date="2026-10-24T16:37:00Z" w16du:dateUtc="2026-10-24T15:37:00Z">
+        <w:r>
+          <w:t xml:space="preserve">. </w:t>
+        </w:r>
+      </w:ins>
+      <w:ins w:id="282" w:author="MatheuS Santos" w:date="2026-10-24T16:31:00Z" w16du:dateUtc="2026-10-24T15:31:00Z">
+        <w:r>
+          <w:t>Class Imba</w:t>
+        </w:r>
+      </w:ins>
+      <w:ins w:id="283" w:author="MatheuS Santos" w:date="2026-10-24T16:32:00Z" w16du:dateUtc="2026-10-24T15:32:00Z">
+        <w:r>
+          <w:t>lance Analysis</w:t>
+        </w:r>
+      </w:ins>
+      <w:ins w:id="284" w:author="MatheuS Santos" w:date="2026-10-24T16:47:00Z" w16du:dateUtc="2026-10-24T15:47:00Z">
+        <w:r>
+          <w:t>:</w:t>
+        </w:r>
+        <w:bookmarkEnd w:id="277"/>
+      </w:ins>
+    </w:p>
+    <w:p>
+      <w:pPr>
+        <w:rPr>
+          <w:ins w:id="285" w:author="MatheuS Santos" w:date="2026-10-24T16:44:00Z" w16du:dateUtc="2026-10-24T15:44:00Z"/>
+        </w:rPr>
+        <w:pPrChange w:id="286" w:author="MatheuS Santos" w:date="2026-10-24T16:47:00Z" w16du:dateUtc="2026-10-24T15:47:00Z">
+          <w:pPr>
+            <w:pStyle w:val="Heading3"/>
+          </w:pPr>
+        </w:pPrChange>
+      </w:pPr>
+      <w:ins w:id="287" w:author="MatheuS Santos" w:date="2026-10-24T16:48:00Z" w16du:dateUtc="2026-10-24T15:48:00Z">
+        <w:r>
+          <w:t>Examining the counts and percentages of the binary target variable.</w:t>
+        </w:r>
+      </w:ins>
+    </w:p>
+    <w:p>
+      <w:pPr>
+        <w:pStyle w:val="Heading3"/>
+        <w:rPr>
+          <w:ins w:id="288" w:author="MatheuS Santos" w:date="2026-10-24T16:48:00Z" w16du:dateUtc="2026-10-24T15:48:00Z"/>
+        </w:rPr>
+      </w:pPr>
+      <w:bookmarkStart w:id="289" w:name="_Toc243754219"/>
+      <w:ins w:id="290" w:author="MatheuS Santos" w:date="2026-10-24T16:37:00Z" w16du:dateUtc="2026-10-24T15:37:00Z">
+        <w:r>
+          <w:t>6.</w:t>
+        </w:r>
+      </w:ins>
+      <w:ins w:id="291" w:author="MatheuS Santos" w:date="2026-10-24T16:42:00Z" w16du:dateUtc="2026-10-24T15:42:00Z">
+        <w:r>
+          <w:t>1.</w:t>
+        </w:r>
+      </w:ins>
+      <w:ins w:id="292" w:author="MatheuS Santos" w:date="2026-10-24T16:46:00Z" w16du:dateUtc="2026-10-24T15:46:00Z">
+        <w:r>
+          <w:t>5</w:t>
+        </w:r>
+      </w:ins>
+      <w:ins w:id="293" w:author="MatheuS Santos" w:date="2026-10-24T16:37:00Z" w16du:dateUtc="2026-10-24T15:37:00Z">
+        <w:r>
+          <w:t xml:space="preserve">. </w:t>
+        </w:r>
+      </w:ins>
+      <w:ins w:id="294" w:author="MatheuS Santos" w:date="2026-10-24T16:32:00Z" w16du:dateUtc="2026-10-24T15:32:00Z">
+        <w:r>
+          <w:t>Outlier Analysis</w:t>
+        </w:r>
+      </w:ins>
+      <w:bookmarkEnd w:id="289"/>
+    </w:p>
+    <w:p>
+      <w:pPr>
+        <w:rPr>
+          <w:ins w:id="295" w:author="MatheuS Santos" w:date="2026-10-24T16:32:00Z" w16du:dateUtc="2026-10-24T15:32:00Z"/>
+        </w:rPr>
+        <w:pPrChange w:id="296" w:author="MatheuS Santos" w:date="2026-10-24T16:48:00Z" w16du:dateUtc="2026-10-24T15:48:00Z">
+          <w:pPr>
+            <w:pStyle w:val="NormalWeb"/>
+          </w:pPr>
+        </w:pPrChange>
+      </w:pPr>
+      <w:ins w:id="297" w:author="MatheuS Santos" w:date="2026-10-24T16:48:00Z" w16du:dateUtc="2026-10-24T15:48:00Z">
+        <w:r>
+          <w:t xml:space="preserve">Applying the </w:t>
+        </w:r>
+      </w:ins>
+      <w:ins w:id="298" w:author="MatheuS Santos" w:date="2026-10-24T16:49:00Z" w16du:dateUtc="2026-10-24T15:49:00Z">
+        <w:r>
+          <w:fldChar w:fldCharType="begin"/>
+        </w:r>
+        <w:r>
+          <w:instrText>HYPERLINK "https://www.jmp.com/en/statistics-knowledge-portal/exploratory-data-analysis/descriptive-statistics/interquartile-range"</w:instrText>
+        </w:r>
+        <w:r>
+          <w:fldChar w:fldCharType="separate"/>
+        </w:r>
+        <w:r>
+          <w:rPr>
+            <w:rStyle w:val="Hyperlink"/>
+          </w:rPr>
+          <w:t xml:space="preserve">interquartile Range </w:t>
+        </w:r>
+        <w:proofErr w:type="gramStart"/>
+        <w:r>
+          <w:rPr>
+            <w:rStyle w:val="Hyperlink"/>
+          </w:rPr>
+          <w:t>( IQR</w:t>
+        </w:r>
+        <w:proofErr w:type="gramEnd"/>
+        <w:r>
+          <w:rPr>
+            <w:rStyle w:val="Hyperlink"/>
+          </w:rPr>
+          <w:t xml:space="preserve"> )</w:t>
+        </w:r>
+        <w:r>
+          <w:fldChar w:fldCharType="end"/>
+        </w:r>
+        <w:r>
+          <w:t xml:space="preserve"> method to relevant numerical variables without automatically removing the identified observations.</w:t>
+        </w:r>
+      </w:ins>
+    </w:p>
+    <w:p>
+      <w:pPr>
+        <w:pStyle w:val="Heading3"/>
+        <w:rPr>
+          <w:ins w:id="299" w:author="MatheuS Santos" w:date="2026-10-24T16:49:00Z" w16du:dateUtc="2026-10-24T15:49:00Z"/>
+        </w:rPr>
+      </w:pPr>
+      <w:bookmarkStart w:id="300" w:name="_Toc243754220"/>
+      <w:ins w:id="301" w:author="MatheuS Santos" w:date="2026-10-24T16:37:00Z" w16du:dateUtc="2026-10-24T15:37:00Z">
+        <w:r>
+          <w:t>6.</w:t>
+        </w:r>
+      </w:ins>
+      <w:ins w:id="302" w:author="MatheuS Santos" w:date="2026-10-24T16:42:00Z" w16du:dateUtc="2026-10-24T15:42:00Z">
+        <w:r>
+          <w:t>1.</w:t>
+        </w:r>
+      </w:ins>
+      <w:ins w:id="303" w:author="MatheuS Santos" w:date="2026-10-24T16:46:00Z" w16du:dateUtc="2026-10-24T15:46:00Z">
+        <w:r>
+          <w:t>6</w:t>
+        </w:r>
+      </w:ins>
+      <w:ins w:id="304" w:author="MatheuS Santos" w:date="2026-10-24T16:37:00Z" w16du:dateUtc="2026-10-24T15:37:00Z">
+        <w:r>
+          <w:t xml:space="preserve">. </w:t>
+        </w:r>
+      </w:ins>
+      <w:ins w:id="305" w:author="MatheuS Santos" w:date="2026-10-24T16:32:00Z" w16du:dateUtc="2026-10-24T15:32:00Z">
+        <w:r>
+          <w:t>Correlation and Address Anal</w:t>
+        </w:r>
+      </w:ins>
+      <w:ins w:id="306" w:author="MatheuS Santos" w:date="2026-10-24T16:33:00Z" w16du:dateUtc="2026-10-24T15:33:00Z">
+        <w:r>
+          <w:t>ysis:</w:t>
+        </w:r>
+      </w:ins>
+      <w:bookmarkEnd w:id="300"/>
+    </w:p>
+    <w:p>
+      <w:pPr>
+        <w:rPr>
+          <w:ins w:id="307" w:author="MatheuS Santos" w:date="2026-10-24T16:33:00Z" w16du:dateUtc="2026-10-24T15:33:00Z"/>
+        </w:rPr>
+        <w:pPrChange w:id="308" w:author="MatheuS Santos" w:date="2026-10-24T16:49:00Z" w16du:dateUtc="2026-10-24T15:49:00Z">
+          <w:pPr>
+            <w:pStyle w:val="NormalWeb"/>
+          </w:pPr>
+        </w:pPrChange>
+      </w:pPr>
+      <w:ins w:id="309" w:author="MatheuS Santos" w:date="2026-10-24T16:51:00Z" w16du:dateUtc="2026-10-24T15:51:00Z">
+        <w:r>
+          <w:t xml:space="preserve">Investigating relationships between </w:t>
+        </w:r>
+        <w:proofErr w:type="spellStart"/>
+        <w:r>
+          <w:t>numeri</w:t>
+        </w:r>
+      </w:ins>
+      <w:ins w:id="310" w:author="MatheuS Santos" w:date="2026-10-24T16:52:00Z" w16du:dateUtc="2026-10-24T15:52:00Z">
+        <w:r>
+          <w:t>l</w:t>
+        </w:r>
+        <w:proofErr w:type="spellEnd"/>
+        <w:r>
+          <w:t xml:space="preserve"> variables and the frequency of address occurrences.</w:t>
+        </w:r>
+      </w:ins>
+    </w:p>
+    <w:p>
+      <w:pPr>
+        <w:pStyle w:val="Heading3"/>
+        <w:rPr>
+          <w:ins w:id="311" w:author="MatheuS Santos" w:date="2026-10-24T16:52:00Z" w16du:dateUtc="2026-10-24T15:52:00Z"/>
+        </w:rPr>
+      </w:pPr>
+      <w:bookmarkStart w:id="312" w:name="_Toc243754221"/>
+      <w:ins w:id="313" w:author="MatheuS Santos" w:date="2026-10-24T16:37:00Z" w16du:dateUtc="2026-10-24T15:37:00Z">
+        <w:r>
+          <w:t>6.</w:t>
+        </w:r>
+      </w:ins>
+      <w:ins w:id="314" w:author="MatheuS Santos" w:date="2026-10-24T16:42:00Z" w16du:dateUtc="2026-10-24T15:42:00Z">
+        <w:r>
+          <w:t>1.</w:t>
+        </w:r>
+      </w:ins>
+      <w:ins w:id="315" w:author="MatheuS Santos" w:date="2026-10-24T16:46:00Z" w16du:dateUtc="2026-10-24T15:46:00Z">
+        <w:r>
+          <w:t>7</w:t>
+        </w:r>
+      </w:ins>
+      <w:ins w:id="316" w:author="MatheuS Santos" w:date="2026-10-24T16:37:00Z" w16du:dateUtc="2026-10-24T15:37:00Z">
+        <w:r>
+          <w:t xml:space="preserve">. </w:t>
+        </w:r>
+      </w:ins>
+      <w:ins w:id="317" w:author="MatheuS Santos" w:date="2026-10-24T16:33:00Z" w16du:dateUtc="2026-10-24T15:33:00Z">
+        <w:r>
+          <w:t>Data preparation:</w:t>
+        </w:r>
+      </w:ins>
+      <w:bookmarkEnd w:id="312"/>
+    </w:p>
+    <w:p>
+      <w:pPr>
+        <w:rPr>
+          <w:ins w:id="318" w:author="MatheuS Santos" w:date="2026-10-24T16:33:00Z" w16du:dateUtc="2026-10-24T15:33:00Z"/>
+        </w:rPr>
+        <w:pPrChange w:id="319" w:author="MatheuS Santos" w:date="2026-10-24T16:52:00Z" w16du:dateUtc="2026-10-24T15:52:00Z">
+          <w:pPr>
+            <w:pStyle w:val="NormalWeb"/>
+          </w:pPr>
+        </w:pPrChange>
+      </w:pPr>
+      <w:ins w:id="320" w:author="MatheuS Santos" w:date="2026-10-24T16:52:00Z" w16du:dateUtc="2026-10-24T15:52:00Z">
+        <w:r>
+          <w:t xml:space="preserve">Exploring encoding, normalization, and standardization </w:t>
+        </w:r>
+      </w:ins>
+      <w:ins w:id="321" w:author="MatheuS Santos" w:date="2026-10-24T16:53:00Z" w16du:dateUtc="2026-10-24T15:53:00Z">
+        <w:r>
+          <w:t>techniques.</w:t>
+        </w:r>
+      </w:ins>
+    </w:p>
+    <w:p>
+      <w:pPr>
+        <w:pStyle w:val="Heading3"/>
+        <w:rPr>
+          <w:ins w:id="322" w:author="MatheuS Santos" w:date="2026-10-24T16:53:00Z" w16du:dateUtc="2026-10-24T15:53:00Z"/>
+        </w:rPr>
+      </w:pPr>
+      <w:bookmarkStart w:id="323" w:name="_Toc243754222"/>
+      <w:ins w:id="324" w:author="MatheuS Santos" w:date="2026-10-24T16:37:00Z" w16du:dateUtc="2026-10-24T15:37:00Z">
+        <w:r>
+          <w:t>6.</w:t>
+        </w:r>
+      </w:ins>
+      <w:ins w:id="325" w:author="MatheuS Santos" w:date="2026-10-24T16:42:00Z" w16du:dateUtc="2026-10-24T15:42:00Z">
+        <w:r>
+          <w:t>1.</w:t>
+        </w:r>
+      </w:ins>
+      <w:ins w:id="326" w:author="MatheuS Santos" w:date="2026-10-24T16:46:00Z" w16du:dateUtc="2026-10-24T15:46:00Z">
+        <w:r>
+          <w:t>8</w:t>
+        </w:r>
+      </w:ins>
+      <w:ins w:id="327" w:author="MatheuS Santos" w:date="2026-10-24T16:37:00Z" w16du:dateUtc="2026-10-24T15:37:00Z">
+        <w:r>
+          <w:t xml:space="preserve">. </w:t>
+        </w:r>
+      </w:ins>
+      <w:ins w:id="328" w:author="MatheuS Santos" w:date="2026-10-24T16:33:00Z" w16du:dateUtc="2026-10-24T15:33:00Z">
+        <w:r>
+          <w:t>Future modelling:</w:t>
+        </w:r>
+      </w:ins>
+      <w:bookmarkEnd w:id="323"/>
+    </w:p>
+    <w:p>
+      <w:pPr>
+        <w:rPr>
+          <w:ins w:id="329" w:author="MatheuS Santos" w:date="2026-10-24T16:36:00Z" w16du:dateUtc="2026-10-24T15:36:00Z"/>
+        </w:rPr>
+        <w:pPrChange w:id="330" w:author="MatheuS Santos" w:date="2026-10-24T16:53:00Z" w16du:dateUtc="2026-10-24T15:53:00Z">
+          <w:pPr>
+            <w:pStyle w:val="NormalWeb"/>
+          </w:pPr>
+        </w:pPrChange>
+      </w:pPr>
+      <w:ins w:id="331" w:author="MatheuS Santos" w:date="2026-10-24T16:53:00Z" w16du:dateUtc="2026-10-24T15:53:00Z">
+        <w:r>
+          <w:t xml:space="preserve">Planning feature engineering, dataset splitting, pipeline development, and supervised model </w:t>
+        </w:r>
+      </w:ins>
+      <w:ins w:id="332" w:author="MatheuS Santos" w:date="2026-10-24T16:54:00Z" w16du:dateUtc="2026-10-24T15:54:00Z">
+        <w:r>
+          <w:t>evaluation.</w:t>
+        </w:r>
+      </w:ins>
+    </w:p>
+    <w:p>
+      <w:pPr>
+        <w:pStyle w:val="NormalWeb"/>
+        <w:rPr>
+          <w:ins w:id="333" w:author="MatheuS Santos" w:date="2026-10-24T16:33:00Z" w16du:dateUtc="2026-10-24T15:33:00Z"/>
+          <w:rFonts w:ascii="Calibri" w:hAnsi="Calibri"/>
+        </w:rPr>
+      </w:pPr>
+    </w:p>
+    <w:p>
+      <w:pPr>
+        <w:pStyle w:val="NormalWeb"/>
+        <w:rPr>
+          <w:ins w:id="334" w:author="MatheuS Santos" w:date="2026-10-24T16:36:00Z" w16du:dateUtc="2026-10-24T15:36:00Z"/>
+          <w:rFonts w:ascii="Calibri" w:hAnsi="Calibri"/>
+        </w:rPr>
+      </w:pPr>
+      <w:ins w:id="335" w:author="MatheuS Santos" w:date="2026-10-24T16:33:00Z" w16du:dateUtc="2026-10-24T15:33:00Z">
+        <w:r>
+          <w:rPr>
+            <w:rFonts w:ascii="Calibri" w:hAnsi="Calibri"/>
+          </w:rPr>
+          <w:lastRenderedPageBreak/>
+          <w:t xml:space="preserve">To </w:t>
+        </w:r>
+      </w:ins>
+      <w:ins w:id="336" w:author="MatheuS Santos" w:date="2026-10-24T16:34:00Z" w16du:dateUtc="2026-10-24T15:34:00Z">
+        <w:r>
+          <w:rPr>
+            <w:rFonts w:ascii="Calibri" w:hAnsi="Calibri"/>
+          </w:rPr>
+          <w:t>reduce computational costs, samples of up to 200.000 records are used for selected visualizations. The final sam</w:t>
+        </w:r>
+      </w:ins>
+      <w:ins w:id="337" w:author="MatheuS Santos" w:date="2026-10-24T16:35:00Z" w16du:dateUtc="2026-10-24T15:35:00Z">
+        <w:r>
+          <w:rPr>
+            <w:rFonts w:ascii="Calibri" w:hAnsi="Calibri"/>
+          </w:rPr>
+          <w:t>pling strategy for model training has not been implemented or validated yet.</w:t>
+        </w:r>
+      </w:ins>
     </w:p>
     <w:p>
       <w:pPr>
@@ -2394,32 +6746,176 @@
           <w:rFonts w:ascii="Calibri" w:hAnsi="Calibri"/>
         </w:rPr>
       </w:pPr>
+      <w:ins w:id="338" w:author="MatheuS Santos" w:date="2026-10-24T16:36:00Z" w16du:dateUtc="2026-10-24T15:36:00Z">
+        <w:r>
+          <w:rPr>
+            <w:rFonts w:ascii="Calibri" w:hAnsi="Calibri"/>
+          </w:rPr>
+          <w:drawing>
+            <wp:inline distT="0" distB="0" distL="0" distR="0" wp14:anchorId="1897887D" wp14:editId="7CC8080A">
+              <wp:extent cx="5943600" cy="2292350"/>
+              <wp:effectExtent l="0" t="0" r="0" b="6350"/>
+              <wp:docPr id="1677377589" name="Picture 1"/>
+              <wp:cNvGraphicFramePr>
+                <a:graphicFrameLocks xmlns:a="http://schemas.openxmlformats.org/drawingml/2006/main" noChangeAspect="1"/>
+              </wp:cNvGraphicFramePr>
+              <a:graphic xmlns:a="http://schemas.openxmlformats.org/drawingml/2006/main">
+                <a:graphicData uri="http://schemas.openxmlformats.org/drawingml/2006/picture">
+                  <pic:pic xmlns:pic="http://schemas.openxmlformats.org/drawingml/2006/picture">
+                    <pic:nvPicPr>
+                      <pic:cNvPr id="1677377589" name=""/>
+                      <pic:cNvPicPr/>
+                    </pic:nvPicPr>
+                    <pic:blipFill>
+                      <a:blip r:embed="rId13"/>
+                      <a:stretch>
+                        <a:fillRect/>
+                      </a:stretch>
+                    </pic:blipFill>
+                    <pic:spPr>
+                      <a:xfrm>
+                        <a:off x="0" y="0"/>
+                        <a:ext cx="5943600" cy="2292350"/>
+                      </a:xfrm>
+                      <a:prstGeom prst="rect">
+                        <a:avLst/>
+                      </a:prstGeom>
+                    </pic:spPr>
+                  </pic:pic>
+                </a:graphicData>
+              </a:graphic>
+            </wp:inline>
+          </w:drawing>
+        </w:r>
+      </w:ins>
+      <w:del w:id="339" w:author="MatheuS Santos" w:date="2026-10-24T15:51:00Z" w16du:dateUtc="2026-10-24T14:51:00Z">
+        <w:r>
+          <w:rPr>
+            <w:rFonts w:ascii="Calibri" w:hAnsi="Calibri"/>
+          </w:rPr>
+          <w:delText xml:space="preserve">Include a </w:delText>
+        </w:r>
+        <w:r>
+          <w:rPr>
+            <w:rStyle w:val="Strong"/>
+            <w:rFonts w:ascii="Calibri" w:hAnsi="Calibri"/>
+          </w:rPr>
+          <w:delText>high-level architectural diagram</w:delText>
+        </w:r>
+        <w:r>
+          <w:rPr>
+            <w:rFonts w:ascii="Calibri" w:hAnsi="Calibri"/>
+          </w:rPr>
+          <w:delText xml:space="preserve"> showing the proposed workflow or system architecture and how the main components are connected. Briefly explain the main components and overall workflow.</w:delText>
+        </w:r>
+      </w:del>
+    </w:p>
+    <w:p>
+      <w:pPr>
+        <w:pStyle w:val="Heading1"/>
+      </w:pPr>
+      <w:bookmarkStart w:id="340" w:name="_Toc243754223"/>
       <w:r>
+        <w:t>7. Data Sources</w:t>
+      </w:r>
+      <w:bookmarkEnd w:id="340"/>
+    </w:p>
+    <w:p>
+      <w:pPr>
+        <w:pStyle w:val="NormalWeb"/>
         <w:rPr>
+          <w:ins w:id="341" w:author="MatheuS Santos" w:date="2026-10-24T14:09:00Z" w16du:dateUtc="2026-10-24T13:09:00Z"/>
           <w:rFonts w:ascii="Calibri" w:hAnsi="Calibri"/>
         </w:rPr>
-        <w:t>Clearly define the business problem or challenge you intend to address. Explain its impact and how data analytics and predictive modelling can contribute towards addressing the problem.</w:t>
-      </w:r>
+      </w:pPr>
+      <w:ins w:id="342" w:author="MatheuS Santos" w:date="2026-10-24T14:08:00Z" w16du:dateUtc="2026-10-24T13:08:00Z">
+        <w:r>
+          <w:rPr>
+            <w:rFonts w:ascii="Calibri" w:hAnsi="Calibri"/>
+          </w:rPr>
+          <w:t xml:space="preserve">You can find the dataset at </w:t>
+        </w:r>
+      </w:ins>
+      <w:ins w:id="343" w:author="MatheuS Santos" w:date="2026-10-24T14:09:00Z" w16du:dateUtc="2026-10-24T13:09:00Z">
+        <w:r>
+          <w:rPr>
+            <w:rFonts w:ascii="Calibri" w:hAnsi="Calibri"/>
+          </w:rPr>
+          <w:fldChar w:fldCharType="begin"/>
+        </w:r>
+        <w:r>
+          <w:rPr>
+            <w:rFonts w:ascii="Calibri" w:hAnsi="Calibri"/>
+          </w:rPr>
+          <w:instrText>HYPERLINK "https://archive.ics.uci.edu/dataset/526/bitcoinheistransomwareaddressdataset"</w:instrText>
+        </w:r>
+        <w:r>
+          <w:rPr>
+            <w:rFonts w:ascii="Calibri" w:hAnsi="Calibri"/>
+          </w:rPr>
+        </w:r>
+        <w:r>
+          <w:rPr>
+            <w:rFonts w:ascii="Calibri" w:hAnsi="Calibri"/>
+          </w:rPr>
+          <w:fldChar w:fldCharType="separate"/>
+        </w:r>
+        <w:proofErr w:type="spellStart"/>
+        <w:r>
+          <w:rPr>
+            <w:rStyle w:val="Hyperlink"/>
+            <w:rFonts w:ascii="Calibri" w:hAnsi="Calibri"/>
+          </w:rPr>
+          <w:t>BitcoinHeist</w:t>
+        </w:r>
+        <w:proofErr w:type="spellEnd"/>
+        <w:r>
+          <w:rPr>
+            <w:rStyle w:val="Hyperlink"/>
+            <w:rFonts w:ascii="Calibri" w:hAnsi="Calibri"/>
+          </w:rPr>
+          <w:t xml:space="preserve"> Ransomware Address Dataset — UCI Machine Learning Repository.</w:t>
+        </w:r>
+        <w:r>
+          <w:rPr>
+            <w:rFonts w:ascii="Calibri" w:hAnsi="Calibri"/>
+          </w:rPr>
+          <w:fldChar w:fldCharType="end"/>
+        </w:r>
+      </w:ins>
     </w:p>
     <w:p>
       <w:pPr>
-        <w:pStyle w:val="Heading1"/>
+        <w:pStyle w:val="NormalWeb"/>
         <w:rPr>
-          <w:rFonts w:ascii="Calibri" w:hAnsi="Calibri" w:cs="Calibri"/>
-          <w:sz w:val="32"/>
-          <w:szCs w:val="32"/>
+          <w:ins w:id="344" w:author="MatheuS Santos" w:date="2026-10-24T14:12:00Z" w16du:dateUtc="2026-10-24T13:12:00Z"/>
+          <w:rFonts w:ascii="Calibri" w:hAnsi="Calibri"/>
         </w:rPr>
       </w:pPr>
-      <w:bookmarkStart w:id="4" w:name="_Toc243400413"/>
-      <w:r>
-        <w:rPr>
-          <w:rFonts w:ascii="Calibri" w:hAnsi="Calibri" w:cs="Calibri"/>
-          <w:sz w:val="32"/>
-          <w:szCs w:val="32"/>
-        </w:rPr>
-        <w:t>4. Aim and Objectives</w:t>
-      </w:r>
-      <w:bookmarkEnd w:id="4"/>
+      <w:ins w:id="345" w:author="MatheuS Santos" w:date="2026-10-24T14:09:00Z" w16du:dateUtc="2026-10-24T13:09:00Z">
+        <w:r>
+          <w:rPr>
+            <w:rFonts w:ascii="Calibri" w:hAnsi="Calibri"/>
+          </w:rPr>
+          <w:t>The original dataset represents historical Bitcoin Blockchain information from 2009</w:t>
+        </w:r>
+      </w:ins>
+      <w:ins w:id="346" w:author="MatheuS Santos" w:date="2026-10-24T14:10:00Z" w16du:dateUtc="2026-10-24T13:10:00Z">
+        <w:r>
+          <w:rPr>
+            <w:rFonts w:ascii="Calibri" w:hAnsi="Calibri"/>
+          </w:rPr>
+          <w:t xml:space="preserve"> ~ 2028. The variables include address identifiers, temporal information, transaction structure features, receiv</w:t>
+        </w:r>
+      </w:ins>
+      <w:ins w:id="347" w:author="MatheuS Santos" w:date="2026-10-24T14:11:00Z" w16du:dateUtc="2026-10-24T13:11:00Z">
+        <w:r>
+          <w:rPr>
+            <w:rFonts w:ascii="Calibri" w:hAnsi="Calibri"/>
+          </w:rPr>
+          <w:t>ed values, and classifications.</w:t>
+        </w:r>
+      </w:ins>
     </w:p>
     <w:p>
       <w:pPr>
@@ -2428,188 +6924,98 @@
           <w:rFonts w:ascii="Calibri" w:hAnsi="Calibri"/>
         </w:rPr>
       </w:pPr>
-      <w:r>
-        <w:rPr>
-          <w:rFonts w:ascii="Calibri" w:hAnsi="Calibri"/>
-        </w:rPr>
-        <w:t xml:space="preserve">State the overall aim of the project and provide </w:t>
-      </w:r>
-      <w:r>
-        <w:rPr>
-          <w:rStyle w:val="Strong"/>
-          <w:rFonts w:ascii="Calibri" w:hAnsi="Calibri"/>
-        </w:rPr>
-        <w:t>3–5 clear and achievable objectives</w:t>
-      </w:r>
-      <w:r>
-        <w:rPr>
-          <w:rFonts w:ascii="Calibri" w:hAnsi="Calibri"/>
-        </w:rPr>
-        <w:t>. Include an appropriate business objective or hypothesis that will be explored through the project.</w:t>
-      </w:r>
+      <w:ins w:id="348" w:author="MatheuS Santos" w:date="2026-10-24T14:12:00Z" w16du:dateUtc="2026-10-24T13:12:00Z">
+        <w:r>
+          <w:rPr>
+            <w:rFonts w:ascii="Calibri" w:hAnsi="Calibri"/>
+            <w:b/>
+            <w:bCs/>
+            <w:color w:val="EE0000"/>
+            <w:rPrChange w:id="349" w:author="MatheuS Santos" w:date="2026-10-24T14:12:00Z" w16du:dateUtc="2026-10-24T13:12:00Z">
+              <w:rPr>
+                <w:rFonts w:ascii="Calibri" w:hAnsi="Calibri"/>
+              </w:rPr>
+            </w:rPrChange>
+          </w:rPr>
+          <w:t>Warning</w:t>
+        </w:r>
+        <w:r>
+          <w:rPr>
+            <w:rFonts w:ascii="Calibri" w:hAnsi="Calibri"/>
+            <w:b/>
+            <w:bCs/>
+            <w:color w:val="EE0000"/>
+            <w:rPrChange w:id="350" w:author="MatheuS Santos" w:date="2026-10-24T14:12:00Z" w16du:dateUtc="2026-10-24T13:12:00Z">
+              <w:rPr>
+                <w:rFonts w:ascii="Calibri" w:hAnsi="Calibri"/>
+              </w:rPr>
+            </w:rPrChange>
+          </w:rPr>
+          <w:t xml:space="preserve"> --&gt;</w:t>
+        </w:r>
+      </w:ins>
+      <w:ins w:id="351" w:author="MatheuS Santos" w:date="2026-10-24T14:11:00Z" w16du:dateUtc="2026-10-24T13:11:00Z">
+        <w:r>
+          <w:rPr>
+            <w:rFonts w:ascii="Calibri" w:hAnsi="Calibri"/>
+            <w:color w:val="EE0000"/>
+            <w:rPrChange w:id="352" w:author="MatheuS Santos" w:date="2026-10-24T14:12:00Z" w16du:dateUtc="2026-10-24T13:12:00Z">
+              <w:rPr>
+                <w:rFonts w:ascii="Calibri" w:hAnsi="Calibri"/>
+              </w:rPr>
+            </w:rPrChange>
+          </w:rPr>
+          <w:t xml:space="preserve"> </w:t>
+        </w:r>
+        <w:r>
+          <w:rPr>
+            <w:rFonts w:ascii="Calibri" w:hAnsi="Calibri"/>
+          </w:rPr>
+          <w:t>The provided labels should be</w:t>
+        </w:r>
+      </w:ins>
+      <w:ins w:id="353" w:author="MatheuS Santos" w:date="2026-10-24T14:08:00Z" w16du:dateUtc="2026-10-24T13:08:00Z">
+        <w:r>
+          <w:rPr>
+            <w:rFonts w:ascii="Calibri" w:hAnsi="Calibri"/>
+          </w:rPr>
+          <w:t xml:space="preserve"> </w:t>
+        </w:r>
+      </w:ins>
+      <w:ins w:id="354" w:author="MatheuS Santos" w:date="2026-10-24T14:12:00Z" w16du:dateUtc="2026-10-24T13:12:00Z">
+        <w:r>
+          <w:rPr>
+            <w:rFonts w:ascii="Calibri" w:hAnsi="Calibri"/>
+          </w:rPr>
+          <w:t>interpreted as dataset classifications rather than inde</w:t>
+        </w:r>
+      </w:ins>
+      <w:ins w:id="355" w:author="MatheuS Santos" w:date="2026-10-24T14:13:00Z" w16du:dateUtc="2026-10-24T13:13:00Z">
+        <w:r>
+          <w:rPr>
+            <w:rFonts w:ascii="Calibri" w:hAnsi="Calibri"/>
+          </w:rPr>
+          <w:t>pendent proof of criminal activity!</w:t>
+        </w:r>
+      </w:ins>
+      <w:del w:id="356" w:author="MatheuS Santos" w:date="2026-10-24T14:08:00Z" w16du:dateUtc="2026-10-24T13:08:00Z">
+        <w:r>
+          <w:rPr>
+            <w:rFonts w:ascii="Calibri" w:hAnsi="Calibri"/>
+          </w:rPr>
+          <w:delText>Identify the dataset(s) or data sources you intend to use. Describe the type and approximate amount of data required, its relevance to the business problem, and evidence of appropriate permission or rights to access and use the data.</w:delText>
+        </w:r>
+      </w:del>
     </w:p>
     <w:p>
       <w:pPr>
         <w:pStyle w:val="Heading1"/>
-        <w:rPr>
-          <w:rFonts w:ascii="Calibri" w:hAnsi="Calibri" w:cs="Calibri"/>
-          <w:sz w:val="32"/>
-          <w:szCs w:val="32"/>
-        </w:rPr>
-      </w:pPr>
-      <w:bookmarkStart w:id="5" w:name="_Toc243400414"/>
+      </w:pPr>
+      <w:bookmarkStart w:id="357" w:name="_Toc243754224"/>
       <w:r>
-        <w:rPr>
-          <w:rFonts w:ascii="Calibri" w:hAnsi="Calibri" w:cs="Calibri"/>
-          <w:sz w:val="32"/>
-          <w:szCs w:val="32"/>
-        </w:rPr>
-        <w:t>5. Scope</w:t>
-      </w:r>
-      <w:bookmarkEnd w:id="5"/>
-    </w:p>
-    <w:p>
-      <w:pPr>
-        <w:pStyle w:val="NormalWeb"/>
-        <w:rPr>
-          <w:rFonts w:ascii="Calibri" w:hAnsi="Calibri"/>
-        </w:rPr>
-      </w:pPr>
-      <w:r>
-        <w:rPr>
-          <w:rFonts w:ascii="Calibri" w:hAnsi="Calibri"/>
-        </w:rPr>
-        <w:t xml:space="preserve">Clearly define what will be </w:t>
-      </w:r>
-      <w:r>
-        <w:rPr>
-          <w:rStyle w:val="Strong"/>
-          <w:rFonts w:ascii="Calibri" w:hAnsi="Calibri"/>
-        </w:rPr>
-        <w:t>included and excluded</w:t>
-      </w:r>
-      <w:r>
-        <w:rPr>
-          <w:rFonts w:ascii="Calibri" w:hAnsi="Calibri"/>
-        </w:rPr>
-        <w:t xml:space="preserve"> from the project. The proposed work should have sufficient scope for investigation and development across two semesters.</w:t>
-      </w:r>
-    </w:p>
-    <w:p>
-      <w:pPr>
-        <w:pStyle w:val="Heading1"/>
-        <w:rPr>
-          <w:rFonts w:ascii="Calibri" w:hAnsi="Calibri" w:cs="Calibri"/>
-          <w:sz w:val="32"/>
-          <w:szCs w:val="32"/>
-        </w:rPr>
-      </w:pPr>
-      <w:bookmarkStart w:id="6" w:name="_Toc243400415"/>
-      <w:r>
-        <w:rPr>
-          <w:rFonts w:ascii="Calibri" w:hAnsi="Calibri" w:cs="Calibri"/>
-          <w:sz w:val="32"/>
-          <w:szCs w:val="32"/>
-        </w:rPr>
-        <w:t>6. Methodology</w:t>
-      </w:r>
-      <w:bookmarkEnd w:id="6"/>
-    </w:p>
-    <w:p>
-      <w:pPr>
-        <w:pStyle w:val="NormalWeb"/>
-        <w:rPr>
-          <w:rFonts w:ascii="Calibri" w:hAnsi="Calibri"/>
-        </w:rPr>
-      </w:pPr>
-      <w:r>
-        <w:rPr>
-          <w:rFonts w:ascii="Calibri" w:hAnsi="Calibri"/>
-        </w:rPr>
-        <w:t>Describe how you plan to carry out the project. Explain the proposed data analytics methods, predictive modelling techniques, technologies and tools, and briefly justify your choices.</w:t>
-      </w:r>
-    </w:p>
-    <w:p>
-      <w:pPr>
-        <w:pStyle w:val="NormalWeb"/>
-        <w:rPr>
-          <w:rFonts w:ascii="Calibri" w:hAnsi="Calibri"/>
-        </w:rPr>
-      </w:pPr>
-      <w:r>
-        <w:rPr>
-          <w:rFonts w:ascii="Calibri" w:hAnsi="Calibri"/>
-        </w:rPr>
-        <w:t xml:space="preserve">Include a </w:t>
-      </w:r>
-      <w:r>
-        <w:rPr>
-          <w:rStyle w:val="Strong"/>
-          <w:rFonts w:ascii="Calibri" w:hAnsi="Calibri"/>
-        </w:rPr>
-        <w:t>high-level architectural diagram</w:t>
-      </w:r>
-      <w:r>
-        <w:rPr>
-          <w:rFonts w:ascii="Calibri" w:hAnsi="Calibri"/>
-        </w:rPr>
-        <w:t xml:space="preserve"> showing the proposed workflow or system architecture and how the main components are connected. Briefly explain the main components and overall workflow.</w:t>
-      </w:r>
-    </w:p>
-    <w:p>
-      <w:pPr>
-        <w:pStyle w:val="Heading1"/>
-        <w:rPr>
-          <w:rFonts w:ascii="Calibri" w:hAnsi="Calibri" w:cs="Calibri"/>
-          <w:sz w:val="32"/>
-          <w:szCs w:val="32"/>
-        </w:rPr>
-      </w:pPr>
-      <w:bookmarkStart w:id="7" w:name="_Toc243400416"/>
-      <w:r>
-        <w:rPr>
-          <w:rFonts w:ascii="Calibri" w:hAnsi="Calibri" w:cs="Calibri"/>
-          <w:sz w:val="32"/>
-          <w:szCs w:val="32"/>
-        </w:rPr>
-        <w:t>7. Data Sources</w:t>
-      </w:r>
-      <w:bookmarkEnd w:id="7"/>
-    </w:p>
-    <w:p>
-      <w:pPr>
-        <w:pStyle w:val="NormalWeb"/>
-        <w:rPr>
-          <w:rFonts w:ascii="Calibri" w:hAnsi="Calibri"/>
-        </w:rPr>
-      </w:pPr>
-      <w:r>
-        <w:rPr>
-          <w:rFonts w:ascii="Calibri" w:hAnsi="Calibri"/>
-        </w:rPr>
-        <w:t>Identify the dataset(s) or data sources you intend to use. Describe the type and approximate amount of data required, its relevance to the business problem, and evidence of appropriate permission or rights to access and use the data.</w:t>
-      </w:r>
-    </w:p>
-    <w:p>
-      <w:pPr>
-        <w:pStyle w:val="Heading1"/>
-        <w:rPr>
-          <w:rFonts w:ascii="Calibri" w:hAnsi="Calibri" w:cs="Calibri"/>
-          <w:sz w:val="32"/>
-          <w:szCs w:val="32"/>
-        </w:rPr>
-      </w:pPr>
-      <w:bookmarkStart w:id="8" w:name="_Toc243400417"/>
-      <w:r>
-        <w:rPr>
-          <w:rFonts w:ascii="Calibri" w:hAnsi="Calibri" w:cs="Calibri"/>
-          <w:sz w:val="32"/>
-          <w:szCs w:val="32"/>
-        </w:rPr>
-        <w:lastRenderedPageBreak/>
         <w:t>8. Expected Deliverables</w:t>
       </w:r>
-      <w:bookmarkEnd w:id="8"/>
+      <w:bookmarkEnd w:id="357"/>
     </w:p>
     <w:p>
       <w:pPr>
@@ -2629,219 +7035,1061 @@
       <w:pPr>
         <w:pStyle w:val="Heading1"/>
         <w:rPr>
-          <w:rFonts w:ascii="Calibri" w:hAnsi="Calibri" w:cs="Calibri"/>
+          <w:ins w:id="358" w:author="MatheuS Santos" w:date="2026-10-24T13:07:00Z" w16du:dateUtc="2026-10-24T12:07:00Z"/>
+        </w:rPr>
+      </w:pPr>
+      <w:bookmarkStart w:id="359" w:name="_Toc243754225"/>
+      <w:r>
+        <w:lastRenderedPageBreak/>
+        <w:t>9. Project Timeline</w:t>
+      </w:r>
+      <w:bookmarkEnd w:id="359"/>
+    </w:p>
+    <w:p>
+      <w:pPr>
+        <w:pPrChange w:id="360" w:author="MatheuS Santos" w:date="2026-10-24T13:07:00Z" w16du:dateUtc="2026-10-24T12:07:00Z">
+          <w:pPr>
+            <w:pStyle w:val="Heading1"/>
+          </w:pPr>
+        </w:pPrChange>
+      </w:pPr>
+      <w:ins w:id="361" w:author="MatheuS Santos" w:date="2026-10-24T13:08:00Z" w16du:dateUtc="2026-10-24T12:08:00Z">
+        <w:r>
+          <w:drawing>
+            <wp:inline distT="0" distB="0" distL="0" distR="0" wp14:anchorId="0AFE5646" wp14:editId="4FF0984C">
+              <wp:extent cx="5943600" cy="2511425"/>
+              <wp:effectExtent l="0" t="0" r="0" b="3175"/>
+              <wp:docPr id="1575488660" name="Picture 1"/>
+              <wp:cNvGraphicFramePr>
+                <a:graphicFrameLocks xmlns:a="http://schemas.openxmlformats.org/drawingml/2006/main" noChangeAspect="1"/>
+              </wp:cNvGraphicFramePr>
+              <a:graphic xmlns:a="http://schemas.openxmlformats.org/drawingml/2006/main">
+                <a:graphicData uri="http://schemas.openxmlformats.org/drawingml/2006/picture">
+                  <pic:pic xmlns:pic="http://schemas.openxmlformats.org/drawingml/2006/picture">
+                    <pic:nvPicPr>
+                      <pic:cNvPr id="1575488660" name=""/>
+                      <pic:cNvPicPr/>
+                    </pic:nvPicPr>
+                    <pic:blipFill>
+                      <a:blip r:embed="rId14"/>
+                      <a:stretch>
+                        <a:fillRect/>
+                      </a:stretch>
+                    </pic:blipFill>
+                    <pic:spPr>
+                      <a:xfrm>
+                        <a:off x="0" y="0"/>
+                        <a:ext cx="5943600" cy="2511425"/>
+                      </a:xfrm>
+                      <a:prstGeom prst="rect">
+                        <a:avLst/>
+                      </a:prstGeom>
+                    </pic:spPr>
+                  </pic:pic>
+                </a:graphicData>
+              </a:graphic>
+            </wp:inline>
+          </w:drawing>
+        </w:r>
+      </w:ins>
+    </w:p>
+    <w:p>
+      <w:pPr>
+        <w:pStyle w:val="Heading1"/>
+        <w:rPr>
+          <w:del w:id="362" w:author="MatheuS Santos" w:date="2026-10-24T13:07:00Z" w16du:dateUtc="2026-10-24T12:07:00Z"/>
+        </w:rPr>
+        <w:pPrChange w:id="363" w:author="MatheuS Santos" w:date="2026-10-24T14:35:00Z" w16du:dateUtc="2026-10-24T13:35:00Z">
+          <w:pPr>
+            <w:pStyle w:val="NormalWeb"/>
+          </w:pPr>
+        </w:pPrChange>
+      </w:pPr>
+      <w:del w:id="364" w:author="MatheuS Santos" w:date="2026-10-24T13:07:00Z" w16du:dateUtc="2026-10-24T12:07:00Z">
+        <w:r>
+          <w:delText xml:space="preserve">Provide a </w:delText>
+        </w:r>
+        <w:r>
+          <w:rPr>
+            <w:rStyle w:val="Strong"/>
+          </w:rPr>
+          <w:delText>high-level project timeline diagram (e.g., a Gantt chart)</w:delText>
+        </w:r>
+        <w:r>
+          <w:delText xml:space="preserve"> covering both semesters. Clearly show the main project phases, key activities, milestones and expected completion periods.</w:delText>
+        </w:r>
+      </w:del>
+    </w:p>
+    <w:p>
+      <w:pPr>
+        <w:pStyle w:val="Heading1"/>
+      </w:pPr>
+      <w:bookmarkStart w:id="365" w:name="_Toc243754226"/>
+      <w:r>
+        <w:t>10. Ethical and Legal Considerations</w:t>
+      </w:r>
+      <w:bookmarkEnd w:id="365"/>
+    </w:p>
+    <w:p>
+      <w:pPr>
+        <w:pStyle w:val="NormalWeb"/>
+        <w:jc w:val="both"/>
+        <w:rPr>
+          <w:ins w:id="366" w:author="MatheuS Santos" w:date="2026-10-24T14:20:00Z" w16du:dateUtc="2026-10-24T13:20:00Z"/>
+          <w:rFonts w:ascii="Calibri" w:hAnsi="Calibri"/>
+        </w:rPr>
+        <w:pPrChange w:id="367" w:author="MatheuS Santos" w:date="2026-10-24T14:24:00Z" w16du:dateUtc="2026-10-24T13:24:00Z">
+          <w:pPr>
+            <w:pStyle w:val="NormalWeb"/>
+          </w:pPr>
+        </w:pPrChange>
+      </w:pPr>
+      <w:ins w:id="368" w:author="MatheuS Santos" w:date="2026-10-24T14:19:00Z" w16du:dateUtc="2026-10-24T13:19:00Z">
+        <w:r>
+          <w:rPr>
+            <w:rFonts w:ascii="Calibri" w:hAnsi="Calibri"/>
+          </w:rPr>
+          <w:t>The project must respect privacy, the dataset’s terms of use, and applicable legislation, inclu</w:t>
+        </w:r>
+      </w:ins>
+      <w:ins w:id="369" w:author="MatheuS Santos" w:date="2026-10-24T14:20:00Z" w16du:dateUtc="2026-10-24T13:20:00Z">
+        <w:r>
+          <w:rPr>
+            <w:rFonts w:ascii="Calibri" w:hAnsi="Calibri"/>
+          </w:rPr>
+          <w:t>ding the General Data Protection  Regulation ( GDPR ) , where relevant.</w:t>
+        </w:r>
+      </w:ins>
+      <w:del w:id="370" w:author="MatheuS Santos" w:date="2026-10-24T14:19:00Z" w16du:dateUtc="2026-10-24T13:19:00Z">
+        <w:r>
+          <w:rPr>
+            <w:rFonts w:ascii="Calibri" w:hAnsi="Calibri"/>
+          </w:rPr>
+          <w:delText>Identify relevant ethical, privacy, data protection, security and data-use considerations associated with the project. Explain how these will be appropriately addressed, including permissions for accessing and using the selected data.</w:delText>
+        </w:r>
+      </w:del>
+    </w:p>
+    <w:p>
+      <w:pPr>
+        <w:pStyle w:val="NormalWeb"/>
+        <w:jc w:val="both"/>
+        <w:rPr>
+          <w:rFonts w:ascii="Calibri" w:hAnsi="Calibri"/>
+        </w:rPr>
+        <w:pPrChange w:id="371" w:author="MatheuS Santos" w:date="2026-10-24T14:24:00Z" w16du:dateUtc="2026-10-24T13:24:00Z">
+          <w:pPr>
+            <w:pStyle w:val="NormalWeb"/>
+          </w:pPr>
+        </w:pPrChange>
+      </w:pPr>
+      <w:ins w:id="372" w:author="MatheuS Santos" w:date="2026-10-24T14:20:00Z" w16du:dateUtc="2026-10-24T13:20:00Z">
+        <w:r>
+          <w:rPr>
+            <w:rFonts w:ascii="Calibri" w:hAnsi="Calibri"/>
+          </w:rPr>
+          <w:t>Results must be interpreted respo</w:t>
+        </w:r>
+      </w:ins>
+      <w:ins w:id="373" w:author="MatheuS Santos" w:date="2026-10-24T14:21:00Z" w16du:dateUtc="2026-10-24T13:21:00Z">
+        <w:r>
+          <w:rPr>
+            <w:rFonts w:ascii="Calibri" w:hAnsi="Calibri"/>
+          </w:rPr>
+          <w:t xml:space="preserve">nsibly, considering potential biases, labelling limitations, and class imbalance. </w:t>
+        </w:r>
+        <w:r>
+          <w:rPr>
+            <w:rFonts w:ascii="Calibri" w:hAnsi="Calibri"/>
+            <w:b/>
+            <w:bCs/>
+            <w:rPrChange w:id="374" w:author="MatheuS Santos" w:date="2026-10-24T14:23:00Z" w16du:dateUtc="2026-10-24T13:23:00Z">
+              <w:rPr>
+                <w:rFonts w:ascii="Calibri" w:hAnsi="Calibri"/>
+              </w:rPr>
+            </w:rPrChange>
+          </w:rPr>
+          <w:t xml:space="preserve">An address </w:t>
+        </w:r>
+      </w:ins>
+      <w:ins w:id="375" w:author="MatheuS Santos" w:date="2026-10-24T14:22:00Z" w16du:dateUtc="2026-10-24T13:22:00Z">
+        <w:r>
+          <w:rPr>
+            <w:rFonts w:ascii="Calibri" w:hAnsi="Calibri"/>
+            <w:b/>
+            <w:bCs/>
+            <w:rPrChange w:id="376" w:author="MatheuS Santos" w:date="2026-10-24T14:23:00Z" w16du:dateUtc="2026-10-24T13:23:00Z">
+              <w:rPr>
+                <w:rFonts w:ascii="Calibri" w:hAnsi="Calibri"/>
+              </w:rPr>
+            </w:rPrChange>
+          </w:rPr>
+          <w:t>classified as suspicious does not, by itself, constitute proof of criminal activity.</w:t>
+        </w:r>
+      </w:ins>
+      <w:ins w:id="377" w:author="MatheuS Santos" w:date="2026-10-24T14:23:00Z" w16du:dateUtc="2026-10-24T13:23:00Z">
+        <w:r>
+          <w:rPr>
+            <w:rFonts w:ascii="Calibri" w:hAnsi="Calibri"/>
+            <w:b/>
+            <w:bCs/>
+          </w:rPr>
+          <w:t xml:space="preserve"> </w:t>
+        </w:r>
+        <w:r>
+          <w:rPr>
+            <w:rFonts w:ascii="Calibri" w:hAnsi="Calibri"/>
+            <w:b/>
+            <w:bCs/>
+            <w:color w:val="EE0000"/>
+            <w:rPrChange w:id="378" w:author="MatheuS Santos" w:date="2026-10-24T14:24:00Z" w16du:dateUtc="2026-10-24T13:24:00Z">
+              <w:rPr>
+                <w:rFonts w:ascii="Calibri" w:hAnsi="Calibri"/>
+              </w:rPr>
+            </w:rPrChange>
+          </w:rPr>
+          <w:t>Future applications should incorporate human oversight, tra</w:t>
+        </w:r>
+      </w:ins>
+      <w:ins w:id="379" w:author="MatheuS Santos" w:date="2026-10-24T14:24:00Z" w16du:dateUtc="2026-10-24T13:24:00Z">
+        <w:r>
+          <w:rPr>
+            <w:rFonts w:ascii="Calibri" w:hAnsi="Calibri"/>
+            <w:b/>
+            <w:bCs/>
+            <w:color w:val="EE0000"/>
+            <w:rPrChange w:id="380" w:author="MatheuS Santos" w:date="2026-10-24T14:24:00Z" w16du:dateUtc="2026-10-24T13:24:00Z">
+              <w:rPr>
+                <w:rFonts w:ascii="Calibri" w:hAnsi="Calibri"/>
+              </w:rPr>
+            </w:rPrChange>
+          </w:rPr>
+          <w:t>nsparency, and mechanisms to reduce false positives.</w:t>
+        </w:r>
+      </w:ins>
+    </w:p>
+    <w:p>
+      <w:pPr>
+        <w:pStyle w:val="Heading1"/>
+      </w:pPr>
+      <w:bookmarkStart w:id="381" w:name="_Toc243754227"/>
+      <w:r>
+        <w:t>1</w:t>
+      </w:r>
+      <w:r>
+        <w:t>1</w:t>
+      </w:r>
+      <w:r>
+        <w:t xml:space="preserve">. </w:t>
+      </w:r>
+      <w:r>
+        <w:t>Conclusions</w:t>
+      </w:r>
+      <w:bookmarkEnd w:id="381"/>
+    </w:p>
+    <w:p>
+      <w:pPr>
+        <w:rPr>
+          <w:ins w:id="382" w:author="MatheuS Santos" w:date="2026-10-24T17:06:00Z" w16du:dateUtc="2026-10-24T16:06:00Z"/>
+          <w:rFonts w:ascii="Calibri" w:eastAsiaTheme="majorEastAsia" w:hAnsi="Calibri" w:cs="Calibri"/>
+          <w:color w:val="0F4761" w:themeColor="accent1" w:themeShade="BF"/>
           <w:sz w:val="32"/>
           <w:szCs w:val="32"/>
         </w:rPr>
       </w:pPr>
-      <w:bookmarkStart w:id="9" w:name="_Toc243400418"/>
-      <w:r>
-        <w:rPr>
-          <w:rFonts w:ascii="Calibri" w:hAnsi="Calibri" w:cs="Calibri"/>
-          <w:sz w:val="32"/>
-          <w:szCs w:val="32"/>
-        </w:rPr>
-        <w:t>9. Project Timeline</w:t>
-      </w:r>
-      <w:bookmarkEnd w:id="9"/>
+      <w:ins w:id="383" w:author="MatheuS Santos" w:date="2026-10-24T17:06:00Z" w16du:dateUtc="2026-10-24T16:06:00Z">
+        <w:r>
+          <w:br w:type="page"/>
+        </w:r>
+      </w:ins>
     </w:p>
     <w:p>
       <w:pPr>
-        <w:pStyle w:val="NormalWeb"/>
-        <w:rPr>
-          <w:rFonts w:ascii="Calibri" w:hAnsi="Calibri"/>
-        </w:rPr>
-      </w:pPr>
-      <w:r>
-        <w:rPr>
-          <w:rFonts w:ascii="Calibri" w:hAnsi="Calibri"/>
-        </w:rPr>
-        <w:t xml:space="preserve">Provide a </w:t>
-      </w:r>
-      <w:r>
-        <w:rPr>
-          <w:rStyle w:val="Strong"/>
-          <w:rFonts w:ascii="Calibri" w:hAnsi="Calibri"/>
-        </w:rPr>
-        <w:t>high-level project timeline diagram (e.g., a Gantt chart)</w:t>
-      </w:r>
-      <w:r>
-        <w:rPr>
-          <w:rFonts w:ascii="Calibri" w:hAnsi="Calibri"/>
-        </w:rPr>
-        <w:t xml:space="preserve"> covering both semesters. Clearly show the main project phases, key activities, milestones and expected completion periods.</w:t>
-      </w:r>
-    </w:p>
-    <w:p>
-      <w:pPr>
         <w:pStyle w:val="Heading1"/>
         <w:rPr>
-          <w:rFonts w:ascii="Calibri" w:hAnsi="Calibri" w:cs="Calibri"/>
-          <w:sz w:val="32"/>
-          <w:szCs w:val="32"/>
+          <w:ins w:id="384" w:author="MatheuS Santos" w:date="2026-10-24T17:02:00Z" w16du:dateUtc="2026-10-24T16:02:00Z"/>
         </w:rPr>
       </w:pPr>
-      <w:bookmarkStart w:id="10" w:name="_Toc243400419"/>
+      <w:bookmarkStart w:id="385" w:name="_Toc243754228"/>
       <w:r>
-        <w:rPr>
-          <w:rFonts w:ascii="Calibri" w:hAnsi="Calibri" w:cs="Calibri"/>
-          <w:sz w:val="32"/>
-          <w:szCs w:val="32"/>
-        </w:rPr>
-        <w:t>10. Ethical and Legal Considerations</w:t>
-      </w:r>
-      <w:bookmarkEnd w:id="10"/>
-    </w:p>
-    <w:p>
-      <w:pPr>
-        <w:pStyle w:val="NormalWeb"/>
-        <w:rPr>
-          <w:rFonts w:ascii="Calibri" w:hAnsi="Calibri"/>
-        </w:rPr>
-      </w:pPr>
-      <w:r>
-        <w:rPr>
-          <w:rFonts w:ascii="Calibri" w:hAnsi="Calibri"/>
-        </w:rPr>
-        <w:t>Identify relevant ethical, privacy, data protection, security and data-use considerations associated with the project. Explain how these will be appropriately addressed, including permissions for accessing and using the selected data.</w:t>
-      </w:r>
-    </w:p>
-    <w:p>
-      <w:pPr>
-        <w:pStyle w:val="Heading1"/>
-        <w:rPr>
-          <w:rFonts w:ascii="Calibri" w:hAnsi="Calibri" w:cs="Calibri"/>
-          <w:sz w:val="32"/>
-          <w:szCs w:val="32"/>
-        </w:rPr>
-      </w:pPr>
-      <w:bookmarkStart w:id="11" w:name="_Toc243400420"/>
-      <w:r>
-        <w:rPr>
-          <w:rFonts w:ascii="Calibri" w:hAnsi="Calibri" w:cs="Calibri"/>
-          <w:sz w:val="32"/>
-          <w:szCs w:val="32"/>
-        </w:rPr>
+        <w:lastRenderedPageBreak/>
         <w:t>1</w:t>
       </w:r>
       <w:r>
-        <w:rPr>
-          <w:rFonts w:ascii="Calibri" w:hAnsi="Calibri" w:cs="Calibri"/>
-          <w:sz w:val="32"/>
-          <w:szCs w:val="32"/>
-        </w:rPr>
-        <w:t>1</w:t>
+        <w:t>2</w:t>
       </w:r>
       <w:r>
-        <w:rPr>
-          <w:rFonts w:ascii="Calibri" w:hAnsi="Calibri" w:cs="Calibri"/>
-          <w:sz w:val="32"/>
-          <w:szCs w:val="32"/>
-        </w:rPr>
         <w:t xml:space="preserve">. </w:t>
       </w:r>
       <w:r>
-        <w:rPr>
-          <w:rFonts w:ascii="Calibri" w:hAnsi="Calibri" w:cs="Calibri"/>
-          <w:sz w:val="32"/>
-          <w:szCs w:val="32"/>
-        </w:rPr>
-        <w:t>Conclusions</w:t>
+        <w:t>References</w:t>
       </w:r>
-      <w:bookmarkEnd w:id="11"/>
+      <w:bookmarkEnd w:id="385"/>
     </w:p>
     <w:p>
       <w:pPr>
+        <w:pStyle w:val="ListParagraph"/>
+        <w:numPr>
+          <w:ilvl w:val="0"/>
+          <w:numId w:val="6"/>
+        </w:numPr>
+        <w:autoSpaceDE w:val="0"/>
+        <w:autoSpaceDN w:val="0"/>
+        <w:adjustRightInd w:val="0"/>
+        <w:spacing w:after="0" w:line="240" w:lineRule="auto"/>
+        <w:rPr>
+          <w:ins w:id="386" w:author="MatheuS Santos" w:date="2026-10-24T17:07:00Z" w16du:dateUtc="2026-10-24T16:07:00Z"/>
+          <w:rFonts w:ascii="AppleSystemUIFont" w:hAnsi="AppleSystemUIFont" w:cs="AppleSystemUIFont"/>
+          <w:kern w:val="0"/>
+          <w:sz w:val="26"/>
+          <w:szCs w:val="26"/>
+          <w:rPrChange w:id="387" w:author="MatheuS Santos" w:date="2026-10-24T17:08:00Z" w16du:dateUtc="2026-10-24T16:08:00Z">
+            <w:rPr>
+              <w:ins w:id="388" w:author="MatheuS Santos" w:date="2026-10-24T17:07:00Z" w16du:dateUtc="2026-10-24T16:07:00Z"/>
+            </w:rPr>
+          </w:rPrChange>
+        </w:rPr>
+        <w:pPrChange w:id="389" w:author="MatheuS Santos" w:date="2026-10-24T17:08:00Z" w16du:dateUtc="2026-10-24T16:08:00Z">
+          <w:pPr>
+            <w:autoSpaceDE w:val="0"/>
+            <w:autoSpaceDN w:val="0"/>
+            <w:adjustRightInd w:val="0"/>
+            <w:spacing w:after="0" w:line="240" w:lineRule="auto"/>
+          </w:pPr>
+        </w:pPrChange>
+      </w:pPr>
+      <w:ins w:id="390" w:author="MatheuS Santos" w:date="2026-10-24T17:07:00Z" w16du:dateUtc="2026-10-24T16:07:00Z">
+        <w:r>
+          <w:rPr>
+            <w:rFonts w:ascii="AppleSystemUIFont" w:hAnsi="AppleSystemUIFont" w:cs="AppleSystemUIFont"/>
+            <w:kern w:val="0"/>
+            <w:sz w:val="26"/>
+            <w:szCs w:val="26"/>
+            <w:rPrChange w:id="391" w:author="MatheuS Santos" w:date="2026-10-24T17:08:00Z" w16du:dateUtc="2026-10-24T16:08:00Z">
+              <w:rPr/>
+            </w:rPrChange>
+          </w:rPr>
+          <w:fldChar w:fldCharType="begin"/>
+        </w:r>
+        <w:r>
+          <w:rPr>
+            <w:rFonts w:ascii="AppleSystemUIFont" w:hAnsi="AppleSystemUIFont" w:cs="AppleSystemUIFont"/>
+            <w:kern w:val="0"/>
+            <w:sz w:val="26"/>
+            <w:szCs w:val="26"/>
+            <w:rPrChange w:id="392" w:author="MatheuS Santos" w:date="2026-10-24T17:08:00Z" w16du:dateUtc="2026-10-24T16:08:00Z">
+              <w:rPr/>
+            </w:rPrChange>
+          </w:rPr>
+          <w:instrText>HYPERLINK "https://github.com/CCT-Dublin/CCT_ST_CA_01_20S/blob/main/notebooks/CCT_ST_CA_01_20S.ipynb"</w:instrText>
+        </w:r>
+        <w:r>
+          <w:rPr>
+            <w:rFonts w:ascii="AppleSystemUIFont" w:hAnsi="AppleSystemUIFont" w:cs="AppleSystemUIFont"/>
+            <w:kern w:val="0"/>
+            <w:sz w:val="26"/>
+            <w:szCs w:val="26"/>
+            <w:rPrChange w:id="393" w:author="MatheuS Santos" w:date="2026-10-24T17:08:00Z" w16du:dateUtc="2026-10-24T16:08:00Z">
+              <w:rPr/>
+            </w:rPrChange>
+          </w:rPr>
+          <w:fldChar w:fldCharType="separate"/>
+        </w:r>
+        <w:proofErr w:type="spellStart"/>
+        <w:r>
+          <w:rPr>
+            <w:rStyle w:val="Hyperlink"/>
+            <w:rFonts w:ascii="AppleSystemUIFont" w:hAnsi="AppleSystemUIFont" w:cs="AppleSystemUIFont"/>
+            <w:kern w:val="0"/>
+            <w:sz w:val="26"/>
+            <w:szCs w:val="26"/>
+          </w:rPr>
+          <w:t>Github</w:t>
+        </w:r>
+        <w:proofErr w:type="spellEnd"/>
+        <w:r>
+          <w:rPr>
+            <w:rStyle w:val="Hyperlink"/>
+            <w:rFonts w:ascii="AppleSystemUIFont" w:hAnsi="AppleSystemUIFont" w:cs="AppleSystemUIFont"/>
+            <w:kern w:val="0"/>
+            <w:sz w:val="26"/>
+            <w:szCs w:val="26"/>
+          </w:rPr>
+          <w:t xml:space="preserve"> </w:t>
+        </w:r>
+        <w:proofErr w:type="spellStart"/>
+        <w:r>
+          <w:rPr>
+            <w:rStyle w:val="Hyperlink"/>
+            <w:rFonts w:ascii="AppleSystemUIFont" w:hAnsi="AppleSystemUIFont" w:cs="AppleSystemUIFont"/>
+            <w:kern w:val="0"/>
+            <w:sz w:val="26"/>
+            <w:szCs w:val="26"/>
+          </w:rPr>
+          <w:t>JupiterLab</w:t>
+        </w:r>
+        <w:proofErr w:type="spellEnd"/>
+        <w:r>
+          <w:rPr>
+            <w:rFonts w:ascii="AppleSystemUIFont" w:hAnsi="AppleSystemUIFont" w:cs="AppleSystemUIFont"/>
+            <w:kern w:val="0"/>
+            <w:sz w:val="26"/>
+            <w:szCs w:val="26"/>
+            <w:rPrChange w:id="394" w:author="MatheuS Santos" w:date="2026-10-24T17:08:00Z" w16du:dateUtc="2026-10-24T16:08:00Z">
+              <w:rPr/>
+            </w:rPrChange>
+          </w:rPr>
+          <w:fldChar w:fldCharType="end"/>
+        </w:r>
+      </w:ins>
+    </w:p>
+    <w:p>
+      <w:pPr>
+        <w:pStyle w:val="ListParagraph"/>
+        <w:numPr>
+          <w:ilvl w:val="0"/>
+          <w:numId w:val="6"/>
+        </w:numPr>
+        <w:autoSpaceDE w:val="0"/>
+        <w:autoSpaceDN w:val="0"/>
+        <w:adjustRightInd w:val="0"/>
+        <w:spacing w:after="0" w:line="240" w:lineRule="auto"/>
+        <w:rPr>
+          <w:ins w:id="395" w:author="MatheuS Santos" w:date="2026-10-24T17:04:00Z" w16du:dateUtc="2026-10-24T16:04:00Z"/>
+          <w:rFonts w:ascii="AppleSystemUIFont" w:hAnsi="AppleSystemUIFont" w:cs="AppleSystemUIFont"/>
+          <w:kern w:val="0"/>
+          <w:sz w:val="26"/>
+          <w:szCs w:val="26"/>
+          <w:rPrChange w:id="396" w:author="MatheuS Santos" w:date="2026-10-24T17:08:00Z" w16du:dateUtc="2026-10-24T16:08:00Z">
+            <w:rPr>
+              <w:ins w:id="397" w:author="MatheuS Santos" w:date="2026-10-24T17:04:00Z" w16du:dateUtc="2026-10-24T16:04:00Z"/>
+            </w:rPr>
+          </w:rPrChange>
+        </w:rPr>
+        <w:pPrChange w:id="398" w:author="MatheuS Santos" w:date="2026-10-24T17:08:00Z" w16du:dateUtc="2026-10-24T16:08:00Z">
+          <w:pPr>
+            <w:autoSpaceDE w:val="0"/>
+            <w:autoSpaceDN w:val="0"/>
+            <w:adjustRightInd w:val="0"/>
+            <w:spacing w:after="0" w:line="240" w:lineRule="auto"/>
+          </w:pPr>
+        </w:pPrChange>
+      </w:pPr>
+      <w:ins w:id="399" w:author="MatheuS Santos" w:date="2026-10-24T17:03:00Z" w16du:dateUtc="2026-10-24T16:03:00Z">
+        <w:r>
+          <w:rPr>
+            <w:rFonts w:ascii="AppleSystemUIFont" w:hAnsi="AppleSystemUIFont" w:cs="AppleSystemUIFont"/>
+            <w:kern w:val="0"/>
+            <w:sz w:val="26"/>
+            <w:szCs w:val="26"/>
+            <w:rPrChange w:id="400" w:author="MatheuS Santos" w:date="2026-10-24T17:08:00Z" w16du:dateUtc="2026-10-24T16:08:00Z">
+              <w:rPr/>
+            </w:rPrChange>
+          </w:rPr>
+          <w:fldChar w:fldCharType="begin"/>
+        </w:r>
+        <w:r>
+          <w:rPr>
+            <w:rFonts w:ascii="AppleSystemUIFont" w:hAnsi="AppleSystemUIFont" w:cs="AppleSystemUIFont"/>
+            <w:kern w:val="0"/>
+            <w:sz w:val="26"/>
+            <w:szCs w:val="26"/>
+            <w:rPrChange w:id="401" w:author="MatheuS Santos" w:date="2026-10-24T17:08:00Z" w16du:dateUtc="2026-10-24T16:08:00Z">
+              <w:rPr/>
+            </w:rPrChange>
+          </w:rPr>
+          <w:instrText>HYPERLINK "https://www.jmp.com/en/statistics-knowledge-portal/exploratory-data-analysis/descriptive-statistics/interquartile-range"</w:instrText>
+        </w:r>
+        <w:r>
+          <w:rPr>
+            <w:rFonts w:ascii="AppleSystemUIFont" w:hAnsi="AppleSystemUIFont" w:cs="AppleSystemUIFont"/>
+            <w:kern w:val="0"/>
+            <w:sz w:val="26"/>
+            <w:szCs w:val="26"/>
+            <w:rPrChange w:id="402" w:author="MatheuS Santos" w:date="2026-10-24T17:08:00Z" w16du:dateUtc="2026-10-24T16:08:00Z">
+              <w:rPr/>
+            </w:rPrChange>
+          </w:rPr>
+          <w:fldChar w:fldCharType="separate"/>
+        </w:r>
+        <w:r>
+          <w:rPr>
+            <w:rStyle w:val="Hyperlink"/>
+            <w:rFonts w:ascii="AppleSystemUIFont" w:hAnsi="AppleSystemUIFont" w:cs="AppleSystemUIFont"/>
+            <w:kern w:val="0"/>
+            <w:sz w:val="26"/>
+            <w:szCs w:val="26"/>
+          </w:rPr>
+          <w:t>Interquartile Range (IQR)</w:t>
+        </w:r>
+        <w:r>
+          <w:rPr>
+            <w:rFonts w:ascii="AppleSystemUIFont" w:hAnsi="AppleSystemUIFont" w:cs="AppleSystemUIFont"/>
+            <w:kern w:val="0"/>
+            <w:sz w:val="26"/>
+            <w:szCs w:val="26"/>
+            <w:rPrChange w:id="403" w:author="MatheuS Santos" w:date="2026-10-24T17:08:00Z" w16du:dateUtc="2026-10-24T16:08:00Z">
+              <w:rPr/>
+            </w:rPrChange>
+          </w:rPr>
+          <w:fldChar w:fldCharType="end"/>
+        </w:r>
+      </w:ins>
+    </w:p>
+    <w:p>
+      <w:pPr>
+        <w:pStyle w:val="ListParagraph"/>
+        <w:numPr>
+          <w:ilvl w:val="0"/>
+          <w:numId w:val="6"/>
+        </w:numPr>
+        <w:autoSpaceDE w:val="0"/>
+        <w:autoSpaceDN w:val="0"/>
+        <w:adjustRightInd w:val="0"/>
+        <w:spacing w:after="0" w:line="240" w:lineRule="auto"/>
+        <w:rPr>
+          <w:ins w:id="404" w:author="MatheuS Santos" w:date="2026-10-24T17:04:00Z" w16du:dateUtc="2026-10-24T16:04:00Z"/>
+          <w:rFonts w:ascii="AppleSystemUIFont" w:hAnsi="AppleSystemUIFont" w:cs="AppleSystemUIFont"/>
+          <w:kern w:val="0"/>
+          <w:sz w:val="26"/>
+          <w:szCs w:val="26"/>
+          <w:rPrChange w:id="405" w:author="MatheuS Santos" w:date="2026-10-24T17:08:00Z" w16du:dateUtc="2026-10-24T16:08:00Z">
+            <w:rPr>
+              <w:ins w:id="406" w:author="MatheuS Santos" w:date="2026-10-24T17:04:00Z" w16du:dateUtc="2026-10-24T16:04:00Z"/>
+            </w:rPr>
+          </w:rPrChange>
+        </w:rPr>
+        <w:pPrChange w:id="407" w:author="MatheuS Santos" w:date="2026-10-24T17:08:00Z" w16du:dateUtc="2026-10-24T16:08:00Z">
+          <w:pPr>
+            <w:autoSpaceDE w:val="0"/>
+            <w:autoSpaceDN w:val="0"/>
+            <w:adjustRightInd w:val="0"/>
+            <w:spacing w:after="0" w:line="240" w:lineRule="auto"/>
+          </w:pPr>
+        </w:pPrChange>
+      </w:pPr>
+      <w:ins w:id="408" w:author="MatheuS Santos" w:date="2026-10-24T17:04:00Z" w16du:dateUtc="2026-10-24T16:04:00Z">
+        <w:r>
+          <w:rPr>
+            <w:rFonts w:ascii="AppleSystemUIFont" w:hAnsi="AppleSystemUIFont" w:cs="AppleSystemUIFont"/>
+            <w:kern w:val="0"/>
+            <w:sz w:val="26"/>
+            <w:szCs w:val="26"/>
+            <w:rPrChange w:id="409" w:author="MatheuS Santos" w:date="2026-10-24T17:08:00Z" w16du:dateUtc="2026-10-24T16:08:00Z">
+              <w:rPr/>
+            </w:rPrChange>
+          </w:rPr>
+          <w:fldChar w:fldCharType="begin"/>
+        </w:r>
+        <w:r>
+          <w:rPr>
+            <w:rFonts w:ascii="AppleSystemUIFont" w:hAnsi="AppleSystemUIFont" w:cs="AppleSystemUIFont"/>
+            <w:kern w:val="0"/>
+            <w:sz w:val="26"/>
+            <w:szCs w:val="26"/>
+            <w:rPrChange w:id="410" w:author="MatheuS Santos" w:date="2026-10-24T17:08:00Z" w16du:dateUtc="2026-10-24T16:08:00Z">
+              <w:rPr/>
+            </w:rPrChange>
+          </w:rPr>
+          <w:instrText>HYPERLINK "https://builtin.com/data-science/step-step-explanation-principal-component-analysis"</w:instrText>
+        </w:r>
+        <w:r>
+          <w:rPr>
+            <w:rFonts w:ascii="AppleSystemUIFont" w:hAnsi="AppleSystemUIFont" w:cs="AppleSystemUIFont"/>
+            <w:kern w:val="0"/>
+            <w:sz w:val="26"/>
+            <w:szCs w:val="26"/>
+            <w:rPrChange w:id="411" w:author="MatheuS Santos" w:date="2026-10-24T17:08:00Z" w16du:dateUtc="2026-10-24T16:08:00Z">
+              <w:rPr/>
+            </w:rPrChange>
+          </w:rPr>
+          <w:fldChar w:fldCharType="separate"/>
+        </w:r>
+        <w:r>
+          <w:rPr>
+            <w:rStyle w:val="Hyperlink"/>
+            <w:rFonts w:ascii="AppleSystemUIFont" w:hAnsi="AppleSystemUIFont" w:cs="AppleSystemUIFont"/>
+            <w:kern w:val="0"/>
+            <w:sz w:val="26"/>
+            <w:szCs w:val="26"/>
+          </w:rPr>
+          <w:t>Principal Component Analysis (PCA)</w:t>
+        </w:r>
+        <w:r>
+          <w:rPr>
+            <w:rFonts w:ascii="AppleSystemUIFont" w:hAnsi="AppleSystemUIFont" w:cs="AppleSystemUIFont"/>
+            <w:kern w:val="0"/>
+            <w:sz w:val="26"/>
+            <w:szCs w:val="26"/>
+            <w:rPrChange w:id="412" w:author="MatheuS Santos" w:date="2026-10-24T17:08:00Z" w16du:dateUtc="2026-10-24T16:08:00Z">
+              <w:rPr/>
+            </w:rPrChange>
+          </w:rPr>
+          <w:fldChar w:fldCharType="end"/>
+        </w:r>
+      </w:ins>
+    </w:p>
+    <w:p>
+      <w:pPr>
+        <w:pStyle w:val="ListParagraph"/>
+        <w:numPr>
+          <w:ilvl w:val="0"/>
+          <w:numId w:val="6"/>
+        </w:numPr>
+        <w:autoSpaceDE w:val="0"/>
+        <w:autoSpaceDN w:val="0"/>
+        <w:adjustRightInd w:val="0"/>
+        <w:spacing w:after="0" w:line="240" w:lineRule="auto"/>
+        <w:rPr>
+          <w:ins w:id="413" w:author="MatheuS Santos" w:date="2026-10-24T17:05:00Z" w16du:dateUtc="2026-10-24T16:05:00Z"/>
+          <w:rFonts w:ascii="AppleSystemUIFont" w:hAnsi="AppleSystemUIFont" w:cs="AppleSystemUIFont"/>
+          <w:kern w:val="0"/>
+          <w:sz w:val="26"/>
+          <w:szCs w:val="26"/>
+          <w:rPrChange w:id="414" w:author="MatheuS Santos" w:date="2026-10-24T17:08:00Z" w16du:dateUtc="2026-10-24T16:08:00Z">
+            <w:rPr>
+              <w:ins w:id="415" w:author="MatheuS Santos" w:date="2026-10-24T17:05:00Z" w16du:dateUtc="2026-10-24T16:05:00Z"/>
+            </w:rPr>
+          </w:rPrChange>
+        </w:rPr>
+        <w:pPrChange w:id="416" w:author="MatheuS Santos" w:date="2026-10-24T17:08:00Z" w16du:dateUtc="2026-10-24T16:08:00Z">
+          <w:pPr>
+            <w:autoSpaceDE w:val="0"/>
+            <w:autoSpaceDN w:val="0"/>
+            <w:adjustRightInd w:val="0"/>
+            <w:spacing w:after="0" w:line="240" w:lineRule="auto"/>
+          </w:pPr>
+        </w:pPrChange>
+      </w:pPr>
+      <w:ins w:id="417" w:author="MatheuS Santos" w:date="2026-10-24T17:04:00Z" w16du:dateUtc="2026-10-24T16:04:00Z">
+        <w:r>
+          <w:rPr>
+            <w:rFonts w:ascii="AppleSystemUIFont" w:hAnsi="AppleSystemUIFont" w:cs="AppleSystemUIFont"/>
+            <w:kern w:val="0"/>
+            <w:sz w:val="26"/>
+            <w:szCs w:val="26"/>
+            <w:rPrChange w:id="418" w:author="MatheuS Santos" w:date="2026-10-24T17:08:00Z" w16du:dateUtc="2026-10-24T16:08:00Z">
+              <w:rPr/>
+            </w:rPrChange>
+          </w:rPr>
+          <w:fldChar w:fldCharType="begin"/>
+        </w:r>
+        <w:r>
+          <w:rPr>
+            <w:rFonts w:ascii="AppleSystemUIFont" w:hAnsi="AppleSystemUIFont" w:cs="AppleSystemUIFont"/>
+            <w:kern w:val="0"/>
+            <w:sz w:val="26"/>
+            <w:szCs w:val="26"/>
+            <w:rPrChange w:id="419" w:author="MatheuS Santos" w:date="2026-10-24T17:08:00Z" w16du:dateUtc="2026-10-24T16:08:00Z">
+              <w:rPr/>
+            </w:rPrChange>
+          </w:rPr>
+          <w:instrText>HYPERLINK "https://www.geeksforgeeks.org/machine-learning/feature-selection-using-random-forest/"</w:instrText>
+        </w:r>
+        <w:r>
+          <w:rPr>
+            <w:rFonts w:ascii="AppleSystemUIFont" w:hAnsi="AppleSystemUIFont" w:cs="AppleSystemUIFont"/>
+            <w:kern w:val="0"/>
+            <w:sz w:val="26"/>
+            <w:szCs w:val="26"/>
+            <w:rPrChange w:id="420" w:author="MatheuS Santos" w:date="2026-10-24T17:08:00Z" w16du:dateUtc="2026-10-24T16:08:00Z">
+              <w:rPr/>
+            </w:rPrChange>
+          </w:rPr>
+          <w:fldChar w:fldCharType="separate"/>
+        </w:r>
+        <w:r>
+          <w:rPr>
+            <w:rStyle w:val="Hyperlink"/>
+            <w:rFonts w:ascii="AppleSystemUIFont" w:hAnsi="AppleSystemUIFont" w:cs="AppleSystemUIFont"/>
+            <w:kern w:val="0"/>
+            <w:sz w:val="26"/>
+            <w:szCs w:val="26"/>
+          </w:rPr>
+          <w:t>Feature Selection Using Random Forest</w:t>
+        </w:r>
+        <w:r>
+          <w:rPr>
+            <w:rFonts w:ascii="AppleSystemUIFont" w:hAnsi="AppleSystemUIFont" w:cs="AppleSystemUIFont"/>
+            <w:kern w:val="0"/>
+            <w:sz w:val="26"/>
+            <w:szCs w:val="26"/>
+            <w:rPrChange w:id="421" w:author="MatheuS Santos" w:date="2026-10-24T17:08:00Z" w16du:dateUtc="2026-10-24T16:08:00Z">
+              <w:rPr/>
+            </w:rPrChange>
+          </w:rPr>
+          <w:fldChar w:fldCharType="end"/>
+        </w:r>
+      </w:ins>
+    </w:p>
+    <w:p>
+      <w:pPr>
+        <w:pStyle w:val="ListParagraph"/>
+        <w:numPr>
+          <w:ilvl w:val="0"/>
+          <w:numId w:val="6"/>
+        </w:numPr>
+        <w:autoSpaceDE w:val="0"/>
+        <w:autoSpaceDN w:val="0"/>
+        <w:adjustRightInd w:val="0"/>
+        <w:spacing w:after="0" w:line="240" w:lineRule="auto"/>
+        <w:rPr>
+          <w:ins w:id="422" w:author="MatheuS Santos" w:date="2026-10-24T17:06:00Z" w16du:dateUtc="2026-10-24T16:06:00Z"/>
+          <w:rFonts w:ascii="AppleSystemUIFont" w:hAnsi="AppleSystemUIFont" w:cs="AppleSystemUIFont"/>
+          <w:kern w:val="0"/>
+          <w:sz w:val="26"/>
+          <w:szCs w:val="26"/>
+          <w:rPrChange w:id="423" w:author="MatheuS Santos" w:date="2026-10-24T17:08:00Z" w16du:dateUtc="2026-10-24T16:08:00Z">
+            <w:rPr>
+              <w:ins w:id="424" w:author="MatheuS Santos" w:date="2026-10-24T17:06:00Z" w16du:dateUtc="2026-10-24T16:06:00Z"/>
+            </w:rPr>
+          </w:rPrChange>
+        </w:rPr>
+        <w:pPrChange w:id="425" w:author="MatheuS Santos" w:date="2026-10-24T17:08:00Z" w16du:dateUtc="2026-10-24T16:08:00Z">
+          <w:pPr>
+            <w:autoSpaceDE w:val="0"/>
+            <w:autoSpaceDN w:val="0"/>
+            <w:adjustRightInd w:val="0"/>
+            <w:spacing w:after="0" w:line="240" w:lineRule="auto"/>
+          </w:pPr>
+        </w:pPrChange>
+      </w:pPr>
+      <w:ins w:id="426" w:author="MatheuS Santos" w:date="2026-10-24T17:05:00Z" w16du:dateUtc="2026-10-24T16:05:00Z">
+        <w:r>
+          <w:rPr>
+            <w:rFonts w:ascii="AppleSystemUIFont" w:hAnsi="AppleSystemUIFont" w:cs="AppleSystemUIFont"/>
+            <w:kern w:val="0"/>
+            <w:sz w:val="26"/>
+            <w:szCs w:val="26"/>
+            <w:rPrChange w:id="427" w:author="MatheuS Santos" w:date="2026-10-24T17:08:00Z" w16du:dateUtc="2026-10-24T16:08:00Z">
+              <w:rPr/>
+            </w:rPrChange>
+          </w:rPr>
+          <w:fldChar w:fldCharType="begin"/>
+        </w:r>
+        <w:r>
+          <w:rPr>
+            <w:rFonts w:ascii="AppleSystemUIFont" w:hAnsi="AppleSystemUIFont" w:cs="AppleSystemUIFont"/>
+            <w:kern w:val="0"/>
+            <w:sz w:val="26"/>
+            <w:szCs w:val="26"/>
+            <w:rPrChange w:id="428" w:author="MatheuS Santos" w:date="2026-10-24T17:08:00Z" w16du:dateUtc="2026-10-24T16:08:00Z">
+              <w:rPr/>
+            </w:rPrChange>
+          </w:rPr>
+          <w:instrText>HYPERLINK "https://www.sciencedirect.com/org/science/article/pii/S1548392424000107"</w:instrText>
+        </w:r>
+        <w:r>
+          <w:rPr>
+            <w:rFonts w:ascii="AppleSystemUIFont" w:hAnsi="AppleSystemUIFont" w:cs="AppleSystemUIFont"/>
+            <w:kern w:val="0"/>
+            <w:sz w:val="26"/>
+            <w:szCs w:val="26"/>
+            <w:rPrChange w:id="429" w:author="MatheuS Santos" w:date="2026-10-24T17:08:00Z" w16du:dateUtc="2026-10-24T16:08:00Z">
+              <w:rPr/>
+            </w:rPrChange>
+          </w:rPr>
+          <w:fldChar w:fldCharType="separate"/>
+        </w:r>
+        <w:r>
+          <w:rPr>
+            <w:rStyle w:val="Hyperlink"/>
+            <w:rFonts w:ascii="AppleSystemUIFont" w:hAnsi="AppleSystemUIFont" w:cs="AppleSystemUIFont"/>
+            <w:kern w:val="0"/>
+            <w:sz w:val="26"/>
+            <w:szCs w:val="26"/>
+          </w:rPr>
+          <w:t xml:space="preserve">Method for Feature Selection </w:t>
+        </w:r>
+        <w:proofErr w:type="gramStart"/>
+        <w:r>
+          <w:rPr>
+            <w:rStyle w:val="Hyperlink"/>
+            <w:rFonts w:ascii="AppleSystemUIFont" w:hAnsi="AppleSystemUIFont" w:cs="AppleSystemUIFont"/>
+            <w:kern w:val="0"/>
+            <w:sz w:val="26"/>
+            <w:szCs w:val="26"/>
+          </w:rPr>
+          <w:t>( KNN</w:t>
+        </w:r>
+        <w:proofErr w:type="gramEnd"/>
+        <w:r>
+          <w:rPr>
+            <w:rStyle w:val="Hyperlink"/>
+            <w:rFonts w:ascii="AppleSystemUIFont" w:hAnsi="AppleSystemUIFont" w:cs="AppleSystemUIFont"/>
+            <w:kern w:val="0"/>
+            <w:sz w:val="26"/>
+            <w:szCs w:val="26"/>
+          </w:rPr>
+          <w:t xml:space="preserve"> )</w:t>
+        </w:r>
+        <w:r>
+          <w:rPr>
+            <w:rFonts w:ascii="AppleSystemUIFont" w:hAnsi="AppleSystemUIFont" w:cs="AppleSystemUIFont"/>
+            <w:kern w:val="0"/>
+            <w:sz w:val="26"/>
+            <w:szCs w:val="26"/>
+            <w:rPrChange w:id="430" w:author="MatheuS Santos" w:date="2026-10-24T17:08:00Z" w16du:dateUtc="2026-10-24T16:08:00Z">
+              <w:rPr/>
+            </w:rPrChange>
+          </w:rPr>
+          <w:fldChar w:fldCharType="end"/>
+        </w:r>
+      </w:ins>
+    </w:p>
+    <w:p>
+      <w:pPr>
+        <w:pStyle w:val="ListParagraph"/>
+        <w:numPr>
+          <w:ilvl w:val="0"/>
+          <w:numId w:val="6"/>
+        </w:numPr>
+        <w:autoSpaceDE w:val="0"/>
+        <w:autoSpaceDN w:val="0"/>
+        <w:adjustRightInd w:val="0"/>
+        <w:spacing w:after="0" w:line="240" w:lineRule="auto"/>
+        <w:rPr>
+          <w:ins w:id="431" w:author="MatheuS Santos" w:date="2026-10-24T17:02:00Z" w16du:dateUtc="2026-10-24T16:02:00Z"/>
+          <w:rFonts w:ascii="AppleSystemUIFont" w:hAnsi="AppleSystemUIFont" w:cs="AppleSystemUIFont"/>
+          <w:kern w:val="0"/>
+          <w:sz w:val="26"/>
+          <w:szCs w:val="26"/>
+          <w:rPrChange w:id="432" w:author="MatheuS Santos" w:date="2026-10-24T17:08:00Z" w16du:dateUtc="2026-10-24T16:08:00Z">
+            <w:rPr>
+              <w:ins w:id="433" w:author="MatheuS Santos" w:date="2026-10-24T17:02:00Z" w16du:dateUtc="2026-10-24T16:02:00Z"/>
+            </w:rPr>
+          </w:rPrChange>
+        </w:rPr>
+        <w:pPrChange w:id="434" w:author="MatheuS Santos" w:date="2026-10-24T17:08:00Z" w16du:dateUtc="2026-10-24T16:08:00Z">
+          <w:pPr>
+            <w:autoSpaceDE w:val="0"/>
+            <w:autoSpaceDN w:val="0"/>
+            <w:adjustRightInd w:val="0"/>
+            <w:spacing w:after="0" w:line="240" w:lineRule="auto"/>
+          </w:pPr>
+        </w:pPrChange>
+      </w:pPr>
+      <w:ins w:id="435" w:author="MatheuS Santos" w:date="2026-10-24T17:06:00Z" w16du:dateUtc="2026-10-24T16:06:00Z">
+        <w:r>
+          <w:rPr>
+            <w:rFonts w:ascii="AppleSystemUIFont" w:hAnsi="AppleSystemUIFont" w:cs="AppleSystemUIFont"/>
+            <w:kern w:val="0"/>
+            <w:sz w:val="26"/>
+            <w:szCs w:val="26"/>
+            <w:rPrChange w:id="436" w:author="MatheuS Santos" w:date="2026-10-24T17:08:00Z" w16du:dateUtc="2026-10-24T16:08:00Z">
+              <w:rPr/>
+            </w:rPrChange>
+          </w:rPr>
+          <w:fldChar w:fldCharType="begin"/>
+        </w:r>
+        <w:r>
+          <w:rPr>
+            <w:rFonts w:ascii="AppleSystemUIFont" w:hAnsi="AppleSystemUIFont" w:cs="AppleSystemUIFont"/>
+            <w:kern w:val="0"/>
+            <w:sz w:val="26"/>
+            <w:szCs w:val="26"/>
+            <w:rPrChange w:id="437" w:author="MatheuS Santos" w:date="2026-10-24T17:08:00Z" w16du:dateUtc="2026-10-24T16:08:00Z">
+              <w:rPr/>
+            </w:rPrChange>
+          </w:rPr>
+          <w:instrText>HYPERLINK "https://medium.com/@punya8147_26846/understanding-feature-scaling-in-machine-learning-fe2ea8933b66"</w:instrText>
+        </w:r>
+        <w:r>
+          <w:rPr>
+            <w:rFonts w:ascii="AppleSystemUIFont" w:hAnsi="AppleSystemUIFont" w:cs="AppleSystemUIFont"/>
+            <w:kern w:val="0"/>
+            <w:sz w:val="26"/>
+            <w:szCs w:val="26"/>
+            <w:rPrChange w:id="438" w:author="MatheuS Santos" w:date="2026-10-24T17:08:00Z" w16du:dateUtc="2026-10-24T16:08:00Z">
+              <w:rPr/>
+            </w:rPrChange>
+          </w:rPr>
+          <w:fldChar w:fldCharType="separate"/>
+        </w:r>
+        <w:r>
+          <w:rPr>
+            <w:rStyle w:val="Hyperlink"/>
+            <w:rFonts w:ascii="AppleSystemUIFont" w:hAnsi="AppleSystemUIFont" w:cs="AppleSystemUIFont"/>
+            <w:kern w:val="0"/>
+            <w:sz w:val="26"/>
+            <w:szCs w:val="26"/>
+          </w:rPr>
+          <w:t>Feature Scaling</w:t>
+        </w:r>
+        <w:r>
+          <w:rPr>
+            <w:rFonts w:ascii="AppleSystemUIFont" w:hAnsi="AppleSystemUIFont" w:cs="AppleSystemUIFont"/>
+            <w:kern w:val="0"/>
+            <w:sz w:val="26"/>
+            <w:szCs w:val="26"/>
+            <w:rPrChange w:id="439" w:author="MatheuS Santos" w:date="2026-10-24T17:08:00Z" w16du:dateUtc="2026-10-24T16:08:00Z">
+              <w:rPr/>
+            </w:rPrChange>
+          </w:rPr>
+          <w:fldChar w:fldCharType="end"/>
+        </w:r>
+      </w:ins>
+    </w:p>
+    <w:p>
+      <w:pPr>
+        <w:rPr>
+          <w:del w:id="440" w:author="MatheuS Santos" w:date="2026-10-24T17:06:00Z" w16du:dateUtc="2026-10-24T16:06:00Z"/>
+        </w:rPr>
+        <w:pPrChange w:id="441" w:author="MatheuS Santos" w:date="2026-10-24T17:02:00Z" w16du:dateUtc="2026-10-24T16:02:00Z">
+          <w:pPr>
+            <w:pStyle w:val="Heading1"/>
+          </w:pPr>
+        </w:pPrChange>
+      </w:pPr>
+    </w:p>
+    <w:p>
+      <w:pPr>
         <w:pStyle w:val="Heading1"/>
         <w:rPr>
-          <w:rFonts w:ascii="Calibri" w:hAnsi="Calibri" w:cs="Calibri"/>
-          <w:sz w:val="32"/>
-          <w:szCs w:val="32"/>
+          <w:ins w:id="442" w:author="MatheuS Santos" w:date="2026-10-24T16:57:00Z" w16du:dateUtc="2026-10-24T15:57:00Z"/>
         </w:rPr>
-      </w:pPr>
-      <w:bookmarkStart w:id="12" w:name="_Toc243400421"/>
+        <w:pPrChange w:id="443" w:author="MatheuS Santos" w:date="2026-10-24T17:01:00Z" w16du:dateUtc="2026-10-24T16:01:00Z">
+          <w:pPr/>
+        </w:pPrChange>
+      </w:pPr>
+      <w:bookmarkStart w:id="444" w:name="_Toc243754229"/>
       <w:r>
-        <w:rPr>
-          <w:rFonts w:ascii="Calibri" w:hAnsi="Calibri" w:cs="Calibri"/>
-          <w:sz w:val="32"/>
-          <w:szCs w:val="32"/>
-        </w:rPr>
-        <w:t>1</w:t>
+        <w:t>13. Appendix</w:t>
       </w:r>
-      <w:r>
-        <w:rPr>
-          <w:rFonts w:ascii="Calibri" w:hAnsi="Calibri" w:cs="Calibri"/>
-          <w:sz w:val="32"/>
-          <w:szCs w:val="32"/>
-        </w:rPr>
-        <w:t>2</w:t>
-      </w:r>
-      <w:r>
-        <w:rPr>
-          <w:rFonts w:ascii="Calibri" w:hAnsi="Calibri" w:cs="Calibri"/>
-          <w:sz w:val="32"/>
-          <w:szCs w:val="32"/>
-        </w:rPr>
-        <w:t xml:space="preserve">. </w:t>
-      </w:r>
-      <w:r>
-        <w:rPr>
-          <w:rFonts w:ascii="Calibri" w:hAnsi="Calibri" w:cs="Calibri"/>
-          <w:sz w:val="32"/>
-          <w:szCs w:val="32"/>
-        </w:rPr>
-        <w:t>References</w:t>
-      </w:r>
-      <w:bookmarkEnd w:id="12"/>
+      <w:bookmarkEnd w:id="444"/>
     </w:p>
     <w:p>
       <w:pPr>
-        <w:pStyle w:val="Heading1"/>
+        <w:pStyle w:val="ListParagraph"/>
+        <w:numPr>
+          <w:ilvl w:val="0"/>
+          <w:numId w:val="7"/>
+        </w:numPr>
+        <w:spacing w:after="0" w:line="240" w:lineRule="auto"/>
         <w:rPr>
-          <w:rFonts w:ascii="Calibri" w:hAnsi="Calibri" w:cs="Calibri"/>
-          <w:sz w:val="32"/>
-          <w:szCs w:val="32"/>
+          <w:ins w:id="445" w:author="MatheuS Santos" w:date="2026-10-24T16:58:00Z" w16du:dateUtc="2026-10-24T15:58:00Z"/>
         </w:rPr>
-      </w:pPr>
-      <w:bookmarkStart w:id="13" w:name="_Toc243400422"/>
-      <w:r>
+        <w:pPrChange w:id="446" w:author="MatheuS Santos" w:date="2026-10-24T17:08:00Z" w16du:dateUtc="2026-10-24T16:08:00Z">
+          <w:pPr/>
+        </w:pPrChange>
+      </w:pPr>
+      <w:ins w:id="447" w:author="MatheuS Santos" w:date="2026-10-24T17:00:00Z" w16du:dateUtc="2026-10-24T16:00:00Z">
+        <w:r>
+          <w:fldChar w:fldCharType="begin"/>
+        </w:r>
+        <w:r>
+          <w:instrText>HYPERLINK "https://chatgpt.com/share/6adc9c0f-12a0-83eb-8ddf-d956d42bd42d"</w:instrText>
+        </w:r>
+        <w:r>
+          <w:fldChar w:fldCharType="separate"/>
+        </w:r>
+        <w:r>
+          <w:rPr>
+            <w:rStyle w:val="Hyperlink"/>
+          </w:rPr>
+          <w:t>Chat-GPT for creating charts</w:t>
+        </w:r>
+        <w:r>
+          <w:fldChar w:fldCharType="end"/>
+        </w:r>
+      </w:ins>
+    </w:p>
+    <w:p>
+      <w:pPr>
+        <w:pStyle w:val="ListParagraph"/>
+        <w:numPr>
+          <w:ilvl w:val="0"/>
+          <w:numId w:val="7"/>
+        </w:numPr>
+        <w:spacing w:after="0" w:line="240" w:lineRule="auto"/>
         <w:rPr>
-          <w:rFonts w:ascii="Calibri" w:hAnsi="Calibri" w:cs="Calibri"/>
-          <w:sz w:val="32"/>
-          <w:szCs w:val="32"/>
+          <w:ins w:id="448" w:author="MatheuS Santos" w:date="2026-10-24T16:58:00Z" w16du:dateUtc="2026-10-24T15:58:00Z"/>
         </w:rPr>
-        <w:t>1</w:t>
-      </w:r>
-      <w:r>
-        <w:rPr>
-          <w:rFonts w:ascii="Calibri" w:hAnsi="Calibri" w:cs="Calibri"/>
-          <w:sz w:val="32"/>
-          <w:szCs w:val="32"/>
-        </w:rPr>
-        <w:t>3</w:t>
-      </w:r>
-      <w:r>
-        <w:rPr>
-          <w:rFonts w:ascii="Calibri" w:hAnsi="Calibri" w:cs="Calibri"/>
-          <w:sz w:val="32"/>
-          <w:szCs w:val="32"/>
-        </w:rPr>
-        <w:t xml:space="preserve">. </w:t>
-      </w:r>
-      <w:r>
-        <w:rPr>
-          <w:rFonts w:ascii="Calibri" w:hAnsi="Calibri" w:cs="Calibri"/>
-          <w:sz w:val="32"/>
-          <w:szCs w:val="32"/>
-        </w:rPr>
-        <w:t>Appendix</w:t>
-      </w:r>
-      <w:bookmarkEnd w:id="13"/>
+        <w:pPrChange w:id="449" w:author="MatheuS Santos" w:date="2026-10-24T17:08:00Z" w16du:dateUtc="2026-10-24T16:08:00Z">
+          <w:pPr/>
+        </w:pPrChange>
+      </w:pPr>
+      <w:ins w:id="450" w:author="MatheuS Santos" w:date="2026-10-24T17:00:00Z" w16du:dateUtc="2026-10-24T16:00:00Z">
+        <w:r>
+          <w:fldChar w:fldCharType="begin"/>
+        </w:r>
+        <w:r>
+          <w:instrText>HYPERLINK "https://chatgpt.com/share/6adc9c7a-20d4-83ed-8ab9-615a4c86bcf5"</w:instrText>
+        </w:r>
+        <w:r>
+          <w:fldChar w:fldCharType="separate"/>
+        </w:r>
+        <w:r>
+          <w:rPr>
+            <w:rStyle w:val="Hyperlink"/>
+          </w:rPr>
+          <w:t xml:space="preserve">Chat for </w:t>
+        </w:r>
+        <w:proofErr w:type="gramStart"/>
+        <w:r>
+          <w:rPr>
+            <w:rStyle w:val="Hyperlink"/>
+          </w:rPr>
+          <w:t>( EDA</w:t>
+        </w:r>
+        <w:proofErr w:type="gramEnd"/>
+        <w:r>
+          <w:rPr>
+            <w:rStyle w:val="Hyperlink"/>
+          </w:rPr>
+          <w:t xml:space="preserve"> )</w:t>
+        </w:r>
+        <w:r>
+          <w:fldChar w:fldCharType="end"/>
+        </w:r>
+      </w:ins>
+    </w:p>
+    <w:p>
+      <w:pPr>
+        <w:pStyle w:val="ListParagraph"/>
+        <w:numPr>
+          <w:ilvl w:val="0"/>
+          <w:numId w:val="7"/>
+        </w:numPr>
+        <w:spacing w:after="0" w:line="240" w:lineRule="auto"/>
+        <w:pPrChange w:id="451" w:author="MatheuS Santos" w:date="2026-10-24T17:08:00Z" w16du:dateUtc="2026-10-24T16:08:00Z">
+          <w:pPr>
+            <w:pStyle w:val="Heading1"/>
+          </w:pPr>
+        </w:pPrChange>
+      </w:pPr>
+      <w:ins w:id="452" w:author="MatheuS Santos" w:date="2026-10-24T17:01:00Z" w16du:dateUtc="2026-10-24T16:01:00Z">
+        <w:r>
+          <w:fldChar w:fldCharType="begin"/>
+        </w:r>
+        <w:r>
+          <w:instrText>HYPERLINK "https://chatgpt.com/share/6adc9c7a-20d4-83ed-8ab9-615a4c86bcf5"</w:instrText>
+        </w:r>
+        <w:r>
+          <w:fldChar w:fldCharType="separate"/>
+        </w:r>
+        <w:r>
+          <w:rPr>
+            <w:rStyle w:val="Hyperlink"/>
+          </w:rPr>
+          <w:t xml:space="preserve">Chat-GPT [ EDA </w:t>
+        </w:r>
+        <w:proofErr w:type="gramStart"/>
+        <w:r>
+          <w:rPr>
+            <w:rStyle w:val="Hyperlink"/>
+          </w:rPr>
+          <w:t>Questions ]</w:t>
+        </w:r>
+        <w:proofErr w:type="gramEnd"/>
+        <w:r>
+          <w:fldChar w:fldCharType="end"/>
+        </w:r>
+      </w:ins>
     </w:p>
     <w:p/>
     <w:p/>
     <w:sectPr>
-      <w:headerReference w:type="default" r:id="rId11"/>
+      <w:headerReference w:type="default" r:id="rId15"/>
       <w:pgSz w:w="12240" w:h="15840"/>
       <w:pgMar w:top="1440" w:right="1440" w:bottom="1440" w:left="1440" w:header="720" w:footer="720" w:gutter="0"/>
       <w:cols w:space="720"/>
@@ -2968,6 +8216,205 @@
 <file path=word/numbering.xml><?xml version="1.0" encoding="utf-8"?>
 <w:numbering xmlns:wpc="http://schemas.microsoft.com/office/word/2010/wordprocessingCanvas" xmlns:cx="http://schemas.microsoft.com/office/drawing/2014/chartex" xmlns:cx1="http://schemas.microsoft.com/office/drawing/2015/9/8/chartex" xmlns:cx2="http://schemas.microsoft.com/office/drawing/2015/10/21/chartex" xmlns:cx3="http://schemas.microsoft.com/office/drawing/2016/5/9/chartex" xmlns:cx4="http://schemas.microsoft.com/office/drawing/2016/5/10/chartex" xmlns:cx5="http://schemas.microsoft.com/office/drawing/2016/5/11/chartex" xmlns:cx6="http://schemas.microsoft.com/office/drawing/2016/5/12/chartex" xmlns:cx7="http://schemas.microsoft.com/office/drawing/2016/5/13/chartex" xmlns:cx8="http://schemas.microsoft.com/office/drawing/2016/5/14/chartex" xmlns:mc="http://schemas.openxmlformats.org/markup-compatibility/2006" xmlns:m="http://schemas.openxmlformats.org/officeDocument/2006/math" xmlns:aink="http://schemas.microsoft.com/office/drawing/2016/ink" xmlns:am3d="http://schemas.microsoft.com/office/drawing/2017/model3d" xmlns:oel="http://schemas.microsoft.com/office/2019/extlst" xmlns:r="http://schemas.openxmlformats.org/officeDocument/2006/relationships" xmlns:wp14="http://schemas.microsoft.com/office/word/2010/wordprocessingDrawing" xmlns:wp="http://schemas.openxmlformats.org/drawingml/2006/wordprocessingDrawing" xmlns:wpg="http://schemas.microsoft.com/office/word/2010/wordprocessingGroup" xmlns:wpi="http://schemas.microsoft.com/office/word/2010/wordprocessingInk" xmlns:wps="http://schemas.microsoft.com/office/word/2010/wordprocessingShape" xmlns:o="urn:schemas-microsoft-com:office:office" xmlns:v="urn:schemas-microsoft-com:vml" xmlns:w10="urn:schemas-microsoft-com:office:word" xmlns:w="http://schemas.openxmlformats.org/wordprocessingml/2006/main" xmlns:w14="http://schemas.microsoft.com/office/word/2010/wordml" xmlns:w15="http://schemas.microsoft.com/office/word/2012/wordml" xmlns:w16cex="http://schemas.microsoft.com/office/word/2018/wordml/cex" xmlns:w16cid="http://schemas.microsoft.com/office/word/2016/wordml/cid" xmlns:w16="http://schemas.microsoft.com/office/word/2018/wordml" xmlns:w16sdtdh="http://schemas.microsoft.com/office/word/2020/wordml/sdtdatahash" xmlns:w16sdtfl="http://schemas.microsoft.com/office/word/2024/wordml/sdtformatlock" xmlns:w16se="http://schemas.microsoft.com/office/word/2015/wordml/symex" xmlns:w16du="http://schemas.microsoft.com/office/word/2023/wordml/word16du" xmlns:wne="http://schemas.microsoft.com/office/word/2006/wordml" mc:Ignorable="w14 w15 w16se w16cid w16 w16cex w16sdtdh w16sdtfl w16du wp14">
   <w:abstractNum w:abstractNumId="0" w15:restartNumberingAfterBreak="0">
+    <w:nsid w:val="285B744E"/>
+    <w:multiLevelType w:val="hybridMultilevel"/>
+    <w:tmpl w:val="300A58AE"/>
+    <w:lvl w:ilvl="0" w:tplc="04090005">
+      <w:start w:val="1"/>
+      <w:numFmt w:val="bullet"/>
+      <w:lvlText w:val=""/>
+      <w:lvlJc w:val="left"/>
+      <w:pPr>
+        <w:ind w:left="720" w:hanging="360"/>
+      </w:pPr>
+      <w:rPr>
+        <w:rFonts w:ascii="Wingdings" w:hAnsi="Wingdings" w:hint="default"/>
+      </w:rPr>
+    </w:lvl>
+    <w:lvl w:ilvl="1" w:tplc="04090003" w:tentative="1">
+      <w:start w:val="1"/>
+      <w:numFmt w:val="bullet"/>
+      <w:lvlText w:val="o"/>
+      <w:lvlJc w:val="left"/>
+      <w:pPr>
+        <w:ind w:left="1440" w:hanging="360"/>
+      </w:pPr>
+      <w:rPr>
+        <w:rFonts w:ascii="Courier New" w:hAnsi="Courier New" w:cs="Courier New" w:hint="default"/>
+      </w:rPr>
+    </w:lvl>
+    <w:lvl w:ilvl="2" w:tplc="04090005" w:tentative="1">
+      <w:start w:val="1"/>
+      <w:numFmt w:val="bullet"/>
+      <w:lvlText w:val=""/>
+      <w:lvlJc w:val="left"/>
+      <w:pPr>
+        <w:ind w:left="2160" w:hanging="360"/>
+      </w:pPr>
+      <w:rPr>
+        <w:rFonts w:ascii="Wingdings" w:hAnsi="Wingdings" w:hint="default"/>
+      </w:rPr>
+    </w:lvl>
+    <w:lvl w:ilvl="3" w:tplc="04090001" w:tentative="1">
+      <w:start w:val="1"/>
+      <w:numFmt w:val="bullet"/>
+      <w:lvlText w:val=""/>
+      <w:lvlJc w:val="left"/>
+      <w:pPr>
+        <w:ind w:left="2880" w:hanging="360"/>
+      </w:pPr>
+      <w:rPr>
+        <w:rFonts w:ascii="Symbol" w:hAnsi="Symbol" w:hint="default"/>
+      </w:rPr>
+    </w:lvl>
+    <w:lvl w:ilvl="4" w:tplc="04090003" w:tentative="1">
+      <w:start w:val="1"/>
+      <w:numFmt w:val="bullet"/>
+      <w:lvlText w:val="o"/>
+      <w:lvlJc w:val="left"/>
+      <w:pPr>
+        <w:ind w:left="3600" w:hanging="360"/>
+      </w:pPr>
+      <w:rPr>
+        <w:rFonts w:ascii="Courier New" w:hAnsi="Courier New" w:cs="Courier New" w:hint="default"/>
+      </w:rPr>
+    </w:lvl>
+    <w:lvl w:ilvl="5" w:tplc="04090005" w:tentative="1">
+      <w:start w:val="1"/>
+      <w:numFmt w:val="bullet"/>
+      <w:lvlText w:val=""/>
+      <w:lvlJc w:val="left"/>
+      <w:pPr>
+        <w:ind w:left="4320" w:hanging="360"/>
+      </w:pPr>
+      <w:rPr>
+        <w:rFonts w:ascii="Wingdings" w:hAnsi="Wingdings" w:hint="default"/>
+      </w:rPr>
+    </w:lvl>
+    <w:lvl w:ilvl="6" w:tplc="04090001" w:tentative="1">
+      <w:start w:val="1"/>
+      <w:numFmt w:val="bullet"/>
+      <w:lvlText w:val=""/>
+      <w:lvlJc w:val="left"/>
+      <w:pPr>
+        <w:ind w:left="5040" w:hanging="360"/>
+      </w:pPr>
+      <w:rPr>
+        <w:rFonts w:ascii="Symbol" w:hAnsi="Symbol" w:hint="default"/>
+      </w:rPr>
+    </w:lvl>
+    <w:lvl w:ilvl="7" w:tplc="04090003" w:tentative="1">
+      <w:start w:val="1"/>
+      <w:numFmt w:val="bullet"/>
+      <w:lvlText w:val="o"/>
+      <w:lvlJc w:val="left"/>
+      <w:pPr>
+        <w:ind w:left="5760" w:hanging="360"/>
+      </w:pPr>
+      <w:rPr>
+        <w:rFonts w:ascii="Courier New" w:hAnsi="Courier New" w:cs="Courier New" w:hint="default"/>
+      </w:rPr>
+    </w:lvl>
+    <w:lvl w:ilvl="8" w:tplc="04090005" w:tentative="1">
+      <w:start w:val="1"/>
+      <w:numFmt w:val="bullet"/>
+      <w:lvlText w:val=""/>
+      <w:lvlJc w:val="left"/>
+      <w:pPr>
+        <w:ind w:left="6480" w:hanging="360"/>
+      </w:pPr>
+      <w:rPr>
+        <w:rFonts w:ascii="Wingdings" w:hAnsi="Wingdings" w:hint="default"/>
+      </w:rPr>
+    </w:lvl>
+  </w:abstractNum>
+  <w:abstractNum w:abstractNumId="1" w15:restartNumberingAfterBreak="0">
+    <w:nsid w:val="2B5D4387"/>
+    <w:multiLevelType w:val="hybridMultilevel"/>
+    <w:tmpl w:val="C3FAE2CC"/>
+    <w:lvl w:ilvl="0" w:tplc="0409000F">
+      <w:start w:val="1"/>
+      <w:numFmt w:val="decimal"/>
+      <w:lvlText w:val="%1."/>
+      <w:lvlJc w:val="left"/>
+      <w:pPr>
+        <w:ind w:left="720" w:hanging="360"/>
+      </w:pPr>
+    </w:lvl>
+    <w:lvl w:ilvl="1" w:tplc="04090019" w:tentative="1">
+      <w:start w:val="1"/>
+      <w:numFmt w:val="lowerLetter"/>
+      <w:lvlText w:val="%2."/>
+      <w:lvlJc w:val="left"/>
+      <w:pPr>
+        <w:ind w:left="1440" w:hanging="360"/>
+      </w:pPr>
+    </w:lvl>
+    <w:lvl w:ilvl="2" w:tplc="0409001B" w:tentative="1">
+      <w:start w:val="1"/>
+      <w:numFmt w:val="lowerRoman"/>
+      <w:lvlText w:val="%3."/>
+      <w:lvlJc w:val="right"/>
+      <w:pPr>
+        <w:ind w:left="2160" w:hanging="180"/>
+      </w:pPr>
+    </w:lvl>
+    <w:lvl w:ilvl="3" w:tplc="0409000F" w:tentative="1">
+      <w:start w:val="1"/>
+      <w:numFmt w:val="decimal"/>
+      <w:lvlText w:val="%4."/>
+      <w:lvlJc w:val="left"/>
+      <w:pPr>
+        <w:ind w:left="2880" w:hanging="360"/>
+      </w:pPr>
+    </w:lvl>
+    <w:lvl w:ilvl="4" w:tplc="04090019" w:tentative="1">
+      <w:start w:val="1"/>
+      <w:numFmt w:val="lowerLetter"/>
+      <w:lvlText w:val="%5."/>
+      <w:lvlJc w:val="left"/>
+      <w:pPr>
+        <w:ind w:left="3600" w:hanging="360"/>
+      </w:pPr>
+    </w:lvl>
+    <w:lvl w:ilvl="5" w:tplc="0409001B" w:tentative="1">
+      <w:start w:val="1"/>
+      <w:numFmt w:val="lowerRoman"/>
+      <w:lvlText w:val="%6."/>
+      <w:lvlJc w:val="right"/>
+      <w:pPr>
+        <w:ind w:left="4320" w:hanging="180"/>
+      </w:pPr>
+    </w:lvl>
+    <w:lvl w:ilvl="6" w:tplc="0409000F" w:tentative="1">
+      <w:start w:val="1"/>
+      <w:numFmt w:val="decimal"/>
+      <w:lvlText w:val="%7."/>
+      <w:lvlJc w:val="left"/>
+      <w:pPr>
+        <w:ind w:left="5040" w:hanging="360"/>
+      </w:pPr>
+    </w:lvl>
+    <w:lvl w:ilvl="7" w:tplc="04090019" w:tentative="1">
+      <w:start w:val="1"/>
+      <w:numFmt w:val="lowerLetter"/>
+      <w:lvlText w:val="%8."/>
+      <w:lvlJc w:val="left"/>
+      <w:pPr>
+        <w:ind w:left="5760" w:hanging="360"/>
+      </w:pPr>
+    </w:lvl>
+    <w:lvl w:ilvl="8" w:tplc="0409001B" w:tentative="1">
+      <w:start w:val="1"/>
+      <w:numFmt w:val="lowerRoman"/>
+      <w:lvlText w:val="%9."/>
+      <w:lvlJc w:val="right"/>
+      <w:pPr>
+        <w:ind w:left="6480" w:hanging="180"/>
+      </w:pPr>
+    </w:lvl>
+  </w:abstractNum>
+  <w:abstractNum w:abstractNumId="2" w15:restartNumberingAfterBreak="0">
     <w:nsid w:val="2DF97495"/>
     <w:multiLevelType w:val="hybridMultilevel"/>
     <w:tmpl w:val="B1F80ED8"/>
@@ -3080,10 +8527,488 @@
       </w:rPr>
     </w:lvl>
   </w:abstractNum>
+  <w:abstractNum w:abstractNumId="3" w15:restartNumberingAfterBreak="0">
+    <w:nsid w:val="2F5A4ECC"/>
+    <w:multiLevelType w:val="hybridMultilevel"/>
+    <w:tmpl w:val="5C0E05DC"/>
+    <w:lvl w:ilvl="0" w:tplc="04090003">
+      <w:start w:val="1"/>
+      <w:numFmt w:val="bullet"/>
+      <w:lvlText w:val="o"/>
+      <w:lvlJc w:val="left"/>
+      <w:pPr>
+        <w:ind w:left="720" w:hanging="360"/>
+      </w:pPr>
+      <w:rPr>
+        <w:rFonts w:ascii="Courier New" w:hAnsi="Courier New" w:cs="Courier New" w:hint="default"/>
+      </w:rPr>
+    </w:lvl>
+    <w:lvl w:ilvl="1" w:tplc="04090003" w:tentative="1">
+      <w:start w:val="1"/>
+      <w:numFmt w:val="bullet"/>
+      <w:lvlText w:val="o"/>
+      <w:lvlJc w:val="left"/>
+      <w:pPr>
+        <w:ind w:left="1440" w:hanging="360"/>
+      </w:pPr>
+      <w:rPr>
+        <w:rFonts w:ascii="Courier New" w:hAnsi="Courier New" w:cs="Courier New" w:hint="default"/>
+      </w:rPr>
+    </w:lvl>
+    <w:lvl w:ilvl="2" w:tplc="04090005" w:tentative="1">
+      <w:start w:val="1"/>
+      <w:numFmt w:val="bullet"/>
+      <w:lvlText w:val=""/>
+      <w:lvlJc w:val="left"/>
+      <w:pPr>
+        <w:ind w:left="2160" w:hanging="360"/>
+      </w:pPr>
+      <w:rPr>
+        <w:rFonts w:ascii="Wingdings" w:hAnsi="Wingdings" w:hint="default"/>
+      </w:rPr>
+    </w:lvl>
+    <w:lvl w:ilvl="3" w:tplc="04090001" w:tentative="1">
+      <w:start w:val="1"/>
+      <w:numFmt w:val="bullet"/>
+      <w:lvlText w:val=""/>
+      <w:lvlJc w:val="left"/>
+      <w:pPr>
+        <w:ind w:left="2880" w:hanging="360"/>
+      </w:pPr>
+      <w:rPr>
+        <w:rFonts w:ascii="Symbol" w:hAnsi="Symbol" w:hint="default"/>
+      </w:rPr>
+    </w:lvl>
+    <w:lvl w:ilvl="4" w:tplc="04090003" w:tentative="1">
+      <w:start w:val="1"/>
+      <w:numFmt w:val="bullet"/>
+      <w:lvlText w:val="o"/>
+      <w:lvlJc w:val="left"/>
+      <w:pPr>
+        <w:ind w:left="3600" w:hanging="360"/>
+      </w:pPr>
+      <w:rPr>
+        <w:rFonts w:ascii="Courier New" w:hAnsi="Courier New" w:cs="Courier New" w:hint="default"/>
+      </w:rPr>
+    </w:lvl>
+    <w:lvl w:ilvl="5" w:tplc="04090005" w:tentative="1">
+      <w:start w:val="1"/>
+      <w:numFmt w:val="bullet"/>
+      <w:lvlText w:val=""/>
+      <w:lvlJc w:val="left"/>
+      <w:pPr>
+        <w:ind w:left="4320" w:hanging="360"/>
+      </w:pPr>
+      <w:rPr>
+        <w:rFonts w:ascii="Wingdings" w:hAnsi="Wingdings" w:hint="default"/>
+      </w:rPr>
+    </w:lvl>
+    <w:lvl w:ilvl="6" w:tplc="04090001" w:tentative="1">
+      <w:start w:val="1"/>
+      <w:numFmt w:val="bullet"/>
+      <w:lvlText w:val=""/>
+      <w:lvlJc w:val="left"/>
+      <w:pPr>
+        <w:ind w:left="5040" w:hanging="360"/>
+      </w:pPr>
+      <w:rPr>
+        <w:rFonts w:ascii="Symbol" w:hAnsi="Symbol" w:hint="default"/>
+      </w:rPr>
+    </w:lvl>
+    <w:lvl w:ilvl="7" w:tplc="04090003" w:tentative="1">
+      <w:start w:val="1"/>
+      <w:numFmt w:val="bullet"/>
+      <w:lvlText w:val="o"/>
+      <w:lvlJc w:val="left"/>
+      <w:pPr>
+        <w:ind w:left="5760" w:hanging="360"/>
+      </w:pPr>
+      <w:rPr>
+        <w:rFonts w:ascii="Courier New" w:hAnsi="Courier New" w:cs="Courier New" w:hint="default"/>
+      </w:rPr>
+    </w:lvl>
+    <w:lvl w:ilvl="8" w:tplc="04090005" w:tentative="1">
+      <w:start w:val="1"/>
+      <w:numFmt w:val="bullet"/>
+      <w:lvlText w:val=""/>
+      <w:lvlJc w:val="left"/>
+      <w:pPr>
+        <w:ind w:left="6480" w:hanging="360"/>
+      </w:pPr>
+      <w:rPr>
+        <w:rFonts w:ascii="Wingdings" w:hAnsi="Wingdings" w:hint="default"/>
+      </w:rPr>
+    </w:lvl>
+  </w:abstractNum>
+  <w:abstractNum w:abstractNumId="4" w15:restartNumberingAfterBreak="0">
+    <w:nsid w:val="45A640D7"/>
+    <w:multiLevelType w:val="hybridMultilevel"/>
+    <w:tmpl w:val="8F8C7266"/>
+    <w:lvl w:ilvl="0" w:tplc="04090003">
+      <w:start w:val="1"/>
+      <w:numFmt w:val="bullet"/>
+      <w:lvlText w:val="o"/>
+      <w:lvlJc w:val="left"/>
+      <w:pPr>
+        <w:ind w:left="720" w:hanging="360"/>
+      </w:pPr>
+      <w:rPr>
+        <w:rFonts w:ascii="Courier New" w:hAnsi="Courier New" w:cs="Courier New" w:hint="default"/>
+      </w:rPr>
+    </w:lvl>
+    <w:lvl w:ilvl="1" w:tplc="04090003" w:tentative="1">
+      <w:start w:val="1"/>
+      <w:numFmt w:val="bullet"/>
+      <w:lvlText w:val="o"/>
+      <w:lvlJc w:val="left"/>
+      <w:pPr>
+        <w:ind w:left="1440" w:hanging="360"/>
+      </w:pPr>
+      <w:rPr>
+        <w:rFonts w:ascii="Courier New" w:hAnsi="Courier New" w:cs="Courier New" w:hint="default"/>
+      </w:rPr>
+    </w:lvl>
+    <w:lvl w:ilvl="2" w:tplc="04090005" w:tentative="1">
+      <w:start w:val="1"/>
+      <w:numFmt w:val="bullet"/>
+      <w:lvlText w:val=""/>
+      <w:lvlJc w:val="left"/>
+      <w:pPr>
+        <w:ind w:left="2160" w:hanging="360"/>
+      </w:pPr>
+      <w:rPr>
+        <w:rFonts w:ascii="Wingdings" w:hAnsi="Wingdings" w:hint="default"/>
+      </w:rPr>
+    </w:lvl>
+    <w:lvl w:ilvl="3" w:tplc="04090001" w:tentative="1">
+      <w:start w:val="1"/>
+      <w:numFmt w:val="bullet"/>
+      <w:lvlText w:val=""/>
+      <w:lvlJc w:val="left"/>
+      <w:pPr>
+        <w:ind w:left="2880" w:hanging="360"/>
+      </w:pPr>
+      <w:rPr>
+        <w:rFonts w:ascii="Symbol" w:hAnsi="Symbol" w:hint="default"/>
+      </w:rPr>
+    </w:lvl>
+    <w:lvl w:ilvl="4" w:tplc="04090003" w:tentative="1">
+      <w:start w:val="1"/>
+      <w:numFmt w:val="bullet"/>
+      <w:lvlText w:val="o"/>
+      <w:lvlJc w:val="left"/>
+      <w:pPr>
+        <w:ind w:left="3600" w:hanging="360"/>
+      </w:pPr>
+      <w:rPr>
+        <w:rFonts w:ascii="Courier New" w:hAnsi="Courier New" w:cs="Courier New" w:hint="default"/>
+      </w:rPr>
+    </w:lvl>
+    <w:lvl w:ilvl="5" w:tplc="04090005" w:tentative="1">
+      <w:start w:val="1"/>
+      <w:numFmt w:val="bullet"/>
+      <w:lvlText w:val=""/>
+      <w:lvlJc w:val="left"/>
+      <w:pPr>
+        <w:ind w:left="4320" w:hanging="360"/>
+      </w:pPr>
+      <w:rPr>
+        <w:rFonts w:ascii="Wingdings" w:hAnsi="Wingdings" w:hint="default"/>
+      </w:rPr>
+    </w:lvl>
+    <w:lvl w:ilvl="6" w:tplc="04090001" w:tentative="1">
+      <w:start w:val="1"/>
+      <w:numFmt w:val="bullet"/>
+      <w:lvlText w:val=""/>
+      <w:lvlJc w:val="left"/>
+      <w:pPr>
+        <w:ind w:left="5040" w:hanging="360"/>
+      </w:pPr>
+      <w:rPr>
+        <w:rFonts w:ascii="Symbol" w:hAnsi="Symbol" w:hint="default"/>
+      </w:rPr>
+    </w:lvl>
+    <w:lvl w:ilvl="7" w:tplc="04090003" w:tentative="1">
+      <w:start w:val="1"/>
+      <w:numFmt w:val="bullet"/>
+      <w:lvlText w:val="o"/>
+      <w:lvlJc w:val="left"/>
+      <w:pPr>
+        <w:ind w:left="5760" w:hanging="360"/>
+      </w:pPr>
+      <w:rPr>
+        <w:rFonts w:ascii="Courier New" w:hAnsi="Courier New" w:cs="Courier New" w:hint="default"/>
+      </w:rPr>
+    </w:lvl>
+    <w:lvl w:ilvl="8" w:tplc="04090005" w:tentative="1">
+      <w:start w:val="1"/>
+      <w:numFmt w:val="bullet"/>
+      <w:lvlText w:val=""/>
+      <w:lvlJc w:val="left"/>
+      <w:pPr>
+        <w:ind w:left="6480" w:hanging="360"/>
+      </w:pPr>
+      <w:rPr>
+        <w:rFonts w:ascii="Wingdings" w:hAnsi="Wingdings" w:hint="default"/>
+      </w:rPr>
+    </w:lvl>
+  </w:abstractNum>
+  <w:abstractNum w:abstractNumId="5" w15:restartNumberingAfterBreak="0">
+    <w:nsid w:val="4C245040"/>
+    <w:multiLevelType w:val="hybridMultilevel"/>
+    <w:tmpl w:val="74FA1F86"/>
+    <w:lvl w:ilvl="0" w:tplc="04090003">
+      <w:start w:val="1"/>
+      <w:numFmt w:val="bullet"/>
+      <w:lvlText w:val="o"/>
+      <w:lvlJc w:val="left"/>
+      <w:pPr>
+        <w:ind w:left="720" w:hanging="360"/>
+      </w:pPr>
+      <w:rPr>
+        <w:rFonts w:ascii="Courier New" w:hAnsi="Courier New" w:cs="Courier New" w:hint="default"/>
+      </w:rPr>
+    </w:lvl>
+    <w:lvl w:ilvl="1" w:tplc="FFFFFFFF" w:tentative="1">
+      <w:start w:val="1"/>
+      <w:numFmt w:val="bullet"/>
+      <w:lvlText w:val="o"/>
+      <w:lvlJc w:val="left"/>
+      <w:pPr>
+        <w:ind w:left="1440" w:hanging="360"/>
+      </w:pPr>
+      <w:rPr>
+        <w:rFonts w:ascii="Courier New" w:hAnsi="Courier New" w:cs="Courier New" w:hint="default"/>
+      </w:rPr>
+    </w:lvl>
+    <w:lvl w:ilvl="2" w:tplc="FFFFFFFF" w:tentative="1">
+      <w:start w:val="1"/>
+      <w:numFmt w:val="bullet"/>
+      <w:lvlText w:val=""/>
+      <w:lvlJc w:val="left"/>
+      <w:pPr>
+        <w:ind w:left="2160" w:hanging="360"/>
+      </w:pPr>
+      <w:rPr>
+        <w:rFonts w:ascii="Wingdings" w:hAnsi="Wingdings" w:hint="default"/>
+      </w:rPr>
+    </w:lvl>
+    <w:lvl w:ilvl="3" w:tplc="FFFFFFFF" w:tentative="1">
+      <w:start w:val="1"/>
+      <w:numFmt w:val="bullet"/>
+      <w:lvlText w:val=""/>
+      <w:lvlJc w:val="left"/>
+      <w:pPr>
+        <w:ind w:left="2880" w:hanging="360"/>
+      </w:pPr>
+      <w:rPr>
+        <w:rFonts w:ascii="Symbol" w:hAnsi="Symbol" w:hint="default"/>
+      </w:rPr>
+    </w:lvl>
+    <w:lvl w:ilvl="4" w:tplc="FFFFFFFF" w:tentative="1">
+      <w:start w:val="1"/>
+      <w:numFmt w:val="bullet"/>
+      <w:lvlText w:val="o"/>
+      <w:lvlJc w:val="left"/>
+      <w:pPr>
+        <w:ind w:left="3600" w:hanging="360"/>
+      </w:pPr>
+      <w:rPr>
+        <w:rFonts w:ascii="Courier New" w:hAnsi="Courier New" w:cs="Courier New" w:hint="default"/>
+      </w:rPr>
+    </w:lvl>
+    <w:lvl w:ilvl="5" w:tplc="FFFFFFFF" w:tentative="1">
+      <w:start w:val="1"/>
+      <w:numFmt w:val="bullet"/>
+      <w:lvlText w:val=""/>
+      <w:lvlJc w:val="left"/>
+      <w:pPr>
+        <w:ind w:left="4320" w:hanging="360"/>
+      </w:pPr>
+      <w:rPr>
+        <w:rFonts w:ascii="Wingdings" w:hAnsi="Wingdings" w:hint="default"/>
+      </w:rPr>
+    </w:lvl>
+    <w:lvl w:ilvl="6" w:tplc="FFFFFFFF" w:tentative="1">
+      <w:start w:val="1"/>
+      <w:numFmt w:val="bullet"/>
+      <w:lvlText w:val=""/>
+      <w:lvlJc w:val="left"/>
+      <w:pPr>
+        <w:ind w:left="5040" w:hanging="360"/>
+      </w:pPr>
+      <w:rPr>
+        <w:rFonts w:ascii="Symbol" w:hAnsi="Symbol" w:hint="default"/>
+      </w:rPr>
+    </w:lvl>
+    <w:lvl w:ilvl="7" w:tplc="FFFFFFFF" w:tentative="1">
+      <w:start w:val="1"/>
+      <w:numFmt w:val="bullet"/>
+      <w:lvlText w:val="o"/>
+      <w:lvlJc w:val="left"/>
+      <w:pPr>
+        <w:ind w:left="5760" w:hanging="360"/>
+      </w:pPr>
+      <w:rPr>
+        <w:rFonts w:ascii="Courier New" w:hAnsi="Courier New" w:cs="Courier New" w:hint="default"/>
+      </w:rPr>
+    </w:lvl>
+    <w:lvl w:ilvl="8" w:tplc="FFFFFFFF" w:tentative="1">
+      <w:start w:val="1"/>
+      <w:numFmt w:val="bullet"/>
+      <w:lvlText w:val=""/>
+      <w:lvlJc w:val="left"/>
+      <w:pPr>
+        <w:ind w:left="6480" w:hanging="360"/>
+      </w:pPr>
+      <w:rPr>
+        <w:rFonts w:ascii="Wingdings" w:hAnsi="Wingdings" w:hint="default"/>
+      </w:rPr>
+    </w:lvl>
+  </w:abstractNum>
+  <w:abstractNum w:abstractNumId="6" w15:restartNumberingAfterBreak="0">
+    <w:nsid w:val="4C8D0130"/>
+    <w:multiLevelType w:val="hybridMultilevel"/>
+    <w:tmpl w:val="825ED0CC"/>
+    <w:lvl w:ilvl="0" w:tplc="04090001">
+      <w:start w:val="1"/>
+      <w:numFmt w:val="bullet"/>
+      <w:lvlText w:val=""/>
+      <w:lvlJc w:val="left"/>
+      <w:pPr>
+        <w:ind w:left="720" w:hanging="360"/>
+      </w:pPr>
+      <w:rPr>
+        <w:rFonts w:ascii="Symbol" w:hAnsi="Symbol" w:hint="default"/>
+      </w:rPr>
+    </w:lvl>
+    <w:lvl w:ilvl="1" w:tplc="04090003" w:tentative="1">
+      <w:start w:val="1"/>
+      <w:numFmt w:val="bullet"/>
+      <w:lvlText w:val="o"/>
+      <w:lvlJc w:val="left"/>
+      <w:pPr>
+        <w:ind w:left="1440" w:hanging="360"/>
+      </w:pPr>
+      <w:rPr>
+        <w:rFonts w:ascii="Courier New" w:hAnsi="Courier New" w:cs="Courier New" w:hint="default"/>
+      </w:rPr>
+    </w:lvl>
+    <w:lvl w:ilvl="2" w:tplc="04090005" w:tentative="1">
+      <w:start w:val="1"/>
+      <w:numFmt w:val="bullet"/>
+      <w:lvlText w:val=""/>
+      <w:lvlJc w:val="left"/>
+      <w:pPr>
+        <w:ind w:left="2160" w:hanging="360"/>
+      </w:pPr>
+      <w:rPr>
+        <w:rFonts w:ascii="Wingdings" w:hAnsi="Wingdings" w:hint="default"/>
+      </w:rPr>
+    </w:lvl>
+    <w:lvl w:ilvl="3" w:tplc="04090001" w:tentative="1">
+      <w:start w:val="1"/>
+      <w:numFmt w:val="bullet"/>
+      <w:lvlText w:val=""/>
+      <w:lvlJc w:val="left"/>
+      <w:pPr>
+        <w:ind w:left="2880" w:hanging="360"/>
+      </w:pPr>
+      <w:rPr>
+        <w:rFonts w:ascii="Symbol" w:hAnsi="Symbol" w:hint="default"/>
+      </w:rPr>
+    </w:lvl>
+    <w:lvl w:ilvl="4" w:tplc="04090003" w:tentative="1">
+      <w:start w:val="1"/>
+      <w:numFmt w:val="bullet"/>
+      <w:lvlText w:val="o"/>
+      <w:lvlJc w:val="left"/>
+      <w:pPr>
+        <w:ind w:left="3600" w:hanging="360"/>
+      </w:pPr>
+      <w:rPr>
+        <w:rFonts w:ascii="Courier New" w:hAnsi="Courier New" w:cs="Courier New" w:hint="default"/>
+      </w:rPr>
+    </w:lvl>
+    <w:lvl w:ilvl="5" w:tplc="04090005" w:tentative="1">
+      <w:start w:val="1"/>
+      <w:numFmt w:val="bullet"/>
+      <w:lvlText w:val=""/>
+      <w:lvlJc w:val="left"/>
+      <w:pPr>
+        <w:ind w:left="4320" w:hanging="360"/>
+      </w:pPr>
+      <w:rPr>
+        <w:rFonts w:ascii="Wingdings" w:hAnsi="Wingdings" w:hint="default"/>
+      </w:rPr>
+    </w:lvl>
+    <w:lvl w:ilvl="6" w:tplc="04090001" w:tentative="1">
+      <w:start w:val="1"/>
+      <w:numFmt w:val="bullet"/>
+      <w:lvlText w:val=""/>
+      <w:lvlJc w:val="left"/>
+      <w:pPr>
+        <w:ind w:left="5040" w:hanging="360"/>
+      </w:pPr>
+      <w:rPr>
+        <w:rFonts w:ascii="Symbol" w:hAnsi="Symbol" w:hint="default"/>
+      </w:rPr>
+    </w:lvl>
+    <w:lvl w:ilvl="7" w:tplc="04090003" w:tentative="1">
+      <w:start w:val="1"/>
+      <w:numFmt w:val="bullet"/>
+      <w:lvlText w:val="o"/>
+      <w:lvlJc w:val="left"/>
+      <w:pPr>
+        <w:ind w:left="5760" w:hanging="360"/>
+      </w:pPr>
+      <w:rPr>
+        <w:rFonts w:ascii="Courier New" w:hAnsi="Courier New" w:cs="Courier New" w:hint="default"/>
+      </w:rPr>
+    </w:lvl>
+    <w:lvl w:ilvl="8" w:tplc="04090005" w:tentative="1">
+      <w:start w:val="1"/>
+      <w:numFmt w:val="bullet"/>
+      <w:lvlText w:val=""/>
+      <w:lvlJc w:val="left"/>
+      <w:pPr>
+        <w:ind w:left="6480" w:hanging="360"/>
+      </w:pPr>
+      <w:rPr>
+        <w:rFonts w:ascii="Wingdings" w:hAnsi="Wingdings" w:hint="default"/>
+      </w:rPr>
+    </w:lvl>
+  </w:abstractNum>
   <w:num w:numId="1" w16cid:durableId="400951203">
+    <w:abstractNumId w:val="2"/>
+  </w:num>
+  <w:num w:numId="2" w16cid:durableId="24336051">
+    <w:abstractNumId w:val="6"/>
+  </w:num>
+  <w:num w:numId="3" w16cid:durableId="1903712700">
+    <w:abstractNumId w:val="5"/>
+  </w:num>
+  <w:num w:numId="4" w16cid:durableId="181478079">
     <w:abstractNumId w:val="0"/>
   </w:num>
+  <w:num w:numId="5" w16cid:durableId="1765102865">
+    <w:abstractNumId w:val="1"/>
+  </w:num>
+  <w:num w:numId="6" w16cid:durableId="288168008">
+    <w:abstractNumId w:val="3"/>
+  </w:num>
+  <w:num w:numId="7" w16cid:durableId="972901826">
+    <w:abstractNumId w:val="4"/>
+  </w:num>
 </w:numbering>
+</file>
+
+<file path=word/people.xml><?xml version="1.0" encoding="utf-8"?>
+<w15:people xmlns:wpc="http://schemas.microsoft.com/office/word/2010/wordprocessingCanvas" xmlns:cx="http://schemas.microsoft.com/office/drawing/2014/chartex" xmlns:cx1="http://schemas.microsoft.com/office/drawing/2015/9/8/chartex" xmlns:cx2="http://schemas.microsoft.com/office/drawing/2015/10/21/chartex" xmlns:cx3="http://schemas.microsoft.com/office/drawing/2016/5/9/chartex" xmlns:cx4="http://schemas.microsoft.com/office/drawing/2016/5/10/chartex" xmlns:cx5="http://schemas.microsoft.com/office/drawing/2016/5/11/chartex" xmlns:cx6="http://schemas.microsoft.com/office/drawing/2016/5/12/chartex" xmlns:cx7="http://schemas.microsoft.com/office/drawing/2016/5/13/chartex" xmlns:cx8="http://schemas.microsoft.com/office/drawing/2016/5/14/chartex" xmlns:mc="http://schemas.openxmlformats.org/markup-compatibility/2006" xmlns:m="http://schemas.openxmlformats.org/officeDocument/2006/math" xmlns:aink="http://schemas.microsoft.com/office/drawing/2016/ink" xmlns:am3d="http://schemas.microsoft.com/office/drawing/2017/model3d" xmlns:oel="http://schemas.microsoft.com/office/2019/extlst" xmlns:r="http://schemas.openxmlformats.org/officeDocument/2006/relationships" xmlns:wp14="http://schemas.microsoft.com/office/word/2010/wordprocessingDrawing" xmlns:wp="http://schemas.openxmlformats.org/drawingml/2006/wordprocessingDrawing" xmlns:wpg="http://schemas.microsoft.com/office/word/2010/wordprocessingGroup" xmlns:wpi="http://schemas.microsoft.com/office/word/2010/wordprocessingInk" xmlns:wps="http://schemas.microsoft.com/office/word/2010/wordprocessingShape" xmlns:o="urn:schemas-microsoft-com:office:office" xmlns:v="urn:schemas-microsoft-com:vml" xmlns:w10="urn:schemas-microsoft-com:office:word" xmlns:w="http://schemas.openxmlformats.org/wordprocessingml/2006/main" xmlns:w14="http://schemas.microsoft.com/office/word/2010/wordml" xmlns:w15="http://schemas.microsoft.com/office/word/2012/wordml" xmlns:w16cex="http://schemas.microsoft.com/office/word/2018/wordml/cex" xmlns:w16cid="http://schemas.microsoft.com/office/word/2016/wordml/cid" xmlns:w16="http://schemas.microsoft.com/office/word/2018/wordml" xmlns:w16sdtdh="http://schemas.microsoft.com/office/word/2020/wordml/sdtdatahash" xmlns:w16sdtfl="http://schemas.microsoft.com/office/word/2024/wordml/sdtformatlock" xmlns:w16se="http://schemas.microsoft.com/office/word/2015/wordml/symex" xmlns:w16du="http://schemas.microsoft.com/office/word/2023/wordml/word16du" xmlns:wne="http://schemas.microsoft.com/office/word/2006/wordml" mc:Ignorable="w14 w15 w16se w16cid w16 w16cex w16sdtdh w16sdtfl w16du wp14">
+  <w15:person w15:author="MatheuS Santos">
+    <w15:presenceInfo w15:providerId="Windows Live" w15:userId="44b63ff428165705"/>
+  </w15:person>
+</w15:people>
 </file>
 
 <file path=word/styles.xml><?xml version="1.0" encoding="utf-8"?>
@@ -3486,6 +9411,7 @@
   <w:style w:type="paragraph" w:default="1" w:styleId="Normal">
     <w:name w:val="Normal"/>
     <w:qFormat/>
+    <w:rsid w:val="00B912BD"/>
   </w:style>
   <w:style w:type="paragraph" w:styleId="Heading1">
     <w:name w:val="heading 1"/>
@@ -3494,7 +9420,7 @@
     <w:link w:val="Heading1Char"/>
     <w:uiPriority w:val="9"/>
     <w:qFormat/>
-    <w:rsid w:val="00062FC6"/>
+    <w:rsid w:val="00091809"/>
     <w:pPr>
       <w:keepNext/>
       <w:keepLines/>
@@ -3502,10 +9428,10 @@
       <w:outlineLvl w:val="0"/>
     </w:pPr>
     <w:rPr>
-      <w:rFonts w:asciiTheme="majorHAnsi" w:eastAsiaTheme="majorEastAsia" w:hAnsiTheme="majorHAnsi" w:cstheme="majorBidi"/>
+      <w:rFonts w:ascii="Calibri" w:eastAsiaTheme="majorEastAsia" w:hAnsi="Calibri" w:cs="Calibri"/>
       <w:color w:val="0F4761" w:themeColor="accent1" w:themeShade="BF"/>
-      <w:sz w:val="40"/>
-      <w:szCs w:val="40"/>
+      <w:sz w:val="32"/>
+      <w:szCs w:val="32"/>
     </w:rPr>
   </w:style>
   <w:style w:type="paragraph" w:styleId="Heading2">
@@ -3514,7 +9440,6 @@
     <w:next w:val="Normal"/>
     <w:link w:val="Heading2Char"/>
     <w:uiPriority w:val="9"/>
-    <w:semiHidden/>
     <w:unhideWhenUsed/>
     <w:qFormat/>
     <w:rsid w:val="00062FC6"/>
@@ -3537,7 +9462,6 @@
     <w:next w:val="Normal"/>
     <w:link w:val="Heading3Char"/>
     <w:uiPriority w:val="9"/>
-    <w:semiHidden/>
     <w:unhideWhenUsed/>
     <w:qFormat/>
     <w:rsid w:val="00062FC6"/>
@@ -3718,12 +9642,12 @@
     <w:basedOn w:val="DefaultParagraphFont"/>
     <w:link w:val="Heading1"/>
     <w:uiPriority w:val="9"/>
-    <w:rsid w:val="00062FC6"/>
+    <w:rsid w:val="00091809"/>
     <w:rPr>
-      <w:rFonts w:asciiTheme="majorHAnsi" w:eastAsiaTheme="majorEastAsia" w:hAnsiTheme="majorHAnsi" w:cstheme="majorBidi"/>
+      <w:rFonts w:ascii="Calibri" w:eastAsiaTheme="majorEastAsia" w:hAnsi="Calibri" w:cs="Calibri"/>
       <w:color w:val="0F4761" w:themeColor="accent1" w:themeShade="BF"/>
-      <w:sz w:val="40"/>
-      <w:szCs w:val="40"/>
+      <w:sz w:val="32"/>
+      <w:szCs w:val="32"/>
     </w:rPr>
   </w:style>
   <w:style w:type="character" w:customStyle="1" w:styleId="Heading2Char">
@@ -3731,7 +9655,6 @@
     <w:basedOn w:val="DefaultParagraphFont"/>
     <w:link w:val="Heading2"/>
     <w:uiPriority w:val="9"/>
-    <w:semiHidden/>
     <w:rsid w:val="00062FC6"/>
     <w:rPr>
       <w:rFonts w:asciiTheme="majorHAnsi" w:eastAsiaTheme="majorEastAsia" w:hAnsiTheme="majorHAnsi" w:cstheme="majorBidi"/>
@@ -3745,7 +9668,6 @@
     <w:basedOn w:val="DefaultParagraphFont"/>
     <w:link w:val="Heading3"/>
     <w:uiPriority w:val="9"/>
-    <w:semiHidden/>
     <w:rsid w:val="00062FC6"/>
     <w:rPr>
       <w:rFonts w:eastAsiaTheme="majorEastAsia" w:cstheme="majorBidi"/>
@@ -4166,15 +10088,37 @@
     <w:autoRedefine/>
     <w:uiPriority w:val="39"/>
     <w:unhideWhenUsed/>
-    <w:rsid w:val="00C7621F"/>
+    <w:rsid w:val="005111B8"/>
     <w:pPr>
+      <w:tabs>
+        <w:tab w:val="right" w:leader="dot" w:pos="9350"/>
+      </w:tabs>
       <w:spacing w:before="120" w:after="0"/>
+      <w:pPrChange w:id="0" w:author="MatheuS Santos" w:date="2026-10-24T17:09:00Z">
+        <w:pPr>
+          <w:spacing w:before="120" w:line="278" w:lineRule="auto"/>
+        </w:pPr>
+      </w:pPrChange>
     </w:pPr>
     <w:rPr>
       <w:b/>
       <w:bCs/>
       <w:i/>
       <w:iCs/>
+      <w:rPrChange w:id="0" w:author="MatheuS Santos" w:date="2026-10-24T17:09:00Z">
+        <w:rPr>
+          <w:rFonts w:asciiTheme="minorHAnsi" w:eastAsiaTheme="minorHAnsi" w:hAnsiTheme="minorHAnsi" w:cstheme="minorBidi"/>
+          <w:b/>
+          <w:bCs/>
+          <w:i/>
+          <w:iCs/>
+          <w:kern w:val="2"/>
+          <w:sz w:val="24"/>
+          <w:szCs w:val="24"/>
+          <w:lang w:val="en-US" w:eastAsia="en-US" w:bidi="ar-SA"/>
+          <w14:ligatures w14:val="standardContextual"/>
+        </w:rPr>
+      </w:rPrChange>
     </w:rPr>
   </w:style>
   <w:style w:type="paragraph" w:styleId="TOC2">

--- a/docs/CCT_ST_CA_01_20S_2026438.docx
+++ b/docs/CCT_ST_CA_01_20S_2026438.docx
@@ -562,7 +562,6 @@
                 <w14:ligatures w14:val="none"/>
               </w:rPr>
             </w:pPr>
-            <w:proofErr w:type="spellStart"/>
             <w:r>
               <w:rPr>
                 <w:rFonts w:ascii="Calibri" w:eastAsia="Calibri" w:hAnsi="Calibri" w:cs="Calibri"/>
@@ -574,21 +573,7 @@
                 <w:lang w:val="en-IE" w:eastAsia="en-IE"/>
                 <w14:ligatures w14:val="none"/>
               </w:rPr>
-              <w:t>Taufique</w:t>
-            </w:r>
-            <w:proofErr w:type="spellEnd"/>
-            <w:r>
-              <w:rPr>
-                <w:rFonts w:ascii="Calibri" w:eastAsia="Calibri" w:hAnsi="Calibri" w:cs="Calibri"/>
-                <w:i/>
-                <w:color w:val="156082"/>
-                <w:kern w:val="0"/>
-                <w:sz w:val="32"/>
-                <w:szCs w:val="32"/>
-                <w:lang w:val="en-IE" w:eastAsia="en-IE"/>
-                <w14:ligatures w14:val="none"/>
-              </w:rPr>
-              <w:t xml:space="preserve"> Ahmed</w:t>
+              <w:t>Taufique Ahmed</w:t>
             </w:r>
           </w:p>
         </w:tc>
@@ -658,8 +643,38 @@
                 <w:lang w:val="en-IE" w:eastAsia="en-IE"/>
                 <w14:ligatures w14:val="none"/>
               </w:rPr>
-              <w:t>2026-10-17</w:t>
-            </w:r>
+              <w:t>2026-10-</w:t>
+            </w:r>
+            <w:del w:id="1" w:author="MatheuS Santos" w:date="2026-10-24T23:40:00Z" w16du:dateUtc="2026-10-24T22:40:00Z">
+              <w:r>
+                <w:rPr>
+                  <w:rFonts w:ascii="Calibri" w:eastAsia="Calibri" w:hAnsi="Calibri" w:cs="Calibri"/>
+                  <w:i/>
+                  <w:color w:val="156082"/>
+                  <w:kern w:val="0"/>
+                  <w:sz w:val="32"/>
+                  <w:szCs w:val="32"/>
+                  <w:lang w:val="en-IE" w:eastAsia="en-IE"/>
+                  <w14:ligatures w14:val="none"/>
+                </w:rPr>
+                <w:delText>17</w:delText>
+              </w:r>
+            </w:del>
+            <w:ins w:id="2" w:author="MatheuS Santos" w:date="2026-10-24T23:40:00Z" w16du:dateUtc="2026-10-24T22:40:00Z">
+              <w:r>
+                <w:rPr>
+                  <w:rFonts w:ascii="Calibri" w:eastAsia="Calibri" w:hAnsi="Calibri" w:cs="Calibri"/>
+                  <w:i/>
+                  <w:color w:val="156082"/>
+                  <w:kern w:val="0"/>
+                  <w:sz w:val="32"/>
+                  <w:szCs w:val="32"/>
+                  <w:lang w:val="en-IE" w:eastAsia="en-IE"/>
+                  <w14:ligatures w14:val="none"/>
+                </w:rPr>
+                <w:t>25</w:t>
+              </w:r>
+            </w:ins>
           </w:p>
         </w:tc>
       </w:tr>
@@ -1009,35 +1024,7 @@
                   <w:lang w:val="en-IE" w:eastAsia="en-IE"/>
                   <w14:ligatures w14:val="none"/>
                 </w:rPr>
-                <w:t>CCT-Dublin/</w:t>
-              </w:r>
-              <w:r>
-                <w:rPr>
-                  <w:rFonts w:ascii="Calibri" w:eastAsia="Calibri" w:hAnsi="Calibri" w:cs="Calibri"/>
-                  <w:i/>
-                  <w:color w:val="156082"/>
-                  <w:kern w:val="0"/>
-                  <w:sz w:val="32"/>
-                  <w:szCs w:val="32"/>
-                  <w:u w:val="single"/>
-                  <w:lang w:val="en-IE" w:eastAsia="en-IE"/>
-                  <w14:ligatures w14:val="none"/>
-                </w:rPr>
-                <w:t>C</w:t>
-              </w:r>
-              <w:r>
-                <w:rPr>
-                  <w:rFonts w:ascii="Calibri" w:eastAsia="Calibri" w:hAnsi="Calibri" w:cs="Calibri"/>
-                  <w:i/>
-                  <w:color w:val="156082"/>
-                  <w:kern w:val="0"/>
-                  <w:sz w:val="32"/>
-                  <w:szCs w:val="32"/>
-                  <w:u w:val="single"/>
-                  <w:lang w:val="en-IE" w:eastAsia="en-IE"/>
-                  <w14:ligatures w14:val="none"/>
-                </w:rPr>
-                <w:t>CT_ST_CA_01_20S</w:t>
+                <w:t>CCT-Dublin/CCT_ST_CA_01_20S</w:t>
               </w:r>
             </w:hyperlink>
           </w:p>
@@ -1141,7 +1128,27 @@
           <w:sz w:val="28"/>
           <w:szCs w:val="28"/>
         </w:rPr>
-        <w:t>Translate my writing from Brazilian Portuguese to academic US English.</w:t>
+        <w:t>Translate my writing from Brazilian Portuguese to academic US English</w:t>
+      </w:r>
+      <w:ins w:id="3" w:author="MatheuS Santos" w:date="2026-10-24T22:10:00Z" w16du:dateUtc="2026-10-24T21:10:00Z">
+        <w:r>
+          <w:rPr>
+            <w:rFonts w:ascii="Calibri" w:hAnsi="Calibri" w:cs="Calibri"/>
+            <w:bCs/>
+            <w:sz w:val="28"/>
+            <w:szCs w:val="28"/>
+          </w:rPr>
+          <w:t xml:space="preserve"> ( Jupiter Lab )</w:t>
+        </w:r>
+      </w:ins>
+      <w:r>
+        <w:rPr>
+          <w:rFonts w:ascii="Calibri" w:hAnsi="Calibri" w:cs="Calibri"/>
+          <w:bCs/>
+          <w:sz w:val="28"/>
+          <w:szCs w:val="28"/>
+        </w:rPr>
+        <w:t>.</w:t>
       </w:r>
     </w:p>
     <w:p>
@@ -1269,8 +1276,8 @@
           </wp:inline>
         </w:drawing>
       </w:r>
-      <w:bookmarkStart w:id="1" w:name="_heading=h.gggb7lo7pcwv"/>
-      <w:bookmarkEnd w:id="1"/>
+      <w:bookmarkStart w:id="4" w:name="_heading=h.gggb7lo7pcwv"/>
+      <w:bookmarkEnd w:id="4"/>
     </w:p>
     <w:p>
       <w:pPr>
@@ -1289,6 +1296,8 @@
       <w:sdtPr>
         <w:rPr>
           <w:rFonts w:asciiTheme="minorHAnsi" w:eastAsiaTheme="minorHAnsi" w:hAnsiTheme="minorHAnsi" w:cstheme="minorBidi"/>
+          <w:b w:val="0"/>
+          <w:bCs w:val="0"/>
           <w:color w:val="auto"/>
           <w:kern w:val="2"/>
           <w:sz w:val="24"/>
@@ -1303,8 +1312,6 @@
       </w:sdtPr>
       <w:sdtEndPr>
         <w:rPr>
-          <w:b w:val="0"/>
-          <w:bCs w:val="0"/>
           <w:noProof/>
         </w:rPr>
       </w:sdtEndPr>
@@ -1321,18 +1328,14 @@
           <w:pPr>
             <w:pStyle w:val="TOC1"/>
             <w:rPr>
-              <w:ins w:id="2" w:author="MatheuS Santos" w:date="2026-10-24T17:09:00Z" w16du:dateUtc="2026-10-24T16:09:00Z"/>
+              <w:ins w:id="5" w:author="MatheuS Santos" w:date="2026-10-24T23:42:00Z" w16du:dateUtc="2026-10-24T22:42:00Z"/>
               <w:rFonts w:eastAsiaTheme="minorEastAsia"/>
+              <w:b w:val="0"/>
+              <w:bCs w:val="0"/>
+              <w:i w:val="0"/>
+              <w:iCs w:val="0"/>
               <w:noProof/>
             </w:rPr>
-            <w:pPrChange w:id="3" w:author="MatheuS Santos" w:date="2026-10-24T17:09:00Z" w16du:dateUtc="2026-10-24T16:09:00Z">
-              <w:pPr>
-                <w:pStyle w:val="TOC1"/>
-                <w:tabs>
-                  <w:tab w:val="right" w:leader="dot" w:pos="9350"/>
-                </w:tabs>
-              </w:pPr>
-            </w:pPrChange>
           </w:pPr>
           <w:r>
             <w:fldChar w:fldCharType="begin"/>
@@ -1343,7 +1346,7 @@
           <w:r>
             <w:fldChar w:fldCharType="separate"/>
           </w:r>
-          <w:ins w:id="4" w:author="MatheuS Santos" w:date="2026-10-24T17:09:00Z" w16du:dateUtc="2026-10-24T16:09:00Z">
+          <w:ins w:id="6" w:author="MatheuS Santos" w:date="2026-10-24T23:42:00Z" w16du:dateUtc="2026-10-24T22:42:00Z">
             <w:r>
               <w:rPr>
                 <w:rStyle w:val="Hyperlink"/>
@@ -1362,7 +1365,7 @@
               <w:rPr>
                 <w:noProof/>
               </w:rPr>
-              <w:instrText>HYPERLINK \l "_Toc243754206"</w:instrText>
+              <w:instrText>HYPERLINK \l "_Toc243777773"</w:instrText>
             </w:r>
             <w:r>
               <w:rPr>
@@ -1410,7 +1413,7 @@
                 <w:noProof/>
                 <w:webHidden/>
               </w:rPr>
-              <w:instrText xml:space="preserve"> PAGEREF _Toc243754206 \h </w:instrText>
+              <w:instrText xml:space="preserve"> PAGEREF _Toc243777773 \h </w:instrText>
             </w:r>
             <w:r>
               <w:rPr>
@@ -1452,20 +1455,16 @@
           <w:pPr>
             <w:pStyle w:val="TOC1"/>
             <w:rPr>
-              <w:ins w:id="5" w:author="MatheuS Santos" w:date="2026-10-24T17:09:00Z" w16du:dateUtc="2026-10-24T16:09:00Z"/>
+              <w:ins w:id="7" w:author="MatheuS Santos" w:date="2026-10-24T23:42:00Z" w16du:dateUtc="2026-10-24T22:42:00Z"/>
               <w:rFonts w:eastAsiaTheme="minorEastAsia"/>
+              <w:b w:val="0"/>
+              <w:bCs w:val="0"/>
+              <w:i w:val="0"/>
+              <w:iCs w:val="0"/>
               <w:noProof/>
             </w:rPr>
-            <w:pPrChange w:id="6" w:author="MatheuS Santos" w:date="2026-10-24T17:09:00Z" w16du:dateUtc="2026-10-24T16:09:00Z">
-              <w:pPr>
-                <w:pStyle w:val="TOC1"/>
-                <w:tabs>
-                  <w:tab w:val="right" w:leader="dot" w:pos="9350"/>
-                </w:tabs>
-              </w:pPr>
-            </w:pPrChange>
           </w:pPr>
-          <w:ins w:id="7" w:author="MatheuS Santos" w:date="2026-10-24T17:09:00Z" w16du:dateUtc="2026-10-24T16:09:00Z">
+          <w:ins w:id="8" w:author="MatheuS Santos" w:date="2026-10-24T23:42:00Z" w16du:dateUtc="2026-10-24T22:42:00Z">
             <w:r>
               <w:rPr>
                 <w:rStyle w:val="Hyperlink"/>
@@ -1484,7 +1483,7 @@
               <w:rPr>
                 <w:noProof/>
               </w:rPr>
-              <w:instrText>HYPERLINK \l "_Toc243754207"</w:instrText>
+              <w:instrText>HYPERLINK \l "_Toc243777774"</w:instrText>
             </w:r>
             <w:r>
               <w:rPr>
@@ -1532,7 +1531,7 @@
                 <w:noProof/>
                 <w:webHidden/>
               </w:rPr>
-              <w:instrText xml:space="preserve"> PAGEREF _Toc243754207 \h </w:instrText>
+              <w:instrText xml:space="preserve"> PAGEREF _Toc243777774 \h </w:instrText>
             </w:r>
             <w:r>
               <w:rPr>
@@ -1574,20 +1573,16 @@
           <w:pPr>
             <w:pStyle w:val="TOC1"/>
             <w:rPr>
-              <w:ins w:id="8" w:author="MatheuS Santos" w:date="2026-10-24T17:09:00Z" w16du:dateUtc="2026-10-24T16:09:00Z"/>
+              <w:ins w:id="9" w:author="MatheuS Santos" w:date="2026-10-24T23:42:00Z" w16du:dateUtc="2026-10-24T22:42:00Z"/>
               <w:rFonts w:eastAsiaTheme="minorEastAsia"/>
+              <w:b w:val="0"/>
+              <w:bCs w:val="0"/>
+              <w:i w:val="0"/>
+              <w:iCs w:val="0"/>
               <w:noProof/>
             </w:rPr>
-            <w:pPrChange w:id="9" w:author="MatheuS Santos" w:date="2026-10-24T17:09:00Z" w16du:dateUtc="2026-10-24T16:09:00Z">
-              <w:pPr>
-                <w:pStyle w:val="TOC1"/>
-                <w:tabs>
-                  <w:tab w:val="right" w:leader="dot" w:pos="9350"/>
-                </w:tabs>
-              </w:pPr>
-            </w:pPrChange>
           </w:pPr>
-          <w:ins w:id="10" w:author="MatheuS Santos" w:date="2026-10-24T17:09:00Z" w16du:dateUtc="2026-10-24T16:09:00Z">
+          <w:ins w:id="10" w:author="MatheuS Santos" w:date="2026-10-24T23:42:00Z" w16du:dateUtc="2026-10-24T22:42:00Z">
             <w:r>
               <w:rPr>
                 <w:rStyle w:val="Hyperlink"/>
@@ -1606,7 +1601,7 @@
               <w:rPr>
                 <w:noProof/>
               </w:rPr>
-              <w:instrText>HYPERLINK \l "_Toc243754208"</w:instrText>
+              <w:instrText>HYPERLINK \l "_Toc243777775"</w:instrText>
             </w:r>
             <w:r>
               <w:rPr>
@@ -1654,7 +1649,7 @@
                 <w:noProof/>
                 <w:webHidden/>
               </w:rPr>
-              <w:instrText xml:space="preserve"> PAGEREF _Toc243754208 \h </w:instrText>
+              <w:instrText xml:space="preserve"> PAGEREF _Toc243777775 \h </w:instrText>
             </w:r>
             <w:r>
               <w:rPr>
@@ -1696,20 +1691,16 @@
           <w:pPr>
             <w:pStyle w:val="TOC1"/>
             <w:rPr>
-              <w:ins w:id="11" w:author="MatheuS Santos" w:date="2026-10-24T17:09:00Z" w16du:dateUtc="2026-10-24T16:09:00Z"/>
+              <w:ins w:id="11" w:author="MatheuS Santos" w:date="2026-10-24T23:42:00Z" w16du:dateUtc="2026-10-24T22:42:00Z"/>
               <w:rFonts w:eastAsiaTheme="minorEastAsia"/>
+              <w:b w:val="0"/>
+              <w:bCs w:val="0"/>
+              <w:i w:val="0"/>
+              <w:iCs w:val="0"/>
               <w:noProof/>
             </w:rPr>
-            <w:pPrChange w:id="12" w:author="MatheuS Santos" w:date="2026-10-24T17:09:00Z" w16du:dateUtc="2026-10-24T16:09:00Z">
-              <w:pPr>
-                <w:pStyle w:val="TOC1"/>
-                <w:tabs>
-                  <w:tab w:val="right" w:leader="dot" w:pos="9350"/>
-                </w:tabs>
-              </w:pPr>
-            </w:pPrChange>
           </w:pPr>
-          <w:ins w:id="13" w:author="MatheuS Santos" w:date="2026-10-24T17:09:00Z" w16du:dateUtc="2026-10-24T16:09:00Z">
+          <w:ins w:id="12" w:author="MatheuS Santos" w:date="2026-10-24T23:42:00Z" w16du:dateUtc="2026-10-24T22:42:00Z">
             <w:r>
               <w:rPr>
                 <w:rStyle w:val="Hyperlink"/>
@@ -1728,7 +1719,7 @@
               <w:rPr>
                 <w:noProof/>
               </w:rPr>
-              <w:instrText>HYPERLINK \l "_Toc243754209"</w:instrText>
+              <w:instrText>HYPERLINK \l "_Toc243777776"</w:instrText>
             </w:r>
             <w:r>
               <w:rPr>
@@ -1776,7 +1767,7 @@
                 <w:noProof/>
                 <w:webHidden/>
               </w:rPr>
-              <w:instrText xml:space="preserve"> PAGEREF _Toc243754209 \h </w:instrText>
+              <w:instrText xml:space="preserve"> PAGEREF _Toc243777776 \h </w:instrText>
             </w:r>
             <w:r>
               <w:rPr>
@@ -1821,7 +1812,7 @@
               <w:tab w:val="right" w:leader="dot" w:pos="9350"/>
             </w:tabs>
             <w:rPr>
-              <w:ins w:id="14" w:author="MatheuS Santos" w:date="2026-10-24T17:09:00Z" w16du:dateUtc="2026-10-24T16:09:00Z"/>
+              <w:ins w:id="13" w:author="MatheuS Santos" w:date="2026-10-24T23:42:00Z" w16du:dateUtc="2026-10-24T22:42:00Z"/>
               <w:rFonts w:eastAsiaTheme="minorEastAsia"/>
               <w:b w:val="0"/>
               <w:bCs w:val="0"/>
@@ -1830,7 +1821,7 @@
               <w:szCs w:val="24"/>
             </w:rPr>
           </w:pPr>
-          <w:ins w:id="15" w:author="MatheuS Santos" w:date="2026-10-24T17:09:00Z" w16du:dateUtc="2026-10-24T16:09:00Z">
+          <w:ins w:id="14" w:author="MatheuS Santos" w:date="2026-10-24T23:42:00Z" w16du:dateUtc="2026-10-24T22:42:00Z">
             <w:r>
               <w:rPr>
                 <w:rStyle w:val="Hyperlink"/>
@@ -1849,7 +1840,7 @@
               <w:rPr>
                 <w:noProof/>
               </w:rPr>
-              <w:instrText>HYPERLINK \l "_Toc243754210"</w:instrText>
+              <w:instrText>HYPERLINK \l "_Toc243777777"</w:instrText>
             </w:r>
             <w:r>
               <w:rPr>
@@ -1897,7 +1888,7 @@
                 <w:noProof/>
                 <w:webHidden/>
               </w:rPr>
-              <w:instrText xml:space="preserve"> PAGEREF _Toc243754210 \h </w:instrText>
+              <w:instrText xml:space="preserve"> PAGEREF _Toc243777777 \h </w:instrText>
             </w:r>
             <w:r>
               <w:rPr>
@@ -1942,7 +1933,7 @@
               <w:tab w:val="right" w:leader="dot" w:pos="9350"/>
             </w:tabs>
             <w:rPr>
-              <w:ins w:id="16" w:author="MatheuS Santos" w:date="2026-10-24T17:09:00Z" w16du:dateUtc="2026-10-24T16:09:00Z"/>
+              <w:ins w:id="15" w:author="MatheuS Santos" w:date="2026-10-24T23:42:00Z" w16du:dateUtc="2026-10-24T22:42:00Z"/>
               <w:rFonts w:eastAsiaTheme="minorEastAsia"/>
               <w:b w:val="0"/>
               <w:bCs w:val="0"/>
@@ -1951,7 +1942,7 @@
               <w:szCs w:val="24"/>
             </w:rPr>
           </w:pPr>
-          <w:ins w:id="17" w:author="MatheuS Santos" w:date="2026-10-24T17:09:00Z" w16du:dateUtc="2026-10-24T16:09:00Z">
+          <w:ins w:id="16" w:author="MatheuS Santos" w:date="2026-10-24T23:42:00Z" w16du:dateUtc="2026-10-24T22:42:00Z">
             <w:r>
               <w:rPr>
                 <w:rStyle w:val="Hyperlink"/>
@@ -1970,7 +1961,7 @@
               <w:rPr>
                 <w:noProof/>
               </w:rPr>
-              <w:instrText>HYPERLINK \l "_Toc243754211"</w:instrText>
+              <w:instrText>HYPERLINK \l "_Toc243777778"</w:instrText>
             </w:r>
             <w:r>
               <w:rPr>
@@ -2018,7 +2009,7 @@
                 <w:noProof/>
                 <w:webHidden/>
               </w:rPr>
-              <w:instrText xml:space="preserve"> PAGEREF _Toc243754211 \h </w:instrText>
+              <w:instrText xml:space="preserve"> PAGEREF _Toc243777778 \h </w:instrText>
             </w:r>
             <w:r>
               <w:rPr>
@@ -2060,2192 +2051,7 @@
           <w:pPr>
             <w:pStyle w:val="TOC1"/>
             <w:rPr>
-              <w:ins w:id="18" w:author="MatheuS Santos" w:date="2026-10-24T17:09:00Z" w16du:dateUtc="2026-10-24T16:09:00Z"/>
-              <w:rFonts w:eastAsiaTheme="minorEastAsia"/>
-              <w:noProof/>
-            </w:rPr>
-            <w:pPrChange w:id="19" w:author="MatheuS Santos" w:date="2026-10-24T17:09:00Z" w16du:dateUtc="2026-10-24T16:09:00Z">
-              <w:pPr>
-                <w:pStyle w:val="TOC1"/>
-                <w:tabs>
-                  <w:tab w:val="right" w:leader="dot" w:pos="9350"/>
-                </w:tabs>
-              </w:pPr>
-            </w:pPrChange>
-          </w:pPr>
-          <w:ins w:id="20" w:author="MatheuS Santos" w:date="2026-10-24T17:09:00Z" w16du:dateUtc="2026-10-24T16:09:00Z">
-            <w:r>
-              <w:rPr>
-                <w:rStyle w:val="Hyperlink"/>
-                <w:noProof/>
-              </w:rPr>
-              <w:fldChar w:fldCharType="begin"/>
-            </w:r>
-            <w:r>
-              <w:rPr>
-                <w:rStyle w:val="Hyperlink"/>
-                <w:noProof/>
-              </w:rPr>
-              <w:instrText xml:space="preserve"> </w:instrText>
-            </w:r>
-            <w:r>
-              <w:rPr>
-                <w:noProof/>
-              </w:rPr>
-              <w:instrText>HYPERLINK \l "_Toc243754212"</w:instrText>
-            </w:r>
-            <w:r>
-              <w:rPr>
-                <w:rStyle w:val="Hyperlink"/>
-                <w:noProof/>
-              </w:rPr>
-              <w:instrText xml:space="preserve"> </w:instrText>
-            </w:r>
-            <w:r>
-              <w:rPr>
-                <w:rStyle w:val="Hyperlink"/>
-                <w:noProof/>
-              </w:rPr>
-            </w:r>
-            <w:r>
-              <w:rPr>
-                <w:rStyle w:val="Hyperlink"/>
-                <w:noProof/>
-              </w:rPr>
-              <w:fldChar w:fldCharType="separate"/>
-            </w:r>
-            <w:r>
-              <w:rPr>
-                <w:rStyle w:val="Hyperlink"/>
-                <w:noProof/>
-              </w:rPr>
-              <w:t>5. Scope</w:t>
-            </w:r>
-            <w:r>
-              <w:rPr>
-                <w:noProof/>
-                <w:webHidden/>
-              </w:rPr>
-              <w:tab/>
-            </w:r>
-            <w:r>
-              <w:rPr>
-                <w:noProof/>
-                <w:webHidden/>
-              </w:rPr>
-              <w:fldChar w:fldCharType="begin"/>
-            </w:r>
-            <w:r>
-              <w:rPr>
-                <w:noProof/>
-                <w:webHidden/>
-              </w:rPr>
-              <w:instrText xml:space="preserve"> PAGEREF _Toc243754212 \h </w:instrText>
-            </w:r>
-            <w:r>
-              <w:rPr>
-                <w:noProof/>
-                <w:webHidden/>
-              </w:rPr>
-            </w:r>
-            <w:r>
-              <w:rPr>
-                <w:noProof/>
-                <w:webHidden/>
-              </w:rPr>
-              <w:fldChar w:fldCharType="separate"/>
-            </w:r>
-            <w:r>
-              <w:rPr>
-                <w:noProof/>
-                <w:webHidden/>
-              </w:rPr>
-              <w:t>5</w:t>
-            </w:r>
-            <w:r>
-              <w:rPr>
-                <w:noProof/>
-                <w:webHidden/>
-              </w:rPr>
-              <w:fldChar w:fldCharType="end"/>
-            </w:r>
-            <w:r>
-              <w:rPr>
-                <w:rStyle w:val="Hyperlink"/>
-                <w:noProof/>
-              </w:rPr>
-              <w:fldChar w:fldCharType="end"/>
-            </w:r>
-          </w:ins>
-        </w:p>
-        <w:p>
-          <w:pPr>
-            <w:pStyle w:val="TOC1"/>
-            <w:rPr>
-              <w:ins w:id="21" w:author="MatheuS Santos" w:date="2026-10-24T17:09:00Z" w16du:dateUtc="2026-10-24T16:09:00Z"/>
-              <w:rFonts w:eastAsiaTheme="minorEastAsia"/>
-              <w:noProof/>
-            </w:rPr>
-            <w:pPrChange w:id="22" w:author="MatheuS Santos" w:date="2026-10-24T17:09:00Z" w16du:dateUtc="2026-10-24T16:09:00Z">
-              <w:pPr>
-                <w:pStyle w:val="TOC1"/>
-                <w:tabs>
-                  <w:tab w:val="right" w:leader="dot" w:pos="9350"/>
-                </w:tabs>
-              </w:pPr>
-            </w:pPrChange>
-          </w:pPr>
-          <w:ins w:id="23" w:author="MatheuS Santos" w:date="2026-10-24T17:09:00Z" w16du:dateUtc="2026-10-24T16:09:00Z">
-            <w:r>
-              <w:rPr>
-                <w:rStyle w:val="Hyperlink"/>
-                <w:noProof/>
-              </w:rPr>
-              <w:fldChar w:fldCharType="begin"/>
-            </w:r>
-            <w:r>
-              <w:rPr>
-                <w:rStyle w:val="Hyperlink"/>
-                <w:noProof/>
-              </w:rPr>
-              <w:instrText xml:space="preserve"> </w:instrText>
-            </w:r>
-            <w:r>
-              <w:rPr>
-                <w:noProof/>
-              </w:rPr>
-              <w:instrText>HYPERLINK \l "_Toc243754213"</w:instrText>
-            </w:r>
-            <w:r>
-              <w:rPr>
-                <w:rStyle w:val="Hyperlink"/>
-                <w:noProof/>
-              </w:rPr>
-              <w:instrText xml:space="preserve"> </w:instrText>
-            </w:r>
-            <w:r>
-              <w:rPr>
-                <w:rStyle w:val="Hyperlink"/>
-                <w:noProof/>
-              </w:rPr>
-            </w:r>
-            <w:r>
-              <w:rPr>
-                <w:rStyle w:val="Hyperlink"/>
-                <w:noProof/>
-              </w:rPr>
-              <w:fldChar w:fldCharType="separate"/>
-            </w:r>
-            <w:r>
-              <w:rPr>
-                <w:rStyle w:val="Hyperlink"/>
-                <w:noProof/>
-              </w:rPr>
-              <w:t>6. Methodology</w:t>
-            </w:r>
-            <w:r>
-              <w:rPr>
-                <w:noProof/>
-                <w:webHidden/>
-              </w:rPr>
-              <w:tab/>
-            </w:r>
-            <w:r>
-              <w:rPr>
-                <w:noProof/>
-                <w:webHidden/>
-              </w:rPr>
-              <w:fldChar w:fldCharType="begin"/>
-            </w:r>
-            <w:r>
-              <w:rPr>
-                <w:noProof/>
-                <w:webHidden/>
-              </w:rPr>
-              <w:instrText xml:space="preserve"> PAGEREF _Toc243754213 \h </w:instrText>
-            </w:r>
-            <w:r>
-              <w:rPr>
-                <w:noProof/>
-                <w:webHidden/>
-              </w:rPr>
-            </w:r>
-            <w:r>
-              <w:rPr>
-                <w:noProof/>
-                <w:webHidden/>
-              </w:rPr>
-              <w:fldChar w:fldCharType="separate"/>
-            </w:r>
-            <w:r>
-              <w:rPr>
-                <w:noProof/>
-                <w:webHidden/>
-              </w:rPr>
-              <w:t>6</w:t>
-            </w:r>
-            <w:r>
-              <w:rPr>
-                <w:noProof/>
-                <w:webHidden/>
-              </w:rPr>
-              <w:fldChar w:fldCharType="end"/>
-            </w:r>
-            <w:r>
-              <w:rPr>
-                <w:rStyle w:val="Hyperlink"/>
-                <w:noProof/>
-              </w:rPr>
-              <w:fldChar w:fldCharType="end"/>
-            </w:r>
-          </w:ins>
-        </w:p>
-        <w:p>
-          <w:pPr>
-            <w:pStyle w:val="TOC2"/>
-            <w:tabs>
-              <w:tab w:val="right" w:leader="dot" w:pos="9350"/>
-            </w:tabs>
-            <w:rPr>
-              <w:ins w:id="24" w:author="MatheuS Santos" w:date="2026-10-24T17:09:00Z" w16du:dateUtc="2026-10-24T16:09:00Z"/>
-              <w:rFonts w:eastAsiaTheme="minorEastAsia"/>
-              <w:b w:val="0"/>
-              <w:bCs w:val="0"/>
-              <w:noProof/>
-              <w:sz w:val="24"/>
-              <w:szCs w:val="24"/>
-            </w:rPr>
-          </w:pPr>
-          <w:ins w:id="25" w:author="MatheuS Santos" w:date="2026-10-24T17:09:00Z" w16du:dateUtc="2026-10-24T16:09:00Z">
-            <w:r>
-              <w:rPr>
-                <w:rStyle w:val="Hyperlink"/>
-                <w:noProof/>
-              </w:rPr>
-              <w:fldChar w:fldCharType="begin"/>
-            </w:r>
-            <w:r>
-              <w:rPr>
-                <w:rStyle w:val="Hyperlink"/>
-                <w:noProof/>
-              </w:rPr>
-              <w:instrText xml:space="preserve"> </w:instrText>
-            </w:r>
-            <w:r>
-              <w:rPr>
-                <w:noProof/>
-              </w:rPr>
-              <w:instrText>HYPERLINK \l "_Toc243754214"</w:instrText>
-            </w:r>
-            <w:r>
-              <w:rPr>
-                <w:rStyle w:val="Hyperlink"/>
-                <w:noProof/>
-              </w:rPr>
-              <w:instrText xml:space="preserve"> </w:instrText>
-            </w:r>
-            <w:r>
-              <w:rPr>
-                <w:rStyle w:val="Hyperlink"/>
-                <w:noProof/>
-              </w:rPr>
-            </w:r>
-            <w:r>
-              <w:rPr>
-                <w:rStyle w:val="Hyperlink"/>
-                <w:noProof/>
-              </w:rPr>
-              <w:fldChar w:fldCharType="separate"/>
-            </w:r>
-            <w:r>
-              <w:rPr>
-                <w:rStyle w:val="Hyperlink"/>
-                <w:noProof/>
-              </w:rPr>
-              <w:t>6.1. The methodology consists of the following stages:</w:t>
-            </w:r>
-            <w:r>
-              <w:rPr>
-                <w:noProof/>
-                <w:webHidden/>
-              </w:rPr>
-              <w:tab/>
-            </w:r>
-            <w:r>
-              <w:rPr>
-                <w:noProof/>
-                <w:webHidden/>
-              </w:rPr>
-              <w:fldChar w:fldCharType="begin"/>
-            </w:r>
-            <w:r>
-              <w:rPr>
-                <w:noProof/>
-                <w:webHidden/>
-              </w:rPr>
-              <w:instrText xml:space="preserve"> PAGEREF _Toc243754214 \h </w:instrText>
-            </w:r>
-            <w:r>
-              <w:rPr>
-                <w:noProof/>
-                <w:webHidden/>
-              </w:rPr>
-            </w:r>
-            <w:r>
-              <w:rPr>
-                <w:noProof/>
-                <w:webHidden/>
-              </w:rPr>
-              <w:fldChar w:fldCharType="separate"/>
-            </w:r>
-            <w:r>
-              <w:rPr>
-                <w:noProof/>
-                <w:webHidden/>
-              </w:rPr>
-              <w:t>6</w:t>
-            </w:r>
-            <w:r>
-              <w:rPr>
-                <w:noProof/>
-                <w:webHidden/>
-              </w:rPr>
-              <w:fldChar w:fldCharType="end"/>
-            </w:r>
-            <w:r>
-              <w:rPr>
-                <w:rStyle w:val="Hyperlink"/>
-                <w:noProof/>
-              </w:rPr>
-              <w:fldChar w:fldCharType="end"/>
-            </w:r>
-          </w:ins>
-        </w:p>
-        <w:p>
-          <w:pPr>
-            <w:pStyle w:val="TOC3"/>
-            <w:tabs>
-              <w:tab w:val="right" w:leader="dot" w:pos="9350"/>
-            </w:tabs>
-            <w:rPr>
-              <w:ins w:id="26" w:author="MatheuS Santos" w:date="2026-10-24T17:09:00Z" w16du:dateUtc="2026-10-24T16:09:00Z"/>
-              <w:rFonts w:eastAsiaTheme="minorEastAsia"/>
-              <w:noProof/>
-              <w:sz w:val="24"/>
-              <w:szCs w:val="24"/>
-            </w:rPr>
-          </w:pPr>
-          <w:ins w:id="27" w:author="MatheuS Santos" w:date="2026-10-24T17:09:00Z" w16du:dateUtc="2026-10-24T16:09:00Z">
-            <w:r>
-              <w:rPr>
-                <w:rStyle w:val="Hyperlink"/>
-                <w:noProof/>
-              </w:rPr>
-              <w:fldChar w:fldCharType="begin"/>
-            </w:r>
-            <w:r>
-              <w:rPr>
-                <w:rStyle w:val="Hyperlink"/>
-                <w:noProof/>
-              </w:rPr>
-              <w:instrText xml:space="preserve"> </w:instrText>
-            </w:r>
-            <w:r>
-              <w:rPr>
-                <w:noProof/>
-              </w:rPr>
-              <w:instrText>HYPERLINK \l "_Toc243754215"</w:instrText>
-            </w:r>
-            <w:r>
-              <w:rPr>
-                <w:rStyle w:val="Hyperlink"/>
-                <w:noProof/>
-              </w:rPr>
-              <w:instrText xml:space="preserve"> </w:instrText>
-            </w:r>
-            <w:r>
-              <w:rPr>
-                <w:rStyle w:val="Hyperlink"/>
-                <w:noProof/>
-              </w:rPr>
-            </w:r>
-            <w:r>
-              <w:rPr>
-                <w:rStyle w:val="Hyperlink"/>
-                <w:noProof/>
-              </w:rPr>
-              <w:fldChar w:fldCharType="separate"/>
-            </w:r>
-            <w:r>
-              <w:rPr>
-                <w:rStyle w:val="Hyperlink"/>
-                <w:noProof/>
-              </w:rPr>
-              <w:t>6.1.1. Data acquisition and understanding:</w:t>
-            </w:r>
-            <w:r>
-              <w:rPr>
-                <w:noProof/>
-                <w:webHidden/>
-              </w:rPr>
-              <w:tab/>
-            </w:r>
-            <w:r>
-              <w:rPr>
-                <w:noProof/>
-                <w:webHidden/>
-              </w:rPr>
-              <w:fldChar w:fldCharType="begin"/>
-            </w:r>
-            <w:r>
-              <w:rPr>
-                <w:noProof/>
-                <w:webHidden/>
-              </w:rPr>
-              <w:instrText xml:space="preserve"> PAGEREF _Toc243754215 \h </w:instrText>
-            </w:r>
-            <w:r>
-              <w:rPr>
-                <w:noProof/>
-                <w:webHidden/>
-              </w:rPr>
-            </w:r>
-            <w:r>
-              <w:rPr>
-                <w:noProof/>
-                <w:webHidden/>
-              </w:rPr>
-              <w:fldChar w:fldCharType="separate"/>
-            </w:r>
-            <w:r>
-              <w:rPr>
-                <w:noProof/>
-                <w:webHidden/>
-              </w:rPr>
-              <w:t>6</w:t>
-            </w:r>
-            <w:r>
-              <w:rPr>
-                <w:noProof/>
-                <w:webHidden/>
-              </w:rPr>
-              <w:fldChar w:fldCharType="end"/>
-            </w:r>
-            <w:r>
-              <w:rPr>
-                <w:rStyle w:val="Hyperlink"/>
-                <w:noProof/>
-              </w:rPr>
-              <w:fldChar w:fldCharType="end"/>
-            </w:r>
-          </w:ins>
-        </w:p>
-        <w:p>
-          <w:pPr>
-            <w:pStyle w:val="TOC3"/>
-            <w:tabs>
-              <w:tab w:val="right" w:leader="dot" w:pos="9350"/>
-            </w:tabs>
-            <w:rPr>
-              <w:ins w:id="28" w:author="MatheuS Santos" w:date="2026-10-24T17:09:00Z" w16du:dateUtc="2026-10-24T16:09:00Z"/>
-              <w:rFonts w:eastAsiaTheme="minorEastAsia"/>
-              <w:noProof/>
-              <w:sz w:val="24"/>
-              <w:szCs w:val="24"/>
-            </w:rPr>
-          </w:pPr>
-          <w:ins w:id="29" w:author="MatheuS Santos" w:date="2026-10-24T17:09:00Z" w16du:dateUtc="2026-10-24T16:09:00Z">
-            <w:r>
-              <w:rPr>
-                <w:rStyle w:val="Hyperlink"/>
-                <w:noProof/>
-              </w:rPr>
-              <w:fldChar w:fldCharType="begin"/>
-            </w:r>
-            <w:r>
-              <w:rPr>
-                <w:rStyle w:val="Hyperlink"/>
-                <w:noProof/>
-              </w:rPr>
-              <w:instrText xml:space="preserve"> </w:instrText>
-            </w:r>
-            <w:r>
-              <w:rPr>
-                <w:noProof/>
-              </w:rPr>
-              <w:instrText>HYPERLINK \l "_Toc243754216"</w:instrText>
-            </w:r>
-            <w:r>
-              <w:rPr>
-                <w:rStyle w:val="Hyperlink"/>
-                <w:noProof/>
-              </w:rPr>
-              <w:instrText xml:space="preserve"> </w:instrText>
-            </w:r>
-            <w:r>
-              <w:rPr>
-                <w:rStyle w:val="Hyperlink"/>
-                <w:noProof/>
-              </w:rPr>
-            </w:r>
-            <w:r>
-              <w:rPr>
-                <w:rStyle w:val="Hyperlink"/>
-                <w:noProof/>
-              </w:rPr>
-              <w:fldChar w:fldCharType="separate"/>
-            </w:r>
-            <w:r>
-              <w:rPr>
-                <w:rStyle w:val="Hyperlink"/>
-                <w:noProof/>
-              </w:rPr>
-              <w:t>6.1.2. Data Quality assessment:</w:t>
-            </w:r>
-            <w:r>
-              <w:rPr>
-                <w:noProof/>
-                <w:webHidden/>
-              </w:rPr>
-              <w:tab/>
-            </w:r>
-            <w:r>
-              <w:rPr>
-                <w:noProof/>
-                <w:webHidden/>
-              </w:rPr>
-              <w:fldChar w:fldCharType="begin"/>
-            </w:r>
-            <w:r>
-              <w:rPr>
-                <w:noProof/>
-                <w:webHidden/>
-              </w:rPr>
-              <w:instrText xml:space="preserve"> PAGEREF _Toc243754216 \h </w:instrText>
-            </w:r>
-            <w:r>
-              <w:rPr>
-                <w:noProof/>
-                <w:webHidden/>
-              </w:rPr>
-            </w:r>
-            <w:r>
-              <w:rPr>
-                <w:noProof/>
-                <w:webHidden/>
-              </w:rPr>
-              <w:fldChar w:fldCharType="separate"/>
-            </w:r>
-            <w:r>
-              <w:rPr>
-                <w:noProof/>
-                <w:webHidden/>
-              </w:rPr>
-              <w:t>6</w:t>
-            </w:r>
-            <w:r>
-              <w:rPr>
-                <w:noProof/>
-                <w:webHidden/>
-              </w:rPr>
-              <w:fldChar w:fldCharType="end"/>
-            </w:r>
-            <w:r>
-              <w:rPr>
-                <w:rStyle w:val="Hyperlink"/>
-                <w:noProof/>
-              </w:rPr>
-              <w:fldChar w:fldCharType="end"/>
-            </w:r>
-          </w:ins>
-        </w:p>
-        <w:p>
-          <w:pPr>
-            <w:pStyle w:val="TOC3"/>
-            <w:tabs>
-              <w:tab w:val="right" w:leader="dot" w:pos="9350"/>
-            </w:tabs>
-            <w:rPr>
-              <w:ins w:id="30" w:author="MatheuS Santos" w:date="2026-10-24T17:09:00Z" w16du:dateUtc="2026-10-24T16:09:00Z"/>
-              <w:rFonts w:eastAsiaTheme="minorEastAsia"/>
-              <w:noProof/>
-              <w:sz w:val="24"/>
-              <w:szCs w:val="24"/>
-            </w:rPr>
-          </w:pPr>
-          <w:ins w:id="31" w:author="MatheuS Santos" w:date="2026-10-24T17:09:00Z" w16du:dateUtc="2026-10-24T16:09:00Z">
-            <w:r>
-              <w:rPr>
-                <w:rStyle w:val="Hyperlink"/>
-                <w:noProof/>
-              </w:rPr>
-              <w:fldChar w:fldCharType="begin"/>
-            </w:r>
-            <w:r>
-              <w:rPr>
-                <w:rStyle w:val="Hyperlink"/>
-                <w:noProof/>
-              </w:rPr>
-              <w:instrText xml:space="preserve"> </w:instrText>
-            </w:r>
-            <w:r>
-              <w:rPr>
-                <w:noProof/>
-              </w:rPr>
-              <w:instrText>HYPERLINK \l "_Toc243754217"</w:instrText>
-            </w:r>
-            <w:r>
-              <w:rPr>
-                <w:rStyle w:val="Hyperlink"/>
-                <w:noProof/>
-              </w:rPr>
-              <w:instrText xml:space="preserve"> </w:instrText>
-            </w:r>
-            <w:r>
-              <w:rPr>
-                <w:rStyle w:val="Hyperlink"/>
-                <w:noProof/>
-              </w:rPr>
-            </w:r>
-            <w:r>
-              <w:rPr>
-                <w:rStyle w:val="Hyperlink"/>
-                <w:noProof/>
-              </w:rPr>
-              <w:fldChar w:fldCharType="separate"/>
-            </w:r>
-            <w:r>
-              <w:rPr>
-                <w:rStyle w:val="Hyperlink"/>
-                <w:noProof/>
-              </w:rPr>
-              <w:t>6.1.3. Exploratory Data Analysis:</w:t>
-            </w:r>
-            <w:r>
-              <w:rPr>
-                <w:noProof/>
-                <w:webHidden/>
-              </w:rPr>
-              <w:tab/>
-            </w:r>
-            <w:r>
-              <w:rPr>
-                <w:noProof/>
-                <w:webHidden/>
-              </w:rPr>
-              <w:fldChar w:fldCharType="begin"/>
-            </w:r>
-            <w:r>
-              <w:rPr>
-                <w:noProof/>
-                <w:webHidden/>
-              </w:rPr>
-              <w:instrText xml:space="preserve"> PAGEREF _Toc243754217 \h </w:instrText>
-            </w:r>
-            <w:r>
-              <w:rPr>
-                <w:noProof/>
-                <w:webHidden/>
-              </w:rPr>
-            </w:r>
-            <w:r>
-              <w:rPr>
-                <w:noProof/>
-                <w:webHidden/>
-              </w:rPr>
-              <w:fldChar w:fldCharType="separate"/>
-            </w:r>
-            <w:r>
-              <w:rPr>
-                <w:noProof/>
-                <w:webHidden/>
-              </w:rPr>
-              <w:t>6</w:t>
-            </w:r>
-            <w:r>
-              <w:rPr>
-                <w:noProof/>
-                <w:webHidden/>
-              </w:rPr>
-              <w:fldChar w:fldCharType="end"/>
-            </w:r>
-            <w:r>
-              <w:rPr>
-                <w:rStyle w:val="Hyperlink"/>
-                <w:noProof/>
-              </w:rPr>
-              <w:fldChar w:fldCharType="end"/>
-            </w:r>
-          </w:ins>
-        </w:p>
-        <w:p>
-          <w:pPr>
-            <w:pStyle w:val="TOC3"/>
-            <w:tabs>
-              <w:tab w:val="right" w:leader="dot" w:pos="9350"/>
-            </w:tabs>
-            <w:rPr>
-              <w:ins w:id="32" w:author="MatheuS Santos" w:date="2026-10-24T17:09:00Z" w16du:dateUtc="2026-10-24T16:09:00Z"/>
-              <w:rFonts w:eastAsiaTheme="minorEastAsia"/>
-              <w:noProof/>
-              <w:sz w:val="24"/>
-              <w:szCs w:val="24"/>
-            </w:rPr>
-          </w:pPr>
-          <w:ins w:id="33" w:author="MatheuS Santos" w:date="2026-10-24T17:09:00Z" w16du:dateUtc="2026-10-24T16:09:00Z">
-            <w:r>
-              <w:rPr>
-                <w:rStyle w:val="Hyperlink"/>
-                <w:noProof/>
-              </w:rPr>
-              <w:fldChar w:fldCharType="begin"/>
-            </w:r>
-            <w:r>
-              <w:rPr>
-                <w:rStyle w:val="Hyperlink"/>
-                <w:noProof/>
-              </w:rPr>
-              <w:instrText xml:space="preserve"> </w:instrText>
-            </w:r>
-            <w:r>
-              <w:rPr>
-                <w:noProof/>
-              </w:rPr>
-              <w:instrText>HYPERLINK \l "_Toc243754218"</w:instrText>
-            </w:r>
-            <w:r>
-              <w:rPr>
-                <w:rStyle w:val="Hyperlink"/>
-                <w:noProof/>
-              </w:rPr>
-              <w:instrText xml:space="preserve"> </w:instrText>
-            </w:r>
-            <w:r>
-              <w:rPr>
-                <w:rStyle w:val="Hyperlink"/>
-                <w:noProof/>
-              </w:rPr>
-            </w:r>
-            <w:r>
-              <w:rPr>
-                <w:rStyle w:val="Hyperlink"/>
-                <w:noProof/>
-              </w:rPr>
-              <w:fldChar w:fldCharType="separate"/>
-            </w:r>
-            <w:r>
-              <w:rPr>
-                <w:rStyle w:val="Hyperlink"/>
-                <w:noProof/>
-              </w:rPr>
-              <w:t>6.1.4. Class Imbalance Analysis:</w:t>
-            </w:r>
-            <w:r>
-              <w:rPr>
-                <w:noProof/>
-                <w:webHidden/>
-              </w:rPr>
-              <w:tab/>
-            </w:r>
-            <w:r>
-              <w:rPr>
-                <w:noProof/>
-                <w:webHidden/>
-              </w:rPr>
-              <w:fldChar w:fldCharType="begin"/>
-            </w:r>
-            <w:r>
-              <w:rPr>
-                <w:noProof/>
-                <w:webHidden/>
-              </w:rPr>
-              <w:instrText xml:space="preserve"> PAGEREF _Toc243754218 \h </w:instrText>
-            </w:r>
-            <w:r>
-              <w:rPr>
-                <w:noProof/>
-                <w:webHidden/>
-              </w:rPr>
-            </w:r>
-            <w:r>
-              <w:rPr>
-                <w:noProof/>
-                <w:webHidden/>
-              </w:rPr>
-              <w:fldChar w:fldCharType="separate"/>
-            </w:r>
-            <w:r>
-              <w:rPr>
-                <w:noProof/>
-                <w:webHidden/>
-              </w:rPr>
-              <w:t>6</w:t>
-            </w:r>
-            <w:r>
-              <w:rPr>
-                <w:noProof/>
-                <w:webHidden/>
-              </w:rPr>
-              <w:fldChar w:fldCharType="end"/>
-            </w:r>
-            <w:r>
-              <w:rPr>
-                <w:rStyle w:val="Hyperlink"/>
-                <w:noProof/>
-              </w:rPr>
-              <w:fldChar w:fldCharType="end"/>
-            </w:r>
-          </w:ins>
-        </w:p>
-        <w:p>
-          <w:pPr>
-            <w:pStyle w:val="TOC3"/>
-            <w:tabs>
-              <w:tab w:val="right" w:leader="dot" w:pos="9350"/>
-            </w:tabs>
-            <w:rPr>
-              <w:ins w:id="34" w:author="MatheuS Santos" w:date="2026-10-24T17:09:00Z" w16du:dateUtc="2026-10-24T16:09:00Z"/>
-              <w:rFonts w:eastAsiaTheme="minorEastAsia"/>
-              <w:noProof/>
-              <w:sz w:val="24"/>
-              <w:szCs w:val="24"/>
-            </w:rPr>
-          </w:pPr>
-          <w:ins w:id="35" w:author="MatheuS Santos" w:date="2026-10-24T17:09:00Z" w16du:dateUtc="2026-10-24T16:09:00Z">
-            <w:r>
-              <w:rPr>
-                <w:rStyle w:val="Hyperlink"/>
-                <w:noProof/>
-              </w:rPr>
-              <w:fldChar w:fldCharType="begin"/>
-            </w:r>
-            <w:r>
-              <w:rPr>
-                <w:rStyle w:val="Hyperlink"/>
-                <w:noProof/>
-              </w:rPr>
-              <w:instrText xml:space="preserve"> </w:instrText>
-            </w:r>
-            <w:r>
-              <w:rPr>
-                <w:noProof/>
-              </w:rPr>
-              <w:instrText>HYPERLINK \l "_Toc243754219"</w:instrText>
-            </w:r>
-            <w:r>
-              <w:rPr>
-                <w:rStyle w:val="Hyperlink"/>
-                <w:noProof/>
-              </w:rPr>
-              <w:instrText xml:space="preserve"> </w:instrText>
-            </w:r>
-            <w:r>
-              <w:rPr>
-                <w:rStyle w:val="Hyperlink"/>
-                <w:noProof/>
-              </w:rPr>
-            </w:r>
-            <w:r>
-              <w:rPr>
-                <w:rStyle w:val="Hyperlink"/>
-                <w:noProof/>
-              </w:rPr>
-              <w:fldChar w:fldCharType="separate"/>
-            </w:r>
-            <w:r>
-              <w:rPr>
-                <w:rStyle w:val="Hyperlink"/>
-                <w:noProof/>
-              </w:rPr>
-              <w:t>6.1.5. Outlier Analysis</w:t>
-            </w:r>
-            <w:r>
-              <w:rPr>
-                <w:noProof/>
-                <w:webHidden/>
-              </w:rPr>
-              <w:tab/>
-            </w:r>
-            <w:r>
-              <w:rPr>
-                <w:noProof/>
-                <w:webHidden/>
-              </w:rPr>
-              <w:fldChar w:fldCharType="begin"/>
-            </w:r>
-            <w:r>
-              <w:rPr>
-                <w:noProof/>
-                <w:webHidden/>
-              </w:rPr>
-              <w:instrText xml:space="preserve"> PAGEREF _Toc243754219 \h </w:instrText>
-            </w:r>
-            <w:r>
-              <w:rPr>
-                <w:noProof/>
-                <w:webHidden/>
-              </w:rPr>
-            </w:r>
-            <w:r>
-              <w:rPr>
-                <w:noProof/>
-                <w:webHidden/>
-              </w:rPr>
-              <w:fldChar w:fldCharType="separate"/>
-            </w:r>
-            <w:r>
-              <w:rPr>
-                <w:noProof/>
-                <w:webHidden/>
-              </w:rPr>
-              <w:t>6</w:t>
-            </w:r>
-            <w:r>
-              <w:rPr>
-                <w:noProof/>
-                <w:webHidden/>
-              </w:rPr>
-              <w:fldChar w:fldCharType="end"/>
-            </w:r>
-            <w:r>
-              <w:rPr>
-                <w:rStyle w:val="Hyperlink"/>
-                <w:noProof/>
-              </w:rPr>
-              <w:fldChar w:fldCharType="end"/>
-            </w:r>
-          </w:ins>
-        </w:p>
-        <w:p>
-          <w:pPr>
-            <w:pStyle w:val="TOC3"/>
-            <w:tabs>
-              <w:tab w:val="right" w:leader="dot" w:pos="9350"/>
-            </w:tabs>
-            <w:rPr>
-              <w:ins w:id="36" w:author="MatheuS Santos" w:date="2026-10-24T17:09:00Z" w16du:dateUtc="2026-10-24T16:09:00Z"/>
-              <w:rFonts w:eastAsiaTheme="minorEastAsia"/>
-              <w:noProof/>
-              <w:sz w:val="24"/>
-              <w:szCs w:val="24"/>
-            </w:rPr>
-          </w:pPr>
-          <w:ins w:id="37" w:author="MatheuS Santos" w:date="2026-10-24T17:09:00Z" w16du:dateUtc="2026-10-24T16:09:00Z">
-            <w:r>
-              <w:rPr>
-                <w:rStyle w:val="Hyperlink"/>
-                <w:noProof/>
-              </w:rPr>
-              <w:fldChar w:fldCharType="begin"/>
-            </w:r>
-            <w:r>
-              <w:rPr>
-                <w:rStyle w:val="Hyperlink"/>
-                <w:noProof/>
-              </w:rPr>
-              <w:instrText xml:space="preserve"> </w:instrText>
-            </w:r>
-            <w:r>
-              <w:rPr>
-                <w:noProof/>
-              </w:rPr>
-              <w:instrText>HYPERLINK \l "_Toc243754220"</w:instrText>
-            </w:r>
-            <w:r>
-              <w:rPr>
-                <w:rStyle w:val="Hyperlink"/>
-                <w:noProof/>
-              </w:rPr>
-              <w:instrText xml:space="preserve"> </w:instrText>
-            </w:r>
-            <w:r>
-              <w:rPr>
-                <w:rStyle w:val="Hyperlink"/>
-                <w:noProof/>
-              </w:rPr>
-            </w:r>
-            <w:r>
-              <w:rPr>
-                <w:rStyle w:val="Hyperlink"/>
-                <w:noProof/>
-              </w:rPr>
-              <w:fldChar w:fldCharType="separate"/>
-            </w:r>
-            <w:r>
-              <w:rPr>
-                <w:rStyle w:val="Hyperlink"/>
-                <w:noProof/>
-              </w:rPr>
-              <w:t>6.1.6. Correlation and Address Analysis:</w:t>
-            </w:r>
-            <w:r>
-              <w:rPr>
-                <w:noProof/>
-                <w:webHidden/>
-              </w:rPr>
-              <w:tab/>
-            </w:r>
-            <w:r>
-              <w:rPr>
-                <w:noProof/>
-                <w:webHidden/>
-              </w:rPr>
-              <w:fldChar w:fldCharType="begin"/>
-            </w:r>
-            <w:r>
-              <w:rPr>
-                <w:noProof/>
-                <w:webHidden/>
-              </w:rPr>
-              <w:instrText xml:space="preserve"> PAGEREF _Toc243754220 \h </w:instrText>
-            </w:r>
-            <w:r>
-              <w:rPr>
-                <w:noProof/>
-                <w:webHidden/>
-              </w:rPr>
-            </w:r>
-            <w:r>
-              <w:rPr>
-                <w:noProof/>
-                <w:webHidden/>
-              </w:rPr>
-              <w:fldChar w:fldCharType="separate"/>
-            </w:r>
-            <w:r>
-              <w:rPr>
-                <w:noProof/>
-                <w:webHidden/>
-              </w:rPr>
-              <w:t>6</w:t>
-            </w:r>
-            <w:r>
-              <w:rPr>
-                <w:noProof/>
-                <w:webHidden/>
-              </w:rPr>
-              <w:fldChar w:fldCharType="end"/>
-            </w:r>
-            <w:r>
-              <w:rPr>
-                <w:rStyle w:val="Hyperlink"/>
-                <w:noProof/>
-              </w:rPr>
-              <w:fldChar w:fldCharType="end"/>
-            </w:r>
-          </w:ins>
-        </w:p>
-        <w:p>
-          <w:pPr>
-            <w:pStyle w:val="TOC3"/>
-            <w:tabs>
-              <w:tab w:val="right" w:leader="dot" w:pos="9350"/>
-            </w:tabs>
-            <w:rPr>
-              <w:ins w:id="38" w:author="MatheuS Santos" w:date="2026-10-24T17:09:00Z" w16du:dateUtc="2026-10-24T16:09:00Z"/>
-              <w:rFonts w:eastAsiaTheme="minorEastAsia"/>
-              <w:noProof/>
-              <w:sz w:val="24"/>
-              <w:szCs w:val="24"/>
-            </w:rPr>
-          </w:pPr>
-          <w:ins w:id="39" w:author="MatheuS Santos" w:date="2026-10-24T17:09:00Z" w16du:dateUtc="2026-10-24T16:09:00Z">
-            <w:r>
-              <w:rPr>
-                <w:rStyle w:val="Hyperlink"/>
-                <w:noProof/>
-              </w:rPr>
-              <w:fldChar w:fldCharType="begin"/>
-            </w:r>
-            <w:r>
-              <w:rPr>
-                <w:rStyle w:val="Hyperlink"/>
-                <w:noProof/>
-              </w:rPr>
-              <w:instrText xml:space="preserve"> </w:instrText>
-            </w:r>
-            <w:r>
-              <w:rPr>
-                <w:noProof/>
-              </w:rPr>
-              <w:instrText>HYPERLINK \l "_Toc243754221"</w:instrText>
-            </w:r>
-            <w:r>
-              <w:rPr>
-                <w:rStyle w:val="Hyperlink"/>
-                <w:noProof/>
-              </w:rPr>
-              <w:instrText xml:space="preserve"> </w:instrText>
-            </w:r>
-            <w:r>
-              <w:rPr>
-                <w:rStyle w:val="Hyperlink"/>
-                <w:noProof/>
-              </w:rPr>
-            </w:r>
-            <w:r>
-              <w:rPr>
-                <w:rStyle w:val="Hyperlink"/>
-                <w:noProof/>
-              </w:rPr>
-              <w:fldChar w:fldCharType="separate"/>
-            </w:r>
-            <w:r>
-              <w:rPr>
-                <w:rStyle w:val="Hyperlink"/>
-                <w:noProof/>
-              </w:rPr>
-              <w:t>6.1.7. Data preparation:</w:t>
-            </w:r>
-            <w:r>
-              <w:rPr>
-                <w:noProof/>
-                <w:webHidden/>
-              </w:rPr>
-              <w:tab/>
-            </w:r>
-            <w:r>
-              <w:rPr>
-                <w:noProof/>
-                <w:webHidden/>
-              </w:rPr>
-              <w:fldChar w:fldCharType="begin"/>
-            </w:r>
-            <w:r>
-              <w:rPr>
-                <w:noProof/>
-                <w:webHidden/>
-              </w:rPr>
-              <w:instrText xml:space="preserve"> PAGEREF _Toc243754221 \h </w:instrText>
-            </w:r>
-            <w:r>
-              <w:rPr>
-                <w:noProof/>
-                <w:webHidden/>
-              </w:rPr>
-            </w:r>
-            <w:r>
-              <w:rPr>
-                <w:noProof/>
-                <w:webHidden/>
-              </w:rPr>
-              <w:fldChar w:fldCharType="separate"/>
-            </w:r>
-            <w:r>
-              <w:rPr>
-                <w:noProof/>
-                <w:webHidden/>
-              </w:rPr>
-              <w:t>6</w:t>
-            </w:r>
-            <w:r>
-              <w:rPr>
-                <w:noProof/>
-                <w:webHidden/>
-              </w:rPr>
-              <w:fldChar w:fldCharType="end"/>
-            </w:r>
-            <w:r>
-              <w:rPr>
-                <w:rStyle w:val="Hyperlink"/>
-                <w:noProof/>
-              </w:rPr>
-              <w:fldChar w:fldCharType="end"/>
-            </w:r>
-          </w:ins>
-        </w:p>
-        <w:p>
-          <w:pPr>
-            <w:pStyle w:val="TOC3"/>
-            <w:tabs>
-              <w:tab w:val="right" w:leader="dot" w:pos="9350"/>
-            </w:tabs>
-            <w:rPr>
-              <w:ins w:id="40" w:author="MatheuS Santos" w:date="2026-10-24T17:09:00Z" w16du:dateUtc="2026-10-24T16:09:00Z"/>
-              <w:rFonts w:eastAsiaTheme="minorEastAsia"/>
-              <w:noProof/>
-              <w:sz w:val="24"/>
-              <w:szCs w:val="24"/>
-            </w:rPr>
-          </w:pPr>
-          <w:ins w:id="41" w:author="MatheuS Santos" w:date="2026-10-24T17:09:00Z" w16du:dateUtc="2026-10-24T16:09:00Z">
-            <w:r>
-              <w:rPr>
-                <w:rStyle w:val="Hyperlink"/>
-                <w:noProof/>
-              </w:rPr>
-              <w:fldChar w:fldCharType="begin"/>
-            </w:r>
-            <w:r>
-              <w:rPr>
-                <w:rStyle w:val="Hyperlink"/>
-                <w:noProof/>
-              </w:rPr>
-              <w:instrText xml:space="preserve"> </w:instrText>
-            </w:r>
-            <w:r>
-              <w:rPr>
-                <w:noProof/>
-              </w:rPr>
-              <w:instrText>HYPERLINK \l "_Toc243754222"</w:instrText>
-            </w:r>
-            <w:r>
-              <w:rPr>
-                <w:rStyle w:val="Hyperlink"/>
-                <w:noProof/>
-              </w:rPr>
-              <w:instrText xml:space="preserve"> </w:instrText>
-            </w:r>
-            <w:r>
-              <w:rPr>
-                <w:rStyle w:val="Hyperlink"/>
-                <w:noProof/>
-              </w:rPr>
-            </w:r>
-            <w:r>
-              <w:rPr>
-                <w:rStyle w:val="Hyperlink"/>
-                <w:noProof/>
-              </w:rPr>
-              <w:fldChar w:fldCharType="separate"/>
-            </w:r>
-            <w:r>
-              <w:rPr>
-                <w:rStyle w:val="Hyperlink"/>
-                <w:noProof/>
-              </w:rPr>
-              <w:t>6.1.8. Future modelling:</w:t>
-            </w:r>
-            <w:r>
-              <w:rPr>
-                <w:noProof/>
-                <w:webHidden/>
-              </w:rPr>
-              <w:tab/>
-            </w:r>
-            <w:r>
-              <w:rPr>
-                <w:noProof/>
-                <w:webHidden/>
-              </w:rPr>
-              <w:fldChar w:fldCharType="begin"/>
-            </w:r>
-            <w:r>
-              <w:rPr>
-                <w:noProof/>
-                <w:webHidden/>
-              </w:rPr>
-              <w:instrText xml:space="preserve"> PAGEREF _Toc243754222 \h </w:instrText>
-            </w:r>
-            <w:r>
-              <w:rPr>
-                <w:noProof/>
-                <w:webHidden/>
-              </w:rPr>
-            </w:r>
-            <w:r>
-              <w:rPr>
-                <w:noProof/>
-                <w:webHidden/>
-              </w:rPr>
-              <w:fldChar w:fldCharType="separate"/>
-            </w:r>
-            <w:r>
-              <w:rPr>
-                <w:noProof/>
-                <w:webHidden/>
-              </w:rPr>
-              <w:t>6</w:t>
-            </w:r>
-            <w:r>
-              <w:rPr>
-                <w:noProof/>
-                <w:webHidden/>
-              </w:rPr>
-              <w:fldChar w:fldCharType="end"/>
-            </w:r>
-            <w:r>
-              <w:rPr>
-                <w:rStyle w:val="Hyperlink"/>
-                <w:noProof/>
-              </w:rPr>
-              <w:fldChar w:fldCharType="end"/>
-            </w:r>
-          </w:ins>
-        </w:p>
-        <w:p>
-          <w:pPr>
-            <w:pStyle w:val="TOC1"/>
-            <w:rPr>
-              <w:ins w:id="42" w:author="MatheuS Santos" w:date="2026-10-24T17:09:00Z" w16du:dateUtc="2026-10-24T16:09:00Z"/>
-              <w:rFonts w:eastAsiaTheme="minorEastAsia"/>
-              <w:noProof/>
-            </w:rPr>
-            <w:pPrChange w:id="43" w:author="MatheuS Santos" w:date="2026-10-24T17:09:00Z" w16du:dateUtc="2026-10-24T16:09:00Z">
-              <w:pPr>
-                <w:pStyle w:val="TOC1"/>
-                <w:tabs>
-                  <w:tab w:val="right" w:leader="dot" w:pos="9350"/>
-                </w:tabs>
-              </w:pPr>
-            </w:pPrChange>
-          </w:pPr>
-          <w:ins w:id="44" w:author="MatheuS Santos" w:date="2026-10-24T17:09:00Z" w16du:dateUtc="2026-10-24T16:09:00Z">
-            <w:r>
-              <w:rPr>
-                <w:rStyle w:val="Hyperlink"/>
-                <w:noProof/>
-              </w:rPr>
-              <w:fldChar w:fldCharType="begin"/>
-            </w:r>
-            <w:r>
-              <w:rPr>
-                <w:rStyle w:val="Hyperlink"/>
-                <w:noProof/>
-              </w:rPr>
-              <w:instrText xml:space="preserve"> </w:instrText>
-            </w:r>
-            <w:r>
-              <w:rPr>
-                <w:noProof/>
-              </w:rPr>
-              <w:instrText>HYPERLINK \l "_Toc243754223"</w:instrText>
-            </w:r>
-            <w:r>
-              <w:rPr>
-                <w:rStyle w:val="Hyperlink"/>
-                <w:noProof/>
-              </w:rPr>
-              <w:instrText xml:space="preserve"> </w:instrText>
-            </w:r>
-            <w:r>
-              <w:rPr>
-                <w:rStyle w:val="Hyperlink"/>
-                <w:noProof/>
-              </w:rPr>
-            </w:r>
-            <w:r>
-              <w:rPr>
-                <w:rStyle w:val="Hyperlink"/>
-                <w:noProof/>
-              </w:rPr>
-              <w:fldChar w:fldCharType="separate"/>
-            </w:r>
-            <w:r>
-              <w:rPr>
-                <w:rStyle w:val="Hyperlink"/>
-                <w:noProof/>
-              </w:rPr>
-              <w:t>7. Data Sources</w:t>
-            </w:r>
-            <w:r>
-              <w:rPr>
-                <w:noProof/>
-                <w:webHidden/>
-              </w:rPr>
-              <w:tab/>
-            </w:r>
-            <w:r>
-              <w:rPr>
-                <w:noProof/>
-                <w:webHidden/>
-              </w:rPr>
-              <w:fldChar w:fldCharType="begin"/>
-            </w:r>
-            <w:r>
-              <w:rPr>
-                <w:noProof/>
-                <w:webHidden/>
-              </w:rPr>
-              <w:instrText xml:space="preserve"> PAGEREF _Toc243754223 \h </w:instrText>
-            </w:r>
-            <w:r>
-              <w:rPr>
-                <w:noProof/>
-                <w:webHidden/>
-              </w:rPr>
-            </w:r>
-            <w:r>
-              <w:rPr>
-                <w:noProof/>
-                <w:webHidden/>
-              </w:rPr>
-              <w:fldChar w:fldCharType="separate"/>
-            </w:r>
-            <w:r>
-              <w:rPr>
-                <w:noProof/>
-                <w:webHidden/>
-              </w:rPr>
-              <w:t>7</w:t>
-            </w:r>
-            <w:r>
-              <w:rPr>
-                <w:noProof/>
-                <w:webHidden/>
-              </w:rPr>
-              <w:fldChar w:fldCharType="end"/>
-            </w:r>
-            <w:r>
-              <w:rPr>
-                <w:rStyle w:val="Hyperlink"/>
-                <w:noProof/>
-              </w:rPr>
-              <w:fldChar w:fldCharType="end"/>
-            </w:r>
-          </w:ins>
-        </w:p>
-        <w:p>
-          <w:pPr>
-            <w:pStyle w:val="TOC1"/>
-            <w:rPr>
-              <w:ins w:id="45" w:author="MatheuS Santos" w:date="2026-10-24T17:09:00Z" w16du:dateUtc="2026-10-24T16:09:00Z"/>
-              <w:rFonts w:eastAsiaTheme="minorEastAsia"/>
-              <w:noProof/>
-            </w:rPr>
-            <w:pPrChange w:id="46" w:author="MatheuS Santos" w:date="2026-10-24T17:09:00Z" w16du:dateUtc="2026-10-24T16:09:00Z">
-              <w:pPr>
-                <w:pStyle w:val="TOC1"/>
-                <w:tabs>
-                  <w:tab w:val="right" w:leader="dot" w:pos="9350"/>
-                </w:tabs>
-              </w:pPr>
-            </w:pPrChange>
-          </w:pPr>
-          <w:ins w:id="47" w:author="MatheuS Santos" w:date="2026-10-24T17:09:00Z" w16du:dateUtc="2026-10-24T16:09:00Z">
-            <w:r>
-              <w:rPr>
-                <w:rStyle w:val="Hyperlink"/>
-                <w:noProof/>
-              </w:rPr>
-              <w:fldChar w:fldCharType="begin"/>
-            </w:r>
-            <w:r>
-              <w:rPr>
-                <w:rStyle w:val="Hyperlink"/>
-                <w:noProof/>
-              </w:rPr>
-              <w:instrText xml:space="preserve"> </w:instrText>
-            </w:r>
-            <w:r>
-              <w:rPr>
-                <w:noProof/>
-              </w:rPr>
-              <w:instrText>HYPERLINK \l "_Toc243754224"</w:instrText>
-            </w:r>
-            <w:r>
-              <w:rPr>
-                <w:rStyle w:val="Hyperlink"/>
-                <w:noProof/>
-              </w:rPr>
-              <w:instrText xml:space="preserve"> </w:instrText>
-            </w:r>
-            <w:r>
-              <w:rPr>
-                <w:rStyle w:val="Hyperlink"/>
-                <w:noProof/>
-              </w:rPr>
-            </w:r>
-            <w:r>
-              <w:rPr>
-                <w:rStyle w:val="Hyperlink"/>
-                <w:noProof/>
-              </w:rPr>
-              <w:fldChar w:fldCharType="separate"/>
-            </w:r>
-            <w:r>
-              <w:rPr>
-                <w:rStyle w:val="Hyperlink"/>
-                <w:noProof/>
-              </w:rPr>
-              <w:t>8. Expected Deliverables</w:t>
-            </w:r>
-            <w:r>
-              <w:rPr>
-                <w:noProof/>
-                <w:webHidden/>
-              </w:rPr>
-              <w:tab/>
-            </w:r>
-            <w:r>
-              <w:rPr>
-                <w:noProof/>
-                <w:webHidden/>
-              </w:rPr>
-              <w:fldChar w:fldCharType="begin"/>
-            </w:r>
-            <w:r>
-              <w:rPr>
-                <w:noProof/>
-                <w:webHidden/>
-              </w:rPr>
-              <w:instrText xml:space="preserve"> PAGEREF _Toc243754224 \h </w:instrText>
-            </w:r>
-            <w:r>
-              <w:rPr>
-                <w:noProof/>
-                <w:webHidden/>
-              </w:rPr>
-            </w:r>
-            <w:r>
-              <w:rPr>
-                <w:noProof/>
-                <w:webHidden/>
-              </w:rPr>
-              <w:fldChar w:fldCharType="separate"/>
-            </w:r>
-            <w:r>
-              <w:rPr>
-                <w:noProof/>
-                <w:webHidden/>
-              </w:rPr>
-              <w:t>7</w:t>
-            </w:r>
-            <w:r>
-              <w:rPr>
-                <w:noProof/>
-                <w:webHidden/>
-              </w:rPr>
-              <w:fldChar w:fldCharType="end"/>
-            </w:r>
-            <w:r>
-              <w:rPr>
-                <w:rStyle w:val="Hyperlink"/>
-                <w:noProof/>
-              </w:rPr>
-              <w:fldChar w:fldCharType="end"/>
-            </w:r>
-          </w:ins>
-        </w:p>
-        <w:p>
-          <w:pPr>
-            <w:pStyle w:val="TOC1"/>
-            <w:rPr>
-              <w:ins w:id="48" w:author="MatheuS Santos" w:date="2026-10-24T17:09:00Z" w16du:dateUtc="2026-10-24T16:09:00Z"/>
-              <w:rFonts w:eastAsiaTheme="minorEastAsia"/>
-              <w:noProof/>
-            </w:rPr>
-            <w:pPrChange w:id="49" w:author="MatheuS Santos" w:date="2026-10-24T17:09:00Z" w16du:dateUtc="2026-10-24T16:09:00Z">
-              <w:pPr>
-                <w:pStyle w:val="TOC1"/>
-                <w:tabs>
-                  <w:tab w:val="right" w:leader="dot" w:pos="9350"/>
-                </w:tabs>
-              </w:pPr>
-            </w:pPrChange>
-          </w:pPr>
-          <w:ins w:id="50" w:author="MatheuS Santos" w:date="2026-10-24T17:09:00Z" w16du:dateUtc="2026-10-24T16:09:00Z">
-            <w:r>
-              <w:rPr>
-                <w:rStyle w:val="Hyperlink"/>
-                <w:noProof/>
-              </w:rPr>
-              <w:fldChar w:fldCharType="begin"/>
-            </w:r>
-            <w:r>
-              <w:rPr>
-                <w:rStyle w:val="Hyperlink"/>
-                <w:noProof/>
-              </w:rPr>
-              <w:instrText xml:space="preserve"> </w:instrText>
-            </w:r>
-            <w:r>
-              <w:rPr>
-                <w:noProof/>
-              </w:rPr>
-              <w:instrText>HYPERLINK \l "_Toc243754225"</w:instrText>
-            </w:r>
-            <w:r>
-              <w:rPr>
-                <w:rStyle w:val="Hyperlink"/>
-                <w:noProof/>
-              </w:rPr>
-              <w:instrText xml:space="preserve"> </w:instrText>
-            </w:r>
-            <w:r>
-              <w:rPr>
-                <w:rStyle w:val="Hyperlink"/>
-                <w:noProof/>
-              </w:rPr>
-            </w:r>
-            <w:r>
-              <w:rPr>
-                <w:rStyle w:val="Hyperlink"/>
-                <w:noProof/>
-              </w:rPr>
-              <w:fldChar w:fldCharType="separate"/>
-            </w:r>
-            <w:r>
-              <w:rPr>
-                <w:rStyle w:val="Hyperlink"/>
-                <w:noProof/>
-              </w:rPr>
-              <w:t>9. Project Timeline</w:t>
-            </w:r>
-            <w:r>
-              <w:rPr>
-                <w:noProof/>
-                <w:webHidden/>
-              </w:rPr>
-              <w:tab/>
-            </w:r>
-            <w:r>
-              <w:rPr>
-                <w:noProof/>
-                <w:webHidden/>
-              </w:rPr>
-              <w:fldChar w:fldCharType="begin"/>
-            </w:r>
-            <w:r>
-              <w:rPr>
-                <w:noProof/>
-                <w:webHidden/>
-              </w:rPr>
-              <w:instrText xml:space="preserve"> PAGEREF _Toc243754225 \h </w:instrText>
-            </w:r>
-            <w:r>
-              <w:rPr>
-                <w:noProof/>
-                <w:webHidden/>
-              </w:rPr>
-            </w:r>
-            <w:r>
-              <w:rPr>
-                <w:noProof/>
-                <w:webHidden/>
-              </w:rPr>
-              <w:fldChar w:fldCharType="separate"/>
-            </w:r>
-            <w:r>
-              <w:rPr>
-                <w:noProof/>
-                <w:webHidden/>
-              </w:rPr>
-              <w:t>8</w:t>
-            </w:r>
-            <w:r>
-              <w:rPr>
-                <w:noProof/>
-                <w:webHidden/>
-              </w:rPr>
-              <w:fldChar w:fldCharType="end"/>
-            </w:r>
-            <w:r>
-              <w:rPr>
-                <w:rStyle w:val="Hyperlink"/>
-                <w:noProof/>
-              </w:rPr>
-              <w:fldChar w:fldCharType="end"/>
-            </w:r>
-          </w:ins>
-        </w:p>
-        <w:p>
-          <w:pPr>
-            <w:pStyle w:val="TOC1"/>
-            <w:rPr>
-              <w:ins w:id="51" w:author="MatheuS Santos" w:date="2026-10-24T17:09:00Z" w16du:dateUtc="2026-10-24T16:09:00Z"/>
-              <w:rFonts w:eastAsiaTheme="minorEastAsia"/>
-              <w:noProof/>
-            </w:rPr>
-            <w:pPrChange w:id="52" w:author="MatheuS Santos" w:date="2026-10-24T17:09:00Z" w16du:dateUtc="2026-10-24T16:09:00Z">
-              <w:pPr>
-                <w:pStyle w:val="TOC1"/>
-                <w:tabs>
-                  <w:tab w:val="right" w:leader="dot" w:pos="9350"/>
-                </w:tabs>
-              </w:pPr>
-            </w:pPrChange>
-          </w:pPr>
-          <w:ins w:id="53" w:author="MatheuS Santos" w:date="2026-10-24T17:09:00Z" w16du:dateUtc="2026-10-24T16:09:00Z">
-            <w:r>
-              <w:rPr>
-                <w:rStyle w:val="Hyperlink"/>
-                <w:noProof/>
-              </w:rPr>
-              <w:fldChar w:fldCharType="begin"/>
-            </w:r>
-            <w:r>
-              <w:rPr>
-                <w:rStyle w:val="Hyperlink"/>
-                <w:noProof/>
-              </w:rPr>
-              <w:instrText xml:space="preserve"> </w:instrText>
-            </w:r>
-            <w:r>
-              <w:rPr>
-                <w:noProof/>
-              </w:rPr>
-              <w:instrText>HYPERLINK \l "_Toc243754226"</w:instrText>
-            </w:r>
-            <w:r>
-              <w:rPr>
-                <w:rStyle w:val="Hyperlink"/>
-                <w:noProof/>
-              </w:rPr>
-              <w:instrText xml:space="preserve"> </w:instrText>
-            </w:r>
-            <w:r>
-              <w:rPr>
-                <w:rStyle w:val="Hyperlink"/>
-                <w:noProof/>
-              </w:rPr>
-            </w:r>
-            <w:r>
-              <w:rPr>
-                <w:rStyle w:val="Hyperlink"/>
-                <w:noProof/>
-              </w:rPr>
-              <w:fldChar w:fldCharType="separate"/>
-            </w:r>
-            <w:r>
-              <w:rPr>
-                <w:rStyle w:val="Hyperlink"/>
-                <w:noProof/>
-              </w:rPr>
-              <w:t>10. Ethical and Legal Considerations</w:t>
-            </w:r>
-            <w:r>
-              <w:rPr>
-                <w:noProof/>
-                <w:webHidden/>
-              </w:rPr>
-              <w:tab/>
-            </w:r>
-            <w:r>
-              <w:rPr>
-                <w:noProof/>
-                <w:webHidden/>
-              </w:rPr>
-              <w:fldChar w:fldCharType="begin"/>
-            </w:r>
-            <w:r>
-              <w:rPr>
-                <w:noProof/>
-                <w:webHidden/>
-              </w:rPr>
-              <w:instrText xml:space="preserve"> PAGEREF _Toc243754226 \h </w:instrText>
-            </w:r>
-            <w:r>
-              <w:rPr>
-                <w:noProof/>
-                <w:webHidden/>
-              </w:rPr>
-            </w:r>
-            <w:r>
-              <w:rPr>
-                <w:noProof/>
-                <w:webHidden/>
-              </w:rPr>
-              <w:fldChar w:fldCharType="separate"/>
-            </w:r>
-            <w:r>
-              <w:rPr>
-                <w:noProof/>
-                <w:webHidden/>
-              </w:rPr>
-              <w:t>8</w:t>
-            </w:r>
-            <w:r>
-              <w:rPr>
-                <w:noProof/>
-                <w:webHidden/>
-              </w:rPr>
-              <w:fldChar w:fldCharType="end"/>
-            </w:r>
-            <w:r>
-              <w:rPr>
-                <w:rStyle w:val="Hyperlink"/>
-                <w:noProof/>
-              </w:rPr>
-              <w:fldChar w:fldCharType="end"/>
-            </w:r>
-          </w:ins>
-        </w:p>
-        <w:p>
-          <w:pPr>
-            <w:pStyle w:val="TOC1"/>
-            <w:rPr>
-              <w:ins w:id="54" w:author="MatheuS Santos" w:date="2026-10-24T17:09:00Z" w16du:dateUtc="2026-10-24T16:09:00Z"/>
-              <w:rFonts w:eastAsiaTheme="minorEastAsia"/>
-              <w:noProof/>
-            </w:rPr>
-            <w:pPrChange w:id="55" w:author="MatheuS Santos" w:date="2026-10-24T17:09:00Z" w16du:dateUtc="2026-10-24T16:09:00Z">
-              <w:pPr>
-                <w:pStyle w:val="TOC1"/>
-                <w:tabs>
-                  <w:tab w:val="right" w:leader="dot" w:pos="9350"/>
-                </w:tabs>
-              </w:pPr>
-            </w:pPrChange>
-          </w:pPr>
-          <w:ins w:id="56" w:author="MatheuS Santos" w:date="2026-10-24T17:09:00Z" w16du:dateUtc="2026-10-24T16:09:00Z">
-            <w:r>
-              <w:rPr>
-                <w:rStyle w:val="Hyperlink"/>
-                <w:noProof/>
-              </w:rPr>
-              <w:fldChar w:fldCharType="begin"/>
-            </w:r>
-            <w:r>
-              <w:rPr>
-                <w:rStyle w:val="Hyperlink"/>
-                <w:noProof/>
-              </w:rPr>
-              <w:instrText xml:space="preserve"> </w:instrText>
-            </w:r>
-            <w:r>
-              <w:rPr>
-                <w:noProof/>
-              </w:rPr>
-              <w:instrText>HYPERLINK \l "_Toc243754227"</w:instrText>
-            </w:r>
-            <w:r>
-              <w:rPr>
-                <w:rStyle w:val="Hyperlink"/>
-                <w:noProof/>
-              </w:rPr>
-              <w:instrText xml:space="preserve"> </w:instrText>
-            </w:r>
-            <w:r>
-              <w:rPr>
-                <w:rStyle w:val="Hyperlink"/>
-                <w:noProof/>
-              </w:rPr>
-            </w:r>
-            <w:r>
-              <w:rPr>
-                <w:rStyle w:val="Hyperlink"/>
-                <w:noProof/>
-              </w:rPr>
-              <w:fldChar w:fldCharType="separate"/>
-            </w:r>
-            <w:r>
-              <w:rPr>
-                <w:rStyle w:val="Hyperlink"/>
-                <w:noProof/>
-              </w:rPr>
-              <w:t>11. Conclusions</w:t>
-            </w:r>
-            <w:r>
-              <w:rPr>
-                <w:noProof/>
-                <w:webHidden/>
-              </w:rPr>
-              <w:tab/>
-            </w:r>
-            <w:r>
-              <w:rPr>
-                <w:noProof/>
-                <w:webHidden/>
-              </w:rPr>
-              <w:fldChar w:fldCharType="begin"/>
-            </w:r>
-            <w:r>
-              <w:rPr>
-                <w:noProof/>
-                <w:webHidden/>
-              </w:rPr>
-              <w:instrText xml:space="preserve"> PAGEREF _Toc243754227 \h </w:instrText>
-            </w:r>
-            <w:r>
-              <w:rPr>
-                <w:noProof/>
-                <w:webHidden/>
-              </w:rPr>
-            </w:r>
-            <w:r>
-              <w:rPr>
-                <w:noProof/>
-                <w:webHidden/>
-              </w:rPr>
-              <w:fldChar w:fldCharType="separate"/>
-            </w:r>
-            <w:r>
-              <w:rPr>
-                <w:noProof/>
-                <w:webHidden/>
-              </w:rPr>
-              <w:t>8</w:t>
-            </w:r>
-            <w:r>
-              <w:rPr>
-                <w:noProof/>
-                <w:webHidden/>
-              </w:rPr>
-              <w:fldChar w:fldCharType="end"/>
-            </w:r>
-            <w:r>
-              <w:rPr>
-                <w:rStyle w:val="Hyperlink"/>
-                <w:noProof/>
-              </w:rPr>
-              <w:fldChar w:fldCharType="end"/>
-            </w:r>
-          </w:ins>
-        </w:p>
-        <w:p>
-          <w:pPr>
-            <w:pStyle w:val="TOC1"/>
-            <w:rPr>
-              <w:ins w:id="57" w:author="MatheuS Santos" w:date="2026-10-24T17:09:00Z" w16du:dateUtc="2026-10-24T16:09:00Z"/>
-              <w:rFonts w:eastAsiaTheme="minorEastAsia"/>
-              <w:noProof/>
-            </w:rPr>
-            <w:pPrChange w:id="58" w:author="MatheuS Santos" w:date="2026-10-24T17:09:00Z" w16du:dateUtc="2026-10-24T16:09:00Z">
-              <w:pPr>
-                <w:pStyle w:val="TOC1"/>
-                <w:tabs>
-                  <w:tab w:val="right" w:leader="dot" w:pos="9350"/>
-                </w:tabs>
-              </w:pPr>
-            </w:pPrChange>
-          </w:pPr>
-          <w:ins w:id="59" w:author="MatheuS Santos" w:date="2026-10-24T17:09:00Z" w16du:dateUtc="2026-10-24T16:09:00Z">
-            <w:r>
-              <w:rPr>
-                <w:rStyle w:val="Hyperlink"/>
-                <w:noProof/>
-              </w:rPr>
-              <w:fldChar w:fldCharType="begin"/>
-            </w:r>
-            <w:r>
-              <w:rPr>
-                <w:rStyle w:val="Hyperlink"/>
-                <w:noProof/>
-              </w:rPr>
-              <w:instrText xml:space="preserve"> </w:instrText>
-            </w:r>
-            <w:r>
-              <w:rPr>
-                <w:noProof/>
-              </w:rPr>
-              <w:instrText>HYPERLINK \l "_Toc243754228"</w:instrText>
-            </w:r>
-            <w:r>
-              <w:rPr>
-                <w:rStyle w:val="Hyperlink"/>
-                <w:noProof/>
-              </w:rPr>
-              <w:instrText xml:space="preserve"> </w:instrText>
-            </w:r>
-            <w:r>
-              <w:rPr>
-                <w:rStyle w:val="Hyperlink"/>
-                <w:noProof/>
-              </w:rPr>
-            </w:r>
-            <w:r>
-              <w:rPr>
-                <w:rStyle w:val="Hyperlink"/>
-                <w:noProof/>
-              </w:rPr>
-              <w:fldChar w:fldCharType="separate"/>
-            </w:r>
-            <w:r>
-              <w:rPr>
-                <w:rStyle w:val="Hyperlink"/>
-                <w:noProof/>
-              </w:rPr>
-              <w:t>12. Refer</w:t>
-            </w:r>
-            <w:r>
-              <w:rPr>
-                <w:rStyle w:val="Hyperlink"/>
-                <w:noProof/>
-              </w:rPr>
-              <w:t>e</w:t>
-            </w:r>
-            <w:r>
-              <w:rPr>
-                <w:rStyle w:val="Hyperlink"/>
-                <w:noProof/>
-              </w:rPr>
-              <w:t>nces</w:t>
-            </w:r>
-            <w:r>
-              <w:rPr>
-                <w:noProof/>
-                <w:webHidden/>
-              </w:rPr>
-              <w:tab/>
-            </w:r>
-            <w:r>
-              <w:rPr>
-                <w:noProof/>
-                <w:webHidden/>
-              </w:rPr>
-              <w:fldChar w:fldCharType="begin"/>
-            </w:r>
-            <w:r>
-              <w:rPr>
-                <w:noProof/>
-                <w:webHidden/>
-              </w:rPr>
-              <w:instrText xml:space="preserve"> PAGEREF _Toc243754228 \h </w:instrText>
-            </w:r>
-            <w:r>
-              <w:rPr>
-                <w:noProof/>
-                <w:webHidden/>
-              </w:rPr>
-            </w:r>
-            <w:r>
-              <w:rPr>
-                <w:noProof/>
-                <w:webHidden/>
-              </w:rPr>
-              <w:fldChar w:fldCharType="separate"/>
-            </w:r>
-            <w:r>
-              <w:rPr>
-                <w:noProof/>
-                <w:webHidden/>
-              </w:rPr>
-              <w:t>9</w:t>
-            </w:r>
-            <w:r>
-              <w:rPr>
-                <w:noProof/>
-                <w:webHidden/>
-              </w:rPr>
-              <w:fldChar w:fldCharType="end"/>
-            </w:r>
-            <w:r>
-              <w:rPr>
-                <w:rStyle w:val="Hyperlink"/>
-                <w:noProof/>
-              </w:rPr>
-              <w:fldChar w:fldCharType="end"/>
-            </w:r>
-          </w:ins>
-        </w:p>
-        <w:p>
-          <w:pPr>
-            <w:pStyle w:val="TOC1"/>
-            <w:rPr>
-              <w:ins w:id="60" w:author="MatheuS Santos" w:date="2026-10-24T17:09:00Z" w16du:dateUtc="2026-10-24T16:09:00Z"/>
-              <w:rFonts w:eastAsiaTheme="minorEastAsia"/>
-              <w:noProof/>
-            </w:rPr>
-            <w:pPrChange w:id="61" w:author="MatheuS Santos" w:date="2026-10-24T17:09:00Z" w16du:dateUtc="2026-10-24T16:09:00Z">
-              <w:pPr>
-                <w:pStyle w:val="TOC1"/>
-                <w:tabs>
-                  <w:tab w:val="right" w:leader="dot" w:pos="9350"/>
-                </w:tabs>
-              </w:pPr>
-            </w:pPrChange>
-          </w:pPr>
-          <w:ins w:id="62" w:author="MatheuS Santos" w:date="2026-10-24T17:09:00Z" w16du:dateUtc="2026-10-24T16:09:00Z">
-            <w:r>
-              <w:rPr>
-                <w:rStyle w:val="Hyperlink"/>
-                <w:noProof/>
-              </w:rPr>
-              <w:fldChar w:fldCharType="begin"/>
-            </w:r>
-            <w:r>
-              <w:rPr>
-                <w:rStyle w:val="Hyperlink"/>
-                <w:noProof/>
-              </w:rPr>
-              <w:instrText xml:space="preserve"> </w:instrText>
-            </w:r>
-            <w:r>
-              <w:rPr>
-                <w:noProof/>
-              </w:rPr>
-              <w:instrText>HYPERLINK \l "_Toc243754229"</w:instrText>
-            </w:r>
-            <w:r>
-              <w:rPr>
-                <w:rStyle w:val="Hyperlink"/>
-                <w:noProof/>
-              </w:rPr>
-              <w:instrText xml:space="preserve"> </w:instrText>
-            </w:r>
-            <w:r>
-              <w:rPr>
-                <w:rStyle w:val="Hyperlink"/>
-                <w:noProof/>
-              </w:rPr>
-            </w:r>
-            <w:r>
-              <w:rPr>
-                <w:rStyle w:val="Hyperlink"/>
-                <w:noProof/>
-              </w:rPr>
-              <w:fldChar w:fldCharType="separate"/>
-            </w:r>
-            <w:r>
-              <w:rPr>
-                <w:rStyle w:val="Hyperlink"/>
-                <w:noProof/>
-              </w:rPr>
-              <w:t>13. Appendix</w:t>
-            </w:r>
-            <w:r>
-              <w:rPr>
-                <w:noProof/>
-                <w:webHidden/>
-              </w:rPr>
-              <w:tab/>
-            </w:r>
-            <w:r>
-              <w:rPr>
-                <w:noProof/>
-                <w:webHidden/>
-              </w:rPr>
-              <w:fldChar w:fldCharType="begin"/>
-            </w:r>
-            <w:r>
-              <w:rPr>
-                <w:noProof/>
-                <w:webHidden/>
-              </w:rPr>
-              <w:instrText xml:space="preserve"> PAGEREF _Toc243754229 \h </w:instrText>
-            </w:r>
-            <w:r>
-              <w:rPr>
-                <w:noProof/>
-                <w:webHidden/>
-              </w:rPr>
-            </w:r>
-            <w:r>
-              <w:rPr>
-                <w:noProof/>
-                <w:webHidden/>
-              </w:rPr>
-              <w:fldChar w:fldCharType="separate"/>
-            </w:r>
-            <w:r>
-              <w:rPr>
-                <w:noProof/>
-                <w:webHidden/>
-              </w:rPr>
-              <w:t>9</w:t>
-            </w:r>
-            <w:r>
-              <w:rPr>
-                <w:noProof/>
-                <w:webHidden/>
-              </w:rPr>
-              <w:fldChar w:fldCharType="end"/>
-            </w:r>
-            <w:r>
-              <w:rPr>
-                <w:rStyle w:val="Hyperlink"/>
-                <w:noProof/>
-              </w:rPr>
-              <w:fldChar w:fldCharType="end"/>
-            </w:r>
-          </w:ins>
-        </w:p>
-        <w:p>
-          <w:pPr>
-            <w:pStyle w:val="TOC1"/>
-            <w:rPr>
-              <w:del w:id="63" w:author="MatheuS Santos" w:date="2026-10-24T14:38:00Z" w16du:dateUtc="2026-10-24T13:38:00Z"/>
+              <w:ins w:id="17" w:author="MatheuS Santos" w:date="2026-10-24T23:42:00Z" w16du:dateUtc="2026-10-24T22:42:00Z"/>
               <w:rFonts w:eastAsiaTheme="minorEastAsia"/>
               <w:b w:val="0"/>
               <w:bCs w:val="0"/>
@@ -4254,20 +2060,53 @@
               <w:noProof/>
             </w:rPr>
           </w:pPr>
-          <w:del w:id="64" w:author="MatheuS Santos" w:date="2026-10-24T14:38:00Z" w16du:dateUtc="2026-10-24T13:38:00Z">
-            <w:r>
-              <w:rPr>
-                <w:rFonts w:ascii="Calibri" w:hAnsi="Calibri" w:cs="Calibri"/>
-                <w:noProof/>
-                <w:rPrChange w:id="65" w:author="MatheuS Santos" w:date="2026-10-24T14:38:00Z" w16du:dateUtc="2026-10-24T13:38:00Z">
-                  <w:rPr>
-                    <w:rStyle w:val="Hyperlink"/>
-                    <w:rFonts w:ascii="Calibri" w:hAnsi="Calibri" w:cs="Calibri"/>
-                    <w:noProof/>
-                  </w:rPr>
-                </w:rPrChange>
-              </w:rPr>
-              <w:delText>1. Project Title</w:delText>
+          <w:ins w:id="18" w:author="MatheuS Santos" w:date="2026-10-24T23:42:00Z" w16du:dateUtc="2026-10-24T22:42:00Z">
+            <w:r>
+              <w:rPr>
+                <w:rStyle w:val="Hyperlink"/>
+                <w:noProof/>
+              </w:rPr>
+              <w:fldChar w:fldCharType="begin"/>
+            </w:r>
+            <w:r>
+              <w:rPr>
+                <w:rStyle w:val="Hyperlink"/>
+                <w:noProof/>
+              </w:rPr>
+              <w:instrText xml:space="preserve"> </w:instrText>
+            </w:r>
+            <w:r>
+              <w:rPr>
+                <w:noProof/>
+              </w:rPr>
+              <w:instrText>HYPERLINK \l "_Toc243777779"</w:instrText>
+            </w:r>
+            <w:r>
+              <w:rPr>
+                <w:rStyle w:val="Hyperlink"/>
+                <w:noProof/>
+              </w:rPr>
+              <w:instrText xml:space="preserve"> </w:instrText>
+            </w:r>
+            <w:r>
+              <w:rPr>
+                <w:rStyle w:val="Hyperlink"/>
+                <w:noProof/>
+              </w:rPr>
+            </w:r>
+            <w:r>
+              <w:rPr>
+                <w:rStyle w:val="Hyperlink"/>
+                <w:noProof/>
+              </w:rPr>
+              <w:fldChar w:fldCharType="separate"/>
+            </w:r>
+            <w:r>
+              <w:rPr>
+                <w:rStyle w:val="Hyperlink"/>
+                <w:noProof/>
+              </w:rPr>
+              <w:t>5. Scope</w:t>
             </w:r>
             <w:r>
               <w:rPr>
@@ -4275,15 +2114,62 @@
                 <w:webHidden/>
               </w:rPr>
               <w:tab/>
-              <w:delText>4</w:delText>
-            </w:r>
-          </w:del>
+            </w:r>
+            <w:r>
+              <w:rPr>
+                <w:noProof/>
+                <w:webHidden/>
+              </w:rPr>
+              <w:fldChar w:fldCharType="begin"/>
+            </w:r>
+            <w:r>
+              <w:rPr>
+                <w:noProof/>
+                <w:webHidden/>
+              </w:rPr>
+              <w:instrText xml:space="preserve"> PAGEREF _Toc243777779 \h </w:instrText>
+            </w:r>
+            <w:r>
+              <w:rPr>
+                <w:noProof/>
+                <w:webHidden/>
+              </w:rPr>
+            </w:r>
+            <w:r>
+              <w:rPr>
+                <w:noProof/>
+                <w:webHidden/>
+              </w:rPr>
+              <w:fldChar w:fldCharType="separate"/>
+            </w:r>
+            <w:r>
+              <w:rPr>
+                <w:noProof/>
+                <w:webHidden/>
+              </w:rPr>
+              <w:t>5</w:t>
+            </w:r>
+            <w:r>
+              <w:rPr>
+                <w:noProof/>
+                <w:webHidden/>
+              </w:rPr>
+              <w:fldChar w:fldCharType="end"/>
+            </w:r>
+            <w:r>
+              <w:rPr>
+                <w:rStyle w:val="Hyperlink"/>
+                <w:noProof/>
+              </w:rPr>
+              <w:fldChar w:fldCharType="end"/>
+            </w:r>
+          </w:ins>
         </w:p>
         <w:p>
           <w:pPr>
             <w:pStyle w:val="TOC1"/>
             <w:rPr>
-              <w:del w:id="66" w:author="MatheuS Santos" w:date="2026-10-24T14:38:00Z" w16du:dateUtc="2026-10-24T13:38:00Z"/>
+              <w:ins w:id="19" w:author="MatheuS Santos" w:date="2026-10-24T23:42:00Z" w16du:dateUtc="2026-10-24T22:42:00Z"/>
               <w:rFonts w:eastAsiaTheme="minorEastAsia"/>
               <w:b w:val="0"/>
               <w:bCs w:val="0"/>
@@ -4292,20 +2178,53 @@
               <w:noProof/>
             </w:rPr>
           </w:pPr>
-          <w:del w:id="67" w:author="MatheuS Santos" w:date="2026-10-24T14:38:00Z" w16du:dateUtc="2026-10-24T13:38:00Z">
-            <w:r>
-              <w:rPr>
-                <w:rFonts w:ascii="Calibri" w:hAnsi="Calibri" w:cs="Calibri"/>
-                <w:noProof/>
-                <w:rPrChange w:id="68" w:author="MatheuS Santos" w:date="2026-10-24T14:38:00Z" w16du:dateUtc="2026-10-24T13:38:00Z">
-                  <w:rPr>
-                    <w:rStyle w:val="Hyperlink"/>
-                    <w:rFonts w:ascii="Calibri" w:hAnsi="Calibri" w:cs="Calibri"/>
-                    <w:noProof/>
-                  </w:rPr>
-                </w:rPrChange>
-              </w:rPr>
-              <w:delText>2. Introduction</w:delText>
+          <w:ins w:id="20" w:author="MatheuS Santos" w:date="2026-10-24T23:42:00Z" w16du:dateUtc="2026-10-24T22:42:00Z">
+            <w:r>
+              <w:rPr>
+                <w:rStyle w:val="Hyperlink"/>
+                <w:noProof/>
+              </w:rPr>
+              <w:fldChar w:fldCharType="begin"/>
+            </w:r>
+            <w:r>
+              <w:rPr>
+                <w:rStyle w:val="Hyperlink"/>
+                <w:noProof/>
+              </w:rPr>
+              <w:instrText xml:space="preserve"> </w:instrText>
+            </w:r>
+            <w:r>
+              <w:rPr>
+                <w:noProof/>
+              </w:rPr>
+              <w:instrText>HYPERLINK \l "_Toc243777780"</w:instrText>
+            </w:r>
+            <w:r>
+              <w:rPr>
+                <w:rStyle w:val="Hyperlink"/>
+                <w:noProof/>
+              </w:rPr>
+              <w:instrText xml:space="preserve"> </w:instrText>
+            </w:r>
+            <w:r>
+              <w:rPr>
+                <w:rStyle w:val="Hyperlink"/>
+                <w:noProof/>
+              </w:rPr>
+            </w:r>
+            <w:r>
+              <w:rPr>
+                <w:rStyle w:val="Hyperlink"/>
+                <w:noProof/>
+              </w:rPr>
+              <w:fldChar w:fldCharType="separate"/>
+            </w:r>
+            <w:r>
+              <w:rPr>
+                <w:rStyle w:val="Hyperlink"/>
+                <w:noProof/>
+              </w:rPr>
+              <w:t>6. Methodology</w:t>
             </w:r>
             <w:r>
               <w:rPr>
@@ -4313,15 +2232,62 @@
                 <w:webHidden/>
               </w:rPr>
               <w:tab/>
-              <w:delText>4</w:delText>
-            </w:r>
-          </w:del>
+            </w:r>
+            <w:r>
+              <w:rPr>
+                <w:noProof/>
+                <w:webHidden/>
+              </w:rPr>
+              <w:fldChar w:fldCharType="begin"/>
+            </w:r>
+            <w:r>
+              <w:rPr>
+                <w:noProof/>
+                <w:webHidden/>
+              </w:rPr>
+              <w:instrText xml:space="preserve"> PAGEREF _Toc243777780 \h </w:instrText>
+            </w:r>
+            <w:r>
+              <w:rPr>
+                <w:noProof/>
+                <w:webHidden/>
+              </w:rPr>
+            </w:r>
+            <w:r>
+              <w:rPr>
+                <w:noProof/>
+                <w:webHidden/>
+              </w:rPr>
+              <w:fldChar w:fldCharType="separate"/>
+            </w:r>
+            <w:r>
+              <w:rPr>
+                <w:noProof/>
+                <w:webHidden/>
+              </w:rPr>
+              <w:t>6</w:t>
+            </w:r>
+            <w:r>
+              <w:rPr>
+                <w:noProof/>
+                <w:webHidden/>
+              </w:rPr>
+              <w:fldChar w:fldCharType="end"/>
+            </w:r>
+            <w:r>
+              <w:rPr>
+                <w:rStyle w:val="Hyperlink"/>
+                <w:noProof/>
+              </w:rPr>
+              <w:fldChar w:fldCharType="end"/>
+            </w:r>
+          </w:ins>
         </w:p>
         <w:p>
           <w:pPr>
             <w:pStyle w:val="TOC1"/>
             <w:rPr>
-              <w:del w:id="69" w:author="MatheuS Santos" w:date="2026-10-24T14:38:00Z" w16du:dateUtc="2026-10-24T13:38:00Z"/>
+              <w:ins w:id="21" w:author="MatheuS Santos" w:date="2026-10-24T23:42:00Z" w16du:dateUtc="2026-10-24T22:42:00Z"/>
               <w:rFonts w:eastAsiaTheme="minorEastAsia"/>
               <w:b w:val="0"/>
               <w:bCs w:val="0"/>
@@ -4330,20 +2296,53 @@
               <w:noProof/>
             </w:rPr>
           </w:pPr>
-          <w:del w:id="70" w:author="MatheuS Santos" w:date="2026-10-24T14:38:00Z" w16du:dateUtc="2026-10-24T13:38:00Z">
-            <w:r>
-              <w:rPr>
-                <w:rFonts w:ascii="Calibri" w:hAnsi="Calibri" w:cs="Calibri"/>
-                <w:noProof/>
-                <w:rPrChange w:id="71" w:author="MatheuS Santos" w:date="2026-10-24T14:38:00Z" w16du:dateUtc="2026-10-24T13:38:00Z">
-                  <w:rPr>
-                    <w:rStyle w:val="Hyperlink"/>
-                    <w:rFonts w:ascii="Calibri" w:hAnsi="Calibri" w:cs="Calibri"/>
-                    <w:noProof/>
-                  </w:rPr>
-                </w:rPrChange>
-              </w:rPr>
-              <w:delText>3. Problem Definition</w:delText>
+          <w:ins w:id="22" w:author="MatheuS Santos" w:date="2026-10-24T23:42:00Z" w16du:dateUtc="2026-10-24T22:42:00Z">
+            <w:r>
+              <w:rPr>
+                <w:rStyle w:val="Hyperlink"/>
+                <w:noProof/>
+              </w:rPr>
+              <w:fldChar w:fldCharType="begin"/>
+            </w:r>
+            <w:r>
+              <w:rPr>
+                <w:rStyle w:val="Hyperlink"/>
+                <w:noProof/>
+              </w:rPr>
+              <w:instrText xml:space="preserve"> </w:instrText>
+            </w:r>
+            <w:r>
+              <w:rPr>
+                <w:noProof/>
+              </w:rPr>
+              <w:instrText>HYPERLINK \l "_Toc243777781"</w:instrText>
+            </w:r>
+            <w:r>
+              <w:rPr>
+                <w:rStyle w:val="Hyperlink"/>
+                <w:noProof/>
+              </w:rPr>
+              <w:instrText xml:space="preserve"> </w:instrText>
+            </w:r>
+            <w:r>
+              <w:rPr>
+                <w:rStyle w:val="Hyperlink"/>
+                <w:noProof/>
+              </w:rPr>
+            </w:r>
+            <w:r>
+              <w:rPr>
+                <w:rStyle w:val="Hyperlink"/>
+                <w:noProof/>
+              </w:rPr>
+              <w:fldChar w:fldCharType="separate"/>
+            </w:r>
+            <w:r>
+              <w:rPr>
+                <w:rStyle w:val="Hyperlink"/>
+                <w:noProof/>
+              </w:rPr>
+              <w:t>7. Data Sources</w:t>
             </w:r>
             <w:r>
               <w:rPr>
@@ -4351,15 +2350,62 @@
                 <w:webHidden/>
               </w:rPr>
               <w:tab/>
-              <w:delText>4</w:delText>
-            </w:r>
-          </w:del>
+            </w:r>
+            <w:r>
+              <w:rPr>
+                <w:noProof/>
+                <w:webHidden/>
+              </w:rPr>
+              <w:fldChar w:fldCharType="begin"/>
+            </w:r>
+            <w:r>
+              <w:rPr>
+                <w:noProof/>
+                <w:webHidden/>
+              </w:rPr>
+              <w:instrText xml:space="preserve"> PAGEREF _Toc243777781 \h </w:instrText>
+            </w:r>
+            <w:r>
+              <w:rPr>
+                <w:noProof/>
+                <w:webHidden/>
+              </w:rPr>
+            </w:r>
+            <w:r>
+              <w:rPr>
+                <w:noProof/>
+                <w:webHidden/>
+              </w:rPr>
+              <w:fldChar w:fldCharType="separate"/>
+            </w:r>
+            <w:r>
+              <w:rPr>
+                <w:noProof/>
+                <w:webHidden/>
+              </w:rPr>
+              <w:t>6</w:t>
+            </w:r>
+            <w:r>
+              <w:rPr>
+                <w:noProof/>
+                <w:webHidden/>
+              </w:rPr>
+              <w:fldChar w:fldCharType="end"/>
+            </w:r>
+            <w:r>
+              <w:rPr>
+                <w:rStyle w:val="Hyperlink"/>
+                <w:noProof/>
+              </w:rPr>
+              <w:fldChar w:fldCharType="end"/>
+            </w:r>
+          </w:ins>
         </w:p>
         <w:p>
           <w:pPr>
             <w:pStyle w:val="TOC1"/>
             <w:rPr>
-              <w:del w:id="72" w:author="MatheuS Santos" w:date="2026-10-24T14:38:00Z" w16du:dateUtc="2026-10-24T13:38:00Z"/>
+              <w:ins w:id="23" w:author="MatheuS Santos" w:date="2026-10-24T23:42:00Z" w16du:dateUtc="2026-10-24T22:42:00Z"/>
               <w:rFonts w:eastAsiaTheme="minorEastAsia"/>
               <w:b w:val="0"/>
               <w:bCs w:val="0"/>
@@ -4368,20 +2414,53 @@
               <w:noProof/>
             </w:rPr>
           </w:pPr>
-          <w:del w:id="73" w:author="MatheuS Santos" w:date="2026-10-24T14:38:00Z" w16du:dateUtc="2026-10-24T13:38:00Z">
-            <w:r>
-              <w:rPr>
-                <w:rFonts w:ascii="Calibri" w:hAnsi="Calibri" w:cs="Calibri"/>
-                <w:noProof/>
-                <w:rPrChange w:id="74" w:author="MatheuS Santos" w:date="2026-10-24T14:38:00Z" w16du:dateUtc="2026-10-24T13:38:00Z">
-                  <w:rPr>
-                    <w:rStyle w:val="Hyperlink"/>
-                    <w:rFonts w:ascii="Calibri" w:hAnsi="Calibri" w:cs="Calibri"/>
-                    <w:noProof/>
-                  </w:rPr>
-                </w:rPrChange>
-              </w:rPr>
-              <w:delText>4. Aim and Objectives</w:delText>
+          <w:ins w:id="24" w:author="MatheuS Santos" w:date="2026-10-24T23:42:00Z" w16du:dateUtc="2026-10-24T22:42:00Z">
+            <w:r>
+              <w:rPr>
+                <w:rStyle w:val="Hyperlink"/>
+                <w:noProof/>
+              </w:rPr>
+              <w:fldChar w:fldCharType="begin"/>
+            </w:r>
+            <w:r>
+              <w:rPr>
+                <w:rStyle w:val="Hyperlink"/>
+                <w:noProof/>
+              </w:rPr>
+              <w:instrText xml:space="preserve"> </w:instrText>
+            </w:r>
+            <w:r>
+              <w:rPr>
+                <w:noProof/>
+              </w:rPr>
+              <w:instrText>HYPERLINK \l "_Toc243777782"</w:instrText>
+            </w:r>
+            <w:r>
+              <w:rPr>
+                <w:rStyle w:val="Hyperlink"/>
+                <w:noProof/>
+              </w:rPr>
+              <w:instrText xml:space="preserve"> </w:instrText>
+            </w:r>
+            <w:r>
+              <w:rPr>
+                <w:rStyle w:val="Hyperlink"/>
+                <w:noProof/>
+              </w:rPr>
+            </w:r>
+            <w:r>
+              <w:rPr>
+                <w:rStyle w:val="Hyperlink"/>
+                <w:noProof/>
+              </w:rPr>
+              <w:fldChar w:fldCharType="separate"/>
+            </w:r>
+            <w:r>
+              <w:rPr>
+                <w:rStyle w:val="Hyperlink"/>
+                <w:noProof/>
+              </w:rPr>
+              <w:t>8. Expected Deliverables</w:t>
             </w:r>
             <w:r>
               <w:rPr>
@@ -4389,15 +2468,62 @@
                 <w:webHidden/>
               </w:rPr>
               <w:tab/>
-              <w:delText>4</w:delText>
-            </w:r>
-          </w:del>
+            </w:r>
+            <w:r>
+              <w:rPr>
+                <w:noProof/>
+                <w:webHidden/>
+              </w:rPr>
+              <w:fldChar w:fldCharType="begin"/>
+            </w:r>
+            <w:r>
+              <w:rPr>
+                <w:noProof/>
+                <w:webHidden/>
+              </w:rPr>
+              <w:instrText xml:space="preserve"> PAGEREF _Toc243777782 \h </w:instrText>
+            </w:r>
+            <w:r>
+              <w:rPr>
+                <w:noProof/>
+                <w:webHidden/>
+              </w:rPr>
+            </w:r>
+            <w:r>
+              <w:rPr>
+                <w:noProof/>
+                <w:webHidden/>
+              </w:rPr>
+              <w:fldChar w:fldCharType="separate"/>
+            </w:r>
+            <w:r>
+              <w:rPr>
+                <w:noProof/>
+                <w:webHidden/>
+              </w:rPr>
+              <w:t>6</w:t>
+            </w:r>
+            <w:r>
+              <w:rPr>
+                <w:noProof/>
+                <w:webHidden/>
+              </w:rPr>
+              <w:fldChar w:fldCharType="end"/>
+            </w:r>
+            <w:r>
+              <w:rPr>
+                <w:rStyle w:val="Hyperlink"/>
+                <w:noProof/>
+              </w:rPr>
+              <w:fldChar w:fldCharType="end"/>
+            </w:r>
+          </w:ins>
         </w:p>
         <w:p>
           <w:pPr>
             <w:pStyle w:val="TOC1"/>
             <w:rPr>
-              <w:del w:id="75" w:author="MatheuS Santos" w:date="2026-10-24T14:38:00Z" w16du:dateUtc="2026-10-24T13:38:00Z"/>
+              <w:ins w:id="25" w:author="MatheuS Santos" w:date="2026-10-24T23:42:00Z" w16du:dateUtc="2026-10-24T22:42:00Z"/>
               <w:rFonts w:eastAsiaTheme="minorEastAsia"/>
               <w:b w:val="0"/>
               <w:bCs w:val="0"/>
@@ -4406,20 +2532,53 @@
               <w:noProof/>
             </w:rPr>
           </w:pPr>
-          <w:del w:id="76" w:author="MatheuS Santos" w:date="2026-10-24T14:38:00Z" w16du:dateUtc="2026-10-24T13:38:00Z">
-            <w:r>
-              <w:rPr>
-                <w:rFonts w:ascii="Calibri" w:hAnsi="Calibri" w:cs="Calibri"/>
-                <w:noProof/>
-                <w:rPrChange w:id="77" w:author="MatheuS Santos" w:date="2026-10-24T14:38:00Z" w16du:dateUtc="2026-10-24T13:38:00Z">
-                  <w:rPr>
-                    <w:rStyle w:val="Hyperlink"/>
-                    <w:rFonts w:ascii="Calibri" w:hAnsi="Calibri" w:cs="Calibri"/>
-                    <w:noProof/>
-                  </w:rPr>
-                </w:rPrChange>
-              </w:rPr>
-              <w:delText>5. Scope</w:delText>
+          <w:ins w:id="26" w:author="MatheuS Santos" w:date="2026-10-24T23:42:00Z" w16du:dateUtc="2026-10-24T22:42:00Z">
+            <w:r>
+              <w:rPr>
+                <w:rStyle w:val="Hyperlink"/>
+                <w:noProof/>
+              </w:rPr>
+              <w:fldChar w:fldCharType="begin"/>
+            </w:r>
+            <w:r>
+              <w:rPr>
+                <w:rStyle w:val="Hyperlink"/>
+                <w:noProof/>
+              </w:rPr>
+              <w:instrText xml:space="preserve"> </w:instrText>
+            </w:r>
+            <w:r>
+              <w:rPr>
+                <w:noProof/>
+              </w:rPr>
+              <w:instrText>HYPERLINK \l "_Toc243777783"</w:instrText>
+            </w:r>
+            <w:r>
+              <w:rPr>
+                <w:rStyle w:val="Hyperlink"/>
+                <w:noProof/>
+              </w:rPr>
+              <w:instrText xml:space="preserve"> </w:instrText>
+            </w:r>
+            <w:r>
+              <w:rPr>
+                <w:rStyle w:val="Hyperlink"/>
+                <w:noProof/>
+              </w:rPr>
+            </w:r>
+            <w:r>
+              <w:rPr>
+                <w:rStyle w:val="Hyperlink"/>
+                <w:noProof/>
+              </w:rPr>
+              <w:fldChar w:fldCharType="separate"/>
+            </w:r>
+            <w:r>
+              <w:rPr>
+                <w:rStyle w:val="Hyperlink"/>
+                <w:noProof/>
+              </w:rPr>
+              <w:t>9. Project Timeline</w:t>
             </w:r>
             <w:r>
               <w:rPr>
@@ -4427,15 +2586,62 @@
                 <w:webHidden/>
               </w:rPr>
               <w:tab/>
-              <w:delText>4</w:delText>
-            </w:r>
-          </w:del>
+            </w:r>
+            <w:r>
+              <w:rPr>
+                <w:noProof/>
+                <w:webHidden/>
+              </w:rPr>
+              <w:fldChar w:fldCharType="begin"/>
+            </w:r>
+            <w:r>
+              <w:rPr>
+                <w:noProof/>
+                <w:webHidden/>
+              </w:rPr>
+              <w:instrText xml:space="preserve"> PAGEREF _Toc243777783 \h </w:instrText>
+            </w:r>
+            <w:r>
+              <w:rPr>
+                <w:noProof/>
+                <w:webHidden/>
+              </w:rPr>
+            </w:r>
+            <w:r>
+              <w:rPr>
+                <w:noProof/>
+                <w:webHidden/>
+              </w:rPr>
+              <w:fldChar w:fldCharType="separate"/>
+            </w:r>
+            <w:r>
+              <w:rPr>
+                <w:noProof/>
+                <w:webHidden/>
+              </w:rPr>
+              <w:t>7</w:t>
+            </w:r>
+            <w:r>
+              <w:rPr>
+                <w:noProof/>
+                <w:webHidden/>
+              </w:rPr>
+              <w:fldChar w:fldCharType="end"/>
+            </w:r>
+            <w:r>
+              <w:rPr>
+                <w:rStyle w:val="Hyperlink"/>
+                <w:noProof/>
+              </w:rPr>
+              <w:fldChar w:fldCharType="end"/>
+            </w:r>
+          </w:ins>
         </w:p>
         <w:p>
           <w:pPr>
             <w:pStyle w:val="TOC1"/>
             <w:rPr>
-              <w:del w:id="78" w:author="MatheuS Santos" w:date="2026-10-24T14:38:00Z" w16du:dateUtc="2026-10-24T13:38:00Z"/>
+              <w:ins w:id="27" w:author="MatheuS Santos" w:date="2026-10-24T23:42:00Z" w16du:dateUtc="2026-10-24T22:42:00Z"/>
               <w:rFonts w:eastAsiaTheme="minorEastAsia"/>
               <w:b w:val="0"/>
               <w:bCs w:val="0"/>
@@ -4444,20 +2650,53 @@
               <w:noProof/>
             </w:rPr>
           </w:pPr>
-          <w:del w:id="79" w:author="MatheuS Santos" w:date="2026-10-24T14:38:00Z" w16du:dateUtc="2026-10-24T13:38:00Z">
-            <w:r>
-              <w:rPr>
-                <w:rFonts w:ascii="Calibri" w:hAnsi="Calibri" w:cs="Calibri"/>
-                <w:noProof/>
-                <w:rPrChange w:id="80" w:author="MatheuS Santos" w:date="2026-10-24T14:38:00Z" w16du:dateUtc="2026-10-24T13:38:00Z">
-                  <w:rPr>
-                    <w:rStyle w:val="Hyperlink"/>
-                    <w:rFonts w:ascii="Calibri" w:hAnsi="Calibri" w:cs="Calibri"/>
-                    <w:noProof/>
-                  </w:rPr>
-                </w:rPrChange>
-              </w:rPr>
-              <w:delText>6. Methodology</w:delText>
+          <w:ins w:id="28" w:author="MatheuS Santos" w:date="2026-10-24T23:42:00Z" w16du:dateUtc="2026-10-24T22:42:00Z">
+            <w:r>
+              <w:rPr>
+                <w:rStyle w:val="Hyperlink"/>
+                <w:noProof/>
+              </w:rPr>
+              <w:fldChar w:fldCharType="begin"/>
+            </w:r>
+            <w:r>
+              <w:rPr>
+                <w:rStyle w:val="Hyperlink"/>
+                <w:noProof/>
+              </w:rPr>
+              <w:instrText xml:space="preserve"> </w:instrText>
+            </w:r>
+            <w:r>
+              <w:rPr>
+                <w:noProof/>
+              </w:rPr>
+              <w:instrText>HYPERLINK \l "_Toc243777784"</w:instrText>
+            </w:r>
+            <w:r>
+              <w:rPr>
+                <w:rStyle w:val="Hyperlink"/>
+                <w:noProof/>
+              </w:rPr>
+              <w:instrText xml:space="preserve"> </w:instrText>
+            </w:r>
+            <w:r>
+              <w:rPr>
+                <w:rStyle w:val="Hyperlink"/>
+                <w:noProof/>
+              </w:rPr>
+            </w:r>
+            <w:r>
+              <w:rPr>
+                <w:rStyle w:val="Hyperlink"/>
+                <w:noProof/>
+              </w:rPr>
+              <w:fldChar w:fldCharType="separate"/>
+            </w:r>
+            <w:r>
+              <w:rPr>
+                <w:rStyle w:val="Hyperlink"/>
+                <w:noProof/>
+              </w:rPr>
+              <w:t>10. Ethical and Legal Considerations</w:t>
             </w:r>
             <w:r>
               <w:rPr>
@@ -4465,15 +2704,62 @@
                 <w:webHidden/>
               </w:rPr>
               <w:tab/>
-              <w:delText>4</w:delText>
-            </w:r>
-          </w:del>
+            </w:r>
+            <w:r>
+              <w:rPr>
+                <w:noProof/>
+                <w:webHidden/>
+              </w:rPr>
+              <w:fldChar w:fldCharType="begin"/>
+            </w:r>
+            <w:r>
+              <w:rPr>
+                <w:noProof/>
+                <w:webHidden/>
+              </w:rPr>
+              <w:instrText xml:space="preserve"> PAGEREF _Toc243777784 \h </w:instrText>
+            </w:r>
+            <w:r>
+              <w:rPr>
+                <w:noProof/>
+                <w:webHidden/>
+              </w:rPr>
+            </w:r>
+            <w:r>
+              <w:rPr>
+                <w:noProof/>
+                <w:webHidden/>
+              </w:rPr>
+              <w:fldChar w:fldCharType="separate"/>
+            </w:r>
+            <w:r>
+              <w:rPr>
+                <w:noProof/>
+                <w:webHidden/>
+              </w:rPr>
+              <w:t>7</w:t>
+            </w:r>
+            <w:r>
+              <w:rPr>
+                <w:noProof/>
+                <w:webHidden/>
+              </w:rPr>
+              <w:fldChar w:fldCharType="end"/>
+            </w:r>
+            <w:r>
+              <w:rPr>
+                <w:rStyle w:val="Hyperlink"/>
+                <w:noProof/>
+              </w:rPr>
+              <w:fldChar w:fldCharType="end"/>
+            </w:r>
+          </w:ins>
         </w:p>
         <w:p>
           <w:pPr>
             <w:pStyle w:val="TOC1"/>
             <w:rPr>
-              <w:del w:id="81" w:author="MatheuS Santos" w:date="2026-10-24T14:38:00Z" w16du:dateUtc="2026-10-24T13:38:00Z"/>
+              <w:ins w:id="29" w:author="MatheuS Santos" w:date="2026-10-24T23:42:00Z" w16du:dateUtc="2026-10-24T22:42:00Z"/>
               <w:rFonts w:eastAsiaTheme="minorEastAsia"/>
               <w:b w:val="0"/>
               <w:bCs w:val="0"/>
@@ -4482,20 +2768,53 @@
               <w:noProof/>
             </w:rPr>
           </w:pPr>
-          <w:del w:id="82" w:author="MatheuS Santos" w:date="2026-10-24T14:38:00Z" w16du:dateUtc="2026-10-24T13:38:00Z">
-            <w:r>
-              <w:rPr>
-                <w:rFonts w:ascii="Calibri" w:hAnsi="Calibri" w:cs="Calibri"/>
-                <w:noProof/>
-                <w:rPrChange w:id="83" w:author="MatheuS Santos" w:date="2026-10-24T14:38:00Z" w16du:dateUtc="2026-10-24T13:38:00Z">
-                  <w:rPr>
-                    <w:rStyle w:val="Hyperlink"/>
-                    <w:rFonts w:ascii="Calibri" w:hAnsi="Calibri" w:cs="Calibri"/>
-                    <w:noProof/>
-                  </w:rPr>
-                </w:rPrChange>
-              </w:rPr>
-              <w:delText>7. Data Sources</w:delText>
+          <w:ins w:id="30" w:author="MatheuS Santos" w:date="2026-10-24T23:42:00Z" w16du:dateUtc="2026-10-24T22:42:00Z">
+            <w:r>
+              <w:rPr>
+                <w:rStyle w:val="Hyperlink"/>
+                <w:noProof/>
+              </w:rPr>
+              <w:fldChar w:fldCharType="begin"/>
+            </w:r>
+            <w:r>
+              <w:rPr>
+                <w:rStyle w:val="Hyperlink"/>
+                <w:noProof/>
+              </w:rPr>
+              <w:instrText xml:space="preserve"> </w:instrText>
+            </w:r>
+            <w:r>
+              <w:rPr>
+                <w:noProof/>
+              </w:rPr>
+              <w:instrText>HYPERLINK \l "_Toc243777785"</w:instrText>
+            </w:r>
+            <w:r>
+              <w:rPr>
+                <w:rStyle w:val="Hyperlink"/>
+                <w:noProof/>
+              </w:rPr>
+              <w:instrText xml:space="preserve"> </w:instrText>
+            </w:r>
+            <w:r>
+              <w:rPr>
+                <w:rStyle w:val="Hyperlink"/>
+                <w:noProof/>
+              </w:rPr>
+            </w:r>
+            <w:r>
+              <w:rPr>
+                <w:rStyle w:val="Hyperlink"/>
+                <w:noProof/>
+              </w:rPr>
+              <w:fldChar w:fldCharType="separate"/>
+            </w:r>
+            <w:r>
+              <w:rPr>
+                <w:rStyle w:val="Hyperlink"/>
+                <w:noProof/>
+              </w:rPr>
+              <w:t>11. Conclusions</w:t>
             </w:r>
             <w:r>
               <w:rPr>
@@ -4503,15 +2822,62 @@
                 <w:webHidden/>
               </w:rPr>
               <w:tab/>
-              <w:delText>4</w:delText>
-            </w:r>
-          </w:del>
+            </w:r>
+            <w:r>
+              <w:rPr>
+                <w:noProof/>
+                <w:webHidden/>
+              </w:rPr>
+              <w:fldChar w:fldCharType="begin"/>
+            </w:r>
+            <w:r>
+              <w:rPr>
+                <w:noProof/>
+                <w:webHidden/>
+              </w:rPr>
+              <w:instrText xml:space="preserve"> PAGEREF _Toc243777785 \h </w:instrText>
+            </w:r>
+            <w:r>
+              <w:rPr>
+                <w:noProof/>
+                <w:webHidden/>
+              </w:rPr>
+            </w:r>
+            <w:r>
+              <w:rPr>
+                <w:noProof/>
+                <w:webHidden/>
+              </w:rPr>
+              <w:fldChar w:fldCharType="separate"/>
+            </w:r>
+            <w:r>
+              <w:rPr>
+                <w:noProof/>
+                <w:webHidden/>
+              </w:rPr>
+              <w:t>7</w:t>
+            </w:r>
+            <w:r>
+              <w:rPr>
+                <w:noProof/>
+                <w:webHidden/>
+              </w:rPr>
+              <w:fldChar w:fldCharType="end"/>
+            </w:r>
+            <w:r>
+              <w:rPr>
+                <w:rStyle w:val="Hyperlink"/>
+                <w:noProof/>
+              </w:rPr>
+              <w:fldChar w:fldCharType="end"/>
+            </w:r>
+          </w:ins>
         </w:p>
         <w:p>
           <w:pPr>
             <w:pStyle w:val="TOC1"/>
             <w:rPr>
-              <w:del w:id="84" w:author="MatheuS Santos" w:date="2026-10-24T14:38:00Z" w16du:dateUtc="2026-10-24T13:38:00Z"/>
+              <w:ins w:id="31" w:author="MatheuS Santos" w:date="2026-10-24T23:42:00Z" w16du:dateUtc="2026-10-24T22:42:00Z"/>
               <w:rFonts w:eastAsiaTheme="minorEastAsia"/>
               <w:b w:val="0"/>
               <w:bCs w:val="0"/>
@@ -4520,20 +2886,53 @@
               <w:noProof/>
             </w:rPr>
           </w:pPr>
-          <w:del w:id="85" w:author="MatheuS Santos" w:date="2026-10-24T14:38:00Z" w16du:dateUtc="2026-10-24T13:38:00Z">
-            <w:r>
-              <w:rPr>
-                <w:rFonts w:ascii="Calibri" w:hAnsi="Calibri" w:cs="Calibri"/>
-                <w:noProof/>
-                <w:rPrChange w:id="86" w:author="MatheuS Santos" w:date="2026-10-24T14:38:00Z" w16du:dateUtc="2026-10-24T13:38:00Z">
-                  <w:rPr>
-                    <w:rStyle w:val="Hyperlink"/>
-                    <w:rFonts w:ascii="Calibri" w:hAnsi="Calibri" w:cs="Calibri"/>
-                    <w:noProof/>
-                  </w:rPr>
-                </w:rPrChange>
-              </w:rPr>
-              <w:delText>8. Expected Deliverables</w:delText>
+          <w:ins w:id="32" w:author="MatheuS Santos" w:date="2026-10-24T23:42:00Z" w16du:dateUtc="2026-10-24T22:42:00Z">
+            <w:r>
+              <w:rPr>
+                <w:rStyle w:val="Hyperlink"/>
+                <w:noProof/>
+              </w:rPr>
+              <w:fldChar w:fldCharType="begin"/>
+            </w:r>
+            <w:r>
+              <w:rPr>
+                <w:rStyle w:val="Hyperlink"/>
+                <w:noProof/>
+              </w:rPr>
+              <w:instrText xml:space="preserve"> </w:instrText>
+            </w:r>
+            <w:r>
+              <w:rPr>
+                <w:noProof/>
+              </w:rPr>
+              <w:instrText>HYPERLINK \l "_Toc243777786"</w:instrText>
+            </w:r>
+            <w:r>
+              <w:rPr>
+                <w:rStyle w:val="Hyperlink"/>
+                <w:noProof/>
+              </w:rPr>
+              <w:instrText xml:space="preserve"> </w:instrText>
+            </w:r>
+            <w:r>
+              <w:rPr>
+                <w:rStyle w:val="Hyperlink"/>
+                <w:noProof/>
+              </w:rPr>
+            </w:r>
+            <w:r>
+              <w:rPr>
+                <w:rStyle w:val="Hyperlink"/>
+                <w:noProof/>
+              </w:rPr>
+              <w:fldChar w:fldCharType="separate"/>
+            </w:r>
+            <w:r>
+              <w:rPr>
+                <w:rStyle w:val="Hyperlink"/>
+                <w:noProof/>
+              </w:rPr>
+              <w:t>12. References</w:t>
             </w:r>
             <w:r>
               <w:rPr>
@@ -4541,15 +2940,62 @@
                 <w:webHidden/>
               </w:rPr>
               <w:tab/>
-              <w:delText>5</w:delText>
-            </w:r>
-          </w:del>
+            </w:r>
+            <w:r>
+              <w:rPr>
+                <w:noProof/>
+                <w:webHidden/>
+              </w:rPr>
+              <w:fldChar w:fldCharType="begin"/>
+            </w:r>
+            <w:r>
+              <w:rPr>
+                <w:noProof/>
+                <w:webHidden/>
+              </w:rPr>
+              <w:instrText xml:space="preserve"> PAGEREF _Toc243777786 \h </w:instrText>
+            </w:r>
+            <w:r>
+              <w:rPr>
+                <w:noProof/>
+                <w:webHidden/>
+              </w:rPr>
+            </w:r>
+            <w:r>
+              <w:rPr>
+                <w:noProof/>
+                <w:webHidden/>
+              </w:rPr>
+              <w:fldChar w:fldCharType="separate"/>
+            </w:r>
+            <w:r>
+              <w:rPr>
+                <w:noProof/>
+                <w:webHidden/>
+              </w:rPr>
+              <w:t>8</w:t>
+            </w:r>
+            <w:r>
+              <w:rPr>
+                <w:noProof/>
+                <w:webHidden/>
+              </w:rPr>
+              <w:fldChar w:fldCharType="end"/>
+            </w:r>
+            <w:r>
+              <w:rPr>
+                <w:rStyle w:val="Hyperlink"/>
+                <w:noProof/>
+              </w:rPr>
+              <w:fldChar w:fldCharType="end"/>
+            </w:r>
+          </w:ins>
         </w:p>
         <w:p>
           <w:pPr>
             <w:pStyle w:val="TOC1"/>
             <w:rPr>
-              <w:del w:id="87" w:author="MatheuS Santos" w:date="2026-10-24T14:38:00Z" w16du:dateUtc="2026-10-24T13:38:00Z"/>
+              <w:ins w:id="33" w:author="MatheuS Santos" w:date="2026-10-24T23:42:00Z" w16du:dateUtc="2026-10-24T22:42:00Z"/>
               <w:rFonts w:eastAsiaTheme="minorEastAsia"/>
               <w:b w:val="0"/>
               <w:bCs w:val="0"/>
@@ -4558,48 +3004,53 @@
               <w:noProof/>
             </w:rPr>
           </w:pPr>
-          <w:del w:id="88" w:author="MatheuS Santos" w:date="2026-10-24T14:38:00Z" w16du:dateUtc="2026-10-24T13:38:00Z">
-            <w:r>
-              <w:rPr>
-                <w:rFonts w:ascii="Calibri" w:hAnsi="Calibri" w:cs="Calibri"/>
-                <w:noProof/>
-                <w:rPrChange w:id="89" w:author="MatheuS Santos" w:date="2026-10-24T14:38:00Z" w16du:dateUtc="2026-10-24T13:38:00Z">
-                  <w:rPr>
-                    <w:rStyle w:val="Hyperlink"/>
-                    <w:rFonts w:ascii="Calibri" w:hAnsi="Calibri" w:cs="Calibri"/>
-                    <w:noProof/>
-                  </w:rPr>
-                </w:rPrChange>
-              </w:rPr>
-              <w:delText>9. Proje</w:delText>
-            </w:r>
-            <w:r>
-              <w:rPr>
-                <w:rFonts w:ascii="Calibri" w:hAnsi="Calibri" w:cs="Calibri"/>
-                <w:noProof/>
-                <w:rPrChange w:id="90" w:author="MatheuS Santos" w:date="2026-10-24T14:38:00Z" w16du:dateUtc="2026-10-24T13:38:00Z">
-                  <w:rPr>
-                    <w:rStyle w:val="Hyperlink"/>
-                    <w:rFonts w:ascii="Calibri" w:hAnsi="Calibri" w:cs="Calibri"/>
-                    <w:noProof/>
-                  </w:rPr>
-                </w:rPrChange>
-              </w:rPr>
-              <w:delText>c</w:delText>
-            </w:r>
-            <w:r>
-              <w:rPr>
-                <w:rFonts w:ascii="Calibri" w:hAnsi="Calibri" w:cs="Calibri"/>
-                <w:noProof/>
-                <w:rPrChange w:id="91" w:author="MatheuS Santos" w:date="2026-10-24T14:38:00Z" w16du:dateUtc="2026-10-24T13:38:00Z">
-                  <w:rPr>
-                    <w:rStyle w:val="Hyperlink"/>
-                    <w:rFonts w:ascii="Calibri" w:hAnsi="Calibri" w:cs="Calibri"/>
-                    <w:noProof/>
-                  </w:rPr>
-                </w:rPrChange>
-              </w:rPr>
-              <w:delText>t Timeline</w:delText>
+          <w:ins w:id="34" w:author="MatheuS Santos" w:date="2026-10-24T23:42:00Z" w16du:dateUtc="2026-10-24T22:42:00Z">
+            <w:r>
+              <w:rPr>
+                <w:rStyle w:val="Hyperlink"/>
+                <w:noProof/>
+              </w:rPr>
+              <w:fldChar w:fldCharType="begin"/>
+            </w:r>
+            <w:r>
+              <w:rPr>
+                <w:rStyle w:val="Hyperlink"/>
+                <w:noProof/>
+              </w:rPr>
+              <w:instrText xml:space="preserve"> </w:instrText>
+            </w:r>
+            <w:r>
+              <w:rPr>
+                <w:noProof/>
+              </w:rPr>
+              <w:instrText>HYPERLINK \l "_Toc243777787"</w:instrText>
+            </w:r>
+            <w:r>
+              <w:rPr>
+                <w:rStyle w:val="Hyperlink"/>
+                <w:noProof/>
+              </w:rPr>
+              <w:instrText xml:space="preserve"> </w:instrText>
+            </w:r>
+            <w:r>
+              <w:rPr>
+                <w:rStyle w:val="Hyperlink"/>
+                <w:noProof/>
+              </w:rPr>
+            </w:r>
+            <w:r>
+              <w:rPr>
+                <w:rStyle w:val="Hyperlink"/>
+                <w:noProof/>
+              </w:rPr>
+              <w:fldChar w:fldCharType="separate"/>
+            </w:r>
+            <w:r>
+              <w:rPr>
+                <w:rStyle w:val="Hyperlink"/>
+                <w:noProof/>
+              </w:rPr>
+              <w:t>13. Appendix</w:t>
             </w:r>
             <w:r>
               <w:rPr>
@@ -4607,15 +3058,62 @@
                 <w:webHidden/>
               </w:rPr>
               <w:tab/>
-              <w:delText>5</w:delText>
-            </w:r>
-          </w:del>
+            </w:r>
+            <w:r>
+              <w:rPr>
+                <w:noProof/>
+                <w:webHidden/>
+              </w:rPr>
+              <w:fldChar w:fldCharType="begin"/>
+            </w:r>
+            <w:r>
+              <w:rPr>
+                <w:noProof/>
+                <w:webHidden/>
+              </w:rPr>
+              <w:instrText xml:space="preserve"> PAGEREF _Toc243777787 \h </w:instrText>
+            </w:r>
+            <w:r>
+              <w:rPr>
+                <w:noProof/>
+                <w:webHidden/>
+              </w:rPr>
+            </w:r>
+            <w:r>
+              <w:rPr>
+                <w:noProof/>
+                <w:webHidden/>
+              </w:rPr>
+              <w:fldChar w:fldCharType="separate"/>
+            </w:r>
+            <w:r>
+              <w:rPr>
+                <w:noProof/>
+                <w:webHidden/>
+              </w:rPr>
+              <w:t>8</w:t>
+            </w:r>
+            <w:r>
+              <w:rPr>
+                <w:noProof/>
+                <w:webHidden/>
+              </w:rPr>
+              <w:fldChar w:fldCharType="end"/>
+            </w:r>
+            <w:r>
+              <w:rPr>
+                <w:rStyle w:val="Hyperlink"/>
+                <w:noProof/>
+              </w:rPr>
+              <w:fldChar w:fldCharType="end"/>
+            </w:r>
+          </w:ins>
         </w:p>
         <w:p>
           <w:pPr>
             <w:pStyle w:val="TOC1"/>
             <w:rPr>
-              <w:del w:id="92" w:author="MatheuS Santos" w:date="2026-10-24T14:38:00Z" w16du:dateUtc="2026-10-24T13:38:00Z"/>
+              <w:del w:id="35" w:author="MatheuS Santos" w:date="2026-10-24T14:38:00Z" w16du:dateUtc="2026-10-24T13:38:00Z"/>
               <w:rFonts w:eastAsiaTheme="minorEastAsia"/>
               <w:b w:val="0"/>
               <w:bCs w:val="0"/>
@@ -4624,12 +3122,11 @@
               <w:noProof/>
             </w:rPr>
           </w:pPr>
-          <w:del w:id="93" w:author="MatheuS Santos" w:date="2026-10-24T14:38:00Z" w16du:dateUtc="2026-10-24T13:38:00Z">
-            <w:r>
-              <w:rPr>
-                <w:rFonts w:ascii="Calibri" w:hAnsi="Calibri" w:cs="Calibri"/>
-                <w:noProof/>
-                <w:rPrChange w:id="94" w:author="MatheuS Santos" w:date="2026-10-24T14:38:00Z" w16du:dateUtc="2026-10-24T13:38:00Z">
+          <w:del w:id="36" w:author="MatheuS Santos" w:date="2026-10-24T14:38:00Z" w16du:dateUtc="2026-10-24T13:38:00Z">
+            <w:r>
+              <w:rPr>
+                <w:noProof/>
+                <w:rPrChange w:id="37" w:author="MatheuS Santos" w:date="2026-10-24T14:38:00Z" w16du:dateUtc="2026-10-24T13:38:00Z">
                   <w:rPr>
                     <w:rStyle w:val="Hyperlink"/>
                     <w:rFonts w:ascii="Calibri" w:hAnsi="Calibri" w:cs="Calibri"/>
@@ -4637,7 +3134,7 @@
                   </w:rPr>
                 </w:rPrChange>
               </w:rPr>
-              <w:delText>10. Ethical and Legal Considerations</w:delText>
+              <w:delText>1. Project Title</w:delText>
             </w:r>
             <w:r>
               <w:rPr>
@@ -4645,7 +3142,7 @@
                 <w:webHidden/>
               </w:rPr>
               <w:tab/>
-              <w:delText>5</w:delText>
+              <w:delText>4</w:delText>
             </w:r>
           </w:del>
         </w:p>
@@ -4653,7 +3150,7 @@
           <w:pPr>
             <w:pStyle w:val="TOC1"/>
             <w:rPr>
-              <w:del w:id="95" w:author="MatheuS Santos" w:date="2026-10-24T14:38:00Z" w16du:dateUtc="2026-10-24T13:38:00Z"/>
+              <w:del w:id="38" w:author="MatheuS Santos" w:date="2026-10-24T14:38:00Z" w16du:dateUtc="2026-10-24T13:38:00Z"/>
               <w:rFonts w:eastAsiaTheme="minorEastAsia"/>
               <w:b w:val="0"/>
               <w:bCs w:val="0"/>
@@ -4662,12 +3159,11 @@
               <w:noProof/>
             </w:rPr>
           </w:pPr>
-          <w:del w:id="96" w:author="MatheuS Santos" w:date="2026-10-24T14:38:00Z" w16du:dateUtc="2026-10-24T13:38:00Z">
-            <w:r>
-              <w:rPr>
-                <w:rFonts w:ascii="Calibri" w:hAnsi="Calibri" w:cs="Calibri"/>
-                <w:noProof/>
-                <w:rPrChange w:id="97" w:author="MatheuS Santos" w:date="2026-10-24T14:38:00Z" w16du:dateUtc="2026-10-24T13:38:00Z">
+          <w:del w:id="39" w:author="MatheuS Santos" w:date="2026-10-24T14:38:00Z" w16du:dateUtc="2026-10-24T13:38:00Z">
+            <w:r>
+              <w:rPr>
+                <w:noProof/>
+                <w:rPrChange w:id="40" w:author="MatheuS Santos" w:date="2026-10-24T14:38:00Z" w16du:dateUtc="2026-10-24T13:38:00Z">
                   <w:rPr>
                     <w:rStyle w:val="Hyperlink"/>
                     <w:rFonts w:ascii="Calibri" w:hAnsi="Calibri" w:cs="Calibri"/>
@@ -4675,7 +3171,7 @@
                   </w:rPr>
                 </w:rPrChange>
               </w:rPr>
-              <w:delText>11. Conclusions</w:delText>
+              <w:delText>2. Introduction</w:delText>
             </w:r>
             <w:r>
               <w:rPr>
@@ -4683,7 +3179,7 @@
                 <w:webHidden/>
               </w:rPr>
               <w:tab/>
-              <w:delText>5</w:delText>
+              <w:delText>4</w:delText>
             </w:r>
           </w:del>
         </w:p>
@@ -4691,7 +3187,7 @@
           <w:pPr>
             <w:pStyle w:val="TOC1"/>
             <w:rPr>
-              <w:del w:id="98" w:author="MatheuS Santos" w:date="2026-10-24T14:38:00Z" w16du:dateUtc="2026-10-24T13:38:00Z"/>
+              <w:del w:id="41" w:author="MatheuS Santos" w:date="2026-10-24T14:38:00Z" w16du:dateUtc="2026-10-24T13:38:00Z"/>
               <w:rFonts w:eastAsiaTheme="minorEastAsia"/>
               <w:b w:val="0"/>
               <w:bCs w:val="0"/>
@@ -4700,12 +3196,11 @@
               <w:noProof/>
             </w:rPr>
           </w:pPr>
-          <w:del w:id="99" w:author="MatheuS Santos" w:date="2026-10-24T14:38:00Z" w16du:dateUtc="2026-10-24T13:38:00Z">
-            <w:r>
-              <w:rPr>
-                <w:rFonts w:ascii="Calibri" w:hAnsi="Calibri" w:cs="Calibri"/>
-                <w:noProof/>
-                <w:rPrChange w:id="100" w:author="MatheuS Santos" w:date="2026-10-24T14:38:00Z" w16du:dateUtc="2026-10-24T13:38:00Z">
+          <w:del w:id="42" w:author="MatheuS Santos" w:date="2026-10-24T14:38:00Z" w16du:dateUtc="2026-10-24T13:38:00Z">
+            <w:r>
+              <w:rPr>
+                <w:noProof/>
+                <w:rPrChange w:id="43" w:author="MatheuS Santos" w:date="2026-10-24T14:38:00Z" w16du:dateUtc="2026-10-24T13:38:00Z">
                   <w:rPr>
                     <w:rStyle w:val="Hyperlink"/>
                     <w:rFonts w:ascii="Calibri" w:hAnsi="Calibri" w:cs="Calibri"/>
@@ -4713,7 +3208,7 @@
                   </w:rPr>
                 </w:rPrChange>
               </w:rPr>
-              <w:delText>12. References</w:delText>
+              <w:delText>3. Problem Definition</w:delText>
             </w:r>
             <w:r>
               <w:rPr>
@@ -4721,7 +3216,7 @@
                 <w:webHidden/>
               </w:rPr>
               <w:tab/>
-              <w:delText>5</w:delText>
+              <w:delText>4</w:delText>
             </w:r>
           </w:del>
         </w:p>
@@ -4729,7 +3224,7 @@
           <w:pPr>
             <w:pStyle w:val="TOC1"/>
             <w:rPr>
-              <w:del w:id="101" w:author="MatheuS Santos" w:date="2026-10-24T14:38:00Z" w16du:dateUtc="2026-10-24T13:38:00Z"/>
+              <w:del w:id="44" w:author="MatheuS Santos" w:date="2026-10-24T14:38:00Z" w16du:dateUtc="2026-10-24T13:38:00Z"/>
               <w:rFonts w:eastAsiaTheme="minorEastAsia"/>
               <w:b w:val="0"/>
               <w:bCs w:val="0"/>
@@ -4738,12 +3233,344 @@
               <w:noProof/>
             </w:rPr>
           </w:pPr>
-          <w:del w:id="102" w:author="MatheuS Santos" w:date="2026-10-24T14:38:00Z" w16du:dateUtc="2026-10-24T13:38:00Z">
-            <w:r>
-              <w:rPr>
-                <w:rFonts w:ascii="Calibri" w:hAnsi="Calibri" w:cs="Calibri"/>
-                <w:noProof/>
-                <w:rPrChange w:id="103" w:author="MatheuS Santos" w:date="2026-10-24T14:38:00Z" w16du:dateUtc="2026-10-24T13:38:00Z">
+          <w:del w:id="45" w:author="MatheuS Santos" w:date="2026-10-24T14:38:00Z" w16du:dateUtc="2026-10-24T13:38:00Z">
+            <w:r>
+              <w:rPr>
+                <w:noProof/>
+                <w:rPrChange w:id="46" w:author="MatheuS Santos" w:date="2026-10-24T14:38:00Z" w16du:dateUtc="2026-10-24T13:38:00Z">
+                  <w:rPr>
+                    <w:rStyle w:val="Hyperlink"/>
+                    <w:rFonts w:ascii="Calibri" w:hAnsi="Calibri" w:cs="Calibri"/>
+                    <w:noProof/>
+                  </w:rPr>
+                </w:rPrChange>
+              </w:rPr>
+              <w:delText>4. Aim and Objectives</w:delText>
+            </w:r>
+            <w:r>
+              <w:rPr>
+                <w:noProof/>
+                <w:webHidden/>
+              </w:rPr>
+              <w:tab/>
+              <w:delText>4</w:delText>
+            </w:r>
+          </w:del>
+        </w:p>
+        <w:p>
+          <w:pPr>
+            <w:pStyle w:val="TOC1"/>
+            <w:rPr>
+              <w:del w:id="47" w:author="MatheuS Santos" w:date="2026-10-24T14:38:00Z" w16du:dateUtc="2026-10-24T13:38:00Z"/>
+              <w:rFonts w:eastAsiaTheme="minorEastAsia"/>
+              <w:b w:val="0"/>
+              <w:bCs w:val="0"/>
+              <w:i w:val="0"/>
+              <w:iCs w:val="0"/>
+              <w:noProof/>
+            </w:rPr>
+          </w:pPr>
+          <w:del w:id="48" w:author="MatheuS Santos" w:date="2026-10-24T14:38:00Z" w16du:dateUtc="2026-10-24T13:38:00Z">
+            <w:r>
+              <w:rPr>
+                <w:noProof/>
+                <w:rPrChange w:id="49" w:author="MatheuS Santos" w:date="2026-10-24T14:38:00Z" w16du:dateUtc="2026-10-24T13:38:00Z">
+                  <w:rPr>
+                    <w:rStyle w:val="Hyperlink"/>
+                    <w:rFonts w:ascii="Calibri" w:hAnsi="Calibri" w:cs="Calibri"/>
+                    <w:noProof/>
+                  </w:rPr>
+                </w:rPrChange>
+              </w:rPr>
+              <w:delText>5. Scope</w:delText>
+            </w:r>
+            <w:r>
+              <w:rPr>
+                <w:noProof/>
+                <w:webHidden/>
+              </w:rPr>
+              <w:tab/>
+              <w:delText>4</w:delText>
+            </w:r>
+          </w:del>
+        </w:p>
+        <w:p>
+          <w:pPr>
+            <w:pStyle w:val="TOC1"/>
+            <w:rPr>
+              <w:del w:id="50" w:author="MatheuS Santos" w:date="2026-10-24T14:38:00Z" w16du:dateUtc="2026-10-24T13:38:00Z"/>
+              <w:rFonts w:eastAsiaTheme="minorEastAsia"/>
+              <w:b w:val="0"/>
+              <w:bCs w:val="0"/>
+              <w:i w:val="0"/>
+              <w:iCs w:val="0"/>
+              <w:noProof/>
+            </w:rPr>
+          </w:pPr>
+          <w:del w:id="51" w:author="MatheuS Santos" w:date="2026-10-24T14:38:00Z" w16du:dateUtc="2026-10-24T13:38:00Z">
+            <w:r>
+              <w:rPr>
+                <w:noProof/>
+                <w:rPrChange w:id="52" w:author="MatheuS Santos" w:date="2026-10-24T14:38:00Z" w16du:dateUtc="2026-10-24T13:38:00Z">
+                  <w:rPr>
+                    <w:rStyle w:val="Hyperlink"/>
+                    <w:rFonts w:ascii="Calibri" w:hAnsi="Calibri" w:cs="Calibri"/>
+                    <w:noProof/>
+                  </w:rPr>
+                </w:rPrChange>
+              </w:rPr>
+              <w:delText>6. Methodology</w:delText>
+            </w:r>
+            <w:r>
+              <w:rPr>
+                <w:noProof/>
+                <w:webHidden/>
+              </w:rPr>
+              <w:tab/>
+              <w:delText>4</w:delText>
+            </w:r>
+          </w:del>
+        </w:p>
+        <w:p>
+          <w:pPr>
+            <w:pStyle w:val="TOC1"/>
+            <w:rPr>
+              <w:del w:id="53" w:author="MatheuS Santos" w:date="2026-10-24T14:38:00Z" w16du:dateUtc="2026-10-24T13:38:00Z"/>
+              <w:rFonts w:eastAsiaTheme="minorEastAsia"/>
+              <w:b w:val="0"/>
+              <w:bCs w:val="0"/>
+              <w:i w:val="0"/>
+              <w:iCs w:val="0"/>
+              <w:noProof/>
+            </w:rPr>
+          </w:pPr>
+          <w:del w:id="54" w:author="MatheuS Santos" w:date="2026-10-24T14:38:00Z" w16du:dateUtc="2026-10-24T13:38:00Z">
+            <w:r>
+              <w:rPr>
+                <w:noProof/>
+                <w:rPrChange w:id="55" w:author="MatheuS Santos" w:date="2026-10-24T14:38:00Z" w16du:dateUtc="2026-10-24T13:38:00Z">
+                  <w:rPr>
+                    <w:rStyle w:val="Hyperlink"/>
+                    <w:rFonts w:ascii="Calibri" w:hAnsi="Calibri" w:cs="Calibri"/>
+                    <w:noProof/>
+                  </w:rPr>
+                </w:rPrChange>
+              </w:rPr>
+              <w:delText>7. Data Sources</w:delText>
+            </w:r>
+            <w:r>
+              <w:rPr>
+                <w:noProof/>
+                <w:webHidden/>
+              </w:rPr>
+              <w:tab/>
+              <w:delText>4</w:delText>
+            </w:r>
+          </w:del>
+        </w:p>
+        <w:p>
+          <w:pPr>
+            <w:pStyle w:val="TOC1"/>
+            <w:rPr>
+              <w:del w:id="56" w:author="MatheuS Santos" w:date="2026-10-24T14:38:00Z" w16du:dateUtc="2026-10-24T13:38:00Z"/>
+              <w:rFonts w:eastAsiaTheme="minorEastAsia"/>
+              <w:b w:val="0"/>
+              <w:bCs w:val="0"/>
+              <w:i w:val="0"/>
+              <w:iCs w:val="0"/>
+              <w:noProof/>
+            </w:rPr>
+          </w:pPr>
+          <w:del w:id="57" w:author="MatheuS Santos" w:date="2026-10-24T14:38:00Z" w16du:dateUtc="2026-10-24T13:38:00Z">
+            <w:r>
+              <w:rPr>
+                <w:noProof/>
+                <w:rPrChange w:id="58" w:author="MatheuS Santos" w:date="2026-10-24T14:38:00Z" w16du:dateUtc="2026-10-24T13:38:00Z">
+                  <w:rPr>
+                    <w:rStyle w:val="Hyperlink"/>
+                    <w:rFonts w:ascii="Calibri" w:hAnsi="Calibri" w:cs="Calibri"/>
+                    <w:noProof/>
+                  </w:rPr>
+                </w:rPrChange>
+              </w:rPr>
+              <w:delText>8. Expected Deliverables</w:delText>
+            </w:r>
+            <w:r>
+              <w:rPr>
+                <w:noProof/>
+                <w:webHidden/>
+              </w:rPr>
+              <w:tab/>
+              <w:delText>5</w:delText>
+            </w:r>
+          </w:del>
+        </w:p>
+        <w:p>
+          <w:pPr>
+            <w:pStyle w:val="TOC1"/>
+            <w:rPr>
+              <w:del w:id="59" w:author="MatheuS Santos" w:date="2026-10-24T14:38:00Z" w16du:dateUtc="2026-10-24T13:38:00Z"/>
+              <w:rFonts w:eastAsiaTheme="minorEastAsia"/>
+              <w:b w:val="0"/>
+              <w:bCs w:val="0"/>
+              <w:i w:val="0"/>
+              <w:iCs w:val="0"/>
+              <w:noProof/>
+            </w:rPr>
+          </w:pPr>
+          <w:del w:id="60" w:author="MatheuS Santos" w:date="2026-10-24T14:38:00Z" w16du:dateUtc="2026-10-24T13:38:00Z">
+            <w:r>
+              <w:rPr>
+                <w:noProof/>
+                <w:rPrChange w:id="61" w:author="MatheuS Santos" w:date="2026-10-24T14:38:00Z" w16du:dateUtc="2026-10-24T13:38:00Z">
+                  <w:rPr>
+                    <w:rStyle w:val="Hyperlink"/>
+                    <w:rFonts w:ascii="Calibri" w:hAnsi="Calibri" w:cs="Calibri"/>
+                    <w:noProof/>
+                  </w:rPr>
+                </w:rPrChange>
+              </w:rPr>
+              <w:delText>9. Project Timeline</w:delText>
+            </w:r>
+            <w:r>
+              <w:rPr>
+                <w:noProof/>
+                <w:webHidden/>
+              </w:rPr>
+              <w:tab/>
+              <w:delText>5</w:delText>
+            </w:r>
+          </w:del>
+        </w:p>
+        <w:p>
+          <w:pPr>
+            <w:pStyle w:val="TOC1"/>
+            <w:rPr>
+              <w:del w:id="62" w:author="MatheuS Santos" w:date="2026-10-24T14:38:00Z" w16du:dateUtc="2026-10-24T13:38:00Z"/>
+              <w:rFonts w:eastAsiaTheme="minorEastAsia"/>
+              <w:b w:val="0"/>
+              <w:bCs w:val="0"/>
+              <w:i w:val="0"/>
+              <w:iCs w:val="0"/>
+              <w:noProof/>
+            </w:rPr>
+          </w:pPr>
+          <w:del w:id="63" w:author="MatheuS Santos" w:date="2026-10-24T14:38:00Z" w16du:dateUtc="2026-10-24T13:38:00Z">
+            <w:r>
+              <w:rPr>
+                <w:noProof/>
+                <w:rPrChange w:id="64" w:author="MatheuS Santos" w:date="2026-10-24T14:38:00Z" w16du:dateUtc="2026-10-24T13:38:00Z">
+                  <w:rPr>
+                    <w:rStyle w:val="Hyperlink"/>
+                    <w:rFonts w:ascii="Calibri" w:hAnsi="Calibri" w:cs="Calibri"/>
+                    <w:noProof/>
+                  </w:rPr>
+                </w:rPrChange>
+              </w:rPr>
+              <w:delText>10. Ethical and Legal Considerations</w:delText>
+            </w:r>
+            <w:r>
+              <w:rPr>
+                <w:noProof/>
+                <w:webHidden/>
+              </w:rPr>
+              <w:tab/>
+              <w:delText>5</w:delText>
+            </w:r>
+          </w:del>
+        </w:p>
+        <w:p>
+          <w:pPr>
+            <w:pStyle w:val="TOC1"/>
+            <w:rPr>
+              <w:del w:id="65" w:author="MatheuS Santos" w:date="2026-10-24T14:38:00Z" w16du:dateUtc="2026-10-24T13:38:00Z"/>
+              <w:rFonts w:eastAsiaTheme="minorEastAsia"/>
+              <w:b w:val="0"/>
+              <w:bCs w:val="0"/>
+              <w:i w:val="0"/>
+              <w:iCs w:val="0"/>
+              <w:noProof/>
+            </w:rPr>
+          </w:pPr>
+          <w:del w:id="66" w:author="MatheuS Santos" w:date="2026-10-24T14:38:00Z" w16du:dateUtc="2026-10-24T13:38:00Z">
+            <w:r>
+              <w:rPr>
+                <w:noProof/>
+                <w:rPrChange w:id="67" w:author="MatheuS Santos" w:date="2026-10-24T14:38:00Z" w16du:dateUtc="2026-10-24T13:38:00Z">
+                  <w:rPr>
+                    <w:rStyle w:val="Hyperlink"/>
+                    <w:rFonts w:ascii="Calibri" w:hAnsi="Calibri" w:cs="Calibri"/>
+                    <w:noProof/>
+                  </w:rPr>
+                </w:rPrChange>
+              </w:rPr>
+              <w:delText>11. Conclusions</w:delText>
+            </w:r>
+            <w:r>
+              <w:rPr>
+                <w:noProof/>
+                <w:webHidden/>
+              </w:rPr>
+              <w:tab/>
+              <w:delText>5</w:delText>
+            </w:r>
+          </w:del>
+        </w:p>
+        <w:p>
+          <w:pPr>
+            <w:pStyle w:val="TOC1"/>
+            <w:rPr>
+              <w:del w:id="68" w:author="MatheuS Santos" w:date="2026-10-24T14:38:00Z" w16du:dateUtc="2026-10-24T13:38:00Z"/>
+              <w:rFonts w:eastAsiaTheme="minorEastAsia"/>
+              <w:b w:val="0"/>
+              <w:bCs w:val="0"/>
+              <w:i w:val="0"/>
+              <w:iCs w:val="0"/>
+              <w:noProof/>
+            </w:rPr>
+          </w:pPr>
+          <w:del w:id="69" w:author="MatheuS Santos" w:date="2026-10-24T14:38:00Z" w16du:dateUtc="2026-10-24T13:38:00Z">
+            <w:r>
+              <w:rPr>
+                <w:noProof/>
+                <w:rPrChange w:id="70" w:author="MatheuS Santos" w:date="2026-10-24T14:38:00Z" w16du:dateUtc="2026-10-24T13:38:00Z">
+                  <w:rPr>
+                    <w:rStyle w:val="Hyperlink"/>
+                    <w:rFonts w:ascii="Calibri" w:hAnsi="Calibri" w:cs="Calibri"/>
+                    <w:noProof/>
+                  </w:rPr>
+                </w:rPrChange>
+              </w:rPr>
+              <w:delText>12. References</w:delText>
+            </w:r>
+            <w:r>
+              <w:rPr>
+                <w:noProof/>
+                <w:webHidden/>
+              </w:rPr>
+              <w:tab/>
+              <w:delText>5</w:delText>
+            </w:r>
+          </w:del>
+        </w:p>
+        <w:p>
+          <w:pPr>
+            <w:pStyle w:val="TOC1"/>
+            <w:rPr>
+              <w:del w:id="71" w:author="MatheuS Santos" w:date="2026-10-24T14:38:00Z" w16du:dateUtc="2026-10-24T13:38:00Z"/>
+              <w:rFonts w:eastAsiaTheme="minorEastAsia"/>
+              <w:b w:val="0"/>
+              <w:bCs w:val="0"/>
+              <w:i w:val="0"/>
+              <w:iCs w:val="0"/>
+              <w:noProof/>
+            </w:rPr>
+          </w:pPr>
+          <w:del w:id="72" w:author="MatheuS Santos" w:date="2026-10-24T14:38:00Z" w16du:dateUtc="2026-10-24T13:38:00Z">
+            <w:r>
+              <w:rPr>
+                <w:noProof/>
+                <w:rPrChange w:id="73" w:author="MatheuS Santos" w:date="2026-10-24T14:38:00Z" w16du:dateUtc="2026-10-24T13:38:00Z">
                   <w:rPr>
                     <w:rStyle w:val="Hyperlink"/>
                     <w:rFonts w:ascii="Calibri" w:hAnsi="Calibri" w:cs="Calibri"/>
@@ -4797,12 +3624,12 @@
       <w:pPr>
         <w:pStyle w:val="Heading1"/>
       </w:pPr>
-      <w:bookmarkStart w:id="104" w:name="_Toc243754206"/>
+      <w:bookmarkStart w:id="74" w:name="_Toc243777773"/>
       <w:r>
         <w:lastRenderedPageBreak/>
         <w:t>1. Project Title</w:t>
       </w:r>
-      <w:bookmarkEnd w:id="104"/>
+      <w:bookmarkEnd w:id="74"/>
     </w:p>
     <w:p>
       <w:pPr>
@@ -4811,13 +3638,13 @@
         <w:rPr>
           <w:rFonts w:ascii="Calibri" w:hAnsi="Calibri"/>
         </w:rPr>
-        <w:pPrChange w:id="105" w:author="MatheuS Santos" w:date="2026-10-24T13:30:00Z" w16du:dateUtc="2026-10-24T12:30:00Z">
+        <w:pPrChange w:id="75" w:author="MatheuS Santos" w:date="2026-10-24T13:30:00Z" w16du:dateUtc="2026-10-24T12:30:00Z">
           <w:pPr>
             <w:pStyle w:val="NormalWeb"/>
           </w:pPr>
         </w:pPrChange>
       </w:pPr>
-      <w:del w:id="106" w:author="MatheuS Santos" w:date="2026-10-24T12:49:00Z" w16du:dateUtc="2026-10-24T11:49:00Z">
+      <w:del w:id="76" w:author="MatheuS Santos" w:date="2026-10-24T12:49:00Z" w16du:dateUtc="2026-10-24T11:49:00Z">
         <w:r>
           <w:rPr>
             <w:rFonts w:ascii="Calibri" w:hAnsi="Calibri"/>
@@ -4825,29 +3652,15 @@
           <w:delText>Provide a clear and appropriate title that reflects the proposed business problem and project.</w:delText>
         </w:r>
       </w:del>
-      <w:ins w:id="107" w:author="MatheuS Santos" w:date="2026-10-24T12:49:00Z" w16du:dateUtc="2026-10-24T11:49:00Z">
-        <w:r>
-          <w:rPr>
-            <w:rFonts w:ascii="Calibri" w:hAnsi="Calibri"/>
-          </w:rPr>
-          <w:t xml:space="preserve">Exploratory Data Analysis and Preparation of the Classification of </w:t>
-        </w:r>
-        <w:proofErr w:type="spellStart"/>
-        <w:r>
-          <w:rPr>
-            <w:rFonts w:ascii="Calibri" w:hAnsi="Calibri"/>
-          </w:rPr>
-          <w:t>BitCoin</w:t>
-        </w:r>
-        <w:proofErr w:type="spellEnd"/>
-        <w:r>
-          <w:rPr>
-            <w:rFonts w:ascii="Calibri" w:hAnsi="Calibri"/>
-          </w:rPr>
-          <w:t xml:space="preserve"> Addresses Assoc</w:t>
-        </w:r>
-      </w:ins>
-      <w:ins w:id="108" w:author="MatheuS Santos" w:date="2026-10-24T12:50:00Z" w16du:dateUtc="2026-10-24T11:50:00Z">
+      <w:ins w:id="77" w:author="MatheuS Santos" w:date="2026-10-24T12:49:00Z" w16du:dateUtc="2026-10-24T11:49:00Z">
+        <w:r>
+          <w:rPr>
+            <w:rFonts w:ascii="Calibri" w:hAnsi="Calibri"/>
+          </w:rPr>
+          <w:t>Exploratory Data Analysis and Preparation of the Classification of BitCoin Addresses Assoc</w:t>
+        </w:r>
+      </w:ins>
+      <w:ins w:id="78" w:author="MatheuS Santos" w:date="2026-10-24T12:50:00Z" w16du:dateUtc="2026-10-24T11:50:00Z">
         <w:r>
           <w:rPr>
             <w:rFonts w:ascii="Calibri" w:hAnsi="Calibri"/>
@@ -4860,22 +3673,22 @@
       <w:pPr>
         <w:pStyle w:val="Heading1"/>
       </w:pPr>
-      <w:bookmarkStart w:id="109" w:name="_Toc243754207"/>
+      <w:bookmarkStart w:id="79" w:name="_Toc243777774"/>
       <w:r>
         <w:t>2. Introduction</w:t>
       </w:r>
-      <w:bookmarkEnd w:id="109"/>
+      <w:bookmarkEnd w:id="79"/>
     </w:p>
     <w:p>
       <w:pPr>
         <w:pStyle w:val="NormalWeb"/>
         <w:jc w:val="both"/>
         <w:rPr>
-          <w:ins w:id="110" w:author="MatheuS Santos" w:date="2026-10-24T13:31:00Z" w16du:dateUtc="2026-10-24T12:31:00Z"/>
+          <w:ins w:id="80" w:author="MatheuS Santos" w:date="2026-10-24T13:31:00Z" w16du:dateUtc="2026-10-24T12:31:00Z"/>
           <w:rFonts w:ascii="Calibri" w:hAnsi="Calibri"/>
         </w:rPr>
       </w:pPr>
-      <w:ins w:id="111" w:author="MatheuS Santos" w:date="2026-10-24T13:28:00Z" w16du:dateUtc="2026-10-24T12:28:00Z">
+      <w:ins w:id="81" w:author="MatheuS Santos" w:date="2026-10-24T13:28:00Z" w16du:dateUtc="2026-10-24T12:28:00Z">
         <w:r>
           <w:rPr>
             <w:rFonts w:ascii="Calibri" w:hAnsi="Calibri"/>
@@ -4883,7 +3696,7 @@
           <w:t>The growth of c</w:t>
         </w:r>
       </w:ins>
-      <w:ins w:id="112" w:author="MatheuS Santos" w:date="2026-10-24T13:29:00Z" w16du:dateUtc="2026-10-24T12:29:00Z">
+      <w:ins w:id="82" w:author="MatheuS Santos" w:date="2026-10-24T13:29:00Z" w16du:dateUtc="2026-10-24T12:29:00Z">
         <w:r>
           <w:rPr>
             <w:rFonts w:ascii="Calibri" w:hAnsi="Calibri"/>
@@ -4891,7 +3704,7 @@
           <w:t xml:space="preserve">ryptocurrencies has bought about challenges related to financial security, including their use in ransomware attacks. In this context, blockchain data analysis and machine learning </w:t>
         </w:r>
       </w:ins>
-      <w:ins w:id="113" w:author="MatheuS Santos" w:date="2026-10-24T13:30:00Z" w16du:dateUtc="2026-10-24T12:30:00Z">
+      <w:ins w:id="83" w:author="MatheuS Santos" w:date="2026-10-24T13:30:00Z" w16du:dateUtc="2026-10-24T12:30:00Z">
         <w:r>
           <w:rPr>
             <w:rFonts w:ascii="Calibri" w:hAnsi="Calibri"/>
@@ -4899,7 +3712,7 @@
           <w:t>techniques can help investigate patterns associated with potentially illicit transactions</w:t>
         </w:r>
       </w:ins>
-      <w:ins w:id="114" w:author="MatheuS Santos" w:date="2026-10-24T13:31:00Z" w16du:dateUtc="2026-10-24T12:31:00Z">
+      <w:ins w:id="84" w:author="MatheuS Santos" w:date="2026-10-24T13:31:00Z" w16du:dateUtc="2026-10-24T12:31:00Z">
         <w:r>
           <w:rPr>
             <w:rFonts w:ascii="Calibri" w:hAnsi="Calibri"/>
@@ -4907,7 +3720,7 @@
           <w:t>.</w:t>
         </w:r>
       </w:ins>
-      <w:del w:id="115" w:author="MatheuS Santos" w:date="2026-10-24T13:28:00Z" w16du:dateUtc="2026-10-24T12:28:00Z">
+      <w:del w:id="85" w:author="MatheuS Santos" w:date="2026-10-24T13:28:00Z" w16du:dateUtc="2026-10-24T12:28:00Z">
         <w:r>
           <w:rPr>
             <w:rFonts w:ascii="Calibri" w:hAnsi="Calibri"/>
@@ -4923,13 +3736,13 @@
         <w:rPr>
           <w:rFonts w:ascii="Calibri" w:hAnsi="Calibri"/>
         </w:rPr>
-        <w:pPrChange w:id="116" w:author="MatheuS Santos" w:date="2026-10-24T13:30:00Z" w16du:dateUtc="2026-10-24T12:30:00Z">
+        <w:pPrChange w:id="86" w:author="MatheuS Santos" w:date="2026-10-24T13:30:00Z" w16du:dateUtc="2026-10-24T12:30:00Z">
           <w:pPr>
             <w:pStyle w:val="NormalWeb"/>
           </w:pPr>
         </w:pPrChange>
       </w:pPr>
-      <w:ins w:id="117" w:author="MatheuS Santos" w:date="2026-10-24T13:31:00Z" w16du:dateUtc="2026-10-24T12:31:00Z">
+      <w:ins w:id="87" w:author="MatheuS Santos" w:date="2026-10-24T13:31:00Z" w16du:dateUtc="2026-10-24T12:31:00Z">
         <w:r>
           <w:rPr>
             <w:rFonts w:ascii="Calibri" w:hAnsi="Calibri"/>
@@ -4943,7 +3756,7 @@
           <w:t xml:space="preserve">utilizes the </w:t>
         </w:r>
       </w:ins>
-      <w:ins w:id="118" w:author="MatheuS Santos" w:date="2026-10-24T13:32:00Z" w16du:dateUtc="2026-10-24T12:32:00Z">
+      <w:ins w:id="88" w:author="MatheuS Santos" w:date="2026-10-24T13:32:00Z" w16du:dateUtc="2026-10-24T12:32:00Z">
         <w:r>
           <w:rPr>
             <w:rFonts w:ascii="Calibri" w:hAnsi="Calibri"/>
@@ -4967,35 +3780,12 @@
           </w:rPr>
           <w:fldChar w:fldCharType="separate"/>
         </w:r>
-        <w:proofErr w:type="spellStart"/>
         <w:r>
           <w:rPr>
             <w:rStyle w:val="Hyperlink"/>
             <w:rFonts w:ascii="Calibri" w:hAnsi="Calibri"/>
           </w:rPr>
-          <w:t>BitcoinHeist</w:t>
-        </w:r>
-        <w:proofErr w:type="spellEnd"/>
-        <w:r>
-          <w:rPr>
-            <w:rStyle w:val="Hyperlink"/>
-            <w:rFonts w:ascii="Calibri" w:hAnsi="Calibri"/>
-          </w:rPr>
-          <w:t xml:space="preserve"> Ran</w:t>
-        </w:r>
-        <w:r>
-          <w:rPr>
-            <w:rStyle w:val="Hyperlink"/>
-            <w:rFonts w:ascii="Calibri" w:hAnsi="Calibri"/>
-          </w:rPr>
-          <w:t>s</w:t>
-        </w:r>
-        <w:r>
-          <w:rPr>
-            <w:rStyle w:val="Hyperlink"/>
-            <w:rFonts w:ascii="Calibri" w:hAnsi="Calibri"/>
-          </w:rPr>
-          <w:t>omware Address Dataset</w:t>
+          <w:t>BitcoinHeist Ransomware Address Dataset</w:t>
         </w:r>
         <w:r>
           <w:rPr>
@@ -5010,7 +3800,7 @@
           <w:t xml:space="preserve"> to conduct an Explora</w:t>
         </w:r>
       </w:ins>
-      <w:ins w:id="119" w:author="MatheuS Santos" w:date="2026-10-24T13:33:00Z" w16du:dateUtc="2026-10-24T12:33:00Z">
+      <w:ins w:id="89" w:author="MatheuS Santos" w:date="2026-10-24T13:33:00Z" w16du:dateUtc="2026-10-24T12:33:00Z">
         <w:r>
           <w:rPr>
             <w:rFonts w:ascii="Calibri" w:hAnsi="Calibri"/>
@@ -5023,21 +3813,27 @@
       <w:pPr>
         <w:pStyle w:val="Heading1"/>
       </w:pPr>
-      <w:bookmarkStart w:id="120" w:name="_Toc243754208"/>
+      <w:bookmarkStart w:id="90" w:name="_Toc243777775"/>
       <w:r>
         <w:t>3. Problem Definition</w:t>
       </w:r>
-      <w:bookmarkEnd w:id="120"/>
+      <w:bookmarkEnd w:id="90"/>
     </w:p>
     <w:p>
       <w:pPr>
         <w:pStyle w:val="NormalWeb"/>
+        <w:jc w:val="both"/>
         <w:rPr>
-          <w:ins w:id="121" w:author="MatheuS Santos" w:date="2026-10-24T13:43:00Z" w16du:dateUtc="2026-10-24T12:43:00Z"/>
+          <w:ins w:id="91" w:author="MatheuS Santos" w:date="2026-10-24T13:43:00Z" w16du:dateUtc="2026-10-24T12:43:00Z"/>
           <w:rFonts w:ascii="Calibri" w:hAnsi="Calibri"/>
         </w:rPr>
-      </w:pPr>
-      <w:ins w:id="122" w:author="MatheuS Santos" w:date="2026-10-24T13:41:00Z" w16du:dateUtc="2026-10-24T12:41:00Z">
+        <w:pPrChange w:id="92" w:author="MatheuS Santos" w:date="2026-10-24T21:50:00Z" w16du:dateUtc="2026-10-24T20:50:00Z">
+          <w:pPr>
+            <w:pStyle w:val="NormalWeb"/>
+          </w:pPr>
+        </w:pPrChange>
+      </w:pPr>
+      <w:ins w:id="93" w:author="MatheuS Santos" w:date="2026-10-24T13:41:00Z" w16du:dateUtc="2026-10-24T12:41:00Z">
         <w:r>
           <w:rPr>
             <w:rFonts w:ascii="Calibri" w:hAnsi="Calibri"/>
@@ -5045,7 +3841,7 @@
           <w:t>This project investigates whether the features available i</w:t>
         </w:r>
       </w:ins>
-      <w:ins w:id="123" w:author="MatheuS Santos" w:date="2026-10-24T13:42:00Z" w16du:dateUtc="2026-10-24T12:42:00Z">
+      <w:ins w:id="94" w:author="MatheuS Santos" w:date="2026-10-24T13:42:00Z" w16du:dateUtc="2026-10-24T12:42:00Z">
         <w:r>
           <w:rPr>
             <w:rFonts w:ascii="Calibri" w:hAnsi="Calibri"/>
@@ -5053,7 +3849,7 @@
           <w:t>n the dataset can help identify differences between addresses classified as white and those associated with ransomware categories</w:t>
         </w:r>
       </w:ins>
-      <w:ins w:id="124" w:author="MatheuS Santos" w:date="2026-10-24T13:43:00Z" w16du:dateUtc="2026-10-24T12:43:00Z">
+      <w:ins w:id="95" w:author="MatheuS Santos" w:date="2026-10-24T13:43:00Z" w16du:dateUtc="2026-10-24T12:43:00Z">
         <w:r>
           <w:rPr>
             <w:rFonts w:ascii="Calibri" w:hAnsi="Calibri"/>
@@ -5061,7 +3857,7 @@
           <w:t>.</w:t>
         </w:r>
       </w:ins>
-      <w:del w:id="125" w:author="MatheuS Santos" w:date="2026-10-24T13:39:00Z" w16du:dateUtc="2026-10-24T12:39:00Z">
+      <w:del w:id="96" w:author="MatheuS Santos" w:date="2026-10-24T13:39:00Z" w16du:dateUtc="2026-10-24T12:39:00Z">
         <w:r>
           <w:rPr>
             <w:rFonts w:ascii="Calibri" w:hAnsi="Calibri"/>
@@ -5073,12 +3869,18 @@
     <w:p>
       <w:pPr>
         <w:pStyle w:val="NormalWeb"/>
+        <w:jc w:val="both"/>
         <w:rPr>
-          <w:ins w:id="126" w:author="MatheuS Santos" w:date="2026-10-24T13:44:00Z" w16du:dateUtc="2026-10-24T12:44:00Z"/>
+          <w:ins w:id="97" w:author="MatheuS Santos" w:date="2026-10-24T13:44:00Z" w16du:dateUtc="2026-10-24T12:44:00Z"/>
           <w:rFonts w:ascii="Calibri" w:hAnsi="Calibri"/>
         </w:rPr>
-      </w:pPr>
-      <w:ins w:id="127" w:author="MatheuS Santos" w:date="2026-10-24T13:43:00Z" w16du:dateUtc="2026-10-24T12:43:00Z">
+        <w:pPrChange w:id="98" w:author="MatheuS Santos" w:date="2026-10-24T21:50:00Z" w16du:dateUtc="2026-10-24T20:50:00Z">
+          <w:pPr>
+            <w:pStyle w:val="NormalWeb"/>
+          </w:pPr>
+        </w:pPrChange>
+      </w:pPr>
+      <w:ins w:id="99" w:author="MatheuS Santos" w:date="2026-10-24T13:43:00Z" w16du:dateUtc="2026-10-24T12:43:00Z">
         <w:r>
           <w:rPr>
             <w:rFonts w:ascii="Calibri" w:hAnsi="Calibri"/>
@@ -5098,7 +3900,7 @@
           <w:t xml:space="preserve"> records and 10 columns. Aft</w:t>
         </w:r>
       </w:ins>
-      <w:ins w:id="128" w:author="MatheuS Santos" w:date="2026-10-24T13:44:00Z" w16du:dateUtc="2026-10-24T12:44:00Z">
+      <w:ins w:id="100" w:author="MatheuS Santos" w:date="2026-10-24T13:44:00Z" w16du:dateUtc="2026-10-24T12:44:00Z">
         <w:r>
           <w:rPr>
             <w:rFonts w:ascii="Calibri" w:hAnsi="Calibri"/>
@@ -5114,23 +3916,24 @@
           <w:ilvl w:val="0"/>
           <w:numId w:val="4"/>
         </w:numPr>
+        <w:jc w:val="both"/>
         <w:rPr>
-          <w:ins w:id="129" w:author="MatheuS Santos" w:date="2026-10-24T13:44:00Z" w16du:dateUtc="2026-10-24T12:44:00Z"/>
+          <w:ins w:id="101" w:author="MatheuS Santos" w:date="2026-10-24T13:44:00Z" w16du:dateUtc="2026-10-24T12:44:00Z"/>
           <w:rFonts w:ascii="Calibri" w:hAnsi="Calibri"/>
         </w:rPr>
-        <w:pPrChange w:id="130" w:author="MatheuS Santos" w:date="2026-10-24T13:46:00Z" w16du:dateUtc="2026-10-24T12:46:00Z">
+        <w:pPrChange w:id="102" w:author="MatheuS Santos" w:date="2026-10-24T21:50:00Z" w16du:dateUtc="2026-10-24T20:50:00Z">
           <w:pPr>
             <w:pStyle w:val="NormalWeb"/>
           </w:pPr>
         </w:pPrChange>
       </w:pPr>
-      <w:ins w:id="131" w:author="MatheuS Santos" w:date="2026-10-24T13:44:00Z" w16du:dateUtc="2026-10-24T12:44:00Z">
+      <w:ins w:id="103" w:author="MatheuS Santos" w:date="2026-10-24T13:44:00Z" w16du:dateUtc="2026-10-24T12:44:00Z">
         <w:r>
           <w:rPr>
             <w:rFonts w:ascii="Calibri" w:hAnsi="Calibri"/>
             <w:b/>
             <w:bCs/>
-            <w:rPrChange w:id="132" w:author="MatheuS Santos" w:date="2026-10-24T13:46:00Z" w16du:dateUtc="2026-10-24T12:46:00Z">
+            <w:rPrChange w:id="104" w:author="MatheuS Santos" w:date="2026-10-24T13:46:00Z" w16du:dateUtc="2026-10-24T12:46:00Z">
               <w:rPr>
                 <w:rFonts w:ascii="Calibri" w:hAnsi="Calibri"/>
               </w:rPr>
@@ -5139,7 +3942,7 @@
           <w:t>0 = White</w:t>
         </w:r>
       </w:ins>
-      <w:ins w:id="133" w:author="MatheuS Santos" w:date="2026-10-24T13:45:00Z" w16du:dateUtc="2026-10-24T12:45:00Z">
+      <w:ins w:id="105" w:author="MatheuS Santos" w:date="2026-10-24T13:45:00Z" w16du:dateUtc="2026-10-24T12:45:00Z">
         <w:r>
           <w:rPr>
             <w:rFonts w:ascii="Calibri" w:hAnsi="Calibri"/>
@@ -5147,7 +3950,7 @@
           <w:t xml:space="preserve"> --&gt; Ad</w:t>
         </w:r>
       </w:ins>
-      <w:ins w:id="134" w:author="MatheuS Santos" w:date="2026-10-24T13:46:00Z" w16du:dateUtc="2026-10-24T12:46:00Z">
+      <w:ins w:id="106" w:author="MatheuS Santos" w:date="2026-10-24T13:46:00Z" w16du:dateUtc="2026-10-24T12:46:00Z">
         <w:r>
           <w:rPr>
             <w:rFonts w:ascii="Calibri" w:hAnsi="Calibri"/>
@@ -5163,18 +3966,28 @@
           <w:ilvl w:val="0"/>
           <w:numId w:val="4"/>
         </w:numPr>
+        <w:jc w:val="both"/>
         <w:rPr>
-          <w:ins w:id="135" w:author="MatheuS Santos" w:date="2026-10-24T13:49:00Z" w16du:dateUtc="2026-10-24T12:49:00Z"/>
+          <w:ins w:id="107" w:author="MatheuS Santos" w:date="2026-10-24T13:49:00Z" w16du:dateUtc="2026-10-24T12:49:00Z"/>
           <w:rFonts w:ascii="Calibri" w:hAnsi="Calibri"/>
         </w:rPr>
-      </w:pPr>
-      <w:ins w:id="136" w:author="MatheuS Santos" w:date="2026-10-24T13:44:00Z" w16du:dateUtc="2026-10-24T12:44:00Z">
+        <w:pPrChange w:id="108" w:author="MatheuS Santos" w:date="2026-10-24T21:50:00Z" w16du:dateUtc="2026-10-24T20:50:00Z">
+          <w:pPr>
+            <w:pStyle w:val="NormalWeb"/>
+            <w:numPr>
+              <w:numId w:val="4"/>
+            </w:numPr>
+            <w:ind w:left="720" w:hanging="360"/>
+          </w:pPr>
+        </w:pPrChange>
+      </w:pPr>
+      <w:ins w:id="109" w:author="MatheuS Santos" w:date="2026-10-24T13:44:00Z" w16du:dateUtc="2026-10-24T12:44:00Z">
         <w:r>
           <w:rPr>
             <w:rFonts w:ascii="Calibri" w:hAnsi="Calibri"/>
             <w:b/>
             <w:bCs/>
-            <w:rPrChange w:id="137" w:author="MatheuS Santos" w:date="2026-10-24T13:46:00Z" w16du:dateUtc="2026-10-24T12:46:00Z">
+            <w:rPrChange w:id="110" w:author="MatheuS Santos" w:date="2026-10-24T13:46:00Z" w16du:dateUtc="2026-10-24T12:46:00Z">
               <w:rPr>
                 <w:rFonts w:ascii="Calibri" w:hAnsi="Calibri"/>
               </w:rPr>
@@ -5183,13 +3996,13 @@
           <w:t>1 = Ransom</w:t>
         </w:r>
       </w:ins>
-      <w:ins w:id="138" w:author="MatheuS Santos" w:date="2026-10-24T13:45:00Z" w16du:dateUtc="2026-10-24T12:45:00Z">
+      <w:ins w:id="111" w:author="MatheuS Santos" w:date="2026-10-24T13:45:00Z" w16du:dateUtc="2026-10-24T12:45:00Z">
         <w:r>
           <w:rPr>
             <w:rFonts w:ascii="Calibri" w:hAnsi="Calibri"/>
             <w:b/>
             <w:bCs/>
-            <w:rPrChange w:id="139" w:author="MatheuS Santos" w:date="2026-10-24T13:46:00Z" w16du:dateUtc="2026-10-24T12:46:00Z">
+            <w:rPrChange w:id="112" w:author="MatheuS Santos" w:date="2026-10-24T13:46:00Z" w16du:dateUtc="2026-10-24T12:46:00Z">
               <w:rPr>
                 <w:rFonts w:ascii="Calibri" w:hAnsi="Calibri"/>
               </w:rPr>
@@ -5208,14 +4021,21 @@
     <w:p>
       <w:pPr>
         <w:pStyle w:val="NormalWeb"/>
+        <w:jc w:val="both"/>
         <w:rPr>
           <w:rFonts w:ascii="Calibri" w:hAnsi="Calibri"/>
         </w:rPr>
-      </w:pPr>
-      <w:ins w:id="140" w:author="MatheuS Santos" w:date="2026-10-24T13:52:00Z" w16du:dateUtc="2026-10-24T12:52:00Z">
-        <w:r>
-          <w:rPr>
-            <w:rFonts w:ascii="Calibri" w:hAnsi="Calibri"/>
+        <w:pPrChange w:id="113" w:author="MatheuS Santos" w:date="2026-10-24T21:50:00Z" w16du:dateUtc="2026-10-24T20:50:00Z">
+          <w:pPr>
+            <w:pStyle w:val="NormalWeb"/>
+          </w:pPr>
+        </w:pPrChange>
+      </w:pPr>
+      <w:ins w:id="114" w:author="MatheuS Santos" w:date="2026-10-24T13:52:00Z" w16du:dateUtc="2026-10-24T12:52:00Z">
+        <w:r>
+          <w:rPr>
+            <w:rFonts w:ascii="Calibri" w:hAnsi="Calibri"/>
+            <w:noProof/>
           </w:rPr>
           <w:drawing>
             <wp:inline distT="0" distB="0" distL="0" distR="0" wp14:anchorId="74953E16" wp14:editId="32EB54CB">
@@ -5254,7 +4074,7 @@
           </w:drawing>
         </w:r>
       </w:ins>
-      <w:ins w:id="141" w:author="MatheuS Santos" w:date="2026-10-24T13:53:00Z" w16du:dateUtc="2026-10-24T12:53:00Z">
+      <w:ins w:id="115" w:author="MatheuS Santos" w:date="2026-10-24T13:53:00Z" w16du:dateUtc="2026-10-24T12:53:00Z">
         <w:r>
           <w:rPr>
             <w:rFonts w:ascii="Calibri" w:hAnsi="Calibri"/>
@@ -5262,7 +4082,7 @@
           <w:t xml:space="preserve">Based </w:t>
         </w:r>
       </w:ins>
-      <w:ins w:id="142" w:author="MatheuS Santos" w:date="2026-10-24T13:54:00Z" w16du:dateUtc="2026-10-24T12:54:00Z">
+      <w:ins w:id="116" w:author="MatheuS Santos" w:date="2026-10-24T13:54:00Z" w16du:dateUtc="2026-10-24T12:54:00Z">
         <w:r>
           <w:rPr>
             <w:rFonts w:ascii="Calibri" w:hAnsi="Calibri"/>
@@ -5270,7 +4090,7 @@
           <w:t>on the graph above, this class imbalance requires careful consideration</w:t>
         </w:r>
       </w:ins>
-      <w:ins w:id="143" w:author="MatheuS Santos" w:date="2026-10-24T13:55:00Z" w16du:dateUtc="2026-10-24T12:55:00Z">
+      <w:ins w:id="117" w:author="MatheuS Santos" w:date="2026-10-24T13:55:00Z" w16du:dateUtc="2026-10-24T12:55:00Z">
         <w:r>
           <w:rPr>
             <w:rFonts w:ascii="Calibri" w:hAnsi="Calibri"/>
@@ -5283,68 +4103,68 @@
       <w:pPr>
         <w:pStyle w:val="Heading1"/>
         <w:rPr>
-          <w:ins w:id="144" w:author="MatheuS Santos" w:date="2026-10-24T14:29:00Z" w16du:dateUtc="2026-10-24T13:29:00Z"/>
+          <w:ins w:id="118" w:author="MatheuS Santos" w:date="2026-10-24T14:29:00Z" w16du:dateUtc="2026-10-24T13:29:00Z"/>
         </w:rPr>
       </w:pPr>
-      <w:bookmarkStart w:id="145" w:name="_Toc243754209"/>
+      <w:bookmarkStart w:id="119" w:name="_Toc243777776"/>
       <w:r>
         <w:lastRenderedPageBreak/>
         <w:t>4. Aim and Objectives</w:t>
       </w:r>
-      <w:bookmarkEnd w:id="145"/>
+      <w:bookmarkEnd w:id="119"/>
     </w:p>
     <w:p>
       <w:pPr>
         <w:pStyle w:val="Heading2"/>
         <w:rPr>
-          <w:ins w:id="146" w:author="MatheuS Santos" w:date="2026-10-24T15:11:00Z" w16du:dateUtc="2026-10-24T14:11:00Z"/>
+          <w:ins w:id="120" w:author="MatheuS Santos" w:date="2026-10-24T15:11:00Z" w16du:dateUtc="2026-10-24T14:11:00Z"/>
         </w:rPr>
       </w:pPr>
-      <w:bookmarkStart w:id="147" w:name="_Toc243754210"/>
-      <w:ins w:id="148" w:author="MatheuS Santos" w:date="2026-10-24T14:37:00Z" w16du:dateUtc="2026-10-24T13:37:00Z">
+      <w:bookmarkStart w:id="121" w:name="_Toc243777777"/>
+      <w:ins w:id="122" w:author="MatheuS Santos" w:date="2026-10-24T14:37:00Z" w16du:dateUtc="2026-10-24T13:37:00Z">
         <w:r>
           <w:t xml:space="preserve">4.1. </w:t>
         </w:r>
       </w:ins>
-      <w:ins w:id="149" w:author="MatheuS Santos" w:date="2026-10-24T14:30:00Z" w16du:dateUtc="2026-10-24T13:30:00Z">
+      <w:ins w:id="123" w:author="MatheuS Santos" w:date="2026-10-24T14:30:00Z" w16du:dateUtc="2026-10-24T13:30:00Z">
         <w:r>
           <w:t>General aim:</w:t>
         </w:r>
       </w:ins>
-      <w:bookmarkEnd w:id="147"/>
+      <w:bookmarkEnd w:id="121"/>
     </w:p>
     <w:p>
       <w:pPr>
         <w:jc w:val="both"/>
         <w:rPr>
-          <w:ins w:id="150" w:author="MatheuS Santos" w:date="2026-10-24T14:30:00Z" w16du:dateUtc="2026-10-24T13:30:00Z"/>
+          <w:ins w:id="124" w:author="MatheuS Santos" w:date="2026-10-24T14:30:00Z" w16du:dateUtc="2026-10-24T13:30:00Z"/>
           <w:rFonts w:ascii="Calibri" w:hAnsi="Calibri" w:cs="Calibri"/>
-          <w:rPrChange w:id="151" w:author="MatheuS Santos" w:date="2026-10-24T15:12:00Z" w16du:dateUtc="2026-10-24T14:12:00Z">
+          <w:rPrChange w:id="125" w:author="MatheuS Santos" w:date="2026-10-24T15:12:00Z" w16du:dateUtc="2026-10-24T14:12:00Z">
             <w:rPr>
-              <w:ins w:id="152" w:author="MatheuS Santos" w:date="2026-10-24T14:30:00Z" w16du:dateUtc="2026-10-24T13:30:00Z"/>
+              <w:ins w:id="126" w:author="MatheuS Santos" w:date="2026-10-24T14:30:00Z" w16du:dateUtc="2026-10-24T13:30:00Z"/>
             </w:rPr>
           </w:rPrChange>
         </w:rPr>
-        <w:pPrChange w:id="153" w:author="MatheuS Santos" w:date="2026-10-24T15:12:00Z" w16du:dateUtc="2026-10-24T14:12:00Z">
+        <w:pPrChange w:id="127" w:author="MatheuS Santos" w:date="2026-10-24T15:12:00Z" w16du:dateUtc="2026-10-24T14:12:00Z">
           <w:pPr/>
         </w:pPrChange>
       </w:pPr>
-      <w:ins w:id="154" w:author="MatheuS Santos" w:date="2026-10-24T15:11:00Z" w16du:dateUtc="2026-10-24T14:11:00Z">
-        <w:r>
-          <w:rPr>
-            <w:rFonts w:ascii="Calibri" w:hAnsi="Calibri" w:cs="Calibri"/>
-            <w:rPrChange w:id="155" w:author="MatheuS Santos" w:date="2026-10-24T15:12:00Z" w16du:dateUtc="2026-10-24T14:12:00Z">
+      <w:ins w:id="128" w:author="MatheuS Santos" w:date="2026-10-24T15:11:00Z" w16du:dateUtc="2026-10-24T14:11:00Z">
+        <w:r>
+          <w:rPr>
+            <w:rFonts w:ascii="Calibri" w:hAnsi="Calibri" w:cs="Calibri"/>
+            <w:rPrChange w:id="129" w:author="MatheuS Santos" w:date="2026-10-24T15:12:00Z" w16du:dateUtc="2026-10-24T14:12:00Z">
               <w:rPr/>
             </w:rPrChange>
           </w:rPr>
           <w:t>To conduct exploratory data analysis and prepare the dataset to investigate</w:t>
         </w:r>
       </w:ins>
-      <w:ins w:id="156" w:author="MatheuS Santos" w:date="2026-10-24T15:12:00Z" w16du:dateUtc="2026-10-24T14:12:00Z">
-        <w:r>
-          <w:rPr>
-            <w:rFonts w:ascii="Calibri" w:hAnsi="Calibri" w:cs="Calibri"/>
-            <w:rPrChange w:id="157" w:author="MatheuS Santos" w:date="2026-10-24T15:12:00Z" w16du:dateUtc="2026-10-24T14:12:00Z">
+      <w:ins w:id="130" w:author="MatheuS Santos" w:date="2026-10-24T15:12:00Z" w16du:dateUtc="2026-10-24T14:12:00Z">
+        <w:r>
+          <w:rPr>
+            <w:rFonts w:ascii="Calibri" w:hAnsi="Calibri" w:cs="Calibri"/>
+            <w:rPrChange w:id="131" w:author="MatheuS Santos" w:date="2026-10-24T15:12:00Z" w16du:dateUtc="2026-10-24T14:12:00Z">
               <w:rPr/>
             </w:rPrChange>
           </w:rPr>
@@ -5356,26 +4176,26 @@
       <w:pPr>
         <w:pStyle w:val="Heading2"/>
         <w:rPr>
-          <w:ins w:id="158" w:author="MatheuS Santos" w:date="2026-10-24T15:12:00Z" w16du:dateUtc="2026-10-24T14:12:00Z"/>
+          <w:ins w:id="132" w:author="MatheuS Santos" w:date="2026-10-24T15:12:00Z" w16du:dateUtc="2026-10-24T14:12:00Z"/>
         </w:rPr>
       </w:pPr>
-      <w:bookmarkStart w:id="159" w:name="_Toc243754211"/>
-      <w:ins w:id="160" w:author="MatheuS Santos" w:date="2026-10-24T14:37:00Z" w16du:dateUtc="2026-10-24T13:37:00Z">
+      <w:bookmarkStart w:id="133" w:name="_Toc243777778"/>
+      <w:ins w:id="134" w:author="MatheuS Santos" w:date="2026-10-24T14:37:00Z" w16du:dateUtc="2026-10-24T13:37:00Z">
         <w:r>
           <w:t>4.2</w:t>
         </w:r>
       </w:ins>
-      <w:ins w:id="161" w:author="MatheuS Santos" w:date="2026-10-24T14:38:00Z" w16du:dateUtc="2026-10-24T13:38:00Z">
+      <w:ins w:id="135" w:author="MatheuS Santos" w:date="2026-10-24T14:38:00Z" w16du:dateUtc="2026-10-24T13:38:00Z">
         <w:r>
           <w:t xml:space="preserve">. </w:t>
         </w:r>
       </w:ins>
-      <w:ins w:id="162" w:author="MatheuS Santos" w:date="2026-10-24T14:30:00Z" w16du:dateUtc="2026-10-24T13:30:00Z">
+      <w:ins w:id="136" w:author="MatheuS Santos" w:date="2026-10-24T14:30:00Z" w16du:dateUtc="2026-10-24T13:30:00Z">
         <w:r>
           <w:t>Specific Objectives:</w:t>
         </w:r>
       </w:ins>
-      <w:bookmarkEnd w:id="159"/>
+      <w:bookmarkEnd w:id="133"/>
     </w:p>
     <w:p>
       <w:pPr>
@@ -5386,19 +4206,37 @@
         </w:numPr>
         <w:jc w:val="both"/>
         <w:rPr>
-          <w:ins w:id="163" w:author="MatheuS Santos" w:date="2026-10-24T15:13:00Z" w16du:dateUtc="2026-10-24T14:13:00Z"/>
+          <w:ins w:id="137" w:author="MatheuS Santos" w:date="2026-10-24T15:13:00Z" w16du:dateUtc="2026-10-24T14:13:00Z"/>
+          <w:rFonts w:ascii="Calibri" w:hAnsi="Calibri" w:cs="Calibri"/>
+          <w:rPrChange w:id="138" w:author="MatheuS Santos" w:date="2026-10-24T21:49:00Z" w16du:dateUtc="2026-10-24T20:49:00Z">
+            <w:rPr>
+              <w:ins w:id="139" w:author="MatheuS Santos" w:date="2026-10-24T15:13:00Z" w16du:dateUtc="2026-10-24T14:13:00Z"/>
+            </w:rPr>
+          </w:rPrChange>
         </w:rPr>
-        <w:pPrChange w:id="164" w:author="MatheuS Santos" w:date="2026-10-24T15:40:00Z" w16du:dateUtc="2026-10-24T14:40:00Z">
+        <w:pPrChange w:id="140" w:author="MatheuS Santos" w:date="2026-10-24T15:40:00Z" w16du:dateUtc="2026-10-24T14:40:00Z">
           <w:pPr/>
         </w:pPrChange>
       </w:pPr>
-      <w:ins w:id="165" w:author="MatheuS Santos" w:date="2026-10-24T15:12:00Z" w16du:dateUtc="2026-10-24T14:12:00Z">
-        <w:r>
+      <w:ins w:id="141" w:author="MatheuS Santos" w:date="2026-10-24T15:12:00Z" w16du:dateUtc="2026-10-24T14:12:00Z">
+        <w:r>
+          <w:rPr>
+            <w:rFonts w:ascii="Calibri" w:hAnsi="Calibri" w:cs="Calibri"/>
+            <w:rPrChange w:id="142" w:author="MatheuS Santos" w:date="2026-10-24T21:49:00Z" w16du:dateUtc="2026-10-24T20:49:00Z">
+              <w:rPr/>
+            </w:rPrChange>
+          </w:rPr>
           <w:t>Understan</w:t>
         </w:r>
       </w:ins>
-      <w:ins w:id="166" w:author="MatheuS Santos" w:date="2026-10-24T15:13:00Z" w16du:dateUtc="2026-10-24T14:13:00Z">
-        <w:r>
+      <w:ins w:id="143" w:author="MatheuS Santos" w:date="2026-10-24T15:13:00Z" w16du:dateUtc="2026-10-24T14:13:00Z">
+        <w:r>
+          <w:rPr>
+            <w:rFonts w:ascii="Calibri" w:hAnsi="Calibri" w:cs="Calibri"/>
+            <w:rPrChange w:id="144" w:author="MatheuS Santos" w:date="2026-10-24T21:49:00Z" w16du:dateUtc="2026-10-24T20:49:00Z">
+              <w:rPr/>
+            </w:rPrChange>
+          </w:rPr>
           <w:t>d the dataset structure and variable types.</w:t>
         </w:r>
       </w:ins>
@@ -5412,9 +4250,15 @@
         </w:numPr>
         <w:jc w:val="both"/>
         <w:rPr>
-          <w:ins w:id="167" w:author="MatheuS Santos" w:date="2026-10-24T15:15:00Z" w16du:dateUtc="2026-10-24T14:15:00Z"/>
+          <w:ins w:id="145" w:author="MatheuS Santos" w:date="2026-10-24T15:15:00Z" w16du:dateUtc="2026-10-24T14:15:00Z"/>
+          <w:rFonts w:ascii="Calibri" w:hAnsi="Calibri" w:cs="Calibri"/>
+          <w:rPrChange w:id="146" w:author="MatheuS Santos" w:date="2026-10-24T21:49:00Z" w16du:dateUtc="2026-10-24T20:49:00Z">
+            <w:rPr>
+              <w:ins w:id="147" w:author="MatheuS Santos" w:date="2026-10-24T15:15:00Z" w16du:dateUtc="2026-10-24T14:15:00Z"/>
+            </w:rPr>
+          </w:rPrChange>
         </w:rPr>
-        <w:pPrChange w:id="168" w:author="MatheuS Santos" w:date="2026-10-24T15:40:00Z" w16du:dateUtc="2026-10-24T14:40:00Z">
+        <w:pPrChange w:id="148" w:author="MatheuS Santos" w:date="2026-10-24T15:40:00Z" w16du:dateUtc="2026-10-24T14:40:00Z">
           <w:pPr>
             <w:pStyle w:val="ListParagraph"/>
             <w:numPr>
@@ -5424,26 +4268,36 @@
           </w:pPr>
         </w:pPrChange>
       </w:pPr>
-      <w:ins w:id="169" w:author="MatheuS Santos" w:date="2026-10-24T15:13:00Z" w16du:dateUtc="2026-10-24T14:13:00Z">
-        <w:r>
-          <w:t xml:space="preserve">Check for missing values, </w:t>
-        </w:r>
-        <w:proofErr w:type="spellStart"/>
-        <w:r>
-          <w:t>dubplicate</w:t>
-        </w:r>
-        <w:proofErr w:type="spellEnd"/>
-        <w:r>
-          <w:t xml:space="preserve"> records, outliers, </w:t>
-        </w:r>
-      </w:ins>
-      <w:ins w:id="170" w:author="MatheuS Santos" w:date="2026-10-24T15:14:00Z" w16du:dateUtc="2026-10-24T14:14:00Z">
-        <w:r>
+      <w:ins w:id="149" w:author="MatheuS Santos" w:date="2026-10-24T15:13:00Z" w16du:dateUtc="2026-10-24T14:13:00Z">
+        <w:r>
+          <w:rPr>
+            <w:rFonts w:ascii="Calibri" w:hAnsi="Calibri" w:cs="Calibri"/>
+            <w:rPrChange w:id="150" w:author="MatheuS Santos" w:date="2026-10-24T21:49:00Z" w16du:dateUtc="2026-10-24T20:49:00Z">
+              <w:rPr/>
+            </w:rPrChange>
+          </w:rPr>
+          <w:t xml:space="preserve">Check for missing values, dubplicate records, outliers, </w:t>
+        </w:r>
+      </w:ins>
+      <w:ins w:id="151" w:author="MatheuS Santos" w:date="2026-10-24T15:14:00Z" w16du:dateUtc="2026-10-24T14:14:00Z">
+        <w:r>
+          <w:rPr>
+            <w:rFonts w:ascii="Calibri" w:hAnsi="Calibri" w:cs="Calibri"/>
+            <w:rPrChange w:id="152" w:author="MatheuS Santos" w:date="2026-10-24T21:49:00Z" w16du:dateUtc="2026-10-24T20:49:00Z">
+              <w:rPr/>
+            </w:rPrChange>
+          </w:rPr>
           <w:t>lines with double meanings,</w:t>
         </w:r>
       </w:ins>
-      <w:ins w:id="171" w:author="MatheuS Santos" w:date="2026-10-24T15:15:00Z" w16du:dateUtc="2026-10-24T14:15:00Z">
-        <w:r>
+      <w:ins w:id="153" w:author="MatheuS Santos" w:date="2026-10-24T15:15:00Z" w16du:dateUtc="2026-10-24T14:15:00Z">
+        <w:r>
+          <w:rPr>
+            <w:rFonts w:ascii="Calibri" w:hAnsi="Calibri" w:cs="Calibri"/>
+            <w:rPrChange w:id="154" w:author="MatheuS Santos" w:date="2026-10-24T21:49:00Z" w16du:dateUtc="2026-10-24T20:49:00Z">
+              <w:rPr/>
+            </w:rPrChange>
+          </w:rPr>
           <w:t xml:space="preserve"> data type, and inconsistencies.</w:t>
         </w:r>
       </w:ins>
@@ -5457,9 +4311,15 @@
         </w:numPr>
         <w:jc w:val="both"/>
         <w:rPr>
-          <w:ins w:id="172" w:author="MatheuS Santos" w:date="2026-10-24T15:16:00Z" w16du:dateUtc="2026-10-24T14:16:00Z"/>
+          <w:ins w:id="155" w:author="MatheuS Santos" w:date="2026-10-24T15:16:00Z" w16du:dateUtc="2026-10-24T14:16:00Z"/>
+          <w:rFonts w:ascii="Calibri" w:hAnsi="Calibri" w:cs="Calibri"/>
+          <w:rPrChange w:id="156" w:author="MatheuS Santos" w:date="2026-10-24T21:49:00Z" w16du:dateUtc="2026-10-24T20:49:00Z">
+            <w:rPr>
+              <w:ins w:id="157" w:author="MatheuS Santos" w:date="2026-10-24T15:16:00Z" w16du:dateUtc="2026-10-24T14:16:00Z"/>
+            </w:rPr>
+          </w:rPrChange>
         </w:rPr>
-        <w:pPrChange w:id="173" w:author="MatheuS Santos" w:date="2026-10-24T15:40:00Z" w16du:dateUtc="2026-10-24T14:40:00Z">
+        <w:pPrChange w:id="158" w:author="MatheuS Santos" w:date="2026-10-24T15:40:00Z" w16du:dateUtc="2026-10-24T14:40:00Z">
           <w:pPr>
             <w:pStyle w:val="ListParagraph"/>
             <w:numPr>
@@ -5469,28 +4329,58 @@
           </w:pPr>
         </w:pPrChange>
       </w:pPr>
-      <w:ins w:id="174" w:author="MatheuS Santos" w:date="2026-10-24T15:16:00Z" w16du:dateUtc="2026-10-24T14:16:00Z">
-        <w:r>
+      <w:ins w:id="159" w:author="MatheuS Santos" w:date="2026-10-24T15:16:00Z" w16du:dateUtc="2026-10-24T14:16:00Z">
+        <w:r>
+          <w:rPr>
+            <w:rFonts w:ascii="Calibri" w:hAnsi="Calibri" w:cs="Calibri"/>
+            <w:rPrChange w:id="160" w:author="MatheuS Santos" w:date="2026-10-24T21:49:00Z" w16du:dateUtc="2026-10-24T20:49:00Z">
+              <w:rPr/>
+            </w:rPrChange>
+          </w:rPr>
           <w:t>Investigate class</w:t>
         </w:r>
       </w:ins>
-      <w:ins w:id="175" w:author="MatheuS Santos" w:date="2026-10-24T15:15:00Z" w16du:dateUtc="2026-10-24T14:15:00Z">
-        <w:r>
+      <w:ins w:id="161" w:author="MatheuS Santos" w:date="2026-10-24T15:15:00Z" w16du:dateUtc="2026-10-24T14:15:00Z">
+        <w:r>
+          <w:rPr>
+            <w:rFonts w:ascii="Calibri" w:hAnsi="Calibri" w:cs="Calibri"/>
+            <w:rPrChange w:id="162" w:author="MatheuS Santos" w:date="2026-10-24T21:49:00Z" w16du:dateUtc="2026-10-24T20:49:00Z">
+              <w:rPr/>
+            </w:rPrChange>
+          </w:rPr>
           <w:t xml:space="preserve"> distributions an</w:t>
         </w:r>
       </w:ins>
-      <w:ins w:id="176" w:author="MatheuS Santos" w:date="2026-10-24T15:16:00Z" w16du:dateUtc="2026-10-24T14:16:00Z">
-        <w:r>
+      <w:ins w:id="163" w:author="MatheuS Santos" w:date="2026-10-24T15:16:00Z" w16du:dateUtc="2026-10-24T14:16:00Z">
+        <w:r>
+          <w:rPr>
+            <w:rFonts w:ascii="Calibri" w:hAnsi="Calibri" w:cs="Calibri"/>
+            <w:rPrChange w:id="164" w:author="MatheuS Santos" w:date="2026-10-24T21:49:00Z" w16du:dateUtc="2026-10-24T20:49:00Z">
+              <w:rPr/>
+            </w:rPrChange>
+          </w:rPr>
           <w:t>d</w:t>
         </w:r>
       </w:ins>
-      <w:ins w:id="177" w:author="MatheuS Santos" w:date="2026-10-24T15:36:00Z" w16du:dateUtc="2026-10-24T14:36:00Z">
-        <w:r>
+      <w:ins w:id="165" w:author="MatheuS Santos" w:date="2026-10-24T15:36:00Z" w16du:dateUtc="2026-10-24T14:36:00Z">
+        <w:r>
+          <w:rPr>
+            <w:rFonts w:ascii="Calibri" w:hAnsi="Calibri" w:cs="Calibri"/>
+            <w:rPrChange w:id="166" w:author="MatheuS Santos" w:date="2026-10-24T21:49:00Z" w16du:dateUtc="2026-10-24T20:49:00Z">
+              <w:rPr/>
+            </w:rPrChange>
+          </w:rPr>
           <w:t xml:space="preserve"> class imbalance</w:t>
         </w:r>
       </w:ins>
-      <w:ins w:id="178" w:author="MatheuS Santos" w:date="2026-10-24T15:16:00Z" w16du:dateUtc="2026-10-24T14:16:00Z">
-        <w:r>
+      <w:ins w:id="167" w:author="MatheuS Santos" w:date="2026-10-24T15:16:00Z" w16du:dateUtc="2026-10-24T14:16:00Z">
+        <w:r>
+          <w:rPr>
+            <w:rFonts w:ascii="Calibri" w:hAnsi="Calibri" w:cs="Calibri"/>
+            <w:rPrChange w:id="168" w:author="MatheuS Santos" w:date="2026-10-24T21:49:00Z" w16du:dateUtc="2026-10-24T20:49:00Z">
+              <w:rPr/>
+            </w:rPrChange>
+          </w:rPr>
           <w:t>.</w:t>
         </w:r>
       </w:ins>
@@ -5504,7 +4394,63 @@
         </w:numPr>
         <w:jc w:val="both"/>
         <w:rPr>
-          <w:ins w:id="179" w:author="MatheuS Santos" w:date="2026-10-24T15:36:00Z" w16du:dateUtc="2026-10-24T14:36:00Z"/>
+          <w:ins w:id="169" w:author="MatheuS Santos" w:date="2026-10-24T15:36:00Z" w16du:dateUtc="2026-10-24T14:36:00Z"/>
+          <w:rFonts w:ascii="Calibri" w:hAnsi="Calibri" w:cs="Calibri"/>
+          <w:rPrChange w:id="170" w:author="MatheuS Santos" w:date="2026-10-24T21:49:00Z" w16du:dateUtc="2026-10-24T20:49:00Z">
+            <w:rPr>
+              <w:ins w:id="171" w:author="MatheuS Santos" w:date="2026-10-24T15:36:00Z" w16du:dateUtc="2026-10-24T14:36:00Z"/>
+            </w:rPr>
+          </w:rPrChange>
+        </w:rPr>
+        <w:pPrChange w:id="172" w:author="MatheuS Santos" w:date="2026-10-24T15:40:00Z" w16du:dateUtc="2026-10-24T14:40:00Z">
+          <w:pPr>
+            <w:pStyle w:val="ListParagraph"/>
+            <w:numPr>
+              <w:numId w:val="5"/>
+            </w:numPr>
+            <w:ind w:hanging="360"/>
+          </w:pPr>
+        </w:pPrChange>
+      </w:pPr>
+      <w:ins w:id="173" w:author="MatheuS Santos" w:date="2026-10-24T15:16:00Z" w16du:dateUtc="2026-10-24T14:16:00Z">
+        <w:r>
+          <w:rPr>
+            <w:rFonts w:ascii="Calibri" w:hAnsi="Calibri" w:cs="Calibri"/>
+            <w:rPrChange w:id="174" w:author="MatheuS Santos" w:date="2026-10-24T21:49:00Z" w16du:dateUtc="2026-10-24T20:49:00Z">
+              <w:rPr/>
+            </w:rPrChange>
+          </w:rPr>
+          <w:t xml:space="preserve">Analyze statistical </w:t>
+        </w:r>
+      </w:ins>
+      <w:ins w:id="175" w:author="MatheuS Santos" w:date="2026-10-24T15:37:00Z" w16du:dateUtc="2026-10-24T14:37:00Z">
+        <w:r>
+          <w:rPr>
+            <w:rFonts w:ascii="Calibri" w:hAnsi="Calibri" w:cs="Calibri"/>
+            <w:rPrChange w:id="176" w:author="MatheuS Santos" w:date="2026-10-24T21:49:00Z" w16du:dateUtc="2026-10-24T20:49:00Z">
+              <w:rPr/>
+            </w:rPrChange>
+          </w:rPr>
+          <w:t>distributions and relationships between variables.</w:t>
+        </w:r>
+      </w:ins>
+    </w:p>
+    <w:p>
+      <w:pPr>
+        <w:pStyle w:val="ListParagraph"/>
+        <w:numPr>
+          <w:ilvl w:val="0"/>
+          <w:numId w:val="5"/>
+        </w:numPr>
+        <w:jc w:val="both"/>
+        <w:rPr>
+          <w:ins w:id="177" w:author="MatheuS Santos" w:date="2026-10-24T15:35:00Z" w16du:dateUtc="2026-10-24T14:35:00Z"/>
+          <w:rFonts w:ascii="Calibri" w:hAnsi="Calibri" w:cs="Calibri"/>
+          <w:rPrChange w:id="178" w:author="MatheuS Santos" w:date="2026-10-24T21:49:00Z" w16du:dateUtc="2026-10-24T20:49:00Z">
+            <w:rPr>
+              <w:ins w:id="179" w:author="MatheuS Santos" w:date="2026-10-24T15:35:00Z" w16du:dateUtc="2026-10-24T14:35:00Z"/>
+            </w:rPr>
+          </w:rPrChange>
         </w:rPr>
         <w:pPrChange w:id="180" w:author="MatheuS Santos" w:date="2026-10-24T15:40:00Z" w16du:dateUtc="2026-10-24T14:40:00Z">
           <w:pPr>
@@ -5516,14 +4462,112 @@
           </w:pPr>
         </w:pPrChange>
       </w:pPr>
-      <w:ins w:id="181" w:author="MatheuS Santos" w:date="2026-10-24T15:16:00Z" w16du:dateUtc="2026-10-24T14:16:00Z">
-        <w:r>
-          <w:t xml:space="preserve">Analyze statistical </w:t>
-        </w:r>
-      </w:ins>
-      <w:ins w:id="182" w:author="MatheuS Santos" w:date="2026-10-24T15:37:00Z" w16du:dateUtc="2026-10-24T14:37:00Z">
-        <w:r>
-          <w:t>distributions and relationships between variables.</w:t>
+      <w:ins w:id="181" w:author="MatheuS Santos" w:date="2026-10-24T15:36:00Z" w16du:dateUtc="2026-10-24T14:36:00Z">
+        <w:r>
+          <w:rPr>
+            <w:rFonts w:ascii="Calibri" w:hAnsi="Calibri" w:cs="Calibri"/>
+            <w:rPrChange w:id="182" w:author="MatheuS Santos" w:date="2026-10-24T21:49:00Z" w16du:dateUtc="2026-10-24T20:49:00Z">
+              <w:rPr/>
+            </w:rPrChange>
+          </w:rPr>
+          <w:t>Ide</w:t>
+        </w:r>
+      </w:ins>
+      <w:ins w:id="183" w:author="MatheuS Santos" w:date="2026-10-24T15:37:00Z" w16du:dateUtc="2026-10-24T14:37:00Z">
+        <w:r>
+          <w:rPr>
+            <w:rFonts w:ascii="Calibri" w:hAnsi="Calibri" w:cs="Calibri"/>
+            <w:rPrChange w:id="184" w:author="MatheuS Santos" w:date="2026-10-24T21:49:00Z" w16du:dateUtc="2026-10-24T20:49:00Z">
+              <w:rPr/>
+            </w:rPrChange>
+          </w:rPr>
+          <w:t xml:space="preserve">ntify and evaluate </w:t>
+        </w:r>
+      </w:ins>
+      <w:ins w:id="185" w:author="MatheuS Santos" w:date="2026-10-24T15:16:00Z" w16du:dateUtc="2026-10-24T14:16:00Z">
+        <w:r>
+          <w:rPr>
+            <w:rFonts w:ascii="Calibri" w:hAnsi="Calibri" w:cs="Calibri"/>
+            <w:rPrChange w:id="186" w:author="MatheuS Santos" w:date="2026-10-24T21:49:00Z" w16du:dateUtc="2026-10-24T20:49:00Z">
+              <w:rPr/>
+            </w:rPrChange>
+          </w:rPr>
+          <w:t xml:space="preserve">outliers using the </w:t>
+        </w:r>
+      </w:ins>
+      <w:ins w:id="187" w:author="MatheuS Santos" w:date="2026-10-24T15:17:00Z" w16du:dateUtc="2026-10-24T14:17:00Z">
+        <w:r>
+          <w:rPr>
+            <w:rFonts w:ascii="Calibri" w:hAnsi="Calibri" w:cs="Calibri"/>
+            <w:rPrChange w:id="188" w:author="MatheuS Santos" w:date="2026-10-24T21:49:00Z" w16du:dateUtc="2026-10-24T20:49:00Z">
+              <w:rPr/>
+            </w:rPrChange>
+          </w:rPr>
+          <w:fldChar w:fldCharType="begin"/>
+        </w:r>
+        <w:r>
+          <w:rPr>
+            <w:rFonts w:ascii="Calibri" w:hAnsi="Calibri" w:cs="Calibri"/>
+            <w:rPrChange w:id="189" w:author="MatheuS Santos" w:date="2026-10-24T21:49:00Z" w16du:dateUtc="2026-10-24T20:49:00Z">
+              <w:rPr/>
+            </w:rPrChange>
+          </w:rPr>
+          <w:instrText>HYPERLINK "https://www.jmp.com/en/statistics-knowledge-portal/exploratory-data-analysis/descriptive-statistics/interquartile-range"</w:instrText>
+        </w:r>
+        <w:r>
+          <w:rPr>
+            <w:rFonts w:ascii="Calibri" w:hAnsi="Calibri" w:cs="Calibri"/>
+          </w:rPr>
+        </w:r>
+        <w:r>
+          <w:rPr>
+            <w:rFonts w:ascii="Calibri" w:hAnsi="Calibri" w:cs="Calibri"/>
+            <w:rPrChange w:id="190" w:author="MatheuS Santos" w:date="2026-10-24T21:49:00Z" w16du:dateUtc="2026-10-24T20:49:00Z">
+              <w:rPr/>
+            </w:rPrChange>
+          </w:rPr>
+          <w:fldChar w:fldCharType="separate"/>
+        </w:r>
+        <w:r>
+          <w:rPr>
+            <w:rStyle w:val="Hyperlink"/>
+            <w:rFonts w:ascii="Calibri" w:hAnsi="Calibri" w:cs="Calibri"/>
+            <w:rPrChange w:id="191" w:author="MatheuS Santos" w:date="2026-10-24T21:49:00Z" w16du:dateUtc="2026-10-24T20:49:00Z">
+              <w:rPr>
+                <w:rStyle w:val="Hyperlink"/>
+              </w:rPr>
+            </w:rPrChange>
+          </w:rPr>
+          <w:t>interquartile Range ( IQR )</w:t>
+        </w:r>
+        <w:r>
+          <w:rPr>
+            <w:rFonts w:ascii="Calibri" w:hAnsi="Calibri" w:cs="Calibri"/>
+            <w:rPrChange w:id="192" w:author="MatheuS Santos" w:date="2026-10-24T21:49:00Z" w16du:dateUtc="2026-10-24T20:49:00Z">
+              <w:rPr/>
+            </w:rPrChange>
+          </w:rPr>
+          <w:fldChar w:fldCharType="end"/>
+        </w:r>
+        <w:r>
+          <w:rPr>
+            <w:rFonts w:ascii="Calibri" w:hAnsi="Calibri" w:cs="Calibri"/>
+            <w:rPrChange w:id="193" w:author="MatheuS Santos" w:date="2026-10-24T21:49:00Z" w16du:dateUtc="2026-10-24T20:49:00Z">
+              <w:rPr/>
+            </w:rPrChange>
+          </w:rPr>
+          <w:t xml:space="preserve"> method</w:t>
+        </w:r>
+      </w:ins>
+      <w:ins w:id="194" w:author="MatheuS Santos" w:date="2026-10-24T15:18:00Z" w16du:dateUtc="2026-10-24T14:18:00Z">
+        <w:r>
+          <w:rPr>
+            <w:rFonts w:ascii="Calibri" w:hAnsi="Calibri" w:cs="Calibri"/>
+            <w:rPrChange w:id="195" w:author="MatheuS Santos" w:date="2026-10-24T21:49:00Z" w16du:dateUtc="2026-10-24T20:49:00Z">
+              <w:rPr/>
+            </w:rPrChange>
+          </w:rPr>
+          <w:t>.</w:t>
         </w:r>
       </w:ins>
     </w:p>
@@ -5536,9 +4580,15 @@
         </w:numPr>
         <w:jc w:val="both"/>
         <w:rPr>
-          <w:ins w:id="183" w:author="MatheuS Santos" w:date="2026-10-24T15:35:00Z" w16du:dateUtc="2026-10-24T14:35:00Z"/>
+          <w:ins w:id="196" w:author="MatheuS Santos" w:date="2026-10-24T15:18:00Z" w16du:dateUtc="2026-10-24T14:18:00Z"/>
+          <w:rFonts w:ascii="Calibri" w:hAnsi="Calibri" w:cs="Calibri"/>
+          <w:rPrChange w:id="197" w:author="MatheuS Santos" w:date="2026-10-24T21:49:00Z" w16du:dateUtc="2026-10-24T20:49:00Z">
+            <w:rPr>
+              <w:ins w:id="198" w:author="MatheuS Santos" w:date="2026-10-24T15:18:00Z" w16du:dateUtc="2026-10-24T14:18:00Z"/>
+            </w:rPr>
+          </w:rPrChange>
         </w:rPr>
-        <w:pPrChange w:id="184" w:author="MatheuS Santos" w:date="2026-10-24T15:40:00Z" w16du:dateUtc="2026-10-24T14:40:00Z">
+        <w:pPrChange w:id="199" w:author="MatheuS Santos" w:date="2026-10-24T15:40:00Z" w16du:dateUtc="2026-10-24T14:40:00Z">
           <w:pPr>
             <w:pStyle w:val="ListParagraph"/>
             <w:numPr>
@@ -5548,61 +4598,15 @@
           </w:pPr>
         </w:pPrChange>
       </w:pPr>
-      <w:ins w:id="185" w:author="MatheuS Santos" w:date="2026-10-24T15:36:00Z" w16du:dateUtc="2026-10-24T14:36:00Z">
-        <w:r>
-          <w:t>Ide</w:t>
-        </w:r>
-      </w:ins>
-      <w:ins w:id="186" w:author="MatheuS Santos" w:date="2026-10-24T15:37:00Z" w16du:dateUtc="2026-10-24T14:37:00Z">
-        <w:r>
-          <w:t xml:space="preserve">ntify and evaluate </w:t>
-        </w:r>
-      </w:ins>
-      <w:ins w:id="187" w:author="MatheuS Santos" w:date="2026-10-24T15:16:00Z" w16du:dateUtc="2026-10-24T14:16:00Z">
-        <w:r>
-          <w:t xml:space="preserve">outliers using the </w:t>
-        </w:r>
-      </w:ins>
-      <w:ins w:id="188" w:author="MatheuS Santos" w:date="2026-10-24T15:17:00Z" w16du:dateUtc="2026-10-24T14:17:00Z">
-        <w:r>
-          <w:fldChar w:fldCharType="begin"/>
-        </w:r>
-        <w:r>
-          <w:instrText>HYPERLINK "https://www.jmp.com/en/statistics-knowledge-portal/exploratory-data-analysis/descriptive-statistics/interquartile-range"</w:instrText>
-        </w:r>
-        <w:r>
-          <w:fldChar w:fldCharType="separate"/>
-        </w:r>
-        <w:r>
-          <w:rPr>
-            <w:rStyle w:val="Hyperlink"/>
-          </w:rPr>
-          <w:t xml:space="preserve">interquartile Range </w:t>
-        </w:r>
-        <w:proofErr w:type="gramStart"/>
-        <w:r>
-          <w:rPr>
-            <w:rStyle w:val="Hyperlink"/>
-          </w:rPr>
-          <w:t>( IQR</w:t>
-        </w:r>
-        <w:proofErr w:type="gramEnd"/>
-        <w:r>
-          <w:rPr>
-            <w:rStyle w:val="Hyperlink"/>
-          </w:rPr>
-          <w:t xml:space="preserve"> )</w:t>
-        </w:r>
-        <w:r>
-          <w:fldChar w:fldCharType="end"/>
-        </w:r>
-        <w:r>
-          <w:t xml:space="preserve"> method</w:t>
-        </w:r>
-      </w:ins>
-      <w:ins w:id="189" w:author="MatheuS Santos" w:date="2026-10-24T15:18:00Z" w16du:dateUtc="2026-10-24T14:18:00Z">
-        <w:r>
-          <w:t>.</w:t>
+      <w:ins w:id="200" w:author="MatheuS Santos" w:date="2026-10-24T15:18:00Z" w16du:dateUtc="2026-10-24T14:18:00Z">
+        <w:r>
+          <w:rPr>
+            <w:rFonts w:ascii="Calibri" w:hAnsi="Calibri" w:cs="Calibri"/>
+            <w:rPrChange w:id="201" w:author="MatheuS Santos" w:date="2026-10-24T21:49:00Z" w16du:dateUtc="2026-10-24T20:49:00Z">
+              <w:rPr/>
+            </w:rPrChange>
+          </w:rPr>
+          <w:t>Examine temporal patterns, correlations, and repeated addresses.</w:t>
         </w:r>
       </w:ins>
     </w:p>
@@ -5615,9 +4619,15 @@
         </w:numPr>
         <w:jc w:val="both"/>
         <w:rPr>
-          <w:ins w:id="190" w:author="MatheuS Santos" w:date="2026-10-24T15:18:00Z" w16du:dateUtc="2026-10-24T14:18:00Z"/>
+          <w:ins w:id="202" w:author="MatheuS Santos" w:date="2026-10-24T15:38:00Z" w16du:dateUtc="2026-10-24T14:38:00Z"/>
+          <w:rFonts w:ascii="Calibri" w:hAnsi="Calibri" w:cs="Calibri"/>
+          <w:rPrChange w:id="203" w:author="MatheuS Santos" w:date="2026-10-24T21:49:00Z" w16du:dateUtc="2026-10-24T20:49:00Z">
+            <w:rPr>
+              <w:ins w:id="204" w:author="MatheuS Santos" w:date="2026-10-24T15:38:00Z" w16du:dateUtc="2026-10-24T14:38:00Z"/>
+            </w:rPr>
+          </w:rPrChange>
         </w:rPr>
-        <w:pPrChange w:id="191" w:author="MatheuS Santos" w:date="2026-10-24T15:40:00Z" w16du:dateUtc="2026-10-24T14:40:00Z">
+        <w:pPrChange w:id="205" w:author="MatheuS Santos" w:date="2026-10-24T15:40:00Z" w16du:dateUtc="2026-10-24T14:40:00Z">
           <w:pPr>
             <w:pStyle w:val="ListParagraph"/>
             <w:numPr>
@@ -5627,9 +4637,312 @@
           </w:pPr>
         </w:pPrChange>
       </w:pPr>
-      <w:ins w:id="192" w:author="MatheuS Santos" w:date="2026-10-24T15:18:00Z" w16du:dateUtc="2026-10-24T14:18:00Z">
-        <w:r>
-          <w:t>Examine temporal patterns, correlations, and repeated addresses.</w:t>
+      <w:ins w:id="206" w:author="MatheuS Santos" w:date="2026-10-24T15:18:00Z" w16du:dateUtc="2026-10-24T14:18:00Z">
+        <w:r>
+          <w:rPr>
+            <w:rFonts w:ascii="Calibri" w:hAnsi="Calibri" w:cs="Calibri"/>
+            <w:rPrChange w:id="207" w:author="MatheuS Santos" w:date="2026-10-24T21:49:00Z" w16du:dateUtc="2026-10-24T20:49:00Z">
+              <w:rPr/>
+            </w:rPrChange>
+          </w:rPr>
+          <w:t>Explore encoding, feature selec</w:t>
+        </w:r>
+      </w:ins>
+      <w:ins w:id="208" w:author="MatheuS Santos" w:date="2026-10-24T15:19:00Z" w16du:dateUtc="2026-10-24T14:19:00Z">
+        <w:r>
+          <w:rPr>
+            <w:rFonts w:ascii="Calibri" w:hAnsi="Calibri" w:cs="Calibri"/>
+            <w:rPrChange w:id="209" w:author="MatheuS Santos" w:date="2026-10-24T21:49:00Z" w16du:dateUtc="2026-10-24T20:49:00Z">
+              <w:rPr/>
+            </w:rPrChange>
+          </w:rPr>
+          <w:t xml:space="preserve">tions </w:t>
+        </w:r>
+      </w:ins>
+      <w:ins w:id="210" w:author="MatheuS Santos" w:date="2026-10-24T15:25:00Z" w16du:dateUtc="2026-10-24T14:25:00Z">
+        <w:r>
+          <w:rPr>
+            <w:rFonts w:ascii="Calibri" w:hAnsi="Calibri" w:cs="Calibri"/>
+            <w:rPrChange w:id="211" w:author="MatheuS Santos" w:date="2026-10-24T21:49:00Z" w16du:dateUtc="2026-10-24T20:49:00Z">
+              <w:rPr/>
+            </w:rPrChange>
+          </w:rPr>
+          <w:t>using</w:t>
+        </w:r>
+      </w:ins>
+      <w:ins w:id="212" w:author="MatheuS Santos" w:date="2026-10-24T15:19:00Z" w16du:dateUtc="2026-10-24T14:19:00Z">
+        <w:r>
+          <w:rPr>
+            <w:rFonts w:ascii="Calibri" w:hAnsi="Calibri" w:cs="Calibri"/>
+            <w:rPrChange w:id="213" w:author="MatheuS Santos" w:date="2026-10-24T21:49:00Z" w16du:dateUtc="2026-10-24T20:49:00Z">
+              <w:rPr/>
+            </w:rPrChange>
+          </w:rPr>
+          <w:t xml:space="preserve"> ( </w:t>
+        </w:r>
+      </w:ins>
+      <w:ins w:id="214" w:author="MatheuS Santos" w:date="2026-10-24T15:20:00Z" w16du:dateUtc="2026-10-24T14:20:00Z">
+        <w:r>
+          <w:rPr>
+            <w:rFonts w:ascii="Calibri" w:hAnsi="Calibri" w:cs="Calibri"/>
+            <w:rPrChange w:id="215" w:author="MatheuS Santos" w:date="2026-10-24T21:49:00Z" w16du:dateUtc="2026-10-24T20:49:00Z">
+              <w:rPr/>
+            </w:rPrChange>
+          </w:rPr>
+          <w:fldChar w:fldCharType="begin"/>
+        </w:r>
+        <w:r>
+          <w:rPr>
+            <w:rFonts w:ascii="Calibri" w:hAnsi="Calibri" w:cs="Calibri"/>
+            <w:rPrChange w:id="216" w:author="MatheuS Santos" w:date="2026-10-24T21:49:00Z" w16du:dateUtc="2026-10-24T20:49:00Z">
+              <w:rPr/>
+            </w:rPrChange>
+          </w:rPr>
+          <w:instrText>HYPERLINK "https://builtin.com/data-science/step-step-explanation-principal-component-analysis"</w:instrText>
+        </w:r>
+        <w:r>
+          <w:rPr>
+            <w:rFonts w:ascii="Calibri" w:hAnsi="Calibri" w:cs="Calibri"/>
+          </w:rPr>
+        </w:r>
+        <w:r>
+          <w:rPr>
+            <w:rFonts w:ascii="Calibri" w:hAnsi="Calibri" w:cs="Calibri"/>
+            <w:rPrChange w:id="217" w:author="MatheuS Santos" w:date="2026-10-24T21:49:00Z" w16du:dateUtc="2026-10-24T20:49:00Z">
+              <w:rPr/>
+            </w:rPrChange>
+          </w:rPr>
+          <w:fldChar w:fldCharType="separate"/>
+        </w:r>
+        <w:r>
+          <w:rPr>
+            <w:rStyle w:val="Hyperlink"/>
+            <w:rFonts w:ascii="Calibri" w:hAnsi="Calibri" w:cs="Calibri"/>
+            <w:rPrChange w:id="218" w:author="MatheuS Santos" w:date="2026-10-24T21:49:00Z" w16du:dateUtc="2026-10-24T20:49:00Z">
+              <w:rPr>
+                <w:rStyle w:val="Hyperlink"/>
+              </w:rPr>
+            </w:rPrChange>
+          </w:rPr>
+          <w:t>PCA</w:t>
+        </w:r>
+        <w:r>
+          <w:rPr>
+            <w:rFonts w:ascii="Calibri" w:hAnsi="Calibri" w:cs="Calibri"/>
+            <w:rPrChange w:id="219" w:author="MatheuS Santos" w:date="2026-10-24T21:49:00Z" w16du:dateUtc="2026-10-24T20:49:00Z">
+              <w:rPr/>
+            </w:rPrChange>
+          </w:rPr>
+          <w:fldChar w:fldCharType="end"/>
+        </w:r>
+      </w:ins>
+      <w:ins w:id="220" w:author="MatheuS Santos" w:date="2026-10-24T15:26:00Z" w16du:dateUtc="2026-10-24T14:26:00Z">
+        <w:r>
+          <w:rPr>
+            <w:rFonts w:ascii="Calibri" w:hAnsi="Calibri" w:cs="Calibri"/>
+            <w:rPrChange w:id="221" w:author="MatheuS Santos" w:date="2026-10-24T21:49:00Z" w16du:dateUtc="2026-10-24T20:49:00Z">
+              <w:rPr/>
+            </w:rPrChange>
+          </w:rPr>
+          <w:t xml:space="preserve">, </w:t>
+        </w:r>
+        <w:r>
+          <w:rPr>
+            <w:rFonts w:ascii="Calibri" w:hAnsi="Calibri" w:cs="Calibri"/>
+            <w:rPrChange w:id="222" w:author="MatheuS Santos" w:date="2026-10-24T21:49:00Z" w16du:dateUtc="2026-10-24T20:49:00Z">
+              <w:rPr/>
+            </w:rPrChange>
+          </w:rPr>
+          <w:fldChar w:fldCharType="begin"/>
+        </w:r>
+      </w:ins>
+      <w:ins w:id="223" w:author="MatheuS Santos" w:date="2026-10-24T15:27:00Z" w16du:dateUtc="2026-10-24T14:27:00Z">
+        <w:r>
+          <w:rPr>
+            <w:rFonts w:ascii="Calibri" w:hAnsi="Calibri" w:cs="Calibri"/>
+            <w:rPrChange w:id="224" w:author="MatheuS Santos" w:date="2026-10-24T21:49:00Z" w16du:dateUtc="2026-10-24T20:49:00Z">
+              <w:rPr/>
+            </w:rPrChange>
+          </w:rPr>
+          <w:instrText>HYPERLINK "https://www.geeksforgeeks.org/machine-learning/feature-selection-using-random-forest/"</w:instrText>
+        </w:r>
+      </w:ins>
+      <w:ins w:id="225" w:author="MatheuS Santos" w:date="2026-10-24T15:26:00Z" w16du:dateUtc="2026-10-24T14:26:00Z">
+        <w:r>
+          <w:rPr>
+            <w:rFonts w:ascii="Calibri" w:hAnsi="Calibri" w:cs="Calibri"/>
+          </w:rPr>
+        </w:r>
+        <w:r>
+          <w:rPr>
+            <w:rFonts w:ascii="Calibri" w:hAnsi="Calibri" w:cs="Calibri"/>
+            <w:rPrChange w:id="226" w:author="MatheuS Santos" w:date="2026-10-24T21:49:00Z" w16du:dateUtc="2026-10-24T20:49:00Z">
+              <w:rPr/>
+            </w:rPrChange>
+          </w:rPr>
+          <w:fldChar w:fldCharType="separate"/>
+        </w:r>
+        <w:r>
+          <w:rPr>
+            <w:rStyle w:val="Hyperlink"/>
+            <w:rFonts w:ascii="Calibri" w:hAnsi="Calibri" w:cs="Calibri"/>
+            <w:rPrChange w:id="227" w:author="MatheuS Santos" w:date="2026-10-24T21:49:00Z" w16du:dateUtc="2026-10-24T20:49:00Z">
+              <w:rPr>
+                <w:rStyle w:val="Hyperlink"/>
+              </w:rPr>
+            </w:rPrChange>
+          </w:rPr>
+          <w:t>Random Forest</w:t>
+        </w:r>
+        <w:r>
+          <w:rPr>
+            <w:rFonts w:ascii="Calibri" w:hAnsi="Calibri" w:cs="Calibri"/>
+            <w:rPrChange w:id="228" w:author="MatheuS Santos" w:date="2026-10-24T21:49:00Z" w16du:dateUtc="2026-10-24T20:49:00Z">
+              <w:rPr/>
+            </w:rPrChange>
+          </w:rPr>
+          <w:fldChar w:fldCharType="end"/>
+        </w:r>
+        <w:r>
+          <w:rPr>
+            <w:rFonts w:ascii="Calibri" w:hAnsi="Calibri" w:cs="Calibri"/>
+            <w:rPrChange w:id="229" w:author="MatheuS Santos" w:date="2026-10-24T21:49:00Z" w16du:dateUtc="2026-10-24T20:49:00Z">
+              <w:rPr/>
+            </w:rPrChange>
+          </w:rPr>
+          <w:t xml:space="preserve">, </w:t>
+        </w:r>
+      </w:ins>
+      <w:ins w:id="230" w:author="MatheuS Santos" w:date="2026-10-24T15:32:00Z" w16du:dateUtc="2026-10-24T14:32:00Z">
+        <w:r>
+          <w:rPr>
+            <w:rFonts w:ascii="Calibri" w:hAnsi="Calibri" w:cs="Calibri"/>
+            <w:rPrChange w:id="231" w:author="MatheuS Santos" w:date="2026-10-24T21:49:00Z" w16du:dateUtc="2026-10-24T20:49:00Z">
+              <w:rPr/>
+            </w:rPrChange>
+          </w:rPr>
+          <w:fldChar w:fldCharType="begin"/>
+        </w:r>
+        <w:r>
+          <w:rPr>
+            <w:rFonts w:ascii="Calibri" w:hAnsi="Calibri" w:cs="Calibri"/>
+            <w:rPrChange w:id="232" w:author="MatheuS Santos" w:date="2026-10-24T21:49:00Z" w16du:dateUtc="2026-10-24T20:49:00Z">
+              <w:rPr/>
+            </w:rPrChange>
+          </w:rPr>
+          <w:instrText>HYPERLINK "https://www.sciencedirect.com/org/science/article/pii/S1548392424000107"</w:instrText>
+        </w:r>
+        <w:r>
+          <w:rPr>
+            <w:rFonts w:ascii="Calibri" w:hAnsi="Calibri" w:cs="Calibri"/>
+          </w:rPr>
+        </w:r>
+        <w:r>
+          <w:rPr>
+            <w:rFonts w:ascii="Calibri" w:hAnsi="Calibri" w:cs="Calibri"/>
+            <w:rPrChange w:id="233" w:author="MatheuS Santos" w:date="2026-10-24T21:49:00Z" w16du:dateUtc="2026-10-24T20:49:00Z">
+              <w:rPr/>
+            </w:rPrChange>
+          </w:rPr>
+          <w:fldChar w:fldCharType="separate"/>
+        </w:r>
+        <w:r>
+          <w:rPr>
+            <w:rStyle w:val="Hyperlink"/>
+            <w:rFonts w:ascii="Calibri" w:hAnsi="Calibri" w:cs="Calibri"/>
+            <w:rPrChange w:id="234" w:author="MatheuS Santos" w:date="2026-10-24T21:49:00Z" w16du:dateUtc="2026-10-24T20:49:00Z">
+              <w:rPr>
+                <w:rStyle w:val="Hyperlink"/>
+              </w:rPr>
+            </w:rPrChange>
+          </w:rPr>
+          <w:t>KNN</w:t>
+        </w:r>
+        <w:r>
+          <w:rPr>
+            <w:rFonts w:ascii="Calibri" w:hAnsi="Calibri" w:cs="Calibri"/>
+            <w:rPrChange w:id="235" w:author="MatheuS Santos" w:date="2026-10-24T21:49:00Z" w16du:dateUtc="2026-10-24T20:49:00Z">
+              <w:rPr/>
+            </w:rPrChange>
+          </w:rPr>
+          <w:fldChar w:fldCharType="end"/>
+        </w:r>
+      </w:ins>
+      <w:ins w:id="236" w:author="MatheuS Santos" w:date="2026-10-24T15:33:00Z" w16du:dateUtc="2026-10-24T14:33:00Z">
+        <w:r>
+          <w:rPr>
+            <w:rFonts w:ascii="Calibri" w:hAnsi="Calibri" w:cs="Calibri"/>
+            <w:rPrChange w:id="237" w:author="MatheuS Santos" w:date="2026-10-24T21:49:00Z" w16du:dateUtc="2026-10-24T20:49:00Z">
+              <w:rPr/>
+            </w:rPrChange>
+          </w:rPr>
+          <w:t xml:space="preserve"> ) and feature </w:t>
+        </w:r>
+      </w:ins>
+      <w:ins w:id="238" w:author="MatheuS Santos" w:date="2026-10-24T15:34:00Z" w16du:dateUtc="2026-10-24T14:34:00Z">
+        <w:r>
+          <w:rPr>
+            <w:rFonts w:ascii="Calibri" w:hAnsi="Calibri" w:cs="Calibri"/>
+            <w:rPrChange w:id="239" w:author="MatheuS Santos" w:date="2026-10-24T21:49:00Z" w16du:dateUtc="2026-10-24T20:49:00Z">
+              <w:rPr/>
+            </w:rPrChange>
+          </w:rPr>
+          <w:fldChar w:fldCharType="begin"/>
+        </w:r>
+        <w:r>
+          <w:rPr>
+            <w:rFonts w:ascii="Calibri" w:hAnsi="Calibri" w:cs="Calibri"/>
+            <w:rPrChange w:id="240" w:author="MatheuS Santos" w:date="2026-10-24T21:49:00Z" w16du:dateUtc="2026-10-24T20:49:00Z">
+              <w:rPr/>
+            </w:rPrChange>
+          </w:rPr>
+          <w:instrText>HYPERLINK "https://medium.com/@punya8147_26846/understanding-feature-scaling-in-machine-learning-fe2ea8933b66"</w:instrText>
+        </w:r>
+        <w:r>
+          <w:rPr>
+            <w:rFonts w:ascii="Calibri" w:hAnsi="Calibri" w:cs="Calibri"/>
+          </w:rPr>
+        </w:r>
+        <w:r>
+          <w:rPr>
+            <w:rFonts w:ascii="Calibri" w:hAnsi="Calibri" w:cs="Calibri"/>
+            <w:rPrChange w:id="241" w:author="MatheuS Santos" w:date="2026-10-24T21:49:00Z" w16du:dateUtc="2026-10-24T20:49:00Z">
+              <w:rPr/>
+            </w:rPrChange>
+          </w:rPr>
+          <w:fldChar w:fldCharType="separate"/>
+        </w:r>
+        <w:r>
+          <w:rPr>
+            <w:rStyle w:val="Hyperlink"/>
+            <w:rFonts w:ascii="Calibri" w:hAnsi="Calibri" w:cs="Calibri"/>
+            <w:rPrChange w:id="242" w:author="MatheuS Santos" w:date="2026-10-24T21:49:00Z" w16du:dateUtc="2026-10-24T20:49:00Z">
+              <w:rPr>
+                <w:rStyle w:val="Hyperlink"/>
+              </w:rPr>
+            </w:rPrChange>
+          </w:rPr>
+          <w:t>Scaling Techniques</w:t>
+        </w:r>
+        <w:r>
+          <w:rPr>
+            <w:rFonts w:ascii="Calibri" w:hAnsi="Calibri" w:cs="Calibri"/>
+            <w:rPrChange w:id="243" w:author="MatheuS Santos" w:date="2026-10-24T21:49:00Z" w16du:dateUtc="2026-10-24T20:49:00Z">
+              <w:rPr/>
+            </w:rPrChange>
+          </w:rPr>
+          <w:fldChar w:fldCharType="end"/>
+        </w:r>
+      </w:ins>
+      <w:ins w:id="244" w:author="MatheuS Santos" w:date="2026-10-24T15:38:00Z" w16du:dateUtc="2026-10-24T14:38:00Z">
+        <w:r>
+          <w:rPr>
+            <w:rFonts w:ascii="Calibri" w:hAnsi="Calibri" w:cs="Calibri"/>
+            <w:rPrChange w:id="245" w:author="MatheuS Santos" w:date="2026-10-24T21:49:00Z" w16du:dateUtc="2026-10-24T20:49:00Z">
+              <w:rPr/>
+            </w:rPrChange>
+          </w:rPr>
+          <w:t>.</w:t>
         </w:r>
       </w:ins>
     </w:p>
@@ -5642,180 +4955,44 @@
         </w:numPr>
         <w:jc w:val="both"/>
         <w:rPr>
-          <w:ins w:id="193" w:author="MatheuS Santos" w:date="2026-10-24T15:38:00Z" w16du:dateUtc="2026-10-24T14:38:00Z"/>
+          <w:ins w:id="246" w:author="MatheuS Santos" w:date="2026-10-24T14:27:00Z" w16du:dateUtc="2026-10-24T13:27:00Z"/>
         </w:rPr>
-        <w:pPrChange w:id="194" w:author="MatheuS Santos" w:date="2026-10-24T15:40:00Z" w16du:dateUtc="2026-10-24T14:40:00Z">
-          <w:pPr>
-            <w:pStyle w:val="ListParagraph"/>
-            <w:numPr>
-              <w:numId w:val="5"/>
-            </w:numPr>
-            <w:ind w:hanging="360"/>
-          </w:pPr>
-        </w:pPrChange>
-      </w:pPr>
-      <w:ins w:id="195" w:author="MatheuS Santos" w:date="2026-10-24T15:18:00Z" w16du:dateUtc="2026-10-24T14:18:00Z">
-        <w:r>
-          <w:t>Explore encoding, feature selec</w:t>
-        </w:r>
-      </w:ins>
-      <w:ins w:id="196" w:author="MatheuS Santos" w:date="2026-10-24T15:19:00Z" w16du:dateUtc="2026-10-24T14:19:00Z">
-        <w:r>
-          <w:t xml:space="preserve">tions </w:t>
-        </w:r>
-      </w:ins>
-      <w:ins w:id="197" w:author="MatheuS Santos" w:date="2026-10-24T15:25:00Z" w16du:dateUtc="2026-10-24T14:25:00Z">
-        <w:r>
-          <w:t>using</w:t>
-        </w:r>
-      </w:ins>
-      <w:ins w:id="198" w:author="MatheuS Santos" w:date="2026-10-24T15:19:00Z" w16du:dateUtc="2026-10-24T14:19:00Z">
-        <w:r>
-          <w:t xml:space="preserve"> ( </w:t>
-        </w:r>
-      </w:ins>
-      <w:ins w:id="199" w:author="MatheuS Santos" w:date="2026-10-24T15:20:00Z" w16du:dateUtc="2026-10-24T14:20:00Z">
-        <w:r>
-          <w:fldChar w:fldCharType="begin"/>
-        </w:r>
-        <w:r>
-          <w:instrText>HYPERLINK "https://builtin.com/data-science/step-step-explanation-principal-component-analysis"</w:instrText>
-        </w:r>
-        <w:r>
-          <w:fldChar w:fldCharType="separate"/>
-        </w:r>
-        <w:r>
-          <w:rPr>
-            <w:rStyle w:val="Hyperlink"/>
-          </w:rPr>
-          <w:t>PCA</w:t>
-        </w:r>
-        <w:r>
-          <w:fldChar w:fldCharType="end"/>
-        </w:r>
-      </w:ins>
-      <w:ins w:id="200" w:author="MatheuS Santos" w:date="2026-10-24T15:26:00Z" w16du:dateUtc="2026-10-24T14:26:00Z">
-        <w:r>
-          <w:t xml:space="preserve">, </w:t>
-        </w:r>
-        <w:r>
-          <w:fldChar w:fldCharType="begin"/>
-        </w:r>
-      </w:ins>
-      <w:ins w:id="201" w:author="MatheuS Santos" w:date="2026-10-24T15:27:00Z" w16du:dateUtc="2026-10-24T14:27:00Z">
-        <w:r>
-          <w:instrText>HYPERLINK "https://www.geeksforgeeks.org/machine-learning/feature-selection-using-random-forest/"</w:instrText>
-        </w:r>
-      </w:ins>
-      <w:ins w:id="202" w:author="MatheuS Santos" w:date="2026-10-24T15:26:00Z" w16du:dateUtc="2026-10-24T14:26:00Z">
-        <w:r>
-          <w:fldChar w:fldCharType="separate"/>
-        </w:r>
-        <w:r>
-          <w:rPr>
-            <w:rStyle w:val="Hyperlink"/>
-          </w:rPr>
-          <w:t>Random</w:t>
-        </w:r>
-        <w:r>
-          <w:rPr>
-            <w:rStyle w:val="Hyperlink"/>
-          </w:rPr>
-          <w:t xml:space="preserve"> </w:t>
-        </w:r>
-        <w:r>
-          <w:rPr>
-            <w:rStyle w:val="Hyperlink"/>
-          </w:rPr>
-          <w:t>Forest</w:t>
-        </w:r>
-        <w:r>
-          <w:fldChar w:fldCharType="end"/>
-        </w:r>
-        <w:r>
-          <w:t xml:space="preserve">, </w:t>
-        </w:r>
-      </w:ins>
-      <w:ins w:id="203" w:author="MatheuS Santos" w:date="2026-10-24T15:32:00Z" w16du:dateUtc="2026-10-24T14:32:00Z">
-        <w:r>
-          <w:fldChar w:fldCharType="begin"/>
-        </w:r>
-        <w:r>
-          <w:instrText>HYPERLINK "https://www.sciencedirect.com/org/science/article/pii/S1548392424000107"</w:instrText>
-        </w:r>
-        <w:r>
-          <w:fldChar w:fldCharType="separate"/>
-        </w:r>
-        <w:r>
-          <w:rPr>
-            <w:rStyle w:val="Hyperlink"/>
-          </w:rPr>
-          <w:t>KNN</w:t>
-        </w:r>
-        <w:r>
-          <w:fldChar w:fldCharType="end"/>
-        </w:r>
-      </w:ins>
-      <w:ins w:id="204" w:author="MatheuS Santos" w:date="2026-10-24T15:33:00Z" w16du:dateUtc="2026-10-24T14:33:00Z">
-        <w:r>
-          <w:t xml:space="preserve"> ) and feature </w:t>
-        </w:r>
-      </w:ins>
-      <w:ins w:id="205" w:author="MatheuS Santos" w:date="2026-10-24T15:34:00Z" w16du:dateUtc="2026-10-24T14:34:00Z">
-        <w:r>
-          <w:fldChar w:fldCharType="begin"/>
-        </w:r>
-        <w:r>
-          <w:instrText>HYPERLINK "https://medium.com/@punya8147_26846/understanding-feature-scaling-in-machine-learning-fe2ea8933b66"</w:instrText>
-        </w:r>
-        <w:r>
-          <w:fldChar w:fldCharType="separate"/>
-        </w:r>
-        <w:r>
-          <w:rPr>
-            <w:rStyle w:val="Hyperlink"/>
-          </w:rPr>
-          <w:t>Scaling Techniques</w:t>
-        </w:r>
-        <w:r>
-          <w:fldChar w:fldCharType="end"/>
-        </w:r>
-      </w:ins>
-      <w:ins w:id="206" w:author="MatheuS Santos" w:date="2026-10-24T15:38:00Z" w16du:dateUtc="2026-10-24T14:38:00Z">
-        <w:r>
-          <w:t>.</w:t>
-        </w:r>
-      </w:ins>
-    </w:p>
-    <w:p>
-      <w:pPr>
-        <w:pStyle w:val="ListParagraph"/>
-        <w:numPr>
-          <w:ilvl w:val="0"/>
-          <w:numId w:val="5"/>
-        </w:numPr>
-        <w:jc w:val="both"/>
-        <w:rPr>
-          <w:ins w:id="207" w:author="MatheuS Santos" w:date="2026-10-24T14:27:00Z" w16du:dateUtc="2026-10-24T13:27:00Z"/>
-        </w:rPr>
-        <w:pPrChange w:id="208" w:author="MatheuS Santos" w:date="2026-10-24T15:40:00Z" w16du:dateUtc="2026-10-24T14:40:00Z">
+        <w:pPrChange w:id="247" w:author="MatheuS Santos" w:date="2026-10-24T15:40:00Z" w16du:dateUtc="2026-10-24T14:40:00Z">
           <w:pPr>
             <w:pStyle w:val="Heading1"/>
           </w:pPr>
         </w:pPrChange>
       </w:pPr>
-      <w:ins w:id="209" w:author="MatheuS Santos" w:date="2026-10-24T15:38:00Z" w16du:dateUtc="2026-10-24T14:38:00Z">
-        <w:r>
+      <w:ins w:id="248" w:author="MatheuS Santos" w:date="2026-10-24T15:38:00Z" w16du:dateUtc="2026-10-24T14:38:00Z">
+        <w:r>
+          <w:rPr>
+            <w:rFonts w:ascii="Calibri" w:hAnsi="Calibri" w:cs="Calibri"/>
+            <w:rPrChange w:id="249" w:author="MatheuS Santos" w:date="2026-10-24T21:49:00Z" w16du:dateUtc="2026-10-24T20:49:00Z">
+              <w:rPr/>
+            </w:rPrChange>
+          </w:rPr>
           <w:t xml:space="preserve">Plan sampling strategies, training procedures, </w:t>
         </w:r>
       </w:ins>
-      <w:ins w:id="210" w:author="MatheuS Santos" w:date="2026-10-24T15:39:00Z" w16du:dateUtc="2026-10-24T14:39:00Z">
-        <w:r>
+      <w:ins w:id="250" w:author="MatheuS Santos" w:date="2026-10-24T15:39:00Z" w16du:dateUtc="2026-10-24T14:39:00Z">
+        <w:r>
+          <w:rPr>
+            <w:rFonts w:ascii="Calibri" w:hAnsi="Calibri" w:cs="Calibri"/>
+            <w:rPrChange w:id="251" w:author="MatheuS Santos" w:date="2026-10-24T21:49:00Z" w16du:dateUtc="2026-10-24T20:49:00Z">
+              <w:rPr/>
+            </w:rPrChange>
+          </w:rPr>
           <w:t>and model</w:t>
         </w:r>
       </w:ins>
-      <w:ins w:id="211" w:author="MatheuS Santos" w:date="2026-10-24T15:38:00Z" w16du:dateUtc="2026-10-24T14:38:00Z">
-        <w:r>
+      <w:ins w:id="252" w:author="MatheuS Santos" w:date="2026-10-24T15:38:00Z" w16du:dateUtc="2026-10-24T14:38:00Z">
+        <w:r>
+          <w:rPr>
+            <w:rFonts w:ascii="Calibri" w:hAnsi="Calibri" w:cs="Calibri"/>
+            <w:rPrChange w:id="253" w:author="MatheuS Santos" w:date="2026-10-24T21:49:00Z" w16du:dateUtc="2026-10-24T20:49:00Z">
+              <w:rPr/>
+            </w:rPrChange>
+          </w:rPr>
           <w:t xml:space="preserve"> evaluation.</w:t>
         </w:r>
       </w:ins>
@@ -5824,28 +5001,23 @@
       <w:pPr>
         <w:pStyle w:val="Heading1"/>
         <w:rPr>
-          <w:del w:id="212" w:author="MatheuS Santos" w:date="2026-10-24T14:30:00Z" w16du:dateUtc="2026-10-24T13:30:00Z"/>
+          <w:del w:id="254" w:author="MatheuS Santos" w:date="2026-10-24T14:30:00Z" w16du:dateUtc="2026-10-24T13:30:00Z"/>
         </w:rPr>
-        <w:pPrChange w:id="213" w:author="MatheuS Santos" w:date="2026-10-24T14:35:00Z" w16du:dateUtc="2026-10-24T13:35:00Z">
-          <w:pPr>
-            <w:pStyle w:val="Heading1"/>
-          </w:pPr>
-        </w:pPrChange>
       </w:pPr>
     </w:p>
     <w:p>
       <w:pPr>
         <w:pStyle w:val="Heading1"/>
         <w:rPr>
-          <w:del w:id="214" w:author="MatheuS Santos" w:date="2026-10-24T14:30:00Z" w16du:dateUtc="2026-10-24T13:30:00Z"/>
+          <w:del w:id="255" w:author="MatheuS Santos" w:date="2026-10-24T14:30:00Z" w16du:dateUtc="2026-10-24T13:30:00Z"/>
         </w:rPr>
-        <w:pPrChange w:id="215" w:author="MatheuS Santos" w:date="2026-10-24T14:35:00Z" w16du:dateUtc="2026-10-24T13:35:00Z">
+        <w:pPrChange w:id="256" w:author="MatheuS Santos" w:date="2026-10-24T14:35:00Z" w16du:dateUtc="2026-10-24T13:35:00Z">
           <w:pPr>
             <w:pStyle w:val="NormalWeb"/>
           </w:pPr>
         </w:pPrChange>
       </w:pPr>
-      <w:del w:id="216" w:author="MatheuS Santos" w:date="2026-10-24T14:30:00Z" w16du:dateUtc="2026-10-24T13:30:00Z">
+      <w:del w:id="257" w:author="MatheuS Santos" w:date="2026-10-24T14:30:00Z" w16du:dateUtc="2026-10-24T13:30:00Z">
         <w:r>
           <w:delText xml:space="preserve">State the overall aim of the project and provide </w:delText>
         </w:r>
@@ -5864,21 +5036,21 @@
       <w:pPr>
         <w:pStyle w:val="Heading1"/>
       </w:pPr>
-      <w:bookmarkStart w:id="217" w:name="_Toc243754212"/>
+      <w:bookmarkStart w:id="258" w:name="_Toc243777779"/>
       <w:r>
         <w:t>5. Scope</w:t>
       </w:r>
-      <w:bookmarkEnd w:id="217"/>
+      <w:bookmarkEnd w:id="258"/>
     </w:p>
     <w:p>
       <w:pPr>
         <w:pStyle w:val="NormalWeb"/>
         <w:rPr>
-          <w:ins w:id="218" w:author="MatheuS Santos" w:date="2026-10-24T15:41:00Z" w16du:dateUtc="2026-10-24T14:41:00Z"/>
+          <w:ins w:id="259" w:author="MatheuS Santos" w:date="2026-10-24T15:41:00Z" w16du:dateUtc="2026-10-24T14:41:00Z"/>
           <w:rFonts w:ascii="Calibri" w:hAnsi="Calibri"/>
         </w:rPr>
       </w:pPr>
-      <w:ins w:id="219" w:author="MatheuS Santos" w:date="2026-10-24T15:40:00Z" w16du:dateUtc="2026-10-24T14:40:00Z">
+      <w:ins w:id="260" w:author="MatheuS Santos" w:date="2026-10-24T15:40:00Z" w16du:dateUtc="2026-10-24T14:40:00Z">
         <w:r>
           <w:rPr>
             <w:rFonts w:ascii="Calibri" w:hAnsi="Calibri"/>
@@ -5892,7 +5064,7 @@
           <w:t>analys</w:t>
         </w:r>
       </w:ins>
-      <w:ins w:id="220" w:author="MatheuS Santos" w:date="2026-10-24T15:41:00Z" w16du:dateUtc="2026-10-24T14:41:00Z">
+      <w:ins w:id="261" w:author="MatheuS Santos" w:date="2026-10-24T15:41:00Z" w16du:dateUtc="2026-10-24T14:41:00Z">
         <w:r>
           <w:rPr>
             <w:rFonts w:ascii="Calibri" w:hAnsi="Calibri"/>
@@ -5900,7 +5072,7 @@
           <w:t>is of ten variables:</w:t>
         </w:r>
       </w:ins>
-      <w:del w:id="221" w:author="MatheuS Santos" w:date="2026-10-24T15:40:00Z" w16du:dateUtc="2026-10-24T14:40:00Z">
+      <w:del w:id="262" w:author="MatheuS Santos" w:date="2026-10-24T15:40:00Z" w16du:dateUtc="2026-10-24T14:40:00Z">
         <w:r>
           <w:rPr>
             <w:rFonts w:ascii="Calibri" w:hAnsi="Calibri"/>
@@ -5926,14 +5098,15 @@
       <w:pPr>
         <w:pStyle w:val="NormalWeb"/>
         <w:rPr>
-          <w:ins w:id="222" w:author="MatheuS Santos" w:date="2026-10-24T15:41:00Z" w16du:dateUtc="2026-10-24T14:41:00Z"/>
+          <w:ins w:id="263" w:author="MatheuS Santos" w:date="2026-10-24T15:41:00Z" w16du:dateUtc="2026-10-24T14:41:00Z"/>
           <w:rFonts w:ascii="Calibri" w:hAnsi="Calibri"/>
         </w:rPr>
       </w:pPr>
-      <w:ins w:id="223" w:author="MatheuS Santos" w:date="2026-10-24T15:41:00Z" w16du:dateUtc="2026-10-24T14:41:00Z">
-        <w:r>
-          <w:rPr>
-            <w:rFonts w:ascii="Calibri" w:hAnsi="Calibri"/>
+      <w:ins w:id="264" w:author="MatheuS Santos" w:date="2026-10-24T15:41:00Z" w16du:dateUtc="2026-10-24T14:41:00Z">
+        <w:r>
+          <w:rPr>
+            <w:rFonts w:ascii="Calibri" w:hAnsi="Calibri"/>
+            <w:noProof/>
           </w:rPr>
           <w:drawing>
             <wp:inline distT="0" distB="0" distL="0" distR="0" wp14:anchorId="3011F458" wp14:editId="764A2FAE">
@@ -5976,12 +5149,18 @@
     <w:p>
       <w:pPr>
         <w:pStyle w:val="NormalWeb"/>
+        <w:jc w:val="both"/>
         <w:rPr>
-          <w:ins w:id="224" w:author="MatheuS Santos" w:date="2026-10-24T15:43:00Z" w16du:dateUtc="2026-10-24T14:43:00Z"/>
+          <w:ins w:id="265" w:author="MatheuS Santos" w:date="2026-10-24T15:43:00Z" w16du:dateUtc="2026-10-24T14:43:00Z"/>
           <w:rFonts w:ascii="Calibri" w:hAnsi="Calibri"/>
         </w:rPr>
-      </w:pPr>
-      <w:ins w:id="225" w:author="MatheuS Santos" w:date="2026-10-24T15:42:00Z" w16du:dateUtc="2026-10-24T14:42:00Z">
+        <w:pPrChange w:id="266" w:author="MatheuS Santos" w:date="2026-10-24T21:49:00Z" w16du:dateUtc="2026-10-24T20:49:00Z">
+          <w:pPr>
+            <w:pStyle w:val="NormalWeb"/>
+          </w:pPr>
+        </w:pPrChange>
+      </w:pPr>
+      <w:ins w:id="267" w:author="MatheuS Santos" w:date="2026-10-24T15:42:00Z" w16du:dateUtc="2026-10-24T14:42:00Z">
         <w:r>
           <w:rPr>
             <w:rFonts w:ascii="Calibri" w:hAnsi="Calibri"/>
@@ -5989,7 +5168,7 @@
           <w:t>The work includes data quality assessment, statistical visualizations, outlier analysis, correlation analysis, repeated-address investigation, and initial pr</w:t>
         </w:r>
       </w:ins>
-      <w:ins w:id="226" w:author="MatheuS Santos" w:date="2026-10-24T15:43:00Z" w16du:dateUtc="2026-10-24T14:43:00Z">
+      <w:ins w:id="268" w:author="MatheuS Santos" w:date="2026-10-24T15:43:00Z" w16du:dateUtc="2026-10-24T14:43:00Z">
         <w:r>
           <w:rPr>
             <w:rFonts w:ascii="Calibri" w:hAnsi="Calibri"/>
@@ -6001,18 +5180,24 @@
     <w:p>
       <w:pPr>
         <w:pStyle w:val="NormalWeb"/>
+        <w:jc w:val="both"/>
         <w:rPr>
           <w:rFonts w:ascii="Calibri" w:hAnsi="Calibri"/>
         </w:rPr>
-      </w:pPr>
-      <w:ins w:id="227" w:author="MatheuS Santos" w:date="2026-10-24T15:43:00Z" w16du:dateUtc="2026-10-24T14:43:00Z">
+        <w:pPrChange w:id="269" w:author="MatheuS Santos" w:date="2026-10-24T21:49:00Z" w16du:dateUtc="2026-10-24T20:49:00Z">
+          <w:pPr>
+            <w:pStyle w:val="NormalWeb"/>
+          </w:pPr>
+        </w:pPrChange>
+      </w:pPr>
+      <w:ins w:id="270" w:author="MatheuS Santos" w:date="2026-10-24T15:43:00Z" w16du:dateUtc="2026-10-24T14:43:00Z">
         <w:r>
           <w:rPr>
             <w:rFonts w:ascii="Calibri" w:hAnsi="Calibri"/>
             <w:b/>
             <w:bCs/>
-            <w:color w:val="EE0000"/>
-            <w:rPrChange w:id="228" w:author="MatheuS Santos" w:date="2026-10-24T15:46:00Z" w16du:dateUtc="2026-10-24T14:46:00Z">
+            <w:color w:val="000000" w:themeColor="text1"/>
+            <w:rPrChange w:id="271" w:author="MatheuS Santos" w:date="2026-10-24T22:39:00Z" w16du:dateUtc="2026-10-24T21:39:00Z">
               <w:rPr>
                 <w:rFonts w:ascii="Calibri" w:hAnsi="Calibri"/>
               </w:rPr>
@@ -6021,14 +5206,14 @@
           <w:t>The project does not constitute a real-time detection system or independently establish criminal act</w:t>
         </w:r>
       </w:ins>
-      <w:ins w:id="229" w:author="MatheuS Santos" w:date="2026-10-24T15:44:00Z" w16du:dateUtc="2026-10-24T14:44:00Z">
+      <w:ins w:id="272" w:author="MatheuS Santos" w:date="2026-10-24T15:44:00Z" w16du:dateUtc="2026-10-24T14:44:00Z">
         <w:r>
           <w:rPr>
             <w:rFonts w:ascii="Calibri" w:hAnsi="Calibri"/>
             <w:b/>
             <w:bCs/>
-            <w:color w:val="EE0000"/>
-            <w:rPrChange w:id="230" w:author="MatheuS Santos" w:date="2026-10-24T15:46:00Z" w16du:dateUtc="2026-10-24T14:46:00Z">
+            <w:color w:val="000000" w:themeColor="text1"/>
+            <w:rPrChange w:id="273" w:author="MatheuS Santos" w:date="2026-10-24T22:39:00Z" w16du:dateUtc="2026-10-24T21:39:00Z">
               <w:rPr>
                 <w:rFonts w:ascii="Calibri" w:hAnsi="Calibri"/>
               </w:rPr>
@@ -6039,11 +5224,23 @@
         <w:r>
           <w:rPr>
             <w:rFonts w:ascii="Calibri" w:hAnsi="Calibri"/>
-          </w:rPr>
-          <w:t xml:space="preserve"> The classifications depend on the criteria</w:t>
-        </w:r>
-      </w:ins>
-      <w:ins w:id="231" w:author="MatheuS Santos" w:date="2026-10-24T15:45:00Z" w16du:dateUtc="2026-10-24T14:45:00Z">
+            <w:color w:val="000000" w:themeColor="text1"/>
+            <w:rPrChange w:id="274" w:author="MatheuS Santos" w:date="2026-10-24T22:39:00Z" w16du:dateUtc="2026-10-24T21:39:00Z">
+              <w:rPr>
+                <w:rFonts w:ascii="Calibri" w:hAnsi="Calibri"/>
+              </w:rPr>
+            </w:rPrChange>
+          </w:rPr>
+          <w:t xml:space="preserve"> </w:t>
+        </w:r>
+        <w:r>
+          <w:rPr>
+            <w:rFonts w:ascii="Calibri" w:hAnsi="Calibri"/>
+          </w:rPr>
+          <w:t>The classifications depend on the criteria</w:t>
+        </w:r>
+      </w:ins>
+      <w:ins w:id="275" w:author="MatheuS Santos" w:date="2026-10-24T15:45:00Z" w16du:dateUtc="2026-10-24T14:45:00Z">
         <w:r>
           <w:rPr>
             <w:rFonts w:ascii="Calibri" w:hAnsi="Calibri"/>
@@ -6051,7 +5248,7 @@
           <w:t xml:space="preserve"> and information provided by the dataset</w:t>
         </w:r>
       </w:ins>
-      <w:ins w:id="232" w:author="MatheuS Santos" w:date="2026-10-24T15:46:00Z" w16du:dateUtc="2026-10-24T14:46:00Z">
+      <w:ins w:id="276" w:author="MatheuS Santos" w:date="2026-10-24T15:46:00Z" w16du:dateUtc="2026-10-24T14:46:00Z">
         <w:r>
           <w:rPr>
             <w:rFonts w:ascii="Calibri" w:hAnsi="Calibri"/>
@@ -6059,7 +5256,7 @@
           <w:t xml:space="preserve"> </w:t>
         </w:r>
       </w:ins>
-      <w:ins w:id="233" w:author="MatheuS Santos" w:date="2026-10-24T15:47:00Z" w16du:dateUtc="2026-10-24T14:47:00Z">
+      <w:ins w:id="277" w:author="MatheuS Santos" w:date="2026-10-24T15:47:00Z" w16du:dateUtc="2026-10-24T14:47:00Z">
         <w:r>
           <w:rPr>
             <w:rFonts w:ascii="Calibri" w:hAnsi="Calibri"/>
@@ -6083,21 +5280,12 @@
           </w:rPr>
           <w:fldChar w:fldCharType="separate"/>
         </w:r>
-        <w:proofErr w:type="spellStart"/>
         <w:r>
           <w:rPr>
             <w:rStyle w:val="Hyperlink"/>
             <w:rFonts w:ascii="Calibri" w:hAnsi="Calibri"/>
           </w:rPr>
-          <w:t>BitcoinHeist</w:t>
-        </w:r>
-        <w:proofErr w:type="spellEnd"/>
-        <w:r>
-          <w:rPr>
-            <w:rStyle w:val="Hyperlink"/>
-            <w:rFonts w:ascii="Calibri" w:hAnsi="Calibri"/>
-          </w:rPr>
-          <w:t xml:space="preserve"> Ransomware Address Dataset</w:t>
+          <w:t>BitcoinHeist Ransomware Address Dataset</w:t>
         </w:r>
         <w:r>
           <w:rPr>
@@ -6106,7 +5294,7 @@
           <w:fldChar w:fldCharType="end"/>
         </w:r>
       </w:ins>
-      <w:ins w:id="234" w:author="MatheuS Santos" w:date="2026-10-24T15:45:00Z" w16du:dateUtc="2026-10-24T14:45:00Z">
+      <w:ins w:id="278" w:author="MatheuS Santos" w:date="2026-10-24T15:45:00Z" w16du:dateUtc="2026-10-24T14:45:00Z">
         <w:r>
           <w:rPr>
             <w:rFonts w:ascii="Calibri" w:hAnsi="Calibri"/>
@@ -6119,643 +5307,38 @@
       <w:pPr>
         <w:pStyle w:val="Heading1"/>
       </w:pPr>
-      <w:bookmarkStart w:id="235" w:name="_Toc243754213"/>
+      <w:bookmarkStart w:id="279" w:name="_Toc243777780"/>
       <w:r>
         <w:lastRenderedPageBreak/>
         <w:t>6. Methodology</w:t>
       </w:r>
-      <w:bookmarkEnd w:id="235"/>
+      <w:bookmarkEnd w:id="279"/>
     </w:p>
     <w:p>
       <w:pPr>
         <w:pStyle w:val="NormalWeb"/>
         <w:rPr>
-          <w:del w:id="236" w:author="MatheuS Santos" w:date="2026-10-24T15:51:00Z" w16du:dateUtc="2026-10-24T14:51:00Z"/>
+          <w:del w:id="280" w:author="MatheuS Santos" w:date="2026-10-24T15:51:00Z" w16du:dateUtc="2026-10-24T14:51:00Z"/>
           <w:rFonts w:ascii="Calibri" w:hAnsi="Calibri"/>
         </w:rPr>
       </w:pPr>
-      <w:ins w:id="237" w:author="MatheuS Santos" w:date="2026-10-24T15:51:00Z" w16du:dateUtc="2026-10-24T14:51:00Z">
-        <w:r>
-          <w:rPr>
-            <w:rFonts w:ascii="Calibri" w:hAnsi="Calibri"/>
-          </w:rPr>
-          <w:t xml:space="preserve">The project </w:t>
-        </w:r>
-      </w:ins>
-      <w:ins w:id="238" w:author="MatheuS Santos" w:date="2026-10-24T15:52:00Z" w16du:dateUtc="2026-10-24T14:52:00Z">
-        <w:r>
-          <w:rPr>
-            <w:rFonts w:ascii="Calibri" w:hAnsi="Calibri"/>
-          </w:rPr>
-          <w:t>follows a quantitative, exploratory, and applied approach, using [ Python, Pandas,</w:t>
-        </w:r>
-      </w:ins>
-      <w:ins w:id="239" w:author="MatheuS Santos" w:date="2026-10-24T15:53:00Z" w16du:dateUtc="2026-10-24T14:53:00Z">
+      <w:ins w:id="281" w:author="MatheuS Santos" w:date="2026-10-24T22:51:00Z" w16du:dateUtc="2026-10-24T21:51:00Z">
         <w:r>
           <w:rPr>
             <w:rFonts w:ascii="Calibri" w:hAnsi="Calibri"/>
           </w:rPr>
           <w:t xml:space="preserve"> </w:t>
         </w:r>
-      </w:ins>
-      <w:ins w:id="240" w:author="MatheuS Santos" w:date="2026-10-24T15:54:00Z" w16du:dateUtc="2026-10-24T14:54:00Z">
-        <w:r>
-          <w:rPr>
-            <w:rFonts w:ascii="Calibri" w:hAnsi="Calibri"/>
-          </w:rPr>
-          <w:t>SciPy</w:t>
-        </w:r>
-      </w:ins>
-      <w:ins w:id="241" w:author="MatheuS Santos" w:date="2026-10-24T15:53:00Z" w16du:dateUtc="2026-10-24T14:53:00Z">
-        <w:r>
-          <w:rPr>
-            <w:rFonts w:ascii="Calibri" w:hAnsi="Calibri"/>
-          </w:rPr>
-          <w:t>, Scikit-Learn</w:t>
-        </w:r>
-      </w:ins>
-      <w:ins w:id="242" w:author="MatheuS Santos" w:date="2026-10-24T15:54:00Z" w16du:dateUtc="2026-10-24T14:54:00Z">
-        <w:r>
-          <w:rPr>
-            <w:rFonts w:ascii="Calibri" w:hAnsi="Calibri"/>
-          </w:rPr>
-          <w:t>, and Data Visualization Libraries ].</w:t>
-        </w:r>
-      </w:ins>
-      <w:del w:id="243" w:author="MatheuS Santos" w:date="2026-10-24T15:51:00Z" w16du:dateUtc="2026-10-24T14:51:00Z">
-        <w:r>
-          <w:rPr>
-            <w:rFonts w:ascii="Calibri" w:hAnsi="Calibri"/>
-          </w:rPr>
-          <w:delText>Describe how you plan to carry out the project. Explain the proposed data analytics methods, predictive modelling techniques, technologies and tools, and briefly justify your choices.</w:delText>
-        </w:r>
-      </w:del>
-    </w:p>
-    <w:p>
-      <w:pPr>
-        <w:pStyle w:val="NormalWeb"/>
-        <w:rPr>
-          <w:ins w:id="244" w:author="MatheuS Santos" w:date="2026-10-24T15:54:00Z" w16du:dateUtc="2026-10-24T14:54:00Z"/>
-          <w:rFonts w:ascii="Calibri" w:hAnsi="Calibri"/>
-        </w:rPr>
-      </w:pPr>
-    </w:p>
-    <w:p>
-      <w:pPr>
-        <w:pStyle w:val="Heading2"/>
-        <w:rPr>
-          <w:ins w:id="245" w:author="MatheuS Santos" w:date="2026-10-24T16:39:00Z" w16du:dateUtc="2026-10-24T15:39:00Z"/>
-        </w:rPr>
-      </w:pPr>
-      <w:bookmarkStart w:id="246" w:name="_Toc243754214"/>
-      <w:ins w:id="247" w:author="MatheuS Santos" w:date="2026-10-24T16:37:00Z" w16du:dateUtc="2026-10-24T15:37:00Z">
-        <w:r>
-          <w:t xml:space="preserve">6.1. </w:t>
-        </w:r>
-      </w:ins>
-      <w:ins w:id="248" w:author="MatheuS Santos" w:date="2026-10-24T15:55:00Z" w16du:dateUtc="2026-10-24T14:55:00Z">
-        <w:r>
-          <w:t>The methodology consists of the following stages:</w:t>
-        </w:r>
-      </w:ins>
-      <w:bookmarkEnd w:id="246"/>
-    </w:p>
-    <w:p>
-      <w:pPr>
-        <w:pStyle w:val="Heading3"/>
-        <w:rPr>
-          <w:ins w:id="249" w:author="MatheuS Santos" w:date="2026-10-24T16:42:00Z" w16du:dateUtc="2026-10-24T15:42:00Z"/>
-        </w:rPr>
-      </w:pPr>
-      <w:bookmarkStart w:id="250" w:name="_Toc243754215"/>
-      <w:ins w:id="251" w:author="MatheuS Santos" w:date="2026-10-24T16:37:00Z" w16du:dateUtc="2026-10-24T15:37:00Z">
-        <w:r>
-          <w:t>6.</w:t>
-        </w:r>
-      </w:ins>
-      <w:ins w:id="252" w:author="MatheuS Santos" w:date="2026-10-24T16:41:00Z" w16du:dateUtc="2026-10-24T15:41:00Z">
-        <w:r>
-          <w:t>1.1</w:t>
-        </w:r>
-      </w:ins>
-      <w:ins w:id="253" w:author="MatheuS Santos" w:date="2026-10-24T16:37:00Z" w16du:dateUtc="2026-10-24T15:37:00Z">
-        <w:r>
-          <w:t xml:space="preserve">. </w:t>
-        </w:r>
-      </w:ins>
-      <w:ins w:id="254" w:author="MatheuS Santos" w:date="2026-10-24T15:56:00Z" w16du:dateUtc="2026-10-24T14:56:00Z">
-        <w:r>
-          <w:t>Data</w:t>
-        </w:r>
-      </w:ins>
-      <w:ins w:id="255" w:author="MatheuS Santos" w:date="2026-10-24T15:57:00Z" w16du:dateUtc="2026-10-24T14:57:00Z">
-        <w:r>
-          <w:t xml:space="preserve"> acquisition and understanding:</w:t>
-        </w:r>
-      </w:ins>
-      <w:bookmarkEnd w:id="250"/>
-    </w:p>
-    <w:p>
-      <w:pPr>
-        <w:rPr>
-          <w:ins w:id="256" w:author="MatheuS Santos" w:date="2026-10-24T16:45:00Z" w16du:dateUtc="2026-10-24T15:45:00Z"/>
-        </w:rPr>
-      </w:pPr>
-      <w:ins w:id="257" w:author="MatheuS Santos" w:date="2026-10-24T16:42:00Z" w16du:dateUtc="2026-10-24T15:42:00Z">
-        <w:r>
-          <w:t>Loading the dataset and examining its structure, dimensions, data types, and descriptive statistics.</w:t>
-        </w:r>
-      </w:ins>
-    </w:p>
-    <w:p>
-      <w:pPr>
-        <w:pStyle w:val="Heading3"/>
-        <w:rPr>
-          <w:ins w:id="258" w:author="MatheuS Santos" w:date="2026-10-24T16:46:00Z" w16du:dateUtc="2026-10-24T15:46:00Z"/>
-        </w:rPr>
-      </w:pPr>
-      <w:bookmarkStart w:id="259" w:name="_Toc243754216"/>
-      <w:ins w:id="260" w:author="MatheuS Santos" w:date="2026-10-24T16:46:00Z" w16du:dateUtc="2026-10-24T15:46:00Z">
-        <w:r>
-          <w:t>6.1.2. Data Quality assessment:</w:t>
-        </w:r>
-        <w:bookmarkEnd w:id="259"/>
-      </w:ins>
-    </w:p>
-    <w:p>
-      <w:pPr>
-        <w:rPr>
-          <w:ins w:id="261" w:author="MatheuS Santos" w:date="2026-10-24T16:19:00Z" w16du:dateUtc="2026-10-24T15:19:00Z"/>
-        </w:rPr>
-        <w:pPrChange w:id="262" w:author="MatheuS Santos" w:date="2026-10-24T16:46:00Z" w16du:dateUtc="2026-10-24T15:46:00Z">
-          <w:pPr>
-            <w:pStyle w:val="NormalWeb"/>
-          </w:pPr>
-        </w:pPrChange>
-      </w:pPr>
-      <w:ins w:id="263" w:author="MatheuS Santos" w:date="2026-10-24T16:46:00Z" w16du:dateUtc="2026-10-24T15:46:00Z">
-        <w:r>
-          <w:t>Checking for missing values, fully duplicated records, and temporal; consistency. In the recorded analysis, no missing values or fully duplicated rows were identified.</w:t>
-        </w:r>
-      </w:ins>
-    </w:p>
-    <w:p>
-      <w:pPr>
-        <w:pStyle w:val="Heading3"/>
-        <w:rPr>
-          <w:ins w:id="264" w:author="MatheuS Santos" w:date="2026-10-24T16:47:00Z" w16du:dateUtc="2026-10-24T15:47:00Z"/>
-        </w:rPr>
-      </w:pPr>
-      <w:bookmarkStart w:id="265" w:name="_Toc243754217"/>
-      <w:ins w:id="266" w:author="MatheuS Santos" w:date="2026-10-24T16:37:00Z" w16du:dateUtc="2026-10-24T15:37:00Z">
-        <w:r>
-          <w:t>6.</w:t>
-        </w:r>
-      </w:ins>
-      <w:ins w:id="267" w:author="MatheuS Santos" w:date="2026-10-24T16:42:00Z" w16du:dateUtc="2026-10-24T15:42:00Z">
-        <w:r>
-          <w:t>1.</w:t>
-        </w:r>
-      </w:ins>
-      <w:ins w:id="268" w:author="MatheuS Santos" w:date="2026-10-24T16:46:00Z" w16du:dateUtc="2026-10-24T15:46:00Z">
-        <w:r>
-          <w:t>3</w:t>
-        </w:r>
-      </w:ins>
-      <w:ins w:id="269" w:author="MatheuS Santos" w:date="2026-10-24T16:37:00Z" w16du:dateUtc="2026-10-24T15:37:00Z">
-        <w:r>
-          <w:t xml:space="preserve">. </w:t>
-        </w:r>
-      </w:ins>
-      <w:ins w:id="270" w:author="MatheuS Santos" w:date="2026-10-24T16:19:00Z" w16du:dateUtc="2026-10-24T15:19:00Z">
-        <w:r>
-          <w:t xml:space="preserve">Exploratory </w:t>
-        </w:r>
-      </w:ins>
-      <w:ins w:id="271" w:author="MatheuS Santos" w:date="2026-10-24T16:20:00Z" w16du:dateUtc="2026-10-24T15:20:00Z">
-        <w:r>
-          <w:t>Data Ana</w:t>
-        </w:r>
-      </w:ins>
-      <w:ins w:id="272" w:author="MatheuS Santos" w:date="2026-10-24T16:31:00Z" w16du:dateUtc="2026-10-24T15:31:00Z">
-        <w:r>
-          <w:t>lysis:</w:t>
-        </w:r>
-      </w:ins>
-      <w:bookmarkEnd w:id="265"/>
-    </w:p>
-    <w:p>
-      <w:pPr>
-        <w:rPr>
-          <w:ins w:id="273" w:author="MatheuS Santos" w:date="2026-10-24T16:42:00Z" w16du:dateUtc="2026-10-24T15:42:00Z"/>
-        </w:rPr>
-        <w:pPrChange w:id="274" w:author="MatheuS Santos" w:date="2026-10-24T16:47:00Z" w16du:dateUtc="2026-10-24T15:47:00Z">
-          <w:pPr>
-            <w:pStyle w:val="Heading3"/>
-          </w:pPr>
-        </w:pPrChange>
-      </w:pPr>
-      <w:ins w:id="275" w:author="MatheuS Santos" w:date="2026-10-24T16:47:00Z" w16du:dateUtc="2026-10-24T15:47:00Z">
-        <w:r>
-          <w:t>Using histograms, bar charts, line charts, and boxplot to investigate distributions and differences between classes.</w:t>
-        </w:r>
-      </w:ins>
-    </w:p>
-    <w:p>
-      <w:pPr>
-        <w:pStyle w:val="Heading3"/>
-        <w:rPr>
-          <w:ins w:id="276" w:author="MatheuS Santos" w:date="2026-10-24T16:47:00Z" w16du:dateUtc="2026-10-24T15:47:00Z"/>
-        </w:rPr>
-      </w:pPr>
-      <w:bookmarkStart w:id="277" w:name="_Toc243754218"/>
-      <w:ins w:id="278" w:author="MatheuS Santos" w:date="2026-10-24T16:37:00Z" w16du:dateUtc="2026-10-24T15:37:00Z">
-        <w:r>
-          <w:t>6.</w:t>
-        </w:r>
-      </w:ins>
-      <w:ins w:id="279" w:author="MatheuS Santos" w:date="2026-10-24T16:42:00Z" w16du:dateUtc="2026-10-24T15:42:00Z">
-        <w:r>
-          <w:t>1.</w:t>
-        </w:r>
-      </w:ins>
-      <w:ins w:id="280" w:author="MatheuS Santos" w:date="2026-10-24T16:46:00Z" w16du:dateUtc="2026-10-24T15:46:00Z">
-        <w:r>
-          <w:t>4</w:t>
-        </w:r>
-      </w:ins>
-      <w:ins w:id="281" w:author="MatheuS Santos" w:date="2026-10-24T16:37:00Z" w16du:dateUtc="2026-10-24T15:37:00Z">
-        <w:r>
-          <w:t xml:space="preserve">. </w:t>
-        </w:r>
-      </w:ins>
-      <w:ins w:id="282" w:author="MatheuS Santos" w:date="2026-10-24T16:31:00Z" w16du:dateUtc="2026-10-24T15:31:00Z">
-        <w:r>
-          <w:t>Class Imba</w:t>
-        </w:r>
-      </w:ins>
-      <w:ins w:id="283" w:author="MatheuS Santos" w:date="2026-10-24T16:32:00Z" w16du:dateUtc="2026-10-24T15:32:00Z">
-        <w:r>
-          <w:t>lance Analysis</w:t>
-        </w:r>
-      </w:ins>
-      <w:ins w:id="284" w:author="MatheuS Santos" w:date="2026-10-24T16:47:00Z" w16du:dateUtc="2026-10-24T15:47:00Z">
-        <w:r>
-          <w:t>:</w:t>
-        </w:r>
-        <w:bookmarkEnd w:id="277"/>
-      </w:ins>
-    </w:p>
-    <w:p>
-      <w:pPr>
-        <w:rPr>
-          <w:ins w:id="285" w:author="MatheuS Santos" w:date="2026-10-24T16:44:00Z" w16du:dateUtc="2026-10-24T15:44:00Z"/>
-        </w:rPr>
-        <w:pPrChange w:id="286" w:author="MatheuS Santos" w:date="2026-10-24T16:47:00Z" w16du:dateUtc="2026-10-24T15:47:00Z">
-          <w:pPr>
-            <w:pStyle w:val="Heading3"/>
-          </w:pPr>
-        </w:pPrChange>
-      </w:pPr>
-      <w:ins w:id="287" w:author="MatheuS Santos" w:date="2026-10-24T16:48:00Z" w16du:dateUtc="2026-10-24T15:48:00Z">
-        <w:r>
-          <w:t>Examining the counts and percentages of the binary target variable.</w:t>
-        </w:r>
-      </w:ins>
-    </w:p>
-    <w:p>
-      <w:pPr>
-        <w:pStyle w:val="Heading3"/>
-        <w:rPr>
-          <w:ins w:id="288" w:author="MatheuS Santos" w:date="2026-10-24T16:48:00Z" w16du:dateUtc="2026-10-24T15:48:00Z"/>
-        </w:rPr>
-      </w:pPr>
-      <w:bookmarkStart w:id="289" w:name="_Toc243754219"/>
-      <w:ins w:id="290" w:author="MatheuS Santos" w:date="2026-10-24T16:37:00Z" w16du:dateUtc="2026-10-24T15:37:00Z">
-        <w:r>
-          <w:t>6.</w:t>
-        </w:r>
-      </w:ins>
-      <w:ins w:id="291" w:author="MatheuS Santos" w:date="2026-10-24T16:42:00Z" w16du:dateUtc="2026-10-24T15:42:00Z">
-        <w:r>
-          <w:t>1.</w:t>
-        </w:r>
-      </w:ins>
-      <w:ins w:id="292" w:author="MatheuS Santos" w:date="2026-10-24T16:46:00Z" w16du:dateUtc="2026-10-24T15:46:00Z">
-        <w:r>
-          <w:t>5</w:t>
-        </w:r>
-      </w:ins>
-      <w:ins w:id="293" w:author="MatheuS Santos" w:date="2026-10-24T16:37:00Z" w16du:dateUtc="2026-10-24T15:37:00Z">
-        <w:r>
-          <w:t xml:space="preserve">. </w:t>
-        </w:r>
-      </w:ins>
-      <w:ins w:id="294" w:author="MatheuS Santos" w:date="2026-10-24T16:32:00Z" w16du:dateUtc="2026-10-24T15:32:00Z">
-        <w:r>
-          <w:t>Outlier Analysis</w:t>
-        </w:r>
-      </w:ins>
-      <w:bookmarkEnd w:id="289"/>
-    </w:p>
-    <w:p>
-      <w:pPr>
-        <w:rPr>
-          <w:ins w:id="295" w:author="MatheuS Santos" w:date="2026-10-24T16:32:00Z" w16du:dateUtc="2026-10-24T15:32:00Z"/>
-        </w:rPr>
-        <w:pPrChange w:id="296" w:author="MatheuS Santos" w:date="2026-10-24T16:48:00Z" w16du:dateUtc="2026-10-24T15:48:00Z">
-          <w:pPr>
-            <w:pStyle w:val="NormalWeb"/>
-          </w:pPr>
-        </w:pPrChange>
-      </w:pPr>
-      <w:ins w:id="297" w:author="MatheuS Santos" w:date="2026-10-24T16:48:00Z" w16du:dateUtc="2026-10-24T15:48:00Z">
-        <w:r>
-          <w:t xml:space="preserve">Applying the </w:t>
-        </w:r>
-      </w:ins>
-      <w:ins w:id="298" w:author="MatheuS Santos" w:date="2026-10-24T16:49:00Z" w16du:dateUtc="2026-10-24T15:49:00Z">
-        <w:r>
-          <w:fldChar w:fldCharType="begin"/>
-        </w:r>
-        <w:r>
-          <w:instrText>HYPERLINK "https://www.jmp.com/en/statistics-knowledge-portal/exploratory-data-analysis/descriptive-statistics/interquartile-range"</w:instrText>
-        </w:r>
-        <w:r>
-          <w:fldChar w:fldCharType="separate"/>
-        </w:r>
-        <w:r>
-          <w:rPr>
-            <w:rStyle w:val="Hyperlink"/>
-          </w:rPr>
-          <w:t xml:space="preserve">interquartile Range </w:t>
-        </w:r>
-        <w:proofErr w:type="gramStart"/>
-        <w:r>
-          <w:rPr>
-            <w:rStyle w:val="Hyperlink"/>
-          </w:rPr>
-          <w:t>( IQR</w:t>
-        </w:r>
-        <w:proofErr w:type="gramEnd"/>
-        <w:r>
-          <w:rPr>
-            <w:rStyle w:val="Hyperlink"/>
-          </w:rPr>
-          <w:t xml:space="preserve"> )</w:t>
-        </w:r>
-        <w:r>
-          <w:fldChar w:fldCharType="end"/>
-        </w:r>
-        <w:r>
-          <w:t xml:space="preserve"> method to relevant numerical variables without automatically removing the identified observations.</w:t>
-        </w:r>
-      </w:ins>
-    </w:p>
-    <w:p>
-      <w:pPr>
-        <w:pStyle w:val="Heading3"/>
-        <w:rPr>
-          <w:ins w:id="299" w:author="MatheuS Santos" w:date="2026-10-24T16:49:00Z" w16du:dateUtc="2026-10-24T15:49:00Z"/>
-        </w:rPr>
-      </w:pPr>
-      <w:bookmarkStart w:id="300" w:name="_Toc243754220"/>
-      <w:ins w:id="301" w:author="MatheuS Santos" w:date="2026-10-24T16:37:00Z" w16du:dateUtc="2026-10-24T15:37:00Z">
-        <w:r>
-          <w:t>6.</w:t>
-        </w:r>
-      </w:ins>
-      <w:ins w:id="302" w:author="MatheuS Santos" w:date="2026-10-24T16:42:00Z" w16du:dateUtc="2026-10-24T15:42:00Z">
-        <w:r>
-          <w:t>1.</w:t>
-        </w:r>
-      </w:ins>
-      <w:ins w:id="303" w:author="MatheuS Santos" w:date="2026-10-24T16:46:00Z" w16du:dateUtc="2026-10-24T15:46:00Z">
-        <w:r>
-          <w:t>6</w:t>
-        </w:r>
-      </w:ins>
-      <w:ins w:id="304" w:author="MatheuS Santos" w:date="2026-10-24T16:37:00Z" w16du:dateUtc="2026-10-24T15:37:00Z">
-        <w:r>
-          <w:t xml:space="preserve">. </w:t>
-        </w:r>
-      </w:ins>
-      <w:ins w:id="305" w:author="MatheuS Santos" w:date="2026-10-24T16:32:00Z" w16du:dateUtc="2026-10-24T15:32:00Z">
-        <w:r>
-          <w:t>Correlation and Address Anal</w:t>
-        </w:r>
-      </w:ins>
-      <w:ins w:id="306" w:author="MatheuS Santos" w:date="2026-10-24T16:33:00Z" w16du:dateUtc="2026-10-24T15:33:00Z">
-        <w:r>
-          <w:t>ysis:</w:t>
-        </w:r>
-      </w:ins>
-      <w:bookmarkEnd w:id="300"/>
-    </w:p>
-    <w:p>
-      <w:pPr>
-        <w:rPr>
-          <w:ins w:id="307" w:author="MatheuS Santos" w:date="2026-10-24T16:33:00Z" w16du:dateUtc="2026-10-24T15:33:00Z"/>
-        </w:rPr>
-        <w:pPrChange w:id="308" w:author="MatheuS Santos" w:date="2026-10-24T16:49:00Z" w16du:dateUtc="2026-10-24T15:49:00Z">
-          <w:pPr>
-            <w:pStyle w:val="NormalWeb"/>
-          </w:pPr>
-        </w:pPrChange>
-      </w:pPr>
-      <w:ins w:id="309" w:author="MatheuS Santos" w:date="2026-10-24T16:51:00Z" w16du:dateUtc="2026-10-24T15:51:00Z">
-        <w:r>
-          <w:t xml:space="preserve">Investigating relationships between </w:t>
-        </w:r>
-        <w:proofErr w:type="spellStart"/>
-        <w:r>
-          <w:t>numeri</w:t>
-        </w:r>
-      </w:ins>
-      <w:ins w:id="310" w:author="MatheuS Santos" w:date="2026-10-24T16:52:00Z" w16du:dateUtc="2026-10-24T15:52:00Z">
-        <w:r>
-          <w:t>l</w:t>
-        </w:r>
-        <w:proofErr w:type="spellEnd"/>
-        <w:r>
-          <w:t xml:space="preserve"> variables and the frequency of address occurrences.</w:t>
-        </w:r>
-      </w:ins>
-    </w:p>
-    <w:p>
-      <w:pPr>
-        <w:pStyle w:val="Heading3"/>
-        <w:rPr>
-          <w:ins w:id="311" w:author="MatheuS Santos" w:date="2026-10-24T16:52:00Z" w16du:dateUtc="2026-10-24T15:52:00Z"/>
-        </w:rPr>
-      </w:pPr>
-      <w:bookmarkStart w:id="312" w:name="_Toc243754221"/>
-      <w:ins w:id="313" w:author="MatheuS Santos" w:date="2026-10-24T16:37:00Z" w16du:dateUtc="2026-10-24T15:37:00Z">
-        <w:r>
-          <w:t>6.</w:t>
-        </w:r>
-      </w:ins>
-      <w:ins w:id="314" w:author="MatheuS Santos" w:date="2026-10-24T16:42:00Z" w16du:dateUtc="2026-10-24T15:42:00Z">
-        <w:r>
-          <w:t>1.</w:t>
-        </w:r>
-      </w:ins>
-      <w:ins w:id="315" w:author="MatheuS Santos" w:date="2026-10-24T16:46:00Z" w16du:dateUtc="2026-10-24T15:46:00Z">
-        <w:r>
-          <w:t>7</w:t>
-        </w:r>
-      </w:ins>
-      <w:ins w:id="316" w:author="MatheuS Santos" w:date="2026-10-24T16:37:00Z" w16du:dateUtc="2026-10-24T15:37:00Z">
-        <w:r>
-          <w:t xml:space="preserve">. </w:t>
-        </w:r>
-      </w:ins>
-      <w:ins w:id="317" w:author="MatheuS Santos" w:date="2026-10-24T16:33:00Z" w16du:dateUtc="2026-10-24T15:33:00Z">
-        <w:r>
-          <w:t>Data preparation:</w:t>
-        </w:r>
-      </w:ins>
-      <w:bookmarkEnd w:id="312"/>
-    </w:p>
-    <w:p>
-      <w:pPr>
-        <w:rPr>
-          <w:ins w:id="318" w:author="MatheuS Santos" w:date="2026-10-24T16:33:00Z" w16du:dateUtc="2026-10-24T15:33:00Z"/>
-        </w:rPr>
-        <w:pPrChange w:id="319" w:author="MatheuS Santos" w:date="2026-10-24T16:52:00Z" w16du:dateUtc="2026-10-24T15:52:00Z">
-          <w:pPr>
-            <w:pStyle w:val="NormalWeb"/>
-          </w:pPr>
-        </w:pPrChange>
-      </w:pPr>
-      <w:ins w:id="320" w:author="MatheuS Santos" w:date="2026-10-24T16:52:00Z" w16du:dateUtc="2026-10-24T15:52:00Z">
-        <w:r>
-          <w:t xml:space="preserve">Exploring encoding, normalization, and standardization </w:t>
-        </w:r>
-      </w:ins>
-      <w:ins w:id="321" w:author="MatheuS Santos" w:date="2026-10-24T16:53:00Z" w16du:dateUtc="2026-10-24T15:53:00Z">
-        <w:r>
-          <w:t>techniques.</w:t>
-        </w:r>
-      </w:ins>
-    </w:p>
-    <w:p>
-      <w:pPr>
-        <w:pStyle w:val="Heading3"/>
-        <w:rPr>
-          <w:ins w:id="322" w:author="MatheuS Santos" w:date="2026-10-24T16:53:00Z" w16du:dateUtc="2026-10-24T15:53:00Z"/>
-        </w:rPr>
-      </w:pPr>
-      <w:bookmarkStart w:id="323" w:name="_Toc243754222"/>
-      <w:ins w:id="324" w:author="MatheuS Santos" w:date="2026-10-24T16:37:00Z" w16du:dateUtc="2026-10-24T15:37:00Z">
-        <w:r>
-          <w:t>6.</w:t>
-        </w:r>
-      </w:ins>
-      <w:ins w:id="325" w:author="MatheuS Santos" w:date="2026-10-24T16:42:00Z" w16du:dateUtc="2026-10-24T15:42:00Z">
-        <w:r>
-          <w:t>1.</w:t>
-        </w:r>
-      </w:ins>
-      <w:ins w:id="326" w:author="MatheuS Santos" w:date="2026-10-24T16:46:00Z" w16du:dateUtc="2026-10-24T15:46:00Z">
-        <w:r>
-          <w:t>8</w:t>
-        </w:r>
-      </w:ins>
-      <w:ins w:id="327" w:author="MatheuS Santos" w:date="2026-10-24T16:37:00Z" w16du:dateUtc="2026-10-24T15:37:00Z">
-        <w:r>
-          <w:t xml:space="preserve">. </w:t>
-        </w:r>
-      </w:ins>
-      <w:ins w:id="328" w:author="MatheuS Santos" w:date="2026-10-24T16:33:00Z" w16du:dateUtc="2026-10-24T15:33:00Z">
-        <w:r>
-          <w:t>Future modelling:</w:t>
-        </w:r>
-      </w:ins>
-      <w:bookmarkEnd w:id="323"/>
-    </w:p>
-    <w:p>
-      <w:pPr>
-        <w:rPr>
-          <w:ins w:id="329" w:author="MatheuS Santos" w:date="2026-10-24T16:36:00Z" w16du:dateUtc="2026-10-24T15:36:00Z"/>
-        </w:rPr>
-        <w:pPrChange w:id="330" w:author="MatheuS Santos" w:date="2026-10-24T16:53:00Z" w16du:dateUtc="2026-10-24T15:53:00Z">
-          <w:pPr>
-            <w:pStyle w:val="NormalWeb"/>
-          </w:pPr>
-        </w:pPrChange>
-      </w:pPr>
-      <w:ins w:id="331" w:author="MatheuS Santos" w:date="2026-10-24T16:53:00Z" w16du:dateUtc="2026-10-24T15:53:00Z">
-        <w:r>
-          <w:t xml:space="preserve">Planning feature engineering, dataset splitting, pipeline development, and supervised model </w:t>
-        </w:r>
-      </w:ins>
-      <w:ins w:id="332" w:author="MatheuS Santos" w:date="2026-10-24T16:54:00Z" w16du:dateUtc="2026-10-24T15:54:00Z">
-        <w:r>
-          <w:t>evaluation.</w:t>
-        </w:r>
-      </w:ins>
-    </w:p>
-    <w:p>
-      <w:pPr>
-        <w:pStyle w:val="NormalWeb"/>
-        <w:rPr>
-          <w:ins w:id="333" w:author="MatheuS Santos" w:date="2026-10-24T16:33:00Z" w16du:dateUtc="2026-10-24T15:33:00Z"/>
-          <w:rFonts w:ascii="Calibri" w:hAnsi="Calibri"/>
-        </w:rPr>
-      </w:pPr>
-    </w:p>
-    <w:p>
-      <w:pPr>
-        <w:pStyle w:val="NormalWeb"/>
-        <w:rPr>
-          <w:ins w:id="334" w:author="MatheuS Santos" w:date="2026-10-24T16:36:00Z" w16du:dateUtc="2026-10-24T15:36:00Z"/>
-          <w:rFonts w:ascii="Calibri" w:hAnsi="Calibri"/>
-        </w:rPr>
-      </w:pPr>
-      <w:ins w:id="335" w:author="MatheuS Santos" w:date="2026-10-24T16:33:00Z" w16du:dateUtc="2026-10-24T15:33:00Z">
-        <w:r>
-          <w:rPr>
-            <w:rFonts w:ascii="Calibri" w:hAnsi="Calibri"/>
-          </w:rPr>
-          <w:lastRenderedPageBreak/>
-          <w:t xml:space="preserve">To </w:t>
-        </w:r>
-      </w:ins>
-      <w:ins w:id="336" w:author="MatheuS Santos" w:date="2026-10-24T16:34:00Z" w16du:dateUtc="2026-10-24T15:34:00Z">
-        <w:r>
-          <w:rPr>
-            <w:rFonts w:ascii="Calibri" w:hAnsi="Calibri"/>
-          </w:rPr>
-          <w:t>reduce computational costs, samples of up to 200.000 records are used for selected visualizations. The final sam</w:t>
-        </w:r>
-      </w:ins>
-      <w:ins w:id="337" w:author="MatheuS Santos" w:date="2026-10-24T16:35:00Z" w16du:dateUtc="2026-10-24T15:35:00Z">
-        <w:r>
-          <w:rPr>
-            <w:rFonts w:ascii="Calibri" w:hAnsi="Calibri"/>
-          </w:rPr>
-          <w:t>pling strategy for model training has not been implemented or validated yet.</w:t>
-        </w:r>
-      </w:ins>
-    </w:p>
-    <w:p>
-      <w:pPr>
-        <w:pStyle w:val="NormalWeb"/>
-        <w:rPr>
-          <w:rFonts w:ascii="Calibri" w:hAnsi="Calibri"/>
-        </w:rPr>
-      </w:pPr>
-      <w:ins w:id="338" w:author="MatheuS Santos" w:date="2026-10-24T16:36:00Z" w16du:dateUtc="2026-10-24T15:36:00Z">
-        <w:r>
-          <w:rPr>
-            <w:rFonts w:ascii="Calibri" w:hAnsi="Calibri"/>
+        <w:r>
+          <w:rPr>
+            <w:rFonts w:ascii="Calibri" w:hAnsi="Calibri"/>
+            <w:noProof/>
           </w:rPr>
           <w:drawing>
-            <wp:inline distT="0" distB="0" distL="0" distR="0" wp14:anchorId="1897887D" wp14:editId="7CC8080A">
-              <wp:extent cx="5943600" cy="2292350"/>
-              <wp:effectExtent l="0" t="0" r="0" b="6350"/>
-              <wp:docPr id="1677377589" name="Picture 1"/>
+            <wp:inline distT="0" distB="0" distL="0" distR="0" wp14:anchorId="71DEE6C2" wp14:editId="62028682">
+              <wp:extent cx="5943600" cy="3347085"/>
+              <wp:effectExtent l="0" t="0" r="0" b="5715"/>
+              <wp:docPr id="1960545163" name="Picture 6"/>
               <wp:cNvGraphicFramePr>
                 <a:graphicFrameLocks xmlns:a="http://schemas.openxmlformats.org/drawingml/2006/main" noChangeAspect="1"/>
               </wp:cNvGraphicFramePr>
@@ -6763,11 +5346,17 @@
                 <a:graphicData uri="http://schemas.openxmlformats.org/drawingml/2006/picture">
                   <pic:pic xmlns:pic="http://schemas.openxmlformats.org/drawingml/2006/picture">
                     <pic:nvPicPr>
-                      <pic:cNvPr id="1677377589" name=""/>
+                      <pic:cNvPr id="1960545163" name="Picture 1960545163"/>
                       <pic:cNvPicPr/>
                     </pic:nvPicPr>
                     <pic:blipFill>
-                      <a:blip r:embed="rId13"/>
+                      <a:blip r:embed="rId13" cstate="print">
+                        <a:extLst>
+                          <a:ext uri="{28A0092B-C50C-407E-A947-70E740481C1C}">
+                            <a14:useLocalDpi xmlns:a14="http://schemas.microsoft.com/office/drawing/2010/main" val="0"/>
+                          </a:ext>
+                        </a:extLst>
+                      </a:blip>
                       <a:stretch>
                         <a:fillRect/>
                       </a:stretch>
@@ -6775,7 +5364,7 @@
                     <pic:spPr>
                       <a:xfrm>
                         <a:off x="0" y="0"/>
-                        <a:ext cx="5943600" cy="2292350"/>
+                        <a:ext cx="5943600" cy="3347085"/>
                       </a:xfrm>
                       <a:prstGeom prst="rect">
                         <a:avLst/>
@@ -6788,134 +5377,14 @@
           </w:drawing>
         </w:r>
       </w:ins>
-      <w:del w:id="339" w:author="MatheuS Santos" w:date="2026-10-24T15:51:00Z" w16du:dateUtc="2026-10-24T14:51:00Z">
-        <w:r>
-          <w:rPr>
-            <w:rFonts w:ascii="Calibri" w:hAnsi="Calibri"/>
-          </w:rPr>
-          <w:delText xml:space="preserve">Include a </w:delText>
-        </w:r>
-        <w:r>
-          <w:rPr>
-            <w:rStyle w:val="Strong"/>
-            <w:rFonts w:ascii="Calibri" w:hAnsi="Calibri"/>
-          </w:rPr>
-          <w:delText>high-level architectural diagram</w:delText>
-        </w:r>
-        <w:r>
-          <w:rPr>
-            <w:rFonts w:ascii="Calibri" w:hAnsi="Calibri"/>
-          </w:rPr>
-          <w:delText xml:space="preserve"> showing the proposed workflow or system architecture and how the main components are connected. Briefly explain the main components and overall workflow.</w:delText>
+      <w:del w:id="282" w:author="MatheuS Santos" w:date="2026-10-24T15:51:00Z" w16du:dateUtc="2026-10-24T14:51:00Z">
+        <w:r>
+          <w:rPr>
+            <w:rFonts w:ascii="Calibri" w:hAnsi="Calibri"/>
+          </w:rPr>
+          <w:delText>Describe how you plan to carry out the project. Explain the proposed data analytics methods, predictive modelling techniques, technologies and tools, and briefly justify your choices.</w:delText>
         </w:r>
       </w:del>
-    </w:p>
-    <w:p>
-      <w:pPr>
-        <w:pStyle w:val="Heading1"/>
-      </w:pPr>
-      <w:bookmarkStart w:id="340" w:name="_Toc243754223"/>
-      <w:r>
-        <w:t>7. Data Sources</w:t>
-      </w:r>
-      <w:bookmarkEnd w:id="340"/>
-    </w:p>
-    <w:p>
-      <w:pPr>
-        <w:pStyle w:val="NormalWeb"/>
-        <w:rPr>
-          <w:ins w:id="341" w:author="MatheuS Santos" w:date="2026-10-24T14:09:00Z" w16du:dateUtc="2026-10-24T13:09:00Z"/>
-          <w:rFonts w:ascii="Calibri" w:hAnsi="Calibri"/>
-        </w:rPr>
-      </w:pPr>
-      <w:ins w:id="342" w:author="MatheuS Santos" w:date="2026-10-24T14:08:00Z" w16du:dateUtc="2026-10-24T13:08:00Z">
-        <w:r>
-          <w:rPr>
-            <w:rFonts w:ascii="Calibri" w:hAnsi="Calibri"/>
-          </w:rPr>
-          <w:t xml:space="preserve">You can find the dataset at </w:t>
-        </w:r>
-      </w:ins>
-      <w:ins w:id="343" w:author="MatheuS Santos" w:date="2026-10-24T14:09:00Z" w16du:dateUtc="2026-10-24T13:09:00Z">
-        <w:r>
-          <w:rPr>
-            <w:rFonts w:ascii="Calibri" w:hAnsi="Calibri"/>
-          </w:rPr>
-          <w:fldChar w:fldCharType="begin"/>
-        </w:r>
-        <w:r>
-          <w:rPr>
-            <w:rFonts w:ascii="Calibri" w:hAnsi="Calibri"/>
-          </w:rPr>
-          <w:instrText>HYPERLINK "https://archive.ics.uci.edu/dataset/526/bitcoinheistransomwareaddressdataset"</w:instrText>
-        </w:r>
-        <w:r>
-          <w:rPr>
-            <w:rFonts w:ascii="Calibri" w:hAnsi="Calibri"/>
-          </w:rPr>
-        </w:r>
-        <w:r>
-          <w:rPr>
-            <w:rFonts w:ascii="Calibri" w:hAnsi="Calibri"/>
-          </w:rPr>
-          <w:fldChar w:fldCharType="separate"/>
-        </w:r>
-        <w:proofErr w:type="spellStart"/>
-        <w:r>
-          <w:rPr>
-            <w:rStyle w:val="Hyperlink"/>
-            <w:rFonts w:ascii="Calibri" w:hAnsi="Calibri"/>
-          </w:rPr>
-          <w:t>BitcoinHeist</w:t>
-        </w:r>
-        <w:proofErr w:type="spellEnd"/>
-        <w:r>
-          <w:rPr>
-            <w:rStyle w:val="Hyperlink"/>
-            <w:rFonts w:ascii="Calibri" w:hAnsi="Calibri"/>
-          </w:rPr>
-          <w:t xml:space="preserve"> Ransomware Address Dataset — UCI Machine Learning Repository.</w:t>
-        </w:r>
-        <w:r>
-          <w:rPr>
-            <w:rFonts w:ascii="Calibri" w:hAnsi="Calibri"/>
-          </w:rPr>
-          <w:fldChar w:fldCharType="end"/>
-        </w:r>
-      </w:ins>
-    </w:p>
-    <w:p>
-      <w:pPr>
-        <w:pStyle w:val="NormalWeb"/>
-        <w:rPr>
-          <w:ins w:id="344" w:author="MatheuS Santos" w:date="2026-10-24T14:12:00Z" w16du:dateUtc="2026-10-24T13:12:00Z"/>
-          <w:rFonts w:ascii="Calibri" w:hAnsi="Calibri"/>
-        </w:rPr>
-      </w:pPr>
-      <w:ins w:id="345" w:author="MatheuS Santos" w:date="2026-10-24T14:09:00Z" w16du:dateUtc="2026-10-24T13:09:00Z">
-        <w:r>
-          <w:rPr>
-            <w:rFonts w:ascii="Calibri" w:hAnsi="Calibri"/>
-          </w:rPr>
-          <w:t>The original dataset represents historical Bitcoin Blockchain information from 2009</w:t>
-        </w:r>
-      </w:ins>
-      <w:ins w:id="346" w:author="MatheuS Santos" w:date="2026-10-24T14:10:00Z" w16du:dateUtc="2026-10-24T13:10:00Z">
-        <w:r>
-          <w:rPr>
-            <w:rFonts w:ascii="Calibri" w:hAnsi="Calibri"/>
-          </w:rPr>
-          <w:t xml:space="preserve"> ~ 2028. The variables include address identifiers, temporal information, transaction structure features, receiv</w:t>
-        </w:r>
-      </w:ins>
-      <w:ins w:id="347" w:author="MatheuS Santos" w:date="2026-10-24T14:11:00Z" w16du:dateUtc="2026-10-24T13:11:00Z">
-        <w:r>
-          <w:rPr>
-            <w:rFonts w:ascii="Calibri" w:hAnsi="Calibri"/>
-          </w:rPr>
-          <w:t>ed values, and classifications.</w:t>
-        </w:r>
-      </w:ins>
     </w:p>
     <w:p>
       <w:pPr>
@@ -6924,86 +5393,25 @@
           <w:rFonts w:ascii="Calibri" w:hAnsi="Calibri"/>
         </w:rPr>
       </w:pPr>
-      <w:ins w:id="348" w:author="MatheuS Santos" w:date="2026-10-24T14:12:00Z" w16du:dateUtc="2026-10-24T13:12:00Z">
-        <w:r>
-          <w:rPr>
-            <w:rFonts w:ascii="Calibri" w:hAnsi="Calibri"/>
-            <w:b/>
-            <w:bCs/>
-            <w:color w:val="EE0000"/>
-            <w:rPrChange w:id="349" w:author="MatheuS Santos" w:date="2026-10-24T14:12:00Z" w16du:dateUtc="2026-10-24T13:12:00Z">
-              <w:rPr>
-                <w:rFonts w:ascii="Calibri" w:hAnsi="Calibri"/>
-              </w:rPr>
-            </w:rPrChange>
-          </w:rPr>
-          <w:t>Warning</w:t>
-        </w:r>
-        <w:r>
-          <w:rPr>
-            <w:rFonts w:ascii="Calibri" w:hAnsi="Calibri"/>
-            <w:b/>
-            <w:bCs/>
-            <w:color w:val="EE0000"/>
-            <w:rPrChange w:id="350" w:author="MatheuS Santos" w:date="2026-10-24T14:12:00Z" w16du:dateUtc="2026-10-24T13:12:00Z">
-              <w:rPr>
-                <w:rFonts w:ascii="Calibri" w:hAnsi="Calibri"/>
-              </w:rPr>
-            </w:rPrChange>
-          </w:rPr>
-          <w:t xml:space="preserve"> --&gt;</w:t>
-        </w:r>
-      </w:ins>
-      <w:ins w:id="351" w:author="MatheuS Santos" w:date="2026-10-24T14:11:00Z" w16du:dateUtc="2026-10-24T13:11:00Z">
-        <w:r>
-          <w:rPr>
-            <w:rFonts w:ascii="Calibri" w:hAnsi="Calibri"/>
-            <w:color w:val="EE0000"/>
-            <w:rPrChange w:id="352" w:author="MatheuS Santos" w:date="2026-10-24T14:12:00Z" w16du:dateUtc="2026-10-24T13:12:00Z">
-              <w:rPr>
-                <w:rFonts w:ascii="Calibri" w:hAnsi="Calibri"/>
-              </w:rPr>
-            </w:rPrChange>
-          </w:rPr>
-          <w:t xml:space="preserve"> </w:t>
-        </w:r>
-        <w:r>
-          <w:rPr>
-            <w:rFonts w:ascii="Calibri" w:hAnsi="Calibri"/>
-          </w:rPr>
-          <w:t>The provided labels should be</w:t>
-        </w:r>
-      </w:ins>
-      <w:ins w:id="353" w:author="MatheuS Santos" w:date="2026-10-24T14:08:00Z" w16du:dateUtc="2026-10-24T13:08:00Z">
-        <w:r>
-          <w:rPr>
-            <w:rFonts w:ascii="Calibri" w:hAnsi="Calibri"/>
-          </w:rPr>
-          <w:t xml:space="preserve"> </w:t>
-        </w:r>
-      </w:ins>
-      <w:ins w:id="354" w:author="MatheuS Santos" w:date="2026-10-24T14:12:00Z" w16du:dateUtc="2026-10-24T13:12:00Z">
-        <w:r>
-          <w:rPr>
-            <w:rFonts w:ascii="Calibri" w:hAnsi="Calibri"/>
-          </w:rPr>
-          <w:t>interpreted as dataset classifications rather than inde</w:t>
-        </w:r>
-      </w:ins>
-      <w:ins w:id="355" w:author="MatheuS Santos" w:date="2026-10-24T14:13:00Z" w16du:dateUtc="2026-10-24T13:13:00Z">
-        <w:r>
-          <w:rPr>
-            <w:rFonts w:ascii="Calibri" w:hAnsi="Calibri"/>
-          </w:rPr>
-          <w:t>pendent proof of criminal activity!</w:t>
-        </w:r>
-      </w:ins>
-      <w:del w:id="356" w:author="MatheuS Santos" w:date="2026-10-24T14:08:00Z" w16du:dateUtc="2026-10-24T13:08:00Z">
-        <w:r>
-          <w:rPr>
-            <w:rFonts w:ascii="Calibri" w:hAnsi="Calibri"/>
-          </w:rPr>
-          <w:delText>Identify the dataset(s) or data sources you intend to use. Describe the type and approximate amount of data required, its relevance to the business problem, and evidence of appropriate permission or rights to access and use the data.</w:delText>
+      <w:del w:id="283" w:author="MatheuS Santos" w:date="2026-10-24T15:51:00Z" w16du:dateUtc="2026-10-24T14:51:00Z">
+        <w:r>
+          <w:rPr>
+            <w:rFonts w:ascii="Calibri" w:hAnsi="Calibri"/>
+          </w:rPr>
+          <w:delText xml:space="preserve">Include a </w:delText>
+        </w:r>
+        <w:r>
+          <w:rPr>
+            <w:rStyle w:val="Strong"/>
+            <w:rFonts w:ascii="Calibri" w:hAnsi="Calibri"/>
+          </w:rPr>
+          <w:delText>high-level architectural diagram</w:delText>
+        </w:r>
+        <w:r>
+          <w:rPr>
+            <w:rFonts w:ascii="Calibri" w:hAnsi="Calibri"/>
+          </w:rPr>
+          <w:delText xml:space="preserve"> showing the proposed workflow or system architecture and how the main components are connected. Briefly explain the main components and overall workflow.</w:delText>
         </w:r>
       </w:del>
     </w:p>
@@ -7011,50 +5419,534 @@
       <w:pPr>
         <w:pStyle w:val="Heading1"/>
       </w:pPr>
-      <w:bookmarkStart w:id="357" w:name="_Toc243754224"/>
+      <w:bookmarkStart w:id="284" w:name="_Toc243777781"/>
       <w:r>
-        <w:t>8. Expected Deliverables</w:t>
+        <w:t>7. Data Sources</w:t>
       </w:r>
-      <w:bookmarkEnd w:id="357"/>
+      <w:bookmarkEnd w:id="284"/>
     </w:p>
     <w:p>
       <w:pPr>
         <w:pStyle w:val="NormalWeb"/>
+        <w:jc w:val="both"/>
+        <w:rPr>
+          <w:ins w:id="285" w:author="MatheuS Santos" w:date="2026-10-24T14:09:00Z" w16du:dateUtc="2026-10-24T13:09:00Z"/>
+          <w:rFonts w:ascii="Calibri" w:hAnsi="Calibri"/>
+        </w:rPr>
+        <w:pPrChange w:id="286" w:author="MatheuS Santos" w:date="2026-10-24T21:49:00Z" w16du:dateUtc="2026-10-24T20:49:00Z">
+          <w:pPr>
+            <w:pStyle w:val="NormalWeb"/>
+          </w:pPr>
+        </w:pPrChange>
+      </w:pPr>
+      <w:ins w:id="287" w:author="MatheuS Santos" w:date="2026-10-24T14:08:00Z" w16du:dateUtc="2026-10-24T13:08:00Z">
+        <w:r>
+          <w:rPr>
+            <w:rFonts w:ascii="Calibri" w:hAnsi="Calibri"/>
+          </w:rPr>
+          <w:t xml:space="preserve">You can find the dataset at </w:t>
+        </w:r>
+      </w:ins>
+      <w:ins w:id="288" w:author="MatheuS Santos" w:date="2026-10-24T14:09:00Z" w16du:dateUtc="2026-10-24T13:09:00Z">
+        <w:r>
+          <w:rPr>
+            <w:rFonts w:ascii="Calibri" w:hAnsi="Calibri"/>
+          </w:rPr>
+          <w:fldChar w:fldCharType="begin"/>
+        </w:r>
+        <w:r>
+          <w:rPr>
+            <w:rFonts w:ascii="Calibri" w:hAnsi="Calibri"/>
+          </w:rPr>
+          <w:instrText>HYPERLINK "https://archive.ics.uci.edu/dataset/526/bitcoinheistransomwareaddressdataset"</w:instrText>
+        </w:r>
+        <w:r>
+          <w:rPr>
+            <w:rFonts w:ascii="Calibri" w:hAnsi="Calibri"/>
+          </w:rPr>
+        </w:r>
+        <w:r>
+          <w:rPr>
+            <w:rFonts w:ascii="Calibri" w:hAnsi="Calibri"/>
+          </w:rPr>
+          <w:fldChar w:fldCharType="separate"/>
+        </w:r>
+        <w:r>
+          <w:rPr>
+            <w:rStyle w:val="Hyperlink"/>
+            <w:rFonts w:ascii="Calibri" w:hAnsi="Calibri"/>
+          </w:rPr>
+          <w:t>BitcoinHeist Ransomware Address Dataset — UCI Machine Learning Repository.</w:t>
+        </w:r>
+        <w:r>
+          <w:rPr>
+            <w:rFonts w:ascii="Calibri" w:hAnsi="Calibri"/>
+          </w:rPr>
+          <w:fldChar w:fldCharType="end"/>
+        </w:r>
+      </w:ins>
+    </w:p>
+    <w:p>
+      <w:pPr>
+        <w:pStyle w:val="NormalWeb"/>
+        <w:jc w:val="both"/>
+        <w:rPr>
+          <w:ins w:id="289" w:author="MatheuS Santos" w:date="2026-10-24T23:24:00Z" w16du:dateUtc="2026-10-24T22:24:00Z"/>
+          <w:rFonts w:ascii="Calibri" w:hAnsi="Calibri"/>
+        </w:rPr>
+      </w:pPr>
+      <w:ins w:id="290" w:author="MatheuS Santos" w:date="2026-10-24T14:09:00Z" w16du:dateUtc="2026-10-24T13:09:00Z">
+        <w:r>
+          <w:rPr>
+            <w:rFonts w:ascii="Calibri" w:hAnsi="Calibri"/>
+          </w:rPr>
+          <w:t>The original dataset represents historical Bitcoin Blockchain information from 20</w:t>
+        </w:r>
+      </w:ins>
+      <w:ins w:id="291" w:author="MatheuS Santos" w:date="2026-10-24T23:26:00Z" w16du:dateUtc="2026-10-24T22:26:00Z">
+        <w:r>
+          <w:rPr>
+            <w:rFonts w:ascii="Calibri" w:hAnsi="Calibri"/>
+          </w:rPr>
+          <w:t>11</w:t>
+        </w:r>
+      </w:ins>
+      <w:ins w:id="292" w:author="MatheuS Santos" w:date="2026-10-24T14:10:00Z" w16du:dateUtc="2026-10-24T13:10:00Z">
+        <w:r>
+          <w:rPr>
+            <w:rFonts w:ascii="Calibri" w:hAnsi="Calibri"/>
+          </w:rPr>
+          <w:t xml:space="preserve"> ~ 20</w:t>
+        </w:r>
+      </w:ins>
+      <w:ins w:id="293" w:author="MatheuS Santos" w:date="2026-10-24T23:26:00Z" w16du:dateUtc="2026-10-24T22:26:00Z">
+        <w:r>
+          <w:rPr>
+            <w:rFonts w:ascii="Calibri" w:hAnsi="Calibri"/>
+          </w:rPr>
+          <w:t>18</w:t>
+        </w:r>
+      </w:ins>
+      <w:ins w:id="294" w:author="MatheuS Santos" w:date="2026-10-24T14:10:00Z" w16du:dateUtc="2026-10-24T13:10:00Z">
+        <w:r>
+          <w:rPr>
+            <w:rFonts w:ascii="Calibri" w:hAnsi="Calibri"/>
+          </w:rPr>
+          <w:t>. The variables include address identifiers, temporal information, transaction structure features, receiv</w:t>
+        </w:r>
+      </w:ins>
+      <w:ins w:id="295" w:author="MatheuS Santos" w:date="2026-10-24T14:11:00Z" w16du:dateUtc="2026-10-24T13:11:00Z">
+        <w:r>
+          <w:rPr>
+            <w:rFonts w:ascii="Calibri" w:hAnsi="Calibri"/>
+          </w:rPr>
+          <w:t>ed values, and classifications.</w:t>
+        </w:r>
+      </w:ins>
+    </w:p>
+    <w:p>
+      <w:pPr>
+        <w:pStyle w:val="NormalWeb"/>
+        <w:jc w:val="both"/>
+        <w:rPr>
+          <w:ins w:id="296" w:author="MatheuS Santos" w:date="2026-10-24T14:12:00Z" w16du:dateUtc="2026-10-24T13:12:00Z"/>
+          <w:rFonts w:ascii="Calibri" w:hAnsi="Calibri"/>
+        </w:rPr>
+        <w:pPrChange w:id="297" w:author="MatheuS Santos" w:date="2026-10-24T21:49:00Z" w16du:dateUtc="2026-10-24T20:49:00Z">
+          <w:pPr>
+            <w:pStyle w:val="NormalWeb"/>
+          </w:pPr>
+        </w:pPrChange>
+      </w:pPr>
+      <w:ins w:id="298" w:author="MatheuS Santos" w:date="2026-10-24T23:24:00Z" w16du:dateUtc="2026-10-24T22:24:00Z">
+        <w:r>
+          <w:rPr>
+            <w:rFonts w:ascii="Calibri" w:hAnsi="Calibri"/>
+          </w:rPr>
+          <w:t xml:space="preserve">This dataset is licensed under a </w:t>
+        </w:r>
+        <w:r>
+          <w:rPr>
+            <w:rFonts w:ascii="Calibri" w:hAnsi="Calibri"/>
+          </w:rPr>
+          <w:fldChar w:fldCharType="begin"/>
+        </w:r>
+        <w:r>
+          <w:rPr>
+            <w:rFonts w:ascii="Calibri" w:hAnsi="Calibri"/>
+          </w:rPr>
+          <w:instrText>HYPERLINK "https://creativecommons.org/licenses/by/4.0/legalcode"</w:instrText>
+        </w:r>
+        <w:r>
+          <w:rPr>
+            <w:rFonts w:ascii="Calibri" w:hAnsi="Calibri"/>
+          </w:rPr>
+        </w:r>
+        <w:r>
+          <w:rPr>
+            <w:rFonts w:ascii="Calibri" w:hAnsi="Calibri"/>
+          </w:rPr>
+          <w:fldChar w:fldCharType="separate"/>
+        </w:r>
+        <w:r>
+          <w:rPr>
+            <w:rStyle w:val="Hyperlink"/>
+            <w:rFonts w:ascii="Calibri" w:hAnsi="Calibri"/>
+          </w:rPr>
+          <w:t>Creative Commons Attribution 4.0 International</w:t>
+        </w:r>
+        <w:r>
+          <w:rPr>
+            <w:rFonts w:ascii="Calibri" w:hAnsi="Calibri"/>
+          </w:rPr>
+          <w:fldChar w:fldCharType="end"/>
+        </w:r>
+        <w:r>
+          <w:rPr>
+            <w:rFonts w:ascii="Calibri" w:hAnsi="Calibri"/>
+          </w:rPr>
+          <w:t xml:space="preserve"> (CC BY 4.0) license.</w:t>
+        </w:r>
+      </w:ins>
+    </w:p>
+    <w:p>
+      <w:pPr>
+        <w:pStyle w:val="NormalWeb"/>
+        <w:jc w:val="both"/>
         <w:rPr>
           <w:rFonts w:ascii="Calibri" w:hAnsi="Calibri"/>
         </w:rPr>
-      </w:pPr>
+        <w:pPrChange w:id="299" w:author="MatheuS Santos" w:date="2026-10-24T21:49:00Z" w16du:dateUtc="2026-10-24T20:49:00Z">
+          <w:pPr>
+            <w:pStyle w:val="NormalWeb"/>
+          </w:pPr>
+        </w:pPrChange>
+      </w:pPr>
+      <w:ins w:id="300" w:author="MatheuS Santos" w:date="2026-10-24T14:12:00Z" w16du:dateUtc="2026-10-24T13:12:00Z">
+        <w:r>
+          <w:rPr>
+            <w:rFonts w:ascii="Calibri" w:hAnsi="Calibri"/>
+            <w:b/>
+            <w:bCs/>
+            <w:color w:val="000000" w:themeColor="text1"/>
+            <w:rPrChange w:id="301" w:author="MatheuS Santos" w:date="2026-10-24T22:39:00Z" w16du:dateUtc="2026-10-24T21:39:00Z">
+              <w:rPr>
+                <w:rFonts w:ascii="Calibri" w:hAnsi="Calibri"/>
+              </w:rPr>
+            </w:rPrChange>
+          </w:rPr>
+          <w:t>Warning --&gt;</w:t>
+        </w:r>
+      </w:ins>
+      <w:ins w:id="302" w:author="MatheuS Santos" w:date="2026-10-24T14:11:00Z" w16du:dateUtc="2026-10-24T13:11:00Z">
+        <w:r>
+          <w:rPr>
+            <w:rFonts w:ascii="Calibri" w:hAnsi="Calibri"/>
+            <w:color w:val="000000" w:themeColor="text1"/>
+            <w:rPrChange w:id="303" w:author="MatheuS Santos" w:date="2026-10-24T22:39:00Z" w16du:dateUtc="2026-10-24T21:39:00Z">
+              <w:rPr>
+                <w:rFonts w:ascii="Calibri" w:hAnsi="Calibri"/>
+              </w:rPr>
+            </w:rPrChange>
+          </w:rPr>
+          <w:t xml:space="preserve"> </w:t>
+        </w:r>
+        <w:r>
+          <w:rPr>
+            <w:rFonts w:ascii="Calibri" w:hAnsi="Calibri"/>
+          </w:rPr>
+          <w:t>The provided labels should be</w:t>
+        </w:r>
+      </w:ins>
+      <w:ins w:id="304" w:author="MatheuS Santos" w:date="2026-10-24T14:08:00Z" w16du:dateUtc="2026-10-24T13:08:00Z">
+        <w:r>
+          <w:rPr>
+            <w:rFonts w:ascii="Calibri" w:hAnsi="Calibri"/>
+          </w:rPr>
+          <w:t xml:space="preserve"> </w:t>
+        </w:r>
+      </w:ins>
+      <w:ins w:id="305" w:author="MatheuS Santos" w:date="2026-10-24T14:12:00Z" w16du:dateUtc="2026-10-24T13:12:00Z">
+        <w:r>
+          <w:rPr>
+            <w:rFonts w:ascii="Calibri" w:hAnsi="Calibri"/>
+          </w:rPr>
+          <w:t>interpreted as dataset classifications rather than inde</w:t>
+        </w:r>
+      </w:ins>
+      <w:ins w:id="306" w:author="MatheuS Santos" w:date="2026-10-24T14:13:00Z" w16du:dateUtc="2026-10-24T13:13:00Z">
+        <w:r>
+          <w:rPr>
+            <w:rFonts w:ascii="Calibri" w:hAnsi="Calibri"/>
+          </w:rPr>
+          <w:t>pendent proof of criminal activity!</w:t>
+        </w:r>
+      </w:ins>
+      <w:del w:id="307" w:author="MatheuS Santos" w:date="2026-10-24T14:08:00Z" w16du:dateUtc="2026-10-24T13:08:00Z">
+        <w:r>
+          <w:rPr>
+            <w:rFonts w:ascii="Calibri" w:hAnsi="Calibri"/>
+          </w:rPr>
+          <w:delText>Identify the dataset(s) or data sources you intend to use. Describe the type and approximate amount of data required, its relevance to the business problem, and evidence of appropriate permission or rights to access and use the data.</w:delText>
+        </w:r>
+      </w:del>
+    </w:p>
+    <w:p>
+      <w:pPr>
+        <w:pStyle w:val="Heading1"/>
+      </w:pPr>
+      <w:bookmarkStart w:id="308" w:name="_Toc243777782"/>
       <w:r>
+        <w:t>8. Expected</w:t>
+      </w:r>
+      <w:ins w:id="309" w:author="MatheuS Santos" w:date="2026-10-24T21:48:00Z" w16du:dateUtc="2026-10-24T20:48:00Z">
+        <w:r>
+          <w:t xml:space="preserve"> Deliverables</w:t>
+        </w:r>
+      </w:ins>
+      <w:bookmarkEnd w:id="308"/>
+      <w:del w:id="310" w:author="MatheuS Santos" w:date="2026-10-24T21:48:00Z" w16du:dateUtc="2026-10-24T20:48:00Z">
+        <w:r>
+          <w:delText xml:space="preserve"> Deliverables</w:delText>
+        </w:r>
+      </w:del>
+    </w:p>
+    <w:p>
+      <w:pPr>
+        <w:pStyle w:val="NormalWeb"/>
+        <w:numPr>
+          <w:ilvl w:val="0"/>
+          <w:numId w:val="8"/>
+        </w:numPr>
+        <w:jc w:val="both"/>
         <w:rPr>
+          <w:ins w:id="311" w:author="MatheuS Santos" w:date="2026-10-24T21:27:00Z" w16du:dateUtc="2026-10-24T20:27:00Z"/>
           <w:rFonts w:ascii="Calibri" w:hAnsi="Calibri"/>
         </w:rPr>
-        <w:t>Clearly state what you expect to produce by the end of Semester 2, including the expected analytical and predictive modelling outputs and any relevant dashboard, application, system or other project deliverables.</w:t>
-      </w:r>
+        <w:pPrChange w:id="312" w:author="MatheuS Santos" w:date="2026-10-24T21:33:00Z" w16du:dateUtc="2026-10-24T20:33:00Z">
+          <w:pPr>
+            <w:pStyle w:val="NormalWeb"/>
+          </w:pPr>
+        </w:pPrChange>
+      </w:pPr>
+      <w:ins w:id="313" w:author="MatheuS Santos" w:date="2026-10-24T22:41:00Z" w16du:dateUtc="2026-10-24T21:41:00Z">
+        <w:r>
+          <w:rPr>
+            <w:rFonts w:ascii="Calibri" w:hAnsi="Calibri"/>
+          </w:rPr>
+          <w:t>Assess the dataset structure, variable types, missing values, duplicat</w:t>
+        </w:r>
+      </w:ins>
+      <w:ins w:id="314" w:author="MatheuS Santos" w:date="2026-10-24T22:42:00Z" w16du:dateUtc="2026-10-24T21:42:00Z">
+        <w:r>
+          <w:rPr>
+            <w:rFonts w:ascii="Calibri" w:hAnsi="Calibri"/>
+          </w:rPr>
+          <w:t>es, and data consistency.</w:t>
+        </w:r>
+      </w:ins>
+      <w:del w:id="315" w:author="MatheuS Santos" w:date="2026-10-24T21:26:00Z" w16du:dateUtc="2026-10-24T20:26:00Z">
+        <w:r>
+          <w:rPr>
+            <w:rFonts w:ascii="Calibri" w:hAnsi="Calibri"/>
+          </w:rPr>
+          <w:delText>C</w:delText>
+        </w:r>
+      </w:del>
+      <w:del w:id="316" w:author="MatheuS Santos" w:date="2026-10-24T21:24:00Z" w16du:dateUtc="2026-10-24T20:24:00Z">
+        <w:r>
+          <w:rPr>
+            <w:rFonts w:ascii="Calibri" w:hAnsi="Calibri"/>
+          </w:rPr>
+          <w:delText>learly state what you expect to produce by the end of Semester 2, including the expected analytical and predictive modelling outputs and any relevant dashboard, application, system or other project deliverables.</w:delText>
+        </w:r>
+      </w:del>
     </w:p>
     <w:p>
       <w:pPr>
+        <w:pStyle w:val="NormalWeb"/>
+        <w:numPr>
+          <w:ilvl w:val="0"/>
+          <w:numId w:val="8"/>
+        </w:numPr>
+        <w:jc w:val="both"/>
+        <w:rPr>
+          <w:ins w:id="317" w:author="MatheuS Santos" w:date="2026-10-24T21:27:00Z" w16du:dateUtc="2026-10-24T20:27:00Z"/>
+          <w:rFonts w:ascii="Calibri" w:hAnsi="Calibri"/>
+        </w:rPr>
+        <w:pPrChange w:id="318" w:author="MatheuS Santos" w:date="2026-10-24T21:33:00Z" w16du:dateUtc="2026-10-24T20:33:00Z">
+          <w:pPr>
+            <w:pStyle w:val="NormalWeb"/>
+            <w:numPr>
+              <w:numId w:val="8"/>
+            </w:numPr>
+            <w:ind w:left="720" w:hanging="360"/>
+          </w:pPr>
+        </w:pPrChange>
+      </w:pPr>
+      <w:ins w:id="319" w:author="MatheuS Santos" w:date="2026-10-24T22:42:00Z" w16du:dateUtc="2026-10-24T21:42:00Z">
+        <w:r>
+          <w:rPr>
+            <w:rFonts w:ascii="Calibri" w:hAnsi="Calibri"/>
+          </w:rPr>
+          <w:t>Explore variable distributions, class imbalance , outliers, and temporal patterns.</w:t>
+        </w:r>
+      </w:ins>
+    </w:p>
+    <w:p>
+      <w:pPr>
+        <w:pStyle w:val="NormalWeb"/>
+        <w:numPr>
+          <w:ilvl w:val="0"/>
+          <w:numId w:val="8"/>
+        </w:numPr>
+        <w:jc w:val="both"/>
+        <w:rPr>
+          <w:ins w:id="320" w:author="MatheuS Santos" w:date="2026-10-24T21:28:00Z" w16du:dateUtc="2026-10-24T20:28:00Z"/>
+          <w:rFonts w:ascii="Calibri" w:hAnsi="Calibri"/>
+        </w:rPr>
+        <w:pPrChange w:id="321" w:author="MatheuS Santos" w:date="2026-10-24T21:33:00Z" w16du:dateUtc="2026-10-24T20:33:00Z">
+          <w:pPr>
+            <w:pStyle w:val="NormalWeb"/>
+            <w:numPr>
+              <w:numId w:val="8"/>
+            </w:numPr>
+            <w:ind w:left="720" w:hanging="360"/>
+          </w:pPr>
+        </w:pPrChange>
+      </w:pPr>
+      <w:ins w:id="322" w:author="MatheuS Santos" w:date="2026-10-24T22:42:00Z" w16du:dateUtc="2026-10-24T21:42:00Z">
+        <w:r>
+          <w:rPr>
+            <w:rFonts w:ascii="Calibri" w:hAnsi="Calibri"/>
+          </w:rPr>
+          <w:lastRenderedPageBreak/>
+          <w:t>Investigate rel</w:t>
+        </w:r>
+      </w:ins>
+      <w:ins w:id="323" w:author="MatheuS Santos" w:date="2026-10-24T22:43:00Z" w16du:dateUtc="2026-10-24T21:43:00Z">
+        <w:r>
+          <w:rPr>
+            <w:rFonts w:ascii="Calibri" w:hAnsi="Calibri"/>
+          </w:rPr>
+          <w:t>ationships between numerical variables and the frequency of Bitcoin address occurrences.</w:t>
+        </w:r>
+      </w:ins>
+    </w:p>
+    <w:p>
+      <w:pPr>
+        <w:pStyle w:val="NormalWeb"/>
+        <w:numPr>
+          <w:ilvl w:val="0"/>
+          <w:numId w:val="8"/>
+        </w:numPr>
+        <w:jc w:val="both"/>
+        <w:rPr>
+          <w:ins w:id="324" w:author="MatheuS Santos" w:date="2026-10-24T22:44:00Z" w16du:dateUtc="2026-10-24T21:44:00Z"/>
+          <w:rFonts w:ascii="Calibri" w:hAnsi="Calibri"/>
+        </w:rPr>
+      </w:pPr>
+      <w:ins w:id="325" w:author="MatheuS Santos" w:date="2026-10-24T22:43:00Z" w16du:dateUtc="2026-10-24T21:43:00Z">
+        <w:r>
+          <w:rPr>
+            <w:rFonts w:ascii="Calibri" w:hAnsi="Calibri"/>
+          </w:rPr>
+          <w:t>Evaluate appropriate data preparations, feature selection, and</w:t>
+        </w:r>
+      </w:ins>
+      <w:ins w:id="326" w:author="MatheuS Santos" w:date="2026-10-24T22:44:00Z" w16du:dateUtc="2026-10-24T21:44:00Z">
+        <w:r>
+          <w:rPr>
+            <w:rFonts w:ascii="Calibri" w:hAnsi="Calibri"/>
+          </w:rPr>
+          <w:t xml:space="preserve"> scaling techniques for subsequent classification.</w:t>
+        </w:r>
+      </w:ins>
+    </w:p>
+    <w:p>
+      <w:pPr>
+        <w:pStyle w:val="NormalWeb"/>
+        <w:numPr>
+          <w:ilvl w:val="0"/>
+          <w:numId w:val="8"/>
+        </w:numPr>
+        <w:jc w:val="both"/>
+        <w:rPr>
+          <w:ins w:id="327" w:author="MatheuS Santos" w:date="2026-10-24T21:28:00Z" w16du:dateUtc="2026-10-24T20:28:00Z"/>
+          <w:rFonts w:ascii="Calibri" w:hAnsi="Calibri"/>
+        </w:rPr>
+        <w:pPrChange w:id="328" w:author="MatheuS Santos" w:date="2026-10-24T21:33:00Z" w16du:dateUtc="2026-10-24T20:33:00Z">
+          <w:pPr>
+            <w:pStyle w:val="NormalWeb"/>
+            <w:numPr>
+              <w:numId w:val="8"/>
+            </w:numPr>
+            <w:ind w:left="720" w:hanging="360"/>
+          </w:pPr>
+        </w:pPrChange>
+      </w:pPr>
+      <w:ins w:id="329" w:author="MatheuS Santos" w:date="2026-10-24T22:44:00Z" w16du:dateUtc="2026-10-24T21:44:00Z">
+        <w:r>
+          <w:rPr>
+            <w:rFonts w:ascii="Calibri" w:hAnsi="Calibri"/>
+          </w:rPr>
+          <w:t xml:space="preserve">Define a sampling strategy and a model evaluation plan for the next project </w:t>
+        </w:r>
+      </w:ins>
+      <w:ins w:id="330" w:author="MatheuS Santos" w:date="2026-10-24T22:45:00Z" w16du:dateUtc="2026-10-24T21:45:00Z">
+        <w:r>
+          <w:rPr>
+            <w:rFonts w:ascii="Calibri" w:hAnsi="Calibri"/>
+          </w:rPr>
+          <w:t>stage.</w:t>
+        </w:r>
+      </w:ins>
+    </w:p>
+    <w:p>
+      <w:pPr>
+        <w:pStyle w:val="NormalWeb"/>
+        <w:numPr>
+          <w:ilvl w:val="0"/>
+          <w:numId w:val="8"/>
+        </w:numPr>
+        <w:jc w:val="both"/>
+        <w:rPr>
+          <w:del w:id="331" w:author="MatheuS Santos" w:date="2026-10-24T22:44:00Z" w16du:dateUtc="2026-10-24T21:44:00Z"/>
+          <w:rFonts w:ascii="Calibri" w:hAnsi="Calibri"/>
+        </w:rPr>
+        <w:pPrChange w:id="332" w:author="MatheuS Santos" w:date="2026-10-24T21:33:00Z" w16du:dateUtc="2026-10-24T20:33:00Z">
+          <w:pPr>
+            <w:pStyle w:val="NormalWeb"/>
+          </w:pPr>
+        </w:pPrChange>
+      </w:pPr>
+    </w:p>
+    <w:p>
+      <w:pPr>
         <w:pStyle w:val="Heading1"/>
         <w:rPr>
-          <w:ins w:id="358" w:author="MatheuS Santos" w:date="2026-10-24T13:07:00Z" w16du:dateUtc="2026-10-24T12:07:00Z"/>
+          <w:ins w:id="333" w:author="MatheuS Santos" w:date="2026-10-24T13:07:00Z" w16du:dateUtc="2026-10-24T12:07:00Z"/>
         </w:rPr>
       </w:pPr>
-      <w:bookmarkStart w:id="359" w:name="_Toc243754225"/>
+      <w:bookmarkStart w:id="334" w:name="_Toc243777783"/>
       <w:r>
-        <w:lastRenderedPageBreak/>
         <w:t>9. Project Timeline</w:t>
       </w:r>
-      <w:bookmarkEnd w:id="359"/>
+      <w:bookmarkEnd w:id="334"/>
     </w:p>
     <w:p>
       <w:pPr>
-        <w:pPrChange w:id="360" w:author="MatheuS Santos" w:date="2026-10-24T13:07:00Z" w16du:dateUtc="2026-10-24T12:07:00Z">
+        <w:pPrChange w:id="335" w:author="MatheuS Santos" w:date="2026-10-24T13:07:00Z" w16du:dateUtc="2026-10-24T12:07:00Z">
           <w:pPr>
             <w:pStyle w:val="Heading1"/>
           </w:pPr>
         </w:pPrChange>
       </w:pPr>
-      <w:ins w:id="361" w:author="MatheuS Santos" w:date="2026-10-24T13:08:00Z" w16du:dateUtc="2026-10-24T12:08:00Z">
-        <w:r>
+      <w:ins w:id="336" w:author="MatheuS Santos" w:date="2026-10-24T13:08:00Z" w16du:dateUtc="2026-10-24T12:08:00Z">
+        <w:r>
+          <w:rPr>
+            <w:noProof/>
+          </w:rPr>
           <w:drawing>
             <wp:inline distT="0" distB="0" distL="0" distR="0" wp14:anchorId="0AFE5646" wp14:editId="4FF0984C">
               <wp:extent cx="5943600" cy="2511425"/>
@@ -7097,15 +5989,15 @@
       <w:pPr>
         <w:pStyle w:val="Heading1"/>
         <w:rPr>
-          <w:del w:id="362" w:author="MatheuS Santos" w:date="2026-10-24T13:07:00Z" w16du:dateUtc="2026-10-24T12:07:00Z"/>
+          <w:del w:id="337" w:author="MatheuS Santos" w:date="2026-10-24T13:07:00Z" w16du:dateUtc="2026-10-24T12:07:00Z"/>
         </w:rPr>
-        <w:pPrChange w:id="363" w:author="MatheuS Santos" w:date="2026-10-24T14:35:00Z" w16du:dateUtc="2026-10-24T13:35:00Z">
+        <w:pPrChange w:id="338" w:author="MatheuS Santos" w:date="2026-10-24T14:35:00Z" w16du:dateUtc="2026-10-24T13:35:00Z">
           <w:pPr>
             <w:pStyle w:val="NormalWeb"/>
           </w:pPr>
         </w:pPrChange>
       </w:pPr>
-      <w:del w:id="364" w:author="MatheuS Santos" w:date="2026-10-24T13:07:00Z" w16du:dateUtc="2026-10-24T12:07:00Z">
+      <w:del w:id="339" w:author="MatheuS Santos" w:date="2026-10-24T13:07:00Z" w16du:dateUtc="2026-10-24T12:07:00Z">
         <w:r>
           <w:delText xml:space="preserve">Provide a </w:delText>
         </w:r>
@@ -7124,50 +6016,11 @@
       <w:pPr>
         <w:pStyle w:val="Heading1"/>
       </w:pPr>
-      <w:bookmarkStart w:id="365" w:name="_Toc243754226"/>
+      <w:bookmarkStart w:id="340" w:name="_Toc243777784"/>
       <w:r>
         <w:t>10. Ethical and Legal Considerations</w:t>
       </w:r>
-      <w:bookmarkEnd w:id="365"/>
-    </w:p>
-    <w:p>
-      <w:pPr>
-        <w:pStyle w:val="NormalWeb"/>
-        <w:jc w:val="both"/>
-        <w:rPr>
-          <w:ins w:id="366" w:author="MatheuS Santos" w:date="2026-10-24T14:20:00Z" w16du:dateUtc="2026-10-24T13:20:00Z"/>
-          <w:rFonts w:ascii="Calibri" w:hAnsi="Calibri"/>
-        </w:rPr>
-        <w:pPrChange w:id="367" w:author="MatheuS Santos" w:date="2026-10-24T14:24:00Z" w16du:dateUtc="2026-10-24T13:24:00Z">
-          <w:pPr>
-            <w:pStyle w:val="NormalWeb"/>
-          </w:pPr>
-        </w:pPrChange>
-      </w:pPr>
-      <w:ins w:id="368" w:author="MatheuS Santos" w:date="2026-10-24T14:19:00Z" w16du:dateUtc="2026-10-24T13:19:00Z">
-        <w:r>
-          <w:rPr>
-            <w:rFonts w:ascii="Calibri" w:hAnsi="Calibri"/>
-          </w:rPr>
-          <w:t>The project must respect privacy, the dataset’s terms of use, and applicable legislation, inclu</w:t>
-        </w:r>
-      </w:ins>
-      <w:ins w:id="369" w:author="MatheuS Santos" w:date="2026-10-24T14:20:00Z" w16du:dateUtc="2026-10-24T13:20:00Z">
-        <w:r>
-          <w:rPr>
-            <w:rFonts w:ascii="Calibri" w:hAnsi="Calibri"/>
-          </w:rPr>
-          <w:t>ding the General Data Protection  Regulation ( GDPR ) , where relevant.</w:t>
-        </w:r>
-      </w:ins>
-      <w:del w:id="370" w:author="MatheuS Santos" w:date="2026-10-24T14:19:00Z" w16du:dateUtc="2026-10-24T13:19:00Z">
-        <w:r>
-          <w:rPr>
-            <w:rFonts w:ascii="Calibri" w:hAnsi="Calibri"/>
-          </w:rPr>
-          <w:delText>Identify relevant ethical, privacy, data protection, security and data-use considerations associated with the project. Explain how these will be appropriately addressed, including permissions for accessing and using the selected data.</w:delText>
-        </w:r>
-      </w:del>
+      <w:bookmarkEnd w:id="340"/>
     </w:p>
     <w:p>
       <w:pPr>
@@ -7176,102 +6029,112 @@
         <w:rPr>
           <w:rFonts w:ascii="Calibri" w:hAnsi="Calibri"/>
         </w:rPr>
-        <w:pPrChange w:id="371" w:author="MatheuS Santos" w:date="2026-10-24T14:24:00Z" w16du:dateUtc="2026-10-24T13:24:00Z">
+        <w:pPrChange w:id="341" w:author="MatheuS Santos" w:date="2026-10-24T14:24:00Z" w16du:dateUtc="2026-10-24T13:24:00Z">
           <w:pPr>
             <w:pStyle w:val="NormalWeb"/>
           </w:pPr>
         </w:pPrChange>
       </w:pPr>
-      <w:ins w:id="372" w:author="MatheuS Santos" w:date="2026-10-24T14:20:00Z" w16du:dateUtc="2026-10-24T13:20:00Z">
-        <w:r>
-          <w:rPr>
-            <w:rFonts w:ascii="Calibri" w:hAnsi="Calibri"/>
-          </w:rPr>
-          <w:t>Results must be interpreted respo</w:t>
-        </w:r>
-      </w:ins>
-      <w:ins w:id="373" w:author="MatheuS Santos" w:date="2026-10-24T14:21:00Z" w16du:dateUtc="2026-10-24T13:21:00Z">
-        <w:r>
-          <w:rPr>
-            <w:rFonts w:ascii="Calibri" w:hAnsi="Calibri"/>
-          </w:rPr>
-          <w:t xml:space="preserve">nsibly, considering potential biases, labelling limitations, and class imbalance. </w:t>
-        </w:r>
+      <w:ins w:id="342" w:author="MatheuS Santos" w:date="2026-10-24T23:35:00Z" w16du:dateUtc="2026-10-24T22:35:00Z">
         <w:r>
           <w:rPr>
             <w:rFonts w:ascii="Calibri" w:hAnsi="Calibri"/>
             <w:b/>
             <w:bCs/>
-            <w:rPrChange w:id="374" w:author="MatheuS Santos" w:date="2026-10-24T14:23:00Z" w16du:dateUtc="2026-10-24T13:23:00Z">
+            <w:rPrChange w:id="343" w:author="MatheuS Santos" w:date="2026-10-24T23:36:00Z" w16du:dateUtc="2026-10-24T22:36:00Z">
               <w:rPr>
                 <w:rFonts w:ascii="Calibri" w:hAnsi="Calibri"/>
               </w:rPr>
             </w:rPrChange>
           </w:rPr>
-          <w:t xml:space="preserve">An address </w:t>
-        </w:r>
-      </w:ins>
-      <w:ins w:id="375" w:author="MatheuS Santos" w:date="2026-10-24T14:22:00Z" w16du:dateUtc="2026-10-24T13:22:00Z">
+          <w:t>Dataset licensing and reuse:</w:t>
+        </w:r>
+        <w:r>
+          <w:rPr>
+            <w:rFonts w:ascii="Calibri" w:hAnsi="Calibri"/>
+          </w:rPr>
+          <w:t xml:space="preserve"> The BitcoinHeist dataset is licensed under the </w:t>
+        </w:r>
+      </w:ins>
+      <w:ins w:id="344" w:author="MatheuS Santos" w:date="2026-10-24T23:36:00Z" w16du:dateUtc="2026-10-24T22:36:00Z">
+        <w:r>
+          <w:rPr>
+            <w:rFonts w:ascii="Calibri" w:hAnsi="Calibri"/>
+          </w:rPr>
+          <w:fldChar w:fldCharType="begin"/>
+        </w:r>
+        <w:r>
+          <w:rPr>
+            <w:rFonts w:ascii="Calibri" w:hAnsi="Calibri"/>
+          </w:rPr>
+          <w:instrText>HYPERLINK "https://creativecommons.org/licenses/by/4.0/"</w:instrText>
+        </w:r>
+        <w:r>
+          <w:rPr>
+            <w:rFonts w:ascii="Calibri" w:hAnsi="Calibri"/>
+          </w:rPr>
+        </w:r>
+        <w:r>
+          <w:rPr>
+            <w:rFonts w:ascii="Calibri" w:hAnsi="Calibri"/>
+          </w:rPr>
+          <w:fldChar w:fldCharType="separate"/>
+        </w:r>
+        <w:r>
+          <w:rPr>
+            <w:rStyle w:val="Hyperlink"/>
+            <w:rFonts w:ascii="Calibri" w:hAnsi="Calibri"/>
+          </w:rPr>
+          <w:t>Creative Commons Attribution 4.0 International (CC BY 4.0) licence</w:t>
+        </w:r>
+        <w:r>
+          <w:rPr>
+            <w:rFonts w:ascii="Calibri" w:hAnsi="Calibri"/>
+          </w:rPr>
+          <w:fldChar w:fldCharType="end"/>
+        </w:r>
+      </w:ins>
+      <w:ins w:id="345" w:author="MatheuS Santos" w:date="2026-10-24T23:35:00Z" w16du:dateUtc="2026-10-24T22:35:00Z">
+        <w:r>
+          <w:rPr>
+            <w:rFonts w:ascii="Calibri" w:hAnsi="Calibri"/>
+          </w:rPr>
+          <w:t>. This licence permits the sharing and adaptation of the material, provided that appropriate credit is given, a link to the licence is supplied, and any changes made are indicated. The original dataset source will be acknowledged in the project report and relevant documentation. Before publishing or redistributing the dataset or derived materials, the applicable attribution requirements and any additional notices accompanying the dataset will be reviewed.</w:t>
+        </w:r>
+      </w:ins>
+      <w:del w:id="346" w:author="MatheuS Santos" w:date="2026-10-24T14:19:00Z" w16du:dateUtc="2026-10-24T13:19:00Z">
+        <w:r>
+          <w:rPr>
+            <w:rFonts w:ascii="Calibri" w:hAnsi="Calibri"/>
+          </w:rPr>
+          <w:delText>Identify relevant ethical, privacy, data protection, security and data-use considerations associated with the project. Explain how these will be appropriately addressed, including permissions for accessing and using the selected data.</w:delText>
+        </w:r>
+      </w:del>
+      <w:ins w:id="347" w:author="MatheuS Santos" w:date="2026-10-24T14:24:00Z" w16du:dateUtc="2026-10-24T13:24:00Z">
         <w:r>
           <w:rPr>
             <w:rFonts w:ascii="Calibri" w:hAnsi="Calibri"/>
             <w:b/>
             <w:bCs/>
-            <w:rPrChange w:id="376" w:author="MatheuS Santos" w:date="2026-10-24T14:23:00Z" w16du:dateUtc="2026-10-24T13:23:00Z">
+            <w:color w:val="000000" w:themeColor="text1"/>
+            <w:rPrChange w:id="348" w:author="MatheuS Santos" w:date="2026-10-24T22:39:00Z" w16du:dateUtc="2026-10-24T21:39:00Z">
               <w:rPr>
                 <w:rFonts w:ascii="Calibri" w:hAnsi="Calibri"/>
               </w:rPr>
             </w:rPrChange>
           </w:rPr>
-          <w:t>classified as suspicious does not, by itself, constitute proof of criminal activity.</w:t>
-        </w:r>
-      </w:ins>
-      <w:ins w:id="377" w:author="MatheuS Santos" w:date="2026-10-24T14:23:00Z" w16du:dateUtc="2026-10-24T13:23:00Z">
-        <w:r>
-          <w:rPr>
-            <w:rFonts w:ascii="Calibri" w:hAnsi="Calibri"/>
-            <w:b/>
-            <w:bCs/>
-          </w:rPr>
-          <w:t xml:space="preserve"> </w:t>
-        </w:r>
-        <w:r>
-          <w:rPr>
-            <w:rFonts w:ascii="Calibri" w:hAnsi="Calibri"/>
-            <w:b/>
-            <w:bCs/>
-            <w:color w:val="EE0000"/>
-            <w:rPrChange w:id="378" w:author="MatheuS Santos" w:date="2026-10-24T14:24:00Z" w16du:dateUtc="2026-10-24T13:24:00Z">
-              <w:rPr>
-                <w:rFonts w:ascii="Calibri" w:hAnsi="Calibri"/>
-              </w:rPr>
-            </w:rPrChange>
-          </w:rPr>
-          <w:t>Future applications should incorporate human oversight, tra</w:t>
-        </w:r>
-      </w:ins>
-      <w:ins w:id="379" w:author="MatheuS Santos" w:date="2026-10-24T14:24:00Z" w16du:dateUtc="2026-10-24T13:24:00Z">
-        <w:r>
-          <w:rPr>
-            <w:rFonts w:ascii="Calibri" w:hAnsi="Calibri"/>
-            <w:b/>
-            <w:bCs/>
-            <w:color w:val="EE0000"/>
-            <w:rPrChange w:id="380" w:author="MatheuS Santos" w:date="2026-10-24T14:24:00Z" w16du:dateUtc="2026-10-24T13:24:00Z">
-              <w:rPr>
-                <w:rFonts w:ascii="Calibri" w:hAnsi="Calibri"/>
-              </w:rPr>
-            </w:rPrChange>
-          </w:rPr>
-          <w:t>nsparency, and mechanisms to reduce false positives.</w:t>
+          <w:t>.</w:t>
         </w:r>
       </w:ins>
     </w:p>
     <w:p>
       <w:pPr>
         <w:pStyle w:val="Heading1"/>
-      </w:pPr>
-      <w:bookmarkStart w:id="381" w:name="_Toc243754227"/>
+        <w:rPr>
+          <w:ins w:id="349" w:author="MatheuS Santos" w:date="2026-10-24T21:42:00Z" w16du:dateUtc="2026-10-24T20:42:00Z"/>
+        </w:rPr>
+      </w:pPr>
+      <w:bookmarkStart w:id="350" w:name="_Toc243777785"/>
       <w:r>
         <w:t>1</w:t>
       </w:r>
@@ -7284,21 +6147,81 @@
       <w:r>
         <w:t>Conclusions</w:t>
       </w:r>
-      <w:bookmarkEnd w:id="381"/>
+      <w:bookmarkEnd w:id="350"/>
     </w:p>
     <w:p>
       <w:pPr>
-        <w:rPr>
-          <w:ins w:id="382" w:author="MatheuS Santos" w:date="2026-10-24T17:06:00Z" w16du:dateUtc="2026-10-24T16:06:00Z"/>
-          <w:rFonts w:ascii="Calibri" w:eastAsiaTheme="majorEastAsia" w:hAnsi="Calibri" w:cs="Calibri"/>
-          <w:color w:val="0F4761" w:themeColor="accent1" w:themeShade="BF"/>
-          <w:sz w:val="32"/>
-          <w:szCs w:val="32"/>
-        </w:rPr>
-      </w:pPr>
-      <w:ins w:id="383" w:author="MatheuS Santos" w:date="2026-10-24T17:06:00Z" w16du:dateUtc="2026-10-24T16:06:00Z">
-        <w:r>
-          <w:br w:type="page"/>
+        <w:jc w:val="both"/>
+        <w:pPrChange w:id="351" w:author="MatheuS Santos" w:date="2026-10-24T21:47:00Z" w16du:dateUtc="2026-10-24T20:47:00Z">
+          <w:pPr>
+            <w:pStyle w:val="Heading1"/>
+          </w:pPr>
+        </w:pPrChange>
+      </w:pPr>
+      <w:ins w:id="352" w:author="MatheuS Santos" w:date="2026-10-24T21:42:00Z" w16du:dateUtc="2026-10-24T20:42:00Z">
+        <w:r>
+          <w:rPr>
+            <w:rFonts w:ascii="Calibri" w:hAnsi="Calibri" w:cs="Calibri"/>
+            <w:rPrChange w:id="353" w:author="MatheuS Santos" w:date="2026-10-24T21:47:00Z" w16du:dateUtc="2026-10-24T20:47:00Z">
+              <w:rPr/>
+            </w:rPrChange>
+          </w:rPr>
+          <w:t>The e</w:t>
+        </w:r>
+      </w:ins>
+      <w:ins w:id="354" w:author="MatheuS Santos" w:date="2026-10-24T21:43:00Z" w16du:dateUtc="2026-10-24T20:43:00Z">
+        <w:r>
+          <w:rPr>
+            <w:rFonts w:ascii="Calibri" w:hAnsi="Calibri" w:cs="Calibri"/>
+            <w:rPrChange w:id="355" w:author="MatheuS Santos" w:date="2026-10-24T21:47:00Z" w16du:dateUtc="2026-10-24T20:47:00Z">
+              <w:rPr/>
+            </w:rPrChange>
+          </w:rPr>
+          <w:t>xploratory analysis establishes a foundation for investigating patterns associated with Bitcoin addresses classified as related to ransomware. The init</w:t>
+        </w:r>
+      </w:ins>
+      <w:ins w:id="356" w:author="MatheuS Santos" w:date="2026-10-24T21:44:00Z" w16du:dateUtc="2026-10-24T20:44:00Z">
+        <w:r>
+          <w:rPr>
+            <w:rFonts w:ascii="Calibri" w:hAnsi="Calibri" w:cs="Calibri"/>
+            <w:rPrChange w:id="357" w:author="MatheuS Santos" w:date="2026-10-24T21:47:00Z" w16du:dateUtc="2026-10-24T20:47:00Z">
+              <w:rPr/>
+            </w:rPrChange>
+          </w:rPr>
+          <w:t>ial assessement helps clarify the dataset structure, evaluate its quality, and identify key challenges</w:t>
+        </w:r>
+      </w:ins>
+      <w:ins w:id="358" w:author="MatheuS Santos" w:date="2026-10-24T21:45:00Z" w16du:dateUtc="2026-10-24T20:45:00Z">
+        <w:r>
+          <w:rPr>
+            <w:rFonts w:ascii="Calibri" w:hAnsi="Calibri" w:cs="Calibri"/>
+            <w:rPrChange w:id="359" w:author="MatheuS Santos" w:date="2026-10-24T21:47:00Z" w16du:dateUtc="2026-10-24T20:47:00Z">
+              <w:rPr/>
+            </w:rPrChange>
+          </w:rPr>
+          <w:t xml:space="preserve">, particularly class imbalance and present of outliers. </w:t>
+        </w:r>
+      </w:ins>
+      <w:ins w:id="360" w:author="MatheuS Santos" w:date="2026-10-24T21:46:00Z" w16du:dateUtc="2026-10-24T20:46:00Z">
+        <w:r>
+          <w:rPr>
+            <w:rFonts w:ascii="Calibri" w:hAnsi="Calibri" w:cs="Calibri"/>
+            <w:rPrChange w:id="361" w:author="MatheuS Santos" w:date="2026-10-24T21:47:00Z" w16du:dateUtc="2026-10-24T20:47:00Z">
+              <w:rPr/>
+            </w:rPrChange>
+          </w:rPr>
+          <w:t xml:space="preserve">However, exploratory data analysis alone cannot establish the effectiveness of predictive models. This assessement will </w:t>
+        </w:r>
+      </w:ins>
+      <w:ins w:id="362" w:author="MatheuS Santos" w:date="2026-10-24T21:47:00Z" w16du:dateUtc="2026-10-24T20:47:00Z">
+        <w:r>
+          <w:rPr>
+            <w:rFonts w:ascii="Calibri" w:hAnsi="Calibri" w:cs="Calibri"/>
+            <w:rPrChange w:id="363" w:author="MatheuS Santos" w:date="2026-10-24T21:47:00Z" w16du:dateUtc="2026-10-24T20:47:00Z">
+              <w:rPr/>
+            </w:rPrChange>
+          </w:rPr>
+          <w:t>depend on future data preparation, training, validation, and model comparison stages.</w:t>
         </w:r>
       </w:ins>
     </w:p>
@@ -7306,10 +6229,15 @@
       <w:pPr>
         <w:pStyle w:val="Heading1"/>
         <w:rPr>
-          <w:ins w:id="384" w:author="MatheuS Santos" w:date="2026-10-24T17:02:00Z" w16du:dateUtc="2026-10-24T16:02:00Z"/>
+          <w:del w:id="364" w:author="MatheuS Santos" w:date="2026-10-24T17:06:00Z" w16du:dateUtc="2026-10-24T16:06:00Z"/>
         </w:rPr>
       </w:pPr>
-      <w:bookmarkStart w:id="385" w:name="_Toc243754228"/>
+      <w:ins w:id="365" w:author="MatheuS Santos" w:date="2026-10-24T17:06:00Z" w16du:dateUtc="2026-10-24T16:06:00Z">
+        <w:r>
+          <w:br w:type="page"/>
+        </w:r>
+      </w:ins>
+      <w:bookmarkStart w:id="366" w:name="_Toc243777786"/>
       <w:r>
         <w:lastRenderedPageBreak/>
         <w:t>1</w:t>
@@ -7323,48 +6251,69 @@
       <w:r>
         <w:t>References</w:t>
       </w:r>
-      <w:bookmarkEnd w:id="385"/>
+      <w:bookmarkEnd w:id="366"/>
     </w:p>
     <w:p>
       <w:pPr>
-        <w:pStyle w:val="ListParagraph"/>
-        <w:numPr>
-          <w:ilvl w:val="0"/>
-          <w:numId w:val="6"/>
-        </w:numPr>
-        <w:autoSpaceDE w:val="0"/>
-        <w:autoSpaceDN w:val="0"/>
-        <w:adjustRightInd w:val="0"/>
-        <w:spacing w:after="0" w:line="240" w:lineRule="auto"/>
+        <w:pStyle w:val="Heading1"/>
         <w:rPr>
-          <w:ins w:id="386" w:author="MatheuS Santos" w:date="2026-10-24T17:07:00Z" w16du:dateUtc="2026-10-24T16:07:00Z"/>
-          <w:rFonts w:ascii="AppleSystemUIFont" w:hAnsi="AppleSystemUIFont" w:cs="AppleSystemUIFont"/>
-          <w:kern w:val="0"/>
-          <w:sz w:val="26"/>
-          <w:szCs w:val="26"/>
-          <w:rPrChange w:id="387" w:author="MatheuS Santos" w:date="2026-10-24T17:08:00Z" w16du:dateUtc="2026-10-24T16:08:00Z">
+          <w:ins w:id="367" w:author="MatheuS Santos" w:date="2026-10-24T23:05:00Z" w16du:dateUtc="2026-10-24T22:05:00Z"/>
+        </w:rPr>
+        <w:pPrChange w:id="368" w:author="MatheuS Santos" w:date="2026-10-24T23:37:00Z" w16du:dateUtc="2026-10-24T22:37:00Z">
+          <w:pPr/>
+        </w:pPrChange>
+      </w:pPr>
+    </w:p>
+    <w:p>
+      <w:pPr>
+        <w:pStyle w:val="NormalWeb"/>
+        <w:rPr>
+          <w:ins w:id="369" w:author="MatheuS Santos" w:date="2026-10-24T23:34:00Z" w16du:dateUtc="2026-10-24T22:34:00Z"/>
+          <w:rFonts w:ascii="Calibri" w:hAnsi="Calibri" w:cs="Calibri"/>
+          <w:rPrChange w:id="370" w:author="MatheuS Santos" w:date="2026-10-24T23:34:00Z" w16du:dateUtc="2026-10-24T22:34:00Z">
             <w:rPr>
-              <w:ins w:id="388" w:author="MatheuS Santos" w:date="2026-10-24T17:07:00Z" w16du:dateUtc="2026-10-24T16:07:00Z"/>
+              <w:ins w:id="371" w:author="MatheuS Santos" w:date="2026-10-24T23:34:00Z" w16du:dateUtc="2026-10-24T22:34:00Z"/>
             </w:rPr>
           </w:rPrChange>
         </w:rPr>
-        <w:pPrChange w:id="389" w:author="MatheuS Santos" w:date="2026-10-24T17:08:00Z" w16du:dateUtc="2026-10-24T16:08:00Z">
-          <w:pPr>
-            <w:autoSpaceDE w:val="0"/>
-            <w:autoSpaceDN w:val="0"/>
-            <w:adjustRightInd w:val="0"/>
-            <w:spacing w:after="0" w:line="240" w:lineRule="auto"/>
-          </w:pPr>
-        </w:pPrChange>
-      </w:pPr>
-      <w:ins w:id="390" w:author="MatheuS Santos" w:date="2026-10-24T17:07:00Z" w16du:dateUtc="2026-10-24T16:07:00Z">
-        <w:r>
-          <w:rPr>
-            <w:rFonts w:ascii="AppleSystemUIFont" w:hAnsi="AppleSystemUIFont" w:cs="AppleSystemUIFont"/>
-            <w:kern w:val="0"/>
-            <w:sz w:val="26"/>
-            <w:szCs w:val="26"/>
-            <w:rPrChange w:id="391" w:author="MatheuS Santos" w:date="2026-10-24T17:08:00Z" w16du:dateUtc="2026-10-24T16:08:00Z">
+      </w:pPr>
+      <w:ins w:id="372" w:author="MatheuS Santos" w:date="2026-10-24T23:05:00Z" w16du:dateUtc="2026-10-24T22:05:00Z">
+        <w:r>
+          <w:rPr>
+            <w:rFonts w:ascii="Calibri" w:hAnsi="Calibri" w:cs="Calibri"/>
+            <w:rPrChange w:id="373" w:author="MatheuS Santos" w:date="2026-10-24T23:34:00Z" w16du:dateUtc="2026-10-24T22:34:00Z">
+              <w:rPr/>
+            </w:rPrChange>
+          </w:rPr>
+          <w:t xml:space="preserve">Built In (2025) </w:t>
+        </w:r>
+        <w:r>
+          <w:rPr>
+            <w:rStyle w:val="Emphasis"/>
+            <w:rFonts w:ascii="Calibri" w:hAnsi="Calibri" w:cs="Calibri"/>
+            <w:rPrChange w:id="374" w:author="MatheuS Santos" w:date="2026-10-24T23:34:00Z" w16du:dateUtc="2026-10-24T22:34:00Z">
+              <w:rPr>
+                <w:rStyle w:val="Emphasis"/>
+              </w:rPr>
+            </w:rPrChange>
+          </w:rPr>
+          <w:t>Principal Component Analysis (PCA): A Step-by-Step Explanation</w:t>
+        </w:r>
+        <w:r>
+          <w:rPr>
+            <w:rFonts w:ascii="Calibri" w:hAnsi="Calibri" w:cs="Calibri"/>
+            <w:rPrChange w:id="375" w:author="MatheuS Santos" w:date="2026-10-24T23:34:00Z" w16du:dateUtc="2026-10-24T22:34:00Z">
+              <w:rPr/>
+            </w:rPrChange>
+          </w:rPr>
+          <w:t xml:space="preserve">. Written by Zakaria Jaadi; updated by Brennan Whitfield. Available at: </w:t>
+        </w:r>
+      </w:ins>
+      <w:ins w:id="376" w:author="MatheuS Santos" w:date="2026-10-24T23:08:00Z" w16du:dateUtc="2026-10-24T22:08:00Z">
+        <w:r>
+          <w:rPr>
+            <w:rFonts w:ascii="Calibri" w:hAnsi="Calibri" w:cs="Calibri"/>
+            <w:rPrChange w:id="377" w:author="MatheuS Santos" w:date="2026-10-24T23:34:00Z" w16du:dateUtc="2026-10-24T22:34:00Z">
               <w:rPr/>
             </w:rPrChange>
           </w:rPr>
@@ -7372,116 +6321,152 @@
         </w:r>
         <w:r>
           <w:rPr>
-            <w:rFonts w:ascii="AppleSystemUIFont" w:hAnsi="AppleSystemUIFont" w:cs="AppleSystemUIFont"/>
-            <w:kern w:val="0"/>
-            <w:sz w:val="26"/>
-            <w:szCs w:val="26"/>
-            <w:rPrChange w:id="392" w:author="MatheuS Santos" w:date="2026-10-24T17:08:00Z" w16du:dateUtc="2026-10-24T16:08:00Z">
-              <w:rPr/>
-            </w:rPrChange>
-          </w:rPr>
-          <w:instrText>HYPERLINK "https://github.com/CCT-Dublin/CCT_ST_CA_01_20S/blob/main/notebooks/CCT_ST_CA_01_20S.ipynb"</w:instrText>
-        </w:r>
-        <w:r>
-          <w:rPr>
-            <w:rFonts w:ascii="AppleSystemUIFont" w:hAnsi="AppleSystemUIFont" w:cs="AppleSystemUIFont"/>
-            <w:kern w:val="0"/>
-            <w:sz w:val="26"/>
-            <w:szCs w:val="26"/>
-            <w:rPrChange w:id="393" w:author="MatheuS Santos" w:date="2026-10-24T17:08:00Z" w16du:dateUtc="2026-10-24T16:08:00Z">
+            <w:rFonts w:ascii="Calibri" w:hAnsi="Calibri" w:cs="Calibri"/>
+            <w:rPrChange w:id="378" w:author="MatheuS Santos" w:date="2026-10-24T23:34:00Z" w16du:dateUtc="2026-10-24T22:34:00Z">
+              <w:rPr/>
+            </w:rPrChange>
+          </w:rPr>
+          <w:instrText>HYPERLINK "</w:instrText>
+        </w:r>
+      </w:ins>
+      <w:ins w:id="379" w:author="MatheuS Santos" w:date="2026-10-24T23:05:00Z" w16du:dateUtc="2026-10-24T22:05:00Z">
+        <w:r>
+          <w:rPr>
+            <w:rFonts w:ascii="Calibri" w:hAnsi="Calibri" w:cs="Calibri"/>
+            <w:rPrChange w:id="380" w:author="MatheuS Santos" w:date="2026-10-24T23:34:00Z" w16du:dateUtc="2026-10-24T22:34:00Z">
+              <w:rPr>
+                <w:rStyle w:val="Hyperlink"/>
+              </w:rPr>
+            </w:rPrChange>
+          </w:rPr>
+          <w:instrText>https://builtin.com/data-science/step-step-explanation-principal-component-analysis</w:instrText>
+        </w:r>
+      </w:ins>
+      <w:ins w:id="381" w:author="MatheuS Santos" w:date="2026-10-24T23:08:00Z" w16du:dateUtc="2026-10-24T22:08:00Z">
+        <w:r>
+          <w:rPr>
+            <w:rFonts w:ascii="Calibri" w:hAnsi="Calibri" w:cs="Calibri"/>
+            <w:rPrChange w:id="382" w:author="MatheuS Santos" w:date="2026-10-24T23:34:00Z" w16du:dateUtc="2026-10-24T22:34:00Z">
+              <w:rPr/>
+            </w:rPrChange>
+          </w:rPr>
+          <w:instrText>"</w:instrText>
+        </w:r>
+        <w:r>
+          <w:rPr>
+            <w:rFonts w:ascii="Calibri" w:hAnsi="Calibri" w:cs="Calibri"/>
+          </w:rPr>
+        </w:r>
+        <w:r>
+          <w:rPr>
+            <w:rFonts w:ascii="Calibri" w:hAnsi="Calibri" w:cs="Calibri"/>
+            <w:rPrChange w:id="383" w:author="MatheuS Santos" w:date="2026-10-24T23:34:00Z" w16du:dateUtc="2026-10-24T22:34:00Z">
               <w:rPr/>
             </w:rPrChange>
           </w:rPr>
           <w:fldChar w:fldCharType="separate"/>
         </w:r>
-        <w:proofErr w:type="spellStart"/>
+      </w:ins>
+      <w:ins w:id="384" w:author="MatheuS Santos" w:date="2026-10-24T23:05:00Z" w16du:dateUtc="2026-10-24T22:05:00Z">
         <w:r>
           <w:rPr>
             <w:rStyle w:val="Hyperlink"/>
-            <w:rFonts w:ascii="AppleSystemUIFont" w:hAnsi="AppleSystemUIFont" w:cs="AppleSystemUIFont"/>
-            <w:kern w:val="0"/>
-            <w:sz w:val="26"/>
-            <w:szCs w:val="26"/>
-          </w:rPr>
-          <w:t>Github</w:t>
-        </w:r>
-        <w:proofErr w:type="spellEnd"/>
-        <w:r>
-          <w:rPr>
-            <w:rStyle w:val="Hyperlink"/>
-            <w:rFonts w:ascii="AppleSystemUIFont" w:hAnsi="AppleSystemUIFont" w:cs="AppleSystemUIFont"/>
-            <w:kern w:val="0"/>
-            <w:sz w:val="26"/>
-            <w:szCs w:val="26"/>
-          </w:rPr>
-          <w:t xml:space="preserve"> </w:t>
-        </w:r>
-        <w:proofErr w:type="spellStart"/>
-        <w:r>
-          <w:rPr>
-            <w:rStyle w:val="Hyperlink"/>
-            <w:rFonts w:ascii="AppleSystemUIFont" w:hAnsi="AppleSystemUIFont" w:cs="AppleSystemUIFont"/>
-            <w:kern w:val="0"/>
-            <w:sz w:val="26"/>
-            <w:szCs w:val="26"/>
-          </w:rPr>
-          <w:t>JupiterLab</w:t>
-        </w:r>
-        <w:proofErr w:type="spellEnd"/>
-        <w:r>
-          <w:rPr>
-            <w:rFonts w:ascii="AppleSystemUIFont" w:hAnsi="AppleSystemUIFont" w:cs="AppleSystemUIFont"/>
-            <w:kern w:val="0"/>
-            <w:sz w:val="26"/>
-            <w:szCs w:val="26"/>
-            <w:rPrChange w:id="394" w:author="MatheuS Santos" w:date="2026-10-24T17:08:00Z" w16du:dateUtc="2026-10-24T16:08:00Z">
+            <w:rFonts w:ascii="Calibri" w:hAnsi="Calibri" w:cs="Calibri"/>
+            <w:rPrChange w:id="385" w:author="MatheuS Santos" w:date="2026-10-24T23:34:00Z" w16du:dateUtc="2026-10-24T22:34:00Z">
+              <w:rPr>
+                <w:rStyle w:val="Hyperlink"/>
+              </w:rPr>
+            </w:rPrChange>
+          </w:rPr>
+          <w:t>https://builtin.com/data-science/step-step-explanation-principal-component-analysis</w:t>
+        </w:r>
+      </w:ins>
+      <w:ins w:id="386" w:author="MatheuS Santos" w:date="2026-10-24T23:08:00Z" w16du:dateUtc="2026-10-24T22:08:00Z">
+        <w:r>
+          <w:rPr>
+            <w:rFonts w:ascii="Calibri" w:hAnsi="Calibri" w:cs="Calibri"/>
+            <w:rPrChange w:id="387" w:author="MatheuS Santos" w:date="2026-10-24T23:34:00Z" w16du:dateUtc="2026-10-24T22:34:00Z">
               <w:rPr/>
             </w:rPrChange>
           </w:rPr>
           <w:fldChar w:fldCharType="end"/>
+        </w:r>
+      </w:ins>
+      <w:ins w:id="388" w:author="MatheuS Santos" w:date="2026-10-24T23:05:00Z" w16du:dateUtc="2026-10-24T22:05:00Z">
+        <w:r>
+          <w:rPr>
+            <w:rFonts w:ascii="Calibri" w:hAnsi="Calibri" w:cs="Calibri"/>
+            <w:rPrChange w:id="389" w:author="MatheuS Santos" w:date="2026-10-24T23:34:00Z" w16du:dateUtc="2026-10-24T22:34:00Z">
+              <w:rPr/>
+            </w:rPrChange>
+          </w:rPr>
+          <w:t xml:space="preserve"> (Accessed: 24 October 2026).</w:t>
         </w:r>
       </w:ins>
     </w:p>
     <w:p>
       <w:pPr>
-        <w:pStyle w:val="ListParagraph"/>
-        <w:numPr>
-          <w:ilvl w:val="0"/>
-          <w:numId w:val="6"/>
-        </w:numPr>
-        <w:autoSpaceDE w:val="0"/>
-        <w:autoSpaceDN w:val="0"/>
-        <w:adjustRightInd w:val="0"/>
-        <w:spacing w:after="0" w:line="240" w:lineRule="auto"/>
+        <w:spacing w:before="100" w:beforeAutospacing="1" w:after="100" w:afterAutospacing="1" w:line="240" w:lineRule="auto"/>
         <w:rPr>
-          <w:ins w:id="395" w:author="MatheuS Santos" w:date="2026-10-24T17:04:00Z" w16du:dateUtc="2026-10-24T16:04:00Z"/>
-          <w:rFonts w:ascii="AppleSystemUIFont" w:hAnsi="AppleSystemUIFont" w:cs="AppleSystemUIFont"/>
-          <w:kern w:val="0"/>
-          <w:sz w:val="26"/>
-          <w:szCs w:val="26"/>
-          <w:rPrChange w:id="396" w:author="MatheuS Santos" w:date="2026-10-24T17:08:00Z" w16du:dateUtc="2026-10-24T16:08:00Z">
+          <w:ins w:id="390" w:author="MatheuS Santos" w:date="2026-10-24T23:05:00Z" w16du:dateUtc="2026-10-24T22:05:00Z"/>
+          <w:rFonts w:ascii="Calibri" w:hAnsi="Calibri" w:cs="Calibri"/>
+          <w:rPrChange w:id="391" w:author="MatheuS Santos" w:date="2026-10-24T23:34:00Z" w16du:dateUtc="2026-10-24T22:34:00Z">
             <w:rPr>
-              <w:ins w:id="397" w:author="MatheuS Santos" w:date="2026-10-24T17:04:00Z" w16du:dateUtc="2026-10-24T16:04:00Z"/>
+              <w:ins w:id="392" w:author="MatheuS Santos" w:date="2026-10-24T23:05:00Z" w16du:dateUtc="2026-10-24T22:05:00Z"/>
             </w:rPr>
           </w:rPrChange>
         </w:rPr>
-        <w:pPrChange w:id="398" w:author="MatheuS Santos" w:date="2026-10-24T17:08:00Z" w16du:dateUtc="2026-10-24T16:08:00Z">
+        <w:pPrChange w:id="393" w:author="MatheuS Santos" w:date="2026-10-24T23:35:00Z" w16du:dateUtc="2026-10-24T22:35:00Z">
           <w:pPr>
-            <w:autoSpaceDE w:val="0"/>
-            <w:autoSpaceDN w:val="0"/>
-            <w:adjustRightInd w:val="0"/>
-            <w:spacing w:after="0" w:line="240" w:lineRule="auto"/>
+            <w:pStyle w:val="NormalWeb"/>
           </w:pPr>
         </w:pPrChange>
       </w:pPr>
-      <w:ins w:id="399" w:author="MatheuS Santos" w:date="2026-10-24T17:03:00Z" w16du:dateUtc="2026-10-24T16:03:00Z">
-        <w:r>
-          <w:rPr>
-            <w:rFonts w:ascii="AppleSystemUIFont" w:hAnsi="AppleSystemUIFont" w:cs="AppleSystemUIFont"/>
+      <w:ins w:id="394" w:author="MatheuS Santos" w:date="2026-10-24T23:34:00Z" w16du:dateUtc="2026-10-24T22:34:00Z">
+        <w:r>
+          <w:rPr>
+            <w:rFonts w:ascii="Calibri" w:eastAsia="Times New Roman" w:hAnsi="Calibri" w:cs="Calibri"/>
             <w:kern w:val="0"/>
-            <w:sz w:val="26"/>
-            <w:szCs w:val="26"/>
-            <w:rPrChange w:id="400" w:author="MatheuS Santos" w:date="2026-10-24T17:08:00Z" w16du:dateUtc="2026-10-24T16:08:00Z">
+            <w14:ligatures w14:val="none"/>
+            <w:rPrChange w:id="395" w:author="MatheuS Santos" w:date="2026-10-24T23:34:00Z" w16du:dateUtc="2026-10-24T22:34:00Z">
+              <w:rPr/>
+            </w:rPrChange>
+          </w:rPr>
+          <w:t xml:space="preserve">Creative Commons (n.d.) </w:t>
+        </w:r>
+        <w:r>
+          <w:rPr>
+            <w:rFonts w:ascii="Calibri" w:eastAsia="Times New Roman" w:hAnsi="Calibri" w:cs="Calibri"/>
+            <w:i/>
+            <w:iCs/>
+            <w:kern w:val="0"/>
+            <w14:ligatures w14:val="none"/>
+            <w:rPrChange w:id="396" w:author="MatheuS Santos" w:date="2026-10-24T23:34:00Z" w16du:dateUtc="2026-10-24T22:34:00Z">
+              <w:rPr>
+                <w:i/>
+                <w:iCs/>
+              </w:rPr>
+            </w:rPrChange>
+          </w:rPr>
+          <w:t>Attribution 4.0 International (CC BY 4.0)</w:t>
+        </w:r>
+        <w:r>
+          <w:rPr>
+            <w:rFonts w:ascii="Calibri" w:eastAsia="Times New Roman" w:hAnsi="Calibri" w:cs="Calibri"/>
+            <w:kern w:val="0"/>
+            <w14:ligatures w14:val="none"/>
+            <w:rPrChange w:id="397" w:author="MatheuS Santos" w:date="2026-10-24T23:34:00Z" w16du:dateUtc="2026-10-24T22:34:00Z">
+              <w:rPr/>
+            </w:rPrChange>
+          </w:rPr>
+          <w:t xml:space="preserve">. Available at: </w:t>
+        </w:r>
+        <w:r>
+          <w:rPr>
+            <w:rFonts w:ascii="Calibri" w:eastAsia="Times New Roman" w:hAnsi="Calibri" w:cs="Calibri"/>
+            <w:kern w:val="0"/>
+            <w14:ligatures w14:val="none"/>
+            <w:rPrChange w:id="398" w:author="MatheuS Santos" w:date="2026-10-24T23:34:00Z" w16du:dateUtc="2026-10-24T22:34:00Z">
               <w:rPr/>
             </w:rPrChange>
           </w:rPr>
@@ -7489,23 +6474,28 @@
         </w:r>
         <w:r>
           <w:rPr>
-            <w:rFonts w:ascii="AppleSystemUIFont" w:hAnsi="AppleSystemUIFont" w:cs="AppleSystemUIFont"/>
+            <w:rFonts w:ascii="Calibri" w:eastAsia="Times New Roman" w:hAnsi="Calibri" w:cs="Calibri"/>
             <w:kern w:val="0"/>
-            <w:sz w:val="26"/>
-            <w:szCs w:val="26"/>
-            <w:rPrChange w:id="401" w:author="MatheuS Santos" w:date="2026-10-24T17:08:00Z" w16du:dateUtc="2026-10-24T16:08:00Z">
-              <w:rPr/>
-            </w:rPrChange>
-          </w:rPr>
-          <w:instrText>HYPERLINK "https://www.jmp.com/en/statistics-knowledge-portal/exploratory-data-analysis/descriptive-statistics/interquartile-range"</w:instrText>
-        </w:r>
-        <w:r>
-          <w:rPr>
-            <w:rFonts w:ascii="AppleSystemUIFont" w:hAnsi="AppleSystemUIFont" w:cs="AppleSystemUIFont"/>
+            <w14:ligatures w14:val="none"/>
+            <w:rPrChange w:id="399" w:author="MatheuS Santos" w:date="2026-10-24T23:34:00Z" w16du:dateUtc="2026-10-24T22:34:00Z">
+              <w:rPr/>
+            </w:rPrChange>
+          </w:rPr>
+          <w:instrText>HYPERLINK "https://creativecommons.org/licenses/by/4.0/"</w:instrText>
+        </w:r>
+        <w:r>
+          <w:rPr>
+            <w:rFonts w:ascii="Calibri" w:eastAsia="Times New Roman" w:hAnsi="Calibri" w:cs="Calibri"/>
             <w:kern w:val="0"/>
-            <w:sz w:val="26"/>
-            <w:szCs w:val="26"/>
-            <w:rPrChange w:id="402" w:author="MatheuS Santos" w:date="2026-10-24T17:08:00Z" w16du:dateUtc="2026-10-24T16:08:00Z">
+            <w14:ligatures w14:val="none"/>
+          </w:rPr>
+        </w:r>
+        <w:r>
+          <w:rPr>
+            <w:rFonts w:ascii="Calibri" w:eastAsia="Times New Roman" w:hAnsi="Calibri" w:cs="Calibri"/>
+            <w:kern w:val="0"/>
+            <w14:ligatures w14:val="none"/>
+            <w:rPrChange w:id="400" w:author="MatheuS Santos" w:date="2026-10-24T23:34:00Z" w16du:dateUtc="2026-10-24T22:34:00Z">
               <w:rPr/>
             </w:rPrChange>
           </w:rPr>
@@ -7513,68 +6503,92 @@
         </w:r>
         <w:r>
           <w:rPr>
-            <w:rStyle w:val="Hyperlink"/>
-            <w:rFonts w:ascii="AppleSystemUIFont" w:hAnsi="AppleSystemUIFont" w:cs="AppleSystemUIFont"/>
+            <w:rFonts w:ascii="Calibri" w:eastAsia="Times New Roman" w:hAnsi="Calibri" w:cs="Calibri"/>
+            <w:color w:val="0000FF"/>
             <w:kern w:val="0"/>
-            <w:sz w:val="26"/>
-            <w:szCs w:val="26"/>
-          </w:rPr>
-          <w:t>Interquartile Range (IQR)</w:t>
-        </w:r>
-        <w:r>
-          <w:rPr>
-            <w:rFonts w:ascii="AppleSystemUIFont" w:hAnsi="AppleSystemUIFont" w:cs="AppleSystemUIFont"/>
+            <w:u w:val="single"/>
+            <w14:ligatures w14:val="none"/>
+            <w:rPrChange w:id="401" w:author="MatheuS Santos" w:date="2026-10-24T23:34:00Z" w16du:dateUtc="2026-10-24T22:34:00Z">
+              <w:rPr>
+                <w:color w:val="0000FF"/>
+                <w:u w:val="single"/>
+              </w:rPr>
+            </w:rPrChange>
+          </w:rPr>
+          <w:t>https://creativecommons.org/licenses/by/4.0/</w:t>
+        </w:r>
+        <w:r>
+          <w:rPr>
+            <w:rFonts w:ascii="Calibri" w:eastAsia="Times New Roman" w:hAnsi="Calibri" w:cs="Calibri"/>
             <w:kern w:val="0"/>
-            <w:sz w:val="26"/>
-            <w:szCs w:val="26"/>
-            <w:rPrChange w:id="403" w:author="MatheuS Santos" w:date="2026-10-24T17:08:00Z" w16du:dateUtc="2026-10-24T16:08:00Z">
+            <w14:ligatures w14:val="none"/>
+            <w:rPrChange w:id="402" w:author="MatheuS Santos" w:date="2026-10-24T23:34:00Z" w16du:dateUtc="2026-10-24T22:34:00Z">
               <w:rPr/>
             </w:rPrChange>
           </w:rPr>
           <w:fldChar w:fldCharType="end"/>
+        </w:r>
+        <w:r>
+          <w:rPr>
+            <w:rFonts w:ascii="Calibri" w:eastAsia="Times New Roman" w:hAnsi="Calibri" w:cs="Calibri"/>
+            <w:kern w:val="0"/>
+            <w14:ligatures w14:val="none"/>
+            <w:rPrChange w:id="403" w:author="MatheuS Santos" w:date="2026-10-24T23:34:00Z" w16du:dateUtc="2026-10-24T22:34:00Z">
+              <w:rPr/>
+            </w:rPrChange>
+          </w:rPr>
+          <w:t xml:space="preserve"> (Accessed: 24 October 2026).</w:t>
         </w:r>
       </w:ins>
     </w:p>
     <w:p>
       <w:pPr>
-        <w:pStyle w:val="ListParagraph"/>
-        <w:numPr>
-          <w:ilvl w:val="0"/>
-          <w:numId w:val="6"/>
-        </w:numPr>
-        <w:autoSpaceDE w:val="0"/>
-        <w:autoSpaceDN w:val="0"/>
-        <w:adjustRightInd w:val="0"/>
-        <w:spacing w:after="0" w:line="240" w:lineRule="auto"/>
+        <w:pStyle w:val="NormalWeb"/>
         <w:rPr>
-          <w:ins w:id="404" w:author="MatheuS Santos" w:date="2026-10-24T17:04:00Z" w16du:dateUtc="2026-10-24T16:04:00Z"/>
-          <w:rFonts w:ascii="AppleSystemUIFont" w:hAnsi="AppleSystemUIFont" w:cs="AppleSystemUIFont"/>
-          <w:kern w:val="0"/>
-          <w:sz w:val="26"/>
-          <w:szCs w:val="26"/>
-          <w:rPrChange w:id="405" w:author="MatheuS Santos" w:date="2026-10-24T17:08:00Z" w16du:dateUtc="2026-10-24T16:08:00Z">
+          <w:ins w:id="404" w:author="MatheuS Santos" w:date="2026-10-24T23:05:00Z" w16du:dateUtc="2026-10-24T22:05:00Z"/>
+          <w:rFonts w:ascii="Calibri" w:hAnsi="Calibri" w:cs="Calibri"/>
+          <w:rPrChange w:id="405" w:author="MatheuS Santos" w:date="2026-10-24T23:34:00Z" w16du:dateUtc="2026-10-24T22:34:00Z">
             <w:rPr>
-              <w:ins w:id="406" w:author="MatheuS Santos" w:date="2026-10-24T17:04:00Z" w16du:dateUtc="2026-10-24T16:04:00Z"/>
+              <w:ins w:id="406" w:author="MatheuS Santos" w:date="2026-10-24T23:05:00Z" w16du:dateUtc="2026-10-24T22:05:00Z"/>
             </w:rPr>
           </w:rPrChange>
         </w:rPr>
-        <w:pPrChange w:id="407" w:author="MatheuS Santos" w:date="2026-10-24T17:08:00Z" w16du:dateUtc="2026-10-24T16:08:00Z">
-          <w:pPr>
-            <w:autoSpaceDE w:val="0"/>
-            <w:autoSpaceDN w:val="0"/>
-            <w:adjustRightInd w:val="0"/>
-            <w:spacing w:after="0" w:line="240" w:lineRule="auto"/>
-          </w:pPr>
-        </w:pPrChange>
-      </w:pPr>
-      <w:ins w:id="408" w:author="MatheuS Santos" w:date="2026-10-24T17:04:00Z" w16du:dateUtc="2026-10-24T16:04:00Z">
-        <w:r>
-          <w:rPr>
-            <w:rFonts w:ascii="AppleSystemUIFont" w:hAnsi="AppleSystemUIFont" w:cs="AppleSystemUIFont"/>
-            <w:kern w:val="0"/>
-            <w:sz w:val="26"/>
-            <w:szCs w:val="26"/>
-            <w:rPrChange w:id="409" w:author="MatheuS Santos" w:date="2026-10-24T17:08:00Z" w16du:dateUtc="2026-10-24T16:08:00Z">
+      </w:pPr>
+      <w:ins w:id="407" w:author="MatheuS Santos" w:date="2026-10-24T23:05:00Z" w16du:dateUtc="2026-10-24T22:05:00Z">
+        <w:r>
+          <w:rPr>
+            <w:rFonts w:ascii="Calibri" w:hAnsi="Calibri" w:cs="Calibri"/>
+            <w:rPrChange w:id="408" w:author="MatheuS Santos" w:date="2026-10-24T23:34:00Z" w16du:dateUtc="2026-10-24T22:34:00Z">
+              <w:rPr/>
+            </w:rPrChange>
+          </w:rPr>
+          <w:t xml:space="preserve">GeeksforGeeks (2024) </w:t>
+        </w:r>
+        <w:r>
+          <w:rPr>
+            <w:rStyle w:val="Emphasis"/>
+            <w:rFonts w:ascii="Calibri" w:hAnsi="Calibri" w:cs="Calibri"/>
+            <w:rPrChange w:id="409" w:author="MatheuS Santos" w:date="2026-10-24T23:34:00Z" w16du:dateUtc="2026-10-24T22:34:00Z">
+              <w:rPr>
+                <w:rStyle w:val="Emphasis"/>
+              </w:rPr>
+            </w:rPrChange>
+          </w:rPr>
+          <w:t>Feature Selection Using Random Forest</w:t>
+        </w:r>
+        <w:r>
+          <w:rPr>
+            <w:rFonts w:ascii="Calibri" w:hAnsi="Calibri" w:cs="Calibri"/>
+            <w:rPrChange w:id="410" w:author="MatheuS Santos" w:date="2026-10-24T23:34:00Z" w16du:dateUtc="2026-10-24T22:34:00Z">
+              <w:rPr/>
+            </w:rPrChange>
+          </w:rPr>
+          <w:t xml:space="preserve">. Available at: </w:t>
+        </w:r>
+        <w:r>
+          <w:rPr>
+            <w:rFonts w:ascii="Calibri" w:hAnsi="Calibri" w:cs="Calibri"/>
+            <w:rPrChange w:id="411" w:author="MatheuS Santos" w:date="2026-10-24T23:34:00Z" w16du:dateUtc="2026-10-24T22:34:00Z">
               <w:rPr/>
             </w:rPrChange>
           </w:rPr>
@@ -7582,23 +6596,22 @@
         </w:r>
         <w:r>
           <w:rPr>
-            <w:rFonts w:ascii="AppleSystemUIFont" w:hAnsi="AppleSystemUIFont" w:cs="AppleSystemUIFont"/>
-            <w:kern w:val="0"/>
-            <w:sz w:val="26"/>
-            <w:szCs w:val="26"/>
-            <w:rPrChange w:id="410" w:author="MatheuS Santos" w:date="2026-10-24T17:08:00Z" w16du:dateUtc="2026-10-24T16:08:00Z">
-              <w:rPr/>
-            </w:rPrChange>
-          </w:rPr>
-          <w:instrText>HYPERLINK "https://builtin.com/data-science/step-step-explanation-principal-component-analysis"</w:instrText>
-        </w:r>
-        <w:r>
-          <w:rPr>
-            <w:rFonts w:ascii="AppleSystemUIFont" w:hAnsi="AppleSystemUIFont" w:cs="AppleSystemUIFont"/>
-            <w:kern w:val="0"/>
-            <w:sz w:val="26"/>
-            <w:szCs w:val="26"/>
-            <w:rPrChange w:id="411" w:author="MatheuS Santos" w:date="2026-10-24T17:08:00Z" w16du:dateUtc="2026-10-24T16:08:00Z">
+            <w:rFonts w:ascii="Calibri" w:hAnsi="Calibri" w:cs="Calibri"/>
+            <w:rPrChange w:id="412" w:author="MatheuS Santos" w:date="2026-10-24T23:34:00Z" w16du:dateUtc="2026-10-24T22:34:00Z">
+              <w:rPr/>
+            </w:rPrChange>
+          </w:rPr>
+          <w:instrText>HYPERLINK "https://www.geeksforgeeks.org/machine-learning/feature-selection-using-random-forest/"</w:instrText>
+        </w:r>
+        <w:r>
+          <w:rPr>
+            <w:rFonts w:ascii="Calibri" w:hAnsi="Calibri" w:cs="Calibri"/>
+          </w:rPr>
+        </w:r>
+        <w:r>
+          <w:rPr>
+            <w:rFonts w:ascii="Calibri" w:hAnsi="Calibri" w:cs="Calibri"/>
+            <w:rPrChange w:id="413" w:author="MatheuS Santos" w:date="2026-10-24T23:34:00Z" w16du:dateUtc="2026-10-24T22:34:00Z">
               <w:rPr/>
             </w:rPrChange>
           </w:rPr>
@@ -7607,67 +6620,83 @@
         <w:r>
           <w:rPr>
             <w:rStyle w:val="Hyperlink"/>
-            <w:rFonts w:ascii="AppleSystemUIFont" w:hAnsi="AppleSystemUIFont" w:cs="AppleSystemUIFont"/>
-            <w:kern w:val="0"/>
-            <w:sz w:val="26"/>
-            <w:szCs w:val="26"/>
-          </w:rPr>
-          <w:t>Principal Component Analysis (PCA)</w:t>
-        </w:r>
-        <w:r>
-          <w:rPr>
-            <w:rFonts w:ascii="AppleSystemUIFont" w:hAnsi="AppleSystemUIFont" w:cs="AppleSystemUIFont"/>
-            <w:kern w:val="0"/>
-            <w:sz w:val="26"/>
-            <w:szCs w:val="26"/>
-            <w:rPrChange w:id="412" w:author="MatheuS Santos" w:date="2026-10-24T17:08:00Z" w16du:dateUtc="2026-10-24T16:08:00Z">
+            <w:rFonts w:ascii="Calibri" w:hAnsi="Calibri" w:cs="Calibri"/>
+            <w:rPrChange w:id="414" w:author="MatheuS Santos" w:date="2026-10-24T23:34:00Z" w16du:dateUtc="2026-10-24T22:34:00Z">
+              <w:rPr>
+                <w:rStyle w:val="Hyperlink"/>
+              </w:rPr>
+            </w:rPrChange>
+          </w:rPr>
+          <w:t>https://www.geeksforgeeks.org/machine-learning/feature-selection-using-random-forest/</w:t>
+        </w:r>
+        <w:r>
+          <w:rPr>
+            <w:rFonts w:ascii="Calibri" w:hAnsi="Calibri" w:cs="Calibri"/>
+            <w:rPrChange w:id="415" w:author="MatheuS Santos" w:date="2026-10-24T23:34:00Z" w16du:dateUtc="2026-10-24T22:34:00Z">
               <w:rPr/>
             </w:rPrChange>
           </w:rPr>
           <w:fldChar w:fldCharType="end"/>
+        </w:r>
+        <w:r>
+          <w:rPr>
+            <w:rFonts w:ascii="Calibri" w:hAnsi="Calibri" w:cs="Calibri"/>
+            <w:rPrChange w:id="416" w:author="MatheuS Santos" w:date="2026-10-24T23:34:00Z" w16du:dateUtc="2026-10-24T22:34:00Z">
+              <w:rPr/>
+            </w:rPrChange>
+          </w:rPr>
+          <w:t xml:space="preserve"> (Accessed: 24 October 2026).</w:t>
         </w:r>
       </w:ins>
     </w:p>
     <w:p>
       <w:pPr>
-        <w:pStyle w:val="ListParagraph"/>
-        <w:numPr>
-          <w:ilvl w:val="0"/>
-          <w:numId w:val="6"/>
-        </w:numPr>
-        <w:autoSpaceDE w:val="0"/>
-        <w:autoSpaceDN w:val="0"/>
-        <w:adjustRightInd w:val="0"/>
-        <w:spacing w:after="0" w:line="240" w:lineRule="auto"/>
+        <w:pStyle w:val="NormalWeb"/>
         <w:rPr>
-          <w:ins w:id="413" w:author="MatheuS Santos" w:date="2026-10-24T17:05:00Z" w16du:dateUtc="2026-10-24T16:05:00Z"/>
-          <w:rFonts w:ascii="AppleSystemUIFont" w:hAnsi="AppleSystemUIFont" w:cs="AppleSystemUIFont"/>
-          <w:kern w:val="0"/>
-          <w:sz w:val="26"/>
-          <w:szCs w:val="26"/>
-          <w:rPrChange w:id="414" w:author="MatheuS Santos" w:date="2026-10-24T17:08:00Z" w16du:dateUtc="2026-10-24T16:08:00Z">
+          <w:ins w:id="417" w:author="MatheuS Santos" w:date="2026-10-24T23:05:00Z" w16du:dateUtc="2026-10-24T22:05:00Z"/>
+          <w:rFonts w:ascii="Calibri" w:hAnsi="Calibri" w:cs="Calibri"/>
+          <w:rPrChange w:id="418" w:author="MatheuS Santos" w:date="2026-10-24T23:34:00Z" w16du:dateUtc="2026-10-24T22:34:00Z">
             <w:rPr>
-              <w:ins w:id="415" w:author="MatheuS Santos" w:date="2026-10-24T17:05:00Z" w16du:dateUtc="2026-10-24T16:05:00Z"/>
+              <w:ins w:id="419" w:author="MatheuS Santos" w:date="2026-10-24T23:05:00Z" w16du:dateUtc="2026-10-24T22:05:00Z"/>
             </w:rPr>
           </w:rPrChange>
         </w:rPr>
-        <w:pPrChange w:id="416" w:author="MatheuS Santos" w:date="2026-10-24T17:08:00Z" w16du:dateUtc="2026-10-24T16:08:00Z">
-          <w:pPr>
-            <w:autoSpaceDE w:val="0"/>
-            <w:autoSpaceDN w:val="0"/>
-            <w:adjustRightInd w:val="0"/>
-            <w:spacing w:after="0" w:line="240" w:lineRule="auto"/>
-          </w:pPr>
-        </w:pPrChange>
-      </w:pPr>
-      <w:ins w:id="417" w:author="MatheuS Santos" w:date="2026-10-24T17:04:00Z" w16du:dateUtc="2026-10-24T16:04:00Z">
-        <w:r>
-          <w:rPr>
-            <w:rFonts w:ascii="AppleSystemUIFont" w:hAnsi="AppleSystemUIFont" w:cs="AppleSystemUIFont"/>
-            <w:kern w:val="0"/>
-            <w:sz w:val="26"/>
-            <w:szCs w:val="26"/>
-            <w:rPrChange w:id="418" w:author="MatheuS Santos" w:date="2026-10-24T17:08:00Z" w16du:dateUtc="2026-10-24T16:08:00Z">
+      </w:pPr>
+      <w:ins w:id="420" w:author="MatheuS Santos" w:date="2026-10-24T23:05:00Z" w16du:dateUtc="2026-10-24T22:05:00Z">
+        <w:r>
+          <w:rPr>
+            <w:rFonts w:ascii="Calibri" w:hAnsi="Calibri" w:cs="Calibri"/>
+            <w:rPrChange w:id="421" w:author="MatheuS Santos" w:date="2026-10-24T23:34:00Z" w16du:dateUtc="2026-10-24T22:34:00Z">
+              <w:rPr/>
+            </w:rPrChange>
+          </w:rPr>
+          <w:t xml:space="preserve">GeeksforGeeks (2026) </w:t>
+        </w:r>
+        <w:r>
+          <w:rPr>
+            <w:rStyle w:val="Emphasis"/>
+            <w:rFonts w:ascii="Calibri" w:hAnsi="Calibri" w:cs="Calibri"/>
+            <w:rPrChange w:id="422" w:author="MatheuS Santos" w:date="2026-10-24T23:34:00Z" w16du:dateUtc="2026-10-24T22:34:00Z">
+              <w:rPr>
+                <w:rStyle w:val="Emphasis"/>
+              </w:rPr>
+            </w:rPrChange>
+          </w:rPr>
+          <w:t>Understanding the Confusion Matrix in Machine Learning</w:t>
+        </w:r>
+        <w:r>
+          <w:rPr>
+            <w:rFonts w:ascii="Calibri" w:hAnsi="Calibri" w:cs="Calibri"/>
+            <w:rPrChange w:id="423" w:author="MatheuS Santos" w:date="2026-10-24T23:34:00Z" w16du:dateUtc="2026-10-24T22:34:00Z">
+              <w:rPr/>
+            </w:rPrChange>
+          </w:rPr>
+          <w:t xml:space="preserve">. Available at: </w:t>
+        </w:r>
+        <w:r>
+          <w:rPr>
+            <w:rFonts w:ascii="Calibri" w:hAnsi="Calibri" w:cs="Calibri"/>
+            <w:rPrChange w:id="424" w:author="MatheuS Santos" w:date="2026-10-24T23:34:00Z" w16du:dateUtc="2026-10-24T22:34:00Z">
               <w:rPr/>
             </w:rPrChange>
           </w:rPr>
@@ -7675,23 +6704,22 @@
         </w:r>
         <w:r>
           <w:rPr>
-            <w:rFonts w:ascii="AppleSystemUIFont" w:hAnsi="AppleSystemUIFont" w:cs="AppleSystemUIFont"/>
-            <w:kern w:val="0"/>
-            <w:sz w:val="26"/>
-            <w:szCs w:val="26"/>
-            <w:rPrChange w:id="419" w:author="MatheuS Santos" w:date="2026-10-24T17:08:00Z" w16du:dateUtc="2026-10-24T16:08:00Z">
-              <w:rPr/>
-            </w:rPrChange>
-          </w:rPr>
-          <w:instrText>HYPERLINK "https://www.geeksforgeeks.org/machine-learning/feature-selection-using-random-forest/"</w:instrText>
-        </w:r>
-        <w:r>
-          <w:rPr>
-            <w:rFonts w:ascii="AppleSystemUIFont" w:hAnsi="AppleSystemUIFont" w:cs="AppleSystemUIFont"/>
-            <w:kern w:val="0"/>
-            <w:sz w:val="26"/>
-            <w:szCs w:val="26"/>
-            <w:rPrChange w:id="420" w:author="MatheuS Santos" w:date="2026-10-24T17:08:00Z" w16du:dateUtc="2026-10-24T16:08:00Z">
+            <w:rFonts w:ascii="Calibri" w:hAnsi="Calibri" w:cs="Calibri"/>
+            <w:rPrChange w:id="425" w:author="MatheuS Santos" w:date="2026-10-24T23:34:00Z" w16du:dateUtc="2026-10-24T22:34:00Z">
+              <w:rPr/>
+            </w:rPrChange>
+          </w:rPr>
+          <w:instrText>HYPERLINK "https://www.geeksforgeeks.org/machine-learning/confusion-matrix-machine-learning/"</w:instrText>
+        </w:r>
+        <w:r>
+          <w:rPr>
+            <w:rFonts w:ascii="Calibri" w:hAnsi="Calibri" w:cs="Calibri"/>
+          </w:rPr>
+        </w:r>
+        <w:r>
+          <w:rPr>
+            <w:rFonts w:ascii="Calibri" w:hAnsi="Calibri" w:cs="Calibri"/>
+            <w:rPrChange w:id="426" w:author="MatheuS Santos" w:date="2026-10-24T23:34:00Z" w16du:dateUtc="2026-10-24T22:34:00Z">
               <w:rPr/>
             </w:rPrChange>
           </w:rPr>
@@ -7700,67 +6728,83 @@
         <w:r>
           <w:rPr>
             <w:rStyle w:val="Hyperlink"/>
-            <w:rFonts w:ascii="AppleSystemUIFont" w:hAnsi="AppleSystemUIFont" w:cs="AppleSystemUIFont"/>
-            <w:kern w:val="0"/>
-            <w:sz w:val="26"/>
-            <w:szCs w:val="26"/>
-          </w:rPr>
-          <w:t>Feature Selection Using Random Forest</w:t>
-        </w:r>
-        <w:r>
-          <w:rPr>
-            <w:rFonts w:ascii="AppleSystemUIFont" w:hAnsi="AppleSystemUIFont" w:cs="AppleSystemUIFont"/>
-            <w:kern w:val="0"/>
-            <w:sz w:val="26"/>
-            <w:szCs w:val="26"/>
-            <w:rPrChange w:id="421" w:author="MatheuS Santos" w:date="2026-10-24T17:08:00Z" w16du:dateUtc="2026-10-24T16:08:00Z">
+            <w:rFonts w:ascii="Calibri" w:hAnsi="Calibri" w:cs="Calibri"/>
+            <w:rPrChange w:id="427" w:author="MatheuS Santos" w:date="2026-10-24T23:34:00Z" w16du:dateUtc="2026-10-24T22:34:00Z">
+              <w:rPr>
+                <w:rStyle w:val="Hyperlink"/>
+              </w:rPr>
+            </w:rPrChange>
+          </w:rPr>
+          <w:t>https://www.geeksforgeeks.org/machine-learning/confusion-matrix-machine-learning/</w:t>
+        </w:r>
+        <w:r>
+          <w:rPr>
+            <w:rFonts w:ascii="Calibri" w:hAnsi="Calibri" w:cs="Calibri"/>
+            <w:rPrChange w:id="428" w:author="MatheuS Santos" w:date="2026-10-24T23:34:00Z" w16du:dateUtc="2026-10-24T22:34:00Z">
               <w:rPr/>
             </w:rPrChange>
           </w:rPr>
           <w:fldChar w:fldCharType="end"/>
+        </w:r>
+        <w:r>
+          <w:rPr>
+            <w:rFonts w:ascii="Calibri" w:hAnsi="Calibri" w:cs="Calibri"/>
+            <w:rPrChange w:id="429" w:author="MatheuS Santos" w:date="2026-10-24T23:34:00Z" w16du:dateUtc="2026-10-24T22:34:00Z">
+              <w:rPr/>
+            </w:rPrChange>
+          </w:rPr>
+          <w:t xml:space="preserve"> (Accessed: 24 October 2026).</w:t>
         </w:r>
       </w:ins>
     </w:p>
     <w:p>
       <w:pPr>
-        <w:pStyle w:val="ListParagraph"/>
-        <w:numPr>
-          <w:ilvl w:val="0"/>
-          <w:numId w:val="6"/>
-        </w:numPr>
-        <w:autoSpaceDE w:val="0"/>
-        <w:autoSpaceDN w:val="0"/>
-        <w:adjustRightInd w:val="0"/>
-        <w:spacing w:after="0" w:line="240" w:lineRule="auto"/>
+        <w:pStyle w:val="NormalWeb"/>
         <w:rPr>
-          <w:ins w:id="422" w:author="MatheuS Santos" w:date="2026-10-24T17:06:00Z" w16du:dateUtc="2026-10-24T16:06:00Z"/>
-          <w:rFonts w:ascii="AppleSystemUIFont" w:hAnsi="AppleSystemUIFont" w:cs="AppleSystemUIFont"/>
-          <w:kern w:val="0"/>
-          <w:sz w:val="26"/>
-          <w:szCs w:val="26"/>
-          <w:rPrChange w:id="423" w:author="MatheuS Santos" w:date="2026-10-24T17:08:00Z" w16du:dateUtc="2026-10-24T16:08:00Z">
+          <w:ins w:id="430" w:author="MatheuS Santos" w:date="2026-10-24T23:05:00Z" w16du:dateUtc="2026-10-24T22:05:00Z"/>
+          <w:rFonts w:ascii="Calibri" w:hAnsi="Calibri" w:cs="Calibri"/>
+          <w:rPrChange w:id="431" w:author="MatheuS Santos" w:date="2026-10-24T23:34:00Z" w16du:dateUtc="2026-10-24T22:34:00Z">
             <w:rPr>
-              <w:ins w:id="424" w:author="MatheuS Santos" w:date="2026-10-24T17:06:00Z" w16du:dateUtc="2026-10-24T16:06:00Z"/>
+              <w:ins w:id="432" w:author="MatheuS Santos" w:date="2026-10-24T23:05:00Z" w16du:dateUtc="2026-10-24T22:05:00Z"/>
             </w:rPr>
           </w:rPrChange>
         </w:rPr>
-        <w:pPrChange w:id="425" w:author="MatheuS Santos" w:date="2026-10-24T17:08:00Z" w16du:dateUtc="2026-10-24T16:08:00Z">
-          <w:pPr>
-            <w:autoSpaceDE w:val="0"/>
-            <w:autoSpaceDN w:val="0"/>
-            <w:adjustRightInd w:val="0"/>
-            <w:spacing w:after="0" w:line="240" w:lineRule="auto"/>
-          </w:pPr>
-        </w:pPrChange>
-      </w:pPr>
-      <w:ins w:id="426" w:author="MatheuS Santos" w:date="2026-10-24T17:05:00Z" w16du:dateUtc="2026-10-24T16:05:00Z">
-        <w:r>
-          <w:rPr>
-            <w:rFonts w:ascii="AppleSystemUIFont" w:hAnsi="AppleSystemUIFont" w:cs="AppleSystemUIFont"/>
-            <w:kern w:val="0"/>
-            <w:sz w:val="26"/>
-            <w:szCs w:val="26"/>
-            <w:rPrChange w:id="427" w:author="MatheuS Santos" w:date="2026-10-24T17:08:00Z" w16du:dateUtc="2026-10-24T16:08:00Z">
+      </w:pPr>
+      <w:ins w:id="433" w:author="MatheuS Santos" w:date="2026-10-24T23:05:00Z" w16du:dateUtc="2026-10-24T22:05:00Z">
+        <w:r>
+          <w:rPr>
+            <w:rFonts w:ascii="Calibri" w:hAnsi="Calibri" w:cs="Calibri"/>
+            <w:rPrChange w:id="434" w:author="MatheuS Santos" w:date="2026-10-24T23:34:00Z" w16du:dateUtc="2026-10-24T22:34:00Z">
+              <w:rPr/>
+            </w:rPrChange>
+          </w:rPr>
+          <w:t xml:space="preserve">JMP (n.d.) </w:t>
+        </w:r>
+        <w:r>
+          <w:rPr>
+            <w:rStyle w:val="Emphasis"/>
+            <w:rFonts w:ascii="Calibri" w:hAnsi="Calibri" w:cs="Calibri"/>
+            <w:rPrChange w:id="435" w:author="MatheuS Santos" w:date="2026-10-24T23:34:00Z" w16du:dateUtc="2026-10-24T22:34:00Z">
+              <w:rPr>
+                <w:rStyle w:val="Emphasis"/>
+              </w:rPr>
+            </w:rPrChange>
+          </w:rPr>
+          <w:t>Interquartile Range (IQR)</w:t>
+        </w:r>
+        <w:r>
+          <w:rPr>
+            <w:rFonts w:ascii="Calibri" w:hAnsi="Calibri" w:cs="Calibri"/>
+            <w:rPrChange w:id="436" w:author="MatheuS Santos" w:date="2026-10-24T23:34:00Z" w16du:dateUtc="2026-10-24T22:34:00Z">
+              <w:rPr/>
+            </w:rPrChange>
+          </w:rPr>
+          <w:t xml:space="preserve">. JMP Statistical Discovery. Available at: </w:t>
+        </w:r>
+        <w:r>
+          <w:rPr>
+            <w:rFonts w:ascii="Calibri" w:hAnsi="Calibri" w:cs="Calibri"/>
+            <w:rPrChange w:id="437" w:author="MatheuS Santos" w:date="2026-10-24T23:34:00Z" w16du:dateUtc="2026-10-24T22:34:00Z">
               <w:rPr/>
             </w:rPrChange>
           </w:rPr>
@@ -7768,23 +6812,22 @@
         </w:r>
         <w:r>
           <w:rPr>
-            <w:rFonts w:ascii="AppleSystemUIFont" w:hAnsi="AppleSystemUIFont" w:cs="AppleSystemUIFont"/>
-            <w:kern w:val="0"/>
-            <w:sz w:val="26"/>
-            <w:szCs w:val="26"/>
-            <w:rPrChange w:id="428" w:author="MatheuS Santos" w:date="2026-10-24T17:08:00Z" w16du:dateUtc="2026-10-24T16:08:00Z">
-              <w:rPr/>
-            </w:rPrChange>
-          </w:rPr>
-          <w:instrText>HYPERLINK "https://www.sciencedirect.com/org/science/article/pii/S1548392424000107"</w:instrText>
-        </w:r>
-        <w:r>
-          <w:rPr>
-            <w:rFonts w:ascii="AppleSystemUIFont" w:hAnsi="AppleSystemUIFont" w:cs="AppleSystemUIFont"/>
-            <w:kern w:val="0"/>
-            <w:sz w:val="26"/>
-            <w:szCs w:val="26"/>
-            <w:rPrChange w:id="429" w:author="MatheuS Santos" w:date="2026-10-24T17:08:00Z" w16du:dateUtc="2026-10-24T16:08:00Z">
+            <w:rFonts w:ascii="Calibri" w:hAnsi="Calibri" w:cs="Calibri"/>
+            <w:rPrChange w:id="438" w:author="MatheuS Santos" w:date="2026-10-24T23:34:00Z" w16du:dateUtc="2026-10-24T22:34:00Z">
+              <w:rPr/>
+            </w:rPrChange>
+          </w:rPr>
+          <w:instrText>HYPERLINK "https://www.jmp.com/en/statistics-knowledge-portal/exploratory-data-analysis/descriptive-statistics/interquartile-range"</w:instrText>
+        </w:r>
+        <w:r>
+          <w:rPr>
+            <w:rFonts w:ascii="Calibri" w:hAnsi="Calibri" w:cs="Calibri"/>
+          </w:rPr>
+        </w:r>
+        <w:r>
+          <w:rPr>
+            <w:rFonts w:ascii="Calibri" w:hAnsi="Calibri" w:cs="Calibri"/>
+            <w:rPrChange w:id="439" w:author="MatheuS Santos" w:date="2026-10-24T23:34:00Z" w16du:dateUtc="2026-10-24T22:34:00Z">
               <w:rPr/>
             </w:rPrChange>
           </w:rPr>
@@ -7793,89 +6836,83 @@
         <w:r>
           <w:rPr>
             <w:rStyle w:val="Hyperlink"/>
-            <w:rFonts w:ascii="AppleSystemUIFont" w:hAnsi="AppleSystemUIFont" w:cs="AppleSystemUIFont"/>
-            <w:kern w:val="0"/>
-            <w:sz w:val="26"/>
-            <w:szCs w:val="26"/>
-          </w:rPr>
-          <w:t xml:space="preserve">Method for Feature Selection </w:t>
-        </w:r>
-        <w:proofErr w:type="gramStart"/>
-        <w:r>
-          <w:rPr>
-            <w:rStyle w:val="Hyperlink"/>
-            <w:rFonts w:ascii="AppleSystemUIFont" w:hAnsi="AppleSystemUIFont" w:cs="AppleSystemUIFont"/>
-            <w:kern w:val="0"/>
-            <w:sz w:val="26"/>
-            <w:szCs w:val="26"/>
-          </w:rPr>
-          <w:t>( KNN</w:t>
-        </w:r>
-        <w:proofErr w:type="gramEnd"/>
-        <w:r>
-          <w:rPr>
-            <w:rStyle w:val="Hyperlink"/>
-            <w:rFonts w:ascii="AppleSystemUIFont" w:hAnsi="AppleSystemUIFont" w:cs="AppleSystemUIFont"/>
-            <w:kern w:val="0"/>
-            <w:sz w:val="26"/>
-            <w:szCs w:val="26"/>
-          </w:rPr>
-          <w:t xml:space="preserve"> )</w:t>
-        </w:r>
-        <w:r>
-          <w:rPr>
-            <w:rFonts w:ascii="AppleSystemUIFont" w:hAnsi="AppleSystemUIFont" w:cs="AppleSystemUIFont"/>
-            <w:kern w:val="0"/>
-            <w:sz w:val="26"/>
-            <w:szCs w:val="26"/>
-            <w:rPrChange w:id="430" w:author="MatheuS Santos" w:date="2026-10-24T17:08:00Z" w16du:dateUtc="2026-10-24T16:08:00Z">
+            <w:rFonts w:ascii="Calibri" w:hAnsi="Calibri" w:cs="Calibri"/>
+            <w:rPrChange w:id="440" w:author="MatheuS Santos" w:date="2026-10-24T23:34:00Z" w16du:dateUtc="2026-10-24T22:34:00Z">
+              <w:rPr>
+                <w:rStyle w:val="Hyperlink"/>
+              </w:rPr>
+            </w:rPrChange>
+          </w:rPr>
+          <w:t>https://www.jmp.com/en/statistics-knowledge-portal/exploratory-data-analysis/descriptive-statistics/interquartile-range</w:t>
+        </w:r>
+        <w:r>
+          <w:rPr>
+            <w:rFonts w:ascii="Calibri" w:hAnsi="Calibri" w:cs="Calibri"/>
+            <w:rPrChange w:id="441" w:author="MatheuS Santos" w:date="2026-10-24T23:34:00Z" w16du:dateUtc="2026-10-24T22:34:00Z">
               <w:rPr/>
             </w:rPrChange>
           </w:rPr>
           <w:fldChar w:fldCharType="end"/>
+        </w:r>
+        <w:r>
+          <w:rPr>
+            <w:rFonts w:ascii="Calibri" w:hAnsi="Calibri" w:cs="Calibri"/>
+            <w:rPrChange w:id="442" w:author="MatheuS Santos" w:date="2026-10-24T23:34:00Z" w16du:dateUtc="2026-10-24T22:34:00Z">
+              <w:rPr/>
+            </w:rPrChange>
+          </w:rPr>
+          <w:t xml:space="preserve"> (Accessed: 24 October 2026).</w:t>
         </w:r>
       </w:ins>
     </w:p>
     <w:p>
       <w:pPr>
-        <w:pStyle w:val="ListParagraph"/>
-        <w:numPr>
-          <w:ilvl w:val="0"/>
-          <w:numId w:val="6"/>
-        </w:numPr>
-        <w:autoSpaceDE w:val="0"/>
-        <w:autoSpaceDN w:val="0"/>
-        <w:adjustRightInd w:val="0"/>
-        <w:spacing w:after="0" w:line="240" w:lineRule="auto"/>
+        <w:pStyle w:val="NormalWeb"/>
         <w:rPr>
-          <w:ins w:id="431" w:author="MatheuS Santos" w:date="2026-10-24T17:02:00Z" w16du:dateUtc="2026-10-24T16:02:00Z"/>
-          <w:rFonts w:ascii="AppleSystemUIFont" w:hAnsi="AppleSystemUIFont" w:cs="AppleSystemUIFont"/>
-          <w:kern w:val="0"/>
-          <w:sz w:val="26"/>
-          <w:szCs w:val="26"/>
-          <w:rPrChange w:id="432" w:author="MatheuS Santos" w:date="2026-10-24T17:08:00Z" w16du:dateUtc="2026-10-24T16:08:00Z">
+          <w:ins w:id="443" w:author="MatheuS Santos" w:date="2026-10-24T23:09:00Z" w16du:dateUtc="2026-10-24T22:09:00Z"/>
+          <w:rFonts w:ascii="Calibri" w:hAnsi="Calibri" w:cs="Calibri"/>
+          <w:rPrChange w:id="444" w:author="MatheuS Santos" w:date="2026-10-24T23:34:00Z" w16du:dateUtc="2026-10-24T22:34:00Z">
             <w:rPr>
-              <w:ins w:id="433" w:author="MatheuS Santos" w:date="2026-10-24T17:02:00Z" w16du:dateUtc="2026-10-24T16:02:00Z"/>
+              <w:ins w:id="445" w:author="MatheuS Santos" w:date="2026-10-24T23:09:00Z" w16du:dateUtc="2026-10-24T22:09:00Z"/>
             </w:rPr>
           </w:rPrChange>
         </w:rPr>
-        <w:pPrChange w:id="434" w:author="MatheuS Santos" w:date="2026-10-24T17:08:00Z" w16du:dateUtc="2026-10-24T16:08:00Z">
-          <w:pPr>
-            <w:autoSpaceDE w:val="0"/>
-            <w:autoSpaceDN w:val="0"/>
-            <w:adjustRightInd w:val="0"/>
-            <w:spacing w:after="0" w:line="240" w:lineRule="auto"/>
-          </w:pPr>
-        </w:pPrChange>
-      </w:pPr>
-      <w:ins w:id="435" w:author="MatheuS Santos" w:date="2026-10-24T17:06:00Z" w16du:dateUtc="2026-10-24T16:06:00Z">
-        <w:r>
-          <w:rPr>
-            <w:rFonts w:ascii="AppleSystemUIFont" w:hAnsi="AppleSystemUIFont" w:cs="AppleSystemUIFont"/>
-            <w:kern w:val="0"/>
-            <w:sz w:val="26"/>
-            <w:szCs w:val="26"/>
-            <w:rPrChange w:id="436" w:author="MatheuS Santos" w:date="2026-10-24T17:08:00Z" w16du:dateUtc="2026-10-24T16:08:00Z">
+      </w:pPr>
+      <w:ins w:id="446" w:author="MatheuS Santos" w:date="2026-10-24T23:05:00Z" w16du:dateUtc="2026-10-24T22:05:00Z">
+        <w:r>
+          <w:rPr>
+            <w:rFonts w:ascii="Calibri" w:hAnsi="Calibri" w:cs="Calibri"/>
+            <w:rPrChange w:id="447" w:author="MatheuS Santos" w:date="2026-10-24T23:34:00Z" w16du:dateUtc="2026-10-24T22:34:00Z">
+              <w:rPr/>
+            </w:rPrChange>
+          </w:rPr>
+          <w:t xml:space="preserve">Kashyap, P. (2024) </w:t>
+        </w:r>
+        <w:r>
+          <w:rPr>
+            <w:rStyle w:val="Emphasis"/>
+            <w:rFonts w:ascii="Calibri" w:hAnsi="Calibri" w:cs="Calibri"/>
+            <w:rPrChange w:id="448" w:author="MatheuS Santos" w:date="2026-10-24T23:34:00Z" w16du:dateUtc="2026-10-24T22:34:00Z">
+              <w:rPr>
+                <w:rStyle w:val="Emphasis"/>
+              </w:rPr>
+            </w:rPrChange>
+          </w:rPr>
+          <w:t>Understanding Precision, Recall, and F1 Score Metrics</w:t>
+        </w:r>
+        <w:r>
+          <w:rPr>
+            <w:rFonts w:ascii="Calibri" w:hAnsi="Calibri" w:cs="Calibri"/>
+            <w:rPrChange w:id="449" w:author="MatheuS Santos" w:date="2026-10-24T23:34:00Z" w16du:dateUtc="2026-10-24T22:34:00Z">
+              <w:rPr/>
+            </w:rPrChange>
+          </w:rPr>
+          <w:t xml:space="preserve">. Medium. Available at: </w:t>
+        </w:r>
+        <w:r>
+          <w:rPr>
+            <w:rFonts w:ascii="Calibri" w:hAnsi="Calibri" w:cs="Calibri"/>
+            <w:rPrChange w:id="450" w:author="MatheuS Santos" w:date="2026-10-24T23:34:00Z" w16du:dateUtc="2026-10-24T22:34:00Z">
               <w:rPr/>
             </w:rPrChange>
           </w:rPr>
@@ -7883,23 +6920,22 @@
         </w:r>
         <w:r>
           <w:rPr>
-            <w:rFonts w:ascii="AppleSystemUIFont" w:hAnsi="AppleSystemUIFont" w:cs="AppleSystemUIFont"/>
-            <w:kern w:val="0"/>
-            <w:sz w:val="26"/>
-            <w:szCs w:val="26"/>
-            <w:rPrChange w:id="437" w:author="MatheuS Santos" w:date="2026-10-24T17:08:00Z" w16du:dateUtc="2026-10-24T16:08:00Z">
-              <w:rPr/>
-            </w:rPrChange>
-          </w:rPr>
-          <w:instrText>HYPERLINK "https://medium.com/@punya8147_26846/understanding-feature-scaling-in-machine-learning-fe2ea8933b66"</w:instrText>
-        </w:r>
-        <w:r>
-          <w:rPr>
-            <w:rFonts w:ascii="AppleSystemUIFont" w:hAnsi="AppleSystemUIFont" w:cs="AppleSystemUIFont"/>
-            <w:kern w:val="0"/>
-            <w:sz w:val="26"/>
-            <w:szCs w:val="26"/>
-            <w:rPrChange w:id="438" w:author="MatheuS Santos" w:date="2026-10-24T17:08:00Z" w16du:dateUtc="2026-10-24T16:08:00Z">
+            <w:rFonts w:ascii="Calibri" w:hAnsi="Calibri" w:cs="Calibri"/>
+            <w:rPrChange w:id="451" w:author="MatheuS Santos" w:date="2026-10-24T23:34:00Z" w16du:dateUtc="2026-10-24T22:34:00Z">
+              <w:rPr/>
+            </w:rPrChange>
+          </w:rPr>
+          <w:instrText>HYPERLINK "https://medium.com/@piyushkashyap045/understanding-precision-recall-and-f1-score-metrics-ea219b908093"</w:instrText>
+        </w:r>
+        <w:r>
+          <w:rPr>
+            <w:rFonts w:ascii="Calibri" w:hAnsi="Calibri" w:cs="Calibri"/>
+          </w:rPr>
+        </w:r>
+        <w:r>
+          <w:rPr>
+            <w:rFonts w:ascii="Calibri" w:hAnsi="Calibri" w:cs="Calibri"/>
+            <w:rPrChange w:id="452" w:author="MatheuS Santos" w:date="2026-10-24T23:34:00Z" w16du:dateUtc="2026-10-24T22:34:00Z">
               <w:rPr/>
             </w:rPrChange>
           </w:rPr>
@@ -7908,33 +6944,410 @@
         <w:r>
           <w:rPr>
             <w:rStyle w:val="Hyperlink"/>
-            <w:rFonts w:ascii="AppleSystemUIFont" w:hAnsi="AppleSystemUIFont" w:cs="AppleSystemUIFont"/>
-            <w:kern w:val="0"/>
-            <w:sz w:val="26"/>
-            <w:szCs w:val="26"/>
-          </w:rPr>
-          <w:t>Feature Scaling</w:t>
-        </w:r>
-        <w:r>
-          <w:rPr>
-            <w:rFonts w:ascii="AppleSystemUIFont" w:hAnsi="AppleSystemUIFont" w:cs="AppleSystemUIFont"/>
-            <w:kern w:val="0"/>
-            <w:sz w:val="26"/>
-            <w:szCs w:val="26"/>
-            <w:rPrChange w:id="439" w:author="MatheuS Santos" w:date="2026-10-24T17:08:00Z" w16du:dateUtc="2026-10-24T16:08:00Z">
+            <w:rFonts w:ascii="Calibri" w:hAnsi="Calibri" w:cs="Calibri"/>
+            <w:rPrChange w:id="453" w:author="MatheuS Santos" w:date="2026-10-24T23:34:00Z" w16du:dateUtc="2026-10-24T22:34:00Z">
+              <w:rPr>
+                <w:rStyle w:val="Hyperlink"/>
+              </w:rPr>
+            </w:rPrChange>
+          </w:rPr>
+          <w:t>https://medium.com/@piyushkashyap045/understanding-precision-recall-and-f1-score-metrics-ea219b908093</w:t>
+        </w:r>
+        <w:r>
+          <w:rPr>
+            <w:rFonts w:ascii="Calibri" w:hAnsi="Calibri" w:cs="Calibri"/>
+            <w:rPrChange w:id="454" w:author="MatheuS Santos" w:date="2026-10-24T23:34:00Z" w16du:dateUtc="2026-10-24T22:34:00Z">
               <w:rPr/>
             </w:rPrChange>
           </w:rPr>
           <w:fldChar w:fldCharType="end"/>
+        </w:r>
+        <w:r>
+          <w:rPr>
+            <w:rFonts w:ascii="Calibri" w:hAnsi="Calibri" w:cs="Calibri"/>
+            <w:rPrChange w:id="455" w:author="MatheuS Santos" w:date="2026-10-24T23:34:00Z" w16du:dateUtc="2026-10-24T22:34:00Z">
+              <w:rPr/>
+            </w:rPrChange>
+          </w:rPr>
+          <w:t xml:space="preserve"> (Accessed: 24 October 2026).</w:t>
         </w:r>
       </w:ins>
     </w:p>
     <w:p>
       <w:pPr>
+        <w:pStyle w:val="NormalWeb"/>
         <w:rPr>
-          <w:del w:id="440" w:author="MatheuS Santos" w:date="2026-10-24T17:06:00Z" w16du:dateUtc="2026-10-24T16:06:00Z"/>
+          <w:ins w:id="456" w:author="MatheuS Santos" w:date="2026-10-24T23:07:00Z" w16du:dateUtc="2026-10-24T22:07:00Z"/>
+          <w:rFonts w:ascii="Calibri" w:hAnsi="Calibri" w:cs="Calibri"/>
+          <w:rPrChange w:id="457" w:author="MatheuS Santos" w:date="2026-10-24T23:34:00Z" w16du:dateUtc="2026-10-24T22:34:00Z">
+            <w:rPr>
+              <w:ins w:id="458" w:author="MatheuS Santos" w:date="2026-10-24T23:07:00Z" w16du:dateUtc="2026-10-24T22:07:00Z"/>
+            </w:rPr>
+          </w:rPrChange>
         </w:rPr>
-        <w:pPrChange w:id="441" w:author="MatheuS Santos" w:date="2026-10-24T17:02:00Z" w16du:dateUtc="2026-10-24T16:02:00Z">
+      </w:pPr>
+      <w:ins w:id="459" w:author="MatheuS Santos" w:date="2026-10-24T23:10:00Z" w16du:dateUtc="2026-10-24T22:10:00Z">
+        <w:r>
+          <w:rPr>
+            <w:rFonts w:ascii="Calibri" w:hAnsi="Calibri" w:cs="Calibri"/>
+            <w:rPrChange w:id="460" w:author="MatheuS Santos" w:date="2026-10-24T23:34:00Z" w16du:dateUtc="2026-10-24T22:34:00Z">
+              <w:rPr/>
+            </w:rPrChange>
+          </w:rPr>
+          <w:t>Matheus Dos Santos Silva’s</w:t>
+        </w:r>
+      </w:ins>
+      <w:ins w:id="461" w:author="MatheuS Santos" w:date="2026-10-24T23:09:00Z" w16du:dateUtc="2026-10-24T22:09:00Z">
+        <w:r>
+          <w:rPr>
+            <w:rFonts w:ascii="Calibri" w:hAnsi="Calibri" w:cs="Calibri"/>
+            <w:rPrChange w:id="462" w:author="MatheuS Santos" w:date="2026-10-24T23:34:00Z" w16du:dateUtc="2026-10-24T22:34:00Z">
+              <w:rPr/>
+            </w:rPrChange>
+          </w:rPr>
+          <w:t xml:space="preserve"> Github Ju</w:t>
+        </w:r>
+      </w:ins>
+      <w:ins w:id="463" w:author="MatheuS Santos" w:date="2026-10-24T23:10:00Z" w16du:dateUtc="2026-10-24T22:10:00Z">
+        <w:r>
+          <w:rPr>
+            <w:rFonts w:ascii="Calibri" w:hAnsi="Calibri" w:cs="Calibri"/>
+            <w:rPrChange w:id="464" w:author="MatheuS Santos" w:date="2026-10-24T23:34:00Z" w16du:dateUtc="2026-10-24T22:34:00Z">
+              <w:rPr/>
+            </w:rPrChange>
+          </w:rPr>
+          <w:t>piterLab,</w:t>
+        </w:r>
+      </w:ins>
+      <w:ins w:id="465" w:author="MatheuS Santos" w:date="2026-10-24T23:13:00Z" w16du:dateUtc="2026-10-24T22:13:00Z">
+        <w:r>
+          <w:rPr>
+            <w:rFonts w:ascii="Calibri" w:hAnsi="Calibri" w:cs="Calibri"/>
+            <w:rPrChange w:id="466" w:author="MatheuS Santos" w:date="2026-10-24T23:34:00Z" w16du:dateUtc="2026-10-24T22:34:00Z">
+              <w:rPr/>
+            </w:rPrChange>
+          </w:rPr>
+          <w:t xml:space="preserve"> (2026)</w:t>
+        </w:r>
+      </w:ins>
+      <w:ins w:id="467" w:author="MatheuS Santos" w:date="2026-10-24T23:10:00Z" w16du:dateUtc="2026-10-24T22:10:00Z">
+        <w:r>
+          <w:rPr>
+            <w:rFonts w:ascii="Calibri" w:hAnsi="Calibri" w:cs="Calibri"/>
+            <w:rPrChange w:id="468" w:author="MatheuS Santos" w:date="2026-10-24T23:34:00Z" w16du:dateUtc="2026-10-24T22:34:00Z">
+              <w:rPr/>
+            </w:rPrChange>
+          </w:rPr>
+          <w:t xml:space="preserve"> Available at: </w:t>
+        </w:r>
+        <w:r>
+          <w:rPr>
+            <w:rFonts w:ascii="Calibri" w:hAnsi="Calibri" w:cs="Calibri"/>
+            <w:rPrChange w:id="469" w:author="MatheuS Santos" w:date="2026-10-24T23:34:00Z" w16du:dateUtc="2026-10-24T22:34:00Z">
+              <w:rPr/>
+            </w:rPrChange>
+          </w:rPr>
+          <w:fldChar w:fldCharType="begin"/>
+        </w:r>
+        <w:r>
+          <w:rPr>
+            <w:rFonts w:ascii="Calibri" w:hAnsi="Calibri" w:cs="Calibri"/>
+            <w:rPrChange w:id="470" w:author="MatheuS Santos" w:date="2026-10-24T23:34:00Z" w16du:dateUtc="2026-10-24T22:34:00Z">
+              <w:rPr/>
+            </w:rPrChange>
+          </w:rPr>
+          <w:instrText>HYPERLINK "https://github.com/CCT-Dublin/CCT_ST_CA_01_20S/blob/main/notebooks/CCT_ST_CA_01_20S.ipynb"</w:instrText>
+        </w:r>
+        <w:r>
+          <w:rPr>
+            <w:rFonts w:ascii="Calibri" w:hAnsi="Calibri" w:cs="Calibri"/>
+          </w:rPr>
+        </w:r>
+        <w:r>
+          <w:rPr>
+            <w:rFonts w:ascii="Calibri" w:hAnsi="Calibri" w:cs="Calibri"/>
+            <w:rPrChange w:id="471" w:author="MatheuS Santos" w:date="2026-10-24T23:34:00Z" w16du:dateUtc="2026-10-24T22:34:00Z">
+              <w:rPr/>
+            </w:rPrChange>
+          </w:rPr>
+          <w:fldChar w:fldCharType="separate"/>
+        </w:r>
+        <w:r>
+          <w:rPr>
+            <w:rStyle w:val="Hyperlink"/>
+            <w:rFonts w:ascii="Calibri" w:hAnsi="Calibri" w:cs="Calibri"/>
+            <w:rPrChange w:id="472" w:author="MatheuS Santos" w:date="2026-10-24T23:34:00Z" w16du:dateUtc="2026-10-24T22:34:00Z">
+              <w:rPr>
+                <w:rStyle w:val="Hyperlink"/>
+              </w:rPr>
+            </w:rPrChange>
+          </w:rPr>
+          <w:t>https://github.com/CCT-Dublin/CCT_ST_CA_01_20S/blob/main/notebooks/CCT_ST_CA_01_20S.ipynb</w:t>
+        </w:r>
+        <w:r>
+          <w:rPr>
+            <w:rFonts w:ascii="Calibri" w:hAnsi="Calibri" w:cs="Calibri"/>
+            <w:rPrChange w:id="473" w:author="MatheuS Santos" w:date="2026-10-24T23:34:00Z" w16du:dateUtc="2026-10-24T22:34:00Z">
+              <w:rPr/>
+            </w:rPrChange>
+          </w:rPr>
+          <w:fldChar w:fldCharType="end"/>
+        </w:r>
+        <w:r>
+          <w:rPr>
+            <w:rFonts w:ascii="Calibri" w:hAnsi="Calibri" w:cs="Calibri"/>
+            <w:rPrChange w:id="474" w:author="MatheuS Santos" w:date="2026-10-24T23:34:00Z" w16du:dateUtc="2026-10-24T22:34:00Z">
+              <w:rPr/>
+            </w:rPrChange>
+          </w:rPr>
+          <w:t xml:space="preserve"> (Accessed: 24 October 2026).</w:t>
+        </w:r>
+      </w:ins>
+    </w:p>
+    <w:p>
+      <w:pPr>
+        <w:pStyle w:val="NormalWeb"/>
+        <w:rPr>
+          <w:ins w:id="475" w:author="MatheuS Santos" w:date="2026-10-24T23:05:00Z" w16du:dateUtc="2026-10-24T22:05:00Z"/>
+          <w:rFonts w:ascii="Calibri" w:hAnsi="Calibri" w:cs="Calibri"/>
+          <w:rPrChange w:id="476" w:author="MatheuS Santos" w:date="2026-10-24T23:34:00Z" w16du:dateUtc="2026-10-24T22:34:00Z">
+            <w:rPr>
+              <w:ins w:id="477" w:author="MatheuS Santos" w:date="2026-10-24T23:05:00Z" w16du:dateUtc="2026-10-24T22:05:00Z"/>
+            </w:rPr>
+          </w:rPrChange>
+        </w:rPr>
+      </w:pPr>
+      <w:ins w:id="478" w:author="MatheuS Santos" w:date="2026-10-24T23:07:00Z" w16du:dateUtc="2026-10-24T22:07:00Z">
+        <w:r>
+          <w:rPr>
+            <w:rFonts w:ascii="Calibri" w:hAnsi="Calibri" w:cs="Calibri"/>
+            <w:rPrChange w:id="479" w:author="MatheuS Santos" w:date="2026-10-24T23:34:00Z" w16du:dateUtc="2026-10-24T22:34:00Z">
+              <w:rPr/>
+            </w:rPrChange>
+          </w:rPr>
+          <w:t>Patel, D., Saxena, A. and Wang, J. (</w:t>
+        </w:r>
+      </w:ins>
+      <w:ins w:id="480" w:author="MatheuS Santos" w:date="2026-10-24T23:12:00Z" w16du:dateUtc="2026-10-24T22:12:00Z">
+        <w:r>
+          <w:rPr>
+            <w:rFonts w:ascii="Calibri" w:hAnsi="Calibri" w:cs="Calibri"/>
+            <w:rPrChange w:id="481" w:author="MatheuS Santos" w:date="2026-10-24T23:34:00Z" w16du:dateUtc="2026-10-24T22:34:00Z">
+              <w:rPr/>
+            </w:rPrChange>
+          </w:rPr>
+          <w:t xml:space="preserve"> 2025</w:t>
+        </w:r>
+      </w:ins>
+      <w:ins w:id="482" w:author="MatheuS Santos" w:date="2026-10-24T23:07:00Z" w16du:dateUtc="2026-10-24T22:07:00Z">
+        <w:r>
+          <w:rPr>
+            <w:rFonts w:ascii="Calibri" w:hAnsi="Calibri" w:cs="Calibri"/>
+            <w:rPrChange w:id="483" w:author="MatheuS Santos" w:date="2026-10-24T23:34:00Z" w16du:dateUtc="2026-10-24T22:34:00Z">
+              <w:rPr/>
+            </w:rPrChange>
+          </w:rPr>
+          <w:t xml:space="preserve">) ‘A Machine Learning-Based Wrapper Method for Feature Selection’. </w:t>
+        </w:r>
+        <w:r>
+          <w:rPr>
+            <w:rStyle w:val="Emphasis"/>
+            <w:rFonts w:ascii="Calibri" w:hAnsi="Calibri" w:cs="Calibri"/>
+            <w:rPrChange w:id="484" w:author="MatheuS Santos" w:date="2026-10-24T23:34:00Z" w16du:dateUtc="2026-10-24T22:34:00Z">
+              <w:rPr>
+                <w:rStyle w:val="Emphasis"/>
+              </w:rPr>
+            </w:rPrChange>
+          </w:rPr>
+          <w:t>ScienceDirect</w:t>
+        </w:r>
+        <w:r>
+          <w:rPr>
+            <w:rFonts w:ascii="Calibri" w:hAnsi="Calibri" w:cs="Calibri"/>
+            <w:rPrChange w:id="485" w:author="MatheuS Santos" w:date="2026-10-24T23:34:00Z" w16du:dateUtc="2026-10-24T22:34:00Z">
+              <w:rPr/>
+            </w:rPrChange>
+          </w:rPr>
+          <w:t xml:space="preserve">. Available at: </w:t>
+        </w:r>
+        <w:r>
+          <w:rPr>
+            <w:rFonts w:ascii="Calibri" w:hAnsi="Calibri" w:cs="Calibri"/>
+            <w:rPrChange w:id="486" w:author="MatheuS Santos" w:date="2026-10-24T23:34:00Z" w16du:dateUtc="2026-10-24T22:34:00Z">
+              <w:rPr/>
+            </w:rPrChange>
+          </w:rPr>
+          <w:fldChar w:fldCharType="begin"/>
+        </w:r>
+        <w:r>
+          <w:rPr>
+            <w:rFonts w:ascii="Calibri" w:hAnsi="Calibri" w:cs="Calibri"/>
+            <w:rPrChange w:id="487" w:author="MatheuS Santos" w:date="2026-10-24T23:34:00Z" w16du:dateUtc="2026-10-24T22:34:00Z">
+              <w:rPr/>
+            </w:rPrChange>
+          </w:rPr>
+          <w:instrText>HYPERLINK "https://www.sciencedirect.com/org/science/article/pii/S1548392424000107"</w:instrText>
+        </w:r>
+        <w:r>
+          <w:rPr>
+            <w:rFonts w:ascii="Calibri" w:hAnsi="Calibri" w:cs="Calibri"/>
+          </w:rPr>
+        </w:r>
+        <w:r>
+          <w:rPr>
+            <w:rFonts w:ascii="Calibri" w:hAnsi="Calibri" w:cs="Calibri"/>
+            <w:rPrChange w:id="488" w:author="MatheuS Santos" w:date="2026-10-24T23:34:00Z" w16du:dateUtc="2026-10-24T22:34:00Z">
+              <w:rPr/>
+            </w:rPrChange>
+          </w:rPr>
+          <w:fldChar w:fldCharType="separate"/>
+        </w:r>
+        <w:r>
+          <w:rPr>
+            <w:rStyle w:val="Hyperlink"/>
+            <w:rFonts w:ascii="Calibri" w:hAnsi="Calibri" w:cs="Calibri"/>
+            <w:rPrChange w:id="489" w:author="MatheuS Santos" w:date="2026-10-24T23:34:00Z" w16du:dateUtc="2026-10-24T22:34:00Z">
+              <w:rPr>
+                <w:rStyle w:val="Hyperlink"/>
+              </w:rPr>
+            </w:rPrChange>
+          </w:rPr>
+          <w:t>https://www.sciencedirect.com/org/science/article/pii/S1548392424000107</w:t>
+        </w:r>
+        <w:r>
+          <w:rPr>
+            <w:rFonts w:ascii="Calibri" w:hAnsi="Calibri" w:cs="Calibri"/>
+            <w:rPrChange w:id="490" w:author="MatheuS Santos" w:date="2026-10-24T23:34:00Z" w16du:dateUtc="2026-10-24T22:34:00Z">
+              <w:rPr/>
+            </w:rPrChange>
+          </w:rPr>
+          <w:fldChar w:fldCharType="end"/>
+        </w:r>
+        <w:r>
+          <w:rPr>
+            <w:rFonts w:ascii="Calibri" w:hAnsi="Calibri" w:cs="Calibri"/>
+            <w:rPrChange w:id="491" w:author="MatheuS Santos" w:date="2026-10-24T23:34:00Z" w16du:dateUtc="2026-10-24T22:34:00Z">
+              <w:rPr/>
+            </w:rPrChange>
+          </w:rPr>
+          <w:t xml:space="preserve"> (Accessed: 24 October 2026).</w:t>
+        </w:r>
+      </w:ins>
+    </w:p>
+    <w:p>
+      <w:pPr>
+        <w:pStyle w:val="NormalWeb"/>
+        <w:rPr>
+          <w:ins w:id="492" w:author="MatheuS Santos" w:date="2026-10-24T23:05:00Z" w16du:dateUtc="2026-10-24T22:05:00Z"/>
+          <w:rFonts w:ascii="Calibri" w:hAnsi="Calibri" w:cs="Calibri"/>
+          <w:rPrChange w:id="493" w:author="MatheuS Santos" w:date="2026-10-24T23:34:00Z" w16du:dateUtc="2026-10-24T22:34:00Z">
+            <w:rPr>
+              <w:ins w:id="494" w:author="MatheuS Santos" w:date="2026-10-24T23:05:00Z" w16du:dateUtc="2026-10-24T22:05:00Z"/>
+            </w:rPr>
+          </w:rPrChange>
+        </w:rPr>
+      </w:pPr>
+      <w:ins w:id="495" w:author="MatheuS Santos" w:date="2026-10-24T23:05:00Z" w16du:dateUtc="2026-10-24T22:05:00Z">
+        <w:r>
+          <w:rPr>
+            <w:rFonts w:ascii="Calibri" w:hAnsi="Calibri" w:cs="Calibri"/>
+            <w:rPrChange w:id="496" w:author="MatheuS Santos" w:date="2026-10-24T23:34:00Z" w16du:dateUtc="2026-10-24T22:34:00Z">
+              <w:rPr/>
+            </w:rPrChange>
+          </w:rPr>
+          <w:t xml:space="preserve">Punyakeerthi BL (2024) </w:t>
+        </w:r>
+        <w:r>
+          <w:rPr>
+            <w:rStyle w:val="Emphasis"/>
+            <w:rFonts w:ascii="Calibri" w:hAnsi="Calibri" w:cs="Calibri"/>
+            <w:rPrChange w:id="497" w:author="MatheuS Santos" w:date="2026-10-24T23:34:00Z" w16du:dateUtc="2026-10-24T22:34:00Z">
+              <w:rPr>
+                <w:rStyle w:val="Emphasis"/>
+              </w:rPr>
+            </w:rPrChange>
+          </w:rPr>
+          <w:t>Understanding Feature Scaling in Machine Learning</w:t>
+        </w:r>
+        <w:r>
+          <w:rPr>
+            <w:rFonts w:ascii="Calibri" w:hAnsi="Calibri" w:cs="Calibri"/>
+            <w:rPrChange w:id="498" w:author="MatheuS Santos" w:date="2026-10-24T23:34:00Z" w16du:dateUtc="2026-10-24T22:34:00Z">
+              <w:rPr/>
+            </w:rPrChange>
+          </w:rPr>
+          <w:t xml:space="preserve">. Medium. Available at: </w:t>
+        </w:r>
+        <w:r>
+          <w:rPr>
+            <w:rFonts w:ascii="Calibri" w:hAnsi="Calibri" w:cs="Calibri"/>
+            <w:rPrChange w:id="499" w:author="MatheuS Santos" w:date="2026-10-24T23:34:00Z" w16du:dateUtc="2026-10-24T22:34:00Z">
+              <w:rPr/>
+            </w:rPrChange>
+          </w:rPr>
+          <w:fldChar w:fldCharType="begin"/>
+        </w:r>
+        <w:r>
+          <w:rPr>
+            <w:rFonts w:ascii="Calibri" w:hAnsi="Calibri" w:cs="Calibri"/>
+            <w:rPrChange w:id="500" w:author="MatheuS Santos" w:date="2026-10-24T23:34:00Z" w16du:dateUtc="2026-10-24T22:34:00Z">
+              <w:rPr/>
+            </w:rPrChange>
+          </w:rPr>
+          <w:instrText>HYPERLINK "https://medium.com/@punya8147_26846/understanding-feature-scaling-in-machine-learning-fe2ea8933b66"</w:instrText>
+        </w:r>
+        <w:r>
+          <w:rPr>
+            <w:rFonts w:ascii="Calibri" w:hAnsi="Calibri" w:cs="Calibri"/>
+          </w:rPr>
+        </w:r>
+        <w:r>
+          <w:rPr>
+            <w:rFonts w:ascii="Calibri" w:hAnsi="Calibri" w:cs="Calibri"/>
+            <w:rPrChange w:id="501" w:author="MatheuS Santos" w:date="2026-10-24T23:34:00Z" w16du:dateUtc="2026-10-24T22:34:00Z">
+              <w:rPr/>
+            </w:rPrChange>
+          </w:rPr>
+          <w:fldChar w:fldCharType="separate"/>
+        </w:r>
+        <w:r>
+          <w:rPr>
+            <w:rStyle w:val="Hyperlink"/>
+            <w:rFonts w:ascii="Calibri" w:hAnsi="Calibri" w:cs="Calibri"/>
+            <w:rPrChange w:id="502" w:author="MatheuS Santos" w:date="2026-10-24T23:34:00Z" w16du:dateUtc="2026-10-24T22:34:00Z">
+              <w:rPr>
+                <w:rStyle w:val="Hyperlink"/>
+              </w:rPr>
+            </w:rPrChange>
+          </w:rPr>
+          <w:t>https://medium.com/@punya8147_26846/understanding-feature-scaling-in-machine-learning-fe2ea8933b66</w:t>
+        </w:r>
+        <w:r>
+          <w:rPr>
+            <w:rFonts w:ascii="Calibri" w:hAnsi="Calibri" w:cs="Calibri"/>
+            <w:rPrChange w:id="503" w:author="MatheuS Santos" w:date="2026-10-24T23:34:00Z" w16du:dateUtc="2026-10-24T22:34:00Z">
+              <w:rPr/>
+            </w:rPrChange>
+          </w:rPr>
+          <w:fldChar w:fldCharType="end"/>
+        </w:r>
+        <w:r>
+          <w:rPr>
+            <w:rFonts w:ascii="Calibri" w:hAnsi="Calibri" w:cs="Calibri"/>
+            <w:rPrChange w:id="504" w:author="MatheuS Santos" w:date="2026-10-24T23:34:00Z" w16du:dateUtc="2026-10-24T22:34:00Z">
+              <w:rPr/>
+            </w:rPrChange>
+          </w:rPr>
+          <w:t xml:space="preserve"> (Accessed: 24 October 2026).</w:t>
+        </w:r>
+      </w:ins>
+    </w:p>
+    <w:p>
+      <w:pPr>
+        <w:rPr>
+          <w:ins w:id="505" w:author="MatheuS Santos" w:date="2026-10-24T23:05:00Z" w16du:dateUtc="2026-10-24T22:05:00Z"/>
+        </w:rPr>
+        <w:pPrChange w:id="506" w:author="MatheuS Santos" w:date="2026-10-24T23:05:00Z" w16du:dateUtc="2026-10-24T22:05:00Z">
           <w:pPr>
             <w:pStyle w:val="Heading1"/>
           </w:pPr>
@@ -7945,17 +7358,17 @@
       <w:pPr>
         <w:pStyle w:val="Heading1"/>
         <w:rPr>
-          <w:ins w:id="442" w:author="MatheuS Santos" w:date="2026-10-24T16:57:00Z" w16du:dateUtc="2026-10-24T15:57:00Z"/>
+          <w:ins w:id="507" w:author="MatheuS Santos" w:date="2026-10-24T16:57:00Z" w16du:dateUtc="2026-10-24T15:57:00Z"/>
         </w:rPr>
-        <w:pPrChange w:id="443" w:author="MatheuS Santos" w:date="2026-10-24T17:01:00Z" w16du:dateUtc="2026-10-24T16:01:00Z">
+        <w:pPrChange w:id="508" w:author="MatheuS Santos" w:date="2026-10-24T17:01:00Z" w16du:dateUtc="2026-10-24T16:01:00Z">
           <w:pPr/>
         </w:pPrChange>
       </w:pPr>
-      <w:bookmarkStart w:id="444" w:name="_Toc243754229"/>
+      <w:bookmarkStart w:id="509" w:name="_Toc243777787"/>
       <w:r>
         <w:t>13. Appendix</w:t>
       </w:r>
-      <w:bookmarkEnd w:id="444"/>
+      <w:bookmarkEnd w:id="509"/>
     </w:p>
     <w:p>
       <w:pPr>
@@ -7965,30 +7378,72 @@
           <w:numId w:val="7"/>
         </w:numPr>
         <w:spacing w:after="0" w:line="240" w:lineRule="auto"/>
+        <w:jc w:val="both"/>
         <w:rPr>
-          <w:ins w:id="445" w:author="MatheuS Santos" w:date="2026-10-24T16:58:00Z" w16du:dateUtc="2026-10-24T15:58:00Z"/>
+          <w:ins w:id="510" w:author="MatheuS Santos" w:date="2026-10-24T16:58:00Z" w16du:dateUtc="2026-10-24T15:58:00Z"/>
+          <w:rFonts w:ascii="Calibri" w:hAnsi="Calibri" w:cs="Calibri"/>
+          <w:rPrChange w:id="511" w:author="MatheuS Santos" w:date="2026-10-24T21:48:00Z" w16du:dateUtc="2026-10-24T20:48:00Z">
+            <w:rPr>
+              <w:ins w:id="512" w:author="MatheuS Santos" w:date="2026-10-24T16:58:00Z" w16du:dateUtc="2026-10-24T15:58:00Z"/>
+            </w:rPr>
+          </w:rPrChange>
         </w:rPr>
-        <w:pPrChange w:id="446" w:author="MatheuS Santos" w:date="2026-10-24T17:08:00Z" w16du:dateUtc="2026-10-24T16:08:00Z">
+        <w:pPrChange w:id="513" w:author="MatheuS Santos" w:date="2026-10-24T21:48:00Z" w16du:dateUtc="2026-10-24T20:48:00Z">
           <w:pPr/>
         </w:pPrChange>
       </w:pPr>
-      <w:ins w:id="447" w:author="MatheuS Santos" w:date="2026-10-24T17:00:00Z" w16du:dateUtc="2026-10-24T16:00:00Z">
-        <w:r>
+      <w:ins w:id="514" w:author="MatheuS Santos" w:date="2026-10-24T17:00:00Z" w16du:dateUtc="2026-10-24T16:00:00Z">
+        <w:r>
+          <w:rPr>
+            <w:rFonts w:ascii="Calibri" w:hAnsi="Calibri" w:cs="Calibri"/>
+            <w:rPrChange w:id="515" w:author="MatheuS Santos" w:date="2026-10-24T21:48:00Z" w16du:dateUtc="2026-10-24T20:48:00Z">
+              <w:rPr/>
+            </w:rPrChange>
+          </w:rPr>
           <w:fldChar w:fldCharType="begin"/>
         </w:r>
         <w:r>
+          <w:rPr>
+            <w:rFonts w:ascii="Calibri" w:hAnsi="Calibri" w:cs="Calibri"/>
+            <w:rPrChange w:id="516" w:author="MatheuS Santos" w:date="2026-10-24T21:48:00Z" w16du:dateUtc="2026-10-24T20:48:00Z">
+              <w:rPr/>
+            </w:rPrChange>
+          </w:rPr>
           <w:instrText>HYPERLINK "https://chatgpt.com/share/6adc9c0f-12a0-83eb-8ddf-d956d42bd42d"</w:instrText>
         </w:r>
         <w:r>
+          <w:rPr>
+            <w:rFonts w:ascii="Calibri" w:hAnsi="Calibri" w:cs="Calibri"/>
+          </w:rPr>
+        </w:r>
+        <w:r>
+          <w:rPr>
+            <w:rFonts w:ascii="Calibri" w:hAnsi="Calibri" w:cs="Calibri"/>
+            <w:rPrChange w:id="517" w:author="MatheuS Santos" w:date="2026-10-24T21:48:00Z" w16du:dateUtc="2026-10-24T20:48:00Z">
+              <w:rPr/>
+            </w:rPrChange>
+          </w:rPr>
           <w:fldChar w:fldCharType="separate"/>
         </w:r>
         <w:r>
           <w:rPr>
             <w:rStyle w:val="Hyperlink"/>
+            <w:rFonts w:ascii="Calibri" w:hAnsi="Calibri" w:cs="Calibri"/>
+            <w:rPrChange w:id="518" w:author="MatheuS Santos" w:date="2026-10-24T21:48:00Z" w16du:dateUtc="2026-10-24T20:48:00Z">
+              <w:rPr>
+                <w:rStyle w:val="Hyperlink"/>
+              </w:rPr>
+            </w:rPrChange>
           </w:rPr>
           <w:t>Chat-GPT for creating charts</w:t>
         </w:r>
         <w:r>
+          <w:rPr>
+            <w:rFonts w:ascii="Calibri" w:hAnsi="Calibri" w:cs="Calibri"/>
+            <w:rPrChange w:id="519" w:author="MatheuS Santos" w:date="2026-10-24T21:48:00Z" w16du:dateUtc="2026-10-24T20:48:00Z">
+              <w:rPr/>
+            </w:rPrChange>
+          </w:rPr>
           <w:fldChar w:fldCharType="end"/>
         </w:r>
       </w:ins>
@@ -8001,44 +7456,73 @@
           <w:numId w:val="7"/>
         </w:numPr>
         <w:spacing w:after="0" w:line="240" w:lineRule="auto"/>
+        <w:jc w:val="both"/>
         <w:rPr>
-          <w:ins w:id="448" w:author="MatheuS Santos" w:date="2026-10-24T16:58:00Z" w16du:dateUtc="2026-10-24T15:58:00Z"/>
+          <w:ins w:id="520" w:author="MatheuS Santos" w:date="2026-10-24T16:58:00Z" w16du:dateUtc="2026-10-24T15:58:00Z"/>
+          <w:rFonts w:ascii="Calibri" w:hAnsi="Calibri" w:cs="Calibri"/>
+          <w:rPrChange w:id="521" w:author="MatheuS Santos" w:date="2026-10-24T21:48:00Z" w16du:dateUtc="2026-10-24T20:48:00Z">
+            <w:rPr>
+              <w:ins w:id="522" w:author="MatheuS Santos" w:date="2026-10-24T16:58:00Z" w16du:dateUtc="2026-10-24T15:58:00Z"/>
+            </w:rPr>
+          </w:rPrChange>
         </w:rPr>
-        <w:pPrChange w:id="449" w:author="MatheuS Santos" w:date="2026-10-24T17:08:00Z" w16du:dateUtc="2026-10-24T16:08:00Z">
+        <w:pPrChange w:id="523" w:author="MatheuS Santos" w:date="2026-10-24T21:48:00Z" w16du:dateUtc="2026-10-24T20:48:00Z">
           <w:pPr/>
         </w:pPrChange>
       </w:pPr>
-      <w:ins w:id="450" w:author="MatheuS Santos" w:date="2026-10-24T17:00:00Z" w16du:dateUtc="2026-10-24T16:00:00Z">
-        <w:r>
+      <w:ins w:id="524" w:author="MatheuS Santos" w:date="2026-10-24T17:00:00Z" w16du:dateUtc="2026-10-24T16:00:00Z">
+        <w:r>
+          <w:rPr>
+            <w:rFonts w:ascii="Calibri" w:hAnsi="Calibri" w:cs="Calibri"/>
+            <w:rPrChange w:id="525" w:author="MatheuS Santos" w:date="2026-10-24T21:48:00Z" w16du:dateUtc="2026-10-24T20:48:00Z">
+              <w:rPr/>
+            </w:rPrChange>
+          </w:rPr>
+          <w:lastRenderedPageBreak/>
           <w:fldChar w:fldCharType="begin"/>
         </w:r>
         <w:r>
+          <w:rPr>
+            <w:rFonts w:ascii="Calibri" w:hAnsi="Calibri" w:cs="Calibri"/>
+            <w:rPrChange w:id="526" w:author="MatheuS Santos" w:date="2026-10-24T21:48:00Z" w16du:dateUtc="2026-10-24T20:48:00Z">
+              <w:rPr/>
+            </w:rPrChange>
+          </w:rPr>
           <w:instrText>HYPERLINK "https://chatgpt.com/share/6adc9c7a-20d4-83ed-8ab9-615a4c86bcf5"</w:instrText>
         </w:r>
         <w:r>
+          <w:rPr>
+            <w:rFonts w:ascii="Calibri" w:hAnsi="Calibri" w:cs="Calibri"/>
+          </w:rPr>
+        </w:r>
+        <w:r>
+          <w:rPr>
+            <w:rFonts w:ascii="Calibri" w:hAnsi="Calibri" w:cs="Calibri"/>
+            <w:rPrChange w:id="527" w:author="MatheuS Santos" w:date="2026-10-24T21:48:00Z" w16du:dateUtc="2026-10-24T20:48:00Z">
+              <w:rPr/>
+            </w:rPrChange>
+          </w:rPr>
           <w:fldChar w:fldCharType="separate"/>
         </w:r>
         <w:r>
           <w:rPr>
             <w:rStyle w:val="Hyperlink"/>
-          </w:rPr>
-          <w:t xml:space="preserve">Chat for </w:t>
-        </w:r>
-        <w:proofErr w:type="gramStart"/>
-        <w:r>
-          <w:rPr>
-            <w:rStyle w:val="Hyperlink"/>
-          </w:rPr>
-          <w:t>( EDA</w:t>
-        </w:r>
-        <w:proofErr w:type="gramEnd"/>
-        <w:r>
-          <w:rPr>
-            <w:rStyle w:val="Hyperlink"/>
-          </w:rPr>
-          <w:t xml:space="preserve"> )</w:t>
-        </w:r>
-        <w:r>
+            <w:rFonts w:ascii="Calibri" w:hAnsi="Calibri" w:cs="Calibri"/>
+            <w:rPrChange w:id="528" w:author="MatheuS Santos" w:date="2026-10-24T21:48:00Z" w16du:dateUtc="2026-10-24T20:48:00Z">
+              <w:rPr>
+                <w:rStyle w:val="Hyperlink"/>
+              </w:rPr>
+            </w:rPrChange>
+          </w:rPr>
+          <w:t>Chat for ( EDA )</w:t>
+        </w:r>
+        <w:r>
+          <w:rPr>
+            <w:rFonts w:ascii="Calibri" w:hAnsi="Calibri" w:cs="Calibri"/>
+            <w:rPrChange w:id="529" w:author="MatheuS Santos" w:date="2026-10-24T21:48:00Z" w16du:dateUtc="2026-10-24T20:48:00Z">
+              <w:rPr/>
+            </w:rPrChange>
+          </w:rPr>
           <w:fldChar w:fldCharType="end"/>
         </w:r>
       </w:ins>
@@ -8051,37 +7535,65 @@
           <w:numId w:val="7"/>
         </w:numPr>
         <w:spacing w:after="0" w:line="240" w:lineRule="auto"/>
-        <w:pPrChange w:id="451" w:author="MatheuS Santos" w:date="2026-10-24T17:08:00Z" w16du:dateUtc="2026-10-24T16:08:00Z">
+        <w:jc w:val="both"/>
+        <w:pPrChange w:id="530" w:author="MatheuS Santos" w:date="2026-10-24T21:48:00Z" w16du:dateUtc="2026-10-24T20:48:00Z">
           <w:pPr>
             <w:pStyle w:val="Heading1"/>
           </w:pPr>
         </w:pPrChange>
       </w:pPr>
-      <w:ins w:id="452" w:author="MatheuS Santos" w:date="2026-10-24T17:01:00Z" w16du:dateUtc="2026-10-24T16:01:00Z">
-        <w:r>
+      <w:ins w:id="531" w:author="MatheuS Santos" w:date="2026-10-24T17:01:00Z" w16du:dateUtc="2026-10-24T16:01:00Z">
+        <w:r>
+          <w:rPr>
+            <w:rFonts w:ascii="Calibri" w:hAnsi="Calibri" w:cs="Calibri"/>
+            <w:rPrChange w:id="532" w:author="MatheuS Santos" w:date="2026-10-24T21:48:00Z" w16du:dateUtc="2026-10-24T20:48:00Z">
+              <w:rPr/>
+            </w:rPrChange>
+          </w:rPr>
           <w:fldChar w:fldCharType="begin"/>
         </w:r>
         <w:r>
+          <w:rPr>
+            <w:rFonts w:ascii="Calibri" w:hAnsi="Calibri" w:cs="Calibri"/>
+            <w:rPrChange w:id="533" w:author="MatheuS Santos" w:date="2026-10-24T21:48:00Z" w16du:dateUtc="2026-10-24T20:48:00Z">
+              <w:rPr/>
+            </w:rPrChange>
+          </w:rPr>
           <w:instrText>HYPERLINK "https://chatgpt.com/share/6adc9c7a-20d4-83ed-8ab9-615a4c86bcf5"</w:instrText>
         </w:r>
         <w:r>
+          <w:rPr>
+            <w:rFonts w:ascii="Calibri" w:hAnsi="Calibri" w:cs="Calibri"/>
+          </w:rPr>
+        </w:r>
+        <w:r>
+          <w:rPr>
+            <w:rFonts w:ascii="Calibri" w:hAnsi="Calibri" w:cs="Calibri"/>
+            <w:rPrChange w:id="534" w:author="MatheuS Santos" w:date="2026-10-24T21:48:00Z" w16du:dateUtc="2026-10-24T20:48:00Z">
+              <w:rPr/>
+            </w:rPrChange>
+          </w:rPr>
           <w:fldChar w:fldCharType="separate"/>
         </w:r>
         <w:r>
           <w:rPr>
             <w:rStyle w:val="Hyperlink"/>
-          </w:rPr>
-          <w:t xml:space="preserve">Chat-GPT [ EDA </w:t>
-        </w:r>
-        <w:proofErr w:type="gramStart"/>
-        <w:r>
-          <w:rPr>
-            <w:rStyle w:val="Hyperlink"/>
-          </w:rPr>
-          <w:t>Questions ]</w:t>
-        </w:r>
-        <w:proofErr w:type="gramEnd"/>
-        <w:r>
+            <w:rFonts w:ascii="Calibri" w:hAnsi="Calibri" w:cs="Calibri"/>
+            <w:rPrChange w:id="535" w:author="MatheuS Santos" w:date="2026-10-24T21:48:00Z" w16du:dateUtc="2026-10-24T20:48:00Z">
+              <w:rPr>
+                <w:rStyle w:val="Hyperlink"/>
+              </w:rPr>
+            </w:rPrChange>
+          </w:rPr>
+          <w:t>Chat-GPT [ EDA Questions ]</w:t>
+        </w:r>
+        <w:r>
+          <w:rPr>
+            <w:rFonts w:ascii="Calibri" w:hAnsi="Calibri" w:cs="Calibri"/>
+            <w:rPrChange w:id="536" w:author="MatheuS Santos" w:date="2026-10-24T21:48:00Z" w16du:dateUtc="2026-10-24T20:48:00Z">
+              <w:rPr/>
+            </w:rPrChange>
+          </w:rPr>
           <w:fldChar w:fldCharType="end"/>
         </w:r>
       </w:ins>
@@ -8979,6 +8491,92 @@
       </w:rPr>
     </w:lvl>
   </w:abstractNum>
+  <w:abstractNum w:abstractNumId="7" w15:restartNumberingAfterBreak="0">
+    <w:nsid w:val="72CE0D37"/>
+    <w:multiLevelType w:val="hybridMultilevel"/>
+    <w:tmpl w:val="69845E26"/>
+    <w:lvl w:ilvl="0" w:tplc="0409000F">
+      <w:start w:val="1"/>
+      <w:numFmt w:val="decimal"/>
+      <w:lvlText w:val="%1."/>
+      <w:lvlJc w:val="left"/>
+      <w:pPr>
+        <w:ind w:left="720" w:hanging="360"/>
+      </w:pPr>
+    </w:lvl>
+    <w:lvl w:ilvl="1" w:tplc="04090019" w:tentative="1">
+      <w:start w:val="1"/>
+      <w:numFmt w:val="lowerLetter"/>
+      <w:lvlText w:val="%2."/>
+      <w:lvlJc w:val="left"/>
+      <w:pPr>
+        <w:ind w:left="1440" w:hanging="360"/>
+      </w:pPr>
+    </w:lvl>
+    <w:lvl w:ilvl="2" w:tplc="0409001B" w:tentative="1">
+      <w:start w:val="1"/>
+      <w:numFmt w:val="lowerRoman"/>
+      <w:lvlText w:val="%3."/>
+      <w:lvlJc w:val="right"/>
+      <w:pPr>
+        <w:ind w:left="2160" w:hanging="180"/>
+      </w:pPr>
+    </w:lvl>
+    <w:lvl w:ilvl="3" w:tplc="0409000F" w:tentative="1">
+      <w:start w:val="1"/>
+      <w:numFmt w:val="decimal"/>
+      <w:lvlText w:val="%4."/>
+      <w:lvlJc w:val="left"/>
+      <w:pPr>
+        <w:ind w:left="2880" w:hanging="360"/>
+      </w:pPr>
+    </w:lvl>
+    <w:lvl w:ilvl="4" w:tplc="04090019" w:tentative="1">
+      <w:start w:val="1"/>
+      <w:numFmt w:val="lowerLetter"/>
+      <w:lvlText w:val="%5."/>
+      <w:lvlJc w:val="left"/>
+      <w:pPr>
+        <w:ind w:left="3600" w:hanging="360"/>
+      </w:pPr>
+    </w:lvl>
+    <w:lvl w:ilvl="5" w:tplc="0409001B" w:tentative="1">
+      <w:start w:val="1"/>
+      <w:numFmt w:val="lowerRoman"/>
+      <w:lvlText w:val="%6."/>
+      <w:lvlJc w:val="right"/>
+      <w:pPr>
+        <w:ind w:left="4320" w:hanging="180"/>
+      </w:pPr>
+    </w:lvl>
+    <w:lvl w:ilvl="6" w:tplc="0409000F" w:tentative="1">
+      <w:start w:val="1"/>
+      <w:numFmt w:val="decimal"/>
+      <w:lvlText w:val="%7."/>
+      <w:lvlJc w:val="left"/>
+      <w:pPr>
+        <w:ind w:left="5040" w:hanging="360"/>
+      </w:pPr>
+    </w:lvl>
+    <w:lvl w:ilvl="7" w:tplc="04090019" w:tentative="1">
+      <w:start w:val="1"/>
+      <w:numFmt w:val="lowerLetter"/>
+      <w:lvlText w:val="%8."/>
+      <w:lvlJc w:val="left"/>
+      <w:pPr>
+        <w:ind w:left="5760" w:hanging="360"/>
+      </w:pPr>
+    </w:lvl>
+    <w:lvl w:ilvl="8" w:tplc="0409001B" w:tentative="1">
+      <w:start w:val="1"/>
+      <w:numFmt w:val="lowerRoman"/>
+      <w:lvlText w:val="%9."/>
+      <w:lvlJc w:val="right"/>
+      <w:pPr>
+        <w:ind w:left="6480" w:hanging="180"/>
+      </w:pPr>
+    </w:lvl>
+  </w:abstractNum>
   <w:num w:numId="1" w16cid:durableId="400951203">
     <w:abstractNumId w:val="2"/>
   </w:num>
@@ -8999,6 +8597,9 @@
   </w:num>
   <w:num w:numId="7" w16cid:durableId="972901826">
     <w:abstractNumId w:val="4"/>
+  </w:num>
+  <w:num w:numId="8" w16cid:durableId="1196969081">
+    <w:abstractNumId w:val="7"/>
   </w:num>
 </w:numbering>
 </file>
@@ -10265,6 +9866,17 @@
       <w:szCs w:val="20"/>
     </w:rPr>
   </w:style>
+  <w:style w:type="character" w:styleId="Emphasis">
+    <w:name w:val="Emphasis"/>
+    <w:basedOn w:val="DefaultParagraphFont"/>
+    <w:uiPriority w:val="20"/>
+    <w:qFormat/>
+    <w:rsid w:val="00FB50D0"/>
+    <w:rPr>
+      <w:i/>
+      <w:iCs/>
+    </w:rPr>
+  </w:style>
 </w:styles>
 </file>
 
